--- a/Sistemas operativos practica 3.docx
+++ b/Sistemas operativos practica 3.docx
@@ -640,25 +640,7 @@
           <w:sz w:val="20"/>
           <w:szCs w:val="20"/>
         </w:rPr>
-        <w:t xml:space="preserve">. El diferenciador de virtualización es la comparación entre Full Clone y </w:t>
-      </w:r>
-      <w:proofErr w:type="spellStart"/>
-      <w:r>
-        <w:rPr>
-          <w:rFonts w:ascii="Arial" w:eastAsia="Arial" w:hAnsi="Arial" w:cs="Arial"/>
-          <w:sz w:val="20"/>
-          <w:szCs w:val="20"/>
-        </w:rPr>
-        <w:t>Linked</w:t>
-      </w:r>
-      <w:proofErr w:type="spellEnd"/>
-      <w:r>
-        <w:rPr>
-          <w:rFonts w:ascii="Arial" w:eastAsia="Arial" w:hAnsi="Arial" w:cs="Arial"/>
-          <w:sz w:val="20"/>
-          <w:szCs w:val="20"/>
-        </w:rPr>
-        <w:t xml:space="preserve"> Clone, analizando cómo el </w:t>
+        <w:t xml:space="preserve">. El diferenciador de virtualización es la comparación entre Full Clone y Linked Clone, analizando cómo el </w:t>
       </w:r>
       <w:proofErr w:type="spellStart"/>
       <w:r>
@@ -676,25 +658,7 @@
           <w:sz w:val="20"/>
           <w:szCs w:val="20"/>
         </w:rPr>
-        <w:t xml:space="preserve"> gestiona el almacenamiento compartido mediante </w:t>
-      </w:r>
-      <w:proofErr w:type="spellStart"/>
-      <w:r>
-        <w:rPr>
-          <w:rFonts w:ascii="Arial" w:eastAsia="Arial" w:hAnsi="Arial" w:cs="Arial"/>
-          <w:sz w:val="20"/>
-          <w:szCs w:val="20"/>
-        </w:rPr>
-        <w:t>Copy-on-Write</w:t>
-      </w:r>
-      <w:proofErr w:type="spellEnd"/>
-      <w:r>
-        <w:rPr>
-          <w:rFonts w:ascii="Arial" w:eastAsia="Arial" w:hAnsi="Arial" w:cs="Arial"/>
-          <w:sz w:val="20"/>
-          <w:szCs w:val="20"/>
-        </w:rPr>
-        <w:t>.</w:t>
+        <w:t xml:space="preserve"> gestiona el almacenamiento compartido mediante Copy-on-Write.</w:t>
       </w:r>
     </w:p>
     <w:p>
@@ -1074,43 +1038,7 @@
           <w:sz w:val="20"/>
           <w:szCs w:val="20"/>
         </w:rPr>
-        <w:t xml:space="preserve">6.2 </w:t>
-      </w:r>
-      <w:proofErr w:type="spellStart"/>
-      <w:r>
-        <w:rPr>
-          <w:rFonts w:ascii="Arial" w:eastAsia="Arial" w:hAnsi="Arial" w:cs="Arial"/>
-          <w:sz w:val="20"/>
-          <w:szCs w:val="20"/>
-        </w:rPr>
-        <w:t>Copy-on-Write</w:t>
-      </w:r>
-      <w:proofErr w:type="spellEnd"/>
-      <w:r>
-        <w:rPr>
-          <w:rFonts w:ascii="Arial" w:eastAsia="Arial" w:hAnsi="Arial" w:cs="Arial"/>
-          <w:sz w:val="20"/>
-          <w:szCs w:val="20"/>
-        </w:rPr>
-        <w:t xml:space="preserve"> en </w:t>
-      </w:r>
-      <w:proofErr w:type="spellStart"/>
-      <w:r>
-        <w:rPr>
-          <w:rFonts w:ascii="Arial" w:eastAsia="Arial" w:hAnsi="Arial" w:cs="Arial"/>
-          <w:sz w:val="20"/>
-          <w:szCs w:val="20"/>
-        </w:rPr>
-        <w:t>Linked</w:t>
-      </w:r>
-      <w:proofErr w:type="spellEnd"/>
-      <w:r>
-        <w:rPr>
-          <w:rFonts w:ascii="Arial" w:eastAsia="Arial" w:hAnsi="Arial" w:cs="Arial"/>
-          <w:sz w:val="20"/>
-          <w:szCs w:val="20"/>
-        </w:rPr>
-        <w:t xml:space="preserve"> Clone: compartición de bloques de disco</w:t>
+        <w:t>6.2 Copy-on-Write en Linked Clone: compartición de bloques de disco</w:t>
       </w:r>
     </w:p>
     <w:p>
@@ -1233,25 +1161,7 @@
                 <w:sz w:val="20"/>
                 <w:szCs w:val="20"/>
               </w:rPr>
-              <w:t xml:space="preserve">Experimento de virtualización: Full Clone vs </w:t>
-            </w:r>
-            <w:proofErr w:type="spellStart"/>
-            <w:r>
-              <w:rPr>
-                <w:rFonts w:ascii="Arial" w:eastAsia="Arial" w:hAnsi="Arial" w:cs="Arial"/>
-                <w:sz w:val="20"/>
-                <w:szCs w:val="20"/>
-              </w:rPr>
-              <w:t>Linked</w:t>
-            </w:r>
-            <w:proofErr w:type="spellEnd"/>
-            <w:r>
-              <w:rPr>
-                <w:rFonts w:ascii="Arial" w:eastAsia="Arial" w:hAnsi="Arial" w:cs="Arial"/>
-                <w:sz w:val="20"/>
-                <w:szCs w:val="20"/>
-              </w:rPr>
-              <w:t xml:space="preserve"> Clone en VirtualBox</w:t>
+              <w:t>Experimento de virtualización: Full Clone vs Linked Clone en VirtualBox</w:t>
             </w:r>
           </w:p>
         </w:tc>
@@ -1740,7 +1650,7 @@
           <w:szCs w:val="20"/>
         </w:rPr>
         <w:drawing>
-          <wp:anchor distT="0" distB="0" distL="114300" distR="114300" simplePos="0" relativeHeight="251660288" behindDoc="0" locked="0" layoutInCell="1" allowOverlap="1" wp14:anchorId="26CB8897" wp14:editId="6EE3FBAC">
+          <wp:anchor distT="0" distB="0" distL="114300" distR="114300" simplePos="0" relativeHeight="251660288" behindDoc="0" locked="0" layoutInCell="1" allowOverlap="1" wp14:anchorId="26CB8897" wp14:editId="792AFB20">
             <wp:simplePos x="0" y="0"/>
             <wp:positionH relativeFrom="margin">
               <wp:posOffset>16048</wp:posOffset>
@@ -6244,25 +6154,7 @@
           <w:sz w:val="20"/>
           <w:szCs w:val="20"/>
         </w:rPr>
-        <w:t>Usar MODULE_</w:t>
-      </w:r>
-      <w:proofErr w:type="gramStart"/>
-      <w:r>
-        <w:rPr>
-          <w:rFonts w:ascii="Arial" w:eastAsia="Arial" w:hAnsi="Arial" w:cs="Arial"/>
-          <w:sz w:val="20"/>
-          <w:szCs w:val="20"/>
-        </w:rPr>
-        <w:t>AUTHOR(</w:t>
-      </w:r>
-      <w:proofErr w:type="gramEnd"/>
-      <w:r>
-        <w:rPr>
-          <w:rFonts w:ascii="Arial" w:eastAsia="Arial" w:hAnsi="Arial" w:cs="Arial"/>
-          <w:sz w:val="20"/>
-          <w:szCs w:val="20"/>
-        </w:rPr>
-        <w:t>"[nombre completo]"), MODULE_DESCRIPTION y MODULE_LICENSE("GPL")</w:t>
+        <w:t>Usar MODULE_AUTHOR("[nombre completo]"), MODULE_DESCRIPTION y MODULE_LICENSE("GPL")</w:t>
       </w:r>
     </w:p>
     <w:p>
@@ -6305,25 +6197,7 @@
           <w:sz w:val="20"/>
           <w:szCs w:val="20"/>
         </w:rPr>
-        <w:t xml:space="preserve"> debe imprimir con </w:t>
-      </w:r>
-      <w:proofErr w:type="gramStart"/>
-      <w:r>
-        <w:rPr>
-          <w:rFonts w:ascii="Arial" w:eastAsia="Arial" w:hAnsi="Arial" w:cs="Arial"/>
-          <w:sz w:val="20"/>
-          <w:szCs w:val="20"/>
-        </w:rPr>
-        <w:t>printk(</w:t>
-      </w:r>
-      <w:proofErr w:type="gramEnd"/>
-      <w:r>
-        <w:rPr>
-          <w:rFonts w:ascii="Arial" w:eastAsia="Arial" w:hAnsi="Arial" w:cs="Arial"/>
-          <w:sz w:val="20"/>
-          <w:szCs w:val="20"/>
-        </w:rPr>
-        <w:t>KERN_INFO, ...) datos reales del subsistema asignado</w:t>
+        <w:t xml:space="preserve"> debe imprimir con printk(KERN_INFO, ...) datos reales del subsistema asignado</w:t>
       </w:r>
     </w:p>
     <w:p>
@@ -6601,27 +6475,7 @@
                 <w:sz w:val="20"/>
                 <w:szCs w:val="20"/>
               </w:rPr>
-              <w:t># 2. Crear Makefile con: obj-</w:t>
-            </w:r>
-            <w:proofErr w:type="gramStart"/>
-            <w:r>
-              <w:rPr>
-                <w:rFonts w:ascii="Arial" w:eastAsia="Courier New" w:hAnsi="Arial" w:cs="Arial"/>
-                <w:color w:val="6A9955"/>
-                <w:sz w:val="20"/>
-                <w:szCs w:val="20"/>
-              </w:rPr>
-              <w:t>m :</w:t>
-            </w:r>
-            <w:proofErr w:type="gramEnd"/>
-            <w:r>
-              <w:rPr>
-                <w:rFonts w:ascii="Arial" w:eastAsia="Courier New" w:hAnsi="Arial" w:cs="Arial"/>
-                <w:color w:val="6A9955"/>
-                <w:sz w:val="20"/>
-                <w:szCs w:val="20"/>
-              </w:rPr>
-              <w:t>= nombre_modulo.o</w:t>
+              <w:t># 2. Crear Makefile con: obj-m := nombre_modulo.o</w:t>
             </w:r>
           </w:p>
           <w:p>
@@ -6787,20 +6641,9 @@
                 <w:sz w:val="20"/>
                 <w:szCs w:val="20"/>
               </w:rPr>
-              <w:t>nombre_</w:t>
-            </w:r>
-            <w:proofErr w:type="gramStart"/>
-            <w:r>
-              <w:rPr>
-                <w:rFonts w:ascii="Arial" w:eastAsia="Courier New" w:hAnsi="Arial" w:cs="Arial"/>
-                <w:color w:val="9CDCFE"/>
-                <w:sz w:val="20"/>
-                <w:szCs w:val="20"/>
-              </w:rPr>
-              <w:t>modulo.ko</w:t>
+              <w:t>nombre_modulo.ko</w:t>
             </w:r>
             <w:proofErr w:type="spellEnd"/>
-            <w:proofErr w:type="gramEnd"/>
             <w:r>
               <w:rPr>
                 <w:rFonts w:ascii="Arial" w:eastAsia="Courier New" w:hAnsi="Arial" w:cs="Arial"/>
@@ -7957,9 +7800,6 @@
         </w:rPr>
       </w:pPr>
       <w:r>
-        <w:rPr>
-          <w:lang w:val="en-US"/>
-        </w:rPr>
         <w:t xml:space="preserve">  </w:t>
       </w:r>
       <w:r>
@@ -8091,31 +7931,7 @@
           <w:sz w:val="18"/>
           <w:szCs w:val="18"/>
         </w:rPr>
-        <w:t>2. Crear Makefile con: obj-</w:t>
-      </w:r>
-      <w:proofErr w:type="gramStart"/>
-      <w:r>
-        <w:rPr>
-          <w:rFonts w:ascii="Courier New" w:eastAsia="Courier New" w:hAnsi="Courier New" w:cs="Courier New"/>
-          <w:b/>
-          <w:bCs/>
-          <w:color w:val="6A9955"/>
-          <w:sz w:val="18"/>
-          <w:szCs w:val="18"/>
-        </w:rPr>
-        <w:t>m :</w:t>
-      </w:r>
-      <w:proofErr w:type="gramEnd"/>
-      <w:r>
-        <w:rPr>
-          <w:rFonts w:ascii="Courier New" w:eastAsia="Courier New" w:hAnsi="Courier New" w:cs="Courier New"/>
-          <w:b/>
-          <w:bCs/>
-          <w:color w:val="6A9955"/>
-          <w:sz w:val="18"/>
-          <w:szCs w:val="18"/>
-        </w:rPr>
-        <w:t>= nombre_modulo.o</w:t>
+        <w:t>2. Crear Makefile con: obj-m := nombre_modulo.o</w:t>
       </w:r>
     </w:p>
     <w:p>
@@ -8413,22 +8229,9 @@
           <w:sz w:val="18"/>
           <w:szCs w:val="18"/>
         </w:rPr>
-        <w:t>nombre_</w:t>
-      </w:r>
-      <w:proofErr w:type="gramStart"/>
-      <w:r>
-        <w:rPr>
-          <w:rFonts w:ascii="Courier New" w:eastAsia="Courier New" w:hAnsi="Courier New" w:cs="Courier New"/>
-          <w:b/>
-          <w:bCs/>
-          <w:color w:val="9CDCFE"/>
-          <w:sz w:val="18"/>
-          <w:szCs w:val="18"/>
-        </w:rPr>
-        <w:t>modulo.ko</w:t>
-      </w:r>
-      <w:proofErr w:type="spellEnd"/>
-      <w:proofErr w:type="gramEnd"/>
+        <w:t>nombre_modulo.ko</w:t>
+      </w:r>
+      <w:proofErr w:type="spellEnd"/>
       <w:r>
         <w:rPr>
           <w:rFonts w:ascii="Courier New" w:eastAsia="Courier New" w:hAnsi="Courier New" w:cs="Courier New"/>
@@ -8562,7 +8365,7 @@
           <w:noProof/>
         </w:rPr>
         <w:drawing>
-          <wp:inline distT="0" distB="0" distL="0" distR="0" wp14:anchorId="4C7037C4" wp14:editId="08183326">
+          <wp:inline distT="0" distB="0" distL="0" distR="0" wp14:anchorId="4C7037C4" wp14:editId="1807ACA7">
             <wp:extent cx="5612130" cy="1167765"/>
             <wp:effectExtent l="0" t="0" r="7620" b="0"/>
             <wp:docPr id="992549596" name="Imagen 6"/>
@@ -8668,7 +8471,7 @@
           <w:noProof/>
         </w:rPr>
         <w:drawing>
-          <wp:inline distT="0" distB="0" distL="0" distR="0" wp14:anchorId="236EDD39" wp14:editId="6F2991D2">
+          <wp:inline distT="0" distB="0" distL="0" distR="0" wp14:anchorId="236EDD39" wp14:editId="094FD280">
             <wp:extent cx="5612130" cy="492125"/>
             <wp:effectExtent l="0" t="0" r="7620" b="3175"/>
             <wp:docPr id="84184917" name="Imagen 7"/>
@@ -8814,7 +8617,7 @@
           <w:noProof/>
         </w:rPr>
         <w:drawing>
-          <wp:inline distT="0" distB="0" distL="0" distR="0" wp14:anchorId="28CC1562" wp14:editId="385D2040">
+          <wp:inline distT="0" distB="0" distL="0" distR="0" wp14:anchorId="28CC1562" wp14:editId="4DF49B7A">
             <wp:extent cx="5612130" cy="535305"/>
             <wp:effectExtent l="0" t="0" r="7620" b="0"/>
             <wp:docPr id="228591254" name="Imagen 8"/>
@@ -8869,7 +8672,7 @@
           <w:noProof/>
         </w:rPr>
         <w:drawing>
-          <wp:inline distT="0" distB="0" distL="0" distR="0" wp14:anchorId="67AB144F" wp14:editId="29370B78">
+          <wp:inline distT="0" distB="0" distL="0" distR="0" wp14:anchorId="67AB144F" wp14:editId="7B90CAD0">
             <wp:extent cx="5612130" cy="877570"/>
             <wp:effectExtent l="0" t="0" r="7620" b="0"/>
             <wp:docPr id="1003840316" name="Imagen 10"/>
@@ -8919,8 +8722,3330 @@
       </w:r>
     </w:p>
     <w:p>
-      <w:r>
-        <w:br w:type="page"/>
+      <w:pPr>
+        <w:spacing w:before="220" w:after="100"/>
+      </w:pPr>
+      <w:r>
+        <w:rPr>
+          <w:rFonts w:ascii="Arial" w:eastAsia="Arial" w:hAnsi="Arial" w:cs="Arial"/>
+          <w:b/>
+          <w:bCs/>
+          <w:color w:val="B03A2E"/>
+        </w:rPr>
+        <w:t>E1. Experimentos del Subsistema de E/S: E/S de Dispositivos de Caracteres (/</w:t>
+      </w:r>
+      <w:proofErr w:type="spellStart"/>
+      <w:r>
+        <w:rPr>
+          <w:rFonts w:ascii="Arial" w:eastAsia="Arial" w:hAnsi="Arial" w:cs="Arial"/>
+          <w:b/>
+          <w:bCs/>
+          <w:color w:val="B03A2E"/>
+        </w:rPr>
+        <w:t>dev</w:t>
+      </w:r>
+      <w:proofErr w:type="spellEnd"/>
+      <w:r>
+        <w:rPr>
+          <w:rFonts w:ascii="Arial" w:eastAsia="Arial" w:hAnsi="Arial" w:cs="Arial"/>
+          <w:b/>
+          <w:bCs/>
+          <w:color w:val="B03A2E"/>
+        </w:rPr>
+        <w:t>)</w:t>
+      </w:r>
+    </w:p>
+    <w:p>
+      <w:pPr>
+        <w:pStyle w:val="Prrafodelista"/>
+        <w:numPr>
+          <w:ilvl w:val="0"/>
+          <w:numId w:val="5"/>
+        </w:numPr>
+        <w:spacing w:before="60" w:after="60" w:line="240" w:lineRule="auto"/>
+        <w:contextualSpacing w:val="0"/>
+      </w:pPr>
+      <w:r>
+        <w:rPr>
+          <w:rFonts w:ascii="Arial" w:eastAsia="Arial" w:hAnsi="Arial" w:cs="Arial"/>
+          <w:sz w:val="22"/>
+          <w:szCs w:val="22"/>
+        </w:rPr>
+        <w:t xml:space="preserve">5.1 — Ejecutar </w:t>
+      </w:r>
+      <w:proofErr w:type="spellStart"/>
+      <w:r>
+        <w:rPr>
+          <w:rFonts w:ascii="Arial" w:eastAsia="Arial" w:hAnsi="Arial" w:cs="Arial"/>
+          <w:sz w:val="22"/>
+          <w:szCs w:val="22"/>
+        </w:rPr>
+        <w:t>ls</w:t>
+      </w:r>
+      <w:proofErr w:type="spellEnd"/>
+      <w:r>
+        <w:rPr>
+          <w:rFonts w:ascii="Arial" w:eastAsia="Arial" w:hAnsi="Arial" w:cs="Arial"/>
+          <w:sz w:val="22"/>
+          <w:szCs w:val="22"/>
+        </w:rPr>
+        <w:t xml:space="preserve"> -la /</w:t>
+      </w:r>
+      <w:proofErr w:type="spellStart"/>
+      <w:r>
+        <w:rPr>
+          <w:rFonts w:ascii="Arial" w:eastAsia="Arial" w:hAnsi="Arial" w:cs="Arial"/>
+          <w:sz w:val="22"/>
+          <w:szCs w:val="22"/>
+        </w:rPr>
+        <w:t>dev</w:t>
+      </w:r>
+      <w:proofErr w:type="spellEnd"/>
+      <w:r>
+        <w:rPr>
+          <w:rFonts w:ascii="Arial" w:eastAsia="Arial" w:hAnsi="Arial" w:cs="Arial"/>
+          <w:sz w:val="22"/>
+          <w:szCs w:val="22"/>
+        </w:rPr>
+        <w:t>/ | grep -E '^[cb]' | head -30. Clasificar 10 dispositivos en caracteres (c) vs bloque (b). Para cada uno anotar el número mayor (</w:t>
+      </w:r>
+      <w:proofErr w:type="spellStart"/>
+      <w:r>
+        <w:rPr>
+          <w:rFonts w:ascii="Arial" w:eastAsia="Arial" w:hAnsi="Arial" w:cs="Arial"/>
+          <w:sz w:val="22"/>
+          <w:szCs w:val="22"/>
+        </w:rPr>
+        <w:t>major</w:t>
+      </w:r>
+      <w:proofErr w:type="spellEnd"/>
+      <w:r>
+        <w:rPr>
+          <w:rFonts w:ascii="Arial" w:eastAsia="Arial" w:hAnsi="Arial" w:cs="Arial"/>
+          <w:sz w:val="22"/>
+          <w:szCs w:val="22"/>
+        </w:rPr>
+        <w:t>) y menor (</w:t>
+      </w:r>
+      <w:proofErr w:type="spellStart"/>
+      <w:r>
+        <w:rPr>
+          <w:rFonts w:ascii="Arial" w:eastAsia="Arial" w:hAnsi="Arial" w:cs="Arial"/>
+          <w:sz w:val="22"/>
+          <w:szCs w:val="22"/>
+        </w:rPr>
+        <w:t>minor</w:t>
+      </w:r>
+      <w:proofErr w:type="spellEnd"/>
+      <w:r>
+        <w:rPr>
+          <w:rFonts w:ascii="Arial" w:eastAsia="Arial" w:hAnsi="Arial" w:cs="Arial"/>
+          <w:sz w:val="22"/>
+          <w:szCs w:val="22"/>
+        </w:rPr>
+        <w:t xml:space="preserve">) y buscar su significado en </w:t>
+      </w:r>
+      <w:proofErr w:type="spellStart"/>
+      <w:r>
+        <w:rPr>
+          <w:rFonts w:ascii="Arial" w:eastAsia="Arial" w:hAnsi="Arial" w:cs="Arial"/>
+          <w:sz w:val="22"/>
+          <w:szCs w:val="22"/>
+        </w:rPr>
+        <w:t>cat</w:t>
+      </w:r>
+      <w:proofErr w:type="spellEnd"/>
+      <w:r>
+        <w:rPr>
+          <w:rFonts w:ascii="Arial" w:eastAsia="Arial" w:hAnsi="Arial" w:cs="Arial"/>
+          <w:sz w:val="22"/>
+          <w:szCs w:val="22"/>
+        </w:rPr>
+        <w:t xml:space="preserve"> /</w:t>
+      </w:r>
+      <w:proofErr w:type="spellStart"/>
+      <w:r>
+        <w:rPr>
+          <w:rFonts w:ascii="Arial" w:eastAsia="Arial" w:hAnsi="Arial" w:cs="Arial"/>
+          <w:sz w:val="22"/>
+          <w:szCs w:val="22"/>
+        </w:rPr>
+        <w:t>proc</w:t>
+      </w:r>
+      <w:proofErr w:type="spellEnd"/>
+      <w:r>
+        <w:rPr>
+          <w:rFonts w:ascii="Arial" w:eastAsia="Arial" w:hAnsi="Arial" w:cs="Arial"/>
+          <w:sz w:val="22"/>
+          <w:szCs w:val="22"/>
+        </w:rPr>
+        <w:t>/</w:t>
+      </w:r>
+      <w:proofErr w:type="spellStart"/>
+      <w:r>
+        <w:rPr>
+          <w:rFonts w:ascii="Arial" w:eastAsia="Arial" w:hAnsi="Arial" w:cs="Arial"/>
+          <w:sz w:val="22"/>
+          <w:szCs w:val="22"/>
+        </w:rPr>
+        <w:t>devices</w:t>
+      </w:r>
+      <w:proofErr w:type="spellEnd"/>
+    </w:p>
+    <w:p>
+      <w:pPr>
+        <w:spacing w:before="60" w:after="60" w:line="240" w:lineRule="auto"/>
+      </w:pPr>
+      <w:r>
+        <w:rPr>
+          <w:noProof/>
+        </w:rPr>
+        <w:drawing>
+          <wp:anchor distT="0" distB="0" distL="114300" distR="114300" simplePos="0" relativeHeight="251686912" behindDoc="0" locked="0" layoutInCell="1" allowOverlap="1" wp14:anchorId="3A276AEF" wp14:editId="61A4F967">
+            <wp:simplePos x="0" y="0"/>
+            <wp:positionH relativeFrom="column">
+              <wp:posOffset>249844</wp:posOffset>
+            </wp:positionH>
+            <wp:positionV relativeFrom="paragraph">
+              <wp:posOffset>71813</wp:posOffset>
+            </wp:positionV>
+            <wp:extent cx="5611678" cy="2718031"/>
+            <wp:effectExtent l="0" t="0" r="8255" b="6350"/>
+            <wp:wrapNone/>
+            <wp:docPr id="3" name="Imagen 3"/>
+            <wp:cNvGraphicFramePr>
+              <a:graphicFrameLocks xmlns:a="http://schemas.openxmlformats.org/drawingml/2006/main" noChangeAspect="1"/>
+            </wp:cNvGraphicFramePr>
+            <a:graphic xmlns:a="http://schemas.openxmlformats.org/drawingml/2006/main">
+              <a:graphicData uri="http://schemas.openxmlformats.org/drawingml/2006/picture">
+                <pic:pic xmlns:pic="http://schemas.openxmlformats.org/drawingml/2006/picture">
+                  <pic:nvPicPr>
+                    <pic:cNvPr id="0" name="Picture 1"/>
+                    <pic:cNvPicPr>
+                      <a:picLocks noChangeAspect="1" noChangeArrowheads="1"/>
+                    </pic:cNvPicPr>
+                  </pic:nvPicPr>
+                  <pic:blipFill>
+                    <a:blip r:embed="rId45">
+                      <a:extLst>
+                        <a:ext uri="{28A0092B-C50C-407E-A947-70E740481C1C}">
+                          <a14:useLocalDpi xmlns:a14="http://schemas.microsoft.com/office/drawing/2010/main" val="0"/>
+                        </a:ext>
+                      </a:extLst>
+                    </a:blip>
+                    <a:srcRect/>
+                    <a:stretch>
+                      <a:fillRect/>
+                    </a:stretch>
+                  </pic:blipFill>
+                  <pic:spPr bwMode="auto">
+                    <a:xfrm>
+                      <a:off x="0" y="0"/>
+                      <a:ext cx="5611678" cy="2718031"/>
+                    </a:xfrm>
+                    <a:prstGeom prst="rect">
+                      <a:avLst/>
+                    </a:prstGeom>
+                    <a:noFill/>
+                    <a:ln>
+                      <a:noFill/>
+                    </a:ln>
+                  </pic:spPr>
+                </pic:pic>
+              </a:graphicData>
+            </a:graphic>
+            <wp14:sizeRelV relativeFrom="margin">
+              <wp14:pctHeight>0</wp14:pctHeight>
+            </wp14:sizeRelV>
+          </wp:anchor>
+        </w:drawing>
+      </w:r>
+    </w:p>
+    <w:p>
+      <w:pPr>
+        <w:spacing w:before="60" w:after="60" w:line="240" w:lineRule="auto"/>
+      </w:pPr>
+    </w:p>
+    <w:p>
+      <w:pPr>
+        <w:spacing w:before="60" w:after="60" w:line="240" w:lineRule="auto"/>
+      </w:pPr>
+    </w:p>
+    <w:p>
+      <w:pPr>
+        <w:spacing w:before="60" w:after="60" w:line="240" w:lineRule="auto"/>
+      </w:pPr>
+    </w:p>
+    <w:p>
+      <w:pPr>
+        <w:spacing w:before="60" w:after="60" w:line="240" w:lineRule="auto"/>
+      </w:pPr>
+    </w:p>
+    <w:p>
+      <w:pPr>
+        <w:spacing w:before="60" w:after="60" w:line="240" w:lineRule="auto"/>
+      </w:pPr>
+    </w:p>
+    <w:p>
+      <w:pPr>
+        <w:spacing w:before="60" w:after="60" w:line="240" w:lineRule="auto"/>
+      </w:pPr>
+    </w:p>
+    <w:p>
+      <w:pPr>
+        <w:spacing w:before="60" w:after="60" w:line="240" w:lineRule="auto"/>
+      </w:pPr>
+    </w:p>
+    <w:p>
+      <w:pPr>
+        <w:spacing w:before="60" w:after="60" w:line="240" w:lineRule="auto"/>
+      </w:pPr>
+    </w:p>
+    <w:p>
+      <w:pPr>
+        <w:spacing w:before="60" w:after="60" w:line="240" w:lineRule="auto"/>
+      </w:pPr>
+    </w:p>
+    <w:p>
+      <w:pPr>
+        <w:spacing w:before="60" w:after="60" w:line="240" w:lineRule="auto"/>
+      </w:pPr>
+    </w:p>
+    <w:tbl>
+      <w:tblPr>
+        <w:tblStyle w:val="Tablaconcuadrcula"/>
+        <w:tblW w:w="0" w:type="auto"/>
+        <w:tblLook w:val="04A0" w:firstRow="1" w:lastRow="0" w:firstColumn="1" w:lastColumn="0" w:noHBand="0" w:noVBand="1"/>
+      </w:tblPr>
+      <w:tblGrid>
+        <w:gridCol w:w="2207"/>
+        <w:gridCol w:w="2207"/>
+        <w:gridCol w:w="2207"/>
+        <w:gridCol w:w="2207"/>
+      </w:tblGrid>
+      <w:tr>
+        <w:tc>
+          <w:tcPr>
+            <w:tcW w:w="2207" w:type="dxa"/>
+          </w:tcPr>
+          <w:p>
+            <w:pPr>
+              <w:spacing w:before="60" w:after="60"/>
+              <w:rPr>
+                <w:rFonts w:ascii="Arial" w:hAnsi="Arial" w:cs="Arial"/>
+                <w:sz w:val="22"/>
+                <w:szCs w:val="22"/>
+              </w:rPr>
+            </w:pPr>
+            <w:r>
+              <w:rPr>
+                <w:rFonts w:ascii="Arial" w:hAnsi="Arial" w:cs="Arial"/>
+                <w:sz w:val="22"/>
+                <w:szCs w:val="22"/>
+              </w:rPr>
+              <w:t>Nombre</w:t>
+            </w:r>
+          </w:p>
+        </w:tc>
+        <w:tc>
+          <w:tcPr>
+            <w:tcW w:w="2207" w:type="dxa"/>
+          </w:tcPr>
+          <w:p>
+            <w:pPr>
+              <w:spacing w:before="60" w:after="60"/>
+              <w:rPr>
+                <w:rFonts w:ascii="Arial" w:hAnsi="Arial" w:cs="Arial"/>
+                <w:sz w:val="22"/>
+                <w:szCs w:val="22"/>
+              </w:rPr>
+            </w:pPr>
+            <w:r>
+              <w:rPr>
+                <w:rFonts w:ascii="Arial" w:hAnsi="Arial" w:cs="Arial"/>
+                <w:sz w:val="22"/>
+                <w:szCs w:val="22"/>
+              </w:rPr>
+              <w:t>Tipo c/b</w:t>
+            </w:r>
+          </w:p>
+        </w:tc>
+        <w:tc>
+          <w:tcPr>
+            <w:tcW w:w="2207" w:type="dxa"/>
+          </w:tcPr>
+          <w:p>
+            <w:pPr>
+              <w:spacing w:before="60" w:after="60"/>
+              <w:rPr>
+                <w:rFonts w:ascii="Arial" w:hAnsi="Arial" w:cs="Arial"/>
+                <w:sz w:val="22"/>
+                <w:szCs w:val="22"/>
+              </w:rPr>
+            </w:pPr>
+            <w:proofErr w:type="spellStart"/>
+            <w:r>
+              <w:rPr>
+                <w:rFonts w:ascii="Arial" w:hAnsi="Arial" w:cs="Arial"/>
+                <w:sz w:val="22"/>
+                <w:szCs w:val="22"/>
+              </w:rPr>
+              <w:t>Major</w:t>
+            </w:r>
+            <w:proofErr w:type="spellEnd"/>
+          </w:p>
+        </w:tc>
+        <w:tc>
+          <w:tcPr>
+            <w:tcW w:w="2207" w:type="dxa"/>
+          </w:tcPr>
+          <w:p>
+            <w:pPr>
+              <w:spacing w:before="60" w:after="60"/>
+              <w:rPr>
+                <w:rFonts w:ascii="Arial" w:hAnsi="Arial" w:cs="Arial"/>
+                <w:sz w:val="22"/>
+                <w:szCs w:val="22"/>
+              </w:rPr>
+            </w:pPr>
+            <w:proofErr w:type="spellStart"/>
+            <w:r>
+              <w:rPr>
+                <w:rFonts w:ascii="Arial" w:hAnsi="Arial" w:cs="Arial"/>
+                <w:sz w:val="22"/>
+                <w:szCs w:val="22"/>
+              </w:rPr>
+              <w:t>Minor</w:t>
+            </w:r>
+            <w:proofErr w:type="spellEnd"/>
+          </w:p>
+        </w:tc>
+      </w:tr>
+      <w:tr>
+        <w:tc>
+          <w:tcPr>
+            <w:tcW w:w="2207" w:type="dxa"/>
+          </w:tcPr>
+          <w:p>
+            <w:pPr>
+              <w:spacing w:before="60" w:after="60"/>
+              <w:rPr>
+                <w:rFonts w:ascii="Arial" w:hAnsi="Arial" w:cs="Arial"/>
+                <w:sz w:val="22"/>
+                <w:szCs w:val="22"/>
+              </w:rPr>
+            </w:pPr>
+            <w:proofErr w:type="spellStart"/>
+            <w:r>
+              <w:rPr>
+                <w:rFonts w:ascii="Arial" w:hAnsi="Arial" w:cs="Arial"/>
+                <w:sz w:val="22"/>
+                <w:szCs w:val="22"/>
+              </w:rPr>
+              <w:t>autofs</w:t>
+            </w:r>
+            <w:proofErr w:type="spellEnd"/>
+          </w:p>
+        </w:tc>
+        <w:tc>
+          <w:tcPr>
+            <w:tcW w:w="2207" w:type="dxa"/>
+          </w:tcPr>
+          <w:p>
+            <w:pPr>
+              <w:spacing w:before="60" w:after="60"/>
+              <w:rPr>
+                <w:rFonts w:ascii="Arial" w:hAnsi="Arial" w:cs="Arial"/>
+                <w:sz w:val="22"/>
+                <w:szCs w:val="22"/>
+              </w:rPr>
+            </w:pPr>
+            <w:r>
+              <w:rPr>
+                <w:rFonts w:ascii="Arial" w:hAnsi="Arial" w:cs="Arial"/>
+                <w:sz w:val="22"/>
+                <w:szCs w:val="22"/>
+              </w:rPr>
+              <w:t>c (carácter)</w:t>
+            </w:r>
+          </w:p>
+        </w:tc>
+        <w:tc>
+          <w:tcPr>
+            <w:tcW w:w="2207" w:type="dxa"/>
+          </w:tcPr>
+          <w:p>
+            <w:pPr>
+              <w:spacing w:before="60" w:after="60"/>
+              <w:rPr>
+                <w:rFonts w:ascii="Arial" w:hAnsi="Arial" w:cs="Arial"/>
+                <w:sz w:val="22"/>
+                <w:szCs w:val="22"/>
+              </w:rPr>
+            </w:pPr>
+            <w:r>
+              <w:rPr>
+                <w:rFonts w:ascii="Arial" w:hAnsi="Arial" w:cs="Arial"/>
+                <w:sz w:val="22"/>
+                <w:szCs w:val="22"/>
+              </w:rPr>
+              <w:t>10</w:t>
+            </w:r>
+          </w:p>
+        </w:tc>
+        <w:tc>
+          <w:tcPr>
+            <w:tcW w:w="2207" w:type="dxa"/>
+          </w:tcPr>
+          <w:p>
+            <w:pPr>
+              <w:spacing w:before="60" w:after="60"/>
+              <w:rPr>
+                <w:rFonts w:ascii="Arial" w:hAnsi="Arial" w:cs="Arial"/>
+                <w:sz w:val="22"/>
+                <w:szCs w:val="22"/>
+              </w:rPr>
+            </w:pPr>
+            <w:r>
+              <w:rPr>
+                <w:rFonts w:ascii="Arial" w:hAnsi="Arial" w:cs="Arial"/>
+                <w:sz w:val="22"/>
+                <w:szCs w:val="22"/>
+              </w:rPr>
+              <w:t>235</w:t>
+            </w:r>
+          </w:p>
+        </w:tc>
+      </w:tr>
+      <w:tr>
+        <w:tc>
+          <w:tcPr>
+            <w:tcW w:w="2207" w:type="dxa"/>
+          </w:tcPr>
+          <w:p>
+            <w:pPr>
+              <w:spacing w:before="60" w:after="60"/>
+              <w:rPr>
+                <w:rFonts w:ascii="Arial" w:hAnsi="Arial" w:cs="Arial"/>
+                <w:sz w:val="22"/>
+                <w:szCs w:val="22"/>
+              </w:rPr>
+            </w:pPr>
+            <w:proofErr w:type="spellStart"/>
+            <w:r>
+              <w:rPr>
+                <w:rFonts w:ascii="Arial" w:hAnsi="Arial" w:cs="Arial"/>
+                <w:sz w:val="22"/>
+                <w:szCs w:val="22"/>
+              </w:rPr>
+              <w:t>console</w:t>
+            </w:r>
+            <w:proofErr w:type="spellEnd"/>
+          </w:p>
+        </w:tc>
+        <w:tc>
+          <w:tcPr>
+            <w:tcW w:w="2207" w:type="dxa"/>
+          </w:tcPr>
+          <w:p>
+            <w:pPr>
+              <w:spacing w:before="60" w:after="60"/>
+              <w:rPr>
+                <w:rFonts w:ascii="Arial" w:hAnsi="Arial" w:cs="Arial"/>
+                <w:sz w:val="22"/>
+                <w:szCs w:val="22"/>
+              </w:rPr>
+            </w:pPr>
+            <w:r>
+              <w:rPr>
+                <w:rFonts w:ascii="Arial" w:hAnsi="Arial" w:cs="Arial"/>
+                <w:sz w:val="22"/>
+                <w:szCs w:val="22"/>
+              </w:rPr>
+              <w:t>c (carácter)</w:t>
+            </w:r>
+          </w:p>
+        </w:tc>
+        <w:tc>
+          <w:tcPr>
+            <w:tcW w:w="2207" w:type="dxa"/>
+          </w:tcPr>
+          <w:p>
+            <w:pPr>
+              <w:spacing w:before="60" w:after="60"/>
+              <w:rPr>
+                <w:rFonts w:ascii="Arial" w:hAnsi="Arial" w:cs="Arial"/>
+                <w:sz w:val="22"/>
+                <w:szCs w:val="22"/>
+              </w:rPr>
+            </w:pPr>
+            <w:r>
+              <w:rPr>
+                <w:rFonts w:ascii="Arial" w:hAnsi="Arial" w:cs="Arial"/>
+                <w:sz w:val="22"/>
+                <w:szCs w:val="22"/>
+              </w:rPr>
+              <w:t>5</w:t>
+            </w:r>
+          </w:p>
+        </w:tc>
+        <w:tc>
+          <w:tcPr>
+            <w:tcW w:w="2207" w:type="dxa"/>
+          </w:tcPr>
+          <w:p>
+            <w:pPr>
+              <w:spacing w:before="60" w:after="60"/>
+              <w:rPr>
+                <w:rFonts w:ascii="Arial" w:hAnsi="Arial" w:cs="Arial"/>
+                <w:sz w:val="22"/>
+                <w:szCs w:val="22"/>
+              </w:rPr>
+            </w:pPr>
+            <w:r>
+              <w:rPr>
+                <w:rFonts w:ascii="Arial" w:hAnsi="Arial" w:cs="Arial"/>
+                <w:sz w:val="22"/>
+                <w:szCs w:val="22"/>
+              </w:rPr>
+              <w:t>1</w:t>
+            </w:r>
+          </w:p>
+        </w:tc>
+      </w:tr>
+      <w:tr>
+        <w:tc>
+          <w:tcPr>
+            <w:tcW w:w="2207" w:type="dxa"/>
+          </w:tcPr>
+          <w:p>
+            <w:pPr>
+              <w:spacing w:before="60" w:after="60"/>
+              <w:rPr>
+                <w:rFonts w:ascii="Arial" w:hAnsi="Arial" w:cs="Arial"/>
+                <w:sz w:val="22"/>
+                <w:szCs w:val="22"/>
+              </w:rPr>
+            </w:pPr>
+            <w:r>
+              <w:rPr>
+                <w:rFonts w:ascii="Arial" w:hAnsi="Arial" w:cs="Arial"/>
+                <w:sz w:val="22"/>
+                <w:szCs w:val="22"/>
+              </w:rPr>
+              <w:t xml:space="preserve">fb0 </w:t>
+            </w:r>
+          </w:p>
+        </w:tc>
+        <w:tc>
+          <w:tcPr>
+            <w:tcW w:w="2207" w:type="dxa"/>
+          </w:tcPr>
+          <w:p>
+            <w:pPr>
+              <w:spacing w:before="60" w:after="60"/>
+              <w:rPr>
+                <w:rFonts w:ascii="Arial" w:hAnsi="Arial" w:cs="Arial"/>
+                <w:sz w:val="22"/>
+                <w:szCs w:val="22"/>
+              </w:rPr>
+            </w:pPr>
+            <w:r>
+              <w:rPr>
+                <w:rFonts w:ascii="Arial" w:hAnsi="Arial" w:cs="Arial"/>
+                <w:sz w:val="22"/>
+                <w:szCs w:val="22"/>
+              </w:rPr>
+              <w:t>c (carácter)</w:t>
+            </w:r>
+          </w:p>
+        </w:tc>
+        <w:tc>
+          <w:tcPr>
+            <w:tcW w:w="2207" w:type="dxa"/>
+          </w:tcPr>
+          <w:p>
+            <w:pPr>
+              <w:spacing w:before="60" w:after="60"/>
+              <w:rPr>
+                <w:rFonts w:ascii="Arial" w:hAnsi="Arial" w:cs="Arial"/>
+                <w:sz w:val="22"/>
+                <w:szCs w:val="22"/>
+              </w:rPr>
+            </w:pPr>
+            <w:r>
+              <w:rPr>
+                <w:rFonts w:ascii="Arial" w:hAnsi="Arial" w:cs="Arial"/>
+                <w:sz w:val="22"/>
+                <w:szCs w:val="22"/>
+              </w:rPr>
+              <w:t>29</w:t>
+            </w:r>
+          </w:p>
+        </w:tc>
+        <w:tc>
+          <w:tcPr>
+            <w:tcW w:w="2207" w:type="dxa"/>
+          </w:tcPr>
+          <w:p>
+            <w:pPr>
+              <w:spacing w:before="60" w:after="60"/>
+              <w:rPr>
+                <w:rFonts w:ascii="Arial" w:hAnsi="Arial" w:cs="Arial"/>
+                <w:sz w:val="22"/>
+                <w:szCs w:val="22"/>
+              </w:rPr>
+            </w:pPr>
+            <w:r>
+              <w:rPr>
+                <w:rFonts w:ascii="Arial" w:hAnsi="Arial" w:cs="Arial"/>
+                <w:sz w:val="22"/>
+                <w:szCs w:val="22"/>
+              </w:rPr>
+              <w:t>0</w:t>
+            </w:r>
+          </w:p>
+        </w:tc>
+      </w:tr>
+      <w:tr>
+        <w:tc>
+          <w:tcPr>
+            <w:tcW w:w="2207" w:type="dxa"/>
+          </w:tcPr>
+          <w:p>
+            <w:pPr>
+              <w:spacing w:before="60" w:after="60"/>
+              <w:rPr>
+                <w:rFonts w:ascii="Arial" w:hAnsi="Arial" w:cs="Arial"/>
+                <w:sz w:val="22"/>
+                <w:szCs w:val="22"/>
+              </w:rPr>
+            </w:pPr>
+            <w:r>
+              <w:rPr>
+                <w:rFonts w:ascii="Arial" w:hAnsi="Arial" w:cs="Arial"/>
+                <w:sz w:val="22"/>
+                <w:szCs w:val="22"/>
+              </w:rPr>
+              <w:t>full</w:t>
+            </w:r>
+          </w:p>
+        </w:tc>
+        <w:tc>
+          <w:tcPr>
+            <w:tcW w:w="2207" w:type="dxa"/>
+          </w:tcPr>
+          <w:p>
+            <w:pPr>
+              <w:spacing w:before="60" w:after="60"/>
+              <w:rPr>
+                <w:rFonts w:ascii="Arial" w:hAnsi="Arial" w:cs="Arial"/>
+                <w:sz w:val="22"/>
+                <w:szCs w:val="22"/>
+              </w:rPr>
+            </w:pPr>
+            <w:r>
+              <w:rPr>
+                <w:rFonts w:ascii="Arial" w:hAnsi="Arial" w:cs="Arial"/>
+                <w:sz w:val="22"/>
+                <w:szCs w:val="22"/>
+              </w:rPr>
+              <w:t>c (carácter)</w:t>
+            </w:r>
+          </w:p>
+        </w:tc>
+        <w:tc>
+          <w:tcPr>
+            <w:tcW w:w="2207" w:type="dxa"/>
+          </w:tcPr>
+          <w:p>
+            <w:pPr>
+              <w:spacing w:before="60" w:after="60"/>
+              <w:rPr>
+                <w:rFonts w:ascii="Arial" w:hAnsi="Arial" w:cs="Arial"/>
+                <w:sz w:val="22"/>
+                <w:szCs w:val="22"/>
+              </w:rPr>
+            </w:pPr>
+            <w:r>
+              <w:rPr>
+                <w:rFonts w:ascii="Arial" w:hAnsi="Arial" w:cs="Arial"/>
+                <w:sz w:val="22"/>
+                <w:szCs w:val="22"/>
+              </w:rPr>
+              <w:t>1</w:t>
+            </w:r>
+          </w:p>
+        </w:tc>
+        <w:tc>
+          <w:tcPr>
+            <w:tcW w:w="2207" w:type="dxa"/>
+          </w:tcPr>
+          <w:p>
+            <w:pPr>
+              <w:spacing w:before="60" w:after="60"/>
+              <w:rPr>
+                <w:rFonts w:ascii="Arial" w:hAnsi="Arial" w:cs="Arial"/>
+                <w:sz w:val="22"/>
+                <w:szCs w:val="22"/>
+              </w:rPr>
+            </w:pPr>
+            <w:r>
+              <w:rPr>
+                <w:rFonts w:ascii="Arial" w:hAnsi="Arial" w:cs="Arial"/>
+                <w:sz w:val="22"/>
+                <w:szCs w:val="22"/>
+              </w:rPr>
+              <w:t>7</w:t>
+            </w:r>
+          </w:p>
+        </w:tc>
+      </w:tr>
+      <w:tr>
+        <w:tc>
+          <w:tcPr>
+            <w:tcW w:w="2207" w:type="dxa"/>
+          </w:tcPr>
+          <w:p>
+            <w:pPr>
+              <w:spacing w:before="60" w:after="60"/>
+              <w:rPr>
+                <w:rFonts w:ascii="Arial" w:hAnsi="Arial" w:cs="Arial"/>
+                <w:sz w:val="22"/>
+                <w:szCs w:val="22"/>
+              </w:rPr>
+            </w:pPr>
+            <w:r>
+              <w:rPr>
+                <w:rFonts w:ascii="Arial" w:hAnsi="Arial" w:cs="Arial"/>
+                <w:sz w:val="22"/>
+                <w:szCs w:val="22"/>
+              </w:rPr>
+              <w:t>hidraw0</w:t>
+            </w:r>
+          </w:p>
+        </w:tc>
+        <w:tc>
+          <w:tcPr>
+            <w:tcW w:w="2207" w:type="dxa"/>
+          </w:tcPr>
+          <w:p>
+            <w:pPr>
+              <w:spacing w:before="60" w:after="60"/>
+              <w:rPr>
+                <w:rFonts w:ascii="Arial" w:hAnsi="Arial" w:cs="Arial"/>
+                <w:sz w:val="22"/>
+                <w:szCs w:val="22"/>
+              </w:rPr>
+            </w:pPr>
+            <w:r>
+              <w:rPr>
+                <w:rFonts w:ascii="Arial" w:hAnsi="Arial" w:cs="Arial"/>
+                <w:sz w:val="22"/>
+                <w:szCs w:val="22"/>
+              </w:rPr>
+              <w:t>c (carácter)</w:t>
+            </w:r>
+          </w:p>
+        </w:tc>
+        <w:tc>
+          <w:tcPr>
+            <w:tcW w:w="2207" w:type="dxa"/>
+          </w:tcPr>
+          <w:p>
+            <w:pPr>
+              <w:spacing w:before="60" w:after="60"/>
+              <w:rPr>
+                <w:rFonts w:ascii="Arial" w:hAnsi="Arial" w:cs="Arial"/>
+                <w:sz w:val="22"/>
+                <w:szCs w:val="22"/>
+              </w:rPr>
+            </w:pPr>
+            <w:r>
+              <w:rPr>
+                <w:rFonts w:ascii="Arial" w:hAnsi="Arial" w:cs="Arial"/>
+                <w:sz w:val="22"/>
+                <w:szCs w:val="22"/>
+              </w:rPr>
+              <w:t>241</w:t>
+            </w:r>
+          </w:p>
+        </w:tc>
+        <w:tc>
+          <w:tcPr>
+            <w:tcW w:w="2207" w:type="dxa"/>
+          </w:tcPr>
+          <w:p>
+            <w:pPr>
+              <w:spacing w:before="60" w:after="60"/>
+              <w:rPr>
+                <w:rFonts w:ascii="Arial" w:hAnsi="Arial" w:cs="Arial"/>
+                <w:sz w:val="22"/>
+                <w:szCs w:val="22"/>
+              </w:rPr>
+            </w:pPr>
+            <w:r>
+              <w:rPr>
+                <w:rFonts w:ascii="Arial" w:hAnsi="Arial" w:cs="Arial"/>
+                <w:sz w:val="22"/>
+                <w:szCs w:val="22"/>
+              </w:rPr>
+              <w:t>0</w:t>
+            </w:r>
+          </w:p>
+        </w:tc>
+      </w:tr>
+      <w:tr>
+        <w:tc>
+          <w:tcPr>
+            <w:tcW w:w="2207" w:type="dxa"/>
+          </w:tcPr>
+          <w:p>
+            <w:pPr>
+              <w:spacing w:before="60" w:after="60"/>
+              <w:rPr>
+                <w:rFonts w:ascii="Arial" w:hAnsi="Arial" w:cs="Arial"/>
+                <w:sz w:val="22"/>
+                <w:szCs w:val="22"/>
+              </w:rPr>
+            </w:pPr>
+            <w:r>
+              <w:rPr>
+                <w:rFonts w:ascii="Arial" w:hAnsi="Arial" w:cs="Arial"/>
+                <w:sz w:val="22"/>
+                <w:szCs w:val="22"/>
+              </w:rPr>
+              <w:t>loop0</w:t>
+            </w:r>
+          </w:p>
+        </w:tc>
+        <w:tc>
+          <w:tcPr>
+            <w:tcW w:w="2207" w:type="dxa"/>
+          </w:tcPr>
+          <w:p>
+            <w:pPr>
+              <w:spacing w:before="60" w:after="60"/>
+              <w:rPr>
+                <w:rFonts w:ascii="Arial" w:hAnsi="Arial" w:cs="Arial"/>
+                <w:sz w:val="22"/>
+                <w:szCs w:val="22"/>
+              </w:rPr>
+            </w:pPr>
+            <w:r>
+              <w:rPr>
+                <w:rFonts w:ascii="Arial" w:hAnsi="Arial" w:cs="Arial"/>
+                <w:sz w:val="22"/>
+                <w:szCs w:val="22"/>
+              </w:rPr>
+              <w:t>b (bloque)</w:t>
+            </w:r>
+          </w:p>
+        </w:tc>
+        <w:tc>
+          <w:tcPr>
+            <w:tcW w:w="2207" w:type="dxa"/>
+          </w:tcPr>
+          <w:p>
+            <w:pPr>
+              <w:spacing w:before="60" w:after="60"/>
+              <w:rPr>
+                <w:rFonts w:ascii="Arial" w:hAnsi="Arial" w:cs="Arial"/>
+                <w:sz w:val="22"/>
+                <w:szCs w:val="22"/>
+              </w:rPr>
+            </w:pPr>
+            <w:r>
+              <w:rPr>
+                <w:rFonts w:ascii="Arial" w:hAnsi="Arial" w:cs="Arial"/>
+                <w:sz w:val="22"/>
+                <w:szCs w:val="22"/>
+              </w:rPr>
+              <w:t>7</w:t>
+            </w:r>
+          </w:p>
+        </w:tc>
+        <w:tc>
+          <w:tcPr>
+            <w:tcW w:w="2207" w:type="dxa"/>
+          </w:tcPr>
+          <w:p>
+            <w:pPr>
+              <w:spacing w:before="60" w:after="60"/>
+              <w:rPr>
+                <w:rFonts w:ascii="Arial" w:hAnsi="Arial" w:cs="Arial"/>
+                <w:sz w:val="22"/>
+                <w:szCs w:val="22"/>
+              </w:rPr>
+            </w:pPr>
+            <w:r>
+              <w:rPr>
+                <w:rFonts w:ascii="Arial" w:hAnsi="Arial" w:cs="Arial"/>
+                <w:sz w:val="22"/>
+                <w:szCs w:val="22"/>
+              </w:rPr>
+              <w:t>0</w:t>
+            </w:r>
+          </w:p>
+        </w:tc>
+      </w:tr>
+      <w:tr>
+        <w:tc>
+          <w:tcPr>
+            <w:tcW w:w="2207" w:type="dxa"/>
+          </w:tcPr>
+          <w:p>
+            <w:pPr>
+              <w:spacing w:before="60" w:after="60"/>
+              <w:rPr>
+                <w:rFonts w:ascii="Arial" w:hAnsi="Arial" w:cs="Arial"/>
+                <w:sz w:val="22"/>
+                <w:szCs w:val="22"/>
+              </w:rPr>
+            </w:pPr>
+            <w:r>
+              <w:rPr>
+                <w:rFonts w:ascii="Arial" w:hAnsi="Arial" w:cs="Arial"/>
+                <w:sz w:val="22"/>
+                <w:szCs w:val="22"/>
+              </w:rPr>
+              <w:t>loop1</w:t>
+            </w:r>
+          </w:p>
+        </w:tc>
+        <w:tc>
+          <w:tcPr>
+            <w:tcW w:w="2207" w:type="dxa"/>
+          </w:tcPr>
+          <w:p>
+            <w:pPr>
+              <w:spacing w:before="60" w:after="60"/>
+              <w:rPr>
+                <w:rFonts w:ascii="Arial" w:hAnsi="Arial" w:cs="Arial"/>
+                <w:sz w:val="22"/>
+                <w:szCs w:val="22"/>
+              </w:rPr>
+            </w:pPr>
+            <w:r>
+              <w:rPr>
+                <w:rFonts w:ascii="Arial" w:hAnsi="Arial" w:cs="Arial"/>
+                <w:sz w:val="22"/>
+                <w:szCs w:val="22"/>
+              </w:rPr>
+              <w:t xml:space="preserve">b (bloque) </w:t>
+            </w:r>
+          </w:p>
+        </w:tc>
+        <w:tc>
+          <w:tcPr>
+            <w:tcW w:w="2207" w:type="dxa"/>
+          </w:tcPr>
+          <w:p>
+            <w:pPr>
+              <w:spacing w:before="60" w:after="60"/>
+              <w:rPr>
+                <w:rFonts w:ascii="Arial" w:hAnsi="Arial" w:cs="Arial"/>
+                <w:sz w:val="22"/>
+                <w:szCs w:val="22"/>
+              </w:rPr>
+            </w:pPr>
+            <w:r>
+              <w:rPr>
+                <w:rFonts w:ascii="Arial" w:hAnsi="Arial" w:cs="Arial"/>
+                <w:sz w:val="22"/>
+                <w:szCs w:val="22"/>
+              </w:rPr>
+              <w:t>7</w:t>
+            </w:r>
+          </w:p>
+        </w:tc>
+        <w:tc>
+          <w:tcPr>
+            <w:tcW w:w="2207" w:type="dxa"/>
+          </w:tcPr>
+          <w:p>
+            <w:pPr>
+              <w:spacing w:before="60" w:after="60"/>
+              <w:rPr>
+                <w:rFonts w:ascii="Arial" w:hAnsi="Arial" w:cs="Arial"/>
+                <w:sz w:val="22"/>
+                <w:szCs w:val="22"/>
+              </w:rPr>
+            </w:pPr>
+            <w:r>
+              <w:rPr>
+                <w:rFonts w:ascii="Arial" w:hAnsi="Arial" w:cs="Arial"/>
+                <w:sz w:val="22"/>
+                <w:szCs w:val="22"/>
+              </w:rPr>
+              <w:t>1</w:t>
+            </w:r>
+          </w:p>
+        </w:tc>
+      </w:tr>
+      <w:tr>
+        <w:tc>
+          <w:tcPr>
+            <w:tcW w:w="2207" w:type="dxa"/>
+          </w:tcPr>
+          <w:p>
+            <w:pPr>
+              <w:spacing w:before="60" w:after="60"/>
+              <w:rPr>
+                <w:rFonts w:ascii="Arial" w:hAnsi="Arial" w:cs="Arial"/>
+                <w:sz w:val="22"/>
+                <w:szCs w:val="22"/>
+              </w:rPr>
+            </w:pPr>
+            <w:proofErr w:type="spellStart"/>
+            <w:r>
+              <w:rPr>
+                <w:rFonts w:ascii="Arial" w:hAnsi="Arial" w:cs="Arial"/>
+                <w:sz w:val="22"/>
+                <w:szCs w:val="22"/>
+              </w:rPr>
+              <w:t>mem</w:t>
+            </w:r>
+            <w:proofErr w:type="spellEnd"/>
+          </w:p>
+        </w:tc>
+        <w:tc>
+          <w:tcPr>
+            <w:tcW w:w="2207" w:type="dxa"/>
+          </w:tcPr>
+          <w:p>
+            <w:pPr>
+              <w:spacing w:before="60" w:after="60"/>
+              <w:rPr>
+                <w:rFonts w:ascii="Arial" w:hAnsi="Arial" w:cs="Arial"/>
+                <w:sz w:val="22"/>
+                <w:szCs w:val="22"/>
+              </w:rPr>
+            </w:pPr>
+            <w:r>
+              <w:rPr>
+                <w:rFonts w:ascii="Arial" w:hAnsi="Arial" w:cs="Arial"/>
+                <w:sz w:val="22"/>
+                <w:szCs w:val="22"/>
+              </w:rPr>
+              <w:t>c</w:t>
+            </w:r>
+            <w:r>
+              <w:rPr>
+                <w:rFonts w:ascii="Arial" w:hAnsi="Arial" w:cs="Arial"/>
+                <w:sz w:val="22"/>
+                <w:szCs w:val="22"/>
+              </w:rPr>
+              <w:t xml:space="preserve"> (Carácter)</w:t>
+            </w:r>
+          </w:p>
+        </w:tc>
+        <w:tc>
+          <w:tcPr>
+            <w:tcW w:w="2207" w:type="dxa"/>
+          </w:tcPr>
+          <w:p>
+            <w:pPr>
+              <w:spacing w:before="60" w:after="60"/>
+              <w:rPr>
+                <w:rFonts w:ascii="Arial" w:hAnsi="Arial" w:cs="Arial"/>
+                <w:sz w:val="22"/>
+                <w:szCs w:val="22"/>
+              </w:rPr>
+            </w:pPr>
+            <w:r>
+              <w:rPr>
+                <w:rFonts w:ascii="Arial" w:hAnsi="Arial" w:cs="Arial"/>
+                <w:sz w:val="22"/>
+                <w:szCs w:val="22"/>
+              </w:rPr>
+              <w:t>1</w:t>
+            </w:r>
+          </w:p>
+        </w:tc>
+        <w:tc>
+          <w:tcPr>
+            <w:tcW w:w="2207" w:type="dxa"/>
+          </w:tcPr>
+          <w:p>
+            <w:pPr>
+              <w:spacing w:before="60" w:after="60"/>
+              <w:rPr>
+                <w:rFonts w:ascii="Arial" w:hAnsi="Arial" w:cs="Arial"/>
+                <w:sz w:val="22"/>
+                <w:szCs w:val="22"/>
+              </w:rPr>
+            </w:pPr>
+            <w:r>
+              <w:rPr>
+                <w:rFonts w:ascii="Arial" w:hAnsi="Arial" w:cs="Arial"/>
+                <w:sz w:val="22"/>
+                <w:szCs w:val="22"/>
+              </w:rPr>
+              <w:t>1</w:t>
+            </w:r>
+          </w:p>
+        </w:tc>
+      </w:tr>
+      <w:tr>
+        <w:tc>
+          <w:tcPr>
+            <w:tcW w:w="2207" w:type="dxa"/>
+          </w:tcPr>
+          <w:p>
+            <w:pPr>
+              <w:spacing w:before="60" w:after="60"/>
+              <w:rPr>
+                <w:rFonts w:ascii="Arial" w:hAnsi="Arial" w:cs="Arial"/>
+                <w:sz w:val="22"/>
+                <w:szCs w:val="22"/>
+              </w:rPr>
+            </w:pPr>
+            <w:proofErr w:type="spellStart"/>
+            <w:r>
+              <w:rPr>
+                <w:rFonts w:ascii="Arial" w:hAnsi="Arial" w:cs="Arial"/>
+                <w:sz w:val="22"/>
+                <w:szCs w:val="22"/>
+              </w:rPr>
+              <w:t>null</w:t>
+            </w:r>
+            <w:proofErr w:type="spellEnd"/>
+          </w:p>
+        </w:tc>
+        <w:tc>
+          <w:tcPr>
+            <w:tcW w:w="2207" w:type="dxa"/>
+          </w:tcPr>
+          <w:p>
+            <w:pPr>
+              <w:spacing w:before="60" w:after="60"/>
+              <w:rPr>
+                <w:rFonts w:ascii="Arial" w:hAnsi="Arial" w:cs="Arial"/>
+                <w:sz w:val="22"/>
+                <w:szCs w:val="22"/>
+              </w:rPr>
+            </w:pPr>
+            <w:r>
+              <w:rPr>
+                <w:rFonts w:ascii="Arial" w:hAnsi="Arial" w:cs="Arial"/>
+                <w:sz w:val="22"/>
+                <w:szCs w:val="22"/>
+              </w:rPr>
+              <w:t>c</w:t>
+            </w:r>
+            <w:r>
+              <w:rPr>
+                <w:rFonts w:ascii="Arial" w:hAnsi="Arial" w:cs="Arial"/>
+                <w:sz w:val="22"/>
+                <w:szCs w:val="22"/>
+              </w:rPr>
+              <w:t xml:space="preserve"> (Carácter)</w:t>
+            </w:r>
+          </w:p>
+        </w:tc>
+        <w:tc>
+          <w:tcPr>
+            <w:tcW w:w="2207" w:type="dxa"/>
+          </w:tcPr>
+          <w:p>
+            <w:pPr>
+              <w:spacing w:before="60" w:after="60"/>
+              <w:rPr>
+                <w:rFonts w:ascii="Arial" w:hAnsi="Arial" w:cs="Arial"/>
+                <w:sz w:val="22"/>
+                <w:szCs w:val="22"/>
+              </w:rPr>
+            </w:pPr>
+            <w:r>
+              <w:rPr>
+                <w:rFonts w:ascii="Arial" w:hAnsi="Arial" w:cs="Arial"/>
+                <w:sz w:val="22"/>
+                <w:szCs w:val="22"/>
+              </w:rPr>
+              <w:t>1</w:t>
+            </w:r>
+          </w:p>
+        </w:tc>
+        <w:tc>
+          <w:tcPr>
+            <w:tcW w:w="2207" w:type="dxa"/>
+          </w:tcPr>
+          <w:p>
+            <w:pPr>
+              <w:spacing w:before="60" w:after="60"/>
+              <w:rPr>
+                <w:rFonts w:ascii="Arial" w:hAnsi="Arial" w:cs="Arial"/>
+                <w:sz w:val="22"/>
+                <w:szCs w:val="22"/>
+              </w:rPr>
+            </w:pPr>
+            <w:r>
+              <w:rPr>
+                <w:rFonts w:ascii="Arial" w:hAnsi="Arial" w:cs="Arial"/>
+                <w:sz w:val="22"/>
+                <w:szCs w:val="22"/>
+              </w:rPr>
+              <w:t>3</w:t>
+            </w:r>
+          </w:p>
+        </w:tc>
+      </w:tr>
+      <w:tr>
+        <w:tc>
+          <w:tcPr>
+            <w:tcW w:w="2207" w:type="dxa"/>
+          </w:tcPr>
+          <w:p>
+            <w:pPr>
+              <w:spacing w:before="60" w:after="60"/>
+              <w:rPr>
+                <w:rFonts w:ascii="Arial" w:hAnsi="Arial" w:cs="Arial"/>
+                <w:sz w:val="22"/>
+                <w:szCs w:val="22"/>
+              </w:rPr>
+            </w:pPr>
+            <w:proofErr w:type="spellStart"/>
+            <w:r>
+              <w:rPr>
+                <w:rFonts w:ascii="Arial" w:hAnsi="Arial" w:cs="Arial"/>
+                <w:sz w:val="22"/>
+                <w:szCs w:val="22"/>
+              </w:rPr>
+              <w:t>ppp</w:t>
+            </w:r>
+            <w:proofErr w:type="spellEnd"/>
+          </w:p>
+        </w:tc>
+        <w:tc>
+          <w:tcPr>
+            <w:tcW w:w="2207" w:type="dxa"/>
+          </w:tcPr>
+          <w:p>
+            <w:pPr>
+              <w:spacing w:before="60" w:after="60"/>
+              <w:rPr>
+                <w:rFonts w:ascii="Arial" w:hAnsi="Arial" w:cs="Arial"/>
+                <w:sz w:val="22"/>
+                <w:szCs w:val="22"/>
+              </w:rPr>
+            </w:pPr>
+            <w:r>
+              <w:rPr>
+                <w:rFonts w:ascii="Arial" w:hAnsi="Arial" w:cs="Arial"/>
+                <w:sz w:val="22"/>
+                <w:szCs w:val="22"/>
+              </w:rPr>
+              <w:t xml:space="preserve">c </w:t>
+            </w:r>
+            <w:r>
+              <w:rPr>
+                <w:rFonts w:ascii="Arial" w:hAnsi="Arial" w:cs="Arial"/>
+                <w:sz w:val="22"/>
+                <w:szCs w:val="22"/>
+              </w:rPr>
+              <w:t>(Carácter)</w:t>
+            </w:r>
+          </w:p>
+        </w:tc>
+        <w:tc>
+          <w:tcPr>
+            <w:tcW w:w="2207" w:type="dxa"/>
+          </w:tcPr>
+          <w:p>
+            <w:pPr>
+              <w:spacing w:before="60" w:after="60"/>
+              <w:rPr>
+                <w:rFonts w:ascii="Arial" w:hAnsi="Arial" w:cs="Arial"/>
+                <w:sz w:val="22"/>
+                <w:szCs w:val="22"/>
+              </w:rPr>
+            </w:pPr>
+            <w:r>
+              <w:rPr>
+                <w:rFonts w:ascii="Arial" w:hAnsi="Arial" w:cs="Arial"/>
+                <w:sz w:val="22"/>
+                <w:szCs w:val="22"/>
+              </w:rPr>
+              <w:t>108</w:t>
+            </w:r>
+          </w:p>
+        </w:tc>
+        <w:tc>
+          <w:tcPr>
+            <w:tcW w:w="2207" w:type="dxa"/>
+          </w:tcPr>
+          <w:p>
+            <w:pPr>
+              <w:spacing w:before="60" w:after="60"/>
+              <w:rPr>
+                <w:rFonts w:ascii="Arial" w:hAnsi="Arial" w:cs="Arial"/>
+                <w:sz w:val="22"/>
+                <w:szCs w:val="22"/>
+              </w:rPr>
+            </w:pPr>
+            <w:r>
+              <w:rPr>
+                <w:rFonts w:ascii="Arial" w:hAnsi="Arial" w:cs="Arial"/>
+                <w:sz w:val="22"/>
+                <w:szCs w:val="22"/>
+              </w:rPr>
+              <w:t>0</w:t>
+            </w:r>
+          </w:p>
+        </w:tc>
+      </w:tr>
+    </w:tbl>
+    <w:p>
+      <w:pPr>
+        <w:spacing w:before="60" w:after="60" w:line="240" w:lineRule="auto"/>
+      </w:pPr>
+    </w:p>
+    <w:p>
+      <w:pPr>
+        <w:pStyle w:val="Prrafodelista"/>
+        <w:numPr>
+          <w:ilvl w:val="0"/>
+          <w:numId w:val="5"/>
+        </w:numPr>
+        <w:spacing w:before="60" w:after="60" w:line="240" w:lineRule="auto"/>
+        <w:contextualSpacing w:val="0"/>
+      </w:pPr>
+      <w:r>
+        <w:rPr>
+          <w:rFonts w:ascii="Arial" w:eastAsia="Arial" w:hAnsi="Arial" w:cs="Arial"/>
+          <w:sz w:val="22"/>
+          <w:szCs w:val="22"/>
+          <w:lang w:val="en-US"/>
+        </w:rPr>
+        <w:t xml:space="preserve">5.2 — </w:t>
+      </w:r>
+      <w:proofErr w:type="spellStart"/>
+      <w:r>
+        <w:rPr>
+          <w:rFonts w:ascii="Arial" w:eastAsia="Arial" w:hAnsi="Arial" w:cs="Arial"/>
+          <w:sz w:val="22"/>
+          <w:szCs w:val="22"/>
+          <w:lang w:val="en-US"/>
+        </w:rPr>
+        <w:t>Comparar</w:t>
+      </w:r>
+      <w:proofErr w:type="spellEnd"/>
+      <w:r>
+        <w:rPr>
+          <w:rFonts w:ascii="Arial" w:eastAsia="Arial" w:hAnsi="Arial" w:cs="Arial"/>
+          <w:sz w:val="22"/>
+          <w:szCs w:val="22"/>
+          <w:lang w:val="en-US"/>
+        </w:rPr>
+        <w:t xml:space="preserve"> </w:t>
+      </w:r>
+      <w:proofErr w:type="spellStart"/>
+      <w:r>
+        <w:rPr>
+          <w:rFonts w:ascii="Arial" w:eastAsia="Arial" w:hAnsi="Arial" w:cs="Arial"/>
+          <w:sz w:val="22"/>
+          <w:szCs w:val="22"/>
+          <w:lang w:val="en-US"/>
+        </w:rPr>
+        <w:t>velocidades</w:t>
+      </w:r>
+      <w:proofErr w:type="spellEnd"/>
+      <w:r>
+        <w:rPr>
+          <w:rFonts w:ascii="Arial" w:eastAsia="Arial" w:hAnsi="Arial" w:cs="Arial"/>
+          <w:sz w:val="22"/>
+          <w:szCs w:val="22"/>
+          <w:lang w:val="en-US"/>
+        </w:rPr>
+        <w:t>: dd if=/dev/zero of=/dev/null bs=1M count=2000 vs dd if=/dev/</w:t>
+      </w:r>
+      <w:proofErr w:type="spellStart"/>
+      <w:r>
+        <w:rPr>
+          <w:rFonts w:ascii="Arial" w:eastAsia="Arial" w:hAnsi="Arial" w:cs="Arial"/>
+          <w:sz w:val="22"/>
+          <w:szCs w:val="22"/>
+          <w:lang w:val="en-US"/>
+        </w:rPr>
+        <w:t>urandom</w:t>
+      </w:r>
+      <w:proofErr w:type="spellEnd"/>
+      <w:r>
+        <w:rPr>
+          <w:rFonts w:ascii="Arial" w:eastAsia="Arial" w:hAnsi="Arial" w:cs="Arial"/>
+          <w:sz w:val="22"/>
+          <w:szCs w:val="22"/>
+          <w:lang w:val="en-US"/>
+        </w:rPr>
+        <w:t xml:space="preserve"> of=/dev/null bs=1M count=200. </w:t>
+      </w:r>
+      <w:r>
+        <w:rPr>
+          <w:rFonts w:ascii="Arial" w:eastAsia="Arial" w:hAnsi="Arial" w:cs="Arial"/>
+          <w:sz w:val="22"/>
+          <w:szCs w:val="22"/>
+        </w:rPr>
+        <w:t>¿Por qué /</w:t>
+      </w:r>
+      <w:proofErr w:type="spellStart"/>
+      <w:r>
+        <w:rPr>
+          <w:rFonts w:ascii="Arial" w:eastAsia="Arial" w:hAnsi="Arial" w:cs="Arial"/>
+          <w:sz w:val="22"/>
+          <w:szCs w:val="22"/>
+        </w:rPr>
+        <w:t>dev</w:t>
+      </w:r>
+      <w:proofErr w:type="spellEnd"/>
+      <w:r>
+        <w:rPr>
+          <w:rFonts w:ascii="Arial" w:eastAsia="Arial" w:hAnsi="Arial" w:cs="Arial"/>
+          <w:sz w:val="22"/>
+          <w:szCs w:val="22"/>
+        </w:rPr>
+        <w:t>/</w:t>
+      </w:r>
+      <w:proofErr w:type="spellStart"/>
+      <w:r>
+        <w:rPr>
+          <w:rFonts w:ascii="Arial" w:eastAsia="Arial" w:hAnsi="Arial" w:cs="Arial"/>
+          <w:sz w:val="22"/>
+          <w:szCs w:val="22"/>
+        </w:rPr>
+        <w:t>urandom</w:t>
+      </w:r>
+      <w:proofErr w:type="spellEnd"/>
+      <w:r>
+        <w:rPr>
+          <w:rFonts w:ascii="Arial" w:eastAsia="Arial" w:hAnsi="Arial" w:cs="Arial"/>
+          <w:sz w:val="22"/>
+          <w:szCs w:val="22"/>
+        </w:rPr>
+        <w:t xml:space="preserve"> es dramáticamente más lento si ambos son dispositivos de caracteres sin hardware real?</w:t>
+      </w:r>
+    </w:p>
+    <w:p>
+      <w:pPr>
+        <w:spacing w:before="60" w:after="60" w:line="240" w:lineRule="auto"/>
+      </w:pPr>
+      <w:r>
+        <w:rPr>
+          <w:noProof/>
+        </w:rPr>
+        <w:drawing>
+          <wp:anchor distT="0" distB="0" distL="114300" distR="114300" simplePos="0" relativeHeight="251687936" behindDoc="0" locked="0" layoutInCell="1" allowOverlap="1" wp14:anchorId="7F1E73F8" wp14:editId="09821B68">
+            <wp:simplePos x="0" y="0"/>
+            <wp:positionH relativeFrom="margin">
+              <wp:align>left</wp:align>
+            </wp:positionH>
+            <wp:positionV relativeFrom="paragraph">
+              <wp:posOffset>-2078</wp:posOffset>
+            </wp:positionV>
+            <wp:extent cx="5612130" cy="1025525"/>
+            <wp:effectExtent l="0" t="0" r="7620" b="3175"/>
+            <wp:wrapNone/>
+            <wp:docPr id="5" name="Imagen 5"/>
+            <wp:cNvGraphicFramePr>
+              <a:graphicFrameLocks xmlns:a="http://schemas.openxmlformats.org/drawingml/2006/main" noChangeAspect="1"/>
+            </wp:cNvGraphicFramePr>
+            <a:graphic xmlns:a="http://schemas.openxmlformats.org/drawingml/2006/main">
+              <a:graphicData uri="http://schemas.openxmlformats.org/drawingml/2006/picture">
+                <pic:pic xmlns:pic="http://schemas.openxmlformats.org/drawingml/2006/picture">
+                  <pic:nvPicPr>
+                    <pic:cNvPr id="0" name="Picture 3"/>
+                    <pic:cNvPicPr>
+                      <a:picLocks noChangeAspect="1" noChangeArrowheads="1"/>
+                    </pic:cNvPicPr>
+                  </pic:nvPicPr>
+                  <pic:blipFill>
+                    <a:blip r:embed="rId46">
+                      <a:extLst>
+                        <a:ext uri="{28A0092B-C50C-407E-A947-70E740481C1C}">
+                          <a14:useLocalDpi xmlns:a14="http://schemas.microsoft.com/office/drawing/2010/main" val="0"/>
+                        </a:ext>
+                      </a:extLst>
+                    </a:blip>
+                    <a:srcRect/>
+                    <a:stretch>
+                      <a:fillRect/>
+                    </a:stretch>
+                  </pic:blipFill>
+                  <pic:spPr bwMode="auto">
+                    <a:xfrm>
+                      <a:off x="0" y="0"/>
+                      <a:ext cx="5612130" cy="1025525"/>
+                    </a:xfrm>
+                    <a:prstGeom prst="rect">
+                      <a:avLst/>
+                    </a:prstGeom>
+                    <a:noFill/>
+                    <a:ln>
+                      <a:noFill/>
+                    </a:ln>
+                  </pic:spPr>
+                </pic:pic>
+              </a:graphicData>
+            </a:graphic>
+          </wp:anchor>
+        </w:drawing>
+      </w:r>
+    </w:p>
+    <w:p>
+      <w:pPr>
+        <w:spacing w:before="60" w:after="60" w:line="240" w:lineRule="auto"/>
+      </w:pPr>
+    </w:p>
+    <w:p>
+      <w:pPr>
+        <w:spacing w:before="60" w:after="60" w:line="240" w:lineRule="auto"/>
+      </w:pPr>
+    </w:p>
+    <w:p>
+      <w:pPr>
+        <w:spacing w:before="60" w:after="60" w:line="240" w:lineRule="auto"/>
+      </w:pPr>
+    </w:p>
+    <w:p>
+      <w:pPr>
+        <w:spacing w:before="60" w:after="60" w:line="240" w:lineRule="auto"/>
+      </w:pPr>
+    </w:p>
+    <w:p>
+      <w:pPr>
+        <w:spacing w:before="60" w:after="60" w:line="240" w:lineRule="auto"/>
+        <w:jc w:val="both"/>
+        <w:rPr>
+          <w:rFonts w:ascii="Arial" w:hAnsi="Arial" w:cs="Arial"/>
+          <w:sz w:val="22"/>
+          <w:szCs w:val="22"/>
+        </w:rPr>
+      </w:pPr>
+      <w:r>
+        <w:rPr>
+          <w:rFonts w:ascii="Arial" w:hAnsi="Arial" w:cs="Arial"/>
+          <w:sz w:val="22"/>
+          <w:szCs w:val="22"/>
+        </w:rPr>
+        <w:tab/>
+        <w:t>/</w:t>
+      </w:r>
+      <w:proofErr w:type="spellStart"/>
+      <w:r>
+        <w:rPr>
+          <w:rFonts w:ascii="Arial" w:hAnsi="Arial" w:cs="Arial"/>
+          <w:sz w:val="22"/>
+          <w:szCs w:val="22"/>
+        </w:rPr>
+        <w:t>dev</w:t>
+      </w:r>
+      <w:proofErr w:type="spellEnd"/>
+      <w:r>
+        <w:rPr>
+          <w:rFonts w:ascii="Arial" w:hAnsi="Arial" w:cs="Arial"/>
+          <w:sz w:val="22"/>
+          <w:szCs w:val="22"/>
+        </w:rPr>
+        <w:t>/</w:t>
+      </w:r>
+      <w:proofErr w:type="spellStart"/>
+      <w:r>
+        <w:rPr>
+          <w:rFonts w:ascii="Arial" w:hAnsi="Arial" w:cs="Arial"/>
+          <w:sz w:val="22"/>
+          <w:szCs w:val="22"/>
+        </w:rPr>
+        <w:t>urandom</w:t>
+      </w:r>
+      <w:proofErr w:type="spellEnd"/>
+      <w:r>
+        <w:rPr>
+          <w:rFonts w:ascii="Arial" w:hAnsi="Arial" w:cs="Arial"/>
+          <w:sz w:val="22"/>
+          <w:szCs w:val="22"/>
+        </w:rPr>
+        <w:t xml:space="preserve"> es más lento para realizar la misma tarea debido a que es un proceso limitado por la CPU presente dentro de nuestra computadora, esto significa que la CPU es la responsable directa del tiempo requerido para realizar la tarea. El motivo por el que esto ocurre es que este comando obliga a la CPU a ejecutar ciertos algoritmos criptográficos en tiempo real para poder simular la aleatoriedad, en palabras simples, mide la velocidad innata de nuestra CPU y no la velocidad de la transferencia de datos. No obstante, /</w:t>
+      </w:r>
+      <w:proofErr w:type="spellStart"/>
+      <w:r>
+        <w:rPr>
+          <w:rFonts w:ascii="Arial" w:hAnsi="Arial" w:cs="Arial"/>
+          <w:sz w:val="22"/>
+          <w:szCs w:val="22"/>
+        </w:rPr>
+        <w:t>dev</w:t>
+      </w:r>
+      <w:proofErr w:type="spellEnd"/>
+      <w:r>
+        <w:rPr>
+          <w:rFonts w:ascii="Arial" w:hAnsi="Arial" w:cs="Arial"/>
+          <w:sz w:val="22"/>
+          <w:szCs w:val="22"/>
+        </w:rPr>
+        <w:t>/</w:t>
+      </w:r>
+      <w:proofErr w:type="spellStart"/>
+      <w:r>
+        <w:rPr>
+          <w:rFonts w:ascii="Arial" w:hAnsi="Arial" w:cs="Arial"/>
+          <w:sz w:val="22"/>
+          <w:szCs w:val="22"/>
+        </w:rPr>
+        <w:t>zero</w:t>
+      </w:r>
+      <w:proofErr w:type="spellEnd"/>
+      <w:r>
+        <w:rPr>
+          <w:rFonts w:ascii="Arial" w:hAnsi="Arial" w:cs="Arial"/>
+          <w:sz w:val="22"/>
+          <w:szCs w:val="22"/>
+        </w:rPr>
+        <w:t xml:space="preserve"> no sufre de este problema ya que este solo duplica ceros rápidamente y directamente dentro de la memoria.</w:t>
+      </w:r>
+    </w:p>
+    <w:p>
+      <w:pPr>
+        <w:pStyle w:val="Prrafodelista"/>
+        <w:numPr>
+          <w:ilvl w:val="0"/>
+          <w:numId w:val="5"/>
+        </w:numPr>
+        <w:spacing w:before="60" w:after="60" w:line="240" w:lineRule="auto"/>
+        <w:contextualSpacing w:val="0"/>
+      </w:pPr>
+      <w:r>
+        <w:rPr>
+          <w:rFonts w:ascii="Arial" w:eastAsia="Arial" w:hAnsi="Arial" w:cs="Arial"/>
+          <w:sz w:val="22"/>
+          <w:szCs w:val="22"/>
+          <w:lang w:val="en-US"/>
+        </w:rPr>
+        <w:t xml:space="preserve">5.3 — Usar </w:t>
+      </w:r>
+      <w:proofErr w:type="spellStart"/>
+      <w:r>
+        <w:rPr>
+          <w:rFonts w:ascii="Arial" w:eastAsia="Arial" w:hAnsi="Arial" w:cs="Arial"/>
+          <w:sz w:val="22"/>
+          <w:szCs w:val="22"/>
+          <w:lang w:val="en-US"/>
+        </w:rPr>
+        <w:t>strace</w:t>
+      </w:r>
+      <w:proofErr w:type="spellEnd"/>
+      <w:r>
+        <w:rPr>
+          <w:rFonts w:ascii="Arial" w:eastAsia="Arial" w:hAnsi="Arial" w:cs="Arial"/>
+          <w:sz w:val="22"/>
+          <w:szCs w:val="22"/>
+          <w:lang w:val="en-US"/>
+        </w:rPr>
+        <w:t xml:space="preserve"> dd if=/dev/zero of=/</w:t>
+      </w:r>
+      <w:proofErr w:type="spellStart"/>
+      <w:r>
+        <w:rPr>
+          <w:rFonts w:ascii="Arial" w:eastAsia="Arial" w:hAnsi="Arial" w:cs="Arial"/>
+          <w:sz w:val="22"/>
+          <w:szCs w:val="22"/>
+          <w:lang w:val="en-US"/>
+        </w:rPr>
+        <w:t>tmp</w:t>
+      </w:r>
+      <w:proofErr w:type="spellEnd"/>
+      <w:r>
+        <w:rPr>
+          <w:rFonts w:ascii="Arial" w:eastAsia="Arial" w:hAnsi="Arial" w:cs="Arial"/>
+          <w:sz w:val="22"/>
+          <w:szCs w:val="22"/>
+          <w:lang w:val="en-US"/>
+        </w:rPr>
+        <w:t>/s bs=4k count=1 2&gt;&amp;1 | grep -E '</w:t>
+      </w:r>
+      <w:proofErr w:type="spellStart"/>
+      <w:r>
+        <w:rPr>
+          <w:rFonts w:ascii="Arial" w:eastAsia="Arial" w:hAnsi="Arial" w:cs="Arial"/>
+          <w:sz w:val="22"/>
+          <w:szCs w:val="22"/>
+          <w:lang w:val="en-US"/>
+        </w:rPr>
+        <w:t>open|read|write|close</w:t>
+      </w:r>
+      <w:proofErr w:type="spellEnd"/>
+      <w:r>
+        <w:rPr>
+          <w:rFonts w:ascii="Arial" w:eastAsia="Arial" w:hAnsi="Arial" w:cs="Arial"/>
+          <w:sz w:val="22"/>
+          <w:szCs w:val="22"/>
+          <w:lang w:val="en-US"/>
+        </w:rPr>
+        <w:t xml:space="preserve">'. </w:t>
+      </w:r>
+      <w:r>
+        <w:rPr>
+          <w:rFonts w:ascii="Arial" w:eastAsia="Arial" w:hAnsi="Arial" w:cs="Arial"/>
+          <w:sz w:val="22"/>
+          <w:szCs w:val="22"/>
+        </w:rPr>
+        <w:t xml:space="preserve">Identificar las </w:t>
+      </w:r>
+      <w:proofErr w:type="spellStart"/>
+      <w:r>
+        <w:rPr>
+          <w:rFonts w:ascii="Arial" w:eastAsia="Arial" w:hAnsi="Arial" w:cs="Arial"/>
+          <w:sz w:val="22"/>
+          <w:szCs w:val="22"/>
+        </w:rPr>
+        <w:t>syscalls</w:t>
+      </w:r>
+      <w:proofErr w:type="spellEnd"/>
+      <w:r>
+        <w:rPr>
+          <w:rFonts w:ascii="Arial" w:eastAsia="Arial" w:hAnsi="Arial" w:cs="Arial"/>
+          <w:sz w:val="22"/>
+          <w:szCs w:val="22"/>
+        </w:rPr>
+        <w:t xml:space="preserve"> generadas. ¿Qué devuelve </w:t>
+      </w:r>
+      <w:proofErr w:type="spellStart"/>
+      <w:r>
+        <w:rPr>
+          <w:rFonts w:ascii="Arial" w:eastAsia="Arial" w:hAnsi="Arial" w:cs="Arial"/>
+          <w:sz w:val="22"/>
+          <w:szCs w:val="22"/>
+        </w:rPr>
+        <w:t>read</w:t>
+      </w:r>
+      <w:proofErr w:type="spellEnd"/>
+      <w:r>
+        <w:rPr>
+          <w:rFonts w:ascii="Arial" w:eastAsia="Arial" w:hAnsi="Arial" w:cs="Arial"/>
+          <w:sz w:val="22"/>
+          <w:szCs w:val="22"/>
+        </w:rPr>
+        <w:t>() cuando lee de /</w:t>
+      </w:r>
+      <w:proofErr w:type="spellStart"/>
+      <w:r>
+        <w:rPr>
+          <w:rFonts w:ascii="Arial" w:eastAsia="Arial" w:hAnsi="Arial" w:cs="Arial"/>
+          <w:sz w:val="22"/>
+          <w:szCs w:val="22"/>
+        </w:rPr>
+        <w:t>dev</w:t>
+      </w:r>
+      <w:proofErr w:type="spellEnd"/>
+      <w:r>
+        <w:rPr>
+          <w:rFonts w:ascii="Arial" w:eastAsia="Arial" w:hAnsi="Arial" w:cs="Arial"/>
+          <w:sz w:val="22"/>
+          <w:szCs w:val="22"/>
+        </w:rPr>
+        <w:t>/</w:t>
+      </w:r>
+      <w:proofErr w:type="spellStart"/>
+      <w:r>
+        <w:rPr>
+          <w:rFonts w:ascii="Arial" w:eastAsia="Arial" w:hAnsi="Arial" w:cs="Arial"/>
+          <w:sz w:val="22"/>
+          <w:szCs w:val="22"/>
+        </w:rPr>
+        <w:t>zero</w:t>
+      </w:r>
+      <w:proofErr w:type="spellEnd"/>
+      <w:r>
+        <w:rPr>
+          <w:rFonts w:ascii="Arial" w:eastAsia="Arial" w:hAnsi="Arial" w:cs="Arial"/>
+          <w:sz w:val="22"/>
+          <w:szCs w:val="22"/>
+        </w:rPr>
+        <w:t xml:space="preserve">? ¿Y </w:t>
+      </w:r>
+      <w:proofErr w:type="spellStart"/>
+      <w:r>
+        <w:rPr>
+          <w:rFonts w:ascii="Arial" w:eastAsia="Arial" w:hAnsi="Arial" w:cs="Arial"/>
+          <w:sz w:val="22"/>
+          <w:szCs w:val="22"/>
+        </w:rPr>
+        <w:t>write</w:t>
+      </w:r>
+      <w:proofErr w:type="spellEnd"/>
+      <w:r>
+        <w:rPr>
+          <w:rFonts w:ascii="Arial" w:eastAsia="Arial" w:hAnsi="Arial" w:cs="Arial"/>
+          <w:sz w:val="22"/>
+          <w:szCs w:val="22"/>
+        </w:rPr>
+        <w:t>() cuando escribe a /</w:t>
+      </w:r>
+      <w:proofErr w:type="spellStart"/>
+      <w:r>
+        <w:rPr>
+          <w:rFonts w:ascii="Arial" w:eastAsia="Arial" w:hAnsi="Arial" w:cs="Arial"/>
+          <w:sz w:val="22"/>
+          <w:szCs w:val="22"/>
+        </w:rPr>
+        <w:t>dev</w:t>
+      </w:r>
+      <w:proofErr w:type="spellEnd"/>
+      <w:r>
+        <w:rPr>
+          <w:rFonts w:ascii="Arial" w:eastAsia="Arial" w:hAnsi="Arial" w:cs="Arial"/>
+          <w:sz w:val="22"/>
+          <w:szCs w:val="22"/>
+        </w:rPr>
+        <w:t>/</w:t>
+      </w:r>
+      <w:proofErr w:type="spellStart"/>
+      <w:r>
+        <w:rPr>
+          <w:rFonts w:ascii="Arial" w:eastAsia="Arial" w:hAnsi="Arial" w:cs="Arial"/>
+          <w:sz w:val="22"/>
+          <w:szCs w:val="22"/>
+        </w:rPr>
+        <w:t>null</w:t>
+      </w:r>
+      <w:proofErr w:type="spellEnd"/>
+      <w:r>
+        <w:rPr>
+          <w:rFonts w:ascii="Arial" w:eastAsia="Arial" w:hAnsi="Arial" w:cs="Arial"/>
+          <w:sz w:val="22"/>
+          <w:szCs w:val="22"/>
+        </w:rPr>
+        <w:t>?</w:t>
+      </w:r>
+    </w:p>
+    <w:p>
+      <w:pPr>
+        <w:spacing w:before="60" w:after="60" w:line="240" w:lineRule="auto"/>
+      </w:pPr>
+      <w:r>
+        <w:rPr>
+          <w:noProof/>
+        </w:rPr>
+        <w:drawing>
+          <wp:anchor distT="0" distB="0" distL="114300" distR="114300" simplePos="0" relativeHeight="251688960" behindDoc="0" locked="0" layoutInCell="1" allowOverlap="1" wp14:anchorId="4EEAE5F5" wp14:editId="714AA855">
+            <wp:simplePos x="0" y="0"/>
+            <wp:positionH relativeFrom="column">
+              <wp:posOffset>66444</wp:posOffset>
+            </wp:positionH>
+            <wp:positionV relativeFrom="paragraph">
+              <wp:posOffset>10622</wp:posOffset>
+            </wp:positionV>
+            <wp:extent cx="5611107" cy="2044469"/>
+            <wp:effectExtent l="0" t="0" r="0" b="0"/>
+            <wp:wrapNone/>
+            <wp:docPr id="32" name="Imagen 32"/>
+            <wp:cNvGraphicFramePr>
+              <a:graphicFrameLocks xmlns:a="http://schemas.openxmlformats.org/drawingml/2006/main" noChangeAspect="1"/>
+            </wp:cNvGraphicFramePr>
+            <a:graphic xmlns:a="http://schemas.openxmlformats.org/drawingml/2006/main">
+              <a:graphicData uri="http://schemas.openxmlformats.org/drawingml/2006/picture">
+                <pic:pic xmlns:pic="http://schemas.openxmlformats.org/drawingml/2006/picture">
+                  <pic:nvPicPr>
+                    <pic:cNvPr id="0" name="Picture 5"/>
+                    <pic:cNvPicPr>
+                      <a:picLocks noChangeAspect="1" noChangeArrowheads="1"/>
+                    </pic:cNvPicPr>
+                  </pic:nvPicPr>
+                  <pic:blipFill>
+                    <a:blip r:embed="rId47">
+                      <a:extLst>
+                        <a:ext uri="{28A0092B-C50C-407E-A947-70E740481C1C}">
+                          <a14:useLocalDpi xmlns:a14="http://schemas.microsoft.com/office/drawing/2010/main" val="0"/>
+                        </a:ext>
+                      </a:extLst>
+                    </a:blip>
+                    <a:srcRect/>
+                    <a:stretch>
+                      <a:fillRect/>
+                    </a:stretch>
+                  </pic:blipFill>
+                  <pic:spPr bwMode="auto">
+                    <a:xfrm>
+                      <a:off x="0" y="0"/>
+                      <a:ext cx="5611107" cy="2044469"/>
+                    </a:xfrm>
+                    <a:prstGeom prst="rect">
+                      <a:avLst/>
+                    </a:prstGeom>
+                    <a:noFill/>
+                    <a:ln>
+                      <a:noFill/>
+                    </a:ln>
+                  </pic:spPr>
+                </pic:pic>
+              </a:graphicData>
+            </a:graphic>
+            <wp14:sizeRelV relativeFrom="margin">
+              <wp14:pctHeight>0</wp14:pctHeight>
+            </wp14:sizeRelV>
+          </wp:anchor>
+        </w:drawing>
+      </w:r>
+    </w:p>
+    <w:p>
+      <w:pPr>
+        <w:spacing w:before="60" w:after="60" w:line="240" w:lineRule="auto"/>
+      </w:pPr>
+    </w:p>
+    <w:p>
+      <w:pPr>
+        <w:spacing w:before="60" w:after="60" w:line="240" w:lineRule="auto"/>
+      </w:pPr>
+    </w:p>
+    <w:p>
+      <w:pPr>
+        <w:spacing w:before="60" w:after="60" w:line="240" w:lineRule="auto"/>
+      </w:pPr>
+    </w:p>
+    <w:p>
+      <w:pPr>
+        <w:spacing w:before="60" w:after="60" w:line="240" w:lineRule="auto"/>
+      </w:pPr>
+    </w:p>
+    <w:p>
+      <w:pPr>
+        <w:spacing w:before="60" w:after="60" w:line="240" w:lineRule="auto"/>
+      </w:pPr>
+    </w:p>
+    <w:p>
+      <w:pPr>
+        <w:spacing w:before="60" w:after="60" w:line="240" w:lineRule="auto"/>
+        <w:jc w:val="both"/>
+        <w:rPr>
+          <w:rFonts w:ascii="Arial" w:hAnsi="Arial" w:cs="Arial"/>
+          <w:sz w:val="22"/>
+          <w:szCs w:val="22"/>
+        </w:rPr>
+      </w:pPr>
+      <w:r>
+        <w:rPr>
+          <w:rFonts w:ascii="Arial" w:hAnsi="Arial" w:cs="Arial"/>
+          <w:sz w:val="22"/>
+          <w:szCs w:val="22"/>
+        </w:rPr>
+        <w:lastRenderedPageBreak/>
+        <w:tab/>
+        <w:t>Cuando Read() lee /</w:t>
+      </w:r>
+      <w:proofErr w:type="spellStart"/>
+      <w:r>
+        <w:rPr>
+          <w:rFonts w:ascii="Arial" w:hAnsi="Arial" w:cs="Arial"/>
+          <w:sz w:val="22"/>
+          <w:szCs w:val="22"/>
+        </w:rPr>
+        <w:t>dev</w:t>
+      </w:r>
+      <w:proofErr w:type="spellEnd"/>
+      <w:r>
+        <w:rPr>
+          <w:rFonts w:ascii="Arial" w:hAnsi="Arial" w:cs="Arial"/>
+          <w:sz w:val="22"/>
+          <w:szCs w:val="22"/>
+        </w:rPr>
+        <w:t>/</w:t>
+      </w:r>
+      <w:proofErr w:type="spellStart"/>
+      <w:r>
+        <w:rPr>
+          <w:rFonts w:ascii="Arial" w:hAnsi="Arial" w:cs="Arial"/>
+          <w:sz w:val="22"/>
+          <w:szCs w:val="22"/>
+        </w:rPr>
+        <w:t>zero</w:t>
+      </w:r>
+      <w:proofErr w:type="spellEnd"/>
+      <w:r>
+        <w:rPr>
+          <w:rFonts w:ascii="Arial" w:hAnsi="Arial" w:cs="Arial"/>
+          <w:sz w:val="22"/>
+          <w:szCs w:val="22"/>
+        </w:rPr>
+        <w:t xml:space="preserve"> este devuelve el numero de bytes solicitados que en este caso son 4096. Por otra parte </w:t>
+      </w:r>
+      <w:proofErr w:type="spellStart"/>
+      <w:r>
+        <w:rPr>
+          <w:rFonts w:ascii="Arial" w:hAnsi="Arial" w:cs="Arial"/>
+          <w:sz w:val="22"/>
+          <w:szCs w:val="22"/>
+        </w:rPr>
+        <w:t>write</w:t>
+      </w:r>
+      <w:proofErr w:type="spellEnd"/>
+      <w:r>
+        <w:rPr>
+          <w:rFonts w:ascii="Arial" w:hAnsi="Arial" w:cs="Arial"/>
+          <w:sz w:val="22"/>
+          <w:szCs w:val="22"/>
+        </w:rPr>
+        <w:t xml:space="preserve"> cuando escribe a /</w:t>
+      </w:r>
+      <w:proofErr w:type="spellStart"/>
+      <w:r>
+        <w:rPr>
+          <w:rFonts w:ascii="Arial" w:hAnsi="Arial" w:cs="Arial"/>
+          <w:sz w:val="22"/>
+          <w:szCs w:val="22"/>
+        </w:rPr>
+        <w:t>dev</w:t>
+      </w:r>
+      <w:proofErr w:type="spellEnd"/>
+      <w:r>
+        <w:rPr>
+          <w:rFonts w:ascii="Arial" w:hAnsi="Arial" w:cs="Arial"/>
+          <w:sz w:val="22"/>
+          <w:szCs w:val="22"/>
+        </w:rPr>
+        <w:t>/</w:t>
+      </w:r>
+      <w:proofErr w:type="spellStart"/>
+      <w:r>
+        <w:rPr>
+          <w:rFonts w:ascii="Arial" w:hAnsi="Arial" w:cs="Arial"/>
+          <w:sz w:val="22"/>
+          <w:szCs w:val="22"/>
+        </w:rPr>
+        <w:t>null</w:t>
+      </w:r>
+      <w:proofErr w:type="spellEnd"/>
+      <w:r>
+        <w:rPr>
+          <w:rFonts w:ascii="Arial" w:hAnsi="Arial" w:cs="Arial"/>
+          <w:sz w:val="22"/>
+          <w:szCs w:val="22"/>
+        </w:rPr>
+        <w:t xml:space="preserve"> también devuelve dichos 4096 bytes, sin embargo, /</w:t>
+      </w:r>
+      <w:proofErr w:type="spellStart"/>
+      <w:r>
+        <w:rPr>
+          <w:rFonts w:ascii="Arial" w:hAnsi="Arial" w:cs="Arial"/>
+          <w:sz w:val="22"/>
+          <w:szCs w:val="22"/>
+        </w:rPr>
+        <w:t>dev</w:t>
+      </w:r>
+      <w:proofErr w:type="spellEnd"/>
+      <w:r>
+        <w:rPr>
+          <w:rFonts w:ascii="Arial" w:hAnsi="Arial" w:cs="Arial"/>
+          <w:sz w:val="22"/>
+          <w:szCs w:val="22"/>
+        </w:rPr>
+        <w:t>/</w:t>
+      </w:r>
+      <w:proofErr w:type="spellStart"/>
+      <w:r>
+        <w:rPr>
+          <w:rFonts w:ascii="Arial" w:hAnsi="Arial" w:cs="Arial"/>
+          <w:sz w:val="22"/>
+          <w:szCs w:val="22"/>
+        </w:rPr>
+        <w:t>null</w:t>
+      </w:r>
+      <w:proofErr w:type="spellEnd"/>
+      <w:r>
+        <w:rPr>
+          <w:rFonts w:ascii="Arial" w:hAnsi="Arial" w:cs="Arial"/>
+          <w:sz w:val="22"/>
+          <w:szCs w:val="22"/>
+        </w:rPr>
+        <w:t xml:space="preserve"> lo descarta inmediatamente en la memoria RAM y no los guarda en el disco duro</w:t>
+      </w:r>
+    </w:p>
+    <w:p>
+      <w:pPr>
+        <w:spacing w:before="60" w:after="60" w:line="240" w:lineRule="auto"/>
+      </w:pPr>
+    </w:p>
+    <w:p>
+      <w:pPr>
+        <w:pStyle w:val="Prrafodelista"/>
+        <w:numPr>
+          <w:ilvl w:val="0"/>
+          <w:numId w:val="5"/>
+        </w:numPr>
+        <w:spacing w:before="60" w:after="60" w:line="240" w:lineRule="auto"/>
+        <w:contextualSpacing w:val="0"/>
+      </w:pPr>
+      <w:r>
+        <w:rPr>
+          <w:rFonts w:ascii="Arial" w:eastAsia="Arial" w:hAnsi="Arial" w:cs="Arial"/>
+          <w:sz w:val="22"/>
+          <w:szCs w:val="22"/>
+        </w:rPr>
+        <w:t>5.4 — Explorar /</w:t>
+      </w:r>
+      <w:proofErr w:type="spellStart"/>
+      <w:r>
+        <w:rPr>
+          <w:rFonts w:ascii="Arial" w:eastAsia="Arial" w:hAnsi="Arial" w:cs="Arial"/>
+          <w:sz w:val="22"/>
+          <w:szCs w:val="22"/>
+        </w:rPr>
+        <w:t>sys</w:t>
+      </w:r>
+      <w:proofErr w:type="spellEnd"/>
+      <w:r>
+        <w:rPr>
+          <w:rFonts w:ascii="Arial" w:eastAsia="Arial" w:hAnsi="Arial" w:cs="Arial"/>
+          <w:sz w:val="22"/>
+          <w:szCs w:val="22"/>
+        </w:rPr>
+        <w:t>/</w:t>
+      </w:r>
+      <w:proofErr w:type="spellStart"/>
+      <w:r>
+        <w:rPr>
+          <w:rFonts w:ascii="Arial" w:eastAsia="Arial" w:hAnsi="Arial" w:cs="Arial"/>
+          <w:sz w:val="22"/>
+          <w:szCs w:val="22"/>
+        </w:rPr>
+        <w:t>dev</w:t>
+      </w:r>
+      <w:proofErr w:type="spellEnd"/>
+      <w:r>
+        <w:rPr>
+          <w:rFonts w:ascii="Arial" w:eastAsia="Arial" w:hAnsi="Arial" w:cs="Arial"/>
+          <w:sz w:val="22"/>
+          <w:szCs w:val="22"/>
+        </w:rPr>
+        <w:t>/</w:t>
+      </w:r>
+      <w:proofErr w:type="spellStart"/>
+      <w:r>
+        <w:rPr>
+          <w:rFonts w:ascii="Arial" w:eastAsia="Arial" w:hAnsi="Arial" w:cs="Arial"/>
+          <w:sz w:val="22"/>
+          <w:szCs w:val="22"/>
+        </w:rPr>
+        <w:t>char</w:t>
+      </w:r>
+      <w:proofErr w:type="spellEnd"/>
+      <w:r>
+        <w:rPr>
+          <w:rFonts w:ascii="Arial" w:eastAsia="Arial" w:hAnsi="Arial" w:cs="Arial"/>
+          <w:sz w:val="22"/>
+          <w:szCs w:val="22"/>
+        </w:rPr>
+        <w:t xml:space="preserve">/ y encontrar la entrada correspondiente al </w:t>
+      </w:r>
+      <w:proofErr w:type="spellStart"/>
+      <w:r>
+        <w:rPr>
+          <w:rFonts w:ascii="Arial" w:eastAsia="Arial" w:hAnsi="Arial" w:cs="Arial"/>
+          <w:sz w:val="22"/>
+          <w:szCs w:val="22"/>
+        </w:rPr>
+        <w:t>major:minor</w:t>
+      </w:r>
+      <w:proofErr w:type="spellEnd"/>
+      <w:r>
+        <w:rPr>
+          <w:rFonts w:ascii="Arial" w:eastAsia="Arial" w:hAnsi="Arial" w:cs="Arial"/>
+          <w:sz w:val="22"/>
+          <w:szCs w:val="22"/>
+        </w:rPr>
+        <w:t xml:space="preserve"> de /</w:t>
+      </w:r>
+      <w:proofErr w:type="spellStart"/>
+      <w:r>
+        <w:rPr>
+          <w:rFonts w:ascii="Arial" w:eastAsia="Arial" w:hAnsi="Arial" w:cs="Arial"/>
+          <w:sz w:val="22"/>
+          <w:szCs w:val="22"/>
+        </w:rPr>
+        <w:t>dev</w:t>
+      </w:r>
+      <w:proofErr w:type="spellEnd"/>
+      <w:r>
+        <w:rPr>
+          <w:rFonts w:ascii="Arial" w:eastAsia="Arial" w:hAnsi="Arial" w:cs="Arial"/>
+          <w:sz w:val="22"/>
+          <w:szCs w:val="22"/>
+        </w:rPr>
+        <w:t>/</w:t>
+      </w:r>
+      <w:proofErr w:type="spellStart"/>
+      <w:r>
+        <w:rPr>
+          <w:rFonts w:ascii="Arial" w:eastAsia="Arial" w:hAnsi="Arial" w:cs="Arial"/>
+          <w:sz w:val="22"/>
+          <w:szCs w:val="22"/>
+        </w:rPr>
+        <w:t>null</w:t>
+      </w:r>
+      <w:proofErr w:type="spellEnd"/>
+      <w:r>
+        <w:rPr>
+          <w:rFonts w:ascii="Arial" w:eastAsia="Arial" w:hAnsi="Arial" w:cs="Arial"/>
+          <w:sz w:val="22"/>
+          <w:szCs w:val="22"/>
+        </w:rPr>
+        <w:t xml:space="preserve">. ¿A qué driver apunta el </w:t>
+      </w:r>
+      <w:proofErr w:type="spellStart"/>
+      <w:r>
+        <w:rPr>
+          <w:rFonts w:ascii="Arial" w:eastAsia="Arial" w:hAnsi="Arial" w:cs="Arial"/>
+          <w:sz w:val="22"/>
+          <w:szCs w:val="22"/>
+        </w:rPr>
+        <w:t>symlink</w:t>
+      </w:r>
+      <w:proofErr w:type="spellEnd"/>
+      <w:r>
+        <w:rPr>
+          <w:rFonts w:ascii="Arial" w:eastAsia="Arial" w:hAnsi="Arial" w:cs="Arial"/>
+          <w:sz w:val="22"/>
+          <w:szCs w:val="22"/>
+        </w:rPr>
+        <w:t xml:space="preserve">? Ejecutar </w:t>
+      </w:r>
+      <w:proofErr w:type="spellStart"/>
+      <w:r>
+        <w:rPr>
+          <w:rFonts w:ascii="Arial" w:eastAsia="Arial" w:hAnsi="Arial" w:cs="Arial"/>
+          <w:sz w:val="22"/>
+          <w:szCs w:val="22"/>
+        </w:rPr>
+        <w:t>udevadm</w:t>
+      </w:r>
+      <w:proofErr w:type="spellEnd"/>
+      <w:r>
+        <w:rPr>
+          <w:rFonts w:ascii="Arial" w:eastAsia="Arial" w:hAnsi="Arial" w:cs="Arial"/>
+          <w:sz w:val="22"/>
+          <w:szCs w:val="22"/>
+        </w:rPr>
+        <w:t xml:space="preserve"> </w:t>
+      </w:r>
+      <w:proofErr w:type="spellStart"/>
+      <w:r>
+        <w:rPr>
+          <w:rFonts w:ascii="Arial" w:eastAsia="Arial" w:hAnsi="Arial" w:cs="Arial"/>
+          <w:sz w:val="22"/>
+          <w:szCs w:val="22"/>
+        </w:rPr>
+        <w:t>info</w:t>
+      </w:r>
+      <w:proofErr w:type="spellEnd"/>
+      <w:r>
+        <w:rPr>
+          <w:rFonts w:ascii="Arial" w:eastAsia="Arial" w:hAnsi="Arial" w:cs="Arial"/>
+          <w:sz w:val="22"/>
+          <w:szCs w:val="22"/>
+        </w:rPr>
+        <w:t xml:space="preserve"> /</w:t>
+      </w:r>
+      <w:proofErr w:type="spellStart"/>
+      <w:r>
+        <w:rPr>
+          <w:rFonts w:ascii="Arial" w:eastAsia="Arial" w:hAnsi="Arial" w:cs="Arial"/>
+          <w:sz w:val="22"/>
+          <w:szCs w:val="22"/>
+        </w:rPr>
+        <w:t>dev</w:t>
+      </w:r>
+      <w:proofErr w:type="spellEnd"/>
+      <w:r>
+        <w:rPr>
+          <w:rFonts w:ascii="Arial" w:eastAsia="Arial" w:hAnsi="Arial" w:cs="Arial"/>
+          <w:sz w:val="22"/>
+          <w:szCs w:val="22"/>
+        </w:rPr>
+        <w:t>/</w:t>
+      </w:r>
+      <w:proofErr w:type="spellStart"/>
+      <w:r>
+        <w:rPr>
+          <w:rFonts w:ascii="Arial" w:eastAsia="Arial" w:hAnsi="Arial" w:cs="Arial"/>
+          <w:sz w:val="22"/>
+          <w:szCs w:val="22"/>
+        </w:rPr>
+        <w:t>random</w:t>
+      </w:r>
+      <w:proofErr w:type="spellEnd"/>
+      <w:r>
+        <w:rPr>
+          <w:rFonts w:ascii="Arial" w:eastAsia="Arial" w:hAnsi="Arial" w:cs="Arial"/>
+          <w:sz w:val="22"/>
+          <w:szCs w:val="22"/>
+        </w:rPr>
+        <w:t xml:space="preserve"> y documentar los atributos </w:t>
+      </w:r>
+      <w:proofErr w:type="spellStart"/>
+      <w:r>
+        <w:rPr>
+          <w:rFonts w:ascii="Arial" w:eastAsia="Arial" w:hAnsi="Arial" w:cs="Arial"/>
+          <w:sz w:val="22"/>
+          <w:szCs w:val="22"/>
+        </w:rPr>
+        <w:t>udev</w:t>
+      </w:r>
+      <w:proofErr w:type="spellEnd"/>
+      <w:r>
+        <w:rPr>
+          <w:rFonts w:ascii="Arial" w:eastAsia="Arial" w:hAnsi="Arial" w:cs="Arial"/>
+          <w:sz w:val="22"/>
+          <w:szCs w:val="22"/>
+        </w:rPr>
+        <w:t xml:space="preserve"> del dispositivo</w:t>
+      </w:r>
+    </w:p>
+    <w:p>
+      <w:pPr>
+        <w:spacing w:before="60" w:after="60" w:line="240" w:lineRule="auto"/>
+      </w:pPr>
+      <w:r>
+        <w:rPr>
+          <w:noProof/>
+        </w:rPr>
+        <w:drawing>
+          <wp:anchor distT="0" distB="0" distL="114300" distR="114300" simplePos="0" relativeHeight="251689984" behindDoc="0" locked="0" layoutInCell="1" allowOverlap="1" wp14:anchorId="6117CCFB" wp14:editId="0D829C82">
+            <wp:simplePos x="0" y="0"/>
+            <wp:positionH relativeFrom="margin">
+              <wp:align>left</wp:align>
+            </wp:positionH>
+            <wp:positionV relativeFrom="paragraph">
+              <wp:posOffset>45315</wp:posOffset>
+            </wp:positionV>
+            <wp:extent cx="5612130" cy="807085"/>
+            <wp:effectExtent l="0" t="0" r="7620" b="0"/>
+            <wp:wrapNone/>
+            <wp:docPr id="34" name="Imagen 34"/>
+            <wp:cNvGraphicFramePr>
+              <a:graphicFrameLocks xmlns:a="http://schemas.openxmlformats.org/drawingml/2006/main" noChangeAspect="1"/>
+            </wp:cNvGraphicFramePr>
+            <a:graphic xmlns:a="http://schemas.openxmlformats.org/drawingml/2006/main">
+              <a:graphicData uri="http://schemas.openxmlformats.org/drawingml/2006/picture">
+                <pic:pic xmlns:pic="http://schemas.openxmlformats.org/drawingml/2006/picture">
+                  <pic:nvPicPr>
+                    <pic:cNvPr id="0" name="Picture 8"/>
+                    <pic:cNvPicPr>
+                      <a:picLocks noChangeAspect="1" noChangeArrowheads="1"/>
+                    </pic:cNvPicPr>
+                  </pic:nvPicPr>
+                  <pic:blipFill>
+                    <a:blip r:embed="rId48">
+                      <a:extLst>
+                        <a:ext uri="{28A0092B-C50C-407E-A947-70E740481C1C}">
+                          <a14:useLocalDpi xmlns:a14="http://schemas.microsoft.com/office/drawing/2010/main" val="0"/>
+                        </a:ext>
+                      </a:extLst>
+                    </a:blip>
+                    <a:srcRect/>
+                    <a:stretch>
+                      <a:fillRect/>
+                    </a:stretch>
+                  </pic:blipFill>
+                  <pic:spPr bwMode="auto">
+                    <a:xfrm>
+                      <a:off x="0" y="0"/>
+                      <a:ext cx="5612130" cy="807085"/>
+                    </a:xfrm>
+                    <a:prstGeom prst="rect">
+                      <a:avLst/>
+                    </a:prstGeom>
+                    <a:noFill/>
+                    <a:ln>
+                      <a:noFill/>
+                    </a:ln>
+                  </pic:spPr>
+                </pic:pic>
+              </a:graphicData>
+            </a:graphic>
+          </wp:anchor>
+        </w:drawing>
+      </w:r>
+    </w:p>
+    <w:p>
+      <w:pPr>
+        <w:spacing w:before="60" w:after="60" w:line="240" w:lineRule="auto"/>
+      </w:pPr>
+    </w:p>
+    <w:p>
+      <w:pPr>
+        <w:spacing w:before="60" w:after="60" w:line="240" w:lineRule="auto"/>
+      </w:pPr>
+    </w:p>
+    <w:p>
+      <w:pPr>
+        <w:spacing w:before="60" w:after="60" w:line="240" w:lineRule="auto"/>
+      </w:pPr>
+    </w:p>
+    <w:p>
+      <w:pPr>
+        <w:spacing w:before="60" w:after="60" w:line="240" w:lineRule="auto"/>
+      </w:pPr>
+      <w:r>
+        <w:rPr>
+          <w:noProof/>
+        </w:rPr>
+        <w:drawing>
+          <wp:anchor distT="0" distB="0" distL="114300" distR="114300" simplePos="0" relativeHeight="251691008" behindDoc="0" locked="0" layoutInCell="1" allowOverlap="1" wp14:anchorId="691F9E69" wp14:editId="789EEEB3">
+            <wp:simplePos x="0" y="0"/>
+            <wp:positionH relativeFrom="margin">
+              <wp:align>left</wp:align>
+            </wp:positionH>
+            <wp:positionV relativeFrom="paragraph">
+              <wp:posOffset>137044</wp:posOffset>
+            </wp:positionV>
+            <wp:extent cx="5612130" cy="2236470"/>
+            <wp:effectExtent l="0" t="0" r="7620" b="0"/>
+            <wp:wrapNone/>
+            <wp:docPr id="33" name="Imagen 33"/>
+            <wp:cNvGraphicFramePr>
+              <a:graphicFrameLocks xmlns:a="http://schemas.openxmlformats.org/drawingml/2006/main" noChangeAspect="1"/>
+            </wp:cNvGraphicFramePr>
+            <a:graphic xmlns:a="http://schemas.openxmlformats.org/drawingml/2006/main">
+              <a:graphicData uri="http://schemas.openxmlformats.org/drawingml/2006/picture">
+                <pic:pic xmlns:pic="http://schemas.openxmlformats.org/drawingml/2006/picture">
+                  <pic:nvPicPr>
+                    <pic:cNvPr id="0" name="Picture 7"/>
+                    <pic:cNvPicPr>
+                      <a:picLocks noChangeAspect="1" noChangeArrowheads="1"/>
+                    </pic:cNvPicPr>
+                  </pic:nvPicPr>
+                  <pic:blipFill>
+                    <a:blip r:embed="rId49">
+                      <a:extLst>
+                        <a:ext uri="{28A0092B-C50C-407E-A947-70E740481C1C}">
+                          <a14:useLocalDpi xmlns:a14="http://schemas.microsoft.com/office/drawing/2010/main" val="0"/>
+                        </a:ext>
+                      </a:extLst>
+                    </a:blip>
+                    <a:srcRect/>
+                    <a:stretch>
+                      <a:fillRect/>
+                    </a:stretch>
+                  </pic:blipFill>
+                  <pic:spPr bwMode="auto">
+                    <a:xfrm>
+                      <a:off x="0" y="0"/>
+                      <a:ext cx="5612130" cy="2236470"/>
+                    </a:xfrm>
+                    <a:prstGeom prst="rect">
+                      <a:avLst/>
+                    </a:prstGeom>
+                    <a:noFill/>
+                    <a:ln>
+                      <a:noFill/>
+                    </a:ln>
+                  </pic:spPr>
+                </pic:pic>
+              </a:graphicData>
+            </a:graphic>
+          </wp:anchor>
+        </w:drawing>
+      </w:r>
+    </w:p>
+    <w:p>
+      <w:pPr>
+        <w:spacing w:before="60" w:after="60" w:line="240" w:lineRule="auto"/>
+      </w:pPr>
+    </w:p>
+    <w:p>
+      <w:pPr>
+        <w:spacing w:before="60" w:after="60" w:line="240" w:lineRule="auto"/>
+      </w:pPr>
+    </w:p>
+    <w:p>
+      <w:pPr>
+        <w:spacing w:before="60" w:after="60" w:line="240" w:lineRule="auto"/>
+      </w:pPr>
+    </w:p>
+    <w:p>
+      <w:pPr>
+        <w:spacing w:before="60" w:after="60" w:line="240" w:lineRule="auto"/>
+      </w:pPr>
+    </w:p>
+    <w:p>
+      <w:pPr>
+        <w:spacing w:before="60" w:after="60" w:line="240" w:lineRule="auto"/>
+      </w:pPr>
+    </w:p>
+    <w:p>
+      <w:pPr>
+        <w:spacing w:before="60" w:after="60" w:line="240" w:lineRule="auto"/>
+      </w:pPr>
+    </w:p>
+    <w:p>
+      <w:pPr>
+        <w:spacing w:before="60" w:after="60" w:line="240" w:lineRule="auto"/>
+      </w:pPr>
+    </w:p>
+    <w:p>
+      <w:pPr>
+        <w:spacing w:before="60" w:after="60" w:line="240" w:lineRule="auto"/>
+      </w:pPr>
+    </w:p>
+    <w:p>
+      <w:pPr>
+        <w:spacing w:before="60" w:after="60" w:line="240" w:lineRule="auto"/>
+      </w:pPr>
+    </w:p>
+    <w:p>
+      <w:pPr>
+        <w:spacing w:before="60" w:after="60" w:line="240" w:lineRule="auto"/>
+      </w:pPr>
+    </w:p>
+    <w:p>
+      <w:pPr>
+        <w:spacing w:before="60" w:after="60" w:line="240" w:lineRule="auto"/>
+        <w:rPr>
+          <w:rFonts w:ascii="Arial" w:hAnsi="Arial" w:cs="Arial"/>
+          <w:sz w:val="22"/>
+          <w:szCs w:val="22"/>
+        </w:rPr>
+      </w:pPr>
+      <w:r>
+        <w:rPr>
+          <w:rFonts w:ascii="Arial" w:hAnsi="Arial" w:cs="Arial"/>
+          <w:sz w:val="22"/>
+          <w:szCs w:val="22"/>
+        </w:rPr>
+        <w:tab/>
+        <w:t xml:space="preserve">El </w:t>
+      </w:r>
+      <w:proofErr w:type="spellStart"/>
+      <w:r>
+        <w:rPr>
+          <w:rFonts w:ascii="Arial" w:hAnsi="Arial" w:cs="Arial"/>
+          <w:sz w:val="22"/>
+          <w:szCs w:val="22"/>
+        </w:rPr>
+        <w:t>symlink</w:t>
+      </w:r>
+      <w:proofErr w:type="spellEnd"/>
+      <w:r>
+        <w:rPr>
+          <w:rFonts w:ascii="Arial" w:hAnsi="Arial" w:cs="Arial"/>
+          <w:sz w:val="22"/>
+          <w:szCs w:val="22"/>
+        </w:rPr>
+        <w:t xml:space="preserve"> apunta al driver </w:t>
+      </w:r>
+      <w:proofErr w:type="spellStart"/>
+      <w:r>
+        <w:rPr>
+          <w:rFonts w:ascii="Arial" w:hAnsi="Arial" w:cs="Arial"/>
+          <w:sz w:val="22"/>
+          <w:szCs w:val="22"/>
+        </w:rPr>
+        <w:t>mem</w:t>
+      </w:r>
+      <w:proofErr w:type="spellEnd"/>
+      <w:r>
+        <w:rPr>
+          <w:rFonts w:ascii="Arial" w:hAnsi="Arial" w:cs="Arial"/>
+          <w:sz w:val="22"/>
+          <w:szCs w:val="22"/>
+        </w:rPr>
+        <w:t xml:space="preserve"> dentro de la ruta de dispositivos virtuales</w:t>
+      </w:r>
+      <w:r>
+        <w:rPr>
+          <w:rFonts w:ascii="Arial" w:hAnsi="Arial" w:cs="Arial"/>
+          <w:sz w:val="22"/>
+          <w:szCs w:val="22"/>
+        </w:rPr>
+        <w:t xml:space="preserve"> de nuestra máquina, esto significa que /</w:t>
+      </w:r>
+      <w:proofErr w:type="spellStart"/>
+      <w:r>
+        <w:rPr>
+          <w:rFonts w:ascii="Arial" w:hAnsi="Arial" w:cs="Arial"/>
+          <w:sz w:val="22"/>
+          <w:szCs w:val="22"/>
+        </w:rPr>
+        <w:t>dev</w:t>
+      </w:r>
+      <w:proofErr w:type="spellEnd"/>
+      <w:r>
+        <w:rPr>
+          <w:rFonts w:ascii="Arial" w:hAnsi="Arial" w:cs="Arial"/>
+          <w:sz w:val="22"/>
+          <w:szCs w:val="22"/>
+        </w:rPr>
+        <w:t>/</w:t>
+      </w:r>
+      <w:proofErr w:type="spellStart"/>
+      <w:r>
+        <w:rPr>
+          <w:rFonts w:ascii="Arial" w:hAnsi="Arial" w:cs="Arial"/>
+          <w:sz w:val="22"/>
+          <w:szCs w:val="22"/>
+        </w:rPr>
+        <w:t>null</w:t>
+      </w:r>
+      <w:proofErr w:type="spellEnd"/>
+      <w:r>
+        <w:rPr>
+          <w:rFonts w:ascii="Arial" w:hAnsi="Arial" w:cs="Arial"/>
+          <w:sz w:val="22"/>
+          <w:szCs w:val="22"/>
+        </w:rPr>
+        <w:t xml:space="preserve"> no esta en el hardware si no que es un software gestionado por el subsistema de Linux.</w:t>
+      </w:r>
+    </w:p>
+    <w:p>
+      <w:pPr>
+        <w:spacing w:before="60" w:after="60" w:line="240" w:lineRule="auto"/>
+        <w:rPr>
+          <w:rFonts w:ascii="Arial" w:hAnsi="Arial" w:cs="Arial"/>
+          <w:sz w:val="22"/>
+          <w:szCs w:val="22"/>
+        </w:rPr>
+      </w:pPr>
+      <w:r>
+        <w:rPr>
+          <w:rFonts w:ascii="Arial" w:hAnsi="Arial" w:cs="Arial"/>
+          <w:sz w:val="22"/>
+          <w:szCs w:val="22"/>
+        </w:rPr>
+        <w:tab/>
+        <w:t xml:space="preserve">Por otra parte, </w:t>
+      </w:r>
+      <w:proofErr w:type="spellStart"/>
+      <w:r>
+        <w:rPr>
+          <w:rFonts w:ascii="Arial" w:hAnsi="Arial" w:cs="Arial"/>
+          <w:sz w:val="22"/>
+          <w:szCs w:val="22"/>
+        </w:rPr>
+        <w:t>udevadm</w:t>
+      </w:r>
+      <w:proofErr w:type="spellEnd"/>
+      <w:r>
+        <w:rPr>
+          <w:rFonts w:ascii="Arial" w:hAnsi="Arial" w:cs="Arial"/>
+          <w:sz w:val="22"/>
+          <w:szCs w:val="22"/>
+        </w:rPr>
+        <w:t xml:space="preserve"> nos da la siguiente informacion:</w:t>
+      </w:r>
+    </w:p>
+    <w:p>
+      <w:pPr>
+        <w:spacing w:before="60" w:after="60" w:line="240" w:lineRule="auto"/>
+        <w:rPr>
+          <w:rFonts w:ascii="Arial" w:hAnsi="Arial" w:cs="Arial"/>
+          <w:sz w:val="22"/>
+          <w:szCs w:val="22"/>
+        </w:rPr>
+      </w:pPr>
+      <w:r>
+        <w:rPr>
+          <w:rFonts w:ascii="Arial" w:hAnsi="Arial" w:cs="Arial"/>
+          <w:sz w:val="22"/>
+          <w:szCs w:val="22"/>
+        </w:rPr>
+        <w:t>P: Ubicación real dentro del árbol de dispositivos del kernel</w:t>
+      </w:r>
+    </w:p>
+    <w:p>
+      <w:pPr>
+        <w:spacing w:before="60" w:after="60" w:line="240" w:lineRule="auto"/>
+        <w:rPr>
+          <w:rFonts w:ascii="Arial" w:hAnsi="Arial" w:cs="Arial"/>
+          <w:sz w:val="22"/>
+          <w:szCs w:val="22"/>
+        </w:rPr>
+      </w:pPr>
+      <w:r>
+        <w:rPr>
+          <w:rFonts w:ascii="Arial" w:hAnsi="Arial" w:cs="Arial"/>
+          <w:sz w:val="22"/>
+          <w:szCs w:val="22"/>
+        </w:rPr>
+        <w:t xml:space="preserve">M: </w:t>
+      </w:r>
+      <w:proofErr w:type="spellStart"/>
+      <w:r>
+        <w:rPr>
+          <w:rFonts w:ascii="Arial" w:hAnsi="Arial" w:cs="Arial"/>
+          <w:sz w:val="22"/>
+          <w:szCs w:val="22"/>
+        </w:rPr>
+        <w:t>Random</w:t>
+      </w:r>
+      <w:proofErr w:type="spellEnd"/>
+    </w:p>
+    <w:p>
+      <w:pPr>
+        <w:spacing w:before="60" w:after="60" w:line="240" w:lineRule="auto"/>
+        <w:rPr>
+          <w:rFonts w:ascii="Arial" w:hAnsi="Arial" w:cs="Arial"/>
+          <w:sz w:val="22"/>
+          <w:szCs w:val="22"/>
+        </w:rPr>
+      </w:pPr>
+      <w:r>
+        <w:rPr>
+          <w:rFonts w:ascii="Arial" w:hAnsi="Arial" w:cs="Arial"/>
+          <w:sz w:val="22"/>
+          <w:szCs w:val="22"/>
+        </w:rPr>
+        <w:t xml:space="preserve">D: c </w:t>
+      </w:r>
+      <w:proofErr w:type="spellStart"/>
+      <w:r>
+        <w:rPr>
+          <w:rFonts w:ascii="Arial" w:hAnsi="Arial" w:cs="Arial"/>
+          <w:sz w:val="22"/>
+          <w:szCs w:val="22"/>
+        </w:rPr>
+        <w:t>major</w:t>
+      </w:r>
+      <w:proofErr w:type="spellEnd"/>
+      <w:r>
+        <w:rPr>
+          <w:rFonts w:ascii="Arial" w:hAnsi="Arial" w:cs="Arial"/>
+          <w:sz w:val="22"/>
+          <w:szCs w:val="22"/>
+        </w:rPr>
+        <w:t xml:space="preserve"> 1 y 8 </w:t>
+      </w:r>
+      <w:proofErr w:type="spellStart"/>
+      <w:r>
+        <w:rPr>
+          <w:rFonts w:ascii="Arial" w:hAnsi="Arial" w:cs="Arial"/>
+          <w:sz w:val="22"/>
+          <w:szCs w:val="22"/>
+        </w:rPr>
+        <w:t>minor</w:t>
+      </w:r>
+      <w:proofErr w:type="spellEnd"/>
+    </w:p>
+    <w:p>
+      <w:pPr>
+        <w:spacing w:before="60" w:after="60" w:line="240" w:lineRule="auto"/>
+        <w:rPr>
+          <w:rFonts w:ascii="Arial" w:hAnsi="Arial" w:cs="Arial"/>
+          <w:sz w:val="22"/>
+          <w:szCs w:val="22"/>
+        </w:rPr>
+      </w:pPr>
+      <w:r>
+        <w:rPr>
+          <w:rFonts w:ascii="Arial" w:hAnsi="Arial" w:cs="Arial"/>
+          <w:sz w:val="22"/>
+          <w:szCs w:val="22"/>
+        </w:rPr>
+        <w:t xml:space="preserve">U: </w:t>
+      </w:r>
+      <w:proofErr w:type="spellStart"/>
+      <w:r>
+        <w:rPr>
+          <w:rFonts w:ascii="Arial" w:hAnsi="Arial" w:cs="Arial"/>
+          <w:sz w:val="22"/>
+          <w:szCs w:val="22"/>
+        </w:rPr>
+        <w:t>mem</w:t>
+      </w:r>
+      <w:proofErr w:type="spellEnd"/>
+      <w:r>
+        <w:rPr>
+          <w:rFonts w:ascii="Arial" w:hAnsi="Arial" w:cs="Arial"/>
+          <w:sz w:val="22"/>
+          <w:szCs w:val="22"/>
+        </w:rPr>
+        <w:t xml:space="preserve"> Pertenece al subsistema de gestión de memoria del kernel</w:t>
+      </w:r>
+    </w:p>
+    <w:p>
+      <w:pPr>
+        <w:spacing w:before="60" w:after="60" w:line="240" w:lineRule="auto"/>
+        <w:rPr>
+          <w:rFonts w:ascii="Arial" w:hAnsi="Arial" w:cs="Arial"/>
+          <w:sz w:val="22"/>
+          <w:szCs w:val="22"/>
+        </w:rPr>
+      </w:pPr>
+      <w:r>
+        <w:rPr>
+          <w:rFonts w:ascii="Arial" w:hAnsi="Arial" w:cs="Arial"/>
+          <w:sz w:val="22"/>
+          <w:szCs w:val="22"/>
+        </w:rPr>
+        <w:t xml:space="preserve">E: </w:t>
+      </w:r>
+      <w:proofErr w:type="spellStart"/>
+      <w:r>
+        <w:rPr>
+          <w:rFonts w:ascii="Arial" w:hAnsi="Arial" w:cs="Arial"/>
+          <w:sz w:val="22"/>
+          <w:szCs w:val="22"/>
+        </w:rPr>
+        <w:t>devpath</w:t>
+      </w:r>
+      <w:proofErr w:type="spellEnd"/>
+      <w:r>
+        <w:rPr>
+          <w:rFonts w:ascii="Arial" w:hAnsi="Arial" w:cs="Arial"/>
+          <w:sz w:val="22"/>
+          <w:szCs w:val="22"/>
+        </w:rPr>
+        <w:t xml:space="preserve"> = ruta interna del kernel</w:t>
+      </w:r>
+    </w:p>
+    <w:p>
+      <w:pPr>
+        <w:spacing w:before="60" w:after="60" w:line="240" w:lineRule="auto"/>
+        <w:rPr>
+          <w:rFonts w:ascii="Arial" w:hAnsi="Arial" w:cs="Arial"/>
+          <w:sz w:val="22"/>
+          <w:szCs w:val="22"/>
+        </w:rPr>
+      </w:pPr>
+      <w:r>
+        <w:rPr>
+          <w:rFonts w:ascii="Arial" w:hAnsi="Arial" w:cs="Arial"/>
+          <w:sz w:val="22"/>
+          <w:szCs w:val="22"/>
+        </w:rPr>
+        <w:t xml:space="preserve">E: </w:t>
+      </w:r>
+      <w:proofErr w:type="spellStart"/>
+      <w:r>
+        <w:rPr>
+          <w:rFonts w:ascii="Arial" w:hAnsi="Arial" w:cs="Arial"/>
+          <w:sz w:val="22"/>
+          <w:szCs w:val="22"/>
+        </w:rPr>
+        <w:t>devname</w:t>
+      </w:r>
+      <w:proofErr w:type="spellEnd"/>
+      <w:r>
+        <w:rPr>
+          <w:rFonts w:ascii="Arial" w:hAnsi="Arial" w:cs="Arial"/>
+          <w:sz w:val="22"/>
+          <w:szCs w:val="22"/>
+        </w:rPr>
+        <w:t xml:space="preserve"> = ruta del archivo de dispositivo expuesta al usuario</w:t>
+      </w:r>
+    </w:p>
+    <w:p>
+      <w:pPr>
+        <w:spacing w:before="60" w:after="60" w:line="240" w:lineRule="auto"/>
+        <w:rPr>
+          <w:rFonts w:ascii="Arial" w:hAnsi="Arial" w:cs="Arial"/>
+          <w:sz w:val="22"/>
+          <w:szCs w:val="22"/>
+        </w:rPr>
+      </w:pPr>
+      <w:r>
+        <w:rPr>
+          <w:rFonts w:ascii="Arial" w:hAnsi="Arial" w:cs="Arial"/>
+          <w:sz w:val="22"/>
+          <w:szCs w:val="22"/>
+        </w:rPr>
+        <w:t>E: 0666 = permisos de lectura y escritura para todos los usuarios del sistema: dueños grupos y otros</w:t>
+      </w:r>
+    </w:p>
+    <w:p>
+      <w:pPr>
+        <w:spacing w:before="60" w:after="60" w:line="240" w:lineRule="auto"/>
+        <w:rPr>
+          <w:rFonts w:ascii="Arial" w:hAnsi="Arial" w:cs="Arial"/>
+          <w:sz w:val="22"/>
+          <w:szCs w:val="22"/>
+        </w:rPr>
+      </w:pPr>
+      <w:r>
+        <w:rPr>
+          <w:rFonts w:ascii="Arial" w:hAnsi="Arial" w:cs="Arial"/>
+          <w:sz w:val="22"/>
+          <w:szCs w:val="22"/>
+        </w:rPr>
+        <w:t xml:space="preserve">E: </w:t>
+      </w:r>
+      <w:proofErr w:type="spellStart"/>
+      <w:r>
+        <w:rPr>
+          <w:rFonts w:ascii="Arial" w:hAnsi="Arial" w:cs="Arial"/>
+          <w:sz w:val="22"/>
+          <w:szCs w:val="22"/>
+        </w:rPr>
+        <w:t>major</w:t>
+      </w:r>
+      <w:proofErr w:type="spellEnd"/>
+      <w:r>
+        <w:rPr>
+          <w:rFonts w:ascii="Arial" w:hAnsi="Arial" w:cs="Arial"/>
+          <w:sz w:val="22"/>
+          <w:szCs w:val="22"/>
+        </w:rPr>
+        <w:t xml:space="preserve"> = 1 Asociado al driver de controladores </w:t>
+      </w:r>
+      <w:proofErr w:type="spellStart"/>
+      <w:r>
+        <w:rPr>
+          <w:rFonts w:ascii="Arial" w:hAnsi="Arial" w:cs="Arial"/>
+          <w:sz w:val="22"/>
+          <w:szCs w:val="22"/>
+        </w:rPr>
+        <w:t>mem</w:t>
+      </w:r>
+      <w:proofErr w:type="spellEnd"/>
+    </w:p>
+    <w:p>
+      <w:pPr>
+        <w:spacing w:before="60" w:after="60" w:line="240" w:lineRule="auto"/>
+        <w:rPr>
+          <w:rFonts w:ascii="Arial" w:hAnsi="Arial" w:cs="Arial"/>
+          <w:sz w:val="22"/>
+          <w:szCs w:val="22"/>
+        </w:rPr>
+      </w:pPr>
+      <w:r>
+        <w:rPr>
+          <w:rFonts w:ascii="Arial" w:hAnsi="Arial" w:cs="Arial"/>
+          <w:sz w:val="22"/>
+          <w:szCs w:val="22"/>
+        </w:rPr>
+        <w:t xml:space="preserve">E: </w:t>
+      </w:r>
+      <w:proofErr w:type="spellStart"/>
+      <w:r>
+        <w:rPr>
+          <w:rFonts w:ascii="Arial" w:hAnsi="Arial" w:cs="Arial"/>
+          <w:sz w:val="22"/>
+          <w:szCs w:val="22"/>
+        </w:rPr>
+        <w:t>minor</w:t>
+      </w:r>
+      <w:proofErr w:type="spellEnd"/>
+      <w:r>
+        <w:rPr>
+          <w:rFonts w:ascii="Arial" w:hAnsi="Arial" w:cs="Arial"/>
+          <w:sz w:val="22"/>
+          <w:szCs w:val="22"/>
+        </w:rPr>
+        <w:t xml:space="preserve"> = 8 sub </w:t>
+      </w:r>
+      <w:proofErr w:type="spellStart"/>
+      <w:r>
+        <w:rPr>
+          <w:rFonts w:ascii="Arial" w:hAnsi="Arial" w:cs="Arial"/>
+          <w:sz w:val="22"/>
+          <w:szCs w:val="22"/>
+        </w:rPr>
+        <w:t>indetificador</w:t>
+      </w:r>
+      <w:proofErr w:type="spellEnd"/>
+      <w:r>
+        <w:rPr>
+          <w:rFonts w:ascii="Arial" w:hAnsi="Arial" w:cs="Arial"/>
+          <w:sz w:val="22"/>
+          <w:szCs w:val="22"/>
+        </w:rPr>
+        <w:t xml:space="preserve"> único para el generador de números aleatorios</w:t>
+      </w:r>
+    </w:p>
+    <w:p>
+      <w:pPr>
+        <w:spacing w:before="60" w:after="60" w:line="240" w:lineRule="auto"/>
+        <w:rPr>
+          <w:rFonts w:ascii="Arial" w:hAnsi="Arial" w:cs="Arial"/>
+          <w:sz w:val="22"/>
+          <w:szCs w:val="22"/>
+        </w:rPr>
+      </w:pPr>
+      <w:r>
+        <w:rPr>
+          <w:rFonts w:ascii="Arial" w:hAnsi="Arial" w:cs="Arial"/>
+          <w:sz w:val="22"/>
+          <w:szCs w:val="22"/>
+        </w:rPr>
+        <w:t xml:space="preserve">E: </w:t>
+      </w:r>
+      <w:proofErr w:type="spellStart"/>
+      <w:r>
+        <w:rPr>
+          <w:rFonts w:ascii="Arial" w:hAnsi="Arial" w:cs="Arial"/>
+          <w:sz w:val="22"/>
+          <w:szCs w:val="22"/>
+        </w:rPr>
+        <w:t>subsystem</w:t>
+      </w:r>
+      <w:proofErr w:type="spellEnd"/>
+      <w:r>
+        <w:rPr>
+          <w:rFonts w:ascii="Arial" w:hAnsi="Arial" w:cs="Arial"/>
+          <w:sz w:val="22"/>
+          <w:szCs w:val="22"/>
+        </w:rPr>
+        <w:t xml:space="preserve"> = </w:t>
+      </w:r>
+      <w:proofErr w:type="spellStart"/>
+      <w:r>
+        <w:rPr>
+          <w:rFonts w:ascii="Arial" w:hAnsi="Arial" w:cs="Arial"/>
+          <w:sz w:val="22"/>
+          <w:szCs w:val="22"/>
+        </w:rPr>
+        <w:t>mem</w:t>
+      </w:r>
+      <w:proofErr w:type="spellEnd"/>
+    </w:p>
+    <w:p>
+      <w:pPr>
+        <w:pStyle w:val="Prrafodelista"/>
+        <w:numPr>
+          <w:ilvl w:val="0"/>
+          <w:numId w:val="5"/>
+        </w:numPr>
+        <w:spacing w:before="60" w:after="60" w:line="240" w:lineRule="auto"/>
+        <w:contextualSpacing w:val="0"/>
+      </w:pPr>
+      <w:r>
+        <w:rPr>
+          <w:rFonts w:ascii="Arial" w:eastAsia="Arial" w:hAnsi="Arial" w:cs="Arial"/>
+          <w:sz w:val="22"/>
+          <w:szCs w:val="22"/>
+        </w:rPr>
+        <w:t>5.5 — Demostrar bloqueo de /</w:t>
+      </w:r>
+      <w:proofErr w:type="spellStart"/>
+      <w:r>
+        <w:rPr>
+          <w:rFonts w:ascii="Arial" w:eastAsia="Arial" w:hAnsi="Arial" w:cs="Arial"/>
+          <w:sz w:val="22"/>
+          <w:szCs w:val="22"/>
+        </w:rPr>
+        <w:t>dev</w:t>
+      </w:r>
+      <w:proofErr w:type="spellEnd"/>
+      <w:r>
+        <w:rPr>
+          <w:rFonts w:ascii="Arial" w:eastAsia="Arial" w:hAnsi="Arial" w:cs="Arial"/>
+          <w:sz w:val="22"/>
+          <w:szCs w:val="22"/>
+        </w:rPr>
+        <w:t>/</w:t>
+      </w:r>
+      <w:proofErr w:type="spellStart"/>
+      <w:r>
+        <w:rPr>
+          <w:rFonts w:ascii="Arial" w:eastAsia="Arial" w:hAnsi="Arial" w:cs="Arial"/>
+          <w:sz w:val="22"/>
+          <w:szCs w:val="22"/>
+        </w:rPr>
+        <w:t>random</w:t>
+      </w:r>
+      <w:proofErr w:type="spellEnd"/>
+      <w:r>
+        <w:rPr>
+          <w:rFonts w:ascii="Arial" w:eastAsia="Arial" w:hAnsi="Arial" w:cs="Arial"/>
+          <w:sz w:val="22"/>
+          <w:szCs w:val="22"/>
+        </w:rPr>
+        <w:t xml:space="preserve">: ejecutar timeout 3 </w:t>
+      </w:r>
+      <w:proofErr w:type="spellStart"/>
+      <w:r>
+        <w:rPr>
+          <w:rFonts w:ascii="Arial" w:eastAsia="Arial" w:hAnsi="Arial" w:cs="Arial"/>
+          <w:sz w:val="22"/>
+          <w:szCs w:val="22"/>
+        </w:rPr>
+        <w:t>cat</w:t>
+      </w:r>
+      <w:proofErr w:type="spellEnd"/>
+      <w:r>
+        <w:rPr>
+          <w:rFonts w:ascii="Arial" w:eastAsia="Arial" w:hAnsi="Arial" w:cs="Arial"/>
+          <w:sz w:val="22"/>
+          <w:szCs w:val="22"/>
+        </w:rPr>
+        <w:t xml:space="preserve"> /</w:t>
+      </w:r>
+      <w:proofErr w:type="spellStart"/>
+      <w:r>
+        <w:rPr>
+          <w:rFonts w:ascii="Arial" w:eastAsia="Arial" w:hAnsi="Arial" w:cs="Arial"/>
+          <w:sz w:val="22"/>
+          <w:szCs w:val="22"/>
+        </w:rPr>
+        <w:t>dev</w:t>
+      </w:r>
+      <w:proofErr w:type="spellEnd"/>
+      <w:r>
+        <w:rPr>
+          <w:rFonts w:ascii="Arial" w:eastAsia="Arial" w:hAnsi="Arial" w:cs="Arial"/>
+          <w:sz w:val="22"/>
+          <w:szCs w:val="22"/>
+        </w:rPr>
+        <w:t>/</w:t>
+      </w:r>
+      <w:proofErr w:type="spellStart"/>
+      <w:r>
+        <w:rPr>
+          <w:rFonts w:ascii="Arial" w:eastAsia="Arial" w:hAnsi="Arial" w:cs="Arial"/>
+          <w:sz w:val="22"/>
+          <w:szCs w:val="22"/>
+        </w:rPr>
+        <w:t>random</w:t>
+      </w:r>
+      <w:proofErr w:type="spellEnd"/>
+      <w:r>
+        <w:rPr>
+          <w:rFonts w:ascii="Arial" w:eastAsia="Arial" w:hAnsi="Arial" w:cs="Arial"/>
+          <w:sz w:val="22"/>
+          <w:szCs w:val="22"/>
+        </w:rPr>
+        <w:t xml:space="preserve"> | </w:t>
+      </w:r>
+      <w:proofErr w:type="spellStart"/>
+      <w:r>
+        <w:rPr>
+          <w:rFonts w:ascii="Arial" w:eastAsia="Arial" w:hAnsi="Arial" w:cs="Arial"/>
+          <w:sz w:val="22"/>
+          <w:szCs w:val="22"/>
+        </w:rPr>
+        <w:t>hexdump</w:t>
+      </w:r>
+      <w:proofErr w:type="spellEnd"/>
+      <w:r>
+        <w:rPr>
+          <w:rFonts w:ascii="Arial" w:eastAsia="Arial" w:hAnsi="Arial" w:cs="Arial"/>
+          <w:sz w:val="22"/>
+          <w:szCs w:val="22"/>
+        </w:rPr>
+        <w:t xml:space="preserve"> -C | head. ¿Se bloquea? Repetir con /</w:t>
+      </w:r>
+      <w:proofErr w:type="spellStart"/>
+      <w:r>
+        <w:rPr>
+          <w:rFonts w:ascii="Arial" w:eastAsia="Arial" w:hAnsi="Arial" w:cs="Arial"/>
+          <w:sz w:val="22"/>
+          <w:szCs w:val="22"/>
+        </w:rPr>
+        <w:t>dev</w:t>
+      </w:r>
+      <w:proofErr w:type="spellEnd"/>
+      <w:r>
+        <w:rPr>
+          <w:rFonts w:ascii="Arial" w:eastAsia="Arial" w:hAnsi="Arial" w:cs="Arial"/>
+          <w:sz w:val="22"/>
+          <w:szCs w:val="22"/>
+        </w:rPr>
+        <w:t>/</w:t>
+      </w:r>
+      <w:proofErr w:type="spellStart"/>
+      <w:r>
+        <w:rPr>
+          <w:rFonts w:ascii="Arial" w:eastAsia="Arial" w:hAnsi="Arial" w:cs="Arial"/>
+          <w:sz w:val="22"/>
+          <w:szCs w:val="22"/>
+        </w:rPr>
+        <w:t>urandom</w:t>
+      </w:r>
+      <w:proofErr w:type="spellEnd"/>
+      <w:r>
+        <w:rPr>
+          <w:rFonts w:ascii="Arial" w:eastAsia="Arial" w:hAnsi="Arial" w:cs="Arial"/>
+          <w:sz w:val="22"/>
+          <w:szCs w:val="22"/>
+        </w:rPr>
+        <w:t xml:space="preserve">. Ejecutar </w:t>
+      </w:r>
+      <w:proofErr w:type="spellStart"/>
+      <w:r>
+        <w:rPr>
+          <w:rFonts w:ascii="Arial" w:eastAsia="Arial" w:hAnsi="Arial" w:cs="Arial"/>
+          <w:sz w:val="22"/>
+          <w:szCs w:val="22"/>
+        </w:rPr>
+        <w:t>cat</w:t>
+      </w:r>
+      <w:proofErr w:type="spellEnd"/>
+      <w:r>
+        <w:rPr>
+          <w:rFonts w:ascii="Arial" w:eastAsia="Arial" w:hAnsi="Arial" w:cs="Arial"/>
+          <w:sz w:val="22"/>
+          <w:szCs w:val="22"/>
+        </w:rPr>
+        <w:t xml:space="preserve"> /</w:t>
+      </w:r>
+      <w:proofErr w:type="spellStart"/>
+      <w:r>
+        <w:rPr>
+          <w:rFonts w:ascii="Arial" w:eastAsia="Arial" w:hAnsi="Arial" w:cs="Arial"/>
+          <w:sz w:val="22"/>
+          <w:szCs w:val="22"/>
+        </w:rPr>
+        <w:t>proc</w:t>
+      </w:r>
+      <w:proofErr w:type="spellEnd"/>
+      <w:r>
+        <w:rPr>
+          <w:rFonts w:ascii="Arial" w:eastAsia="Arial" w:hAnsi="Arial" w:cs="Arial"/>
+          <w:sz w:val="22"/>
+          <w:szCs w:val="22"/>
+        </w:rPr>
+        <w:t>/</w:t>
+      </w:r>
+      <w:proofErr w:type="spellStart"/>
+      <w:r>
+        <w:rPr>
+          <w:rFonts w:ascii="Arial" w:eastAsia="Arial" w:hAnsi="Arial" w:cs="Arial"/>
+          <w:sz w:val="22"/>
+          <w:szCs w:val="22"/>
+        </w:rPr>
+        <w:t>sys</w:t>
+      </w:r>
+      <w:proofErr w:type="spellEnd"/>
+      <w:r>
+        <w:rPr>
+          <w:rFonts w:ascii="Arial" w:eastAsia="Arial" w:hAnsi="Arial" w:cs="Arial"/>
+          <w:sz w:val="22"/>
+          <w:szCs w:val="22"/>
+        </w:rPr>
+        <w:t>/kernel/</w:t>
+      </w:r>
+      <w:proofErr w:type="spellStart"/>
+      <w:r>
+        <w:rPr>
+          <w:rFonts w:ascii="Arial" w:eastAsia="Arial" w:hAnsi="Arial" w:cs="Arial"/>
+          <w:sz w:val="22"/>
+          <w:szCs w:val="22"/>
+        </w:rPr>
+        <w:t>random</w:t>
+      </w:r>
+      <w:proofErr w:type="spellEnd"/>
+      <w:r>
+        <w:rPr>
+          <w:rFonts w:ascii="Arial" w:eastAsia="Arial" w:hAnsi="Arial" w:cs="Arial"/>
+          <w:sz w:val="22"/>
+          <w:szCs w:val="22"/>
+        </w:rPr>
+        <w:t>/</w:t>
+      </w:r>
+      <w:proofErr w:type="spellStart"/>
+      <w:r>
+        <w:rPr>
+          <w:rFonts w:ascii="Arial" w:eastAsia="Arial" w:hAnsi="Arial" w:cs="Arial"/>
+          <w:sz w:val="22"/>
+          <w:szCs w:val="22"/>
+        </w:rPr>
+        <w:t>entropy_avail</w:t>
+      </w:r>
+      <w:proofErr w:type="spellEnd"/>
+      <w:r>
+        <w:rPr>
+          <w:rFonts w:ascii="Arial" w:eastAsia="Arial" w:hAnsi="Arial" w:cs="Arial"/>
+          <w:sz w:val="22"/>
+          <w:szCs w:val="22"/>
+        </w:rPr>
+        <w:t xml:space="preserve"> y explicar qué es la entropía del kernel</w:t>
       </w:r>
     </w:p>
     <w:p>
@@ -8933,6 +12058,2025 @@
           <w:rFonts w:ascii="Arial" w:hAnsi="Arial" w:cs="Arial"/>
           <w:sz w:val="20"/>
           <w:szCs w:val="20"/>
+          <w:lang w:val="en-US"/>
+        </w:rPr>
+      </w:pPr>
+      <w:r>
+        <w:rPr>
+          <w:noProof/>
+        </w:rPr>
+        <w:lastRenderedPageBreak/>
+        <w:drawing>
+          <wp:anchor distT="0" distB="0" distL="114300" distR="114300" simplePos="0" relativeHeight="251692032" behindDoc="0" locked="0" layoutInCell="1" allowOverlap="1" wp14:anchorId="3716C550" wp14:editId="6F655425">
+            <wp:simplePos x="0" y="0"/>
+            <wp:positionH relativeFrom="margin">
+              <wp:align>right</wp:align>
+            </wp:positionH>
+            <wp:positionV relativeFrom="paragraph">
+              <wp:posOffset>-592109</wp:posOffset>
+            </wp:positionV>
+            <wp:extent cx="5612130" cy="1863090"/>
+            <wp:effectExtent l="0" t="0" r="7620" b="3810"/>
+            <wp:wrapNone/>
+            <wp:docPr id="35" name="Imagen 35"/>
+            <wp:cNvGraphicFramePr>
+              <a:graphicFrameLocks xmlns:a="http://schemas.openxmlformats.org/drawingml/2006/main" noChangeAspect="1"/>
+            </wp:cNvGraphicFramePr>
+            <a:graphic xmlns:a="http://schemas.openxmlformats.org/drawingml/2006/main">
+              <a:graphicData uri="http://schemas.openxmlformats.org/drawingml/2006/picture">
+                <pic:pic xmlns:pic="http://schemas.openxmlformats.org/drawingml/2006/picture">
+                  <pic:nvPicPr>
+                    <pic:cNvPr id="0" name="Picture 11"/>
+                    <pic:cNvPicPr>
+                      <a:picLocks noChangeAspect="1" noChangeArrowheads="1"/>
+                    </pic:cNvPicPr>
+                  </pic:nvPicPr>
+                  <pic:blipFill>
+                    <a:blip r:embed="rId50">
+                      <a:extLst>
+                        <a:ext uri="{28A0092B-C50C-407E-A947-70E740481C1C}">
+                          <a14:useLocalDpi xmlns:a14="http://schemas.microsoft.com/office/drawing/2010/main" val="0"/>
+                        </a:ext>
+                      </a:extLst>
+                    </a:blip>
+                    <a:srcRect/>
+                    <a:stretch>
+                      <a:fillRect/>
+                    </a:stretch>
+                  </pic:blipFill>
+                  <pic:spPr bwMode="auto">
+                    <a:xfrm>
+                      <a:off x="0" y="0"/>
+                      <a:ext cx="5612130" cy="1863090"/>
+                    </a:xfrm>
+                    <a:prstGeom prst="rect">
+                      <a:avLst/>
+                    </a:prstGeom>
+                    <a:noFill/>
+                    <a:ln>
+                      <a:noFill/>
+                    </a:ln>
+                  </pic:spPr>
+                </pic:pic>
+              </a:graphicData>
+            </a:graphic>
+          </wp:anchor>
+        </w:drawing>
+      </w:r>
+    </w:p>
+    <w:p>
+      <w:pPr>
+        <w:rPr>
+          <w:rFonts w:ascii="Arial" w:hAnsi="Arial" w:cs="Arial"/>
+          <w:sz w:val="20"/>
+          <w:szCs w:val="20"/>
+          <w:lang w:val="en-US"/>
+        </w:rPr>
+      </w:pPr>
+    </w:p>
+    <w:p>
+      <w:pPr>
+        <w:rPr>
+          <w:rFonts w:ascii="Arial" w:hAnsi="Arial" w:cs="Arial"/>
+          <w:sz w:val="20"/>
+          <w:szCs w:val="20"/>
+          <w:lang w:val="en-US"/>
+        </w:rPr>
+      </w:pPr>
+    </w:p>
+    <w:p>
+      <w:pPr>
+        <w:rPr>
+          <w:rFonts w:ascii="Arial" w:hAnsi="Arial" w:cs="Arial"/>
+          <w:sz w:val="20"/>
+          <w:szCs w:val="20"/>
+          <w:lang w:val="en-US"/>
+        </w:rPr>
+      </w:pPr>
+    </w:p>
+    <w:p>
+      <w:pPr>
+        <w:tabs>
+          <w:tab w:val="left" w:pos="1676"/>
+        </w:tabs>
+        <w:rPr>
+          <w:rFonts w:ascii="Arial" w:hAnsi="Arial" w:cs="Arial"/>
+          <w:sz w:val="20"/>
+          <w:szCs w:val="20"/>
+          <w:lang w:val="en-US"/>
+        </w:rPr>
+      </w:pPr>
+    </w:p>
+    <w:p>
+      <w:pPr>
+        <w:tabs>
+          <w:tab w:val="left" w:pos="1676"/>
+        </w:tabs>
+        <w:rPr>
+          <w:rFonts w:ascii="Arial" w:hAnsi="Arial" w:cs="Arial"/>
+          <w:sz w:val="22"/>
+          <w:szCs w:val="22"/>
+        </w:rPr>
+      </w:pPr>
+      <w:r>
+        <w:rPr>
+          <w:rFonts w:ascii="Arial" w:hAnsi="Arial" w:cs="Arial"/>
+          <w:sz w:val="22"/>
+          <w:szCs w:val="22"/>
+        </w:rPr>
+        <w:t>En este caso específico la maquina no se bloqueó, ambos comandos arrojaron sus datos respectivos de forma instantánea.</w:t>
+      </w:r>
+    </w:p>
+    <w:p>
+      <w:pPr>
+        <w:tabs>
+          <w:tab w:val="left" w:pos="1676"/>
+        </w:tabs>
+        <w:rPr>
+          <w:rFonts w:ascii="Arial" w:hAnsi="Arial" w:cs="Arial"/>
+          <w:sz w:val="22"/>
+          <w:szCs w:val="22"/>
+        </w:rPr>
+      </w:pPr>
+      <w:r>
+        <w:rPr>
+          <w:rFonts w:ascii="Arial" w:hAnsi="Arial" w:cs="Arial"/>
+          <w:sz w:val="22"/>
+          <w:szCs w:val="22"/>
+        </w:rPr>
+        <w:t>¿Qué es la entropía de kernel?</w:t>
+      </w:r>
+    </w:p>
+    <w:p>
+      <w:pPr>
+        <w:tabs>
+          <w:tab w:val="left" w:pos="1676"/>
+        </w:tabs>
+        <w:jc w:val="both"/>
+        <w:rPr>
+          <w:rFonts w:ascii="Arial" w:hAnsi="Arial" w:cs="Arial"/>
+          <w:sz w:val="22"/>
+          <w:szCs w:val="22"/>
+        </w:rPr>
+      </w:pPr>
+      <w:r>
+        <w:rPr>
+          <w:rFonts w:ascii="Arial" w:hAnsi="Arial" w:cs="Arial"/>
+          <w:sz w:val="22"/>
+          <w:szCs w:val="22"/>
+        </w:rPr>
+        <w:t xml:space="preserve">Es una medida de aleatoriedad que acumula el sistema operativo durante un periodo de tiempo, esta es </w:t>
+      </w:r>
+      <w:r>
+        <w:rPr>
+          <w:rFonts w:ascii="Arial" w:hAnsi="Arial" w:cs="Arial"/>
+          <w:sz w:val="22"/>
+          <w:szCs w:val="22"/>
+        </w:rPr>
+        <w:t>imprescindible</w:t>
+      </w:r>
+      <w:r>
+        <w:rPr>
+          <w:rFonts w:ascii="Arial" w:hAnsi="Arial" w:cs="Arial"/>
+          <w:sz w:val="22"/>
+          <w:szCs w:val="22"/>
+        </w:rPr>
+        <w:t xml:space="preserve"> para la creación de claves criptográficas fuertes, contraseñas seguras, tokens SSH y certificados SSL que sean poco probables de adivinar o hackear. Est</w:t>
+      </w:r>
+      <w:r>
+        <w:rPr>
+          <w:rFonts w:ascii="Arial" w:hAnsi="Arial" w:cs="Arial"/>
+          <w:sz w:val="22"/>
+          <w:szCs w:val="22"/>
+        </w:rPr>
+        <w:t>a aleatoriedad es acumulada mediante la medición de variaciones en microsegundos de eventos de hardware, como lo pueden ser el tiempo exacto entre pulsaciones de teclas o movimientos de mouse, el tiempo de respuesta de nuestro disco y las interrupciones de nuestra tarjeta de red al recibir paquetes de datos</w:t>
+      </w:r>
+      <w:r>
+        <w:rPr>
+          <w:rFonts w:ascii="Arial" w:hAnsi="Arial" w:cs="Arial"/>
+          <w:sz w:val="22"/>
+          <w:szCs w:val="22"/>
+        </w:rPr>
+        <w:t>.</w:t>
+      </w:r>
+    </w:p>
+    <w:p>
+      <w:pPr>
+        <w:spacing w:before="220" w:after="100"/>
+      </w:pPr>
+      <w:r>
+        <w:rPr>
+          <w:rFonts w:ascii="Arial" w:eastAsia="Arial" w:hAnsi="Arial" w:cs="Arial"/>
+          <w:b/>
+          <w:bCs/>
+          <w:color w:val="B03A2E"/>
+        </w:rPr>
+        <w:t>E2. Experimento de Virtualización: Full Clone vs Linked Clone en VirtualBox</w:t>
+      </w:r>
+    </w:p>
+    <w:p>
+      <w:pPr>
+        <w:pStyle w:val="Prrafodelista"/>
+        <w:numPr>
+          <w:ilvl w:val="0"/>
+          <w:numId w:val="7"/>
+        </w:numPr>
+        <w:spacing w:before="60" w:after="60" w:line="240" w:lineRule="auto"/>
+        <w:contextualSpacing w:val="0"/>
+      </w:pPr>
+      <w:r>
+        <w:rPr>
+          <w:rFonts w:ascii="Arial" w:eastAsia="Arial" w:hAnsi="Arial" w:cs="Arial"/>
+          <w:sz w:val="22"/>
+          <w:szCs w:val="22"/>
+        </w:rPr>
+        <w:t xml:space="preserve">6.1 — Crear un Full Clone de la VM (Machine &gt; Clone &gt; Full Clone). Medir el tiempo de clonación y el tamaño del archivo VDI. Arrancar ambas </w:t>
+      </w:r>
+      <w:proofErr w:type="spellStart"/>
+      <w:r>
+        <w:rPr>
+          <w:rFonts w:ascii="Arial" w:eastAsia="Arial" w:hAnsi="Arial" w:cs="Arial"/>
+          <w:sz w:val="22"/>
+          <w:szCs w:val="22"/>
+        </w:rPr>
+        <w:t>VMs</w:t>
+      </w:r>
+      <w:proofErr w:type="spellEnd"/>
+      <w:r>
+        <w:rPr>
+          <w:rFonts w:ascii="Arial" w:eastAsia="Arial" w:hAnsi="Arial" w:cs="Arial"/>
+          <w:sz w:val="22"/>
+          <w:szCs w:val="22"/>
+        </w:rPr>
+        <w:t xml:space="preserve"> simultáneamente y verificar que son completamente independientes creando un archivo en una y verificando que no existe en la otra</w:t>
+      </w:r>
+    </w:p>
+    <w:p>
+      <w:pPr>
+        <w:spacing w:before="60" w:after="60" w:line="240" w:lineRule="auto"/>
+      </w:pPr>
+      <w:r>
+        <w:rPr>
+          <w:noProof/>
+        </w:rPr>
+        <w:drawing>
+          <wp:anchor distT="0" distB="0" distL="114300" distR="114300" simplePos="0" relativeHeight="251693056" behindDoc="0" locked="0" layoutInCell="1" allowOverlap="1" wp14:anchorId="569B6F48" wp14:editId="78594B9B">
+            <wp:simplePos x="0" y="0"/>
+            <wp:positionH relativeFrom="margin">
+              <wp:align>right</wp:align>
+            </wp:positionH>
+            <wp:positionV relativeFrom="paragraph">
+              <wp:posOffset>10218</wp:posOffset>
+            </wp:positionV>
+            <wp:extent cx="5612130" cy="3029585"/>
+            <wp:effectExtent l="0" t="0" r="7620" b="0"/>
+            <wp:wrapNone/>
+            <wp:docPr id="36" name="Imagen 36"/>
+            <wp:cNvGraphicFramePr>
+              <a:graphicFrameLocks xmlns:a="http://schemas.openxmlformats.org/drawingml/2006/main" noChangeAspect="1"/>
+            </wp:cNvGraphicFramePr>
+            <a:graphic xmlns:a="http://schemas.openxmlformats.org/drawingml/2006/main">
+              <a:graphicData uri="http://schemas.openxmlformats.org/drawingml/2006/picture">
+                <pic:pic xmlns:pic="http://schemas.openxmlformats.org/drawingml/2006/picture">
+                  <pic:nvPicPr>
+                    <pic:cNvPr id="0" name="Picture 13"/>
+                    <pic:cNvPicPr>
+                      <a:picLocks noChangeAspect="1" noChangeArrowheads="1"/>
+                    </pic:cNvPicPr>
+                  </pic:nvPicPr>
+                  <pic:blipFill>
+                    <a:blip r:embed="rId51" cstate="print">
+                      <a:extLst>
+                        <a:ext uri="{28A0092B-C50C-407E-A947-70E740481C1C}">
+                          <a14:useLocalDpi xmlns:a14="http://schemas.microsoft.com/office/drawing/2010/main" val="0"/>
+                        </a:ext>
+                      </a:extLst>
+                    </a:blip>
+                    <a:srcRect/>
+                    <a:stretch>
+                      <a:fillRect/>
+                    </a:stretch>
+                  </pic:blipFill>
+                  <pic:spPr bwMode="auto">
+                    <a:xfrm>
+                      <a:off x="0" y="0"/>
+                      <a:ext cx="5612130" cy="3029585"/>
+                    </a:xfrm>
+                    <a:prstGeom prst="rect">
+                      <a:avLst/>
+                    </a:prstGeom>
+                    <a:noFill/>
+                    <a:ln>
+                      <a:noFill/>
+                    </a:ln>
+                  </pic:spPr>
+                </pic:pic>
+              </a:graphicData>
+            </a:graphic>
+          </wp:anchor>
+        </w:drawing>
+      </w:r>
+    </w:p>
+    <w:p>
+      <w:pPr>
+        <w:spacing w:before="60" w:after="60" w:line="240" w:lineRule="auto"/>
+      </w:pPr>
+    </w:p>
+    <w:p>
+      <w:pPr>
+        <w:spacing w:before="60" w:after="60" w:line="240" w:lineRule="auto"/>
+      </w:pPr>
+    </w:p>
+    <w:p>
+      <w:pPr>
+        <w:spacing w:before="60" w:after="60" w:line="240" w:lineRule="auto"/>
+      </w:pPr>
+    </w:p>
+    <w:p>
+      <w:pPr>
+        <w:spacing w:before="60" w:after="60" w:line="240" w:lineRule="auto"/>
+      </w:pPr>
+    </w:p>
+    <w:p>
+      <w:pPr>
+        <w:spacing w:before="60" w:after="60" w:line="240" w:lineRule="auto"/>
+      </w:pPr>
+    </w:p>
+    <w:p>
+      <w:pPr>
+        <w:spacing w:before="60" w:after="60" w:line="240" w:lineRule="auto"/>
+      </w:pPr>
+    </w:p>
+    <w:p>
+      <w:pPr>
+        <w:spacing w:before="60" w:after="60" w:line="240" w:lineRule="auto"/>
+      </w:pPr>
+    </w:p>
+    <w:p>
+      <w:pPr>
+        <w:spacing w:before="60" w:after="60" w:line="240" w:lineRule="auto"/>
+      </w:pPr>
+    </w:p>
+    <w:p>
+      <w:pPr>
+        <w:spacing w:before="60" w:after="60" w:line="240" w:lineRule="auto"/>
+      </w:pPr>
+    </w:p>
+    <w:p>
+      <w:pPr>
+        <w:spacing w:before="60" w:after="60" w:line="240" w:lineRule="auto"/>
+      </w:pPr>
+    </w:p>
+    <w:p>
+      <w:pPr>
+        <w:spacing w:before="60" w:after="60" w:line="240" w:lineRule="auto"/>
+      </w:pPr>
+    </w:p>
+    <w:p>
+      <w:pPr>
+        <w:spacing w:before="60" w:after="60" w:line="240" w:lineRule="auto"/>
+      </w:pPr>
+    </w:p>
+    <w:p>
+      <w:pPr>
+        <w:spacing w:before="60" w:after="60" w:line="240" w:lineRule="auto"/>
+        <w:jc w:val="center"/>
+      </w:pPr>
+    </w:p>
+    <w:p>
+      <w:pPr>
+        <w:spacing w:before="60" w:after="60" w:line="240" w:lineRule="auto"/>
+        <w:jc w:val="both"/>
+        <w:rPr>
+          <w:rFonts w:ascii="Arial" w:hAnsi="Arial" w:cs="Arial"/>
+          <w:sz w:val="22"/>
+          <w:szCs w:val="22"/>
+        </w:rPr>
+      </w:pPr>
+      <w:r>
+        <w:tab/>
+      </w:r>
+      <w:r>
+        <w:rPr>
+          <w:rFonts w:ascii="Arial" w:hAnsi="Arial" w:cs="Arial"/>
+          <w:sz w:val="22"/>
+          <w:szCs w:val="22"/>
+        </w:rPr>
+        <w:t>Como podemos apreciar, si intentamos entrar en las carpetas que creamos en la maquina virtual no es posible en la primera y viceversa</w:t>
+      </w:r>
+      <w:r>
+        <w:rPr>
+          <w:rFonts w:ascii="Arial" w:hAnsi="Arial" w:cs="Arial"/>
+          <w:sz w:val="22"/>
+          <w:szCs w:val="22"/>
+        </w:rPr>
+        <w:t>, esto se debe a que solo mantiene la informacion que tenía la maquina anfitrión cuando la clonamos.</w:t>
+      </w:r>
+    </w:p>
+    <w:p>
+      <w:pPr>
+        <w:spacing w:before="60" w:after="60" w:line="240" w:lineRule="auto"/>
+        <w:jc w:val="both"/>
+        <w:rPr>
+          <w:rFonts w:ascii="Arial" w:hAnsi="Arial" w:cs="Arial"/>
+          <w:sz w:val="22"/>
+          <w:szCs w:val="22"/>
+        </w:rPr>
+      </w:pPr>
+      <w:r>
+        <w:rPr>
+          <w:rFonts w:ascii="Arial" w:hAnsi="Arial" w:cs="Arial"/>
+          <w:sz w:val="22"/>
+          <w:szCs w:val="22"/>
+        </w:rPr>
+        <w:lastRenderedPageBreak/>
+        <w:tab/>
+        <w:t>El tiempo de clonado tomo alrededor de unos 3 minutos, esto se debe a que la PC cuenta con sata SSD, además, el tamaño del archivo VDI de ambas son exactamente el mismo.</w:t>
+      </w:r>
+    </w:p>
+    <w:p>
+      <w:pPr>
+        <w:pStyle w:val="Prrafodelista"/>
+        <w:numPr>
+          <w:ilvl w:val="0"/>
+          <w:numId w:val="7"/>
+        </w:numPr>
+        <w:spacing w:before="60" w:after="60" w:line="240" w:lineRule="auto"/>
+        <w:contextualSpacing w:val="0"/>
+        <w:jc w:val="both"/>
+      </w:pPr>
+      <w:r>
+        <w:rPr>
+          <w:rFonts w:ascii="Arial" w:eastAsia="Arial" w:hAnsi="Arial" w:cs="Arial"/>
+          <w:sz w:val="22"/>
+          <w:szCs w:val="22"/>
+        </w:rPr>
+        <w:t>6.2 — Crear un Linked Clone de la misma VM base. Comparar el tamaño del VDI del Linked Clone vs el Full Clone. ¿Por qué el Linked Clone es mucho más pequeño inicialmente?</w:t>
+      </w:r>
+    </w:p>
+    <w:p>
+      <w:pPr>
+        <w:spacing w:before="60" w:after="60" w:line="240" w:lineRule="auto"/>
+        <w:ind w:firstLine="360"/>
+        <w:jc w:val="both"/>
+        <w:rPr>
+          <w:rFonts w:ascii="Arial" w:hAnsi="Arial" w:cs="Arial"/>
+          <w:sz w:val="22"/>
+          <w:szCs w:val="22"/>
+        </w:rPr>
+      </w:pPr>
+      <w:r>
+        <w:rPr>
+          <w:rFonts w:ascii="Arial" w:hAnsi="Arial" w:cs="Arial"/>
+          <w:sz w:val="22"/>
+          <w:szCs w:val="22"/>
+        </w:rPr>
+        <w:t xml:space="preserve">El linked clone tiene un peso diminuto comparado con el full clone, esto es debido a que se crea completamente vacío y solo guarda los cambios hechos dentro de esta misma </w:t>
+      </w:r>
+      <w:proofErr w:type="spellStart"/>
+      <w:r>
+        <w:rPr>
+          <w:rFonts w:ascii="Arial" w:hAnsi="Arial" w:cs="Arial"/>
+          <w:sz w:val="22"/>
+          <w:szCs w:val="22"/>
+        </w:rPr>
+        <w:t>maquina</w:t>
+      </w:r>
+      <w:proofErr w:type="spellEnd"/>
+      <w:r>
+        <w:rPr>
+          <w:rFonts w:ascii="Arial" w:hAnsi="Arial" w:cs="Arial"/>
+          <w:sz w:val="22"/>
+          <w:szCs w:val="22"/>
+        </w:rPr>
+        <w:t xml:space="preserve"> virtual linked.</w:t>
+      </w:r>
+    </w:p>
+    <w:p>
+      <w:pPr>
+        <w:spacing w:before="60" w:after="60" w:line="240" w:lineRule="auto"/>
+        <w:ind w:firstLine="360"/>
+        <w:rPr>
+          <w:rFonts w:ascii="Arial" w:hAnsi="Arial" w:cs="Arial"/>
+          <w:sz w:val="22"/>
+          <w:szCs w:val="22"/>
+        </w:rPr>
+      </w:pPr>
+      <w:r>
+        <w:rPr>
+          <w:rFonts w:ascii="Arial" w:hAnsi="Arial" w:cs="Arial"/>
+          <w:sz w:val="22"/>
+          <w:szCs w:val="22"/>
+        </w:rPr>
+        <w:t>Esto se puede apreciar mejor en esta imagen</w:t>
+      </w:r>
+    </w:p>
+    <w:p>
+      <w:pPr>
+        <w:spacing w:before="60" w:after="60" w:line="240" w:lineRule="auto"/>
+        <w:ind w:firstLine="360"/>
+        <w:rPr>
+          <w:rFonts w:ascii="Arial" w:hAnsi="Arial" w:cs="Arial"/>
+          <w:sz w:val="22"/>
+          <w:szCs w:val="22"/>
+        </w:rPr>
+      </w:pPr>
+      <w:r>
+        <w:rPr>
+          <w:noProof/>
+        </w:rPr>
+        <w:drawing>
+          <wp:anchor distT="0" distB="0" distL="114300" distR="114300" simplePos="0" relativeHeight="251694080" behindDoc="0" locked="0" layoutInCell="1" allowOverlap="1" wp14:anchorId="27DDF8BD" wp14:editId="6F10AC2B">
+            <wp:simplePos x="0" y="0"/>
+            <wp:positionH relativeFrom="column">
+              <wp:posOffset>-74930</wp:posOffset>
+            </wp:positionH>
+            <wp:positionV relativeFrom="paragraph">
+              <wp:posOffset>53774</wp:posOffset>
+            </wp:positionV>
+            <wp:extent cx="5611188" cy="1674891"/>
+            <wp:effectExtent l="0" t="0" r="0" b="1905"/>
+            <wp:wrapNone/>
+            <wp:docPr id="37" name="Imagen 37"/>
+            <wp:cNvGraphicFramePr>
+              <a:graphicFrameLocks xmlns:a="http://schemas.openxmlformats.org/drawingml/2006/main" noChangeAspect="1"/>
+            </wp:cNvGraphicFramePr>
+            <a:graphic xmlns:a="http://schemas.openxmlformats.org/drawingml/2006/main">
+              <a:graphicData uri="http://schemas.openxmlformats.org/drawingml/2006/picture">
+                <pic:pic xmlns:pic="http://schemas.openxmlformats.org/drawingml/2006/picture">
+                  <pic:nvPicPr>
+                    <pic:cNvPr id="0" name="Picture 15"/>
+                    <pic:cNvPicPr>
+                      <a:picLocks noChangeAspect="1" noChangeArrowheads="1"/>
+                    </pic:cNvPicPr>
+                  </pic:nvPicPr>
+                  <pic:blipFill rotWithShape="1">
+                    <a:blip r:embed="rId52">
+                      <a:extLst>
+                        <a:ext uri="{28A0092B-C50C-407E-A947-70E740481C1C}">
+                          <a14:useLocalDpi xmlns:a14="http://schemas.microsoft.com/office/drawing/2010/main" val="0"/>
+                        </a:ext>
+                      </a:extLst>
+                    </a:blip>
+                    <a:srcRect b="37909"/>
+                    <a:stretch/>
+                  </pic:blipFill>
+                  <pic:spPr bwMode="auto">
+                    <a:xfrm>
+                      <a:off x="0" y="0"/>
+                      <a:ext cx="5611188" cy="1674891"/>
+                    </a:xfrm>
+                    <a:prstGeom prst="rect">
+                      <a:avLst/>
+                    </a:prstGeom>
+                    <a:noFill/>
+                    <a:ln>
+                      <a:noFill/>
+                    </a:ln>
+                    <a:extLst>
+                      <a:ext uri="{53640926-AAD7-44D8-BBD7-CCE9431645EC}">
+                        <a14:shadowObscured xmlns:a14="http://schemas.microsoft.com/office/drawing/2010/main"/>
+                      </a:ext>
+                    </a:extLst>
+                  </pic:spPr>
+                </pic:pic>
+              </a:graphicData>
+            </a:graphic>
+            <wp14:sizeRelV relativeFrom="margin">
+              <wp14:pctHeight>0</wp14:pctHeight>
+            </wp14:sizeRelV>
+          </wp:anchor>
+        </w:drawing>
+      </w:r>
+    </w:p>
+    <w:p>
+      <w:pPr>
+        <w:spacing w:before="60" w:after="60" w:line="240" w:lineRule="auto"/>
+        <w:ind w:firstLine="360"/>
+        <w:rPr>
+          <w:rFonts w:ascii="Arial" w:hAnsi="Arial" w:cs="Arial"/>
+          <w:sz w:val="22"/>
+          <w:szCs w:val="22"/>
+        </w:rPr>
+      </w:pPr>
+    </w:p>
+    <w:p>
+      <w:pPr>
+        <w:spacing w:before="60" w:after="60" w:line="240" w:lineRule="auto"/>
+        <w:ind w:firstLine="360"/>
+        <w:rPr>
+          <w:rFonts w:ascii="Arial" w:hAnsi="Arial" w:cs="Arial"/>
+          <w:sz w:val="22"/>
+          <w:szCs w:val="22"/>
+        </w:rPr>
+      </w:pPr>
+    </w:p>
+    <w:p>
+      <w:pPr>
+        <w:spacing w:before="60" w:after="60" w:line="240" w:lineRule="auto"/>
+        <w:ind w:firstLine="360"/>
+        <w:rPr>
+          <w:rFonts w:ascii="Arial" w:hAnsi="Arial" w:cs="Arial"/>
+          <w:sz w:val="22"/>
+          <w:szCs w:val="22"/>
+        </w:rPr>
+      </w:pPr>
+    </w:p>
+    <w:p>
+      <w:pPr>
+        <w:spacing w:before="60" w:after="60" w:line="240" w:lineRule="auto"/>
+        <w:ind w:firstLine="360"/>
+        <w:rPr>
+          <w:rFonts w:ascii="Arial" w:hAnsi="Arial" w:cs="Arial"/>
+          <w:sz w:val="22"/>
+          <w:szCs w:val="22"/>
+        </w:rPr>
+      </w:pPr>
+    </w:p>
+    <w:p>
+      <w:pPr>
+        <w:spacing w:before="60" w:after="60" w:line="240" w:lineRule="auto"/>
+      </w:pPr>
+    </w:p>
+    <w:p>
+      <w:pPr>
+        <w:spacing w:before="60" w:after="60" w:line="240" w:lineRule="auto"/>
+      </w:pPr>
+    </w:p>
+    <w:p>
+      <w:pPr>
+        <w:spacing w:before="60" w:after="60" w:line="240" w:lineRule="auto"/>
+      </w:pPr>
+    </w:p>
+    <w:p>
+      <w:pPr>
+        <w:spacing w:before="60" w:after="60" w:line="240" w:lineRule="auto"/>
+      </w:pPr>
+      <w:r>
+        <w:rPr>
+          <w:noProof/>
+        </w:rPr>
+        <w:drawing>
+          <wp:anchor distT="0" distB="0" distL="114300" distR="114300" simplePos="0" relativeHeight="251695104" behindDoc="0" locked="0" layoutInCell="1" allowOverlap="1" wp14:anchorId="333DA130" wp14:editId="6A2E1D92">
+            <wp:simplePos x="0" y="0"/>
+            <wp:positionH relativeFrom="margin">
+              <wp:posOffset>-27160</wp:posOffset>
+            </wp:positionH>
+            <wp:positionV relativeFrom="paragraph">
+              <wp:posOffset>161529</wp:posOffset>
+            </wp:positionV>
+            <wp:extent cx="5612130" cy="1982709"/>
+            <wp:effectExtent l="0" t="0" r="7620" b="0"/>
+            <wp:wrapNone/>
+            <wp:docPr id="38" name="Imagen 38"/>
+            <wp:cNvGraphicFramePr>
+              <a:graphicFrameLocks xmlns:a="http://schemas.openxmlformats.org/drawingml/2006/main" noChangeAspect="1"/>
+            </wp:cNvGraphicFramePr>
+            <a:graphic xmlns:a="http://schemas.openxmlformats.org/drawingml/2006/main">
+              <a:graphicData uri="http://schemas.openxmlformats.org/drawingml/2006/picture">
+                <pic:pic xmlns:pic="http://schemas.openxmlformats.org/drawingml/2006/picture">
+                  <pic:nvPicPr>
+                    <pic:cNvPr id="0" name="Picture 16"/>
+                    <pic:cNvPicPr>
+                      <a:picLocks noChangeAspect="1" noChangeArrowheads="1"/>
+                    </pic:cNvPicPr>
+                  </pic:nvPicPr>
+                  <pic:blipFill rotWithShape="1">
+                    <a:blip r:embed="rId53">
+                      <a:extLst>
+                        <a:ext uri="{28A0092B-C50C-407E-A947-70E740481C1C}">
+                          <a14:useLocalDpi xmlns:a14="http://schemas.microsoft.com/office/drawing/2010/main" val="0"/>
+                        </a:ext>
+                      </a:extLst>
+                    </a:blip>
+                    <a:srcRect b="36896"/>
+                    <a:stretch/>
+                  </pic:blipFill>
+                  <pic:spPr bwMode="auto">
+                    <a:xfrm>
+                      <a:off x="0" y="0"/>
+                      <a:ext cx="5612130" cy="1982709"/>
+                    </a:xfrm>
+                    <a:prstGeom prst="rect">
+                      <a:avLst/>
+                    </a:prstGeom>
+                    <a:noFill/>
+                    <a:ln>
+                      <a:noFill/>
+                    </a:ln>
+                    <a:extLst>
+                      <a:ext uri="{53640926-AAD7-44D8-BBD7-CCE9431645EC}">
+                        <a14:shadowObscured xmlns:a14="http://schemas.microsoft.com/office/drawing/2010/main"/>
+                      </a:ext>
+                    </a:extLst>
+                  </pic:spPr>
+                </pic:pic>
+              </a:graphicData>
+            </a:graphic>
+            <wp14:sizeRelV relativeFrom="margin">
+              <wp14:pctHeight>0</wp14:pctHeight>
+            </wp14:sizeRelV>
+          </wp:anchor>
+        </w:drawing>
+      </w:r>
+    </w:p>
+    <w:p>
+      <w:pPr>
+        <w:spacing w:before="60" w:after="60" w:line="240" w:lineRule="auto"/>
+      </w:pPr>
+    </w:p>
+    <w:p>
+      <w:pPr>
+        <w:spacing w:before="60" w:after="60" w:line="240" w:lineRule="auto"/>
+      </w:pPr>
+    </w:p>
+    <w:p>
+      <w:pPr>
+        <w:spacing w:before="60" w:after="60" w:line="240" w:lineRule="auto"/>
+      </w:pPr>
+    </w:p>
+    <w:p>
+      <w:pPr>
+        <w:spacing w:before="60" w:after="60" w:line="240" w:lineRule="auto"/>
+      </w:pPr>
+    </w:p>
+    <w:p>
+      <w:pPr>
+        <w:spacing w:before="60" w:after="60" w:line="240" w:lineRule="auto"/>
+      </w:pPr>
+    </w:p>
+    <w:p>
+      <w:pPr>
+        <w:spacing w:before="60" w:after="60" w:line="240" w:lineRule="auto"/>
+      </w:pPr>
+    </w:p>
+    <w:p>
+      <w:pPr>
+        <w:spacing w:before="60" w:after="60" w:line="240" w:lineRule="auto"/>
+      </w:pPr>
+    </w:p>
+    <w:p>
+      <w:pPr>
+        <w:spacing w:before="60" w:after="60" w:line="240" w:lineRule="auto"/>
+      </w:pPr>
+    </w:p>
+    <w:p>
+      <w:pPr>
+        <w:spacing w:before="60" w:after="60" w:line="240" w:lineRule="auto"/>
+      </w:pPr>
+    </w:p>
+    <w:p>
+      <w:pPr>
+        <w:spacing w:before="60" w:after="60" w:line="240" w:lineRule="auto"/>
+      </w:pPr>
+    </w:p>
+    <w:p>
+      <w:pPr>
+        <w:pStyle w:val="Prrafodelista"/>
+        <w:numPr>
+          <w:ilvl w:val="0"/>
+          <w:numId w:val="7"/>
+        </w:numPr>
+        <w:spacing w:before="60" w:after="60" w:line="240" w:lineRule="auto"/>
+        <w:contextualSpacing w:val="0"/>
+      </w:pPr>
+      <w:r>
+        <w:rPr>
+          <w:rFonts w:ascii="Arial" w:eastAsia="Arial" w:hAnsi="Arial" w:cs="Arial"/>
+          <w:sz w:val="22"/>
+          <w:szCs w:val="22"/>
+        </w:rPr>
+        <w:t xml:space="preserve">6.2 — Con ambos clones corriendo, ejecutar en cada uno </w:t>
+      </w:r>
+      <w:proofErr w:type="spellStart"/>
+      <w:r>
+        <w:rPr>
+          <w:rFonts w:ascii="Arial" w:eastAsia="Arial" w:hAnsi="Arial" w:cs="Arial"/>
+          <w:sz w:val="22"/>
+          <w:szCs w:val="22"/>
+        </w:rPr>
+        <w:t>dd</w:t>
+      </w:r>
+      <w:proofErr w:type="spellEnd"/>
+      <w:r>
+        <w:rPr>
+          <w:rFonts w:ascii="Arial" w:eastAsia="Arial" w:hAnsi="Arial" w:cs="Arial"/>
+          <w:sz w:val="22"/>
+          <w:szCs w:val="22"/>
+        </w:rPr>
+        <w:t xml:space="preserve"> </w:t>
+      </w:r>
+      <w:proofErr w:type="spellStart"/>
+      <w:r>
+        <w:rPr>
+          <w:rFonts w:ascii="Arial" w:eastAsia="Arial" w:hAnsi="Arial" w:cs="Arial"/>
+          <w:sz w:val="22"/>
+          <w:szCs w:val="22"/>
+        </w:rPr>
+        <w:t>if</w:t>
+      </w:r>
+      <w:proofErr w:type="spellEnd"/>
+      <w:r>
+        <w:rPr>
+          <w:rFonts w:ascii="Arial" w:eastAsia="Arial" w:hAnsi="Arial" w:cs="Arial"/>
+          <w:sz w:val="22"/>
+          <w:szCs w:val="22"/>
+        </w:rPr>
+        <w:t>=/</w:t>
+      </w:r>
+      <w:proofErr w:type="spellStart"/>
+      <w:r>
+        <w:rPr>
+          <w:rFonts w:ascii="Arial" w:eastAsia="Arial" w:hAnsi="Arial" w:cs="Arial"/>
+          <w:sz w:val="22"/>
+          <w:szCs w:val="22"/>
+        </w:rPr>
+        <w:t>dev</w:t>
+      </w:r>
+      <w:proofErr w:type="spellEnd"/>
+      <w:r>
+        <w:rPr>
+          <w:rFonts w:ascii="Arial" w:eastAsia="Arial" w:hAnsi="Arial" w:cs="Arial"/>
+          <w:sz w:val="22"/>
+          <w:szCs w:val="22"/>
+        </w:rPr>
+        <w:t>/</w:t>
+      </w:r>
+      <w:proofErr w:type="spellStart"/>
+      <w:r>
+        <w:rPr>
+          <w:rFonts w:ascii="Arial" w:eastAsia="Arial" w:hAnsi="Arial" w:cs="Arial"/>
+          <w:sz w:val="22"/>
+          <w:szCs w:val="22"/>
+        </w:rPr>
+        <w:t>zero</w:t>
+      </w:r>
+      <w:proofErr w:type="spellEnd"/>
+      <w:r>
+        <w:rPr>
+          <w:rFonts w:ascii="Arial" w:eastAsia="Arial" w:hAnsi="Arial" w:cs="Arial"/>
+          <w:sz w:val="22"/>
+          <w:szCs w:val="22"/>
+        </w:rPr>
+        <w:t xml:space="preserve"> </w:t>
+      </w:r>
+      <w:proofErr w:type="spellStart"/>
+      <w:r>
+        <w:rPr>
+          <w:rFonts w:ascii="Arial" w:eastAsia="Arial" w:hAnsi="Arial" w:cs="Arial"/>
+          <w:sz w:val="22"/>
+          <w:szCs w:val="22"/>
+        </w:rPr>
+        <w:t>of</w:t>
+      </w:r>
+      <w:proofErr w:type="spellEnd"/>
+      <w:r>
+        <w:rPr>
+          <w:rFonts w:ascii="Arial" w:eastAsia="Arial" w:hAnsi="Arial" w:cs="Arial"/>
+          <w:sz w:val="22"/>
+          <w:szCs w:val="22"/>
+        </w:rPr>
+        <w:t>=/</w:t>
+      </w:r>
+      <w:proofErr w:type="spellStart"/>
+      <w:r>
+        <w:rPr>
+          <w:rFonts w:ascii="Arial" w:eastAsia="Arial" w:hAnsi="Arial" w:cs="Arial"/>
+          <w:sz w:val="22"/>
+          <w:szCs w:val="22"/>
+        </w:rPr>
+        <w:t>tmp</w:t>
+      </w:r>
+      <w:proofErr w:type="spellEnd"/>
+      <w:r>
+        <w:rPr>
+          <w:rFonts w:ascii="Arial" w:eastAsia="Arial" w:hAnsi="Arial" w:cs="Arial"/>
+          <w:sz w:val="22"/>
+          <w:szCs w:val="22"/>
+        </w:rPr>
+        <w:t xml:space="preserve">/escritura bs=1M </w:t>
+      </w:r>
+      <w:proofErr w:type="spellStart"/>
+      <w:r>
+        <w:rPr>
+          <w:rFonts w:ascii="Arial" w:eastAsia="Arial" w:hAnsi="Arial" w:cs="Arial"/>
+          <w:sz w:val="22"/>
+          <w:szCs w:val="22"/>
+        </w:rPr>
+        <w:t>count</w:t>
+      </w:r>
+      <w:proofErr w:type="spellEnd"/>
+      <w:r>
+        <w:rPr>
+          <w:rFonts w:ascii="Arial" w:eastAsia="Arial" w:hAnsi="Arial" w:cs="Arial"/>
+          <w:sz w:val="22"/>
+          <w:szCs w:val="22"/>
+        </w:rPr>
+        <w:t xml:space="preserve">=200. Monitorear en el ANFITRIÓN con </w:t>
+      </w:r>
+      <w:proofErr w:type="spellStart"/>
+      <w:r>
+        <w:rPr>
+          <w:rFonts w:ascii="Arial" w:eastAsia="Arial" w:hAnsi="Arial" w:cs="Arial"/>
+          <w:sz w:val="22"/>
+          <w:szCs w:val="22"/>
+        </w:rPr>
+        <w:t>iotop</w:t>
+      </w:r>
+      <w:proofErr w:type="spellEnd"/>
+      <w:r>
+        <w:rPr>
+          <w:rFonts w:ascii="Arial" w:eastAsia="Arial" w:hAnsi="Arial" w:cs="Arial"/>
+          <w:sz w:val="22"/>
+          <w:szCs w:val="22"/>
+        </w:rPr>
+        <w:t xml:space="preserve"> -</w:t>
+      </w:r>
+      <w:proofErr w:type="spellStart"/>
+      <w:r>
+        <w:rPr>
+          <w:rFonts w:ascii="Arial" w:eastAsia="Arial" w:hAnsi="Arial" w:cs="Arial"/>
+          <w:sz w:val="22"/>
+          <w:szCs w:val="22"/>
+        </w:rPr>
+        <w:t>ao</w:t>
+      </w:r>
+      <w:proofErr w:type="spellEnd"/>
+      <w:r>
+        <w:rPr>
+          <w:rFonts w:ascii="Arial" w:eastAsia="Arial" w:hAnsi="Arial" w:cs="Arial"/>
+          <w:sz w:val="22"/>
+          <w:szCs w:val="22"/>
+        </w:rPr>
+        <w:t xml:space="preserve"> cuál genera más E/S de disco. Explicar por qué el Linked Clone puede generar más E/S debido al mecanismo Copy-on-Write</w:t>
+      </w:r>
+    </w:p>
+    <w:p>
+      <w:pPr>
+        <w:spacing w:before="60" w:after="60" w:line="240" w:lineRule="auto"/>
+      </w:pPr>
+      <w:r>
+        <w:rPr>
+          <w:noProof/>
+        </w:rPr>
+        <w:drawing>
+          <wp:anchor distT="0" distB="0" distL="114300" distR="114300" simplePos="0" relativeHeight="251696128" behindDoc="0" locked="0" layoutInCell="1" allowOverlap="1" wp14:anchorId="06651371" wp14:editId="01DC7EA3">
+            <wp:simplePos x="0" y="0"/>
+            <wp:positionH relativeFrom="column">
+              <wp:posOffset>-54784</wp:posOffset>
+            </wp:positionH>
+            <wp:positionV relativeFrom="paragraph">
+              <wp:posOffset>3202</wp:posOffset>
+            </wp:positionV>
+            <wp:extent cx="5603875" cy="2290445"/>
+            <wp:effectExtent l="0" t="0" r="0" b="0"/>
+            <wp:wrapNone/>
+            <wp:docPr id="39" name="Imagen 39"/>
+            <wp:cNvGraphicFramePr>
+              <a:graphicFrameLocks xmlns:a="http://schemas.openxmlformats.org/drawingml/2006/main" noChangeAspect="1"/>
+            </wp:cNvGraphicFramePr>
+            <a:graphic xmlns:a="http://schemas.openxmlformats.org/drawingml/2006/main">
+              <a:graphicData uri="http://schemas.openxmlformats.org/drawingml/2006/picture">
+                <pic:pic xmlns:pic="http://schemas.openxmlformats.org/drawingml/2006/picture">
+                  <pic:nvPicPr>
+                    <pic:cNvPr id="0" name="Picture 19"/>
+                    <pic:cNvPicPr>
+                      <a:picLocks noChangeAspect="1" noChangeArrowheads="1"/>
+                    </pic:cNvPicPr>
+                  </pic:nvPicPr>
+                  <pic:blipFill>
+                    <a:blip r:embed="rId54" cstate="print">
+                      <a:extLst>
+                        <a:ext uri="{28A0092B-C50C-407E-A947-70E740481C1C}">
+                          <a14:useLocalDpi xmlns:a14="http://schemas.microsoft.com/office/drawing/2010/main" val="0"/>
+                        </a:ext>
+                      </a:extLst>
+                    </a:blip>
+                    <a:srcRect/>
+                    <a:stretch>
+                      <a:fillRect/>
+                    </a:stretch>
+                  </pic:blipFill>
+                  <pic:spPr bwMode="auto">
+                    <a:xfrm>
+                      <a:off x="0" y="0"/>
+                      <a:ext cx="5603875" cy="2290445"/>
+                    </a:xfrm>
+                    <a:prstGeom prst="rect">
+                      <a:avLst/>
+                    </a:prstGeom>
+                    <a:noFill/>
+                    <a:ln>
+                      <a:noFill/>
+                    </a:ln>
+                  </pic:spPr>
+                </pic:pic>
+              </a:graphicData>
+            </a:graphic>
+            <wp14:sizeRelV relativeFrom="margin">
+              <wp14:pctHeight>0</wp14:pctHeight>
+            </wp14:sizeRelV>
+          </wp:anchor>
+        </w:drawing>
+      </w:r>
+    </w:p>
+    <w:p>
+      <w:pPr>
+        <w:spacing w:before="60" w:after="60" w:line="240" w:lineRule="auto"/>
+      </w:pPr>
+    </w:p>
+    <w:p>
+      <w:pPr>
+        <w:spacing w:before="60" w:after="60" w:line="240" w:lineRule="auto"/>
+      </w:pPr>
+    </w:p>
+    <w:p>
+      <w:pPr>
+        <w:spacing w:before="60" w:after="60" w:line="240" w:lineRule="auto"/>
+      </w:pPr>
+    </w:p>
+    <w:p>
+      <w:pPr>
+        <w:spacing w:before="60" w:after="60" w:line="240" w:lineRule="auto"/>
+      </w:pPr>
+    </w:p>
+    <w:p>
+      <w:pPr>
+        <w:spacing w:before="60" w:after="60" w:line="240" w:lineRule="auto"/>
+      </w:pPr>
+    </w:p>
+    <w:p>
+      <w:pPr>
+        <w:spacing w:before="60" w:after="60" w:line="240" w:lineRule="auto"/>
+      </w:pPr>
+    </w:p>
+    <w:p>
+      <w:pPr>
+        <w:spacing w:before="60" w:after="60" w:line="240" w:lineRule="auto"/>
+        <w:jc w:val="both"/>
+        <w:rPr>
+          <w:rFonts w:ascii="Arial" w:hAnsi="Arial" w:cs="Arial"/>
+          <w:sz w:val="22"/>
+          <w:szCs w:val="22"/>
+        </w:rPr>
+      </w:pPr>
+      <w:r>
+        <w:lastRenderedPageBreak/>
+        <w:tab/>
+      </w:r>
+      <w:r>
+        <w:rPr>
+          <w:rFonts w:ascii="Arial" w:hAnsi="Arial" w:cs="Arial"/>
+          <w:sz w:val="22"/>
+          <w:szCs w:val="22"/>
+        </w:rPr>
+        <w:t xml:space="preserve">El linked clone genera mas E/S que el anfitrión debido a que el mecanismo </w:t>
+      </w:r>
+      <w:proofErr w:type="spellStart"/>
+      <w:r>
+        <w:rPr>
+          <w:rFonts w:ascii="Arial" w:hAnsi="Arial" w:cs="Arial"/>
+          <w:sz w:val="22"/>
+          <w:szCs w:val="22"/>
+        </w:rPr>
+        <w:t>copy</w:t>
+      </w:r>
+      <w:proofErr w:type="spellEnd"/>
+      <w:r>
+        <w:rPr>
+          <w:rFonts w:ascii="Arial" w:hAnsi="Arial" w:cs="Arial"/>
+          <w:sz w:val="22"/>
+          <w:szCs w:val="22"/>
+        </w:rPr>
+        <w:t xml:space="preserve"> </w:t>
+      </w:r>
+      <w:proofErr w:type="spellStart"/>
+      <w:r>
+        <w:rPr>
+          <w:rFonts w:ascii="Arial" w:hAnsi="Arial" w:cs="Arial"/>
+          <w:sz w:val="22"/>
+          <w:szCs w:val="22"/>
+        </w:rPr>
+        <w:t>on</w:t>
+      </w:r>
+      <w:proofErr w:type="spellEnd"/>
+      <w:r>
+        <w:rPr>
+          <w:rFonts w:ascii="Arial" w:hAnsi="Arial" w:cs="Arial"/>
+          <w:sz w:val="22"/>
+          <w:szCs w:val="22"/>
+        </w:rPr>
+        <w:t xml:space="preserve"> </w:t>
+      </w:r>
+      <w:proofErr w:type="spellStart"/>
+      <w:r>
+        <w:rPr>
+          <w:rFonts w:ascii="Arial" w:hAnsi="Arial" w:cs="Arial"/>
+          <w:sz w:val="22"/>
+          <w:szCs w:val="22"/>
+        </w:rPr>
+        <w:t>write</w:t>
+      </w:r>
+      <w:proofErr w:type="spellEnd"/>
+      <w:r>
+        <w:rPr>
+          <w:rFonts w:ascii="Arial" w:hAnsi="Arial" w:cs="Arial"/>
+          <w:sz w:val="22"/>
+          <w:szCs w:val="22"/>
+        </w:rPr>
+        <w:t xml:space="preserve"> transforma una escritura en un proceso complejo de lectura, modificación y escritura</w:t>
+      </w:r>
+      <w:r>
+        <w:rPr>
+          <w:rFonts w:ascii="Arial" w:hAnsi="Arial" w:cs="Arial"/>
+          <w:sz w:val="22"/>
+          <w:szCs w:val="22"/>
+        </w:rPr>
+        <w:t xml:space="preserve"> que obliga al disco físico del anfitrión a leer constantemente el archivo base para verificar dependencias y luego escribir en el archivo, multiplicando el número de peticiones concurrentes de disco que pueden ser vistas desde </w:t>
+      </w:r>
+      <w:proofErr w:type="spellStart"/>
+      <w:r>
+        <w:rPr>
+          <w:rFonts w:ascii="Arial" w:hAnsi="Arial" w:cs="Arial"/>
+          <w:sz w:val="22"/>
+          <w:szCs w:val="22"/>
+        </w:rPr>
+        <w:t>iotop</w:t>
+      </w:r>
+      <w:proofErr w:type="spellEnd"/>
+      <w:r>
+        <w:rPr>
+          <w:rFonts w:ascii="Arial" w:hAnsi="Arial" w:cs="Arial"/>
+          <w:sz w:val="22"/>
+          <w:szCs w:val="22"/>
+        </w:rPr>
+        <w:t>. Esto no ocurre en el full c</w:t>
+      </w:r>
+      <w:r>
+        <w:rPr>
+          <w:rFonts w:ascii="Arial" w:hAnsi="Arial" w:cs="Arial"/>
+          <w:sz w:val="22"/>
+          <w:szCs w:val="22"/>
+        </w:rPr>
+        <w:t>l</w:t>
+      </w:r>
+      <w:r>
+        <w:rPr>
+          <w:rFonts w:ascii="Arial" w:hAnsi="Arial" w:cs="Arial"/>
+          <w:sz w:val="22"/>
+          <w:szCs w:val="22"/>
+        </w:rPr>
+        <w:t>one debido a que este escribe directamente dentro de su espacio independiente.</w:t>
+      </w:r>
+    </w:p>
+    <w:tbl>
+      <w:tblPr>
+        <w:tblW w:w="0" w:type="auto"/>
+        <w:tblCellSpacing w:w="15" w:type="dxa"/>
+        <w:tblCellMar>
+          <w:left w:w="0" w:type="dxa"/>
+          <w:right w:w="0" w:type="dxa"/>
+        </w:tblCellMar>
+        <w:tblLook w:val="04A0" w:firstRow="1" w:lastRow="0" w:firstColumn="1" w:lastColumn="0" w:noHBand="0" w:noVBand="1"/>
+      </w:tblPr>
+      <w:tblGrid>
+        <w:gridCol w:w="2027"/>
+        <w:gridCol w:w="3335"/>
+        <w:gridCol w:w="3460"/>
+      </w:tblGrid>
+      <w:tr>
+        <w:trPr>
+          <w:tblHeader/>
+          <w:tblCellSpacing w:w="15" w:type="dxa"/>
+        </w:trPr>
+        <w:tc>
+          <w:tcPr>
+            <w:tcW w:w="0" w:type="auto"/>
+            <w:tcBorders>
+              <w:top w:val="single" w:sz="6" w:space="0" w:color="C4C7C5"/>
+              <w:left w:val="single" w:sz="6" w:space="0" w:color="C4C7C5"/>
+              <w:bottom w:val="single" w:sz="6" w:space="0" w:color="C4C7C5"/>
+              <w:right w:val="single" w:sz="6" w:space="0" w:color="C4C7C5"/>
+            </w:tcBorders>
+            <w:tcMar>
+              <w:top w:w="120" w:type="dxa"/>
+              <w:left w:w="180" w:type="dxa"/>
+              <w:bottom w:w="120" w:type="dxa"/>
+              <w:right w:w="180" w:type="dxa"/>
+            </w:tcMar>
+            <w:vAlign w:val="center"/>
+            <w:hideMark/>
+          </w:tcPr>
+          <w:p>
+            <w:pPr>
+              <w:spacing w:before="60" w:after="60" w:line="240" w:lineRule="auto"/>
+              <w:jc w:val="both"/>
+              <w:rPr>
+                <w:rFonts w:ascii="Arial" w:hAnsi="Arial" w:cs="Arial"/>
+                <w:sz w:val="22"/>
+                <w:szCs w:val="22"/>
+              </w:rPr>
+            </w:pPr>
+          </w:p>
+        </w:tc>
+        <w:tc>
+          <w:tcPr>
+            <w:tcW w:w="0" w:type="auto"/>
+            <w:tcBorders>
+              <w:top w:val="single" w:sz="6" w:space="0" w:color="C4C7C5"/>
+              <w:left w:val="single" w:sz="6" w:space="0" w:color="C4C7C5"/>
+              <w:bottom w:val="single" w:sz="6" w:space="0" w:color="C4C7C5"/>
+              <w:right w:val="single" w:sz="6" w:space="0" w:color="C4C7C5"/>
+            </w:tcBorders>
+            <w:tcMar>
+              <w:top w:w="120" w:type="dxa"/>
+              <w:left w:w="180" w:type="dxa"/>
+              <w:bottom w:w="120" w:type="dxa"/>
+              <w:right w:w="180" w:type="dxa"/>
+            </w:tcMar>
+            <w:vAlign w:val="center"/>
+            <w:hideMark/>
+          </w:tcPr>
+          <w:p>
+            <w:pPr>
+              <w:spacing w:before="60" w:after="60" w:line="240" w:lineRule="auto"/>
+              <w:jc w:val="both"/>
+              <w:rPr>
+                <w:rFonts w:ascii="Arial" w:hAnsi="Arial" w:cs="Arial"/>
+                <w:sz w:val="22"/>
+                <w:szCs w:val="22"/>
+              </w:rPr>
+            </w:pPr>
+            <w:r>
+              <w:rPr>
+                <w:rFonts w:ascii="Arial" w:hAnsi="Arial" w:cs="Arial"/>
+                <w:b/>
+                <w:bCs/>
+                <w:sz w:val="22"/>
+                <w:szCs w:val="22"/>
+              </w:rPr>
+              <w:t>Full Clone (Clon Completo)</w:t>
+            </w:r>
+          </w:p>
+        </w:tc>
+        <w:tc>
+          <w:tcPr>
+            <w:tcW w:w="0" w:type="auto"/>
+            <w:tcBorders>
+              <w:top w:val="single" w:sz="6" w:space="0" w:color="C4C7C5"/>
+              <w:left w:val="single" w:sz="6" w:space="0" w:color="C4C7C5"/>
+              <w:bottom w:val="single" w:sz="6" w:space="0" w:color="C4C7C5"/>
+              <w:right w:val="single" w:sz="6" w:space="0" w:color="C4C7C5"/>
+            </w:tcBorders>
+            <w:tcMar>
+              <w:top w:w="120" w:type="dxa"/>
+              <w:left w:w="180" w:type="dxa"/>
+              <w:bottom w:w="120" w:type="dxa"/>
+              <w:right w:w="180" w:type="dxa"/>
+            </w:tcMar>
+            <w:vAlign w:val="center"/>
+            <w:hideMark/>
+          </w:tcPr>
+          <w:p>
+            <w:pPr>
+              <w:spacing w:before="60" w:after="60" w:line="240" w:lineRule="auto"/>
+              <w:jc w:val="both"/>
+              <w:rPr>
+                <w:rFonts w:ascii="Arial" w:hAnsi="Arial" w:cs="Arial"/>
+                <w:sz w:val="22"/>
+                <w:szCs w:val="22"/>
+              </w:rPr>
+            </w:pPr>
+            <w:r>
+              <w:rPr>
+                <w:rFonts w:ascii="Arial" w:hAnsi="Arial" w:cs="Arial"/>
+                <w:b/>
+                <w:bCs/>
+                <w:sz w:val="22"/>
+                <w:szCs w:val="22"/>
+              </w:rPr>
+              <w:t>Linked Clone (Clon Enlazado)</w:t>
+            </w:r>
+          </w:p>
+        </w:tc>
+      </w:tr>
+      <w:tr>
+        <w:trPr>
+          <w:tblCellSpacing w:w="15" w:type="dxa"/>
+        </w:trPr>
+        <w:tc>
+          <w:tcPr>
+            <w:tcW w:w="0" w:type="auto"/>
+            <w:tcBorders>
+              <w:top w:val="single" w:sz="6" w:space="0" w:color="C4C7C5"/>
+              <w:left w:val="single" w:sz="6" w:space="0" w:color="C4C7C5"/>
+              <w:bottom w:val="single" w:sz="6" w:space="0" w:color="C4C7C5"/>
+              <w:right w:val="single" w:sz="6" w:space="0" w:color="C4C7C5"/>
+            </w:tcBorders>
+            <w:tcMar>
+              <w:top w:w="120" w:type="dxa"/>
+              <w:left w:w="180" w:type="dxa"/>
+              <w:bottom w:w="120" w:type="dxa"/>
+              <w:right w:w="180" w:type="dxa"/>
+            </w:tcMar>
+            <w:vAlign w:val="center"/>
+            <w:hideMark/>
+          </w:tcPr>
+          <w:p>
+            <w:pPr>
+              <w:spacing w:before="60" w:after="60" w:line="240" w:lineRule="auto"/>
+              <w:jc w:val="both"/>
+              <w:rPr>
+                <w:rFonts w:ascii="Arial" w:hAnsi="Arial" w:cs="Arial"/>
+                <w:sz w:val="22"/>
+                <w:szCs w:val="22"/>
+              </w:rPr>
+            </w:pPr>
+            <w:r>
+              <w:rPr>
+                <w:rFonts w:ascii="Arial" w:hAnsi="Arial" w:cs="Arial"/>
+                <w:b/>
+                <w:bCs/>
+                <w:sz w:val="22"/>
+                <w:szCs w:val="22"/>
+              </w:rPr>
+              <w:t>Tamaño Inicial en Disco</w:t>
+            </w:r>
+          </w:p>
+        </w:tc>
+        <w:tc>
+          <w:tcPr>
+            <w:tcW w:w="0" w:type="auto"/>
+            <w:tcBorders>
+              <w:top w:val="single" w:sz="6" w:space="0" w:color="C4C7C5"/>
+              <w:left w:val="single" w:sz="6" w:space="0" w:color="C4C7C5"/>
+              <w:bottom w:val="single" w:sz="6" w:space="0" w:color="C4C7C5"/>
+              <w:right w:val="single" w:sz="6" w:space="0" w:color="C4C7C5"/>
+            </w:tcBorders>
+            <w:tcMar>
+              <w:top w:w="120" w:type="dxa"/>
+              <w:left w:w="180" w:type="dxa"/>
+              <w:bottom w:w="120" w:type="dxa"/>
+              <w:right w:w="180" w:type="dxa"/>
+            </w:tcMar>
+            <w:vAlign w:val="center"/>
+            <w:hideMark/>
+          </w:tcPr>
+          <w:p>
+            <w:pPr>
+              <w:spacing w:before="60" w:after="60" w:line="240" w:lineRule="auto"/>
+              <w:jc w:val="both"/>
+              <w:rPr>
+                <w:rFonts w:ascii="Arial" w:hAnsi="Arial" w:cs="Arial"/>
+                <w:sz w:val="22"/>
+                <w:szCs w:val="22"/>
+              </w:rPr>
+            </w:pPr>
+            <w:r>
+              <w:rPr>
+                <w:rFonts w:ascii="Arial" w:hAnsi="Arial" w:cs="Arial"/>
+                <w:sz w:val="22"/>
+                <w:szCs w:val="22"/>
+              </w:rPr>
+              <w:t>Ocupa exactamente el mismo espacio que la máquina virtual base (</w:t>
+            </w:r>
+            <w:r>
+              <w:rPr>
+                <w:rFonts w:ascii="Arial" w:hAnsi="Arial" w:cs="Arial"/>
+                <w:sz w:val="22"/>
+                <w:szCs w:val="22"/>
+              </w:rPr>
+              <w:t>GB enteros de la maquina anfitrión</w:t>
+            </w:r>
+            <w:r>
+              <w:rPr>
+                <w:rFonts w:ascii="Arial" w:hAnsi="Arial" w:cs="Arial"/>
+                <w:sz w:val="22"/>
+                <w:szCs w:val="22"/>
+              </w:rPr>
+              <w:t>).</w:t>
+            </w:r>
+          </w:p>
+        </w:tc>
+        <w:tc>
+          <w:tcPr>
+            <w:tcW w:w="0" w:type="auto"/>
+            <w:tcBorders>
+              <w:top w:val="single" w:sz="6" w:space="0" w:color="C4C7C5"/>
+              <w:left w:val="single" w:sz="6" w:space="0" w:color="C4C7C5"/>
+              <w:bottom w:val="single" w:sz="6" w:space="0" w:color="C4C7C5"/>
+              <w:right w:val="single" w:sz="6" w:space="0" w:color="C4C7C5"/>
+            </w:tcBorders>
+            <w:tcMar>
+              <w:top w:w="120" w:type="dxa"/>
+              <w:left w:w="180" w:type="dxa"/>
+              <w:bottom w:w="120" w:type="dxa"/>
+              <w:right w:w="180" w:type="dxa"/>
+            </w:tcMar>
+            <w:vAlign w:val="center"/>
+            <w:hideMark/>
+          </w:tcPr>
+          <w:p>
+            <w:pPr>
+              <w:spacing w:before="60" w:after="60" w:line="240" w:lineRule="auto"/>
+              <w:jc w:val="both"/>
+              <w:rPr>
+                <w:rFonts w:ascii="Arial" w:hAnsi="Arial" w:cs="Arial"/>
+                <w:sz w:val="22"/>
+                <w:szCs w:val="22"/>
+              </w:rPr>
+            </w:pPr>
+            <w:r>
+              <w:rPr>
+                <w:rFonts w:ascii="Arial" w:hAnsi="Arial" w:cs="Arial"/>
+                <w:sz w:val="22"/>
+                <w:szCs w:val="22"/>
+              </w:rPr>
+              <w:t xml:space="preserve">Unos pocos </w:t>
+            </w:r>
+            <w:r>
+              <w:rPr>
+                <w:rFonts w:ascii="Arial" w:hAnsi="Arial" w:cs="Arial"/>
+                <w:sz w:val="22"/>
+                <w:szCs w:val="22"/>
+              </w:rPr>
+              <w:t>MB</w:t>
+            </w:r>
+            <w:r>
+              <w:rPr>
+                <w:rFonts w:ascii="Arial" w:hAnsi="Arial" w:cs="Arial"/>
+                <w:sz w:val="22"/>
+                <w:szCs w:val="22"/>
+              </w:rPr>
+              <w:t xml:space="preserve"> o </w:t>
+            </w:r>
+            <w:r>
+              <w:rPr>
+                <w:rFonts w:ascii="Arial" w:hAnsi="Arial" w:cs="Arial"/>
+                <w:sz w:val="22"/>
+                <w:szCs w:val="22"/>
+              </w:rPr>
+              <w:t>KB</w:t>
+            </w:r>
+            <w:r>
+              <w:rPr>
+                <w:rFonts w:ascii="Arial" w:hAnsi="Arial" w:cs="Arial"/>
+                <w:sz w:val="22"/>
+                <w:szCs w:val="22"/>
+              </w:rPr>
+              <w:t xml:space="preserve"> (solo el archivo de configuración y un disco diferencial vacío).</w:t>
+            </w:r>
+          </w:p>
+        </w:tc>
+      </w:tr>
+      <w:tr>
+        <w:trPr>
+          <w:tblCellSpacing w:w="15" w:type="dxa"/>
+        </w:trPr>
+        <w:tc>
+          <w:tcPr>
+            <w:tcW w:w="0" w:type="auto"/>
+            <w:tcBorders>
+              <w:top w:val="single" w:sz="6" w:space="0" w:color="C4C7C5"/>
+              <w:left w:val="single" w:sz="6" w:space="0" w:color="C4C7C5"/>
+              <w:bottom w:val="single" w:sz="6" w:space="0" w:color="C4C7C5"/>
+              <w:right w:val="single" w:sz="6" w:space="0" w:color="C4C7C5"/>
+            </w:tcBorders>
+            <w:tcMar>
+              <w:top w:w="120" w:type="dxa"/>
+              <w:left w:w="180" w:type="dxa"/>
+              <w:bottom w:w="120" w:type="dxa"/>
+              <w:right w:w="180" w:type="dxa"/>
+            </w:tcMar>
+            <w:vAlign w:val="center"/>
+            <w:hideMark/>
+          </w:tcPr>
+          <w:p>
+            <w:pPr>
+              <w:spacing w:before="60" w:after="60" w:line="240" w:lineRule="auto"/>
+              <w:jc w:val="both"/>
+              <w:rPr>
+                <w:rFonts w:ascii="Arial" w:hAnsi="Arial" w:cs="Arial"/>
+                <w:sz w:val="22"/>
+                <w:szCs w:val="22"/>
+              </w:rPr>
+            </w:pPr>
+            <w:r>
+              <w:rPr>
+                <w:rFonts w:ascii="Arial" w:hAnsi="Arial" w:cs="Arial"/>
+                <w:b/>
+                <w:bCs/>
+                <w:sz w:val="22"/>
+                <w:szCs w:val="22"/>
+              </w:rPr>
+              <w:t>Tiempo de Creación</w:t>
+            </w:r>
+          </w:p>
+        </w:tc>
+        <w:tc>
+          <w:tcPr>
+            <w:tcW w:w="0" w:type="auto"/>
+            <w:tcBorders>
+              <w:top w:val="single" w:sz="6" w:space="0" w:color="C4C7C5"/>
+              <w:left w:val="single" w:sz="6" w:space="0" w:color="C4C7C5"/>
+              <w:bottom w:val="single" w:sz="6" w:space="0" w:color="C4C7C5"/>
+              <w:right w:val="single" w:sz="6" w:space="0" w:color="C4C7C5"/>
+            </w:tcBorders>
+            <w:tcMar>
+              <w:top w:w="120" w:type="dxa"/>
+              <w:left w:w="180" w:type="dxa"/>
+              <w:bottom w:w="120" w:type="dxa"/>
+              <w:right w:w="180" w:type="dxa"/>
+            </w:tcMar>
+            <w:vAlign w:val="center"/>
+            <w:hideMark/>
+          </w:tcPr>
+          <w:p>
+            <w:pPr>
+              <w:spacing w:before="60" w:after="60" w:line="240" w:lineRule="auto"/>
+              <w:jc w:val="both"/>
+              <w:rPr>
+                <w:rFonts w:ascii="Arial" w:hAnsi="Arial" w:cs="Arial"/>
+                <w:sz w:val="22"/>
+                <w:szCs w:val="22"/>
+              </w:rPr>
+            </w:pPr>
+            <w:r>
+              <w:rPr>
+                <w:rFonts w:ascii="Arial" w:hAnsi="Arial" w:cs="Arial"/>
+                <w:sz w:val="22"/>
+                <w:szCs w:val="22"/>
+              </w:rPr>
+              <w:t xml:space="preserve"> El hipervisor tiene que copiar el archivo.vdi original completo byte por byte en tu almacenamiento real.</w:t>
+            </w:r>
+            <w:r>
+              <w:rPr>
+                <w:rFonts w:ascii="Arial" w:hAnsi="Arial" w:cs="Arial"/>
+                <w:sz w:val="22"/>
+                <w:szCs w:val="22"/>
+              </w:rPr>
+              <w:t xml:space="preserve"> (alrededor de 3 minutos)</w:t>
+            </w:r>
+          </w:p>
+        </w:tc>
+        <w:tc>
+          <w:tcPr>
+            <w:tcW w:w="0" w:type="auto"/>
+            <w:tcBorders>
+              <w:top w:val="single" w:sz="6" w:space="0" w:color="C4C7C5"/>
+              <w:left w:val="single" w:sz="6" w:space="0" w:color="C4C7C5"/>
+              <w:bottom w:val="single" w:sz="6" w:space="0" w:color="C4C7C5"/>
+              <w:right w:val="single" w:sz="6" w:space="0" w:color="C4C7C5"/>
+            </w:tcBorders>
+            <w:tcMar>
+              <w:top w:w="120" w:type="dxa"/>
+              <w:left w:w="180" w:type="dxa"/>
+              <w:bottom w:w="120" w:type="dxa"/>
+              <w:right w:w="180" w:type="dxa"/>
+            </w:tcMar>
+            <w:vAlign w:val="center"/>
+            <w:hideMark/>
+          </w:tcPr>
+          <w:p>
+            <w:pPr>
+              <w:spacing w:before="60" w:after="60" w:line="240" w:lineRule="auto"/>
+              <w:jc w:val="both"/>
+              <w:rPr>
+                <w:rFonts w:ascii="Arial" w:hAnsi="Arial" w:cs="Arial"/>
+                <w:sz w:val="22"/>
+                <w:szCs w:val="22"/>
+              </w:rPr>
+            </w:pPr>
+            <w:r>
+              <w:rPr>
+                <w:rFonts w:ascii="Arial" w:hAnsi="Arial" w:cs="Arial"/>
+                <w:sz w:val="22"/>
+                <w:szCs w:val="22"/>
+              </w:rPr>
+              <w:t>Solo toma una fracción de segundo, ya que el sistema solo crea un enlace lógico apuntando al disco base.</w:t>
+            </w:r>
+            <w:r>
+              <w:rPr>
+                <w:rFonts w:ascii="Arial" w:hAnsi="Arial" w:cs="Arial"/>
+                <w:sz w:val="22"/>
+                <w:szCs w:val="22"/>
+              </w:rPr>
+              <w:t xml:space="preserve"> (instantáneo)</w:t>
+            </w:r>
+          </w:p>
+        </w:tc>
+      </w:tr>
+      <w:tr>
+        <w:trPr>
+          <w:tblCellSpacing w:w="15" w:type="dxa"/>
+        </w:trPr>
+        <w:tc>
+          <w:tcPr>
+            <w:tcW w:w="0" w:type="auto"/>
+            <w:tcBorders>
+              <w:top w:val="single" w:sz="6" w:space="0" w:color="C4C7C5"/>
+              <w:left w:val="single" w:sz="6" w:space="0" w:color="C4C7C5"/>
+              <w:bottom w:val="single" w:sz="6" w:space="0" w:color="C4C7C5"/>
+              <w:right w:val="single" w:sz="6" w:space="0" w:color="C4C7C5"/>
+            </w:tcBorders>
+            <w:tcMar>
+              <w:top w:w="120" w:type="dxa"/>
+              <w:left w:w="180" w:type="dxa"/>
+              <w:bottom w:w="120" w:type="dxa"/>
+              <w:right w:w="180" w:type="dxa"/>
+            </w:tcMar>
+            <w:vAlign w:val="center"/>
+            <w:hideMark/>
+          </w:tcPr>
+          <w:p>
+            <w:pPr>
+              <w:spacing w:before="60" w:after="60" w:line="240" w:lineRule="auto"/>
+              <w:jc w:val="both"/>
+              <w:rPr>
+                <w:rFonts w:ascii="Arial" w:hAnsi="Arial" w:cs="Arial"/>
+                <w:sz w:val="22"/>
+                <w:szCs w:val="22"/>
+              </w:rPr>
+            </w:pPr>
+            <w:r>
+              <w:rPr>
+                <w:rFonts w:ascii="Arial" w:hAnsi="Arial" w:cs="Arial"/>
+                <w:b/>
+                <w:bCs/>
+                <w:sz w:val="22"/>
+                <w:szCs w:val="22"/>
+              </w:rPr>
+              <w:t>E/S de Disco en el Anfitrión</w:t>
+            </w:r>
+          </w:p>
+          <w:p>
+            <w:pPr>
+              <w:spacing w:before="60" w:after="60" w:line="240" w:lineRule="auto"/>
+              <w:jc w:val="both"/>
+              <w:rPr>
+                <w:rFonts w:ascii="Arial" w:hAnsi="Arial" w:cs="Arial"/>
+                <w:sz w:val="22"/>
+                <w:szCs w:val="22"/>
+              </w:rPr>
+            </w:pPr>
+            <w:r>
+              <w:rPr>
+                <w:rFonts w:ascii="Arial" w:hAnsi="Arial" w:cs="Arial"/>
+                <w:sz w:val="22"/>
+                <w:szCs w:val="22"/>
+              </w:rPr>
+              <w:br/>
+            </w:r>
+          </w:p>
+          <w:p>
+            <w:pPr>
+              <w:spacing w:before="60" w:after="60" w:line="240" w:lineRule="auto"/>
+              <w:jc w:val="both"/>
+              <w:rPr>
+                <w:rFonts w:ascii="Arial" w:hAnsi="Arial" w:cs="Arial"/>
+                <w:sz w:val="22"/>
+                <w:szCs w:val="22"/>
+              </w:rPr>
+            </w:pPr>
+          </w:p>
+        </w:tc>
+        <w:tc>
+          <w:tcPr>
+            <w:tcW w:w="0" w:type="auto"/>
+            <w:tcBorders>
+              <w:top w:val="single" w:sz="6" w:space="0" w:color="C4C7C5"/>
+              <w:left w:val="single" w:sz="6" w:space="0" w:color="C4C7C5"/>
+              <w:bottom w:val="single" w:sz="6" w:space="0" w:color="C4C7C5"/>
+              <w:right w:val="single" w:sz="6" w:space="0" w:color="C4C7C5"/>
+            </w:tcBorders>
+            <w:tcMar>
+              <w:top w:w="120" w:type="dxa"/>
+              <w:left w:w="180" w:type="dxa"/>
+              <w:bottom w:w="120" w:type="dxa"/>
+              <w:right w:w="180" w:type="dxa"/>
+            </w:tcMar>
+            <w:vAlign w:val="center"/>
+            <w:hideMark/>
+          </w:tcPr>
+          <w:p>
+            <w:pPr>
+              <w:spacing w:before="60" w:after="60" w:line="240" w:lineRule="auto"/>
+              <w:jc w:val="both"/>
+              <w:rPr>
+                <w:rFonts w:ascii="Arial" w:hAnsi="Arial" w:cs="Arial"/>
+                <w:sz w:val="22"/>
+                <w:szCs w:val="22"/>
+              </w:rPr>
+            </w:pPr>
+            <w:r>
+              <w:rPr>
+                <w:rFonts w:ascii="Arial" w:hAnsi="Arial" w:cs="Arial"/>
+                <w:sz w:val="22"/>
+                <w:szCs w:val="22"/>
+              </w:rPr>
+              <w:t xml:space="preserve">El flujo de escritura es directo hacia su propio </w:t>
+            </w:r>
+            <w:r>
+              <w:rPr>
+                <w:rFonts w:ascii="Arial" w:hAnsi="Arial" w:cs="Arial"/>
+                <w:sz w:val="22"/>
+                <w:szCs w:val="22"/>
+              </w:rPr>
+              <w:t>archivo.vdi</w:t>
+            </w:r>
+            <w:r>
+              <w:rPr>
+                <w:rFonts w:ascii="Arial" w:hAnsi="Arial" w:cs="Arial"/>
+                <w:sz w:val="22"/>
+                <w:szCs w:val="22"/>
+              </w:rPr>
+              <w:t>. Es una operación lineal de una sola vía.</w:t>
+            </w:r>
+          </w:p>
+        </w:tc>
+        <w:tc>
+          <w:tcPr>
+            <w:tcW w:w="0" w:type="auto"/>
+            <w:tcBorders>
+              <w:top w:val="single" w:sz="6" w:space="0" w:color="C4C7C5"/>
+              <w:left w:val="single" w:sz="6" w:space="0" w:color="C4C7C5"/>
+              <w:bottom w:val="single" w:sz="6" w:space="0" w:color="C4C7C5"/>
+              <w:right w:val="single" w:sz="6" w:space="0" w:color="C4C7C5"/>
+            </w:tcBorders>
+            <w:tcMar>
+              <w:top w:w="120" w:type="dxa"/>
+              <w:left w:w="180" w:type="dxa"/>
+              <w:bottom w:w="120" w:type="dxa"/>
+              <w:right w:w="180" w:type="dxa"/>
+            </w:tcMar>
+            <w:vAlign w:val="center"/>
+            <w:hideMark/>
+          </w:tcPr>
+          <w:p>
+            <w:pPr>
+              <w:spacing w:before="60" w:after="60" w:line="240" w:lineRule="auto"/>
+              <w:jc w:val="both"/>
+              <w:rPr>
+                <w:rFonts w:ascii="Arial" w:hAnsi="Arial" w:cs="Arial"/>
+                <w:sz w:val="22"/>
+                <w:szCs w:val="22"/>
+              </w:rPr>
+            </w:pPr>
+            <w:r>
+              <w:rPr>
+                <w:rFonts w:ascii="Arial" w:hAnsi="Arial" w:cs="Arial"/>
+                <w:sz w:val="22"/>
+                <w:szCs w:val="22"/>
+              </w:rPr>
+              <w:t xml:space="preserve">El mecanismo </w:t>
+            </w:r>
+            <w:proofErr w:type="spellStart"/>
+            <w:r>
+              <w:rPr>
+                <w:rFonts w:ascii="Arial" w:hAnsi="Arial" w:cs="Arial"/>
+                <w:sz w:val="22"/>
+                <w:szCs w:val="22"/>
+              </w:rPr>
+              <w:t>Copy</w:t>
+            </w:r>
+            <w:proofErr w:type="spellEnd"/>
+            <w:r>
+              <w:rPr>
+                <w:rFonts w:ascii="Arial" w:hAnsi="Arial" w:cs="Arial"/>
+                <w:sz w:val="22"/>
+                <w:szCs w:val="22"/>
+              </w:rPr>
+              <w:t xml:space="preserve"> </w:t>
+            </w:r>
+            <w:proofErr w:type="spellStart"/>
+            <w:r>
+              <w:rPr>
+                <w:rFonts w:ascii="Arial" w:hAnsi="Arial" w:cs="Arial"/>
+                <w:sz w:val="22"/>
+                <w:szCs w:val="22"/>
+              </w:rPr>
+              <w:t>on</w:t>
+            </w:r>
+            <w:proofErr w:type="spellEnd"/>
+            <w:r>
+              <w:rPr>
+                <w:rFonts w:ascii="Arial" w:hAnsi="Arial" w:cs="Arial"/>
+                <w:sz w:val="22"/>
+                <w:szCs w:val="22"/>
+              </w:rPr>
+              <w:t xml:space="preserve"> </w:t>
+            </w:r>
+            <w:proofErr w:type="spellStart"/>
+            <w:r>
+              <w:rPr>
+                <w:rFonts w:ascii="Arial" w:hAnsi="Arial" w:cs="Arial"/>
+                <w:sz w:val="22"/>
+                <w:szCs w:val="22"/>
+              </w:rPr>
+              <w:t>write</w:t>
+            </w:r>
+            <w:proofErr w:type="spellEnd"/>
+            <w:r>
+              <w:rPr>
+                <w:rFonts w:ascii="Arial" w:hAnsi="Arial" w:cs="Arial"/>
+                <w:sz w:val="22"/>
+                <w:szCs w:val="22"/>
+              </w:rPr>
+              <w:t xml:space="preserve"> </w:t>
+            </w:r>
+            <w:r>
+              <w:rPr>
+                <w:rFonts w:ascii="Arial" w:hAnsi="Arial" w:cs="Arial"/>
+                <w:sz w:val="22"/>
+                <w:szCs w:val="22"/>
+              </w:rPr>
+              <w:t>obliga al disco del anfitrión a leer el bloque original del disco base antes de escribir el bloque modificado en el diferencial.</w:t>
+            </w:r>
+          </w:p>
+        </w:tc>
+      </w:tr>
+      <w:tr>
+        <w:trPr>
+          <w:tblCellSpacing w:w="15" w:type="dxa"/>
+        </w:trPr>
+        <w:tc>
+          <w:tcPr>
+            <w:tcW w:w="0" w:type="auto"/>
+            <w:tcBorders>
+              <w:top w:val="single" w:sz="6" w:space="0" w:color="C4C7C5"/>
+              <w:left w:val="single" w:sz="6" w:space="0" w:color="C4C7C5"/>
+              <w:bottom w:val="single" w:sz="6" w:space="0" w:color="C4C7C5"/>
+              <w:right w:val="single" w:sz="6" w:space="0" w:color="C4C7C5"/>
+            </w:tcBorders>
+            <w:tcMar>
+              <w:top w:w="120" w:type="dxa"/>
+              <w:left w:w="180" w:type="dxa"/>
+              <w:bottom w:w="120" w:type="dxa"/>
+              <w:right w:w="180" w:type="dxa"/>
+            </w:tcMar>
+            <w:vAlign w:val="center"/>
+          </w:tcPr>
+          <w:p>
+            <w:pPr>
+              <w:spacing w:before="60" w:after="60" w:line="240" w:lineRule="auto"/>
+              <w:jc w:val="both"/>
+              <w:rPr>
+                <w:rFonts w:ascii="Arial" w:hAnsi="Arial" w:cs="Arial"/>
+                <w:b/>
+                <w:bCs/>
+                <w:sz w:val="22"/>
+                <w:szCs w:val="22"/>
+              </w:rPr>
+            </w:pPr>
+            <w:r>
+              <w:rPr>
+                <w:rFonts w:ascii="Arial" w:hAnsi="Arial" w:cs="Arial"/>
+                <w:b/>
+                <w:bCs/>
+                <w:sz w:val="22"/>
+                <w:szCs w:val="22"/>
+              </w:rPr>
+              <w:t>Rendimiento en Escritura Pesada</w:t>
+            </w:r>
+          </w:p>
+        </w:tc>
+        <w:tc>
+          <w:tcPr>
+            <w:tcW w:w="0" w:type="auto"/>
+            <w:tcBorders>
+              <w:top w:val="single" w:sz="6" w:space="0" w:color="C4C7C5"/>
+              <w:left w:val="single" w:sz="6" w:space="0" w:color="C4C7C5"/>
+              <w:bottom w:val="single" w:sz="6" w:space="0" w:color="C4C7C5"/>
+              <w:right w:val="single" w:sz="6" w:space="0" w:color="C4C7C5"/>
+            </w:tcBorders>
+            <w:tcMar>
+              <w:top w:w="120" w:type="dxa"/>
+              <w:left w:w="180" w:type="dxa"/>
+              <w:bottom w:w="120" w:type="dxa"/>
+              <w:right w:w="180" w:type="dxa"/>
+            </w:tcMar>
+            <w:vAlign w:val="center"/>
+          </w:tcPr>
+          <w:p>
+            <w:pPr>
+              <w:spacing w:before="60" w:after="60" w:line="240" w:lineRule="auto"/>
+              <w:jc w:val="both"/>
+              <w:rPr>
+                <w:rFonts w:ascii="Arial" w:hAnsi="Arial" w:cs="Arial"/>
+                <w:sz w:val="22"/>
+                <w:szCs w:val="22"/>
+              </w:rPr>
+            </w:pPr>
+            <w:r>
+              <w:rPr>
+                <w:rFonts w:ascii="Arial" w:hAnsi="Arial" w:cs="Arial"/>
+                <w:sz w:val="22"/>
+                <w:szCs w:val="22"/>
+              </w:rPr>
+              <w:t>Al no tener que consultar dependencias externas, el flujo de datos es más constante y directo.</w:t>
+            </w:r>
+          </w:p>
+        </w:tc>
+        <w:tc>
+          <w:tcPr>
+            <w:tcW w:w="0" w:type="auto"/>
+            <w:tcBorders>
+              <w:top w:val="single" w:sz="6" w:space="0" w:color="C4C7C5"/>
+              <w:left w:val="single" w:sz="6" w:space="0" w:color="C4C7C5"/>
+              <w:bottom w:val="single" w:sz="6" w:space="0" w:color="C4C7C5"/>
+              <w:right w:val="single" w:sz="6" w:space="0" w:color="C4C7C5"/>
+            </w:tcBorders>
+            <w:tcMar>
+              <w:top w:w="120" w:type="dxa"/>
+              <w:left w:w="180" w:type="dxa"/>
+              <w:bottom w:w="120" w:type="dxa"/>
+              <w:right w:w="180" w:type="dxa"/>
+            </w:tcMar>
+            <w:vAlign w:val="center"/>
+          </w:tcPr>
+          <w:p>
+            <w:pPr>
+              <w:spacing w:before="60" w:after="60" w:line="240" w:lineRule="auto"/>
+              <w:jc w:val="both"/>
+              <w:rPr>
+                <w:rFonts w:ascii="Arial" w:hAnsi="Arial" w:cs="Arial"/>
+                <w:sz w:val="22"/>
+                <w:szCs w:val="22"/>
+              </w:rPr>
+            </w:pPr>
+            <w:r>
+              <w:rPr>
+                <w:rFonts w:ascii="Arial" w:hAnsi="Arial" w:cs="Arial"/>
+                <w:sz w:val="22"/>
+                <w:szCs w:val="22"/>
+              </w:rPr>
+              <w:t>El procesamiento extra en el anfitrión genera una penalización en el rendimiento (como vi</w:t>
+            </w:r>
+            <w:r>
+              <w:rPr>
+                <w:rFonts w:ascii="Arial" w:hAnsi="Arial" w:cs="Arial"/>
+                <w:sz w:val="22"/>
+                <w:szCs w:val="22"/>
+              </w:rPr>
+              <w:t>mos</w:t>
+            </w:r>
+            <w:r>
+              <w:rPr>
+                <w:rFonts w:ascii="Arial" w:hAnsi="Arial" w:cs="Arial"/>
+                <w:sz w:val="22"/>
+                <w:szCs w:val="22"/>
+              </w:rPr>
+              <w:t xml:space="preserve"> en </w:t>
+            </w:r>
+            <w:r>
+              <w:rPr>
+                <w:rFonts w:ascii="Arial" w:hAnsi="Arial" w:cs="Arial"/>
+                <w:sz w:val="22"/>
+                <w:szCs w:val="22"/>
+              </w:rPr>
+              <w:t>la</w:t>
+            </w:r>
+            <w:r>
+              <w:rPr>
+                <w:rFonts w:ascii="Arial" w:hAnsi="Arial" w:cs="Arial"/>
+                <w:sz w:val="22"/>
+                <w:szCs w:val="22"/>
+              </w:rPr>
+              <w:t xml:space="preserve"> prueba de 330 MB/s frente a 1.1 GB/s).</w:t>
+            </w:r>
+          </w:p>
+        </w:tc>
+      </w:tr>
+    </w:tbl>
+    <w:p>
+      <w:pPr>
+        <w:spacing w:before="60" w:after="60" w:line="240" w:lineRule="auto"/>
+        <w:jc w:val="both"/>
+        <w:rPr>
+          <w:rFonts w:ascii="Arial" w:hAnsi="Arial" w:cs="Arial"/>
+          <w:sz w:val="22"/>
+          <w:szCs w:val="22"/>
+          <w:u w:val="single"/>
+        </w:rPr>
+      </w:pPr>
+    </w:p>
+    <w:p>
+      <w:pPr>
+        <w:pStyle w:val="Prrafodelista"/>
+        <w:spacing w:before="60" w:after="60" w:line="240" w:lineRule="auto"/>
+        <w:contextualSpacing w:val="0"/>
+      </w:pPr>
+    </w:p>
+    <w:p>
+      <w:pPr>
+        <w:tabs>
+          <w:tab w:val="left" w:pos="1676"/>
+        </w:tabs>
+        <w:jc w:val="both"/>
+        <w:rPr>
+          <w:rFonts w:ascii="Arial" w:hAnsi="Arial" w:cs="Arial"/>
+          <w:sz w:val="22"/>
+          <w:szCs w:val="22"/>
         </w:rPr>
       </w:pPr>
     </w:p>
@@ -9160,6 +14304,114 @@
       <w:lvlJc w:val="left"/>
     </w:lvl>
   </w:abstractNum>
+  <w:abstractNum w:abstractNumId="3" w15:restartNumberingAfterBreak="0">
+    <w:nsid w:val="6E3E20E3"/>
+    <w:multiLevelType w:val="hybridMultilevel"/>
+    <w:tmpl w:val="958C9B42"/>
+    <w:lvl w:ilvl="0" w:tplc="FFFFFFFF">
+      <w:start w:val="1"/>
+      <w:numFmt w:val="decimal"/>
+      <w:lvlText w:val="%1."/>
+      <w:lvlJc w:val="left"/>
+      <w:pPr>
+        <w:ind w:left="720" w:hanging="360"/>
+      </w:pPr>
+    </w:lvl>
+    <w:lvl w:ilvl="1" w:tplc="FFFFFFFF">
+      <w:numFmt w:val="decimal"/>
+      <w:lvlText w:val=""/>
+      <w:lvlJc w:val="left"/>
+    </w:lvl>
+    <w:lvl w:ilvl="2" w:tplc="FFFFFFFF">
+      <w:numFmt w:val="decimal"/>
+      <w:lvlText w:val=""/>
+      <w:lvlJc w:val="left"/>
+    </w:lvl>
+    <w:lvl w:ilvl="3" w:tplc="FFFFFFFF">
+      <w:numFmt w:val="decimal"/>
+      <w:lvlText w:val=""/>
+      <w:lvlJc w:val="left"/>
+    </w:lvl>
+    <w:lvl w:ilvl="4" w:tplc="FFFFFFFF">
+      <w:numFmt w:val="decimal"/>
+      <w:lvlText w:val=""/>
+      <w:lvlJc w:val="left"/>
+    </w:lvl>
+    <w:lvl w:ilvl="5" w:tplc="FFFFFFFF">
+      <w:numFmt w:val="decimal"/>
+      <w:lvlText w:val=""/>
+      <w:lvlJc w:val="left"/>
+    </w:lvl>
+    <w:lvl w:ilvl="6" w:tplc="FFFFFFFF">
+      <w:numFmt w:val="decimal"/>
+      <w:lvlText w:val=""/>
+      <w:lvlJc w:val="left"/>
+    </w:lvl>
+    <w:lvl w:ilvl="7" w:tplc="FFFFFFFF">
+      <w:numFmt w:val="decimal"/>
+      <w:lvlText w:val=""/>
+      <w:lvlJc w:val="left"/>
+    </w:lvl>
+    <w:lvl w:ilvl="8" w:tplc="FFFFFFFF">
+      <w:numFmt w:val="decimal"/>
+      <w:lvlText w:val=""/>
+      <w:lvlJc w:val="left"/>
+    </w:lvl>
+  </w:abstractNum>
+  <w:abstractNum w:abstractNumId="4" w15:restartNumberingAfterBreak="0">
+    <w:nsid w:val="74F93EE6"/>
+    <w:multiLevelType w:val="hybridMultilevel"/>
+    <w:tmpl w:val="958C9B42"/>
+    <w:lvl w:ilvl="0" w:tplc="DC9C10C2">
+      <w:start w:val="1"/>
+      <w:numFmt w:val="decimal"/>
+      <w:lvlText w:val="%1."/>
+      <w:lvlJc w:val="left"/>
+      <w:pPr>
+        <w:ind w:left="720" w:hanging="360"/>
+      </w:pPr>
+    </w:lvl>
+    <w:lvl w:ilvl="1" w:tplc="4A7283FC">
+      <w:numFmt w:val="decimal"/>
+      <w:lvlText w:val=""/>
+      <w:lvlJc w:val="left"/>
+    </w:lvl>
+    <w:lvl w:ilvl="2" w:tplc="C1B6D7F6">
+      <w:numFmt w:val="decimal"/>
+      <w:lvlText w:val=""/>
+      <w:lvlJc w:val="left"/>
+    </w:lvl>
+    <w:lvl w:ilvl="3" w:tplc="B0F096D6">
+      <w:numFmt w:val="decimal"/>
+      <w:lvlText w:val=""/>
+      <w:lvlJc w:val="left"/>
+    </w:lvl>
+    <w:lvl w:ilvl="4" w:tplc="2648ED92">
+      <w:numFmt w:val="decimal"/>
+      <w:lvlText w:val=""/>
+      <w:lvlJc w:val="left"/>
+    </w:lvl>
+    <w:lvl w:ilvl="5" w:tplc="BDD8A7E2">
+      <w:numFmt w:val="decimal"/>
+      <w:lvlText w:val=""/>
+      <w:lvlJc w:val="left"/>
+    </w:lvl>
+    <w:lvl w:ilvl="6" w:tplc="31C02446">
+      <w:numFmt w:val="decimal"/>
+      <w:lvlText w:val=""/>
+      <w:lvlJc w:val="left"/>
+    </w:lvl>
+    <w:lvl w:ilvl="7" w:tplc="1ED4F844">
+      <w:numFmt w:val="decimal"/>
+      <w:lvlText w:val=""/>
+      <w:lvlJc w:val="left"/>
+    </w:lvl>
+    <w:lvl w:ilvl="8" w:tplc="00DEA5EE">
+      <w:numFmt w:val="decimal"/>
+      <w:lvlText w:val=""/>
+      <w:lvlJc w:val="left"/>
+    </w:lvl>
+  </w:abstractNum>
   <w:num w:numId="1" w16cid:durableId="127357912">
     <w:abstractNumId w:val="2"/>
     <w:lvlOverride w:ilvl="0">
@@ -9177,6 +14429,18 @@
   </w:num>
   <w:num w:numId="4" w16cid:durableId="822744504">
     <w:abstractNumId w:val="1"/>
+  </w:num>
+  <w:num w:numId="5" w16cid:durableId="1770732147">
+    <w:abstractNumId w:val="4"/>
+    <w:lvlOverride w:ilvl="0">
+      <w:startOverride w:val="1"/>
+    </w:lvlOverride>
+  </w:num>
+  <w:num w:numId="6" w16cid:durableId="1468664363">
+    <w:abstractNumId w:val="4"/>
+  </w:num>
+  <w:num w:numId="7" w16cid:durableId="1266769754">
+    <w:abstractNumId w:val="3"/>
   </w:num>
 </w:numbering>
 </file>
@@ -9785,7 +15049,6 @@
   <w:style w:type="character" w:default="1" w:styleId="Fuentedeprrafopredeter">
     <w:name w:val="Default Paragraph Font"/>
     <w:uiPriority w:val="1"/>
-    <w:semiHidden/>
     <w:unhideWhenUsed/>
   </w:style>
   <w:style w:type="table" w:default="1" w:styleId="Tablanormal">
@@ -10142,6 +15405,25 @@
     <w:uiPriority w:val="99"/>
     <w:rsid w:val="00E65061"/>
   </w:style>
+  <w:style w:type="table" w:styleId="Tablaconcuadrcula">
+    <w:name w:val="Table Grid"/>
+    <w:basedOn w:val="Tablanormal"/>
+    <w:uiPriority w:val="39"/>
+    <w:rsid w:val="00B45F8F"/>
+    <w:pPr>
+      <w:spacing w:after="0" w:line="240" w:lineRule="auto"/>
+    </w:pPr>
+    <w:tblPr>
+      <w:tblBorders>
+        <w:top w:val="single" w:sz="4" w:space="0" w:color="auto"/>
+        <w:left w:val="single" w:sz="4" w:space="0" w:color="auto"/>
+        <w:bottom w:val="single" w:sz="4" w:space="0" w:color="auto"/>
+        <w:right w:val="single" w:sz="4" w:space="0" w:color="auto"/>
+        <w:insideH w:val="single" w:sz="4" w:space="0" w:color="auto"/>
+        <w:insideV w:val="single" w:sz="4" w:space="0" w:color="auto"/>
+      </w:tblBorders>
+    </w:tblPr>
+  </w:style>
 </w:styles>
 </file>
 

--- a/Sistemas operativos practica 3.docx
+++ b/Sistemas operativos practica 3.docx
@@ -1,6 +1,6 @@
 
 <file path=word/document.xml><?xml version="1.0" encoding="utf-8"?>
-<w:document xmlns:wpc="http://schemas.microsoft.com/office/word/2010/wordprocessingCanvas" xmlns:cx="http://schemas.microsoft.com/office/drawing/2014/chartex" xmlns:cx1="http://schemas.microsoft.com/office/drawing/2015/9/8/chartex" xmlns:cx2="http://schemas.microsoft.com/office/drawing/2015/10/21/chartex" xmlns:cx3="http://schemas.microsoft.com/office/drawing/2016/5/9/chartex" xmlns:cx4="http://schemas.microsoft.com/office/drawing/2016/5/10/chartex" xmlns:cx5="http://schemas.microsoft.com/office/drawing/2016/5/11/chartex" xmlns:cx6="http://schemas.microsoft.com/office/drawing/2016/5/12/chartex" xmlns:cx7="http://schemas.microsoft.com/office/drawing/2016/5/13/chartex" xmlns:cx8="http://schemas.microsoft.com/office/drawing/2016/5/14/chartex" xmlns:mc="http://schemas.openxmlformats.org/markup-compatibility/2006" xmlns:aink="http://schemas.microsoft.com/office/drawing/2016/ink" xmlns:am3d="http://schemas.microsoft.com/office/drawing/2017/model3d" xmlns:o="urn:schemas-microsoft-com:office:office" xmlns:oel="http://schemas.microsoft.com/office/2019/extlst" xmlns:r="http://schemas.openxmlformats.org/officeDocument/2006/relationships" xmlns:m="http://schemas.openxmlformats.org/officeDocument/2006/math" xmlns:v="urn:schemas-microsoft-com:vml" xmlns:wp14="http://schemas.microsoft.com/office/word/2010/wordprocessingDrawing" xmlns:wp="http://schemas.openxmlformats.org/drawingml/2006/wordprocessingDrawing" xmlns:w10="urn:schemas-microsoft-com:office:word" xmlns:w="http://schemas.openxmlformats.org/wordprocessingml/2006/main" xmlns:w14="http://schemas.microsoft.com/office/word/2010/wordml" xmlns:w15="http://schemas.microsoft.com/office/word/2012/wordml" xmlns:w16cex="http://schemas.microsoft.com/office/word/2018/wordml/cex" xmlns:w16cid="http://schemas.microsoft.com/office/word/2016/wordml/cid" xmlns:w16="http://schemas.microsoft.com/office/word/2018/wordml" xmlns:w16sdtdh="http://schemas.microsoft.com/office/word/2020/wordml/sdtdatahash" xmlns:w16se="http://schemas.microsoft.com/office/word/2015/wordml/symex" xmlns:wpg="http://schemas.microsoft.com/office/word/2010/wordprocessingGroup" xmlns:wpi="http://schemas.microsoft.com/office/word/2010/wordprocessingInk" xmlns:wne="http://schemas.microsoft.com/office/word/2006/wordml" xmlns:wps="http://schemas.microsoft.com/office/word/2010/wordprocessingShape" mc:Ignorable="w14 w15 w16se w16cid w16 w16cex w16sdtdh wp14">
+<w:document xmlns:wpc="http://schemas.microsoft.com/office/word/2010/wordprocessingCanvas" xmlns:cx="http://schemas.microsoft.com/office/drawing/2014/chartex" xmlns:cx1="http://schemas.microsoft.com/office/drawing/2015/9/8/chartex" xmlns:cx2="http://schemas.microsoft.com/office/drawing/2015/10/21/chartex" xmlns:cx3="http://schemas.microsoft.com/office/drawing/2016/5/9/chartex" xmlns:cx4="http://schemas.microsoft.com/office/drawing/2016/5/10/chartex" xmlns:cx5="http://schemas.microsoft.com/office/drawing/2016/5/11/chartex" xmlns:cx6="http://schemas.microsoft.com/office/drawing/2016/5/12/chartex" xmlns:cx7="http://schemas.microsoft.com/office/drawing/2016/5/13/chartex" xmlns:cx8="http://schemas.microsoft.com/office/drawing/2016/5/14/chartex" xmlns:mc="http://schemas.openxmlformats.org/markup-compatibility/2006" xmlns:aink="http://schemas.microsoft.com/office/drawing/2016/ink" xmlns:am3d="http://schemas.microsoft.com/office/drawing/2017/model3d" xmlns:o="urn:schemas-microsoft-com:office:office" xmlns:oel="http://schemas.microsoft.com/office/2019/extlst" xmlns:r="http://schemas.openxmlformats.org/officeDocument/2006/relationships" xmlns:m="http://schemas.openxmlformats.org/officeDocument/2006/math" xmlns:v="urn:schemas-microsoft-com:vml" xmlns:wp14="http://schemas.microsoft.com/office/word/2010/wordprocessingDrawing" xmlns:wp="http://schemas.openxmlformats.org/drawingml/2006/wordprocessingDrawing" xmlns:w10="urn:schemas-microsoft-com:office:word" xmlns:w="http://schemas.openxmlformats.org/wordprocessingml/2006/main" xmlns:w14="http://schemas.microsoft.com/office/word/2010/wordml" xmlns:w15="http://schemas.microsoft.com/office/word/2012/wordml" xmlns:w16cex="http://schemas.microsoft.com/office/word/2018/wordml/cex" xmlns:w16cid="http://schemas.microsoft.com/office/word/2016/wordml/cid" xmlns:w16="http://schemas.microsoft.com/office/word/2018/wordml" xmlns:w16du="http://schemas.microsoft.com/office/word/2023/wordml/word16du" xmlns:w16sdtdh="http://schemas.microsoft.com/office/word/2020/wordml/sdtdatahash" xmlns:w16sdtfl="http://schemas.microsoft.com/office/word/2024/wordml/sdtformatlock" xmlns:w16se="http://schemas.microsoft.com/office/word/2015/wordml/symex" xmlns:wpg="http://schemas.microsoft.com/office/word/2010/wordprocessingGroup" xmlns:wpi="http://schemas.microsoft.com/office/word/2010/wordprocessingInk" xmlns:wne="http://schemas.microsoft.com/office/word/2006/wordml" xmlns:wps="http://schemas.microsoft.com/office/word/2010/wordprocessingShape" mc:Ignorable="w14 w15 w16se w16cid w16 w16cex w16sdtdh w16sdtfl w16du wp14">
   <w:body>
     <w:p>
       <w:pPr>
@@ -1305,7 +1305,25 @@
           <w:sz w:val="20"/>
           <w:szCs w:val="20"/>
         </w:rPr>
-        <w:t xml:space="preserve">CPU: 2 núcleos con VT-x / AMD-V habilitado (pestaña System &gt; </w:t>
+        <w:t xml:space="preserve">CPU: 2 núcleos con VT-x / AMD-V habilitado (pestaña </w:t>
+      </w:r>
+      <w:proofErr w:type="spellStart"/>
+      <w:r>
+        <w:rPr>
+          <w:rFonts w:ascii="Arial" w:eastAsia="Arial" w:hAnsi="Arial" w:cs="Arial"/>
+          <w:sz w:val="20"/>
+          <w:szCs w:val="20"/>
+        </w:rPr>
+        <w:t>System</w:t>
+      </w:r>
+      <w:proofErr w:type="spellEnd"/>
+      <w:r>
+        <w:rPr>
+          <w:rFonts w:ascii="Arial" w:eastAsia="Arial" w:hAnsi="Arial" w:cs="Arial"/>
+          <w:sz w:val="20"/>
+          <w:szCs w:val="20"/>
+        </w:rPr>
+        <w:t xml:space="preserve"> &gt; </w:t>
       </w:r>
       <w:proofErr w:type="spellStart"/>
       <w:r>
@@ -1650,7 +1668,7 @@
           <w:szCs w:val="20"/>
         </w:rPr>
         <w:drawing>
-          <wp:anchor distT="0" distB="0" distL="114300" distR="114300" simplePos="0" relativeHeight="251660288" behindDoc="0" locked="0" layoutInCell="1" allowOverlap="1" wp14:anchorId="26CB8897" wp14:editId="792AFB20">
+          <wp:anchor distT="0" distB="0" distL="114300" distR="114300" simplePos="0" relativeHeight="251660288" behindDoc="0" locked="0" layoutInCell="1" allowOverlap="1" wp14:anchorId="26CB8897" wp14:editId="14182ACA">
             <wp:simplePos x="0" y="0"/>
             <wp:positionH relativeFrom="margin">
               <wp:posOffset>16048</wp:posOffset>
@@ -2166,7 +2184,25 @@
           <w:sz w:val="20"/>
           <w:szCs w:val="20"/>
         </w:rPr>
-        <w:t xml:space="preserve"> vboxdrv (documentar qué hace este módulo)</w:t>
+        <w:t xml:space="preserve"> </w:t>
+      </w:r>
+      <w:proofErr w:type="spellStart"/>
+      <w:r>
+        <w:rPr>
+          <w:rFonts w:ascii="Arial" w:eastAsia="Arial" w:hAnsi="Arial" w:cs="Arial"/>
+          <w:sz w:val="20"/>
+          <w:szCs w:val="20"/>
+        </w:rPr>
+        <w:t>vboxdrv</w:t>
+      </w:r>
+      <w:proofErr w:type="spellEnd"/>
+      <w:r>
+        <w:rPr>
+          <w:rFonts w:ascii="Arial" w:eastAsia="Arial" w:hAnsi="Arial" w:cs="Arial"/>
+          <w:sz w:val="20"/>
+          <w:szCs w:val="20"/>
+        </w:rPr>
+        <w:t xml:space="preserve"> (documentar qué hace este módulo)</w:t>
       </w:r>
     </w:p>
     <w:p>
@@ -3191,16 +3227,16 @@
           <w:sz w:val="20"/>
           <w:szCs w:val="20"/>
         </w:rPr>
-        <w:t xml:space="preserve"> — rangos de memoria asignados a dispositivos (memory-</w:t>
-      </w:r>
-      <w:proofErr w:type="spellStart"/>
-      <w:r>
-        <w:rPr>
-          <w:rFonts w:ascii="Arial" w:eastAsia="Arial" w:hAnsi="Arial" w:cs="Arial"/>
-          <w:sz w:val="20"/>
-          <w:szCs w:val="20"/>
-        </w:rPr>
-        <w:t>mapped</w:t>
+        <w:t xml:space="preserve"> — rangos de memoria asignados a dispositivos (</w:t>
+      </w:r>
+      <w:proofErr w:type="spellStart"/>
+      <w:r>
+        <w:rPr>
+          <w:rFonts w:ascii="Arial" w:eastAsia="Arial" w:hAnsi="Arial" w:cs="Arial"/>
+          <w:sz w:val="20"/>
+          <w:szCs w:val="20"/>
+        </w:rPr>
+        <w:t>memory-mapped</w:t>
       </w:r>
       <w:proofErr w:type="spellEnd"/>
       <w:r>
@@ -5453,25 +5489,7 @@
           <w:sz w:val="20"/>
           <w:szCs w:val="20"/>
         </w:rPr>
-        <w:t xml:space="preserve"> </w:t>
-      </w:r>
-      <w:proofErr w:type="spellStart"/>
-      <w:r>
-        <w:rPr>
-          <w:rFonts w:ascii="Arial" w:hAnsi="Arial" w:cs="Arial"/>
-          <w:sz w:val="20"/>
-          <w:szCs w:val="20"/>
-        </w:rPr>
-        <w:t>Number</w:t>
-      </w:r>
-      <w:proofErr w:type="spellEnd"/>
-      <w:r>
-        <w:rPr>
-          <w:rFonts w:ascii="Arial" w:hAnsi="Arial" w:cs="Arial"/>
-          <w:sz w:val="20"/>
-          <w:szCs w:val="20"/>
-        </w:rPr>
-        <w:t xml:space="preserve"> de cada uno, que es el identificador numérico que usa el kernel para asociar los archivos especiales en /</w:t>
+        <w:t xml:space="preserve"> Number de cada uno, que es el identificador numérico que usa el kernel para asociar los archivos especiales en /</w:t>
       </w:r>
       <w:proofErr w:type="spellStart"/>
       <w:r>
@@ -6154,7 +6172,25 @@
           <w:sz w:val="20"/>
           <w:szCs w:val="20"/>
         </w:rPr>
-        <w:t>Usar MODULE_AUTHOR("[nombre completo]"), MODULE_DESCRIPTION y MODULE_LICENSE("GPL")</w:t>
+        <w:t>Usar MODULE_</w:t>
+      </w:r>
+      <w:proofErr w:type="gramStart"/>
+      <w:r>
+        <w:rPr>
+          <w:rFonts w:ascii="Arial" w:eastAsia="Arial" w:hAnsi="Arial" w:cs="Arial"/>
+          <w:sz w:val="20"/>
+          <w:szCs w:val="20"/>
+        </w:rPr>
+        <w:t>AUTHOR(</w:t>
+      </w:r>
+      <w:proofErr w:type="gramEnd"/>
+      <w:r>
+        <w:rPr>
+          <w:rFonts w:ascii="Arial" w:eastAsia="Arial" w:hAnsi="Arial" w:cs="Arial"/>
+          <w:sz w:val="20"/>
+          <w:szCs w:val="20"/>
+        </w:rPr>
+        <w:t>"[nombre completo]"), MODULE_DESCRIPTION y MODULE_LICENSE("GPL")</w:t>
       </w:r>
     </w:p>
     <w:p>
@@ -6197,7 +6233,25 @@
           <w:sz w:val="20"/>
           <w:szCs w:val="20"/>
         </w:rPr>
-        <w:t xml:space="preserve"> debe imprimir con printk(KERN_INFO, ...) datos reales del subsistema asignado</w:t>
+        <w:t xml:space="preserve"> debe imprimir con </w:t>
+      </w:r>
+      <w:proofErr w:type="gramStart"/>
+      <w:r>
+        <w:rPr>
+          <w:rFonts w:ascii="Arial" w:eastAsia="Arial" w:hAnsi="Arial" w:cs="Arial"/>
+          <w:sz w:val="20"/>
+          <w:szCs w:val="20"/>
+        </w:rPr>
+        <w:t>printk(</w:t>
+      </w:r>
+      <w:proofErr w:type="gramEnd"/>
+      <w:r>
+        <w:rPr>
+          <w:rFonts w:ascii="Arial" w:eastAsia="Arial" w:hAnsi="Arial" w:cs="Arial"/>
+          <w:sz w:val="20"/>
+          <w:szCs w:val="20"/>
+        </w:rPr>
+        <w:t>KERN_INFO, ...) datos reales del subsistema asignado</w:t>
       </w:r>
     </w:p>
     <w:p>
@@ -6301,7 +6355,25 @@
           <w:sz w:val="20"/>
           <w:szCs w:val="20"/>
         </w:rPr>
-        <w:t xml:space="preserve"> y descarga con rmmod + </w:t>
+        <w:t xml:space="preserve"> y descarga con </w:t>
+      </w:r>
+      <w:proofErr w:type="spellStart"/>
+      <w:r>
+        <w:rPr>
+          <w:rFonts w:ascii="Arial" w:eastAsia="Arial" w:hAnsi="Arial" w:cs="Arial"/>
+          <w:sz w:val="20"/>
+          <w:szCs w:val="20"/>
+        </w:rPr>
+        <w:t>rmmod</w:t>
+      </w:r>
+      <w:proofErr w:type="spellEnd"/>
+      <w:r>
+        <w:rPr>
+          <w:rFonts w:ascii="Arial" w:eastAsia="Arial" w:hAnsi="Arial" w:cs="Arial"/>
+          <w:sz w:val="20"/>
+          <w:szCs w:val="20"/>
+        </w:rPr>
+        <w:t xml:space="preserve"> + </w:t>
       </w:r>
       <w:proofErr w:type="spellStart"/>
       <w:r>
@@ -6475,8 +6547,39 @@
                 <w:sz w:val="20"/>
                 <w:szCs w:val="20"/>
               </w:rPr>
-              <w:t># 2. Crear Makefile con: obj-m := nombre_modulo.o</w:t>
+              <w:t># 2. Crear Makefile con: obj-</w:t>
             </w:r>
+            <w:proofErr w:type="gramStart"/>
+            <w:r>
+              <w:rPr>
+                <w:rFonts w:ascii="Arial" w:eastAsia="Courier New" w:hAnsi="Arial" w:cs="Arial"/>
+                <w:color w:val="6A9955"/>
+                <w:sz w:val="20"/>
+                <w:szCs w:val="20"/>
+              </w:rPr>
+              <w:t>m :</w:t>
+            </w:r>
+            <w:proofErr w:type="gramEnd"/>
+            <w:r>
+              <w:rPr>
+                <w:rFonts w:ascii="Arial" w:eastAsia="Courier New" w:hAnsi="Arial" w:cs="Arial"/>
+                <w:color w:val="6A9955"/>
+                <w:sz w:val="20"/>
+                <w:szCs w:val="20"/>
+              </w:rPr>
+              <w:t>= nombre_</w:t>
+            </w:r>
+            <w:proofErr w:type="gramStart"/>
+            <w:r>
+              <w:rPr>
+                <w:rFonts w:ascii="Arial" w:eastAsia="Courier New" w:hAnsi="Arial" w:cs="Arial"/>
+                <w:color w:val="6A9955"/>
+                <w:sz w:val="20"/>
+                <w:szCs w:val="20"/>
+              </w:rPr>
+              <w:t>modulo.o</w:t>
+            </w:r>
+            <w:proofErr w:type="gramEnd"/>
           </w:p>
           <w:p>
             <w:pPr>
@@ -6641,9 +6744,20 @@
                 <w:sz w:val="20"/>
                 <w:szCs w:val="20"/>
               </w:rPr>
-              <w:t>nombre_modulo.ko</w:t>
+              <w:t>nombre_</w:t>
+            </w:r>
+            <w:proofErr w:type="gramStart"/>
+            <w:r>
+              <w:rPr>
+                <w:rFonts w:ascii="Arial" w:eastAsia="Courier New" w:hAnsi="Arial" w:cs="Arial"/>
+                <w:color w:val="9CDCFE"/>
+                <w:sz w:val="20"/>
+                <w:szCs w:val="20"/>
+              </w:rPr>
+              <w:t>modulo.ko</w:t>
             </w:r>
             <w:proofErr w:type="spellEnd"/>
+            <w:proofErr w:type="gramEnd"/>
             <w:r>
               <w:rPr>
                 <w:rFonts w:ascii="Arial" w:eastAsia="Courier New" w:hAnsi="Arial" w:cs="Arial"/>
@@ -6801,7 +6915,27 @@
                 <w:sz w:val="20"/>
                 <w:szCs w:val="20"/>
               </w:rPr>
-              <w:t xml:space="preserve">sudo rmmod </w:t>
+              <w:t xml:space="preserve">sudo </w:t>
+            </w:r>
+            <w:proofErr w:type="spellStart"/>
+            <w:r>
+              <w:rPr>
+                <w:rFonts w:ascii="Arial" w:eastAsia="Courier New" w:hAnsi="Arial" w:cs="Arial"/>
+                <w:color w:val="9CDCFE"/>
+                <w:sz w:val="20"/>
+                <w:szCs w:val="20"/>
+              </w:rPr>
+              <w:t>rmmod</w:t>
+            </w:r>
+            <w:proofErr w:type="spellEnd"/>
+            <w:r>
+              <w:rPr>
+                <w:rFonts w:ascii="Arial" w:eastAsia="Courier New" w:hAnsi="Arial" w:cs="Arial"/>
+                <w:color w:val="9CDCFE"/>
+                <w:sz w:val="20"/>
+                <w:szCs w:val="20"/>
+              </w:rPr>
+              <w:t xml:space="preserve"> </w:t>
             </w:r>
             <w:proofErr w:type="spellStart"/>
             <w:r>
@@ -7466,6 +7600,7 @@
           <w:szCs w:val="20"/>
         </w:rPr>
       </w:pPr>
+      <w:proofErr w:type="spellStart"/>
       <w:r>
         <w:rPr>
           <w:rFonts w:ascii="Arial" w:hAnsi="Arial" w:cs="Arial"/>
@@ -7473,7 +7608,16 @@
           <w:szCs w:val="20"/>
         </w:rPr>
         <w:lastRenderedPageBreak/>
-        <w:t xml:space="preserve">Makefile, </w:t>
+        <w:t>Makefile</w:t>
+      </w:r>
+      <w:proofErr w:type="spellEnd"/>
+      <w:r>
+        <w:rPr>
+          <w:rFonts w:ascii="Arial" w:hAnsi="Arial" w:cs="Arial"/>
+          <w:sz w:val="20"/>
+          <w:szCs w:val="20"/>
+        </w:rPr>
+        <w:t xml:space="preserve">, </w:t>
       </w:r>
       <w:proofErr w:type="spellStart"/>
       <w:r>
@@ -7931,8 +8075,45 @@
           <w:sz w:val="18"/>
           <w:szCs w:val="18"/>
         </w:rPr>
-        <w:t>2. Crear Makefile con: obj-m := nombre_modulo.o</w:t>
-      </w:r>
+        <w:t>2. Crear Makefile con: obj-</w:t>
+      </w:r>
+      <w:proofErr w:type="gramStart"/>
+      <w:r>
+        <w:rPr>
+          <w:rFonts w:ascii="Courier New" w:eastAsia="Courier New" w:hAnsi="Courier New" w:cs="Courier New"/>
+          <w:b/>
+          <w:bCs/>
+          <w:color w:val="6A9955"/>
+          <w:sz w:val="18"/>
+          <w:szCs w:val="18"/>
+        </w:rPr>
+        <w:t>m :</w:t>
+      </w:r>
+      <w:proofErr w:type="gramEnd"/>
+      <w:r>
+        <w:rPr>
+          <w:rFonts w:ascii="Courier New" w:eastAsia="Courier New" w:hAnsi="Courier New" w:cs="Courier New"/>
+          <w:b/>
+          <w:bCs/>
+          <w:color w:val="6A9955"/>
+          <w:sz w:val="18"/>
+          <w:szCs w:val="18"/>
+        </w:rPr>
+        <w:t>= nombre_</w:t>
+      </w:r>
+      <w:proofErr w:type="gramStart"/>
+      <w:r>
+        <w:rPr>
+          <w:rFonts w:ascii="Courier New" w:eastAsia="Courier New" w:hAnsi="Courier New" w:cs="Courier New"/>
+          <w:b/>
+          <w:bCs/>
+          <w:color w:val="6A9955"/>
+          <w:sz w:val="18"/>
+          <w:szCs w:val="18"/>
+        </w:rPr>
+        <w:t>modulo.o</w:t>
+      </w:r>
+      <w:proofErr w:type="gramEnd"/>
     </w:p>
     <w:p>
       <w:r>
@@ -8229,9 +8410,22 @@
           <w:sz w:val="18"/>
           <w:szCs w:val="18"/>
         </w:rPr>
-        <w:t>nombre_modulo.ko</w:t>
-      </w:r>
-      <w:proofErr w:type="spellEnd"/>
+        <w:t>nombre_</w:t>
+      </w:r>
+      <w:proofErr w:type="gramStart"/>
+      <w:r>
+        <w:rPr>
+          <w:rFonts w:ascii="Courier New" w:eastAsia="Courier New" w:hAnsi="Courier New" w:cs="Courier New"/>
+          <w:b/>
+          <w:bCs/>
+          <w:color w:val="9CDCFE"/>
+          <w:sz w:val="18"/>
+          <w:szCs w:val="18"/>
+        </w:rPr>
+        <w:t>modulo.ko</w:t>
+      </w:r>
+      <w:proofErr w:type="spellEnd"/>
+      <w:proofErr w:type="gramEnd"/>
       <w:r>
         <w:rPr>
           <w:rFonts w:ascii="Courier New" w:eastAsia="Courier New" w:hAnsi="Courier New" w:cs="Courier New"/>
@@ -8536,7 +8730,31 @@
           <w:sz w:val="18"/>
           <w:szCs w:val="18"/>
         </w:rPr>
-        <w:t xml:space="preserve">sudo rmmod </w:t>
+        <w:t xml:space="preserve">sudo </w:t>
+      </w:r>
+      <w:proofErr w:type="spellStart"/>
+      <w:r>
+        <w:rPr>
+          <w:rFonts w:ascii="Courier New" w:eastAsia="Courier New" w:hAnsi="Courier New" w:cs="Courier New"/>
+          <w:b/>
+          <w:bCs/>
+          <w:color w:val="9CDCFE"/>
+          <w:sz w:val="18"/>
+          <w:szCs w:val="18"/>
+        </w:rPr>
+        <w:t>rmmod</w:t>
+      </w:r>
+      <w:proofErr w:type="spellEnd"/>
+      <w:r>
+        <w:rPr>
+          <w:rFonts w:ascii="Courier New" w:eastAsia="Courier New" w:hAnsi="Courier New" w:cs="Courier New"/>
+          <w:b/>
+          <w:bCs/>
+          <w:color w:val="9CDCFE"/>
+          <w:sz w:val="18"/>
+          <w:szCs w:val="18"/>
+        </w:rPr>
+        <w:t xml:space="preserve"> </w:t>
       </w:r>
       <w:proofErr w:type="spellStart"/>
       <w:r>
@@ -8732,6 +8950,684 @@
           <w:bCs/>
           <w:color w:val="B03A2E"/>
         </w:rPr>
+        <w:t xml:space="preserve">D. Emulación vs </w:t>
+      </w:r>
+      <w:proofErr w:type="spellStart"/>
+      <w:r>
+        <w:rPr>
+          <w:rFonts w:ascii="Arial" w:eastAsia="Arial" w:hAnsi="Arial" w:cs="Arial"/>
+          <w:b/>
+          <w:bCs/>
+          <w:color w:val="B03A2E"/>
+        </w:rPr>
+        <w:t>Paravirtualización</w:t>
+      </w:r>
+      <w:proofErr w:type="spellEnd"/>
+      <w:r>
+        <w:rPr>
+          <w:rFonts w:ascii="Arial" w:eastAsia="Arial" w:hAnsi="Arial" w:cs="Arial"/>
+          <w:b/>
+          <w:bCs/>
+          <w:color w:val="B03A2E"/>
+        </w:rPr>
+        <w:t xml:space="preserve"> en VirtualBox (Temas 6.1 y 6.2)</w:t>
+      </w:r>
+    </w:p>
+    <w:p>
+      <w:pPr>
+        <w:pStyle w:val="Prrafodelista"/>
+        <w:numPr>
+          <w:ilvl w:val="0"/>
+          <w:numId w:val="8"/>
+        </w:numPr>
+        <w:spacing w:before="60" w:after="60" w:line="240" w:lineRule="auto"/>
+        <w:contextualSpacing w:val="0"/>
+      </w:pPr>
+      <w:r>
+        <w:rPr>
+          <w:rFonts w:ascii="Arial" w:eastAsia="Arial" w:hAnsi="Arial" w:cs="Arial"/>
+          <w:sz w:val="22"/>
+          <w:szCs w:val="22"/>
+        </w:rPr>
+        <w:t xml:space="preserve">Ejecutar </w:t>
+      </w:r>
+      <w:proofErr w:type="spellStart"/>
+      <w:r>
+        <w:rPr>
+          <w:rFonts w:ascii="Arial" w:eastAsia="Arial" w:hAnsi="Arial" w:cs="Arial"/>
+          <w:sz w:val="22"/>
+          <w:szCs w:val="22"/>
+        </w:rPr>
+        <w:t>lspci</w:t>
+      </w:r>
+      <w:proofErr w:type="spellEnd"/>
+      <w:r>
+        <w:rPr>
+          <w:rFonts w:ascii="Arial" w:eastAsia="Arial" w:hAnsi="Arial" w:cs="Arial"/>
+          <w:sz w:val="22"/>
+          <w:szCs w:val="22"/>
+        </w:rPr>
+        <w:t xml:space="preserve"> -v dentro de la VM e identificar qué dispositivos muestran </w:t>
+      </w:r>
+      <w:proofErr w:type="spellStart"/>
+      <w:r>
+        <w:rPr>
+          <w:rFonts w:ascii="Arial" w:eastAsia="Arial" w:hAnsi="Arial" w:cs="Arial"/>
+          <w:sz w:val="22"/>
+          <w:szCs w:val="22"/>
+        </w:rPr>
+        <w:t>vendor</w:t>
+      </w:r>
+      <w:proofErr w:type="spellEnd"/>
+      <w:r>
+        <w:rPr>
+          <w:rFonts w:ascii="Arial" w:eastAsia="Arial" w:hAnsi="Arial" w:cs="Arial"/>
+          <w:sz w:val="22"/>
+          <w:szCs w:val="22"/>
+        </w:rPr>
+        <w:t xml:space="preserve"> '</w:t>
+      </w:r>
+      <w:proofErr w:type="spellStart"/>
+      <w:r>
+        <w:rPr>
+          <w:rFonts w:ascii="Arial" w:eastAsia="Arial" w:hAnsi="Arial" w:cs="Arial"/>
+          <w:sz w:val="22"/>
+          <w:szCs w:val="22"/>
+        </w:rPr>
+        <w:t>InnoTek</w:t>
+      </w:r>
+      <w:proofErr w:type="spellEnd"/>
+      <w:r>
+        <w:rPr>
+          <w:rFonts w:ascii="Arial" w:eastAsia="Arial" w:hAnsi="Arial" w:cs="Arial"/>
+          <w:sz w:val="22"/>
+          <w:szCs w:val="22"/>
+        </w:rPr>
+        <w:t>'/'Oracle' (emulados) y cuáles son '</w:t>
+      </w:r>
+      <w:proofErr w:type="spellStart"/>
+      <w:r>
+        <w:rPr>
+          <w:rFonts w:ascii="Arial" w:eastAsia="Arial" w:hAnsi="Arial" w:cs="Arial"/>
+          <w:sz w:val="22"/>
+          <w:szCs w:val="22"/>
+        </w:rPr>
+        <w:t>VirtIO</w:t>
+      </w:r>
+      <w:proofErr w:type="spellEnd"/>
+      <w:r>
+        <w:rPr>
+          <w:rFonts w:ascii="Arial" w:eastAsia="Arial" w:hAnsi="Arial" w:cs="Arial"/>
+          <w:sz w:val="22"/>
+          <w:szCs w:val="22"/>
+        </w:rPr>
+        <w:t>' (</w:t>
+      </w:r>
+      <w:proofErr w:type="spellStart"/>
+      <w:r>
+        <w:rPr>
+          <w:rFonts w:ascii="Arial" w:eastAsia="Arial" w:hAnsi="Arial" w:cs="Arial"/>
+          <w:sz w:val="22"/>
+          <w:szCs w:val="22"/>
+        </w:rPr>
+        <w:t>paravirtualizados</w:t>
+      </w:r>
+      <w:proofErr w:type="spellEnd"/>
+      <w:r>
+        <w:rPr>
+          <w:rFonts w:ascii="Arial" w:eastAsia="Arial" w:hAnsi="Arial" w:cs="Arial"/>
+          <w:sz w:val="22"/>
+          <w:szCs w:val="22"/>
+        </w:rPr>
+        <w:t>)</w:t>
+      </w:r>
+    </w:p>
+    <w:p>
+      <w:r>
+        <w:rPr>
+          <w:noProof/>
+        </w:rPr>
+        <w:lastRenderedPageBreak/>
+        <w:drawing>
+          <wp:inline distT="0" distB="0" distL="0" distR="0" wp14:anchorId="207B9C62" wp14:editId="4FAC9EE4">
+            <wp:extent cx="5612130" cy="2823845"/>
+            <wp:effectExtent l="0" t="0" r="7620" b="0"/>
+            <wp:docPr id="1969071285" name="Imagen 1"/>
+            <wp:cNvGraphicFramePr>
+              <a:graphicFrameLocks xmlns:a="http://schemas.openxmlformats.org/drawingml/2006/main" noChangeAspect="1"/>
+            </wp:cNvGraphicFramePr>
+            <a:graphic xmlns:a="http://schemas.openxmlformats.org/drawingml/2006/main">
+              <a:graphicData uri="http://schemas.openxmlformats.org/drawingml/2006/picture">
+                <pic:pic xmlns:pic="http://schemas.openxmlformats.org/drawingml/2006/picture">
+                  <pic:nvPicPr>
+                    <pic:cNvPr id="0" name="Picture 1"/>
+                    <pic:cNvPicPr>
+                      <a:picLocks noChangeAspect="1" noChangeArrowheads="1"/>
+                    </pic:cNvPicPr>
+                  </pic:nvPicPr>
+                  <pic:blipFill>
+                    <a:blip r:embed="rId45">
+                      <a:extLst>
+                        <a:ext uri="{28A0092B-C50C-407E-A947-70E740481C1C}">
+                          <a14:useLocalDpi xmlns:a14="http://schemas.microsoft.com/office/drawing/2010/main" val="0"/>
+                        </a:ext>
+                      </a:extLst>
+                    </a:blip>
+                    <a:srcRect/>
+                    <a:stretch>
+                      <a:fillRect/>
+                    </a:stretch>
+                  </pic:blipFill>
+                  <pic:spPr bwMode="auto">
+                    <a:xfrm>
+                      <a:off x="0" y="0"/>
+                      <a:ext cx="5612130" cy="2823845"/>
+                    </a:xfrm>
+                    <a:prstGeom prst="rect">
+                      <a:avLst/>
+                    </a:prstGeom>
+                    <a:noFill/>
+                    <a:ln>
+                      <a:noFill/>
+                    </a:ln>
+                  </pic:spPr>
+                </pic:pic>
+              </a:graphicData>
+            </a:graphic>
+          </wp:inline>
+        </w:drawing>
+      </w:r>
+      <w:r>
+        <w:t xml:space="preserve"> </w:t>
+      </w:r>
+      <w:r>
+        <w:rPr>
+          <w:noProof/>
+        </w:rPr>
+        <w:drawing>
+          <wp:inline distT="0" distB="0" distL="0" distR="0" wp14:anchorId="3FE7A0E3" wp14:editId="12DF0053">
+            <wp:extent cx="5612130" cy="2502535"/>
+            <wp:effectExtent l="0" t="0" r="7620" b="0"/>
+            <wp:docPr id="2030203806" name="Imagen 2"/>
+            <wp:cNvGraphicFramePr>
+              <a:graphicFrameLocks xmlns:a="http://schemas.openxmlformats.org/drawingml/2006/main" noChangeAspect="1"/>
+            </wp:cNvGraphicFramePr>
+            <a:graphic xmlns:a="http://schemas.openxmlformats.org/drawingml/2006/main">
+              <a:graphicData uri="http://schemas.openxmlformats.org/drawingml/2006/picture">
+                <pic:pic xmlns:pic="http://schemas.openxmlformats.org/drawingml/2006/picture">
+                  <pic:nvPicPr>
+                    <pic:cNvPr id="0" name="Picture 3"/>
+                    <pic:cNvPicPr>
+                      <a:picLocks noChangeAspect="1" noChangeArrowheads="1"/>
+                    </pic:cNvPicPr>
+                  </pic:nvPicPr>
+                  <pic:blipFill>
+                    <a:blip r:embed="rId46">
+                      <a:extLst>
+                        <a:ext uri="{28A0092B-C50C-407E-A947-70E740481C1C}">
+                          <a14:useLocalDpi xmlns:a14="http://schemas.microsoft.com/office/drawing/2010/main" val="0"/>
+                        </a:ext>
+                      </a:extLst>
+                    </a:blip>
+                    <a:srcRect/>
+                    <a:stretch>
+                      <a:fillRect/>
+                    </a:stretch>
+                  </pic:blipFill>
+                  <pic:spPr bwMode="auto">
+                    <a:xfrm>
+                      <a:off x="0" y="0"/>
+                      <a:ext cx="5612130" cy="2502535"/>
+                    </a:xfrm>
+                    <a:prstGeom prst="rect">
+                      <a:avLst/>
+                    </a:prstGeom>
+                    <a:noFill/>
+                    <a:ln>
+                      <a:noFill/>
+                    </a:ln>
+                  </pic:spPr>
+                </pic:pic>
+              </a:graphicData>
+            </a:graphic>
+          </wp:inline>
+        </w:drawing>
+      </w:r>
+      <w:r>
+        <w:t xml:space="preserve"> </w:t>
+      </w:r>
+      <w:r>
+        <w:rPr>
+          <w:noProof/>
+        </w:rPr>
+        <w:lastRenderedPageBreak/>
+        <w:drawing>
+          <wp:inline distT="0" distB="0" distL="0" distR="0" wp14:anchorId="75BF877B" wp14:editId="3195A03F">
+            <wp:extent cx="5612130" cy="2495550"/>
+            <wp:effectExtent l="0" t="0" r="7620" b="0"/>
+            <wp:docPr id="1978867767" name="Imagen 3"/>
+            <wp:cNvGraphicFramePr>
+              <a:graphicFrameLocks xmlns:a="http://schemas.openxmlformats.org/drawingml/2006/main" noChangeAspect="1"/>
+            </wp:cNvGraphicFramePr>
+            <a:graphic xmlns:a="http://schemas.openxmlformats.org/drawingml/2006/main">
+              <a:graphicData uri="http://schemas.openxmlformats.org/drawingml/2006/picture">
+                <pic:pic xmlns:pic="http://schemas.openxmlformats.org/drawingml/2006/picture">
+                  <pic:nvPicPr>
+                    <pic:cNvPr id="0" name="Picture 5"/>
+                    <pic:cNvPicPr>
+                      <a:picLocks noChangeAspect="1" noChangeArrowheads="1"/>
+                    </pic:cNvPicPr>
+                  </pic:nvPicPr>
+                  <pic:blipFill>
+                    <a:blip r:embed="rId47">
+                      <a:extLst>
+                        <a:ext uri="{28A0092B-C50C-407E-A947-70E740481C1C}">
+                          <a14:useLocalDpi xmlns:a14="http://schemas.microsoft.com/office/drawing/2010/main" val="0"/>
+                        </a:ext>
+                      </a:extLst>
+                    </a:blip>
+                    <a:srcRect/>
+                    <a:stretch>
+                      <a:fillRect/>
+                    </a:stretch>
+                  </pic:blipFill>
+                  <pic:spPr bwMode="auto">
+                    <a:xfrm>
+                      <a:off x="0" y="0"/>
+                      <a:ext cx="5612130" cy="2495550"/>
+                    </a:xfrm>
+                    <a:prstGeom prst="rect">
+                      <a:avLst/>
+                    </a:prstGeom>
+                    <a:noFill/>
+                    <a:ln>
+                      <a:noFill/>
+                    </a:ln>
+                  </pic:spPr>
+                </pic:pic>
+              </a:graphicData>
+            </a:graphic>
+          </wp:inline>
+        </w:drawing>
+      </w:r>
+      <w:r>
+        <w:t xml:space="preserve"> </w:t>
+      </w:r>
+      <w:r>
+        <w:rPr>
+          <w:noProof/>
+        </w:rPr>
+        <w:drawing>
+          <wp:inline distT="0" distB="0" distL="0" distR="0" wp14:anchorId="53A519F3" wp14:editId="42EFA48C">
+            <wp:extent cx="5612130" cy="2812415"/>
+            <wp:effectExtent l="0" t="0" r="7620" b="6985"/>
+            <wp:docPr id="1646418481" name="Imagen 4"/>
+            <wp:cNvGraphicFramePr>
+              <a:graphicFrameLocks xmlns:a="http://schemas.openxmlformats.org/drawingml/2006/main" noChangeAspect="1"/>
+            </wp:cNvGraphicFramePr>
+            <a:graphic xmlns:a="http://schemas.openxmlformats.org/drawingml/2006/main">
+              <a:graphicData uri="http://schemas.openxmlformats.org/drawingml/2006/picture">
+                <pic:pic xmlns:pic="http://schemas.openxmlformats.org/drawingml/2006/picture">
+                  <pic:nvPicPr>
+                    <pic:cNvPr id="0" name="Picture 7"/>
+                    <pic:cNvPicPr>
+                      <a:picLocks noChangeAspect="1" noChangeArrowheads="1"/>
+                    </pic:cNvPicPr>
+                  </pic:nvPicPr>
+                  <pic:blipFill>
+                    <a:blip r:embed="rId48">
+                      <a:extLst>
+                        <a:ext uri="{28A0092B-C50C-407E-A947-70E740481C1C}">
+                          <a14:useLocalDpi xmlns:a14="http://schemas.microsoft.com/office/drawing/2010/main" val="0"/>
+                        </a:ext>
+                      </a:extLst>
+                    </a:blip>
+                    <a:srcRect/>
+                    <a:stretch>
+                      <a:fillRect/>
+                    </a:stretch>
+                  </pic:blipFill>
+                  <pic:spPr bwMode="auto">
+                    <a:xfrm>
+                      <a:off x="0" y="0"/>
+                      <a:ext cx="5612130" cy="2812415"/>
+                    </a:xfrm>
+                    <a:prstGeom prst="rect">
+                      <a:avLst/>
+                    </a:prstGeom>
+                    <a:noFill/>
+                    <a:ln>
+                      <a:noFill/>
+                    </a:ln>
+                  </pic:spPr>
+                </pic:pic>
+              </a:graphicData>
+            </a:graphic>
+          </wp:inline>
+        </w:drawing>
+      </w:r>
+    </w:p>
+    <w:p>
+      <w:r>
+        <w:t>Dispositivos identificados</w:t>
+      </w:r>
+    </w:p>
+    <w:p>
+      <w:r>
+        <w:drawing>
+          <wp:inline distT="0" distB="0" distL="0" distR="0" wp14:anchorId="63D26C53" wp14:editId="1BF51F6A">
+            <wp:extent cx="5612130" cy="1012825"/>
+            <wp:effectExtent l="0" t="0" r="7620" b="0"/>
+            <wp:docPr id="1753952190" name="Imagen 8"/>
+            <wp:cNvGraphicFramePr>
+              <a:graphicFrameLocks xmlns:a="http://schemas.openxmlformats.org/drawingml/2006/main" noChangeAspect="1"/>
+            </wp:cNvGraphicFramePr>
+            <a:graphic xmlns:a="http://schemas.openxmlformats.org/drawingml/2006/main">
+              <a:graphicData uri="http://schemas.openxmlformats.org/drawingml/2006/picture">
+                <pic:pic xmlns:pic="http://schemas.openxmlformats.org/drawingml/2006/picture">
+                  <pic:nvPicPr>
+                    <pic:cNvPr id="0" name="Picture 21"/>
+                    <pic:cNvPicPr>
+                      <a:picLocks noChangeAspect="1" noChangeArrowheads="1"/>
+                    </pic:cNvPicPr>
+                  </pic:nvPicPr>
+                  <pic:blipFill>
+                    <a:blip r:embed="rId49">
+                      <a:extLst>
+                        <a:ext uri="{28A0092B-C50C-407E-A947-70E740481C1C}">
+                          <a14:useLocalDpi xmlns:a14="http://schemas.microsoft.com/office/drawing/2010/main" val="0"/>
+                        </a:ext>
+                      </a:extLst>
+                    </a:blip>
+                    <a:srcRect/>
+                    <a:stretch>
+                      <a:fillRect/>
+                    </a:stretch>
+                  </pic:blipFill>
+                  <pic:spPr bwMode="auto">
+                    <a:xfrm>
+                      <a:off x="0" y="0"/>
+                      <a:ext cx="5612130" cy="1012825"/>
+                    </a:xfrm>
+                    <a:prstGeom prst="rect">
+                      <a:avLst/>
+                    </a:prstGeom>
+                    <a:noFill/>
+                    <a:ln>
+                      <a:noFill/>
+                    </a:ln>
+                  </pic:spPr>
+                </pic:pic>
+              </a:graphicData>
+            </a:graphic>
+          </wp:inline>
+        </w:drawing>
+      </w:r>
+    </w:p>
+    <w:p>
+      <w:pPr>
+        <w:pStyle w:val="Prrafodelista"/>
+        <w:numPr>
+          <w:ilvl w:val="0"/>
+          <w:numId w:val="11"/>
+        </w:numPr>
+        <w:spacing w:before="60" w:after="60" w:line="240" w:lineRule="auto"/>
+      </w:pPr>
+      <w:r>
+        <w:rPr>
+          <w:rFonts w:ascii="Arial" w:eastAsia="Arial" w:hAnsi="Arial" w:cs="Arial"/>
+          <w:sz w:val="22"/>
+          <w:szCs w:val="22"/>
+        </w:rPr>
+        <w:t xml:space="preserve">Para cada dispositivo </w:t>
+      </w:r>
+      <w:proofErr w:type="spellStart"/>
+      <w:r>
+        <w:rPr>
+          <w:rFonts w:ascii="Arial" w:eastAsia="Arial" w:hAnsi="Arial" w:cs="Arial"/>
+          <w:sz w:val="22"/>
+          <w:szCs w:val="22"/>
+        </w:rPr>
+        <w:t>VirtIO</w:t>
+      </w:r>
+      <w:proofErr w:type="spellEnd"/>
+      <w:r>
+        <w:rPr>
+          <w:rFonts w:ascii="Arial" w:eastAsia="Arial" w:hAnsi="Arial" w:cs="Arial"/>
+          <w:sz w:val="22"/>
+          <w:szCs w:val="22"/>
+        </w:rPr>
+        <w:t xml:space="preserve"> identificado, ejecutar </w:t>
+      </w:r>
+      <w:proofErr w:type="spellStart"/>
+      <w:r>
+        <w:rPr>
+          <w:rFonts w:ascii="Arial" w:eastAsia="Arial" w:hAnsi="Arial" w:cs="Arial"/>
+          <w:sz w:val="22"/>
+          <w:szCs w:val="22"/>
+        </w:rPr>
+        <w:t>lsmod</w:t>
+      </w:r>
+      <w:proofErr w:type="spellEnd"/>
+      <w:r>
+        <w:rPr>
+          <w:rFonts w:ascii="Arial" w:eastAsia="Arial" w:hAnsi="Arial" w:cs="Arial"/>
+          <w:sz w:val="22"/>
+          <w:szCs w:val="22"/>
+        </w:rPr>
+        <w:t xml:space="preserve"> | grep </w:t>
+      </w:r>
+      <w:proofErr w:type="spellStart"/>
+      <w:r>
+        <w:rPr>
+          <w:rFonts w:ascii="Arial" w:eastAsia="Arial" w:hAnsi="Arial" w:cs="Arial"/>
+          <w:sz w:val="22"/>
+          <w:szCs w:val="22"/>
+        </w:rPr>
+        <w:t>virtio</w:t>
+      </w:r>
+      <w:proofErr w:type="spellEnd"/>
+      <w:r>
+        <w:rPr>
+          <w:rFonts w:ascii="Arial" w:eastAsia="Arial" w:hAnsi="Arial" w:cs="Arial"/>
+          <w:sz w:val="22"/>
+          <w:szCs w:val="22"/>
+        </w:rPr>
+        <w:t xml:space="preserve"> y </w:t>
+      </w:r>
+      <w:proofErr w:type="spellStart"/>
+      <w:r>
+        <w:rPr>
+          <w:rFonts w:ascii="Arial" w:eastAsia="Arial" w:hAnsi="Arial" w:cs="Arial"/>
+          <w:sz w:val="22"/>
+          <w:szCs w:val="22"/>
+        </w:rPr>
+        <w:t>modinfo</w:t>
+      </w:r>
+      <w:proofErr w:type="spellEnd"/>
+      <w:r>
+        <w:rPr>
+          <w:rFonts w:ascii="Arial" w:eastAsia="Arial" w:hAnsi="Arial" w:cs="Arial"/>
+          <w:sz w:val="22"/>
+          <w:szCs w:val="22"/>
+        </w:rPr>
+        <w:t xml:space="preserve"> del módulo correspondiente</w:t>
+      </w:r>
+    </w:p>
+    <w:p>
+      <w:pPr>
+        <w:pStyle w:val="Prrafodelista"/>
+        <w:numPr>
+          <w:ilvl w:val="0"/>
+          <w:numId w:val="11"/>
+        </w:numPr>
+        <w:spacing w:before="60" w:after="60" w:line="240" w:lineRule="auto"/>
+      </w:pPr>
+      <w:r>
+        <w:rPr>
+          <w:rFonts w:ascii="Arial" w:eastAsia="Arial" w:hAnsi="Arial" w:cs="Arial"/>
+          <w:sz w:val="22"/>
+          <w:szCs w:val="22"/>
+        </w:rPr>
+        <w:t xml:space="preserve">Comparar en </w:t>
+      </w:r>
+      <w:proofErr w:type="spellStart"/>
+      <w:r>
+        <w:rPr>
+          <w:rFonts w:ascii="Arial" w:eastAsia="Arial" w:hAnsi="Arial" w:cs="Arial"/>
+          <w:sz w:val="22"/>
+          <w:szCs w:val="22"/>
+        </w:rPr>
+        <w:t>dmesg</w:t>
+      </w:r>
+      <w:proofErr w:type="spellEnd"/>
+      <w:r>
+        <w:rPr>
+          <w:rFonts w:ascii="Arial" w:eastAsia="Arial" w:hAnsi="Arial" w:cs="Arial"/>
+          <w:sz w:val="22"/>
+          <w:szCs w:val="22"/>
+        </w:rPr>
+        <w:t xml:space="preserve"> los mensajes de inicialización de un dispositivo emulado vs uno </w:t>
+      </w:r>
+      <w:proofErr w:type="spellStart"/>
+      <w:r>
+        <w:rPr>
+          <w:rFonts w:ascii="Arial" w:eastAsia="Arial" w:hAnsi="Arial" w:cs="Arial"/>
+          <w:sz w:val="22"/>
+          <w:szCs w:val="22"/>
+        </w:rPr>
+        <w:t>VirtIO</w:t>
+      </w:r>
+      <w:proofErr w:type="spellEnd"/>
+      <w:r>
+        <w:rPr>
+          <w:rFonts w:ascii="Arial" w:eastAsia="Arial" w:hAnsi="Arial" w:cs="Arial"/>
+          <w:sz w:val="22"/>
+          <w:szCs w:val="22"/>
+        </w:rPr>
+        <w:t xml:space="preserve">. ¿Cuál genera más líneas? ¿Qué implica eso sobre el </w:t>
+      </w:r>
+      <w:proofErr w:type="spellStart"/>
+      <w:r>
+        <w:rPr>
+          <w:rFonts w:ascii="Arial" w:eastAsia="Arial" w:hAnsi="Arial" w:cs="Arial"/>
+          <w:sz w:val="22"/>
+          <w:szCs w:val="22"/>
+        </w:rPr>
+        <w:t>overhead</w:t>
+      </w:r>
+      <w:proofErr w:type="spellEnd"/>
+      <w:r>
+        <w:rPr>
+          <w:rFonts w:ascii="Arial" w:eastAsia="Arial" w:hAnsi="Arial" w:cs="Arial"/>
+          <w:sz w:val="22"/>
+          <w:szCs w:val="22"/>
+        </w:rPr>
+        <w:t xml:space="preserve"> de la emulación completa?</w:t>
+      </w:r>
+    </w:p>
+    <w:p>
+      <w:pPr>
+        <w:pStyle w:val="Prrafodelista"/>
+        <w:numPr>
+          <w:ilvl w:val="0"/>
+          <w:numId w:val="11"/>
+        </w:numPr>
+        <w:spacing w:before="60" w:after="60" w:line="240" w:lineRule="auto"/>
+        <w:contextualSpacing w:val="0"/>
+      </w:pPr>
+      <w:r>
+        <w:rPr>
+          <w:rFonts w:ascii="Arial" w:eastAsia="Arial" w:hAnsi="Arial" w:cs="Arial"/>
+          <w:sz w:val="22"/>
+          <w:szCs w:val="22"/>
+        </w:rPr>
+        <w:t xml:space="preserve">Explicar con evidencia propia del laboratorio: ¿por qué la </w:t>
+      </w:r>
+      <w:proofErr w:type="spellStart"/>
+      <w:r>
+        <w:rPr>
+          <w:rFonts w:ascii="Arial" w:eastAsia="Arial" w:hAnsi="Arial" w:cs="Arial"/>
+          <w:sz w:val="22"/>
+          <w:szCs w:val="22"/>
+        </w:rPr>
+        <w:t>paravirtualización</w:t>
+      </w:r>
+      <w:proofErr w:type="spellEnd"/>
+      <w:r>
+        <w:rPr>
+          <w:rFonts w:ascii="Arial" w:eastAsia="Arial" w:hAnsi="Arial" w:cs="Arial"/>
+          <w:sz w:val="22"/>
+          <w:szCs w:val="22"/>
+        </w:rPr>
+        <w:t xml:space="preserve"> requiere un driver especial en el SO huésped mientras que la emulación completa no?</w:t>
+      </w:r>
+    </w:p>
+    <w:p>
+      <w:pPr>
+        <w:pStyle w:val="Prrafodelista"/>
+        <w:spacing w:before="60" w:after="60" w:line="240" w:lineRule="auto"/>
+        <w:contextualSpacing w:val="0"/>
+      </w:pPr>
+      <w:r>
+        <w:rPr>
+          <w:rFonts w:ascii="Arial" w:eastAsia="Arial" w:hAnsi="Arial" w:cs="Arial"/>
+          <w:sz w:val="22"/>
+          <w:szCs w:val="22"/>
+        </w:rPr>
+        <w:lastRenderedPageBreak/>
+        <w:t xml:space="preserve">Al no poseer dispositivos </w:t>
+      </w:r>
+      <w:proofErr w:type="spellStart"/>
+      <w:proofErr w:type="gramStart"/>
+      <w:r>
+        <w:rPr>
+          <w:rFonts w:ascii="Arial" w:eastAsia="Arial" w:hAnsi="Arial" w:cs="Arial"/>
+          <w:sz w:val="22"/>
+          <w:szCs w:val="22"/>
+        </w:rPr>
+        <w:t>virtlo</w:t>
+      </w:r>
+      <w:proofErr w:type="spellEnd"/>
+      <w:r>
+        <w:rPr>
+          <w:rFonts w:ascii="Arial" w:eastAsia="Arial" w:hAnsi="Arial" w:cs="Arial"/>
+          <w:sz w:val="22"/>
+          <w:szCs w:val="22"/>
+        </w:rPr>
+        <w:t>(</w:t>
+      </w:r>
+      <w:proofErr w:type="spellStart"/>
+      <w:proofErr w:type="gramEnd"/>
+      <w:r>
+        <w:rPr>
+          <w:rFonts w:ascii="Arial" w:eastAsia="Arial" w:hAnsi="Arial" w:cs="Arial"/>
+          <w:sz w:val="22"/>
+          <w:szCs w:val="22"/>
+        </w:rPr>
+        <w:t>Paravirtualizados</w:t>
+      </w:r>
+      <w:proofErr w:type="spellEnd"/>
+      <w:r>
+        <w:rPr>
+          <w:rFonts w:ascii="Arial" w:eastAsia="Arial" w:hAnsi="Arial" w:cs="Arial"/>
+          <w:sz w:val="22"/>
+          <w:szCs w:val="22"/>
+        </w:rPr>
+        <w:t>) no se puede responder las 3 preguntas anteriores.</w:t>
+      </w:r>
+    </w:p>
+    <w:p>
+      <w:pPr>
+        <w:spacing w:before="220" w:after="100"/>
+      </w:pPr>
+      <w:r>
+        <w:rPr>
+          <w:rFonts w:ascii="Arial" w:eastAsia="Arial" w:hAnsi="Arial" w:cs="Arial"/>
+          <w:b/>
+          <w:bCs/>
+          <w:color w:val="B03A2E"/>
+        </w:rPr>
         <w:t>E1. Experimentos del Subsistema de E/S: E/S de Dispositivos de Caracteres (/</w:t>
       </w:r>
       <w:proofErr w:type="spellStart"/>
@@ -8901,13 +9797,13 @@
           <w:noProof/>
         </w:rPr>
         <w:drawing>
-          <wp:anchor distT="0" distB="0" distL="114300" distR="114300" simplePos="0" relativeHeight="251686912" behindDoc="0" locked="0" layoutInCell="1" allowOverlap="1" wp14:anchorId="3A276AEF" wp14:editId="61A4F967">
+          <wp:anchor distT="0" distB="0" distL="114300" distR="114300" simplePos="0" relativeHeight="251686912" behindDoc="0" locked="0" layoutInCell="1" allowOverlap="1" wp14:anchorId="3A276AEF" wp14:editId="59F7A4FF">
             <wp:simplePos x="0" y="0"/>
             <wp:positionH relativeFrom="column">
-              <wp:posOffset>249844</wp:posOffset>
+              <wp:posOffset>154305</wp:posOffset>
             </wp:positionH>
             <wp:positionV relativeFrom="paragraph">
-              <wp:posOffset>71813</wp:posOffset>
+              <wp:posOffset>5080</wp:posOffset>
             </wp:positionV>
             <wp:extent cx="5611678" cy="2718031"/>
             <wp:effectExtent l="0" t="0" r="8255" b="6350"/>
@@ -8926,7 +9822,7 @@
                     </pic:cNvPicPr>
                   </pic:nvPicPr>
                   <pic:blipFill>
-                    <a:blip r:embed="rId45">
+                    <a:blip r:embed="rId50">
                       <a:extLst>
                         <a:ext uri="{28A0092B-C50C-407E-A947-70E740481C1C}">
                           <a14:useLocalDpi xmlns:a14="http://schemas.microsoft.com/office/drawing/2010/main" val="0"/>
@@ -9006,14 +9902,10 @@
         <w:spacing w:before="60" w:after="60" w:line="240" w:lineRule="auto"/>
       </w:pPr>
     </w:p>
-    <w:p>
-      <w:pPr>
-        <w:spacing w:before="60" w:after="60" w:line="240" w:lineRule="auto"/>
-      </w:pPr>
-    </w:p>
     <w:tbl>
       <w:tblPr>
         <w:tblStyle w:val="Tablaconcuadrcula"/>
+        <w:tblpPr w:leftFromText="141" w:rightFromText="141" w:vertAnchor="page" w:horzAnchor="margin" w:tblpY="11624"/>
         <w:tblW w:w="0" w:type="auto"/>
         <w:tblLook w:val="04A0" w:firstRow="1" w:lastRow="0" w:firstColumn="1" w:lastColumn="0" w:noHBand="0" w:noVBand="1"/>
       </w:tblPr>
@@ -9108,7 +10000,6 @@
                 <w:szCs w:val="22"/>
               </w:rPr>
             </w:pPr>
-            <w:proofErr w:type="spellStart"/>
             <w:r>
               <w:rPr>
                 <w:rFonts w:ascii="Arial" w:hAnsi="Arial" w:cs="Arial"/>
@@ -9117,7 +10008,6 @@
               </w:rPr>
               <w:t>Minor</w:t>
             </w:r>
-            <w:proofErr w:type="spellEnd"/>
           </w:p>
         </w:tc>
       </w:tr>
@@ -9709,6 +10599,7 @@
                 <w:sz w:val="22"/>
                 <w:szCs w:val="22"/>
               </w:rPr>
+              <w:lastRenderedPageBreak/>
               <w:t>loop1</w:t>
             </w:r>
           </w:p>
@@ -9828,15 +10719,7 @@
                 <w:sz w:val="22"/>
                 <w:szCs w:val="22"/>
               </w:rPr>
-              <w:t>c</w:t>
-            </w:r>
-            <w:r>
-              <w:rPr>
-                <w:rFonts w:ascii="Arial" w:hAnsi="Arial" w:cs="Arial"/>
-                <w:sz w:val="22"/>
-                <w:szCs w:val="22"/>
-              </w:rPr>
-              <w:t xml:space="preserve"> (Carácter)</w:t>
+              <w:t>c (Carácter)</w:t>
             </w:r>
           </w:p>
         </w:tc>
@@ -9932,15 +10815,7 @@
                 <w:sz w:val="22"/>
                 <w:szCs w:val="22"/>
               </w:rPr>
-              <w:t>c</w:t>
-            </w:r>
-            <w:r>
-              <w:rPr>
-                <w:rFonts w:ascii="Arial" w:hAnsi="Arial" w:cs="Arial"/>
-                <w:sz w:val="22"/>
-                <w:szCs w:val="22"/>
-              </w:rPr>
-              <w:t xml:space="preserve"> (Carácter)</w:t>
+              <w:t>c (Carácter)</w:t>
             </w:r>
           </w:p>
         </w:tc>
@@ -10036,15 +10911,7 @@
                 <w:sz w:val="22"/>
                 <w:szCs w:val="22"/>
               </w:rPr>
-              <w:t xml:space="preserve">c </w:t>
-            </w:r>
-            <w:r>
-              <w:rPr>
-                <w:rFonts w:ascii="Arial" w:hAnsi="Arial" w:cs="Arial"/>
-                <w:sz w:val="22"/>
-                <w:szCs w:val="22"/>
-              </w:rPr>
-              <w:t>(Carácter)</w:t>
+              <w:t>c (Carácter)</w:t>
             </w:r>
           </w:p>
         </w:tc>
@@ -10259,7 +11126,7 @@
                     </pic:cNvPicPr>
                   </pic:nvPicPr>
                   <pic:blipFill>
-                    <a:blip r:embed="rId46">
+                    <a:blip r:embed="rId51">
                       <a:extLst>
                         <a:ext uri="{28A0092B-C50C-407E-A947-70E740481C1C}">
                           <a14:useLocalDpi xmlns:a14="http://schemas.microsoft.com/office/drawing/2010/main" val="0"/>
@@ -10509,6 +11376,7 @@
         <w:t xml:space="preserve"> generadas. ¿Qué devuelve </w:t>
       </w:r>
       <w:proofErr w:type="spellStart"/>
+      <w:proofErr w:type="gramStart"/>
       <w:r>
         <w:rPr>
           <w:rFonts w:ascii="Arial" w:eastAsia="Arial" w:hAnsi="Arial" w:cs="Arial"/>
@@ -10524,7 +11392,16 @@
           <w:sz w:val="22"/>
           <w:szCs w:val="22"/>
         </w:rPr>
-        <w:t>() cuando lee de /</w:t>
+        <w:t>(</w:t>
+      </w:r>
+      <w:proofErr w:type="gramEnd"/>
+      <w:r>
+        <w:rPr>
+          <w:rFonts w:ascii="Arial" w:eastAsia="Arial" w:hAnsi="Arial" w:cs="Arial"/>
+          <w:sz w:val="22"/>
+          <w:szCs w:val="22"/>
+        </w:rPr>
+        <w:t>) cuando lee de /</w:t>
       </w:r>
       <w:proofErr w:type="spellStart"/>
       <w:r>
@@ -10563,6 +11440,7 @@
         <w:t xml:space="preserve">? ¿Y </w:t>
       </w:r>
       <w:proofErr w:type="spellStart"/>
+      <w:proofErr w:type="gramStart"/>
       <w:r>
         <w:rPr>
           <w:rFonts w:ascii="Arial" w:eastAsia="Arial" w:hAnsi="Arial" w:cs="Arial"/>
@@ -10578,7 +11456,16 @@
           <w:sz w:val="22"/>
           <w:szCs w:val="22"/>
         </w:rPr>
-        <w:t>() cuando escribe a /</w:t>
+        <w:t>(</w:t>
+      </w:r>
+      <w:proofErr w:type="gramEnd"/>
+      <w:r>
+        <w:rPr>
+          <w:rFonts w:ascii="Arial" w:eastAsia="Arial" w:hAnsi="Arial" w:cs="Arial"/>
+          <w:sz w:val="22"/>
+          <w:szCs w:val="22"/>
+        </w:rPr>
+        <w:t>) cuando escribe a /</w:t>
       </w:r>
       <w:proofErr w:type="spellStart"/>
       <w:r>
@@ -10651,7 +11538,7 @@
                     </pic:cNvPicPr>
                   </pic:nvPicPr>
                   <pic:blipFill>
-                    <a:blip r:embed="rId47">
+                    <a:blip r:embed="rId52">
                       <a:extLst>
                         <a:ext uri="{28A0092B-C50C-407E-A947-70E740481C1C}">
                           <a14:useLocalDpi xmlns:a14="http://schemas.microsoft.com/office/drawing/2010/main" val="0"/>
@@ -10727,9 +11614,26 @@
           <w:sz w:val="22"/>
           <w:szCs w:val="22"/>
         </w:rPr>
-        <w:lastRenderedPageBreak/>
         <w:tab/>
-        <w:t>Cuando Read() lee /</w:t>
+        <w:t xml:space="preserve">Cuando </w:t>
+      </w:r>
+      <w:proofErr w:type="gramStart"/>
+      <w:r>
+        <w:rPr>
+          <w:rFonts w:ascii="Arial" w:hAnsi="Arial" w:cs="Arial"/>
+          <w:sz w:val="22"/>
+          <w:szCs w:val="22"/>
+        </w:rPr>
+        <w:t>Read(</w:t>
+      </w:r>
+      <w:proofErr w:type="gramEnd"/>
+      <w:r>
+        <w:rPr>
+          <w:rFonts w:ascii="Arial" w:hAnsi="Arial" w:cs="Arial"/>
+          <w:sz w:val="22"/>
+          <w:szCs w:val="22"/>
+        </w:rPr>
+        <w:t>) lee /</w:t>
       </w:r>
       <w:proofErr w:type="spellStart"/>
       <w:r>
@@ -10765,7 +11669,25 @@
           <w:sz w:val="22"/>
           <w:szCs w:val="22"/>
         </w:rPr>
-        <w:t xml:space="preserve"> este devuelve el numero de bytes solicitados que en este caso son 4096. Por otra parte </w:t>
+        <w:t xml:space="preserve"> este devuelve el numero de bytes solicitados que en este caso son 4096. Por otra </w:t>
+      </w:r>
+      <w:proofErr w:type="gramStart"/>
+      <w:r>
+        <w:rPr>
+          <w:rFonts w:ascii="Arial" w:hAnsi="Arial" w:cs="Arial"/>
+          <w:sz w:val="22"/>
+          <w:szCs w:val="22"/>
+        </w:rPr>
+        <w:t>parte</w:t>
+      </w:r>
+      <w:proofErr w:type="gramEnd"/>
+      <w:r>
+        <w:rPr>
+          <w:rFonts w:ascii="Arial" w:hAnsi="Arial" w:cs="Arial"/>
+          <w:sz w:val="22"/>
+          <w:szCs w:val="22"/>
+        </w:rPr>
+        <w:t xml:space="preserve"> </w:t>
       </w:r>
       <w:proofErr w:type="spellStart"/>
       <w:r>
@@ -10936,6 +11858,7 @@
         <w:t xml:space="preserve">/ y encontrar la entrada correspondiente al </w:t>
       </w:r>
       <w:proofErr w:type="spellStart"/>
+      <w:proofErr w:type="gramStart"/>
       <w:r>
         <w:rPr>
           <w:rFonts w:ascii="Arial" w:eastAsia="Arial" w:hAnsi="Arial" w:cs="Arial"/>
@@ -10945,6 +11868,7 @@
         <w:t>major:minor</w:t>
       </w:r>
       <w:proofErr w:type="spellEnd"/>
+      <w:proofErr w:type="gramEnd"/>
       <w:r>
         <w:rPr>
           <w:rFonts w:ascii="Arial" w:eastAsia="Arial" w:hAnsi="Arial" w:cs="Arial"/>
@@ -11132,7 +12056,7 @@
                     </pic:cNvPicPr>
                   </pic:nvPicPr>
                   <pic:blipFill>
-                    <a:blip r:embed="rId48">
+                    <a:blip r:embed="rId53">
                       <a:extLst>
                         <a:ext uri="{28A0092B-C50C-407E-A947-70E740481C1C}">
                           <a14:useLocalDpi xmlns:a14="http://schemas.microsoft.com/office/drawing/2010/main" val="0"/>
@@ -11213,7 +12137,7 @@
                     </pic:cNvPicPr>
                   </pic:nvPicPr>
                   <pic:blipFill>
-                    <a:blip r:embed="rId49">
+                    <a:blip r:embed="rId54">
                       <a:extLst>
                         <a:ext uri="{28A0092B-C50C-407E-A947-70E740481C1C}">
                           <a14:useLocalDpi xmlns:a14="http://schemas.microsoft.com/office/drawing/2010/main" val="0"/>
@@ -11391,7 +12315,25 @@
           <w:sz w:val="22"/>
           <w:szCs w:val="22"/>
         </w:rPr>
-        <w:t xml:space="preserve"> no esta en el hardware si no que es un software gestionado por el subsistema de Linux.</w:t>
+        <w:t xml:space="preserve"> no </w:t>
+      </w:r>
+      <w:proofErr w:type="spellStart"/>
+      <w:r>
+        <w:rPr>
+          <w:rFonts w:ascii="Arial" w:hAnsi="Arial" w:cs="Arial"/>
+          <w:sz w:val="22"/>
+          <w:szCs w:val="22"/>
+        </w:rPr>
+        <w:t>esta</w:t>
+      </w:r>
+      <w:proofErr w:type="spellEnd"/>
+      <w:r>
+        <w:rPr>
+          <w:rFonts w:ascii="Arial" w:hAnsi="Arial" w:cs="Arial"/>
+          <w:sz w:val="22"/>
+          <w:szCs w:val="22"/>
+        </w:rPr>
+        <w:t xml:space="preserve"> en el hardware si no que es un software gestionado por el subsistema de Linux.</w:t>
       </w:r>
     </w:p>
     <w:p>
@@ -11464,18 +12406,8 @@
           <w:sz w:val="22"/>
           <w:szCs w:val="22"/>
         </w:rPr>
-        <w:t xml:space="preserve">M: </w:t>
-      </w:r>
-      <w:proofErr w:type="spellStart"/>
-      <w:r>
-        <w:rPr>
-          <w:rFonts w:ascii="Arial" w:hAnsi="Arial" w:cs="Arial"/>
-          <w:sz w:val="22"/>
-          <w:szCs w:val="22"/>
-        </w:rPr>
-        <w:t>Random</w:t>
-      </w:r>
-      <w:proofErr w:type="spellEnd"/>
+        <w:t>M: Random</w:t>
+      </w:r>
     </w:p>
     <w:p>
       <w:pPr>
@@ -11847,7 +12779,25 @@
           <w:sz w:val="22"/>
           <w:szCs w:val="22"/>
         </w:rPr>
-        <w:t xml:space="preserve">: ejecutar timeout 3 </w:t>
+        <w:t xml:space="preserve">: ejecutar </w:t>
+      </w:r>
+      <w:proofErr w:type="spellStart"/>
+      <w:r>
+        <w:rPr>
+          <w:rFonts w:ascii="Arial" w:eastAsia="Arial" w:hAnsi="Arial" w:cs="Arial"/>
+          <w:sz w:val="22"/>
+          <w:szCs w:val="22"/>
+        </w:rPr>
+        <w:t>timeout</w:t>
+      </w:r>
+      <w:proofErr w:type="spellEnd"/>
+      <w:r>
+        <w:rPr>
+          <w:rFonts w:ascii="Arial" w:eastAsia="Arial" w:hAnsi="Arial" w:cs="Arial"/>
+          <w:sz w:val="22"/>
+          <w:szCs w:val="22"/>
+        </w:rPr>
+        <w:t xml:space="preserve"> 3 </w:t>
       </w:r>
       <w:proofErr w:type="spellStart"/>
       <w:r>
@@ -12009,7 +12959,25 @@
           <w:sz w:val="22"/>
           <w:szCs w:val="22"/>
         </w:rPr>
-        <w:t>/kernel/</w:t>
+        <w:t>/</w:t>
+      </w:r>
+      <w:proofErr w:type="spellStart"/>
+      <w:r>
+        <w:rPr>
+          <w:rFonts w:ascii="Arial" w:eastAsia="Arial" w:hAnsi="Arial" w:cs="Arial"/>
+          <w:sz w:val="22"/>
+          <w:szCs w:val="22"/>
+        </w:rPr>
+        <w:t>kernel</w:t>
+      </w:r>
+      <w:proofErr w:type="spellEnd"/>
+      <w:r>
+        <w:rPr>
+          <w:rFonts w:ascii="Arial" w:eastAsia="Arial" w:hAnsi="Arial" w:cs="Arial"/>
+          <w:sz w:val="22"/>
+          <w:szCs w:val="22"/>
+        </w:rPr>
+        <w:t>/</w:t>
       </w:r>
       <w:proofErr w:type="spellStart"/>
       <w:r>
@@ -12065,7 +13033,6 @@
         <w:rPr>
           <w:noProof/>
         </w:rPr>
-        <w:lastRenderedPageBreak/>
         <w:drawing>
           <wp:anchor distT="0" distB="0" distL="114300" distR="114300" simplePos="0" relativeHeight="251692032" behindDoc="0" locked="0" layoutInCell="1" allowOverlap="1" wp14:anchorId="3716C550" wp14:editId="6F655425">
             <wp:simplePos x="0" y="0"/>
@@ -12092,7 +13059,7 @@
                     </pic:cNvPicPr>
                   </pic:nvPicPr>
                   <pic:blipFill>
-                    <a:blip r:embed="rId50">
+                    <a:blip r:embed="rId55">
                       <a:extLst>
                         <a:ext uri="{28A0092B-C50C-407E-A947-70E740481C1C}">
                           <a14:useLocalDpi xmlns:a14="http://schemas.microsoft.com/office/drawing/2010/main" val="0"/>
@@ -12204,6 +13171,7 @@
           <w:sz w:val="22"/>
           <w:szCs w:val="22"/>
         </w:rPr>
+        <w:lastRenderedPageBreak/>
         <w:t>¿Qué es la entropía de kernel?</w:t>
       </w:r>
     </w:p>
@@ -12320,7 +13288,7 @@
           <w:noProof/>
         </w:rPr>
         <w:drawing>
-          <wp:anchor distT="0" distB="0" distL="114300" distR="114300" simplePos="0" relativeHeight="251693056" behindDoc="0" locked="0" layoutInCell="1" allowOverlap="1" wp14:anchorId="569B6F48" wp14:editId="78594B9B">
+          <wp:anchor distT="0" distB="0" distL="114300" distR="114300" simplePos="0" relativeHeight="251693056" behindDoc="0" locked="0" layoutInCell="1" allowOverlap="1" wp14:anchorId="569B6F48" wp14:editId="5FCE9ADE">
             <wp:simplePos x="0" y="0"/>
             <wp:positionH relativeFrom="margin">
               <wp:align>right</wp:align>
@@ -12345,7 +13313,7 @@
                     </pic:cNvPicPr>
                   </pic:nvPicPr>
                   <pic:blipFill>
-                    <a:blip r:embed="rId51" cstate="print">
+                    <a:blip r:embed="rId56" cstate="print">
                       <a:extLst>
                         <a:ext uri="{28A0092B-C50C-407E-A947-70E740481C1C}">
                           <a14:useLocalDpi xmlns:a14="http://schemas.microsoft.com/office/drawing/2010/main" val="0"/>
@@ -12489,7 +13457,6 @@
           <w:sz w:val="22"/>
           <w:szCs w:val="22"/>
         </w:rPr>
-        <w:lastRenderedPageBreak/>
         <w:tab/>
         <w:t>El tiempo de clonado tomo alrededor de unos 3 minutos, esto se debe a que la PC cuenta con sata SSD, además, el tamaño del archivo VDI de ambas son exactamente el mismo.</w:t>
       </w:r>
@@ -12549,7 +13516,25 @@
           <w:sz w:val="22"/>
           <w:szCs w:val="22"/>
         </w:rPr>
-        <w:t xml:space="preserve"> virtual linked.</w:t>
+        <w:t xml:space="preserve"> virtual </w:t>
+      </w:r>
+      <w:proofErr w:type="spellStart"/>
+      <w:r>
+        <w:rPr>
+          <w:rFonts w:ascii="Arial" w:hAnsi="Arial" w:cs="Arial"/>
+          <w:sz w:val="22"/>
+          <w:szCs w:val="22"/>
+        </w:rPr>
+        <w:t>linked</w:t>
+      </w:r>
+      <w:proofErr w:type="spellEnd"/>
+      <w:r>
+        <w:rPr>
+          <w:rFonts w:ascii="Arial" w:hAnsi="Arial" w:cs="Arial"/>
+          <w:sz w:val="22"/>
+          <w:szCs w:val="22"/>
+        </w:rPr>
+        <w:t>.</w:t>
       </w:r>
     </w:p>
     <w:p>
@@ -12585,6 +13570,7 @@
         <w:rPr>
           <w:noProof/>
         </w:rPr>
+        <w:lastRenderedPageBreak/>
         <w:drawing>
           <wp:anchor distT="0" distB="0" distL="114300" distR="114300" simplePos="0" relativeHeight="251694080" behindDoc="0" locked="0" layoutInCell="1" allowOverlap="1" wp14:anchorId="27DDF8BD" wp14:editId="6F10AC2B">
             <wp:simplePos x="0" y="0"/>
@@ -12611,7 +13597,7 @@
                     </pic:cNvPicPr>
                   </pic:nvPicPr>
                   <pic:blipFill rotWithShape="1">
-                    <a:blip r:embed="rId52">
+                    <a:blip r:embed="rId57">
                       <a:extLst>
                         <a:ext uri="{28A0092B-C50C-407E-A947-70E740481C1C}">
                           <a14:useLocalDpi xmlns:a14="http://schemas.microsoft.com/office/drawing/2010/main" val="0"/>
@@ -12742,7 +13728,7 @@
                     </pic:cNvPicPr>
                   </pic:nvPicPr>
                   <pic:blipFill rotWithShape="1">
-                    <a:blip r:embed="rId53">
+                    <a:blip r:embed="rId58">
                       <a:extLst>
                         <a:ext uri="{28A0092B-C50C-407E-A947-70E740481C1C}">
                           <a14:useLocalDpi xmlns:a14="http://schemas.microsoft.com/office/drawing/2010/main" val="0"/>
@@ -13020,16 +14006,16 @@
           <w:noProof/>
         </w:rPr>
         <w:drawing>
-          <wp:anchor distT="0" distB="0" distL="114300" distR="114300" simplePos="0" relativeHeight="251696128" behindDoc="0" locked="0" layoutInCell="1" allowOverlap="1" wp14:anchorId="06651371" wp14:editId="01DC7EA3">
+          <wp:anchor distT="0" distB="0" distL="114300" distR="114300" simplePos="0" relativeHeight="251696128" behindDoc="0" locked="0" layoutInCell="1" allowOverlap="1" wp14:anchorId="06651371" wp14:editId="5B3F1135">
             <wp:simplePos x="0" y="0"/>
-            <wp:positionH relativeFrom="column">
-              <wp:posOffset>-54784</wp:posOffset>
+            <wp:positionH relativeFrom="margin">
+              <wp:posOffset>-203835</wp:posOffset>
             </wp:positionH>
             <wp:positionV relativeFrom="paragraph">
-              <wp:posOffset>3202</wp:posOffset>
+              <wp:posOffset>19685</wp:posOffset>
             </wp:positionV>
-            <wp:extent cx="5603875" cy="2290445"/>
-            <wp:effectExtent l="0" t="0" r="0" b="0"/>
+            <wp:extent cx="6477000" cy="2910205"/>
+            <wp:effectExtent l="0" t="0" r="0" b="4445"/>
             <wp:wrapNone/>
             <wp:docPr id="39" name="Imagen 39"/>
             <wp:cNvGraphicFramePr>
@@ -13045,7 +14031,7 @@
                     </pic:cNvPicPr>
                   </pic:nvPicPr>
                   <pic:blipFill>
-                    <a:blip r:embed="rId54" cstate="print">
+                    <a:blip r:embed="rId59" cstate="print">
                       <a:extLst>
                         <a:ext uri="{28A0092B-C50C-407E-A947-70E740481C1C}">
                           <a14:useLocalDpi xmlns:a14="http://schemas.microsoft.com/office/drawing/2010/main" val="0"/>
@@ -13060,7 +14046,7 @@
                   <pic:spPr bwMode="auto">
                     <a:xfrm>
                       <a:off x="0" y="0"/>
-                      <a:ext cx="5603875" cy="2290445"/>
+                      <a:ext cx="6477685" cy="2910513"/>
                     </a:xfrm>
                     <a:prstGeom prst="rect">
                       <a:avLst/>
@@ -13073,6 +14059,9 @@
                 </pic:pic>
               </a:graphicData>
             </a:graphic>
+            <wp14:sizeRelH relativeFrom="margin">
+              <wp14:pctWidth>0</wp14:pctWidth>
+            </wp14:sizeRelH>
             <wp14:sizeRelV relativeFrom="margin">
               <wp14:pctHeight>0</wp14:pctHeight>
             </wp14:sizeRelV>
@@ -13114,85 +14103,186 @@
       <w:pPr>
         <w:spacing w:before="60" w:after="60" w:line="240" w:lineRule="auto"/>
         <w:jc w:val="both"/>
-        <w:rPr>
-          <w:rFonts w:ascii="Arial" w:hAnsi="Arial" w:cs="Arial"/>
-          <w:sz w:val="22"/>
-          <w:szCs w:val="22"/>
-        </w:rPr>
-      </w:pPr>
-      <w:r>
+      </w:pPr>
+    </w:p>
+    <w:p>
+      <w:pPr>
+        <w:spacing w:before="60" w:after="60" w:line="240" w:lineRule="auto"/>
+        <w:jc w:val="both"/>
+      </w:pPr>
+    </w:p>
+    <w:p>
+      <w:pPr>
+        <w:spacing w:before="60" w:after="60" w:line="240" w:lineRule="auto"/>
+        <w:jc w:val="both"/>
+      </w:pPr>
+    </w:p>
+    <w:p>
+      <w:pPr>
+        <w:spacing w:before="60" w:after="60" w:line="240" w:lineRule="auto"/>
+        <w:jc w:val="both"/>
+      </w:pPr>
+      <w:r>
+        <w:tab/>
+      </w:r>
+    </w:p>
+    <w:p>
+      <w:pPr>
+        <w:spacing w:before="60" w:after="60" w:line="240" w:lineRule="auto"/>
+        <w:jc w:val="both"/>
+        <w:rPr>
+          <w:rFonts w:ascii="Arial" w:hAnsi="Arial" w:cs="Arial"/>
+          <w:sz w:val="22"/>
+          <w:szCs w:val="22"/>
+        </w:rPr>
+      </w:pPr>
+    </w:p>
+    <w:p>
+      <w:pPr>
+        <w:spacing w:before="60" w:after="60" w:line="240" w:lineRule="auto"/>
+        <w:jc w:val="both"/>
+        <w:rPr>
+          <w:rFonts w:ascii="Arial" w:hAnsi="Arial" w:cs="Arial"/>
+          <w:sz w:val="22"/>
+          <w:szCs w:val="22"/>
+        </w:rPr>
+      </w:pPr>
+    </w:p>
+    <w:p>
+      <w:pPr>
+        <w:spacing w:before="60" w:after="60" w:line="240" w:lineRule="auto"/>
+        <w:jc w:val="both"/>
+        <w:rPr>
+          <w:rFonts w:ascii="Arial" w:hAnsi="Arial" w:cs="Arial"/>
+          <w:sz w:val="22"/>
+          <w:szCs w:val="22"/>
+        </w:rPr>
+      </w:pPr>
+    </w:p>
+    <w:p>
+      <w:pPr>
+        <w:spacing w:before="60" w:after="60" w:line="240" w:lineRule="auto"/>
+        <w:jc w:val="both"/>
+        <w:rPr>
+          <w:rFonts w:ascii="Arial" w:hAnsi="Arial" w:cs="Arial"/>
+          <w:sz w:val="22"/>
+          <w:szCs w:val="22"/>
+        </w:rPr>
+      </w:pPr>
+      <w:r>
+        <w:rPr>
+          <w:rFonts w:ascii="Arial" w:hAnsi="Arial" w:cs="Arial"/>
+          <w:sz w:val="22"/>
+          <w:szCs w:val="22"/>
+        </w:rPr>
+        <w:t xml:space="preserve">El </w:t>
+      </w:r>
+      <w:proofErr w:type="spellStart"/>
+      <w:r>
+        <w:rPr>
+          <w:rFonts w:ascii="Arial" w:hAnsi="Arial" w:cs="Arial"/>
+          <w:sz w:val="22"/>
+          <w:szCs w:val="22"/>
+        </w:rPr>
+        <w:t>linked</w:t>
+      </w:r>
+      <w:proofErr w:type="spellEnd"/>
+      <w:r>
+        <w:rPr>
+          <w:rFonts w:ascii="Arial" w:hAnsi="Arial" w:cs="Arial"/>
+          <w:sz w:val="22"/>
+          <w:szCs w:val="22"/>
+        </w:rPr>
+        <w:t xml:space="preserve"> clone genera </w:t>
+      </w:r>
+      <w:proofErr w:type="spellStart"/>
+      <w:r>
+        <w:rPr>
+          <w:rFonts w:ascii="Arial" w:hAnsi="Arial" w:cs="Arial"/>
+          <w:sz w:val="22"/>
+          <w:szCs w:val="22"/>
+        </w:rPr>
+        <w:t>mas</w:t>
+      </w:r>
+      <w:proofErr w:type="spellEnd"/>
+      <w:r>
+        <w:rPr>
+          <w:rFonts w:ascii="Arial" w:hAnsi="Arial" w:cs="Arial"/>
+          <w:sz w:val="22"/>
+          <w:szCs w:val="22"/>
+        </w:rPr>
+        <w:t xml:space="preserve"> E/S que el anfitrión debido a que el mecanismo </w:t>
+      </w:r>
+      <w:proofErr w:type="spellStart"/>
+      <w:r>
+        <w:rPr>
+          <w:rFonts w:ascii="Arial" w:hAnsi="Arial" w:cs="Arial"/>
+          <w:sz w:val="22"/>
+          <w:szCs w:val="22"/>
+        </w:rPr>
+        <w:t>copy</w:t>
+      </w:r>
+      <w:proofErr w:type="spellEnd"/>
+      <w:r>
+        <w:rPr>
+          <w:rFonts w:ascii="Arial" w:hAnsi="Arial" w:cs="Arial"/>
+          <w:sz w:val="22"/>
+          <w:szCs w:val="22"/>
+        </w:rPr>
+        <w:t xml:space="preserve"> </w:t>
+      </w:r>
+      <w:proofErr w:type="spellStart"/>
+      <w:r>
+        <w:rPr>
+          <w:rFonts w:ascii="Arial" w:hAnsi="Arial" w:cs="Arial"/>
+          <w:sz w:val="22"/>
+          <w:szCs w:val="22"/>
+        </w:rPr>
+        <w:t>on</w:t>
+      </w:r>
+      <w:proofErr w:type="spellEnd"/>
+      <w:r>
+        <w:rPr>
+          <w:rFonts w:ascii="Arial" w:hAnsi="Arial" w:cs="Arial"/>
+          <w:sz w:val="22"/>
+          <w:szCs w:val="22"/>
+        </w:rPr>
+        <w:t xml:space="preserve"> </w:t>
+      </w:r>
+      <w:proofErr w:type="spellStart"/>
+      <w:r>
+        <w:rPr>
+          <w:rFonts w:ascii="Arial" w:hAnsi="Arial" w:cs="Arial"/>
+          <w:sz w:val="22"/>
+          <w:szCs w:val="22"/>
+        </w:rPr>
+        <w:t>write</w:t>
+      </w:r>
+      <w:proofErr w:type="spellEnd"/>
+      <w:r>
+        <w:rPr>
+          <w:rFonts w:ascii="Arial" w:hAnsi="Arial" w:cs="Arial"/>
+          <w:sz w:val="22"/>
+          <w:szCs w:val="22"/>
+        </w:rPr>
+        <w:t xml:space="preserve"> transforma una escritura en un proceso complejo de lectura, modificación y escritura</w:t>
+      </w:r>
+      <w:r>
+        <w:rPr>
+          <w:rFonts w:ascii="Arial" w:hAnsi="Arial" w:cs="Arial"/>
+          <w:sz w:val="22"/>
+          <w:szCs w:val="22"/>
+        </w:rPr>
+        <w:t xml:space="preserve"> que </w:t>
+      </w:r>
+      <w:r>
+        <w:rPr>
+          <w:rFonts w:ascii="Arial" w:hAnsi="Arial" w:cs="Arial"/>
+          <w:sz w:val="22"/>
+          <w:szCs w:val="22"/>
+        </w:rPr>
         <w:lastRenderedPageBreak/>
-        <w:tab/>
-      </w:r>
-      <w:r>
-        <w:rPr>
-          <w:rFonts w:ascii="Arial" w:hAnsi="Arial" w:cs="Arial"/>
-          <w:sz w:val="22"/>
-          <w:szCs w:val="22"/>
-        </w:rPr>
-        <w:t xml:space="preserve">El linked clone genera mas E/S que el anfitrión debido a que el mecanismo </w:t>
-      </w:r>
-      <w:proofErr w:type="spellStart"/>
-      <w:r>
-        <w:rPr>
-          <w:rFonts w:ascii="Arial" w:hAnsi="Arial" w:cs="Arial"/>
-          <w:sz w:val="22"/>
-          <w:szCs w:val="22"/>
-        </w:rPr>
-        <w:t>copy</w:t>
-      </w:r>
-      <w:proofErr w:type="spellEnd"/>
-      <w:r>
-        <w:rPr>
-          <w:rFonts w:ascii="Arial" w:hAnsi="Arial" w:cs="Arial"/>
-          <w:sz w:val="22"/>
-          <w:szCs w:val="22"/>
-        </w:rPr>
-        <w:t xml:space="preserve"> </w:t>
-      </w:r>
-      <w:proofErr w:type="spellStart"/>
-      <w:r>
-        <w:rPr>
-          <w:rFonts w:ascii="Arial" w:hAnsi="Arial" w:cs="Arial"/>
-          <w:sz w:val="22"/>
-          <w:szCs w:val="22"/>
-        </w:rPr>
-        <w:t>on</w:t>
-      </w:r>
-      <w:proofErr w:type="spellEnd"/>
-      <w:r>
-        <w:rPr>
-          <w:rFonts w:ascii="Arial" w:hAnsi="Arial" w:cs="Arial"/>
-          <w:sz w:val="22"/>
-          <w:szCs w:val="22"/>
-        </w:rPr>
-        <w:t xml:space="preserve"> </w:t>
-      </w:r>
-      <w:proofErr w:type="spellStart"/>
-      <w:r>
-        <w:rPr>
-          <w:rFonts w:ascii="Arial" w:hAnsi="Arial" w:cs="Arial"/>
-          <w:sz w:val="22"/>
-          <w:szCs w:val="22"/>
-        </w:rPr>
-        <w:t>write</w:t>
-      </w:r>
-      <w:proofErr w:type="spellEnd"/>
-      <w:r>
-        <w:rPr>
-          <w:rFonts w:ascii="Arial" w:hAnsi="Arial" w:cs="Arial"/>
-          <w:sz w:val="22"/>
-          <w:szCs w:val="22"/>
-        </w:rPr>
-        <w:t xml:space="preserve"> transforma una escritura en un proceso complejo de lectura, modificación y escritura</w:t>
-      </w:r>
-      <w:r>
-        <w:rPr>
-          <w:rFonts w:ascii="Arial" w:hAnsi="Arial" w:cs="Arial"/>
-          <w:sz w:val="22"/>
-          <w:szCs w:val="22"/>
-        </w:rPr>
-        <w:t xml:space="preserve"> que obliga al disco físico del anfitrión a leer constantemente el archivo base para verificar dependencias y luego escribir en el archivo, multiplicando el número de peticiones concurrentes de disco que pueden ser vistas desde </w:t>
+        <w:t xml:space="preserve">obliga al disco físico del anfitrión a leer constantemente el archivo base para verificar dependencias y luego escribir en el archivo, multiplicando el número de peticiones concurrentes de disco que pueden ser vistas desde </w:t>
       </w:r>
       <w:proofErr w:type="spellStart"/>
       <w:r>
@@ -13774,23 +14864,7 @@
                 <w:sz w:val="22"/>
                 <w:szCs w:val="22"/>
               </w:rPr>
-              <w:t xml:space="preserve">El flujo de escritura es directo hacia su propio </w:t>
-            </w:r>
-            <w:r>
-              <w:rPr>
-                <w:rFonts w:ascii="Arial" w:hAnsi="Arial" w:cs="Arial"/>
-                <w:sz w:val="22"/>
-                <w:szCs w:val="22"/>
-              </w:rPr>
-              <w:t>archivo.vdi</w:t>
-            </w:r>
-            <w:r>
-              <w:rPr>
-                <w:rFonts w:ascii="Arial" w:hAnsi="Arial" w:cs="Arial"/>
-                <w:sz w:val="22"/>
-                <w:szCs w:val="22"/>
-              </w:rPr>
-              <w:t>. Es una operación lineal de una sola vía.</w:t>
+              <w:t>El flujo de escritura es directo hacia su propio archivo.vdi. Es una operación lineal de una sola vía.</w:t>
             </w:r>
           </w:p>
         </w:tc>
@@ -14091,7 +15165,7 @@
 </file>
 
 <file path=word/endnotes.xml><?xml version="1.0" encoding="utf-8"?>
-<w:endnotes xmlns:wpc="http://schemas.microsoft.com/office/word/2010/wordprocessingCanvas" xmlns:cx="http://schemas.microsoft.com/office/drawing/2014/chartex" xmlns:cx1="http://schemas.microsoft.com/office/drawing/2015/9/8/chartex" xmlns:cx2="http://schemas.microsoft.com/office/drawing/2015/10/21/chartex" xmlns:cx3="http://schemas.microsoft.com/office/drawing/2016/5/9/chartex" xmlns:cx4="http://schemas.microsoft.com/office/drawing/2016/5/10/chartex" xmlns:cx5="http://schemas.microsoft.com/office/drawing/2016/5/11/chartex" xmlns:cx6="http://schemas.microsoft.com/office/drawing/2016/5/12/chartex" xmlns:cx7="http://schemas.microsoft.com/office/drawing/2016/5/13/chartex" xmlns:cx8="http://schemas.microsoft.com/office/drawing/2016/5/14/chartex" xmlns:mc="http://schemas.openxmlformats.org/markup-compatibility/2006" xmlns:aink="http://schemas.microsoft.com/office/drawing/2016/ink" xmlns:am3d="http://schemas.microsoft.com/office/drawing/2017/model3d" xmlns:o="urn:schemas-microsoft-com:office:office" xmlns:oel="http://schemas.microsoft.com/office/2019/extlst" xmlns:r="http://schemas.openxmlformats.org/officeDocument/2006/relationships" xmlns:m="http://schemas.openxmlformats.org/officeDocument/2006/math" xmlns:v="urn:schemas-microsoft-com:vml" xmlns:wp14="http://schemas.microsoft.com/office/word/2010/wordprocessingDrawing" xmlns:wp="http://schemas.openxmlformats.org/drawingml/2006/wordprocessingDrawing" xmlns:w10="urn:schemas-microsoft-com:office:word" xmlns:w="http://schemas.openxmlformats.org/wordprocessingml/2006/main" xmlns:w14="http://schemas.microsoft.com/office/word/2010/wordml" xmlns:w15="http://schemas.microsoft.com/office/word/2012/wordml" xmlns:w16cex="http://schemas.microsoft.com/office/word/2018/wordml/cex" xmlns:w16cid="http://schemas.microsoft.com/office/word/2016/wordml/cid" xmlns:w16="http://schemas.microsoft.com/office/word/2018/wordml" xmlns:w16sdtdh="http://schemas.microsoft.com/office/word/2020/wordml/sdtdatahash" xmlns:w16se="http://schemas.microsoft.com/office/word/2015/wordml/symex" xmlns:wpg="http://schemas.microsoft.com/office/word/2010/wordprocessingGroup" xmlns:wpi="http://schemas.microsoft.com/office/word/2010/wordprocessingInk" xmlns:wne="http://schemas.microsoft.com/office/word/2006/wordml" xmlns:wps="http://schemas.microsoft.com/office/word/2010/wordprocessingShape" mc:Ignorable="w14 w15 w16se w16cid w16 w16cex w16sdtdh wp14">
+<w:endnotes xmlns:wpc="http://schemas.microsoft.com/office/word/2010/wordprocessingCanvas" xmlns:cx="http://schemas.microsoft.com/office/drawing/2014/chartex" xmlns:cx1="http://schemas.microsoft.com/office/drawing/2015/9/8/chartex" xmlns:cx2="http://schemas.microsoft.com/office/drawing/2015/10/21/chartex" xmlns:cx3="http://schemas.microsoft.com/office/drawing/2016/5/9/chartex" xmlns:cx4="http://schemas.microsoft.com/office/drawing/2016/5/10/chartex" xmlns:cx5="http://schemas.microsoft.com/office/drawing/2016/5/11/chartex" xmlns:cx6="http://schemas.microsoft.com/office/drawing/2016/5/12/chartex" xmlns:cx7="http://schemas.microsoft.com/office/drawing/2016/5/13/chartex" xmlns:cx8="http://schemas.microsoft.com/office/drawing/2016/5/14/chartex" xmlns:mc="http://schemas.openxmlformats.org/markup-compatibility/2006" xmlns:aink="http://schemas.microsoft.com/office/drawing/2016/ink" xmlns:am3d="http://schemas.microsoft.com/office/drawing/2017/model3d" xmlns:o="urn:schemas-microsoft-com:office:office" xmlns:oel="http://schemas.microsoft.com/office/2019/extlst" xmlns:r="http://schemas.openxmlformats.org/officeDocument/2006/relationships" xmlns:m="http://schemas.openxmlformats.org/officeDocument/2006/math" xmlns:v="urn:schemas-microsoft-com:vml" xmlns:wp14="http://schemas.microsoft.com/office/word/2010/wordprocessingDrawing" xmlns:wp="http://schemas.openxmlformats.org/drawingml/2006/wordprocessingDrawing" xmlns:w10="urn:schemas-microsoft-com:office:word" xmlns:w="http://schemas.openxmlformats.org/wordprocessingml/2006/main" xmlns:w14="http://schemas.microsoft.com/office/word/2010/wordml" xmlns:w15="http://schemas.microsoft.com/office/word/2012/wordml" xmlns:w16cex="http://schemas.microsoft.com/office/word/2018/wordml/cex" xmlns:w16cid="http://schemas.microsoft.com/office/word/2016/wordml/cid" xmlns:w16="http://schemas.microsoft.com/office/word/2018/wordml" xmlns:w16du="http://schemas.microsoft.com/office/word/2023/wordml/word16du" xmlns:w16sdtdh="http://schemas.microsoft.com/office/word/2020/wordml/sdtdatahash" xmlns:w16sdtfl="http://schemas.microsoft.com/office/word/2024/wordml/sdtformatlock" xmlns:w16se="http://schemas.microsoft.com/office/word/2015/wordml/symex" xmlns:wpg="http://schemas.microsoft.com/office/word/2010/wordprocessingGroup" xmlns:wpi="http://schemas.microsoft.com/office/word/2010/wordprocessingInk" xmlns:wne="http://schemas.microsoft.com/office/word/2006/wordml" xmlns:wps="http://schemas.microsoft.com/office/word/2010/wordprocessingShape" mc:Ignorable="w14 w15 w16se w16cid w16 w16cex w16sdtdh w16sdtfl w16du wp14">
   <w:endnote w:type="separator" w:id="-1">
     <w:p>
       <w:pPr>
@@ -14116,7 +15190,7 @@
 </file>
 
 <file path=word/footnotes.xml><?xml version="1.0" encoding="utf-8"?>
-<w:footnotes xmlns:wpc="http://schemas.microsoft.com/office/word/2010/wordprocessingCanvas" xmlns:cx="http://schemas.microsoft.com/office/drawing/2014/chartex" xmlns:cx1="http://schemas.microsoft.com/office/drawing/2015/9/8/chartex" xmlns:cx2="http://schemas.microsoft.com/office/drawing/2015/10/21/chartex" xmlns:cx3="http://schemas.microsoft.com/office/drawing/2016/5/9/chartex" xmlns:cx4="http://schemas.microsoft.com/office/drawing/2016/5/10/chartex" xmlns:cx5="http://schemas.microsoft.com/office/drawing/2016/5/11/chartex" xmlns:cx6="http://schemas.microsoft.com/office/drawing/2016/5/12/chartex" xmlns:cx7="http://schemas.microsoft.com/office/drawing/2016/5/13/chartex" xmlns:cx8="http://schemas.microsoft.com/office/drawing/2016/5/14/chartex" xmlns:mc="http://schemas.openxmlformats.org/markup-compatibility/2006" xmlns:aink="http://schemas.microsoft.com/office/drawing/2016/ink" xmlns:am3d="http://schemas.microsoft.com/office/drawing/2017/model3d" xmlns:o="urn:schemas-microsoft-com:office:office" xmlns:oel="http://schemas.microsoft.com/office/2019/extlst" xmlns:r="http://schemas.openxmlformats.org/officeDocument/2006/relationships" xmlns:m="http://schemas.openxmlformats.org/officeDocument/2006/math" xmlns:v="urn:schemas-microsoft-com:vml" xmlns:wp14="http://schemas.microsoft.com/office/word/2010/wordprocessingDrawing" xmlns:wp="http://schemas.openxmlformats.org/drawingml/2006/wordprocessingDrawing" xmlns:w10="urn:schemas-microsoft-com:office:word" xmlns:w="http://schemas.openxmlformats.org/wordprocessingml/2006/main" xmlns:w14="http://schemas.microsoft.com/office/word/2010/wordml" xmlns:w15="http://schemas.microsoft.com/office/word/2012/wordml" xmlns:w16cex="http://schemas.microsoft.com/office/word/2018/wordml/cex" xmlns:w16cid="http://schemas.microsoft.com/office/word/2016/wordml/cid" xmlns:w16="http://schemas.microsoft.com/office/word/2018/wordml" xmlns:w16sdtdh="http://schemas.microsoft.com/office/word/2020/wordml/sdtdatahash" xmlns:w16se="http://schemas.microsoft.com/office/word/2015/wordml/symex" xmlns:wpg="http://schemas.microsoft.com/office/word/2010/wordprocessingGroup" xmlns:wpi="http://schemas.microsoft.com/office/word/2010/wordprocessingInk" xmlns:wne="http://schemas.microsoft.com/office/word/2006/wordml" xmlns:wps="http://schemas.microsoft.com/office/word/2010/wordprocessingShape" mc:Ignorable="w14 w15 w16se w16cid w16 w16cex w16sdtdh wp14">
+<w:footnotes xmlns:wpc="http://schemas.microsoft.com/office/word/2010/wordprocessingCanvas" xmlns:cx="http://schemas.microsoft.com/office/drawing/2014/chartex" xmlns:cx1="http://schemas.microsoft.com/office/drawing/2015/9/8/chartex" xmlns:cx2="http://schemas.microsoft.com/office/drawing/2015/10/21/chartex" xmlns:cx3="http://schemas.microsoft.com/office/drawing/2016/5/9/chartex" xmlns:cx4="http://schemas.microsoft.com/office/drawing/2016/5/10/chartex" xmlns:cx5="http://schemas.microsoft.com/office/drawing/2016/5/11/chartex" xmlns:cx6="http://schemas.microsoft.com/office/drawing/2016/5/12/chartex" xmlns:cx7="http://schemas.microsoft.com/office/drawing/2016/5/13/chartex" xmlns:cx8="http://schemas.microsoft.com/office/drawing/2016/5/14/chartex" xmlns:mc="http://schemas.openxmlformats.org/markup-compatibility/2006" xmlns:aink="http://schemas.microsoft.com/office/drawing/2016/ink" xmlns:am3d="http://schemas.microsoft.com/office/drawing/2017/model3d" xmlns:o="urn:schemas-microsoft-com:office:office" xmlns:oel="http://schemas.microsoft.com/office/2019/extlst" xmlns:r="http://schemas.openxmlformats.org/officeDocument/2006/relationships" xmlns:m="http://schemas.openxmlformats.org/officeDocument/2006/math" xmlns:v="urn:schemas-microsoft-com:vml" xmlns:wp14="http://schemas.microsoft.com/office/word/2010/wordprocessingDrawing" xmlns:wp="http://schemas.openxmlformats.org/drawingml/2006/wordprocessingDrawing" xmlns:w10="urn:schemas-microsoft-com:office:word" xmlns:w="http://schemas.openxmlformats.org/wordprocessingml/2006/main" xmlns:w14="http://schemas.microsoft.com/office/word/2010/wordml" xmlns:w15="http://schemas.microsoft.com/office/word/2012/wordml" xmlns:w16cex="http://schemas.microsoft.com/office/word/2018/wordml/cex" xmlns:w16cid="http://schemas.microsoft.com/office/word/2016/wordml/cid" xmlns:w16="http://schemas.microsoft.com/office/word/2018/wordml" xmlns:w16du="http://schemas.microsoft.com/office/word/2023/wordml/word16du" xmlns:w16sdtdh="http://schemas.microsoft.com/office/word/2020/wordml/sdtdatahash" xmlns:w16sdtfl="http://schemas.microsoft.com/office/word/2024/wordml/sdtformatlock" xmlns:w16se="http://schemas.microsoft.com/office/word/2015/wordml/symex" xmlns:wpg="http://schemas.microsoft.com/office/word/2010/wordprocessingGroup" xmlns:wpi="http://schemas.microsoft.com/office/word/2010/wordprocessingInk" xmlns:wne="http://schemas.microsoft.com/office/word/2006/wordml" xmlns:wps="http://schemas.microsoft.com/office/word/2010/wordprocessingShape" mc:Ignorable="w14 w15 w16se w16cid w16 w16cex w16sdtdh w16sdtfl w16du wp14">
   <w:footnote w:type="separator" w:id="-1">
     <w:p>
       <w:pPr>
@@ -14141,7 +15215,7 @@
 </file>
 
 <file path=word/numbering.xml><?xml version="1.0" encoding="utf-8"?>
-<w:numbering xmlns:wpc="http://schemas.microsoft.com/office/word/2010/wordprocessingCanvas" xmlns:cx="http://schemas.microsoft.com/office/drawing/2014/chartex" xmlns:cx1="http://schemas.microsoft.com/office/drawing/2015/9/8/chartex" xmlns:cx2="http://schemas.microsoft.com/office/drawing/2015/10/21/chartex" xmlns:cx3="http://schemas.microsoft.com/office/drawing/2016/5/9/chartex" xmlns:cx4="http://schemas.microsoft.com/office/drawing/2016/5/10/chartex" xmlns:cx5="http://schemas.microsoft.com/office/drawing/2016/5/11/chartex" xmlns:cx6="http://schemas.microsoft.com/office/drawing/2016/5/12/chartex" xmlns:cx7="http://schemas.microsoft.com/office/drawing/2016/5/13/chartex" xmlns:cx8="http://schemas.microsoft.com/office/drawing/2016/5/14/chartex" xmlns:mc="http://schemas.openxmlformats.org/markup-compatibility/2006" xmlns:aink="http://schemas.microsoft.com/office/drawing/2016/ink" xmlns:am3d="http://schemas.microsoft.com/office/drawing/2017/model3d" xmlns:o="urn:schemas-microsoft-com:office:office" xmlns:oel="http://schemas.microsoft.com/office/2019/extlst" xmlns:r="http://schemas.openxmlformats.org/officeDocument/2006/relationships" xmlns:m="http://schemas.openxmlformats.org/officeDocument/2006/math" xmlns:v="urn:schemas-microsoft-com:vml" xmlns:wp14="http://schemas.microsoft.com/office/word/2010/wordprocessingDrawing" xmlns:wp="http://schemas.openxmlformats.org/drawingml/2006/wordprocessingDrawing" xmlns:w10="urn:schemas-microsoft-com:office:word" xmlns:w="http://schemas.openxmlformats.org/wordprocessingml/2006/main" xmlns:w14="http://schemas.microsoft.com/office/word/2010/wordml" xmlns:w15="http://schemas.microsoft.com/office/word/2012/wordml" xmlns:w16cex="http://schemas.microsoft.com/office/word/2018/wordml/cex" xmlns:w16cid="http://schemas.microsoft.com/office/word/2016/wordml/cid" xmlns:w16="http://schemas.microsoft.com/office/word/2018/wordml" xmlns:w16sdtdh="http://schemas.microsoft.com/office/word/2020/wordml/sdtdatahash" xmlns:w16se="http://schemas.microsoft.com/office/word/2015/wordml/symex" xmlns:wpg="http://schemas.microsoft.com/office/word/2010/wordprocessingGroup" xmlns:wpi="http://schemas.microsoft.com/office/word/2010/wordprocessingInk" xmlns:wne="http://schemas.microsoft.com/office/word/2006/wordml" xmlns:wps="http://schemas.microsoft.com/office/word/2010/wordprocessingShape" mc:Ignorable="w14 w15 w16se w16cid w16 w16cex w16sdtdh wp14">
+<w:numbering xmlns:wpc="http://schemas.microsoft.com/office/word/2010/wordprocessingCanvas" xmlns:cx="http://schemas.microsoft.com/office/drawing/2014/chartex" xmlns:cx1="http://schemas.microsoft.com/office/drawing/2015/9/8/chartex" xmlns:cx2="http://schemas.microsoft.com/office/drawing/2015/10/21/chartex" xmlns:cx3="http://schemas.microsoft.com/office/drawing/2016/5/9/chartex" xmlns:cx4="http://schemas.microsoft.com/office/drawing/2016/5/10/chartex" xmlns:cx5="http://schemas.microsoft.com/office/drawing/2016/5/11/chartex" xmlns:cx6="http://schemas.microsoft.com/office/drawing/2016/5/12/chartex" xmlns:cx7="http://schemas.microsoft.com/office/drawing/2016/5/13/chartex" xmlns:cx8="http://schemas.microsoft.com/office/drawing/2016/5/14/chartex" xmlns:mc="http://schemas.openxmlformats.org/markup-compatibility/2006" xmlns:aink="http://schemas.microsoft.com/office/drawing/2016/ink" xmlns:am3d="http://schemas.microsoft.com/office/drawing/2017/model3d" xmlns:o="urn:schemas-microsoft-com:office:office" xmlns:oel="http://schemas.microsoft.com/office/2019/extlst" xmlns:r="http://schemas.openxmlformats.org/officeDocument/2006/relationships" xmlns:m="http://schemas.openxmlformats.org/officeDocument/2006/math" xmlns:v="urn:schemas-microsoft-com:vml" xmlns:wp14="http://schemas.microsoft.com/office/word/2010/wordprocessingDrawing" xmlns:wp="http://schemas.openxmlformats.org/drawingml/2006/wordprocessingDrawing" xmlns:w10="urn:schemas-microsoft-com:office:word" xmlns:w="http://schemas.openxmlformats.org/wordprocessingml/2006/main" xmlns:w14="http://schemas.microsoft.com/office/word/2010/wordml" xmlns:w15="http://schemas.microsoft.com/office/word/2012/wordml" xmlns:w16cex="http://schemas.microsoft.com/office/word/2018/wordml/cex" xmlns:w16cid="http://schemas.microsoft.com/office/word/2016/wordml/cid" xmlns:w16="http://schemas.microsoft.com/office/word/2018/wordml" xmlns:w16du="http://schemas.microsoft.com/office/word/2023/wordml/word16du" xmlns:w16sdtdh="http://schemas.microsoft.com/office/word/2020/wordml/sdtdatahash" xmlns:w16sdtfl="http://schemas.microsoft.com/office/word/2024/wordml/sdtformatlock" xmlns:w16se="http://schemas.microsoft.com/office/word/2015/wordml/symex" xmlns:wpg="http://schemas.microsoft.com/office/word/2010/wordprocessingGroup" xmlns:wpi="http://schemas.microsoft.com/office/word/2010/wordprocessingInk" xmlns:wne="http://schemas.microsoft.com/office/word/2006/wordml" xmlns:wps="http://schemas.microsoft.com/office/word/2010/wordprocessingShape" mc:Ignorable="w14 w15 w16se w16cid w16 w16cex w16sdtdh w16sdtfl w16du wp14">
   <w:abstractNum w:abstractNumId="0" w15:restartNumberingAfterBreak="0">
     <w:nsid w:val="0F3351EE"/>
     <w:multiLevelType w:val="hybridMultilevel"/>
@@ -14197,6 +15271,60 @@
     </w:lvl>
   </w:abstractNum>
   <w:abstractNum w:abstractNumId="1" w15:restartNumberingAfterBreak="0">
+    <w:nsid w:val="142B600B"/>
+    <w:multiLevelType w:val="hybridMultilevel"/>
+    <w:tmpl w:val="A92C6CCE"/>
+    <w:lvl w:ilvl="0" w:tplc="BCE2D5A8">
+      <w:start w:val="1"/>
+      <w:numFmt w:val="decimal"/>
+      <w:lvlText w:val="%1."/>
+      <w:lvlJc w:val="left"/>
+      <w:pPr>
+        <w:ind w:left="720" w:hanging="360"/>
+      </w:pPr>
+    </w:lvl>
+    <w:lvl w:ilvl="1" w:tplc="389C4562">
+      <w:numFmt w:val="decimal"/>
+      <w:lvlText w:val=""/>
+      <w:lvlJc w:val="left"/>
+    </w:lvl>
+    <w:lvl w:ilvl="2" w:tplc="50DEC07C">
+      <w:numFmt w:val="decimal"/>
+      <w:lvlText w:val=""/>
+      <w:lvlJc w:val="left"/>
+    </w:lvl>
+    <w:lvl w:ilvl="3" w:tplc="C9D45134">
+      <w:numFmt w:val="decimal"/>
+      <w:lvlText w:val=""/>
+      <w:lvlJc w:val="left"/>
+    </w:lvl>
+    <w:lvl w:ilvl="4" w:tplc="BAF6E0FE">
+      <w:numFmt w:val="decimal"/>
+      <w:lvlText w:val=""/>
+      <w:lvlJc w:val="left"/>
+    </w:lvl>
+    <w:lvl w:ilvl="5" w:tplc="113C8EFA">
+      <w:numFmt w:val="decimal"/>
+      <w:lvlText w:val=""/>
+      <w:lvlJc w:val="left"/>
+    </w:lvl>
+    <w:lvl w:ilvl="6" w:tplc="7F52E2D8">
+      <w:numFmt w:val="decimal"/>
+      <w:lvlText w:val=""/>
+      <w:lvlJc w:val="left"/>
+    </w:lvl>
+    <w:lvl w:ilvl="7" w:tplc="2B90BA38">
+      <w:numFmt w:val="decimal"/>
+      <w:lvlText w:val=""/>
+      <w:lvlJc w:val="left"/>
+    </w:lvl>
+    <w:lvl w:ilvl="8" w:tplc="9D4AAABC">
+      <w:numFmt w:val="decimal"/>
+      <w:lvlText w:val=""/>
+      <w:lvlJc w:val="left"/>
+    </w:lvl>
+  </w:abstractNum>
+  <w:abstractNum w:abstractNumId="2" w15:restartNumberingAfterBreak="0">
     <w:nsid w:val="20297E61"/>
     <w:multiLevelType w:val="hybridMultilevel"/>
     <w:tmpl w:val="BE545076"/>
@@ -14250,7 +15378,97 @@
       <w:lvlJc w:val="left"/>
     </w:lvl>
   </w:abstractNum>
-  <w:abstractNum w:abstractNumId="2" w15:restartNumberingAfterBreak="0">
+  <w:abstractNum w:abstractNumId="3" w15:restartNumberingAfterBreak="0">
+    <w:nsid w:val="302235F5"/>
+    <w:multiLevelType w:val="hybridMultilevel"/>
+    <w:tmpl w:val="2AEE686E"/>
+    <w:lvl w:ilvl="0" w:tplc="AD8C6048">
+      <w:start w:val="10"/>
+      <w:numFmt w:val="decimal"/>
+      <w:lvlText w:val="%1"/>
+      <w:lvlJc w:val="left"/>
+      <w:pPr>
+        <w:ind w:left="720" w:hanging="360"/>
+      </w:pPr>
+      <w:rPr>
+        <w:rFonts w:ascii="Arial" w:eastAsia="Arial" w:hAnsi="Arial" w:cs="Arial" w:hint="default"/>
+        <w:sz w:val="22"/>
+      </w:rPr>
+    </w:lvl>
+    <w:lvl w:ilvl="1" w:tplc="200A0019" w:tentative="1">
+      <w:start w:val="1"/>
+      <w:numFmt w:val="lowerLetter"/>
+      <w:lvlText w:val="%2."/>
+      <w:lvlJc w:val="left"/>
+      <w:pPr>
+        <w:ind w:left="1440" w:hanging="360"/>
+      </w:pPr>
+    </w:lvl>
+    <w:lvl w:ilvl="2" w:tplc="200A001B" w:tentative="1">
+      <w:start w:val="1"/>
+      <w:numFmt w:val="lowerRoman"/>
+      <w:lvlText w:val="%3."/>
+      <w:lvlJc w:val="right"/>
+      <w:pPr>
+        <w:ind w:left="2160" w:hanging="180"/>
+      </w:pPr>
+    </w:lvl>
+    <w:lvl w:ilvl="3" w:tplc="200A000F" w:tentative="1">
+      <w:start w:val="1"/>
+      <w:numFmt w:val="decimal"/>
+      <w:lvlText w:val="%4."/>
+      <w:lvlJc w:val="left"/>
+      <w:pPr>
+        <w:ind w:left="2880" w:hanging="360"/>
+      </w:pPr>
+    </w:lvl>
+    <w:lvl w:ilvl="4" w:tplc="200A0019" w:tentative="1">
+      <w:start w:val="1"/>
+      <w:numFmt w:val="lowerLetter"/>
+      <w:lvlText w:val="%5."/>
+      <w:lvlJc w:val="left"/>
+      <w:pPr>
+        <w:ind w:left="3600" w:hanging="360"/>
+      </w:pPr>
+    </w:lvl>
+    <w:lvl w:ilvl="5" w:tplc="200A001B" w:tentative="1">
+      <w:start w:val="1"/>
+      <w:numFmt w:val="lowerRoman"/>
+      <w:lvlText w:val="%6."/>
+      <w:lvlJc w:val="right"/>
+      <w:pPr>
+        <w:ind w:left="4320" w:hanging="180"/>
+      </w:pPr>
+    </w:lvl>
+    <w:lvl w:ilvl="6" w:tplc="200A000F" w:tentative="1">
+      <w:start w:val="1"/>
+      <w:numFmt w:val="decimal"/>
+      <w:lvlText w:val="%7."/>
+      <w:lvlJc w:val="left"/>
+      <w:pPr>
+        <w:ind w:left="5040" w:hanging="360"/>
+      </w:pPr>
+    </w:lvl>
+    <w:lvl w:ilvl="7" w:tplc="200A0019" w:tentative="1">
+      <w:start w:val="1"/>
+      <w:numFmt w:val="lowerLetter"/>
+      <w:lvlText w:val="%8."/>
+      <w:lvlJc w:val="left"/>
+      <w:pPr>
+        <w:ind w:left="5760" w:hanging="360"/>
+      </w:pPr>
+    </w:lvl>
+    <w:lvl w:ilvl="8" w:tplc="200A001B" w:tentative="1">
+      <w:start w:val="1"/>
+      <w:numFmt w:val="lowerRoman"/>
+      <w:lvlText w:val="%9."/>
+      <w:lvlJc w:val="right"/>
+      <w:pPr>
+        <w:ind w:left="6480" w:hanging="180"/>
+      </w:pPr>
+    </w:lvl>
+  </w:abstractNum>
+  <w:abstractNum w:abstractNumId="4" w15:restartNumberingAfterBreak="0">
     <w:nsid w:val="4DFC7A20"/>
     <w:multiLevelType w:val="hybridMultilevel"/>
     <w:tmpl w:val="F82E8014"/>
@@ -14304,10 +15522,10 @@
       <w:lvlJc w:val="left"/>
     </w:lvl>
   </w:abstractNum>
-  <w:abstractNum w:abstractNumId="3" w15:restartNumberingAfterBreak="0">
-    <w:nsid w:val="6E3E20E3"/>
+  <w:abstractNum w:abstractNumId="5" w15:restartNumberingAfterBreak="0">
+    <w:nsid w:val="55DB0671"/>
     <w:multiLevelType w:val="hybridMultilevel"/>
-    <w:tmpl w:val="958C9B42"/>
+    <w:tmpl w:val="A92C6CCE"/>
     <w:lvl w:ilvl="0" w:tplc="FFFFFFFF">
       <w:start w:val="1"/>
       <w:numFmt w:val="decimal"/>
@@ -14358,7 +15576,61 @@
       <w:lvlJc w:val="left"/>
     </w:lvl>
   </w:abstractNum>
-  <w:abstractNum w:abstractNumId="4" w15:restartNumberingAfterBreak="0">
+  <w:abstractNum w:abstractNumId="6" w15:restartNumberingAfterBreak="0">
+    <w:nsid w:val="6E3E20E3"/>
+    <w:multiLevelType w:val="hybridMultilevel"/>
+    <w:tmpl w:val="958C9B42"/>
+    <w:lvl w:ilvl="0" w:tplc="FFFFFFFF">
+      <w:start w:val="1"/>
+      <w:numFmt w:val="decimal"/>
+      <w:lvlText w:val="%1."/>
+      <w:lvlJc w:val="left"/>
+      <w:pPr>
+        <w:ind w:left="720" w:hanging="360"/>
+      </w:pPr>
+    </w:lvl>
+    <w:lvl w:ilvl="1" w:tplc="FFFFFFFF">
+      <w:numFmt w:val="decimal"/>
+      <w:lvlText w:val=""/>
+      <w:lvlJc w:val="left"/>
+    </w:lvl>
+    <w:lvl w:ilvl="2" w:tplc="FFFFFFFF">
+      <w:numFmt w:val="decimal"/>
+      <w:lvlText w:val=""/>
+      <w:lvlJc w:val="left"/>
+    </w:lvl>
+    <w:lvl w:ilvl="3" w:tplc="FFFFFFFF">
+      <w:numFmt w:val="decimal"/>
+      <w:lvlText w:val=""/>
+      <w:lvlJc w:val="left"/>
+    </w:lvl>
+    <w:lvl w:ilvl="4" w:tplc="FFFFFFFF">
+      <w:numFmt w:val="decimal"/>
+      <w:lvlText w:val=""/>
+      <w:lvlJc w:val="left"/>
+    </w:lvl>
+    <w:lvl w:ilvl="5" w:tplc="FFFFFFFF">
+      <w:numFmt w:val="decimal"/>
+      <w:lvlText w:val=""/>
+      <w:lvlJc w:val="left"/>
+    </w:lvl>
+    <w:lvl w:ilvl="6" w:tplc="FFFFFFFF">
+      <w:numFmt w:val="decimal"/>
+      <w:lvlText w:val=""/>
+      <w:lvlJc w:val="left"/>
+    </w:lvl>
+    <w:lvl w:ilvl="7" w:tplc="FFFFFFFF">
+      <w:numFmt w:val="decimal"/>
+      <w:lvlText w:val=""/>
+      <w:lvlJc w:val="left"/>
+    </w:lvl>
+    <w:lvl w:ilvl="8" w:tplc="FFFFFFFF">
+      <w:numFmt w:val="decimal"/>
+      <w:lvlText w:val=""/>
+      <w:lvlJc w:val="left"/>
+    </w:lvl>
+  </w:abstractNum>
+  <w:abstractNum w:abstractNumId="7" w15:restartNumberingAfterBreak="0">
     <w:nsid w:val="74F93EE6"/>
     <w:multiLevelType w:val="hybridMultilevel"/>
     <w:tmpl w:val="958C9B42"/>
@@ -14413,7 +15685,7 @@
     </w:lvl>
   </w:abstractNum>
   <w:num w:numId="1" w16cid:durableId="127357912">
-    <w:abstractNumId w:val="2"/>
+    <w:abstractNumId w:val="4"/>
     <w:lvlOverride w:ilvl="0">
       <w:startOverride w:val="1"/>
     </w:lvlOverride>
@@ -14428,25 +15700,40 @@
     <w:abstractNumId w:val="0"/>
   </w:num>
   <w:num w:numId="4" w16cid:durableId="822744504">
-    <w:abstractNumId w:val="1"/>
+    <w:abstractNumId w:val="2"/>
   </w:num>
   <w:num w:numId="5" w16cid:durableId="1770732147">
-    <w:abstractNumId w:val="4"/>
+    <w:abstractNumId w:val="7"/>
     <w:lvlOverride w:ilvl="0">
       <w:startOverride w:val="1"/>
     </w:lvlOverride>
   </w:num>
   <w:num w:numId="6" w16cid:durableId="1468664363">
-    <w:abstractNumId w:val="4"/>
+    <w:abstractNumId w:val="7"/>
   </w:num>
   <w:num w:numId="7" w16cid:durableId="1266769754">
+    <w:abstractNumId w:val="6"/>
+  </w:num>
+  <w:num w:numId="8" w16cid:durableId="2070298722">
+    <w:abstractNumId w:val="1"/>
+    <w:lvlOverride w:ilvl="0">
+      <w:startOverride w:val="1"/>
+    </w:lvlOverride>
+  </w:num>
+  <w:num w:numId="9" w16cid:durableId="1348486157">
+    <w:abstractNumId w:val="1"/>
+  </w:num>
+  <w:num w:numId="10" w16cid:durableId="1183859211">
+    <w:abstractNumId w:val="5"/>
+  </w:num>
+  <w:num w:numId="11" w16cid:durableId="223223781">
     <w:abstractNumId w:val="3"/>
   </w:num>
 </w:numbering>
 </file>
 
 <file path=word/styles.xml><?xml version="1.0" encoding="utf-8"?>
-<w:styles xmlns:mc="http://schemas.openxmlformats.org/markup-compatibility/2006" xmlns:r="http://schemas.openxmlformats.org/officeDocument/2006/relationships" xmlns:w="http://schemas.openxmlformats.org/wordprocessingml/2006/main" xmlns:w14="http://schemas.microsoft.com/office/word/2010/wordml" xmlns:w15="http://schemas.microsoft.com/office/word/2012/wordml" xmlns:w16cex="http://schemas.microsoft.com/office/word/2018/wordml/cex" xmlns:w16cid="http://schemas.microsoft.com/office/word/2016/wordml/cid" xmlns:w16="http://schemas.microsoft.com/office/word/2018/wordml" xmlns:w16sdtdh="http://schemas.microsoft.com/office/word/2020/wordml/sdtdatahash" xmlns:w16se="http://schemas.microsoft.com/office/word/2015/wordml/symex" mc:Ignorable="w14 w15 w16se w16cid w16 w16cex w16sdtdh">
+<w:styles xmlns:mc="http://schemas.openxmlformats.org/markup-compatibility/2006" xmlns:r="http://schemas.openxmlformats.org/officeDocument/2006/relationships" xmlns:w="http://schemas.openxmlformats.org/wordprocessingml/2006/main" xmlns:w14="http://schemas.microsoft.com/office/word/2010/wordml" xmlns:w15="http://schemas.microsoft.com/office/word/2012/wordml" xmlns:w16cex="http://schemas.microsoft.com/office/word/2018/wordml/cex" xmlns:w16cid="http://schemas.microsoft.com/office/word/2016/wordml/cid" xmlns:w16="http://schemas.microsoft.com/office/word/2018/wordml" xmlns:w16du="http://schemas.microsoft.com/office/word/2023/wordml/word16du" xmlns:w16sdtdh="http://schemas.microsoft.com/office/word/2020/wordml/sdtdatahash" xmlns:w16sdtfl="http://schemas.microsoft.com/office/word/2024/wordml/sdtformatlock" xmlns:w16se="http://schemas.microsoft.com/office/word/2015/wordml/symex" mc:Ignorable="w14 w15 w16se w16cid w16 w16cex w16sdtdh w16sdtfl w16du">
   <w:docDefaults>
     <w:rPrDefault>
       <w:rPr>

--- a/Sistemas operativos practica 3.docx
+++ b/Sistemas operativos practica 3.docx
@@ -1410,7 +1410,7 @@
                     </pic:cNvPicPr>
                   </pic:nvPicPr>
                   <pic:blipFill>
-                    <a:blip r:embed="rId7">
+                    <a:blip r:embed="rId8">
                       <a:extLst>
                         <a:ext uri="{28A0092B-C50C-407E-A947-70E740481C1C}">
                           <a14:useLocalDpi xmlns:a14="http://schemas.microsoft.com/office/drawing/2010/main" val="0"/>
@@ -1557,7 +1557,7 @@
                     <pic:cNvPicPr/>
                   </pic:nvPicPr>
                   <pic:blipFill>
-                    <a:blip r:embed="rId8">
+                    <a:blip r:embed="rId9">
                       <a:extLst>
                         <a:ext uri="{28A0092B-C50C-407E-A947-70E740481C1C}">
                           <a14:useLocalDpi xmlns:a14="http://schemas.microsoft.com/office/drawing/2010/main" val="0"/>
@@ -1668,7 +1668,7 @@
           <w:szCs w:val="20"/>
         </w:rPr>
         <w:drawing>
-          <wp:anchor distT="0" distB="0" distL="114300" distR="114300" simplePos="0" relativeHeight="251660288" behindDoc="0" locked="0" layoutInCell="1" allowOverlap="1" wp14:anchorId="26CB8897" wp14:editId="14182ACA">
+          <wp:anchor distT="0" distB="0" distL="114300" distR="114300" simplePos="0" relativeHeight="251660288" behindDoc="0" locked="0" layoutInCell="1" allowOverlap="1" wp14:anchorId="26CB8897" wp14:editId="60DD46DC">
             <wp:simplePos x="0" y="0"/>
             <wp:positionH relativeFrom="margin">
               <wp:posOffset>16048</wp:posOffset>
@@ -1693,7 +1693,7 @@
                     </pic:cNvPicPr>
                   </pic:nvPicPr>
                   <pic:blipFill>
-                    <a:blip r:embed="rId9" cstate="print">
+                    <a:blip r:embed="rId10" cstate="print">
                       <a:extLst>
                         <a:ext uri="{28A0092B-C50C-407E-A947-70E740481C1C}">
                           <a14:useLocalDpi xmlns:a14="http://schemas.microsoft.com/office/drawing/2010/main" val="0"/>
@@ -1890,7 +1890,7 @@
                     </pic:cNvPicPr>
                   </pic:nvPicPr>
                   <pic:blipFill>
-                    <a:blip r:embed="rId10">
+                    <a:blip r:embed="rId11">
                       <a:extLst>
                         <a:ext uri="{28A0092B-C50C-407E-A947-70E740481C1C}">
                           <a14:useLocalDpi xmlns:a14="http://schemas.microsoft.com/office/drawing/2010/main" val="0"/>
@@ -2249,7 +2249,7 @@
                     </pic:cNvPicPr>
                   </pic:nvPicPr>
                   <pic:blipFill>
-                    <a:blip r:embed="rId11">
+                    <a:blip r:embed="rId12">
                       <a:extLst>
                         <a:ext uri="{28A0092B-C50C-407E-A947-70E740481C1C}">
                           <a14:useLocalDpi xmlns:a14="http://schemas.microsoft.com/office/drawing/2010/main" val="0"/>
@@ -2323,7 +2323,7 @@
                     </pic:cNvPicPr>
                   </pic:nvPicPr>
                   <pic:blipFill>
-                    <a:blip r:embed="rId12">
+                    <a:blip r:embed="rId13">
                       <a:extLst>
                         <a:ext uri="{28A0092B-C50C-407E-A947-70E740481C1C}">
                           <a14:useLocalDpi xmlns:a14="http://schemas.microsoft.com/office/drawing/2010/main" val="0"/>
@@ -2418,7 +2418,7 @@
                     </pic:cNvPicPr>
                   </pic:nvPicPr>
                   <pic:blipFill>
-                    <a:blip r:embed="rId13">
+                    <a:blip r:embed="rId14">
                       <a:extLst>
                         <a:ext uri="{28A0092B-C50C-407E-A947-70E740481C1C}">
                           <a14:useLocalDpi xmlns:a14="http://schemas.microsoft.com/office/drawing/2010/main" val="0"/>
@@ -2817,7 +2817,7 @@
                     </pic:cNvPicPr>
                   </pic:nvPicPr>
                   <pic:blipFill>
-                    <a:blip r:embed="rId14">
+                    <a:blip r:embed="rId15">
                       <a:extLst>
                         <a:ext uri="{28A0092B-C50C-407E-A947-70E740481C1C}">
                           <a14:useLocalDpi xmlns:a14="http://schemas.microsoft.com/office/drawing/2010/main" val="0"/>
@@ -3014,7 +3014,7 @@
                     </pic:cNvPicPr>
                   </pic:nvPicPr>
                   <pic:blipFill>
-                    <a:blip r:embed="rId15">
+                    <a:blip r:embed="rId16">
                       <a:extLst>
                         <a:ext uri="{28A0092B-C50C-407E-A947-70E740481C1C}">
                           <a14:useLocalDpi xmlns:a14="http://schemas.microsoft.com/office/drawing/2010/main" val="0"/>
@@ -3290,7 +3290,7 @@
                     </pic:cNvPicPr>
                   </pic:nvPicPr>
                   <pic:blipFill>
-                    <a:blip r:embed="rId16">
+                    <a:blip r:embed="rId17">
                       <a:extLst>
                         <a:ext uri="{28A0092B-C50C-407E-A947-70E740481C1C}">
                           <a14:useLocalDpi xmlns:a14="http://schemas.microsoft.com/office/drawing/2010/main" val="0"/>
@@ -3514,7 +3514,7 @@
                     </pic:cNvPicPr>
                   </pic:nvPicPr>
                   <pic:blipFill>
-                    <a:blip r:embed="rId17">
+                    <a:blip r:embed="rId18">
                       <a:extLst>
                         <a:ext uri="{28A0092B-C50C-407E-A947-70E740481C1C}">
                           <a14:useLocalDpi xmlns:a14="http://schemas.microsoft.com/office/drawing/2010/main" val="0"/>
@@ -3898,7 +3898,7 @@
                     </pic:cNvPicPr>
                   </pic:nvPicPr>
                   <pic:blipFill>
-                    <a:blip r:embed="rId18">
+                    <a:blip r:embed="rId19">
                       <a:extLst>
                         <a:ext uri="{28A0092B-C50C-407E-A947-70E740481C1C}">
                           <a14:useLocalDpi xmlns:a14="http://schemas.microsoft.com/office/drawing/2010/main" val="0"/>
@@ -4105,7 +4105,7 @@
                     </pic:cNvPicPr>
                   </pic:nvPicPr>
                   <pic:blipFill>
-                    <a:blip r:embed="rId19">
+                    <a:blip r:embed="rId20">
                       <a:extLst>
                         <a:ext uri="{28A0092B-C50C-407E-A947-70E740481C1C}">
                           <a14:useLocalDpi xmlns:a14="http://schemas.microsoft.com/office/drawing/2010/main" val="0"/>
@@ -4339,7 +4339,7 @@
                     </pic:cNvPicPr>
                   </pic:nvPicPr>
                   <pic:blipFill>
-                    <a:blip r:embed="rId20">
+                    <a:blip r:embed="rId21">
                       <a:extLst>
                         <a:ext uri="{28A0092B-C50C-407E-A947-70E740481C1C}">
                           <a14:useLocalDpi xmlns:a14="http://schemas.microsoft.com/office/drawing/2010/main" val="0"/>
@@ -4565,7 +4565,7 @@
                     </pic:cNvPicPr>
                   </pic:nvPicPr>
                   <pic:blipFill>
-                    <a:blip r:embed="rId21">
+                    <a:blip r:embed="rId22">
                       <a:extLst>
                         <a:ext uri="{28A0092B-C50C-407E-A947-70E740481C1C}">
                           <a14:useLocalDpi xmlns:a14="http://schemas.microsoft.com/office/drawing/2010/main" val="0"/>
@@ -4905,7 +4905,7 @@
                     </pic:cNvPicPr>
                   </pic:nvPicPr>
                   <pic:blipFill>
-                    <a:blip r:embed="rId22">
+                    <a:blip r:embed="rId23">
                       <a:extLst>
                         <a:ext uri="{28A0092B-C50C-407E-A947-70E740481C1C}">
                           <a14:useLocalDpi xmlns:a14="http://schemas.microsoft.com/office/drawing/2010/main" val="0"/>
@@ -5142,7 +5142,7 @@
                     </pic:cNvPicPr>
                   </pic:nvPicPr>
                   <pic:blipFill>
-                    <a:blip r:embed="rId23">
+                    <a:blip r:embed="rId24">
                       <a:extLst>
                         <a:ext uri="{28A0092B-C50C-407E-A947-70E740481C1C}">
                           <a14:useLocalDpi xmlns:a14="http://schemas.microsoft.com/office/drawing/2010/main" val="0"/>
@@ -5311,7 +5311,7 @@
                     </pic:cNvPicPr>
                   </pic:nvPicPr>
                   <pic:blipFill>
-                    <a:blip r:embed="rId24">
+                    <a:blip r:embed="rId25">
                       <a:extLst>
                         <a:ext uri="{28A0092B-C50C-407E-A947-70E740481C1C}">
                           <a14:useLocalDpi xmlns:a14="http://schemas.microsoft.com/office/drawing/2010/main" val="0"/>
@@ -5588,7 +5588,7 @@
                     </pic:cNvPicPr>
                   </pic:nvPicPr>
                   <pic:blipFill>
-                    <a:blip r:embed="rId25">
+                    <a:blip r:embed="rId26">
                       <a:extLst>
                         <a:ext uri="{28A0092B-C50C-407E-A947-70E740481C1C}">
                           <a14:useLocalDpi xmlns:a14="http://schemas.microsoft.com/office/drawing/2010/main" val="0"/>
@@ -5699,7 +5699,7 @@
                     </pic:cNvPicPr>
                   </pic:nvPicPr>
                   <pic:blipFill>
-                    <a:blip r:embed="rId26">
+                    <a:blip r:embed="rId27">
                       <a:extLst>
                         <a:ext uri="{28A0092B-C50C-407E-A947-70E740481C1C}">
                           <a14:useLocalDpi xmlns:a14="http://schemas.microsoft.com/office/drawing/2010/main" val="0"/>
@@ -5836,7 +5836,7 @@
                     </pic:cNvPicPr>
                   </pic:nvPicPr>
                   <pic:blipFill>
-                    <a:blip r:embed="rId27">
+                    <a:blip r:embed="rId28">
                       <a:extLst>
                         <a:ext uri="{28A0092B-C50C-407E-A947-70E740481C1C}">
                           <a14:useLocalDpi xmlns:a14="http://schemas.microsoft.com/office/drawing/2010/main" val="0"/>
@@ -5994,7 +5994,7 @@
                     </pic:cNvPicPr>
                   </pic:nvPicPr>
                   <pic:blipFill>
-                    <a:blip r:embed="rId28">
+                    <a:blip r:embed="rId29">
                       <a:extLst>
                         <a:ext uri="{28A0092B-C50C-407E-A947-70E740481C1C}">
                           <a14:useLocalDpi xmlns:a14="http://schemas.microsoft.com/office/drawing/2010/main" val="0"/>
@@ -7064,7 +7064,7 @@
                     </pic:cNvPicPr>
                   </pic:nvPicPr>
                   <pic:blipFill>
-                    <a:blip r:embed="rId29">
+                    <a:blip r:embed="rId30">
                       <a:extLst>
                         <a:ext uri="{28A0092B-C50C-407E-A947-70E740481C1C}">
                           <a14:useLocalDpi xmlns:a14="http://schemas.microsoft.com/office/drawing/2010/main" val="0"/>
@@ -7128,7 +7128,7 @@
                     </pic:cNvPicPr>
                   </pic:nvPicPr>
                   <pic:blipFill rotWithShape="1">
-                    <a:blip r:embed="rId30">
+                    <a:blip r:embed="rId31">
                       <a:extLst>
                         <a:ext uri="{28A0092B-C50C-407E-A947-70E740481C1C}">
                           <a14:useLocalDpi xmlns:a14="http://schemas.microsoft.com/office/drawing/2010/main" val="0"/>
@@ -7296,7 +7296,7 @@
                     </pic:cNvPicPr>
                   </pic:nvPicPr>
                   <pic:blipFill>
-                    <a:blip r:embed="rId31">
+                    <a:blip r:embed="rId32">
                       <a:extLst>
                         <a:ext uri="{28A0092B-C50C-407E-A947-70E740481C1C}">
                           <a14:useLocalDpi xmlns:a14="http://schemas.microsoft.com/office/drawing/2010/main" val="0"/>
@@ -7491,7 +7491,7 @@
                     </pic:cNvPicPr>
                   </pic:nvPicPr>
                   <pic:blipFill rotWithShape="1">
-                    <a:blip r:embed="rId32">
+                    <a:blip r:embed="rId33">
                       <a:extLst>
                         <a:ext uri="{28A0092B-C50C-407E-A947-70E740481C1C}">
                           <a14:useLocalDpi xmlns:a14="http://schemas.microsoft.com/office/drawing/2010/main" val="0"/>
@@ -7687,7 +7687,7 @@
                     </pic:cNvPicPr>
                   </pic:nvPicPr>
                   <pic:blipFill>
-                    <a:blip r:embed="rId33">
+                    <a:blip r:embed="rId34">
                       <a:extLst>
                         <a:ext uri="{28A0092B-C50C-407E-A947-70E740481C1C}">
                           <a14:useLocalDpi xmlns:a14="http://schemas.microsoft.com/office/drawing/2010/main" val="0"/>
@@ -7740,7 +7740,7 @@
                     </pic:cNvPicPr>
                   </pic:nvPicPr>
                   <pic:blipFill rotWithShape="1">
-                    <a:blip r:embed="rId34">
+                    <a:blip r:embed="rId35">
                       <a:extLst>
                         <a:ext uri="{28A0092B-C50C-407E-A947-70E740481C1C}">
                           <a14:useLocalDpi xmlns:a14="http://schemas.microsoft.com/office/drawing/2010/main" val="0"/>
@@ -7828,7 +7828,7 @@
                     </pic:cNvPicPr>
                   </pic:nvPicPr>
                   <pic:blipFill>
-                    <a:blip r:embed="rId35">
+                    <a:blip r:embed="rId36">
                       <a:extLst>
                         <a:ext uri="{28A0092B-C50C-407E-A947-70E740481C1C}">
                           <a14:useLocalDpi xmlns:a14="http://schemas.microsoft.com/office/drawing/2010/main" val="0"/>
@@ -8027,7 +8027,7 @@
                     </pic:cNvPicPr>
                   </pic:nvPicPr>
                   <pic:blipFill>
-                    <a:blip r:embed="rId36">
+                    <a:blip r:embed="rId37">
                       <a:extLst>
                         <a:ext uri="{28A0092B-C50C-407E-A947-70E740481C1C}">
                           <a14:useLocalDpi xmlns:a14="http://schemas.microsoft.com/office/drawing/2010/main" val="0"/>
@@ -8138,7 +8138,7 @@
                     </pic:cNvPicPr>
                   </pic:nvPicPr>
                   <pic:blipFill>
-                    <a:blip r:embed="rId37">
+                    <a:blip r:embed="rId38">
                       <a:extLst>
                         <a:ext uri="{28A0092B-C50C-407E-A947-70E740481C1C}">
                           <a14:useLocalDpi xmlns:a14="http://schemas.microsoft.com/office/drawing/2010/main" val="0"/>
@@ -8193,7 +8193,7 @@
                     </pic:cNvPicPr>
                   </pic:nvPicPr>
                   <pic:blipFill>
-                    <a:blip r:embed="rId38">
+                    <a:blip r:embed="rId39">
                       <a:extLst>
                         <a:ext uri="{28A0092B-C50C-407E-A947-70E740481C1C}">
                           <a14:useLocalDpi xmlns:a14="http://schemas.microsoft.com/office/drawing/2010/main" val="0"/>
@@ -8321,7 +8321,7 @@
                     </pic:cNvPicPr>
                   </pic:nvPicPr>
                   <pic:blipFill>
-                    <a:blip r:embed="rId39">
+                    <a:blip r:embed="rId40">
                       <a:extLst>
                         <a:ext uri="{28A0092B-C50C-407E-A947-70E740481C1C}">
                           <a14:useLocalDpi xmlns:a14="http://schemas.microsoft.com/office/drawing/2010/main" val="0"/>
@@ -8515,7 +8515,7 @@
                     </pic:cNvPicPr>
                   </pic:nvPicPr>
                   <pic:blipFill>
-                    <a:blip r:embed="rId40">
+                    <a:blip r:embed="rId41">
                       <a:extLst>
                         <a:ext uri="{28A0092B-C50C-407E-A947-70E740481C1C}">
                           <a14:useLocalDpi xmlns:a14="http://schemas.microsoft.com/office/drawing/2010/main" val="0"/>
@@ -8576,7 +8576,7 @@
                     </pic:cNvPicPr>
                   </pic:nvPicPr>
                   <pic:blipFill>
-                    <a:blip r:embed="rId41">
+                    <a:blip r:embed="rId42">
                       <a:extLst>
                         <a:ext uri="{28A0092B-C50C-407E-A947-70E740481C1C}">
                           <a14:useLocalDpi xmlns:a14="http://schemas.microsoft.com/office/drawing/2010/main" val="0"/>
@@ -8682,7 +8682,7 @@
                     </pic:cNvPicPr>
                   </pic:nvPicPr>
                   <pic:blipFill>
-                    <a:blip r:embed="rId42">
+                    <a:blip r:embed="rId43">
                       <a:extLst>
                         <a:ext uri="{28A0092B-C50C-407E-A947-70E740481C1C}">
                           <a14:useLocalDpi xmlns:a14="http://schemas.microsoft.com/office/drawing/2010/main" val="0"/>
@@ -8852,7 +8852,7 @@
                     </pic:cNvPicPr>
                   </pic:nvPicPr>
                   <pic:blipFill>
-                    <a:blip r:embed="rId43">
+                    <a:blip r:embed="rId44">
                       <a:extLst>
                         <a:ext uri="{28A0092B-C50C-407E-A947-70E740481C1C}">
                           <a14:useLocalDpi xmlns:a14="http://schemas.microsoft.com/office/drawing/2010/main" val="0"/>
@@ -8907,7 +8907,7 @@
                     </pic:cNvPicPr>
                   </pic:nvPicPr>
                   <pic:blipFill>
-                    <a:blip r:embed="rId44">
+                    <a:blip r:embed="rId45">
                       <a:extLst>
                         <a:ext uri="{28A0092B-C50C-407E-A947-70E740481C1C}">
                           <a14:useLocalDpi xmlns:a14="http://schemas.microsoft.com/office/drawing/2010/main" val="0"/>
@@ -9106,7 +9106,7 @@
                     </pic:cNvPicPr>
                   </pic:nvPicPr>
                   <pic:blipFill>
-                    <a:blip r:embed="rId45">
+                    <a:blip r:embed="rId46">
                       <a:extLst>
                         <a:ext uri="{28A0092B-C50C-407E-A947-70E740481C1C}">
                           <a14:useLocalDpi xmlns:a14="http://schemas.microsoft.com/office/drawing/2010/main" val="0"/>
@@ -9162,7 +9162,7 @@
                     </pic:cNvPicPr>
                   </pic:nvPicPr>
                   <pic:blipFill>
-                    <a:blip r:embed="rId46">
+                    <a:blip r:embed="rId47">
                       <a:extLst>
                         <a:ext uri="{28A0092B-C50C-407E-A947-70E740481C1C}">
                           <a14:useLocalDpi xmlns:a14="http://schemas.microsoft.com/office/drawing/2010/main" val="0"/>
@@ -9219,7 +9219,7 @@
                     </pic:cNvPicPr>
                   </pic:nvPicPr>
                   <pic:blipFill>
-                    <a:blip r:embed="rId47">
+                    <a:blip r:embed="rId48">
                       <a:extLst>
                         <a:ext uri="{28A0092B-C50C-407E-A947-70E740481C1C}">
                           <a14:useLocalDpi xmlns:a14="http://schemas.microsoft.com/office/drawing/2010/main" val="0"/>
@@ -9275,7 +9275,7 @@
                     </pic:cNvPicPr>
                   </pic:nvPicPr>
                   <pic:blipFill>
-                    <a:blip r:embed="rId48">
+                    <a:blip r:embed="rId49">
                       <a:extLst>
                         <a:ext uri="{28A0092B-C50C-407E-A947-70E740481C1C}">
                           <a14:useLocalDpi xmlns:a14="http://schemas.microsoft.com/office/drawing/2010/main" val="0"/>
@@ -9314,6 +9314,9 @@
     </w:p>
     <w:p>
       <w:r>
+        <w:rPr>
+          <w:noProof/>
+        </w:rPr>
         <w:drawing>
           <wp:inline distT="0" distB="0" distL="0" distR="0" wp14:anchorId="63D26C53" wp14:editId="1BF51F6A">
             <wp:extent cx="5612130" cy="1012825"/>
@@ -9332,7 +9335,7 @@
                     </pic:cNvPicPr>
                   </pic:nvPicPr>
                   <pic:blipFill>
-                    <a:blip r:embed="rId49">
+                    <a:blip r:embed="rId50">
                       <a:extLst>
                         <a:ext uri="{28A0092B-C50C-407E-A947-70E740481C1C}">
                           <a14:useLocalDpi xmlns:a14="http://schemas.microsoft.com/office/drawing/2010/main" val="0"/>
@@ -9792,20 +9795,25 @@
       <w:pPr>
         <w:spacing w:before="60" w:after="60" w:line="240" w:lineRule="auto"/>
       </w:pPr>
+    </w:p>
+    <w:p>
+      <w:pPr>
+        <w:spacing w:before="60" w:after="60" w:line="240" w:lineRule="auto"/>
+      </w:pPr>
       <w:r>
         <w:rPr>
           <w:noProof/>
         </w:rPr>
         <w:drawing>
-          <wp:anchor distT="0" distB="0" distL="114300" distR="114300" simplePos="0" relativeHeight="251686912" behindDoc="0" locked="0" layoutInCell="1" allowOverlap="1" wp14:anchorId="3A276AEF" wp14:editId="59F7A4FF">
+          <wp:anchor distT="0" distB="0" distL="114300" distR="114300" simplePos="0" relativeHeight="251686912" behindDoc="0" locked="0" layoutInCell="1" allowOverlap="1" wp14:anchorId="3A276AEF" wp14:editId="50CC3F9D">
             <wp:simplePos x="0" y="0"/>
-            <wp:positionH relativeFrom="column">
-              <wp:posOffset>154305</wp:posOffset>
+            <wp:positionH relativeFrom="margin">
+              <wp:align>right</wp:align>
             </wp:positionH>
             <wp:positionV relativeFrom="paragraph">
-              <wp:posOffset>5080</wp:posOffset>
+              <wp:posOffset>209550</wp:posOffset>
             </wp:positionV>
-            <wp:extent cx="5611678" cy="2718031"/>
+            <wp:extent cx="5611495" cy="2717800"/>
             <wp:effectExtent l="0" t="0" r="8255" b="6350"/>
             <wp:wrapNone/>
             <wp:docPr id="3" name="Imagen 3"/>
@@ -9822,7 +9830,7 @@
                     </pic:cNvPicPr>
                   </pic:nvPicPr>
                   <pic:blipFill>
-                    <a:blip r:embed="rId50">
+                    <a:blip r:embed="rId51">
                       <a:extLst>
                         <a:ext uri="{28A0092B-C50C-407E-A947-70E740481C1C}">
                           <a14:useLocalDpi xmlns:a14="http://schemas.microsoft.com/office/drawing/2010/main" val="0"/>
@@ -9837,7 +9845,7 @@
                   <pic:spPr bwMode="auto">
                     <a:xfrm>
                       <a:off x="0" y="0"/>
-                      <a:ext cx="5611678" cy="2718031"/>
+                      <a:ext cx="5611495" cy="2717800"/>
                     </a:xfrm>
                     <a:prstGeom prst="rect">
                       <a:avLst/>
@@ -9897,15 +9905,118 @@
         <w:spacing w:before="60" w:after="60" w:line="240" w:lineRule="auto"/>
       </w:pPr>
     </w:p>
-    <w:p>
-      <w:pPr>
-        <w:spacing w:before="60" w:after="60" w:line="240" w:lineRule="auto"/>
-      </w:pPr>
+    <w:p/>
+    <w:p/>
+    <w:p/>
+    <w:p>
+      <w:r>
+        <w:drawing>
+          <wp:inline distT="0" distB="0" distL="0" distR="0" wp14:anchorId="10DAF122" wp14:editId="1BE8C685">
+            <wp:extent cx="5612130" cy="3085465"/>
+            <wp:effectExtent l="0" t="0" r="7620" b="635"/>
+            <wp:docPr id="244341909" name="Imagen 4"/>
+            <wp:cNvGraphicFramePr>
+              <a:graphicFrameLocks xmlns:a="http://schemas.openxmlformats.org/drawingml/2006/main" noChangeAspect="1"/>
+            </wp:cNvGraphicFramePr>
+            <a:graphic xmlns:a="http://schemas.openxmlformats.org/drawingml/2006/main">
+              <a:graphicData uri="http://schemas.openxmlformats.org/drawingml/2006/picture">
+                <pic:pic xmlns:pic="http://schemas.openxmlformats.org/drawingml/2006/picture">
+                  <pic:nvPicPr>
+                    <pic:cNvPr id="0" name="Picture 13"/>
+                    <pic:cNvPicPr>
+                      <a:picLocks noChangeAspect="1" noChangeArrowheads="1"/>
+                    </pic:cNvPicPr>
+                  </pic:nvPicPr>
+                  <pic:blipFill>
+                    <a:blip r:embed="rId52">
+                      <a:extLst>
+                        <a:ext uri="{28A0092B-C50C-407E-A947-70E740481C1C}">
+                          <a14:useLocalDpi xmlns:a14="http://schemas.microsoft.com/office/drawing/2010/main" val="0"/>
+                        </a:ext>
+                      </a:extLst>
+                    </a:blip>
+                    <a:srcRect/>
+                    <a:stretch>
+                      <a:fillRect/>
+                    </a:stretch>
+                  </pic:blipFill>
+                  <pic:spPr bwMode="auto">
+                    <a:xfrm>
+                      <a:off x="0" y="0"/>
+                      <a:ext cx="5612130" cy="3085465"/>
+                    </a:xfrm>
+                    <a:prstGeom prst="rect">
+                      <a:avLst/>
+                    </a:prstGeom>
+                    <a:noFill/>
+                    <a:ln>
+                      <a:noFill/>
+                    </a:ln>
+                  </pic:spPr>
+                </pic:pic>
+              </a:graphicData>
+            </a:graphic>
+          </wp:inline>
+        </w:drawing>
+      </w:r>
+    </w:p>
+    <w:p>
+      <w:r>
+        <w:lastRenderedPageBreak/>
+        <w:drawing>
+          <wp:inline distT="0" distB="0" distL="0" distR="0" wp14:anchorId="498E8E4B" wp14:editId="58809663">
+            <wp:extent cx="5612130" cy="3076575"/>
+            <wp:effectExtent l="0" t="0" r="7620" b="9525"/>
+            <wp:docPr id="1883661756" name="Imagen 6"/>
+            <wp:cNvGraphicFramePr>
+              <a:graphicFrameLocks xmlns:a="http://schemas.openxmlformats.org/drawingml/2006/main" noChangeAspect="1"/>
+            </wp:cNvGraphicFramePr>
+            <a:graphic xmlns:a="http://schemas.openxmlformats.org/drawingml/2006/main">
+              <a:graphicData uri="http://schemas.openxmlformats.org/drawingml/2006/picture">
+                <pic:pic xmlns:pic="http://schemas.openxmlformats.org/drawingml/2006/picture">
+                  <pic:nvPicPr>
+                    <pic:cNvPr id="0" name="Picture 20"/>
+                    <pic:cNvPicPr>
+                      <a:picLocks noChangeAspect="1" noChangeArrowheads="1"/>
+                    </pic:cNvPicPr>
+                  </pic:nvPicPr>
+                  <pic:blipFill>
+                    <a:blip r:embed="rId53">
+                      <a:extLst>
+                        <a:ext uri="{28A0092B-C50C-407E-A947-70E740481C1C}">
+                          <a14:useLocalDpi xmlns:a14="http://schemas.microsoft.com/office/drawing/2010/main" val="0"/>
+                        </a:ext>
+                      </a:extLst>
+                    </a:blip>
+                    <a:srcRect/>
+                    <a:stretch>
+                      <a:fillRect/>
+                    </a:stretch>
+                  </pic:blipFill>
+                  <pic:spPr bwMode="auto">
+                    <a:xfrm>
+                      <a:off x="0" y="0"/>
+                      <a:ext cx="5612130" cy="3076575"/>
+                    </a:xfrm>
+                    <a:prstGeom prst="rect">
+                      <a:avLst/>
+                    </a:prstGeom>
+                    <a:noFill/>
+                    <a:ln>
+                      <a:noFill/>
+                    </a:ln>
+                  </pic:spPr>
+                </pic:pic>
+              </a:graphicData>
+            </a:graphic>
+          </wp:inline>
+        </w:drawing>
+      </w:r>
     </w:p>
     <w:tbl>
       <w:tblPr>
         <w:tblStyle w:val="Tablaconcuadrcula"/>
-        <w:tblpPr w:leftFromText="141" w:rightFromText="141" w:vertAnchor="page" w:horzAnchor="margin" w:tblpY="11624"/>
+        <w:tblpPr w:leftFromText="141" w:rightFromText="141" w:vertAnchor="page" w:horzAnchor="margin" w:tblpY="6736"/>
         <w:tblW w:w="0" w:type="auto"/>
         <w:tblLook w:val="04A0" w:firstRow="1" w:lastRow="0" w:firstColumn="1" w:lastColumn="0" w:noHBand="0" w:noVBand="1"/>
       </w:tblPr>
@@ -10599,7 +10710,6 @@
                 <w:sz w:val="22"/>
                 <w:szCs w:val="22"/>
               </w:rPr>
-              <w:lastRenderedPageBreak/>
               <w:t>loop1</w:t>
             </w:r>
           </w:p>
@@ -10963,6 +11073,7 @@
         </w:tc>
       </w:tr>
     </w:tbl>
+    <w:p/>
     <w:p>
       <w:pPr>
         <w:spacing w:before="60" w:after="60" w:line="240" w:lineRule="auto"/>
@@ -11126,7 +11237,7 @@
                     </pic:cNvPicPr>
                   </pic:nvPicPr>
                   <pic:blipFill>
-                    <a:blip r:embed="rId51">
+                    <a:blip r:embed="rId54">
                       <a:extLst>
                         <a:ext uri="{28A0092B-C50C-407E-A947-70E740481C1C}">
                           <a14:useLocalDpi xmlns:a14="http://schemas.microsoft.com/office/drawing/2010/main" val="0"/>
@@ -11177,6 +11288,62 @@
       <w:pPr>
         <w:spacing w:before="60" w:after="60" w:line="240" w:lineRule="auto"/>
       </w:pPr>
+      <w:r>
+        <w:lastRenderedPageBreak/>
+        <w:drawing>
+          <wp:inline distT="0" distB="0" distL="0" distR="0" wp14:anchorId="5F6F8FEA" wp14:editId="519D1350">
+            <wp:extent cx="5612130" cy="1534795"/>
+            <wp:effectExtent l="0" t="0" r="7620" b="8255"/>
+            <wp:docPr id="250387006" name="Imagen 8"/>
+            <wp:cNvGraphicFramePr>
+              <a:graphicFrameLocks xmlns:a="http://schemas.openxmlformats.org/drawingml/2006/main" noChangeAspect="1"/>
+            </wp:cNvGraphicFramePr>
+            <a:graphic xmlns:a="http://schemas.openxmlformats.org/drawingml/2006/main">
+              <a:graphicData uri="http://schemas.openxmlformats.org/drawingml/2006/picture">
+                <pic:pic xmlns:pic="http://schemas.openxmlformats.org/drawingml/2006/picture">
+                  <pic:nvPicPr>
+                    <pic:cNvPr id="0" name="Picture 27"/>
+                    <pic:cNvPicPr>
+                      <a:picLocks noChangeAspect="1" noChangeArrowheads="1"/>
+                    </pic:cNvPicPr>
+                  </pic:nvPicPr>
+                  <pic:blipFill>
+                    <a:blip r:embed="rId55">
+                      <a:extLst>
+                        <a:ext uri="{28A0092B-C50C-407E-A947-70E740481C1C}">
+                          <a14:useLocalDpi xmlns:a14="http://schemas.microsoft.com/office/drawing/2010/main" val="0"/>
+                        </a:ext>
+                      </a:extLst>
+                    </a:blip>
+                    <a:srcRect/>
+                    <a:stretch>
+                      <a:fillRect/>
+                    </a:stretch>
+                  </pic:blipFill>
+                  <pic:spPr bwMode="auto">
+                    <a:xfrm>
+                      <a:off x="0" y="0"/>
+                      <a:ext cx="5612130" cy="1534795"/>
+                    </a:xfrm>
+                    <a:prstGeom prst="rect">
+                      <a:avLst/>
+                    </a:prstGeom>
+                    <a:noFill/>
+                    <a:ln>
+                      <a:noFill/>
+                    </a:ln>
+                  </pic:spPr>
+                </pic:pic>
+              </a:graphicData>
+            </a:graphic>
+          </wp:inline>
+        </w:drawing>
+      </w:r>
+    </w:p>
+    <w:p>
+      <w:pPr>
+        <w:spacing w:before="60" w:after="60" w:line="240" w:lineRule="auto"/>
+      </w:pPr>
     </w:p>
     <w:p>
       <w:pPr>
@@ -11513,16 +11680,16 @@
           <w:noProof/>
         </w:rPr>
         <w:drawing>
-          <wp:anchor distT="0" distB="0" distL="114300" distR="114300" simplePos="0" relativeHeight="251688960" behindDoc="0" locked="0" layoutInCell="1" allowOverlap="1" wp14:anchorId="4EEAE5F5" wp14:editId="714AA855">
+          <wp:anchor distT="0" distB="0" distL="114300" distR="114300" simplePos="0" relativeHeight="251688960" behindDoc="0" locked="0" layoutInCell="1" allowOverlap="1" wp14:anchorId="4EEAE5F5" wp14:editId="3E4DEAB6">
             <wp:simplePos x="0" y="0"/>
             <wp:positionH relativeFrom="column">
-              <wp:posOffset>66444</wp:posOffset>
+              <wp:posOffset>62865</wp:posOffset>
             </wp:positionH>
             <wp:positionV relativeFrom="paragraph">
-              <wp:posOffset>10622</wp:posOffset>
+              <wp:posOffset>11429</wp:posOffset>
             </wp:positionV>
-            <wp:extent cx="5611107" cy="2044469"/>
-            <wp:effectExtent l="0" t="0" r="0" b="0"/>
+            <wp:extent cx="6138545" cy="3629025"/>
+            <wp:effectExtent l="0" t="0" r="0" b="9525"/>
             <wp:wrapNone/>
             <wp:docPr id="32" name="Imagen 32"/>
             <wp:cNvGraphicFramePr>
@@ -11538,7 +11705,7 @@
                     </pic:cNvPicPr>
                   </pic:nvPicPr>
                   <pic:blipFill>
-                    <a:blip r:embed="rId52">
+                    <a:blip r:embed="rId56">
                       <a:extLst>
                         <a:ext uri="{28A0092B-C50C-407E-A947-70E740481C1C}">
                           <a14:useLocalDpi xmlns:a14="http://schemas.microsoft.com/office/drawing/2010/main" val="0"/>
@@ -11553,7 +11720,7 @@
                   <pic:spPr bwMode="auto">
                     <a:xfrm>
                       <a:off x="0" y="0"/>
-                      <a:ext cx="5611107" cy="2044469"/>
+                      <a:ext cx="6147632" cy="3634397"/>
                     </a:xfrm>
                     <a:prstGeom prst="rect">
                       <a:avLst/>
@@ -11566,6 +11733,9 @@
                 </pic:pic>
               </a:graphicData>
             </a:graphic>
+            <wp14:sizeRelH relativeFrom="margin">
+              <wp14:pctWidth>0</wp14:pctWidth>
+            </wp14:sizeRelH>
             <wp14:sizeRelV relativeFrom="margin">
               <wp14:pctHeight>0</wp14:pctHeight>
             </wp14:sizeRelV>
@@ -11601,6 +11771,21 @@
     <w:p>
       <w:pPr>
         <w:spacing w:before="60" w:after="60" w:line="240" w:lineRule="auto"/>
+      </w:pPr>
+    </w:p>
+    <w:p>
+      <w:pPr>
+        <w:spacing w:before="60" w:after="60" w:line="240" w:lineRule="auto"/>
+      </w:pPr>
+    </w:p>
+    <w:p>
+      <w:pPr>
+        <w:spacing w:before="60" w:after="60" w:line="240" w:lineRule="auto"/>
+      </w:pPr>
+    </w:p>
+    <w:p>
+      <w:pPr>
+        <w:spacing w:before="60" w:after="60" w:line="240" w:lineRule="auto"/>
         <w:jc w:val="both"/>
         <w:rPr>
           <w:rFonts w:ascii="Arial" w:hAnsi="Arial" w:cs="Arial"/>
@@ -11614,7 +11799,158 @@
           <w:sz w:val="22"/>
           <w:szCs w:val="22"/>
         </w:rPr>
+        <w:lastRenderedPageBreak/>
         <w:tab/>
+      </w:r>
+      <w:r>
+        <w:rPr>
+          <w:rFonts w:ascii="Arial" w:hAnsi="Arial" w:cs="Arial"/>
+          <w:sz w:val="22"/>
+          <w:szCs w:val="22"/>
+        </w:rPr>
+        <w:drawing>
+          <wp:inline distT="0" distB="0" distL="0" distR="0" wp14:anchorId="2C4D61C3" wp14:editId="22A410D0">
+            <wp:extent cx="5612130" cy="2578735"/>
+            <wp:effectExtent l="0" t="0" r="7620" b="0"/>
+            <wp:docPr id="248512306" name="Imagen 10"/>
+            <wp:cNvGraphicFramePr>
+              <a:graphicFrameLocks xmlns:a="http://schemas.openxmlformats.org/drawingml/2006/main" noChangeAspect="1"/>
+            </wp:cNvGraphicFramePr>
+            <a:graphic xmlns:a="http://schemas.openxmlformats.org/drawingml/2006/main">
+              <a:graphicData uri="http://schemas.openxmlformats.org/drawingml/2006/picture">
+                <pic:pic xmlns:pic="http://schemas.openxmlformats.org/drawingml/2006/picture">
+                  <pic:nvPicPr>
+                    <pic:cNvPr id="0" name="Picture 34"/>
+                    <pic:cNvPicPr>
+                      <a:picLocks noChangeAspect="1" noChangeArrowheads="1"/>
+                    </pic:cNvPicPr>
+                  </pic:nvPicPr>
+                  <pic:blipFill>
+                    <a:blip r:embed="rId57">
+                      <a:extLst>
+                        <a:ext uri="{28A0092B-C50C-407E-A947-70E740481C1C}">
+                          <a14:useLocalDpi xmlns:a14="http://schemas.microsoft.com/office/drawing/2010/main" val="0"/>
+                        </a:ext>
+                      </a:extLst>
+                    </a:blip>
+                    <a:srcRect/>
+                    <a:stretch>
+                      <a:fillRect/>
+                    </a:stretch>
+                  </pic:blipFill>
+                  <pic:spPr bwMode="auto">
+                    <a:xfrm>
+                      <a:off x="0" y="0"/>
+                      <a:ext cx="5612130" cy="2578735"/>
+                    </a:xfrm>
+                    <a:prstGeom prst="rect">
+                      <a:avLst/>
+                    </a:prstGeom>
+                    <a:noFill/>
+                    <a:ln>
+                      <a:noFill/>
+                    </a:ln>
+                  </pic:spPr>
+                </pic:pic>
+              </a:graphicData>
+            </a:graphic>
+          </wp:inline>
+        </w:drawing>
+      </w:r>
+    </w:p>
+    <w:p>
+      <w:pPr>
+        <w:spacing w:before="60" w:after="60" w:line="240" w:lineRule="auto"/>
+        <w:jc w:val="both"/>
+        <w:rPr>
+          <w:rFonts w:ascii="Arial" w:hAnsi="Arial" w:cs="Arial"/>
+          <w:sz w:val="22"/>
+          <w:szCs w:val="22"/>
+        </w:rPr>
+      </w:pPr>
+    </w:p>
+    <w:p>
+      <w:pPr>
+        <w:spacing w:before="60" w:after="60" w:line="240" w:lineRule="auto"/>
+        <w:jc w:val="both"/>
+        <w:rPr>
+          <w:rFonts w:ascii="Arial" w:hAnsi="Arial" w:cs="Arial"/>
+          <w:sz w:val="22"/>
+          <w:szCs w:val="22"/>
+        </w:rPr>
+      </w:pPr>
+      <w:r>
+        <w:rPr>
+          <w:rFonts w:ascii="Arial" w:hAnsi="Arial" w:cs="Arial"/>
+          <w:sz w:val="22"/>
+          <w:szCs w:val="22"/>
+        </w:rPr>
+        <w:drawing>
+          <wp:inline distT="0" distB="0" distL="0" distR="0" wp14:anchorId="2118D86B" wp14:editId="14713B5B">
+            <wp:extent cx="5612130" cy="2941955"/>
+            <wp:effectExtent l="0" t="0" r="7620" b="0"/>
+            <wp:docPr id="1994799772" name="Imagen 12"/>
+            <wp:cNvGraphicFramePr>
+              <a:graphicFrameLocks xmlns:a="http://schemas.openxmlformats.org/drawingml/2006/main" noChangeAspect="1"/>
+            </wp:cNvGraphicFramePr>
+            <a:graphic xmlns:a="http://schemas.openxmlformats.org/drawingml/2006/main">
+              <a:graphicData uri="http://schemas.openxmlformats.org/drawingml/2006/picture">
+                <pic:pic xmlns:pic="http://schemas.openxmlformats.org/drawingml/2006/picture">
+                  <pic:nvPicPr>
+                    <pic:cNvPr id="0" name="Picture 41"/>
+                    <pic:cNvPicPr>
+                      <a:picLocks noChangeAspect="1" noChangeArrowheads="1"/>
+                    </pic:cNvPicPr>
+                  </pic:nvPicPr>
+                  <pic:blipFill>
+                    <a:blip r:embed="rId58">
+                      <a:extLst>
+                        <a:ext uri="{28A0092B-C50C-407E-A947-70E740481C1C}">
+                          <a14:useLocalDpi xmlns:a14="http://schemas.microsoft.com/office/drawing/2010/main" val="0"/>
+                        </a:ext>
+                      </a:extLst>
+                    </a:blip>
+                    <a:srcRect/>
+                    <a:stretch>
+                      <a:fillRect/>
+                    </a:stretch>
+                  </pic:blipFill>
+                  <pic:spPr bwMode="auto">
+                    <a:xfrm>
+                      <a:off x="0" y="0"/>
+                      <a:ext cx="5612130" cy="2941955"/>
+                    </a:xfrm>
+                    <a:prstGeom prst="rect">
+                      <a:avLst/>
+                    </a:prstGeom>
+                    <a:noFill/>
+                    <a:ln>
+                      <a:noFill/>
+                    </a:ln>
+                  </pic:spPr>
+                </pic:pic>
+              </a:graphicData>
+            </a:graphic>
+          </wp:inline>
+        </w:drawing>
+      </w:r>
+    </w:p>
+    <w:p>
+      <w:pPr>
+        <w:spacing w:before="60" w:after="60" w:line="240" w:lineRule="auto"/>
+        <w:jc w:val="both"/>
+        <w:rPr>
+          <w:rFonts w:ascii="Arial" w:hAnsi="Arial" w:cs="Arial"/>
+          <w:sz w:val="22"/>
+          <w:szCs w:val="22"/>
+        </w:rPr>
+      </w:pPr>
+      <w:r>
+        <w:rPr>
+          <w:rFonts w:ascii="Arial" w:hAnsi="Arial" w:cs="Arial"/>
+          <w:sz w:val="22"/>
+          <w:szCs w:val="22"/>
+        </w:rPr>
         <w:t xml:space="preserve">Cuando </w:t>
       </w:r>
       <w:proofErr w:type="gramStart"/>
@@ -12056,7 +12392,7 @@
                     </pic:cNvPicPr>
                   </pic:nvPicPr>
                   <pic:blipFill>
-                    <a:blip r:embed="rId53">
+                    <a:blip r:embed="rId59">
                       <a:extLst>
                         <a:ext uri="{28A0092B-C50C-407E-A947-70E740481C1C}">
                           <a14:useLocalDpi xmlns:a14="http://schemas.microsoft.com/office/drawing/2010/main" val="0"/>
@@ -12111,17 +12447,76 @@
         <w:rPr>
           <w:noProof/>
         </w:rPr>
+        <w:lastRenderedPageBreak/>
         <w:drawing>
-          <wp:anchor distT="0" distB="0" distL="114300" distR="114300" simplePos="0" relativeHeight="251691008" behindDoc="0" locked="0" layoutInCell="1" allowOverlap="1" wp14:anchorId="691F9E69" wp14:editId="789EEEB3">
+          <wp:inline distT="0" distB="0" distL="0" distR="0" wp14:anchorId="3C3862B7" wp14:editId="10438F8B">
+            <wp:extent cx="5612130" cy="819150"/>
+            <wp:effectExtent l="0" t="0" r="7620" b="0"/>
+            <wp:docPr id="1271044605" name="Imagen 13"/>
+            <wp:cNvGraphicFramePr>
+              <a:graphicFrameLocks xmlns:a="http://schemas.openxmlformats.org/drawingml/2006/main" noChangeAspect="1"/>
+            </wp:cNvGraphicFramePr>
+            <a:graphic xmlns:a="http://schemas.openxmlformats.org/drawingml/2006/main">
+              <a:graphicData uri="http://schemas.openxmlformats.org/drawingml/2006/picture">
+                <pic:pic xmlns:pic="http://schemas.openxmlformats.org/drawingml/2006/picture">
+                  <pic:nvPicPr>
+                    <pic:cNvPr id="0" name="Picture 43"/>
+                    <pic:cNvPicPr>
+                      <a:picLocks noChangeAspect="1" noChangeArrowheads="1"/>
+                    </pic:cNvPicPr>
+                  </pic:nvPicPr>
+                  <pic:blipFill>
+                    <a:blip r:embed="rId60">
+                      <a:extLst>
+                        <a:ext uri="{28A0092B-C50C-407E-A947-70E740481C1C}">
+                          <a14:useLocalDpi xmlns:a14="http://schemas.microsoft.com/office/drawing/2010/main" val="0"/>
+                        </a:ext>
+                      </a:extLst>
+                    </a:blip>
+                    <a:srcRect/>
+                    <a:stretch>
+                      <a:fillRect/>
+                    </a:stretch>
+                  </pic:blipFill>
+                  <pic:spPr bwMode="auto">
+                    <a:xfrm>
+                      <a:off x="0" y="0"/>
+                      <a:ext cx="5612130" cy="819150"/>
+                    </a:xfrm>
+                    <a:prstGeom prst="rect">
+                      <a:avLst/>
+                    </a:prstGeom>
+                    <a:noFill/>
+                    <a:ln>
+                      <a:noFill/>
+                    </a:ln>
+                  </pic:spPr>
+                </pic:pic>
+              </a:graphicData>
+            </a:graphic>
+          </wp:inline>
+        </w:drawing>
+      </w:r>
+    </w:p>
+    <w:p>
+      <w:pPr>
+        <w:spacing w:before="60" w:after="60" w:line="240" w:lineRule="auto"/>
+      </w:pPr>
+      <w:r>
+        <w:rPr>
+          <w:noProof/>
+        </w:rPr>
+        <w:drawing>
+          <wp:anchor distT="0" distB="0" distL="114300" distR="114300" simplePos="0" relativeHeight="251691008" behindDoc="0" locked="0" layoutInCell="1" allowOverlap="1" wp14:anchorId="691F9E69" wp14:editId="2D17C6F8">
             <wp:simplePos x="0" y="0"/>
             <wp:positionH relativeFrom="margin">
-              <wp:align>left</wp:align>
+              <wp:align>right</wp:align>
             </wp:positionH>
             <wp:positionV relativeFrom="paragraph">
               <wp:posOffset>137044</wp:posOffset>
             </wp:positionV>
-            <wp:extent cx="5612130" cy="2236470"/>
-            <wp:effectExtent l="0" t="0" r="7620" b="0"/>
+            <wp:extent cx="5612130" cy="1457325"/>
+            <wp:effectExtent l="0" t="0" r="7620" b="9525"/>
             <wp:wrapNone/>
             <wp:docPr id="33" name="Imagen 33"/>
             <wp:cNvGraphicFramePr>
@@ -12137,7 +12532,7 @@
                     </pic:cNvPicPr>
                   </pic:nvPicPr>
                   <pic:blipFill>
-                    <a:blip r:embed="rId54">
+                    <a:blip r:embed="rId61">
                       <a:extLst>
                         <a:ext uri="{28A0092B-C50C-407E-A947-70E740481C1C}">
                           <a14:useLocalDpi xmlns:a14="http://schemas.microsoft.com/office/drawing/2010/main" val="0"/>
@@ -12152,7 +12547,7 @@
                   <pic:spPr bwMode="auto">
                     <a:xfrm>
                       <a:off x="0" y="0"/>
-                      <a:ext cx="5612130" cy="2236470"/>
+                      <a:ext cx="5612130" cy="1457325"/>
                     </a:xfrm>
                     <a:prstGeom prst="rect">
                       <a:avLst/>
@@ -12165,6 +12560,9 @@
                 </pic:pic>
               </a:graphicData>
             </a:graphic>
+            <wp14:sizeRelV relativeFrom="margin">
+              <wp14:pctHeight>0</wp14:pctHeight>
+            </wp14:sizeRelV>
           </wp:anchor>
         </w:drawing>
       </w:r>
@@ -12208,33 +12606,75 @@
       <w:pPr>
         <w:spacing w:before="60" w:after="60" w:line="240" w:lineRule="auto"/>
       </w:pPr>
-    </w:p>
-    <w:p>
-      <w:pPr>
-        <w:spacing w:before="60" w:after="60" w:line="240" w:lineRule="auto"/>
-      </w:pPr>
-    </w:p>
-    <w:p>
-      <w:pPr>
-        <w:spacing w:before="60" w:after="60" w:line="240" w:lineRule="auto"/>
-      </w:pPr>
-    </w:p>
-    <w:p>
-      <w:pPr>
-        <w:spacing w:before="60" w:after="60" w:line="240" w:lineRule="auto"/>
-        <w:rPr>
-          <w:rFonts w:ascii="Arial" w:hAnsi="Arial" w:cs="Arial"/>
-          <w:sz w:val="22"/>
-          <w:szCs w:val="22"/>
-        </w:rPr>
-      </w:pPr>
-      <w:r>
-        <w:rPr>
-          <w:rFonts w:ascii="Arial" w:hAnsi="Arial" w:cs="Arial"/>
-          <w:sz w:val="22"/>
-          <w:szCs w:val="22"/>
-        </w:rPr>
-        <w:tab/>
+      <w:r>
+        <w:drawing>
+          <wp:inline distT="0" distB="0" distL="0" distR="0" wp14:anchorId="6561831A" wp14:editId="1DD65B4C">
+            <wp:extent cx="5612130" cy="1590675"/>
+            <wp:effectExtent l="0" t="0" r="7620" b="9525"/>
+            <wp:docPr id="1212276524" name="Imagen 16"/>
+            <wp:cNvGraphicFramePr>
+              <a:graphicFrameLocks xmlns:a="http://schemas.openxmlformats.org/drawingml/2006/main" noChangeAspect="1"/>
+            </wp:cNvGraphicFramePr>
+            <a:graphic xmlns:a="http://schemas.openxmlformats.org/drawingml/2006/main">
+              <a:graphicData uri="http://schemas.openxmlformats.org/drawingml/2006/picture">
+                <pic:pic xmlns:pic="http://schemas.openxmlformats.org/drawingml/2006/picture">
+                  <pic:nvPicPr>
+                    <pic:cNvPr id="0" name="Picture 52"/>
+                    <pic:cNvPicPr>
+                      <a:picLocks noChangeAspect="1" noChangeArrowheads="1"/>
+                    </pic:cNvPicPr>
+                  </pic:nvPicPr>
+                  <pic:blipFill>
+                    <a:blip r:embed="rId62">
+                      <a:extLst>
+                        <a:ext uri="{28A0092B-C50C-407E-A947-70E740481C1C}">
+                          <a14:useLocalDpi xmlns:a14="http://schemas.microsoft.com/office/drawing/2010/main" val="0"/>
+                        </a:ext>
+                      </a:extLst>
+                    </a:blip>
+                    <a:srcRect/>
+                    <a:stretch>
+                      <a:fillRect/>
+                    </a:stretch>
+                  </pic:blipFill>
+                  <pic:spPr bwMode="auto">
+                    <a:xfrm>
+                      <a:off x="0" y="0"/>
+                      <a:ext cx="5612130" cy="1590675"/>
+                    </a:xfrm>
+                    <a:prstGeom prst="rect">
+                      <a:avLst/>
+                    </a:prstGeom>
+                    <a:noFill/>
+                    <a:ln>
+                      <a:noFill/>
+                    </a:ln>
+                  </pic:spPr>
+                </pic:pic>
+              </a:graphicData>
+            </a:graphic>
+          </wp:inline>
+        </w:drawing>
+      </w:r>
+    </w:p>
+    <w:p>
+      <w:pPr>
+        <w:spacing w:before="60" w:after="60" w:line="240" w:lineRule="auto"/>
+        <w:rPr>
+          <w:rFonts w:ascii="Arial" w:hAnsi="Arial" w:cs="Arial"/>
+          <w:sz w:val="22"/>
+          <w:szCs w:val="22"/>
+        </w:rPr>
+      </w:pPr>
+      <w:r>
+        <w:t xml:space="preserve">   </w:t>
+      </w:r>
+      <w:r>
+        <w:rPr>
+          <w:rFonts w:ascii="Arial" w:hAnsi="Arial" w:cs="Arial"/>
+          <w:sz w:val="22"/>
+          <w:szCs w:val="22"/>
+        </w:rPr>
         <w:t xml:space="preserve">El </w:t>
       </w:r>
       <w:proofErr w:type="spellStart"/>
@@ -13013,8 +13453,18 @@
           <w:sz w:val="22"/>
           <w:szCs w:val="22"/>
         </w:rPr>
-        <w:t xml:space="preserve"> y explicar qué es la entropía del kernel</w:t>
-      </w:r>
+        <w:t xml:space="preserve"> y explicar qué es la entropía del </w:t>
+      </w:r>
+      <w:proofErr w:type="spellStart"/>
+      <w:r>
+        <w:rPr>
+          <w:rFonts w:ascii="Arial" w:eastAsia="Arial" w:hAnsi="Arial" w:cs="Arial"/>
+          <w:sz w:val="22"/>
+          <w:szCs w:val="22"/>
+        </w:rPr>
+        <w:t>kernel</w:t>
+      </w:r>
+      <w:proofErr w:type="spellEnd"/>
     </w:p>
     <w:p>
       <w:pPr>
@@ -13029,21 +13479,42 @@
           <w:lang w:val="en-US"/>
         </w:rPr>
       </w:pPr>
+    </w:p>
+    <w:p>
+      <w:pPr>
+        <w:rPr>
+          <w:rFonts w:ascii="Arial" w:hAnsi="Arial" w:cs="Arial"/>
+          <w:sz w:val="20"/>
+          <w:szCs w:val="20"/>
+          <w:lang w:val="en-US"/>
+        </w:rPr>
+      </w:pPr>
+    </w:p>
+    <w:p>
+      <w:pPr>
+        <w:rPr>
+          <w:rFonts w:ascii="Arial" w:hAnsi="Arial" w:cs="Arial"/>
+          <w:sz w:val="20"/>
+          <w:szCs w:val="20"/>
+          <w:lang w:val="en-US"/>
+        </w:rPr>
+      </w:pPr>
       <w:r>
         <w:rPr>
           <w:noProof/>
         </w:rPr>
+        <w:lastRenderedPageBreak/>
         <w:drawing>
-          <wp:anchor distT="0" distB="0" distL="114300" distR="114300" simplePos="0" relativeHeight="251692032" behindDoc="0" locked="0" layoutInCell="1" allowOverlap="1" wp14:anchorId="3716C550" wp14:editId="6F655425">
+          <wp:anchor distT="0" distB="0" distL="114300" distR="114300" simplePos="0" relativeHeight="251692032" behindDoc="0" locked="0" layoutInCell="1" allowOverlap="1" wp14:anchorId="3716C550" wp14:editId="7CDC4C11">
             <wp:simplePos x="0" y="0"/>
             <wp:positionH relativeFrom="margin">
               <wp:align>right</wp:align>
             </wp:positionH>
             <wp:positionV relativeFrom="paragraph">
-              <wp:posOffset>-592109</wp:posOffset>
+              <wp:posOffset>-699770</wp:posOffset>
             </wp:positionV>
-            <wp:extent cx="5612130" cy="1863090"/>
-            <wp:effectExtent l="0" t="0" r="7620" b="3810"/>
+            <wp:extent cx="5612130" cy="2085975"/>
+            <wp:effectExtent l="0" t="0" r="7620" b="9525"/>
             <wp:wrapNone/>
             <wp:docPr id="35" name="Imagen 35"/>
             <wp:cNvGraphicFramePr>
@@ -13059,7 +13530,7 @@
                     </pic:cNvPicPr>
                   </pic:nvPicPr>
                   <pic:blipFill>
-                    <a:blip r:embed="rId55">
+                    <a:blip r:embed="rId63">
                       <a:extLst>
                         <a:ext uri="{28A0092B-C50C-407E-A947-70E740481C1C}">
                           <a14:useLocalDpi xmlns:a14="http://schemas.microsoft.com/office/drawing/2010/main" val="0"/>
@@ -13074,7 +13545,7 @@
                   <pic:spPr bwMode="auto">
                     <a:xfrm>
                       <a:off x="0" y="0"/>
-                      <a:ext cx="5612130" cy="1863090"/>
+                      <a:ext cx="5612130" cy="2085975"/>
                     </a:xfrm>
                     <a:prstGeom prst="rect">
                       <a:avLst/>
@@ -13087,29 +13558,12 @@
                 </pic:pic>
               </a:graphicData>
             </a:graphic>
+            <wp14:sizeRelV relativeFrom="margin">
+              <wp14:pctHeight>0</wp14:pctHeight>
+            </wp14:sizeRelV>
           </wp:anchor>
         </w:drawing>
       </w:r>
-    </w:p>
-    <w:p>
-      <w:pPr>
-        <w:rPr>
-          <w:rFonts w:ascii="Arial" w:hAnsi="Arial" w:cs="Arial"/>
-          <w:sz w:val="20"/>
-          <w:szCs w:val="20"/>
-          <w:lang w:val="en-US"/>
-        </w:rPr>
-      </w:pPr>
-    </w:p>
-    <w:p>
-      <w:pPr>
-        <w:rPr>
-          <w:rFonts w:ascii="Arial" w:hAnsi="Arial" w:cs="Arial"/>
-          <w:sz w:val="20"/>
-          <w:szCs w:val="20"/>
-          <w:lang w:val="en-US"/>
-        </w:rPr>
-      </w:pPr>
     </w:p>
     <w:p>
       <w:pPr>
@@ -13151,7 +13605,7 @@
           <w:sz w:val="22"/>
           <w:szCs w:val="22"/>
         </w:rPr>
-        <w:t>En este caso específico la maquina no se bloqueó, ambos comandos arrojaron sus datos respectivos de forma instantánea.</w:t>
+        <w:t xml:space="preserve">  </w:t>
       </w:r>
     </w:p>
     <w:p>
@@ -13165,13 +13619,123 @@
           <w:szCs w:val="22"/>
         </w:rPr>
       </w:pPr>
-      <w:r>
-        <w:rPr>
-          <w:rFonts w:ascii="Arial" w:hAnsi="Arial" w:cs="Arial"/>
-          <w:sz w:val="22"/>
-          <w:szCs w:val="22"/>
-        </w:rPr>
-        <w:lastRenderedPageBreak/>
+    </w:p>
+    <w:p>
+      <w:pPr>
+        <w:tabs>
+          <w:tab w:val="left" w:pos="1676"/>
+        </w:tabs>
+        <w:rPr>
+          <w:rFonts w:ascii="Arial" w:hAnsi="Arial" w:cs="Arial"/>
+          <w:sz w:val="22"/>
+          <w:szCs w:val="22"/>
+        </w:rPr>
+      </w:pPr>
+    </w:p>
+    <w:p>
+      <w:pPr>
+        <w:tabs>
+          <w:tab w:val="left" w:pos="1676"/>
+        </w:tabs>
+        <w:rPr>
+          <w:rFonts w:ascii="Arial" w:hAnsi="Arial" w:cs="Arial"/>
+          <w:sz w:val="22"/>
+          <w:szCs w:val="22"/>
+        </w:rPr>
+      </w:pPr>
+      <w:r>
+        <w:rPr>
+          <w:rFonts w:ascii="Arial" w:hAnsi="Arial" w:cs="Arial"/>
+          <w:sz w:val="22"/>
+          <w:szCs w:val="22"/>
+        </w:rPr>
+        <w:drawing>
+          <wp:inline distT="0" distB="0" distL="0" distR="0" wp14:anchorId="05549927" wp14:editId="744DB583">
+            <wp:extent cx="5612130" cy="2530475"/>
+            <wp:effectExtent l="0" t="0" r="7620" b="3175"/>
+            <wp:docPr id="305707686" name="Imagen 17"/>
+            <wp:cNvGraphicFramePr>
+              <a:graphicFrameLocks xmlns:a="http://schemas.openxmlformats.org/drawingml/2006/main" noChangeAspect="1"/>
+            </wp:cNvGraphicFramePr>
+            <a:graphic xmlns:a="http://schemas.openxmlformats.org/drawingml/2006/main">
+              <a:graphicData uri="http://schemas.openxmlformats.org/drawingml/2006/picture">
+                <pic:pic xmlns:pic="http://schemas.openxmlformats.org/drawingml/2006/picture">
+                  <pic:nvPicPr>
+                    <pic:cNvPr id="0" name="Picture 54"/>
+                    <pic:cNvPicPr>
+                      <a:picLocks noChangeAspect="1" noChangeArrowheads="1"/>
+                    </pic:cNvPicPr>
+                  </pic:nvPicPr>
+                  <pic:blipFill>
+                    <a:blip r:embed="rId64">
+                      <a:extLst>
+                        <a:ext uri="{28A0092B-C50C-407E-A947-70E740481C1C}">
+                          <a14:useLocalDpi xmlns:a14="http://schemas.microsoft.com/office/drawing/2010/main" val="0"/>
+                        </a:ext>
+                      </a:extLst>
+                    </a:blip>
+                    <a:srcRect/>
+                    <a:stretch>
+                      <a:fillRect/>
+                    </a:stretch>
+                  </pic:blipFill>
+                  <pic:spPr bwMode="auto">
+                    <a:xfrm>
+                      <a:off x="0" y="0"/>
+                      <a:ext cx="5612130" cy="2530475"/>
+                    </a:xfrm>
+                    <a:prstGeom prst="rect">
+                      <a:avLst/>
+                    </a:prstGeom>
+                    <a:noFill/>
+                    <a:ln>
+                      <a:noFill/>
+                    </a:ln>
+                  </pic:spPr>
+                </pic:pic>
+              </a:graphicData>
+            </a:graphic>
+          </wp:inline>
+        </w:drawing>
+      </w:r>
+    </w:p>
+    <w:p>
+      <w:pPr>
+        <w:tabs>
+          <w:tab w:val="left" w:pos="1676"/>
+        </w:tabs>
+        <w:rPr>
+          <w:rFonts w:ascii="Arial" w:hAnsi="Arial" w:cs="Arial"/>
+          <w:sz w:val="22"/>
+          <w:szCs w:val="22"/>
+        </w:rPr>
+      </w:pPr>
+      <w:r>
+        <w:rPr>
+          <w:rFonts w:ascii="Arial" w:hAnsi="Arial" w:cs="Arial"/>
+          <w:sz w:val="22"/>
+          <w:szCs w:val="22"/>
+        </w:rPr>
+        <w:t>En este caso específico la maquina no se bloqueó, ambos comandos arrojaron sus datos respectivos de forma instantánea.</w:t>
+      </w:r>
+    </w:p>
+    <w:p>
+      <w:pPr>
+        <w:tabs>
+          <w:tab w:val="left" w:pos="1676"/>
+        </w:tabs>
+        <w:rPr>
+          <w:rFonts w:ascii="Arial" w:hAnsi="Arial" w:cs="Arial"/>
+          <w:sz w:val="22"/>
+          <w:szCs w:val="22"/>
+        </w:rPr>
+      </w:pPr>
+      <w:r>
+        <w:rPr>
+          <w:rFonts w:ascii="Arial" w:hAnsi="Arial" w:cs="Arial"/>
+          <w:sz w:val="22"/>
+          <w:szCs w:val="22"/>
+        </w:rPr>
         <w:t>¿Qué es la entropía de kernel?</w:t>
       </w:r>
     </w:p>
@@ -13283,18 +13847,34 @@
       <w:pPr>
         <w:spacing w:before="60" w:after="60" w:line="240" w:lineRule="auto"/>
       </w:pPr>
+    </w:p>
+    <w:p>
+      <w:pPr>
+        <w:spacing w:before="60" w:after="60" w:line="240" w:lineRule="auto"/>
+      </w:pPr>
+    </w:p>
+    <w:p>
+      <w:pPr>
+        <w:spacing w:before="60" w:after="60" w:line="240" w:lineRule="auto"/>
+      </w:pPr>
+    </w:p>
+    <w:p>
+      <w:pPr>
+        <w:spacing w:before="60" w:after="60" w:line="240" w:lineRule="auto"/>
+      </w:pPr>
       <w:r>
         <w:rPr>
           <w:noProof/>
         </w:rPr>
+        <w:lastRenderedPageBreak/>
         <w:drawing>
-          <wp:anchor distT="0" distB="0" distL="114300" distR="114300" simplePos="0" relativeHeight="251693056" behindDoc="0" locked="0" layoutInCell="1" allowOverlap="1" wp14:anchorId="569B6F48" wp14:editId="5FCE9ADE">
+          <wp:anchor distT="0" distB="0" distL="114300" distR="114300" simplePos="0" relativeHeight="251693056" behindDoc="0" locked="0" layoutInCell="1" allowOverlap="1" wp14:anchorId="569B6F48" wp14:editId="3B1276CE">
             <wp:simplePos x="0" y="0"/>
             <wp:positionH relativeFrom="margin">
               <wp:align>right</wp:align>
             </wp:positionH>
             <wp:positionV relativeFrom="paragraph">
-              <wp:posOffset>10218</wp:posOffset>
+              <wp:posOffset>-682625</wp:posOffset>
             </wp:positionV>
             <wp:extent cx="5612130" cy="3029585"/>
             <wp:effectExtent l="0" t="0" r="7620" b="0"/>
@@ -13313,7 +13893,7 @@
                     </pic:cNvPicPr>
                   </pic:nvPicPr>
                   <pic:blipFill>
-                    <a:blip r:embed="rId56" cstate="print">
+                    <a:blip r:embed="rId65" cstate="print">
                       <a:extLst>
                         <a:ext uri="{28A0092B-C50C-407E-A947-70E740481C1C}">
                           <a14:useLocalDpi xmlns:a14="http://schemas.microsoft.com/office/drawing/2010/main" val="0"/>
@@ -13393,21 +13973,6 @@
     <w:p>
       <w:pPr>
         <w:spacing w:before="60" w:after="60" w:line="240" w:lineRule="auto"/>
-      </w:pPr>
-    </w:p>
-    <w:p>
-      <w:pPr>
-        <w:spacing w:before="60" w:after="60" w:line="240" w:lineRule="auto"/>
-      </w:pPr>
-    </w:p>
-    <w:p>
-      <w:pPr>
-        <w:spacing w:before="60" w:after="60" w:line="240" w:lineRule="auto"/>
-      </w:pPr>
-    </w:p>
-    <w:p>
-      <w:pPr>
-        <w:spacing w:before="60" w:after="60" w:line="240" w:lineRule="auto"/>
         <w:jc w:val="center"/>
       </w:pPr>
     </w:p>
@@ -13570,7 +14135,6 @@
         <w:rPr>
           <w:noProof/>
         </w:rPr>
-        <w:lastRenderedPageBreak/>
         <w:drawing>
           <wp:anchor distT="0" distB="0" distL="114300" distR="114300" simplePos="0" relativeHeight="251694080" behindDoc="0" locked="0" layoutInCell="1" allowOverlap="1" wp14:anchorId="27DDF8BD" wp14:editId="6F10AC2B">
             <wp:simplePos x="0" y="0"/>
@@ -13597,7 +14161,7 @@
                     </pic:cNvPicPr>
                   </pic:nvPicPr>
                   <pic:blipFill rotWithShape="1">
-                    <a:blip r:embed="rId57">
+                    <a:blip r:embed="rId66">
                       <a:extLst>
                         <a:ext uri="{28A0092B-C50C-407E-A947-70E740481C1C}">
                           <a14:useLocalDpi xmlns:a14="http://schemas.microsoft.com/office/drawing/2010/main" val="0"/>
@@ -13728,7 +14292,7 @@
                     </pic:cNvPicPr>
                   </pic:nvPicPr>
                   <pic:blipFill rotWithShape="1">
-                    <a:blip r:embed="rId58">
+                    <a:blip r:embed="rId67">
                       <a:extLst>
                         <a:ext uri="{28A0092B-C50C-407E-A947-70E740481C1C}">
                           <a14:useLocalDpi xmlns:a14="http://schemas.microsoft.com/office/drawing/2010/main" val="0"/>
@@ -14006,7 +14570,7 @@
           <w:noProof/>
         </w:rPr>
         <w:drawing>
-          <wp:anchor distT="0" distB="0" distL="114300" distR="114300" simplePos="0" relativeHeight="251696128" behindDoc="0" locked="0" layoutInCell="1" allowOverlap="1" wp14:anchorId="06651371" wp14:editId="5B3F1135">
+          <wp:anchor distT="0" distB="0" distL="114300" distR="114300" simplePos="0" relativeHeight="251696128" behindDoc="0" locked="0" layoutInCell="1" allowOverlap="1" wp14:anchorId="06651371" wp14:editId="008ECF38">
             <wp:simplePos x="0" y="0"/>
             <wp:positionH relativeFrom="margin">
               <wp:posOffset>-203835</wp:posOffset>
@@ -14031,7 +14595,7 @@
                     </pic:cNvPicPr>
                   </pic:nvPicPr>
                   <pic:blipFill>
-                    <a:blip r:embed="rId59" cstate="print">
+                    <a:blip r:embed="rId68" cstate="print">
                       <a:extLst>
                         <a:ext uri="{28A0092B-C50C-407E-A947-70E740481C1C}">
                           <a14:useLocalDpi xmlns:a14="http://schemas.microsoft.com/office/drawing/2010/main" val="0"/>
@@ -14273,16 +14837,7 @@
           <w:sz w:val="22"/>
           <w:szCs w:val="22"/>
         </w:rPr>
-        <w:t xml:space="preserve"> que </w:t>
-      </w:r>
-      <w:r>
-        <w:rPr>
-          <w:rFonts w:ascii="Arial" w:hAnsi="Arial" w:cs="Arial"/>
-          <w:sz w:val="22"/>
-          <w:szCs w:val="22"/>
-        </w:rPr>
-        <w:lastRenderedPageBreak/>
-        <w:t xml:space="preserve">obliga al disco físico del anfitrión a leer constantemente el archivo base para verificar dependencias y luego escribir en el archivo, multiplicando el número de peticiones concurrentes de disco que pueden ser vistas desde </w:t>
+        <w:t xml:space="preserve"> que obliga al disco físico del anfitrión a leer constantemente el archivo base para verificar dependencias y luego escribir en el archivo, multiplicando el número de peticiones concurrentes de disco que pueden ser vistas desde </w:t>
       </w:r>
       <w:proofErr w:type="spellStart"/>
       <w:r>
@@ -14796,6 +15351,7 @@
                 <w:sz w:val="22"/>
                 <w:szCs w:val="22"/>
               </w:rPr>
+              <w:lastRenderedPageBreak/>
               <w:t>E/S de Disco en el Anfitrión</w:t>
             </w:r>
           </w:p>
@@ -15124,6 +15680,65 @@
     </w:tbl>
     <w:p>
       <w:pPr>
+        <w:spacing w:before="60" w:after="60"/>
+      </w:pPr>
+      <w:r>
+        <w:rPr>
+          <w:rFonts w:ascii="Arial" w:eastAsia="Arial" w:hAnsi="Arial" w:cs="Arial"/>
+          <w:sz w:val="21"/>
+          <w:szCs w:val="21"/>
+        </w:rPr>
+        <w:t xml:space="preserve">  •  Tabla clasificada de /</w:t>
+      </w:r>
+      <w:proofErr w:type="spellStart"/>
+      <w:r>
+        <w:rPr>
+          <w:rFonts w:ascii="Arial" w:eastAsia="Arial" w:hAnsi="Arial" w:cs="Arial"/>
+          <w:sz w:val="21"/>
+          <w:szCs w:val="21"/>
+        </w:rPr>
+        <w:t>dev</w:t>
+      </w:r>
+      <w:proofErr w:type="spellEnd"/>
+      <w:r>
+        <w:rPr>
+          <w:rFonts w:ascii="Arial" w:eastAsia="Arial" w:hAnsi="Arial" w:cs="Arial"/>
+          <w:sz w:val="21"/>
+          <w:szCs w:val="21"/>
+        </w:rPr>
+        <w:t xml:space="preserve"> con </w:t>
+      </w:r>
+      <w:proofErr w:type="spellStart"/>
+      <w:r>
+        <w:rPr>
+          <w:rFonts w:ascii="Arial" w:eastAsia="Arial" w:hAnsi="Arial" w:cs="Arial"/>
+          <w:sz w:val="21"/>
+          <w:szCs w:val="21"/>
+        </w:rPr>
+        <w:t>major</w:t>
+      </w:r>
+      <w:proofErr w:type="spellEnd"/>
+      <w:r>
+        <w:rPr>
+          <w:rFonts w:ascii="Arial" w:eastAsia="Arial" w:hAnsi="Arial" w:cs="Arial"/>
+          <w:sz w:val="21"/>
+          <w:szCs w:val="21"/>
+        </w:rPr>
+        <w:t>/</w:t>
+      </w:r>
+      <w:proofErr w:type="spellStart"/>
+      <w:r>
+        <w:rPr>
+          <w:rFonts w:ascii="Arial" w:eastAsia="Arial" w:hAnsi="Arial" w:cs="Arial"/>
+          <w:sz w:val="21"/>
+          <w:szCs w:val="21"/>
+        </w:rPr>
+        <w:t>minor</w:t>
+      </w:r>
+      <w:proofErr w:type="spellEnd"/>
+    </w:p>
+    <w:p>
+      <w:pPr>
         <w:spacing w:before="60" w:after="60" w:line="240" w:lineRule="auto"/>
         <w:jc w:val="both"/>
         <w:rPr>
@@ -15134,11 +15749,2387 @@
         </w:rPr>
       </w:pPr>
     </w:p>
-    <w:p>
-      <w:pPr>
-        <w:pStyle w:val="Prrafodelista"/>
-        <w:spacing w:before="60" w:after="60" w:line="240" w:lineRule="auto"/>
-        <w:contextualSpacing w:val="0"/>
+    <w:tbl>
+      <w:tblPr>
+        <w:tblStyle w:val="Tablaconcuadrcula"/>
+        <w:tblW w:w="0" w:type="auto"/>
+        <w:tblLook w:val="04A0" w:firstRow="1" w:lastRow="0" w:firstColumn="1" w:lastColumn="0" w:noHBand="0" w:noVBand="1"/>
+      </w:tblPr>
+      <w:tblGrid>
+        <w:gridCol w:w="1463"/>
+        <w:gridCol w:w="1429"/>
+        <w:gridCol w:w="1452"/>
+        <w:gridCol w:w="1452"/>
+        <w:gridCol w:w="1442"/>
+        <w:gridCol w:w="1590"/>
+      </w:tblGrid>
+      <w:tr>
+        <w:tc>
+          <w:tcPr>
+            <w:tcW w:w="1463" w:type="dxa"/>
+            <w:vAlign w:val="center"/>
+          </w:tcPr>
+          <w:p>
+            <w:pPr>
+              <w:spacing w:before="60" w:after="60"/>
+              <w:rPr>
+                <w:b/>
+                <w:bCs/>
+              </w:rPr>
+            </w:pPr>
+            <w:r>
+              <w:rPr>
+                <w:rStyle w:val="Fuerte"/>
+                <w:rFonts w:ascii="Arial" w:hAnsi="Arial" w:cs="Arial"/>
+                <w:b w:val="0"/>
+                <w:bCs w:val="0"/>
+              </w:rPr>
+              <w:t>Nombre del Nodo</w:t>
+            </w:r>
+          </w:p>
+        </w:tc>
+        <w:tc>
+          <w:tcPr>
+            <w:tcW w:w="1429" w:type="dxa"/>
+            <w:vAlign w:val="center"/>
+          </w:tcPr>
+          <w:p>
+            <w:pPr>
+              <w:spacing w:before="60" w:after="60"/>
+              <w:rPr>
+                <w:b/>
+                <w:bCs/>
+              </w:rPr>
+            </w:pPr>
+            <w:r>
+              <w:rPr>
+                <w:rStyle w:val="Fuerte"/>
+                <w:rFonts w:ascii="Arial" w:hAnsi="Arial" w:cs="Arial"/>
+                <w:b w:val="0"/>
+                <w:bCs w:val="0"/>
+              </w:rPr>
+              <w:t>Tipo</w:t>
+            </w:r>
+          </w:p>
+        </w:tc>
+        <w:tc>
+          <w:tcPr>
+            <w:tcW w:w="1452" w:type="dxa"/>
+            <w:vAlign w:val="center"/>
+          </w:tcPr>
+          <w:p>
+            <w:pPr>
+              <w:spacing w:before="60" w:after="60"/>
+              <w:rPr>
+                <w:b/>
+                <w:bCs/>
+              </w:rPr>
+            </w:pPr>
+            <w:r>
+              <w:rPr>
+                <w:rStyle w:val="Fuerte"/>
+                <w:rFonts w:ascii="Arial" w:hAnsi="Arial" w:cs="Arial"/>
+                <w:b w:val="0"/>
+                <w:bCs w:val="0"/>
+              </w:rPr>
+              <w:t xml:space="preserve">Número </w:t>
+            </w:r>
+            <w:proofErr w:type="spellStart"/>
+            <w:r>
+              <w:rPr>
+                <w:rStyle w:val="Fuerte"/>
+                <w:rFonts w:ascii="Arial" w:hAnsi="Arial" w:cs="Arial"/>
+                <w:b w:val="0"/>
+                <w:bCs w:val="0"/>
+              </w:rPr>
+              <w:t>Major</w:t>
+            </w:r>
+            <w:proofErr w:type="spellEnd"/>
+          </w:p>
+        </w:tc>
+        <w:tc>
+          <w:tcPr>
+            <w:tcW w:w="1452" w:type="dxa"/>
+            <w:vAlign w:val="center"/>
+          </w:tcPr>
+          <w:p>
+            <w:pPr>
+              <w:spacing w:before="60" w:after="60"/>
+              <w:rPr>
+                <w:b/>
+                <w:bCs/>
+              </w:rPr>
+            </w:pPr>
+            <w:r>
+              <w:rPr>
+                <w:rStyle w:val="Fuerte"/>
+                <w:rFonts w:ascii="Arial" w:hAnsi="Arial" w:cs="Arial"/>
+                <w:b w:val="0"/>
+                <w:bCs w:val="0"/>
+              </w:rPr>
+              <w:t>Número Minor</w:t>
+            </w:r>
+          </w:p>
+        </w:tc>
+        <w:tc>
+          <w:tcPr>
+            <w:tcW w:w="1442" w:type="dxa"/>
+            <w:vAlign w:val="center"/>
+          </w:tcPr>
+          <w:p>
+            <w:pPr>
+              <w:spacing w:before="60" w:after="60"/>
+              <w:rPr>
+                <w:b/>
+                <w:bCs/>
+              </w:rPr>
+            </w:pPr>
+            <w:r>
+              <w:rPr>
+                <w:rStyle w:val="Fuerte"/>
+                <w:rFonts w:ascii="Arial" w:hAnsi="Arial" w:cs="Arial"/>
+                <w:b w:val="0"/>
+                <w:bCs w:val="0"/>
+              </w:rPr>
+              <w:t xml:space="preserve">Grupo </w:t>
+            </w:r>
+          </w:p>
+        </w:tc>
+        <w:tc>
+          <w:tcPr>
+            <w:tcW w:w="1590" w:type="dxa"/>
+            <w:vAlign w:val="center"/>
+          </w:tcPr>
+          <w:p>
+            <w:pPr>
+              <w:spacing w:before="60" w:after="60"/>
+              <w:rPr>
+                <w:b/>
+                <w:bCs/>
+              </w:rPr>
+            </w:pPr>
+            <w:r>
+              <w:rPr>
+                <w:rStyle w:val="Fuerte"/>
+                <w:rFonts w:ascii="Arial" w:hAnsi="Arial" w:cs="Arial"/>
+                <w:b w:val="0"/>
+                <w:bCs w:val="0"/>
+              </w:rPr>
+              <w:t>Descripción y Función en el Sistema</w:t>
+            </w:r>
+          </w:p>
+        </w:tc>
+      </w:tr>
+      <w:tr>
+        <w:tc>
+          <w:tcPr>
+            <w:tcW w:w="1463" w:type="dxa"/>
+            <w:vAlign w:val="center"/>
+          </w:tcPr>
+          <w:p>
+            <w:pPr>
+              <w:spacing w:before="60" w:after="60"/>
+            </w:pPr>
+            <w:proofErr w:type="spellStart"/>
+            <w:r>
+              <w:rPr>
+                <w:rStyle w:val="CdigoHTML"/>
+                <w:rFonts w:ascii="Arial" w:eastAsiaTheme="minorHAnsi" w:hAnsi="Arial" w:cs="Arial"/>
+              </w:rPr>
+              <w:t>autofs</w:t>
+            </w:r>
+            <w:proofErr w:type="spellEnd"/>
+          </w:p>
+        </w:tc>
+        <w:tc>
+          <w:tcPr>
+            <w:tcW w:w="1429" w:type="dxa"/>
+            <w:vAlign w:val="center"/>
+          </w:tcPr>
+          <w:p>
+            <w:pPr>
+              <w:spacing w:before="60" w:after="60"/>
+            </w:pPr>
+            <w:proofErr w:type="spellStart"/>
+            <w:r>
+              <w:t>caracter</w:t>
+            </w:r>
+            <w:proofErr w:type="spellEnd"/>
+          </w:p>
+        </w:tc>
+        <w:tc>
+          <w:tcPr>
+            <w:tcW w:w="1452" w:type="dxa"/>
+            <w:vAlign w:val="center"/>
+          </w:tcPr>
+          <w:p>
+            <w:pPr>
+              <w:spacing w:before="60" w:after="60"/>
+            </w:pPr>
+            <w:r>
+              <w:rPr>
+                <w:rFonts w:ascii="Arial" w:hAnsi="Arial" w:cs="Arial"/>
+              </w:rPr>
+              <w:t>10</w:t>
+            </w:r>
+          </w:p>
+        </w:tc>
+        <w:tc>
+          <w:tcPr>
+            <w:tcW w:w="1452" w:type="dxa"/>
+            <w:vAlign w:val="center"/>
+          </w:tcPr>
+          <w:p>
+            <w:pPr>
+              <w:spacing w:before="60" w:after="60"/>
+            </w:pPr>
+            <w:r>
+              <w:rPr>
+                <w:rFonts w:ascii="Arial" w:hAnsi="Arial" w:cs="Arial"/>
+              </w:rPr>
+              <w:t>235</w:t>
+            </w:r>
+          </w:p>
+        </w:tc>
+        <w:tc>
+          <w:tcPr>
+            <w:tcW w:w="1442" w:type="dxa"/>
+            <w:vAlign w:val="center"/>
+          </w:tcPr>
+          <w:p>
+            <w:pPr>
+              <w:spacing w:before="60" w:after="60"/>
+            </w:pPr>
+            <w:proofErr w:type="spellStart"/>
+            <w:r>
+              <w:rPr>
+                <w:rStyle w:val="CdigoHTML"/>
+                <w:rFonts w:ascii="Arial" w:eastAsiaTheme="minorHAnsi" w:hAnsi="Arial" w:cs="Arial"/>
+              </w:rPr>
+              <w:t>root</w:t>
+            </w:r>
+            <w:proofErr w:type="spellEnd"/>
+            <w:r>
+              <w:rPr>
+                <w:rFonts w:ascii="Arial" w:hAnsi="Arial" w:cs="Arial"/>
+              </w:rPr>
+              <w:t xml:space="preserve"> </w:t>
+            </w:r>
+          </w:p>
+        </w:tc>
+        <w:tc>
+          <w:tcPr>
+            <w:tcW w:w="1590" w:type="dxa"/>
+            <w:vAlign w:val="center"/>
+          </w:tcPr>
+          <w:p>
+            <w:pPr>
+              <w:spacing w:before="60" w:after="60"/>
+              <w:rPr>
+                <w:sz w:val="18"/>
+                <w:szCs w:val="18"/>
+              </w:rPr>
+            </w:pPr>
+            <w:r>
+              <w:rPr>
+                <w:rFonts w:ascii="Arial" w:hAnsi="Arial" w:cs="Arial"/>
+                <w:sz w:val="18"/>
+                <w:szCs w:val="18"/>
+              </w:rPr>
+              <w:t>Controlador para el montaje automático de sistemas de archivos bajo demanda.</w:t>
+            </w:r>
+          </w:p>
+        </w:tc>
+      </w:tr>
+      <w:tr>
+        <w:tc>
+          <w:tcPr>
+            <w:tcW w:w="1463" w:type="dxa"/>
+            <w:vAlign w:val="center"/>
+          </w:tcPr>
+          <w:p>
+            <w:pPr>
+              <w:spacing w:before="60" w:after="60"/>
+            </w:pPr>
+            <w:proofErr w:type="spellStart"/>
+            <w:r>
+              <w:rPr>
+                <w:rStyle w:val="CdigoHTML"/>
+                <w:rFonts w:ascii="Arial" w:eastAsiaTheme="minorHAnsi" w:hAnsi="Arial" w:cs="Arial"/>
+              </w:rPr>
+              <w:t>console</w:t>
+            </w:r>
+            <w:proofErr w:type="spellEnd"/>
+          </w:p>
+        </w:tc>
+        <w:tc>
+          <w:tcPr>
+            <w:tcW w:w="1429" w:type="dxa"/>
+            <w:vAlign w:val="center"/>
+          </w:tcPr>
+          <w:p>
+            <w:pPr>
+              <w:spacing w:before="60" w:after="60"/>
+            </w:pPr>
+            <w:proofErr w:type="spellStart"/>
+            <w:r>
+              <w:rPr>
+                <w:rStyle w:val="CdigoHTML"/>
+                <w:rFonts w:ascii="Arial" w:eastAsiaTheme="minorHAnsi" w:hAnsi="Arial" w:cs="Arial"/>
+              </w:rPr>
+              <w:t>c</w:t>
+            </w:r>
+            <w:r>
+              <w:rPr>
+                <w:rStyle w:val="CdigoHTML"/>
+                <w:rFonts w:ascii="Arial" w:eastAsiaTheme="minorHAnsi" w:hAnsi="Arial" w:cs="Arial"/>
+              </w:rPr>
+              <w:t>aracter</w:t>
+            </w:r>
+            <w:proofErr w:type="spellEnd"/>
+          </w:p>
+        </w:tc>
+        <w:tc>
+          <w:tcPr>
+            <w:tcW w:w="1452" w:type="dxa"/>
+            <w:vAlign w:val="center"/>
+          </w:tcPr>
+          <w:p>
+            <w:pPr>
+              <w:spacing w:before="60" w:after="60"/>
+            </w:pPr>
+            <w:r>
+              <w:rPr>
+                <w:rFonts w:ascii="Arial" w:hAnsi="Arial" w:cs="Arial"/>
+              </w:rPr>
+              <w:t>5</w:t>
+            </w:r>
+          </w:p>
+        </w:tc>
+        <w:tc>
+          <w:tcPr>
+            <w:tcW w:w="1452" w:type="dxa"/>
+            <w:vAlign w:val="center"/>
+          </w:tcPr>
+          <w:p>
+            <w:pPr>
+              <w:spacing w:before="60" w:after="60"/>
+            </w:pPr>
+            <w:r>
+              <w:rPr>
+                <w:rFonts w:ascii="Arial" w:hAnsi="Arial" w:cs="Arial"/>
+              </w:rPr>
+              <w:t>1</w:t>
+            </w:r>
+          </w:p>
+        </w:tc>
+        <w:tc>
+          <w:tcPr>
+            <w:tcW w:w="1442" w:type="dxa"/>
+            <w:vAlign w:val="center"/>
+          </w:tcPr>
+          <w:p>
+            <w:pPr>
+              <w:spacing w:before="60" w:after="60"/>
+            </w:pPr>
+            <w:proofErr w:type="spellStart"/>
+            <w:r>
+              <w:rPr>
+                <w:rStyle w:val="CdigoHTML"/>
+                <w:rFonts w:ascii="Arial" w:eastAsiaTheme="minorHAnsi" w:hAnsi="Arial" w:cs="Arial"/>
+              </w:rPr>
+              <w:t>root</w:t>
+            </w:r>
+            <w:proofErr w:type="spellEnd"/>
+            <w:r>
+              <w:rPr>
+                <w:rFonts w:ascii="Arial" w:hAnsi="Arial" w:cs="Arial"/>
+              </w:rPr>
+              <w:t xml:space="preserve"> </w:t>
+            </w:r>
+          </w:p>
+        </w:tc>
+        <w:tc>
+          <w:tcPr>
+            <w:tcW w:w="1590" w:type="dxa"/>
+            <w:vAlign w:val="center"/>
+          </w:tcPr>
+          <w:p>
+            <w:pPr>
+              <w:spacing w:before="60" w:after="60"/>
+              <w:rPr>
+                <w:sz w:val="18"/>
+                <w:szCs w:val="18"/>
+              </w:rPr>
+            </w:pPr>
+            <w:r>
+              <w:rPr>
+                <w:rFonts w:ascii="Arial" w:hAnsi="Arial" w:cs="Arial"/>
+                <w:sz w:val="18"/>
+                <w:szCs w:val="18"/>
+              </w:rPr>
+              <w:t xml:space="preserve">Consola del sistema del sistema. Retransmite los mensajes críticos del </w:t>
+            </w:r>
+            <w:proofErr w:type="spellStart"/>
+            <w:r>
+              <w:rPr>
+                <w:rFonts w:ascii="Arial" w:hAnsi="Arial" w:cs="Arial"/>
+                <w:sz w:val="18"/>
+                <w:szCs w:val="18"/>
+              </w:rPr>
+              <w:t>kernel</w:t>
+            </w:r>
+            <w:proofErr w:type="spellEnd"/>
+            <w:r>
+              <w:rPr>
+                <w:rFonts w:ascii="Arial" w:hAnsi="Arial" w:cs="Arial"/>
+                <w:sz w:val="18"/>
+                <w:szCs w:val="18"/>
+              </w:rPr>
+              <w:t xml:space="preserve"> durante el arranque.</w:t>
+            </w:r>
+          </w:p>
+        </w:tc>
+      </w:tr>
+      <w:tr>
+        <w:tc>
+          <w:tcPr>
+            <w:tcW w:w="1463" w:type="dxa"/>
+            <w:vAlign w:val="center"/>
+          </w:tcPr>
+          <w:p>
+            <w:pPr>
+              <w:spacing w:before="60" w:after="60"/>
+            </w:pPr>
+            <w:r>
+              <w:rPr>
+                <w:rStyle w:val="CdigoHTML"/>
+                <w:rFonts w:ascii="Arial" w:eastAsiaTheme="minorHAnsi" w:hAnsi="Arial" w:cs="Arial"/>
+              </w:rPr>
+              <w:t>fb0</w:t>
+            </w:r>
+          </w:p>
+        </w:tc>
+        <w:tc>
+          <w:tcPr>
+            <w:tcW w:w="1429" w:type="dxa"/>
+            <w:vAlign w:val="center"/>
+          </w:tcPr>
+          <w:p>
+            <w:pPr>
+              <w:spacing w:before="60" w:after="60"/>
+            </w:pPr>
+            <w:proofErr w:type="spellStart"/>
+            <w:r>
+              <w:rPr>
+                <w:rStyle w:val="CdigoHTML"/>
+                <w:rFonts w:ascii="Arial" w:eastAsiaTheme="minorHAnsi" w:hAnsi="Arial" w:cs="Arial"/>
+              </w:rPr>
+              <w:t>c</w:t>
+            </w:r>
+            <w:r>
+              <w:rPr>
+                <w:rStyle w:val="CdigoHTML"/>
+                <w:rFonts w:ascii="Arial" w:eastAsiaTheme="minorHAnsi" w:hAnsi="Arial" w:cs="Arial"/>
+              </w:rPr>
+              <w:t>aracter</w:t>
+            </w:r>
+            <w:proofErr w:type="spellEnd"/>
+          </w:p>
+        </w:tc>
+        <w:tc>
+          <w:tcPr>
+            <w:tcW w:w="1452" w:type="dxa"/>
+            <w:vAlign w:val="center"/>
+          </w:tcPr>
+          <w:p>
+            <w:pPr>
+              <w:spacing w:before="60" w:after="60"/>
+            </w:pPr>
+            <w:r>
+              <w:rPr>
+                <w:rFonts w:ascii="Arial" w:hAnsi="Arial" w:cs="Arial"/>
+              </w:rPr>
+              <w:t>29</w:t>
+            </w:r>
+          </w:p>
+        </w:tc>
+        <w:tc>
+          <w:tcPr>
+            <w:tcW w:w="1452" w:type="dxa"/>
+            <w:vAlign w:val="center"/>
+          </w:tcPr>
+          <w:p>
+            <w:pPr>
+              <w:spacing w:before="60" w:after="60"/>
+            </w:pPr>
+            <w:r>
+              <w:rPr>
+                <w:rFonts w:ascii="Arial" w:hAnsi="Arial" w:cs="Arial"/>
+              </w:rPr>
+              <w:t>0</w:t>
+            </w:r>
+          </w:p>
+        </w:tc>
+        <w:tc>
+          <w:tcPr>
+            <w:tcW w:w="1442" w:type="dxa"/>
+            <w:vAlign w:val="center"/>
+          </w:tcPr>
+          <w:p>
+            <w:pPr>
+              <w:spacing w:before="60" w:after="60"/>
+            </w:pPr>
+            <w:r>
+              <w:rPr>
+                <w:rStyle w:val="CdigoHTML"/>
+                <w:rFonts w:ascii="Arial" w:eastAsiaTheme="minorHAnsi" w:hAnsi="Arial" w:cs="Arial"/>
+              </w:rPr>
+              <w:t>video</w:t>
+            </w:r>
+            <w:r>
+              <w:rPr>
+                <w:rFonts w:ascii="Arial" w:hAnsi="Arial" w:cs="Arial"/>
+              </w:rPr>
+              <w:t xml:space="preserve"> </w:t>
+            </w:r>
+          </w:p>
+        </w:tc>
+        <w:tc>
+          <w:tcPr>
+            <w:tcW w:w="1590" w:type="dxa"/>
+            <w:vAlign w:val="center"/>
+          </w:tcPr>
+          <w:p>
+            <w:pPr>
+              <w:spacing w:before="60" w:after="60"/>
+              <w:rPr>
+                <w:sz w:val="18"/>
+                <w:szCs w:val="18"/>
+              </w:rPr>
+            </w:pPr>
+            <w:proofErr w:type="spellStart"/>
+            <w:r>
+              <w:rPr>
+                <w:rFonts w:ascii="Arial" w:hAnsi="Arial" w:cs="Arial"/>
+                <w:i/>
+                <w:iCs/>
+                <w:sz w:val="18"/>
+                <w:szCs w:val="18"/>
+              </w:rPr>
+              <w:t>Framebuffer</w:t>
+            </w:r>
+            <w:proofErr w:type="spellEnd"/>
+            <w:r>
+              <w:rPr>
+                <w:rFonts w:ascii="Arial" w:hAnsi="Arial" w:cs="Arial"/>
+                <w:sz w:val="18"/>
+                <w:szCs w:val="18"/>
+              </w:rPr>
+              <w:t xml:space="preserve"> de gráficos. Abstracción directa de la memoria de video para la interfaz de pantalla.</w:t>
+            </w:r>
+          </w:p>
+        </w:tc>
+      </w:tr>
+      <w:tr>
+        <w:tc>
+          <w:tcPr>
+            <w:tcW w:w="1463" w:type="dxa"/>
+            <w:vAlign w:val="center"/>
+          </w:tcPr>
+          <w:p>
+            <w:pPr>
+              <w:spacing w:before="60" w:after="60"/>
+            </w:pPr>
+            <w:r>
+              <w:rPr>
+                <w:rStyle w:val="CdigoHTML"/>
+                <w:rFonts w:ascii="Arial" w:eastAsiaTheme="minorHAnsi" w:hAnsi="Arial" w:cs="Arial"/>
+              </w:rPr>
+              <w:t>full</w:t>
+            </w:r>
+          </w:p>
+        </w:tc>
+        <w:tc>
+          <w:tcPr>
+            <w:tcW w:w="1429" w:type="dxa"/>
+            <w:vAlign w:val="center"/>
+          </w:tcPr>
+          <w:p>
+            <w:pPr>
+              <w:spacing w:before="60" w:after="60"/>
+            </w:pPr>
+            <w:proofErr w:type="spellStart"/>
+            <w:r>
+              <w:rPr>
+                <w:rStyle w:val="CdigoHTML"/>
+                <w:rFonts w:ascii="Arial" w:eastAsiaTheme="minorHAnsi" w:hAnsi="Arial" w:cs="Arial"/>
+              </w:rPr>
+              <w:t>c</w:t>
+            </w:r>
+            <w:r>
+              <w:rPr>
+                <w:rStyle w:val="CdigoHTML"/>
+                <w:rFonts w:ascii="Arial" w:eastAsiaTheme="minorHAnsi" w:hAnsi="Arial" w:cs="Arial"/>
+              </w:rPr>
+              <w:t>aracter</w:t>
+            </w:r>
+            <w:proofErr w:type="spellEnd"/>
+          </w:p>
+        </w:tc>
+        <w:tc>
+          <w:tcPr>
+            <w:tcW w:w="1452" w:type="dxa"/>
+            <w:vAlign w:val="center"/>
+          </w:tcPr>
+          <w:p>
+            <w:pPr>
+              <w:spacing w:before="60" w:after="60"/>
+            </w:pPr>
+            <w:r>
+              <w:rPr>
+                <w:rFonts w:ascii="Arial" w:hAnsi="Arial" w:cs="Arial"/>
+              </w:rPr>
+              <w:t>1</w:t>
+            </w:r>
+          </w:p>
+        </w:tc>
+        <w:tc>
+          <w:tcPr>
+            <w:tcW w:w="1452" w:type="dxa"/>
+            <w:vAlign w:val="center"/>
+          </w:tcPr>
+          <w:p>
+            <w:pPr>
+              <w:spacing w:before="60" w:after="60"/>
+            </w:pPr>
+            <w:r>
+              <w:rPr>
+                <w:rFonts w:ascii="Arial" w:hAnsi="Arial" w:cs="Arial"/>
+              </w:rPr>
+              <w:t>7</w:t>
+            </w:r>
+          </w:p>
+        </w:tc>
+        <w:tc>
+          <w:tcPr>
+            <w:tcW w:w="1442" w:type="dxa"/>
+            <w:vAlign w:val="center"/>
+          </w:tcPr>
+          <w:p>
+            <w:pPr>
+              <w:spacing w:before="60" w:after="60"/>
+            </w:pPr>
+            <w:proofErr w:type="spellStart"/>
+            <w:r>
+              <w:rPr>
+                <w:rStyle w:val="CdigoHTML"/>
+                <w:rFonts w:ascii="Arial" w:eastAsiaTheme="minorHAnsi" w:hAnsi="Arial" w:cs="Arial"/>
+              </w:rPr>
+              <w:t>root</w:t>
+            </w:r>
+            <w:proofErr w:type="spellEnd"/>
+            <w:r>
+              <w:rPr>
+                <w:rFonts w:ascii="Arial" w:hAnsi="Arial" w:cs="Arial"/>
+              </w:rPr>
+              <w:t xml:space="preserve"> </w:t>
+            </w:r>
+          </w:p>
+        </w:tc>
+        <w:tc>
+          <w:tcPr>
+            <w:tcW w:w="1590" w:type="dxa"/>
+            <w:vAlign w:val="center"/>
+          </w:tcPr>
+          <w:p>
+            <w:pPr>
+              <w:spacing w:before="60" w:after="60"/>
+              <w:rPr>
+                <w:sz w:val="18"/>
+                <w:szCs w:val="18"/>
+              </w:rPr>
+            </w:pPr>
+            <w:r>
+              <w:rPr>
+                <w:rFonts w:ascii="Arial" w:hAnsi="Arial" w:cs="Arial"/>
+                <w:sz w:val="18"/>
+                <w:szCs w:val="18"/>
+              </w:rPr>
+              <w:t xml:space="preserve">Archivo especial virtual. Retorna siempre un error de espacio insuficiente </w:t>
+            </w:r>
+            <w:r>
+              <w:rPr>
+                <w:rFonts w:ascii="Arial" w:hAnsi="Arial" w:cs="Arial"/>
+                <w:sz w:val="18"/>
+                <w:szCs w:val="18"/>
+              </w:rPr>
+              <w:lastRenderedPageBreak/>
+              <w:t>(</w:t>
+            </w:r>
+            <w:r>
+              <w:rPr>
+                <w:rStyle w:val="CdigoHTML"/>
+                <w:rFonts w:ascii="Arial" w:eastAsiaTheme="minorHAnsi" w:hAnsi="Arial" w:cs="Arial"/>
+                <w:sz w:val="18"/>
+                <w:szCs w:val="18"/>
+              </w:rPr>
+              <w:t>ENOSPC</w:t>
+            </w:r>
+            <w:r>
+              <w:rPr>
+                <w:rFonts w:ascii="Arial" w:hAnsi="Arial" w:cs="Arial"/>
+                <w:sz w:val="18"/>
+                <w:szCs w:val="18"/>
+              </w:rPr>
+              <w:t>) al intentar escribir.</w:t>
+            </w:r>
+          </w:p>
+        </w:tc>
+      </w:tr>
+      <w:tr>
+        <w:tc>
+          <w:tcPr>
+            <w:tcW w:w="1463" w:type="dxa"/>
+            <w:vAlign w:val="center"/>
+          </w:tcPr>
+          <w:p>
+            <w:pPr>
+              <w:spacing w:before="60" w:after="60"/>
+            </w:pPr>
+            <w:r>
+              <w:rPr>
+                <w:rStyle w:val="CdigoHTML"/>
+                <w:rFonts w:ascii="Arial" w:eastAsiaTheme="minorHAnsi" w:hAnsi="Arial" w:cs="Arial"/>
+              </w:rPr>
+              <w:lastRenderedPageBreak/>
+              <w:t>fuse</w:t>
+            </w:r>
+          </w:p>
+        </w:tc>
+        <w:tc>
+          <w:tcPr>
+            <w:tcW w:w="1429" w:type="dxa"/>
+            <w:vAlign w:val="center"/>
+          </w:tcPr>
+          <w:p>
+            <w:pPr>
+              <w:spacing w:before="60" w:after="60"/>
+            </w:pPr>
+            <w:proofErr w:type="spellStart"/>
+            <w:r>
+              <w:rPr>
+                <w:rStyle w:val="CdigoHTML"/>
+                <w:rFonts w:ascii="Arial" w:eastAsiaTheme="minorHAnsi" w:hAnsi="Arial" w:cs="Arial"/>
+              </w:rPr>
+              <w:t>c</w:t>
+            </w:r>
+            <w:r>
+              <w:rPr>
+                <w:rStyle w:val="CdigoHTML"/>
+                <w:rFonts w:ascii="Arial" w:eastAsiaTheme="minorHAnsi" w:hAnsi="Arial" w:cs="Arial"/>
+              </w:rPr>
+              <w:t>aracter</w:t>
+            </w:r>
+            <w:proofErr w:type="spellEnd"/>
+          </w:p>
+        </w:tc>
+        <w:tc>
+          <w:tcPr>
+            <w:tcW w:w="1452" w:type="dxa"/>
+            <w:vAlign w:val="center"/>
+          </w:tcPr>
+          <w:p>
+            <w:pPr>
+              <w:spacing w:before="60" w:after="60"/>
+            </w:pPr>
+            <w:r>
+              <w:rPr>
+                <w:rFonts w:ascii="Arial" w:hAnsi="Arial" w:cs="Arial"/>
+              </w:rPr>
+              <w:t>10</w:t>
+            </w:r>
+          </w:p>
+        </w:tc>
+        <w:tc>
+          <w:tcPr>
+            <w:tcW w:w="1452" w:type="dxa"/>
+            <w:vAlign w:val="center"/>
+          </w:tcPr>
+          <w:p>
+            <w:pPr>
+              <w:spacing w:before="60" w:after="60"/>
+            </w:pPr>
+            <w:r>
+              <w:rPr>
+                <w:rFonts w:ascii="Arial" w:hAnsi="Arial" w:cs="Arial"/>
+              </w:rPr>
+              <w:t>229</w:t>
+            </w:r>
+          </w:p>
+        </w:tc>
+        <w:tc>
+          <w:tcPr>
+            <w:tcW w:w="1442" w:type="dxa"/>
+            <w:vAlign w:val="center"/>
+          </w:tcPr>
+          <w:p>
+            <w:pPr>
+              <w:spacing w:before="60" w:after="60"/>
+            </w:pPr>
+            <w:proofErr w:type="spellStart"/>
+            <w:r>
+              <w:rPr>
+                <w:rStyle w:val="CdigoHTML"/>
+                <w:rFonts w:ascii="Arial" w:eastAsiaTheme="minorHAnsi" w:hAnsi="Arial" w:cs="Arial"/>
+              </w:rPr>
+              <w:t>root</w:t>
+            </w:r>
+            <w:proofErr w:type="spellEnd"/>
+            <w:r>
+              <w:rPr>
+                <w:rFonts w:ascii="Arial" w:hAnsi="Arial" w:cs="Arial"/>
+              </w:rPr>
+              <w:t xml:space="preserve"> </w:t>
+            </w:r>
+          </w:p>
+        </w:tc>
+        <w:tc>
+          <w:tcPr>
+            <w:tcW w:w="1590" w:type="dxa"/>
+            <w:vAlign w:val="center"/>
+          </w:tcPr>
+          <w:p>
+            <w:pPr>
+              <w:spacing w:before="60" w:after="60"/>
+              <w:rPr>
+                <w:sz w:val="18"/>
+                <w:szCs w:val="18"/>
+              </w:rPr>
+            </w:pPr>
+            <w:r>
+              <w:rPr>
+                <w:rFonts w:ascii="Arial" w:hAnsi="Arial" w:cs="Arial"/>
+                <w:sz w:val="18"/>
+                <w:szCs w:val="18"/>
+              </w:rPr>
+              <w:t xml:space="preserve">Interfaz para </w:t>
+            </w:r>
+            <w:proofErr w:type="spellStart"/>
+            <w:r>
+              <w:rPr>
+                <w:rFonts w:ascii="Arial" w:hAnsi="Arial" w:cs="Arial"/>
+                <w:i/>
+                <w:iCs/>
+                <w:sz w:val="18"/>
+                <w:szCs w:val="18"/>
+              </w:rPr>
+              <w:t>Filesystem</w:t>
+            </w:r>
+            <w:proofErr w:type="spellEnd"/>
+            <w:r>
+              <w:rPr>
+                <w:rFonts w:ascii="Arial" w:hAnsi="Arial" w:cs="Arial"/>
+                <w:i/>
+                <w:iCs/>
+                <w:sz w:val="18"/>
+                <w:szCs w:val="18"/>
+              </w:rPr>
+              <w:t xml:space="preserve"> in </w:t>
+            </w:r>
+            <w:proofErr w:type="spellStart"/>
+            <w:r>
+              <w:rPr>
+                <w:rFonts w:ascii="Arial" w:hAnsi="Arial" w:cs="Arial"/>
+                <w:i/>
+                <w:iCs/>
+                <w:sz w:val="18"/>
+                <w:szCs w:val="18"/>
+              </w:rPr>
+              <w:t>Userspace</w:t>
+            </w:r>
+            <w:proofErr w:type="spellEnd"/>
+            <w:r>
+              <w:rPr>
+                <w:rFonts w:ascii="Arial" w:hAnsi="Arial" w:cs="Arial"/>
+                <w:sz w:val="18"/>
+                <w:szCs w:val="18"/>
+              </w:rPr>
+              <w:t>. Permite ejecutar controladores de sistemas de archivos en espacio de usuario.</w:t>
+            </w:r>
+          </w:p>
+        </w:tc>
+      </w:tr>
+      <w:tr>
+        <w:tc>
+          <w:tcPr>
+            <w:tcW w:w="1463" w:type="dxa"/>
+            <w:vAlign w:val="center"/>
+          </w:tcPr>
+          <w:p>
+            <w:pPr>
+              <w:spacing w:before="60" w:after="60"/>
+            </w:pPr>
+            <w:proofErr w:type="spellStart"/>
+            <w:r>
+              <w:rPr>
+                <w:rStyle w:val="CdigoHTML"/>
+                <w:rFonts w:ascii="Arial" w:eastAsiaTheme="minorHAnsi" w:hAnsi="Arial" w:cs="Arial"/>
+              </w:rPr>
+              <w:t>hwrng</w:t>
+            </w:r>
+            <w:proofErr w:type="spellEnd"/>
+          </w:p>
+        </w:tc>
+        <w:tc>
+          <w:tcPr>
+            <w:tcW w:w="1429" w:type="dxa"/>
+            <w:vAlign w:val="center"/>
+          </w:tcPr>
+          <w:p>
+            <w:pPr>
+              <w:spacing w:before="60" w:after="60"/>
+            </w:pPr>
+            <w:proofErr w:type="spellStart"/>
+            <w:r>
+              <w:rPr>
+                <w:rStyle w:val="CdigoHTML"/>
+                <w:rFonts w:ascii="Arial" w:eastAsiaTheme="minorHAnsi" w:hAnsi="Arial" w:cs="Arial"/>
+              </w:rPr>
+              <w:t>c</w:t>
+            </w:r>
+            <w:r>
+              <w:rPr>
+                <w:rStyle w:val="CdigoHTML"/>
+                <w:rFonts w:ascii="Arial" w:eastAsiaTheme="minorHAnsi" w:hAnsi="Arial" w:cs="Arial"/>
+              </w:rPr>
+              <w:t>aracter</w:t>
+            </w:r>
+            <w:proofErr w:type="spellEnd"/>
+          </w:p>
+        </w:tc>
+        <w:tc>
+          <w:tcPr>
+            <w:tcW w:w="1452" w:type="dxa"/>
+            <w:vAlign w:val="center"/>
+          </w:tcPr>
+          <w:p>
+            <w:pPr>
+              <w:spacing w:before="60" w:after="60"/>
+            </w:pPr>
+            <w:r>
+              <w:rPr>
+                <w:rFonts w:ascii="Arial" w:hAnsi="Arial" w:cs="Arial"/>
+              </w:rPr>
+              <w:t>10</w:t>
+            </w:r>
+          </w:p>
+        </w:tc>
+        <w:tc>
+          <w:tcPr>
+            <w:tcW w:w="1452" w:type="dxa"/>
+            <w:vAlign w:val="center"/>
+          </w:tcPr>
+          <w:p>
+            <w:pPr>
+              <w:spacing w:before="60" w:after="60"/>
+            </w:pPr>
+            <w:r>
+              <w:rPr>
+                <w:rFonts w:ascii="Arial" w:hAnsi="Arial" w:cs="Arial"/>
+              </w:rPr>
+              <w:t>183</w:t>
+            </w:r>
+          </w:p>
+        </w:tc>
+        <w:tc>
+          <w:tcPr>
+            <w:tcW w:w="1442" w:type="dxa"/>
+            <w:vAlign w:val="center"/>
+          </w:tcPr>
+          <w:p>
+            <w:pPr>
+              <w:spacing w:before="60" w:after="60"/>
+            </w:pPr>
+            <w:proofErr w:type="spellStart"/>
+            <w:r>
+              <w:rPr>
+                <w:rStyle w:val="CdigoHTML"/>
+                <w:rFonts w:ascii="Arial" w:eastAsiaTheme="minorHAnsi" w:hAnsi="Arial" w:cs="Arial"/>
+              </w:rPr>
+              <w:t>root</w:t>
+            </w:r>
+            <w:proofErr w:type="spellEnd"/>
+            <w:r>
+              <w:rPr>
+                <w:rFonts w:ascii="Arial" w:hAnsi="Arial" w:cs="Arial"/>
+              </w:rPr>
+              <w:t xml:space="preserve"> </w:t>
+            </w:r>
+          </w:p>
+        </w:tc>
+        <w:tc>
+          <w:tcPr>
+            <w:tcW w:w="1590" w:type="dxa"/>
+            <w:vAlign w:val="center"/>
+          </w:tcPr>
+          <w:p>
+            <w:pPr>
+              <w:spacing w:before="60" w:after="60"/>
+              <w:rPr>
+                <w:sz w:val="18"/>
+                <w:szCs w:val="18"/>
+              </w:rPr>
+            </w:pPr>
+            <w:r>
+              <w:rPr>
+                <w:rFonts w:ascii="Arial" w:hAnsi="Arial" w:cs="Arial"/>
+                <w:i/>
+                <w:iCs/>
+                <w:sz w:val="18"/>
+                <w:szCs w:val="18"/>
+              </w:rPr>
+              <w:t xml:space="preserve">Hardware Random Number </w:t>
+            </w:r>
+            <w:proofErr w:type="spellStart"/>
+            <w:r>
+              <w:rPr>
+                <w:rFonts w:ascii="Arial" w:hAnsi="Arial" w:cs="Arial"/>
+                <w:i/>
+                <w:iCs/>
+                <w:sz w:val="18"/>
+                <w:szCs w:val="18"/>
+              </w:rPr>
+              <w:t>Generator</w:t>
+            </w:r>
+            <w:proofErr w:type="spellEnd"/>
+            <w:r>
+              <w:rPr>
+                <w:rFonts w:ascii="Arial" w:hAnsi="Arial" w:cs="Arial"/>
+                <w:sz w:val="18"/>
+                <w:szCs w:val="18"/>
+              </w:rPr>
+              <w:t xml:space="preserve">. Soporte físico para el reabastecimiento del pool de entropía del </w:t>
+            </w:r>
+            <w:proofErr w:type="spellStart"/>
+            <w:r>
+              <w:rPr>
+                <w:rFonts w:ascii="Arial" w:hAnsi="Arial" w:cs="Arial"/>
+                <w:sz w:val="18"/>
+                <w:szCs w:val="18"/>
+              </w:rPr>
+              <w:t>kernel</w:t>
+            </w:r>
+            <w:proofErr w:type="spellEnd"/>
+            <w:r>
+              <w:rPr>
+                <w:rFonts w:ascii="Arial" w:hAnsi="Arial" w:cs="Arial"/>
+                <w:sz w:val="18"/>
+                <w:szCs w:val="18"/>
+              </w:rPr>
+              <w:t>.</w:t>
+            </w:r>
+          </w:p>
+        </w:tc>
+      </w:tr>
+      <w:tr>
+        <w:tc>
+          <w:tcPr>
+            <w:tcW w:w="1463" w:type="dxa"/>
+            <w:vAlign w:val="center"/>
+          </w:tcPr>
+          <w:p>
+            <w:pPr>
+              <w:spacing w:before="60" w:after="60"/>
+            </w:pPr>
+            <w:r>
+              <w:rPr>
+                <w:rStyle w:val="CdigoHTML"/>
+                <w:rFonts w:ascii="Arial" w:eastAsiaTheme="minorHAnsi" w:hAnsi="Arial" w:cs="Arial"/>
+              </w:rPr>
+              <w:t>i2c-0</w:t>
+            </w:r>
+          </w:p>
+        </w:tc>
+        <w:tc>
+          <w:tcPr>
+            <w:tcW w:w="1429" w:type="dxa"/>
+            <w:vAlign w:val="center"/>
+          </w:tcPr>
+          <w:p>
+            <w:pPr>
+              <w:spacing w:before="60" w:after="60"/>
+            </w:pPr>
+            <w:proofErr w:type="spellStart"/>
+            <w:r>
+              <w:rPr>
+                <w:rStyle w:val="CdigoHTML"/>
+                <w:rFonts w:ascii="Arial" w:eastAsiaTheme="minorHAnsi" w:hAnsi="Arial" w:cs="Arial"/>
+              </w:rPr>
+              <w:t>c</w:t>
+            </w:r>
+            <w:r>
+              <w:rPr>
+                <w:rStyle w:val="CdigoHTML"/>
+                <w:rFonts w:ascii="Arial" w:eastAsiaTheme="minorHAnsi" w:hAnsi="Arial" w:cs="Arial"/>
+              </w:rPr>
+              <w:t>aracter</w:t>
+            </w:r>
+            <w:proofErr w:type="spellEnd"/>
+          </w:p>
+        </w:tc>
+        <w:tc>
+          <w:tcPr>
+            <w:tcW w:w="1452" w:type="dxa"/>
+            <w:vAlign w:val="center"/>
+          </w:tcPr>
+          <w:p>
+            <w:pPr>
+              <w:spacing w:before="60" w:after="60"/>
+            </w:pPr>
+            <w:r>
+              <w:rPr>
+                <w:rFonts w:ascii="Arial" w:hAnsi="Arial" w:cs="Arial"/>
+              </w:rPr>
+              <w:t>89</w:t>
+            </w:r>
+          </w:p>
+        </w:tc>
+        <w:tc>
+          <w:tcPr>
+            <w:tcW w:w="1452" w:type="dxa"/>
+            <w:vAlign w:val="center"/>
+          </w:tcPr>
+          <w:p>
+            <w:pPr>
+              <w:spacing w:before="60" w:after="60"/>
+            </w:pPr>
+            <w:r>
+              <w:rPr>
+                <w:rFonts w:ascii="Arial" w:hAnsi="Arial" w:cs="Arial"/>
+              </w:rPr>
+              <w:t>0</w:t>
+            </w:r>
+          </w:p>
+        </w:tc>
+        <w:tc>
+          <w:tcPr>
+            <w:tcW w:w="1442" w:type="dxa"/>
+            <w:vAlign w:val="center"/>
+          </w:tcPr>
+          <w:p>
+            <w:pPr>
+              <w:spacing w:before="60" w:after="60"/>
+            </w:pPr>
+            <w:proofErr w:type="spellStart"/>
+            <w:r>
+              <w:rPr>
+                <w:rStyle w:val="CdigoHTML"/>
+                <w:rFonts w:ascii="Arial" w:eastAsiaTheme="minorHAnsi" w:hAnsi="Arial" w:cs="Arial"/>
+              </w:rPr>
+              <w:t>root</w:t>
+            </w:r>
+            <w:proofErr w:type="spellEnd"/>
+            <w:r>
+              <w:rPr>
+                <w:rFonts w:ascii="Arial" w:hAnsi="Arial" w:cs="Arial"/>
+              </w:rPr>
+              <w:t xml:space="preserve"> </w:t>
+            </w:r>
+          </w:p>
+        </w:tc>
+        <w:tc>
+          <w:tcPr>
+            <w:tcW w:w="1590" w:type="dxa"/>
+            <w:vAlign w:val="center"/>
+          </w:tcPr>
+          <w:p>
+            <w:pPr>
+              <w:spacing w:before="60" w:after="60"/>
+              <w:rPr>
+                <w:sz w:val="18"/>
+                <w:szCs w:val="18"/>
+              </w:rPr>
+            </w:pPr>
+            <w:r>
+              <w:rPr>
+                <w:rFonts w:ascii="Arial" w:hAnsi="Arial" w:cs="Arial"/>
+                <w:sz w:val="18"/>
+                <w:szCs w:val="18"/>
+              </w:rPr>
+              <w:t xml:space="preserve">Interfaz de comunicación para el primer bus de datos físico o emulado bajo </w:t>
+            </w:r>
+            <w:r>
+              <w:rPr>
+                <w:rFonts w:ascii="Arial" w:hAnsi="Arial" w:cs="Arial"/>
+                <w:sz w:val="18"/>
+                <w:szCs w:val="18"/>
+              </w:rPr>
+              <w:t>protocolo.</w:t>
+            </w:r>
+          </w:p>
+        </w:tc>
+      </w:tr>
+      <w:tr>
+        <w:tc>
+          <w:tcPr>
+            <w:tcW w:w="1463" w:type="dxa"/>
+          </w:tcPr>
+          <w:p>
+            <w:pPr>
+              <w:spacing w:before="60" w:after="60"/>
+              <w:rPr>
+                <w:rStyle w:val="CdigoHTML"/>
+                <w:rFonts w:ascii="Arial" w:eastAsiaTheme="minorHAnsi" w:hAnsi="Arial" w:cs="Arial"/>
+              </w:rPr>
+            </w:pPr>
+            <w:r>
+              <w:t>loop0</w:t>
+            </w:r>
+          </w:p>
+        </w:tc>
+        <w:tc>
+          <w:tcPr>
+            <w:tcW w:w="1429" w:type="dxa"/>
+          </w:tcPr>
+          <w:p>
+            <w:pPr>
+              <w:spacing w:before="60" w:after="60"/>
+              <w:rPr>
+                <w:rStyle w:val="CdigoHTML"/>
+                <w:rFonts w:ascii="Arial" w:eastAsiaTheme="minorHAnsi" w:hAnsi="Arial" w:cs="Arial"/>
+              </w:rPr>
+            </w:pPr>
+            <w:r>
+              <w:t>b</w:t>
+            </w:r>
+            <w:r>
+              <w:t>loque</w:t>
+            </w:r>
+          </w:p>
+        </w:tc>
+        <w:tc>
+          <w:tcPr>
+            <w:tcW w:w="1452" w:type="dxa"/>
+          </w:tcPr>
+          <w:p>
+            <w:pPr>
+              <w:spacing w:before="60" w:after="60"/>
+              <w:rPr>
+                <w:rFonts w:ascii="Arial" w:hAnsi="Arial" w:cs="Arial"/>
+              </w:rPr>
+            </w:pPr>
+            <w:r>
+              <w:t>7</w:t>
+            </w:r>
+          </w:p>
+        </w:tc>
+        <w:tc>
+          <w:tcPr>
+            <w:tcW w:w="1452" w:type="dxa"/>
+          </w:tcPr>
+          <w:p>
+            <w:pPr>
+              <w:spacing w:before="60" w:after="60"/>
+              <w:rPr>
+                <w:rFonts w:ascii="Arial" w:hAnsi="Arial" w:cs="Arial"/>
+              </w:rPr>
+            </w:pPr>
+            <w:r>
+              <w:t>0</w:t>
+            </w:r>
+          </w:p>
+        </w:tc>
+        <w:tc>
+          <w:tcPr>
+            <w:tcW w:w="1442" w:type="dxa"/>
+          </w:tcPr>
+          <w:p>
+            <w:pPr>
+              <w:spacing w:before="60" w:after="60"/>
+              <w:rPr>
+                <w:rStyle w:val="CdigoHTML"/>
+                <w:rFonts w:ascii="Arial" w:eastAsiaTheme="minorHAnsi" w:hAnsi="Arial" w:cs="Arial"/>
+              </w:rPr>
+            </w:pPr>
+            <w:r>
+              <w:t xml:space="preserve">disk </w:t>
+            </w:r>
+          </w:p>
+        </w:tc>
+        <w:tc>
+          <w:tcPr>
+            <w:tcW w:w="1590" w:type="dxa"/>
+          </w:tcPr>
+          <w:p>
+            <w:pPr>
+              <w:spacing w:before="60" w:after="60"/>
+              <w:rPr>
+                <w:rFonts w:ascii="Arial" w:hAnsi="Arial" w:cs="Arial"/>
+                <w:sz w:val="18"/>
+                <w:szCs w:val="18"/>
+              </w:rPr>
+            </w:pPr>
+            <w:r>
+              <w:rPr>
+                <w:sz w:val="18"/>
+                <w:szCs w:val="18"/>
+              </w:rPr>
+              <w:t xml:space="preserve">Primer dispositivo virtual de bucle. Mapea un archivo de datos </w:t>
+            </w:r>
+            <w:r>
+              <w:rPr>
+                <w:sz w:val="18"/>
+                <w:szCs w:val="18"/>
+              </w:rPr>
+              <w:t>regular, como</w:t>
+            </w:r>
+            <w:r>
+              <w:rPr>
+                <w:sz w:val="18"/>
+                <w:szCs w:val="18"/>
+              </w:rPr>
+              <w:t xml:space="preserve"> si fuera un bloque de disco físico.</w:t>
+            </w:r>
+          </w:p>
+        </w:tc>
+      </w:tr>
+      <w:tr>
+        <w:tc>
+          <w:tcPr>
+            <w:tcW w:w="1463" w:type="dxa"/>
+          </w:tcPr>
+          <w:p>
+            <w:pPr>
+              <w:spacing w:before="60" w:after="60"/>
+              <w:rPr>
+                <w:rStyle w:val="CdigoHTML"/>
+                <w:rFonts w:ascii="Arial" w:eastAsiaTheme="minorHAnsi" w:hAnsi="Arial" w:cs="Arial"/>
+              </w:rPr>
+            </w:pPr>
+            <w:r>
+              <w:t>loop1</w:t>
+            </w:r>
+          </w:p>
+        </w:tc>
+        <w:tc>
+          <w:tcPr>
+            <w:tcW w:w="1429" w:type="dxa"/>
+          </w:tcPr>
+          <w:p>
+            <w:pPr>
+              <w:spacing w:before="60" w:after="60"/>
+              <w:rPr>
+                <w:rStyle w:val="CdigoHTML"/>
+                <w:rFonts w:ascii="Arial" w:eastAsiaTheme="minorHAnsi" w:hAnsi="Arial" w:cs="Arial"/>
+              </w:rPr>
+            </w:pPr>
+            <w:r>
+              <w:t>b</w:t>
+            </w:r>
+            <w:r>
+              <w:t>loque</w:t>
+            </w:r>
+          </w:p>
+        </w:tc>
+        <w:tc>
+          <w:tcPr>
+            <w:tcW w:w="1452" w:type="dxa"/>
+          </w:tcPr>
+          <w:p>
+            <w:pPr>
+              <w:spacing w:before="60" w:after="60"/>
+              <w:rPr>
+                <w:rFonts w:ascii="Arial" w:hAnsi="Arial" w:cs="Arial"/>
+              </w:rPr>
+            </w:pPr>
+            <w:r>
+              <w:t>7</w:t>
+            </w:r>
+          </w:p>
+        </w:tc>
+        <w:tc>
+          <w:tcPr>
+            <w:tcW w:w="1452" w:type="dxa"/>
+          </w:tcPr>
+          <w:p>
+            <w:pPr>
+              <w:spacing w:before="60" w:after="60"/>
+              <w:rPr>
+                <w:rFonts w:ascii="Arial" w:hAnsi="Arial" w:cs="Arial"/>
+              </w:rPr>
+            </w:pPr>
+            <w:r>
+              <w:t>1</w:t>
+            </w:r>
+          </w:p>
+        </w:tc>
+        <w:tc>
+          <w:tcPr>
+            <w:tcW w:w="1442" w:type="dxa"/>
+          </w:tcPr>
+          <w:p>
+            <w:pPr>
+              <w:spacing w:before="60" w:after="60"/>
+              <w:rPr>
+                <w:rStyle w:val="CdigoHTML"/>
+                <w:rFonts w:ascii="Arial" w:eastAsiaTheme="minorHAnsi" w:hAnsi="Arial" w:cs="Arial"/>
+              </w:rPr>
+            </w:pPr>
+            <w:r>
+              <w:t xml:space="preserve">disk </w:t>
+            </w:r>
+          </w:p>
+        </w:tc>
+        <w:tc>
+          <w:tcPr>
+            <w:tcW w:w="1590" w:type="dxa"/>
+          </w:tcPr>
+          <w:p>
+            <w:pPr>
+              <w:spacing w:before="60" w:after="60"/>
+              <w:rPr>
+                <w:rFonts w:ascii="Arial" w:hAnsi="Arial" w:cs="Arial"/>
+                <w:sz w:val="18"/>
+                <w:szCs w:val="18"/>
+              </w:rPr>
+            </w:pPr>
+            <w:r>
+              <w:rPr>
+                <w:sz w:val="18"/>
+                <w:szCs w:val="18"/>
+              </w:rPr>
+              <w:t>Segundo dispositivo de bucle virtual del sistema.</w:t>
+            </w:r>
+          </w:p>
+        </w:tc>
+      </w:tr>
+      <w:tr>
+        <w:tc>
+          <w:tcPr>
+            <w:tcW w:w="1463" w:type="dxa"/>
+          </w:tcPr>
+          <w:p>
+            <w:pPr>
+              <w:spacing w:before="60" w:after="60"/>
+              <w:rPr>
+                <w:rStyle w:val="CdigoHTML"/>
+                <w:rFonts w:ascii="Arial" w:eastAsiaTheme="minorHAnsi" w:hAnsi="Arial" w:cs="Arial"/>
+              </w:rPr>
+            </w:pPr>
+            <w:r>
+              <w:t>loop10</w:t>
+            </w:r>
+          </w:p>
+        </w:tc>
+        <w:tc>
+          <w:tcPr>
+            <w:tcW w:w="1429" w:type="dxa"/>
+          </w:tcPr>
+          <w:p>
+            <w:pPr>
+              <w:spacing w:before="60" w:after="60"/>
+              <w:rPr>
+                <w:rStyle w:val="CdigoHTML"/>
+                <w:rFonts w:ascii="Arial" w:eastAsiaTheme="minorHAnsi" w:hAnsi="Arial" w:cs="Arial"/>
+              </w:rPr>
+            </w:pPr>
+            <w:r>
+              <w:t>b</w:t>
+            </w:r>
+            <w:r>
+              <w:t>loque</w:t>
+            </w:r>
+          </w:p>
+        </w:tc>
+        <w:tc>
+          <w:tcPr>
+            <w:tcW w:w="1452" w:type="dxa"/>
+          </w:tcPr>
+          <w:p>
+            <w:pPr>
+              <w:spacing w:before="60" w:after="60"/>
+              <w:rPr>
+                <w:rFonts w:ascii="Arial" w:hAnsi="Arial" w:cs="Arial"/>
+              </w:rPr>
+            </w:pPr>
+            <w:r>
+              <w:t>7</w:t>
+            </w:r>
+          </w:p>
+        </w:tc>
+        <w:tc>
+          <w:tcPr>
+            <w:tcW w:w="1452" w:type="dxa"/>
+          </w:tcPr>
+          <w:p>
+            <w:pPr>
+              <w:spacing w:before="60" w:after="60"/>
+              <w:rPr>
+                <w:rFonts w:ascii="Arial" w:hAnsi="Arial" w:cs="Arial"/>
+              </w:rPr>
+            </w:pPr>
+            <w:r>
+              <w:t>10</w:t>
+            </w:r>
+          </w:p>
+        </w:tc>
+        <w:tc>
+          <w:tcPr>
+            <w:tcW w:w="1442" w:type="dxa"/>
+          </w:tcPr>
+          <w:p>
+            <w:pPr>
+              <w:spacing w:before="60" w:after="60"/>
+              <w:rPr>
+                <w:rStyle w:val="CdigoHTML"/>
+                <w:rFonts w:ascii="Arial" w:eastAsiaTheme="minorHAnsi" w:hAnsi="Arial" w:cs="Arial"/>
+              </w:rPr>
+            </w:pPr>
+            <w:r>
+              <w:t xml:space="preserve">disk </w:t>
+            </w:r>
+          </w:p>
+        </w:tc>
+        <w:tc>
+          <w:tcPr>
+            <w:tcW w:w="1590" w:type="dxa"/>
+          </w:tcPr>
+          <w:p>
+            <w:pPr>
+              <w:spacing w:before="60" w:after="60"/>
+              <w:rPr>
+                <w:rFonts w:ascii="Arial" w:hAnsi="Arial" w:cs="Arial"/>
+                <w:sz w:val="18"/>
+                <w:szCs w:val="18"/>
+              </w:rPr>
+            </w:pPr>
+            <w:r>
+              <w:rPr>
+                <w:sz w:val="18"/>
+                <w:szCs w:val="18"/>
+              </w:rPr>
+              <w:t>Dispositivo de bucle indexado con el identificador menor 10.</w:t>
+            </w:r>
+          </w:p>
+        </w:tc>
+      </w:tr>
+      <w:tr>
+        <w:tc>
+          <w:tcPr>
+            <w:tcW w:w="1463" w:type="dxa"/>
+          </w:tcPr>
+          <w:p>
+            <w:pPr>
+              <w:spacing w:before="60" w:after="60"/>
+              <w:rPr>
+                <w:rStyle w:val="CdigoHTML"/>
+                <w:rFonts w:ascii="Arial" w:eastAsiaTheme="minorHAnsi" w:hAnsi="Arial" w:cs="Arial"/>
+              </w:rPr>
+            </w:pPr>
+            <w:r>
+              <w:t>loop17</w:t>
+            </w:r>
+          </w:p>
+        </w:tc>
+        <w:tc>
+          <w:tcPr>
+            <w:tcW w:w="1429" w:type="dxa"/>
+          </w:tcPr>
+          <w:p>
+            <w:pPr>
+              <w:spacing w:before="60" w:after="60"/>
+              <w:rPr>
+                <w:rStyle w:val="CdigoHTML"/>
+                <w:rFonts w:ascii="Arial" w:eastAsiaTheme="minorHAnsi" w:hAnsi="Arial" w:cs="Arial"/>
+              </w:rPr>
+            </w:pPr>
+            <w:r>
+              <w:t>b</w:t>
+            </w:r>
+            <w:r>
+              <w:t>loque</w:t>
+            </w:r>
+          </w:p>
+        </w:tc>
+        <w:tc>
+          <w:tcPr>
+            <w:tcW w:w="1452" w:type="dxa"/>
+          </w:tcPr>
+          <w:p>
+            <w:pPr>
+              <w:spacing w:before="60" w:after="60"/>
+              <w:rPr>
+                <w:rFonts w:ascii="Arial" w:hAnsi="Arial" w:cs="Arial"/>
+              </w:rPr>
+            </w:pPr>
+            <w:r>
+              <w:t>7</w:t>
+            </w:r>
+          </w:p>
+        </w:tc>
+        <w:tc>
+          <w:tcPr>
+            <w:tcW w:w="1452" w:type="dxa"/>
+          </w:tcPr>
+          <w:p>
+            <w:pPr>
+              <w:spacing w:before="60" w:after="60"/>
+              <w:rPr>
+                <w:rFonts w:ascii="Arial" w:hAnsi="Arial" w:cs="Arial"/>
+              </w:rPr>
+            </w:pPr>
+            <w:r>
+              <w:t>17</w:t>
+            </w:r>
+          </w:p>
+        </w:tc>
+        <w:tc>
+          <w:tcPr>
+            <w:tcW w:w="1442" w:type="dxa"/>
+          </w:tcPr>
+          <w:p>
+            <w:pPr>
+              <w:spacing w:before="60" w:after="60"/>
+              <w:rPr>
+                <w:rStyle w:val="CdigoHTML"/>
+                <w:rFonts w:ascii="Arial" w:eastAsiaTheme="minorHAnsi" w:hAnsi="Arial" w:cs="Arial"/>
+              </w:rPr>
+            </w:pPr>
+            <w:r>
+              <w:t xml:space="preserve">disk </w:t>
+            </w:r>
+          </w:p>
+        </w:tc>
+        <w:tc>
+          <w:tcPr>
+            <w:tcW w:w="1590" w:type="dxa"/>
+          </w:tcPr>
+          <w:p>
+            <w:pPr>
+              <w:spacing w:before="60" w:after="60"/>
+              <w:rPr>
+                <w:rFonts w:ascii="Arial" w:hAnsi="Arial" w:cs="Arial"/>
+                <w:sz w:val="18"/>
+                <w:szCs w:val="18"/>
+              </w:rPr>
+            </w:pPr>
+            <w:r>
+              <w:rPr>
+                <w:sz w:val="18"/>
+                <w:szCs w:val="18"/>
+              </w:rPr>
+              <w:t>Último nodo de la serie secuencial de bloques lógicos capturado en la salida de la terminal.</w:t>
+            </w:r>
+          </w:p>
+        </w:tc>
+      </w:tr>
+    </w:tbl>
+    <w:p>
+      <w:pPr>
+        <w:spacing w:before="60" w:after="60"/>
+      </w:pPr>
+      <w:r>
+        <w:rPr>
+          <w:rFonts w:ascii="Arial" w:eastAsia="Arial" w:hAnsi="Arial" w:cs="Arial"/>
+          <w:sz w:val="21"/>
+          <w:szCs w:val="21"/>
+        </w:rPr>
+        <w:t xml:space="preserve">salida de </w:t>
+      </w:r>
+      <w:proofErr w:type="spellStart"/>
+      <w:r>
+        <w:rPr>
+          <w:rFonts w:ascii="Arial" w:eastAsia="Arial" w:hAnsi="Arial" w:cs="Arial"/>
+          <w:sz w:val="21"/>
+          <w:szCs w:val="21"/>
+        </w:rPr>
+        <w:t>strace</w:t>
+      </w:r>
+      <w:proofErr w:type="spellEnd"/>
+      <w:r>
+        <w:rPr>
+          <w:rFonts w:ascii="Arial" w:eastAsia="Arial" w:hAnsi="Arial" w:cs="Arial"/>
+          <w:sz w:val="21"/>
+          <w:szCs w:val="21"/>
+        </w:rPr>
+        <w:t xml:space="preserve"> mostrando </w:t>
+      </w:r>
+      <w:proofErr w:type="spellStart"/>
+      <w:r>
+        <w:rPr>
+          <w:rFonts w:ascii="Arial" w:eastAsia="Arial" w:hAnsi="Arial" w:cs="Arial"/>
+          <w:sz w:val="21"/>
+          <w:szCs w:val="21"/>
+        </w:rPr>
+        <w:t>syscalls</w:t>
+      </w:r>
+      <w:proofErr w:type="spellEnd"/>
+      <w:r>
+        <w:rPr>
+          <w:rFonts w:ascii="Arial" w:eastAsia="Arial" w:hAnsi="Arial" w:cs="Arial"/>
+          <w:sz w:val="21"/>
+          <w:szCs w:val="21"/>
+        </w:rPr>
+        <w:t xml:space="preserve"> de /dev/zero</w:t>
+      </w:r>
+    </w:p>
+    <w:tbl>
+      <w:tblPr>
+        <w:tblStyle w:val="Tablaconcuadrcula"/>
+        <w:tblW w:w="0" w:type="auto"/>
+        <w:tblLook w:val="04A0" w:firstRow="1" w:lastRow="0" w:firstColumn="1" w:lastColumn="0" w:noHBand="0" w:noVBand="1"/>
+      </w:tblPr>
+      <w:tblGrid>
+        <w:gridCol w:w="1631"/>
+        <w:gridCol w:w="1701"/>
+        <w:gridCol w:w="1731"/>
+        <w:gridCol w:w="2070"/>
+      </w:tblGrid>
+      <w:tr>
+        <w:tc>
+          <w:tcPr>
+            <w:tcW w:w="1631" w:type="dxa"/>
+            <w:vAlign w:val="center"/>
+          </w:tcPr>
+          <w:p>
+            <w:pPr>
+              <w:spacing w:before="60" w:after="60"/>
+              <w:rPr>
+                <w:b/>
+                <w:bCs/>
+              </w:rPr>
+            </w:pPr>
+            <w:r>
+              <w:rPr>
+                <w:rStyle w:val="Fuerte"/>
+                <w:rFonts w:ascii="Arial" w:hAnsi="Arial" w:cs="Arial"/>
+                <w:b w:val="0"/>
+                <w:bCs w:val="0"/>
+              </w:rPr>
+              <w:t xml:space="preserve">Tipo de </w:t>
+            </w:r>
+            <w:proofErr w:type="spellStart"/>
+            <w:r>
+              <w:rPr>
+                <w:rStyle w:val="Fuerte"/>
+                <w:rFonts w:ascii="Arial" w:hAnsi="Arial" w:cs="Arial"/>
+                <w:b w:val="0"/>
+                <w:bCs w:val="0"/>
+              </w:rPr>
+              <w:t>Syscall</w:t>
+            </w:r>
+            <w:proofErr w:type="spellEnd"/>
+          </w:p>
+        </w:tc>
+        <w:tc>
+          <w:tcPr>
+            <w:tcW w:w="1701" w:type="dxa"/>
+            <w:vAlign w:val="center"/>
+          </w:tcPr>
+          <w:p>
+            <w:pPr>
+              <w:spacing w:before="60" w:after="60"/>
+              <w:rPr>
+                <w:b/>
+                <w:bCs/>
+              </w:rPr>
+            </w:pPr>
+            <w:r>
+              <w:rPr>
+                <w:rStyle w:val="Fuerte"/>
+                <w:rFonts w:ascii="Arial" w:hAnsi="Arial" w:cs="Arial"/>
+                <w:b w:val="0"/>
+                <w:bCs w:val="0"/>
+              </w:rPr>
+              <w:t>Descriptor implicado</w:t>
+            </w:r>
+          </w:p>
+        </w:tc>
+        <w:tc>
+          <w:tcPr>
+            <w:tcW w:w="1731" w:type="dxa"/>
+            <w:vAlign w:val="center"/>
+          </w:tcPr>
+          <w:p>
+            <w:pPr>
+              <w:spacing w:before="60" w:after="60"/>
+              <w:rPr>
+                <w:b/>
+                <w:bCs/>
+              </w:rPr>
+            </w:pPr>
+            <w:r>
+              <w:rPr>
+                <w:rStyle w:val="Fuerte"/>
+                <w:rFonts w:ascii="Arial" w:hAnsi="Arial" w:cs="Arial"/>
+                <w:b w:val="0"/>
+                <w:bCs w:val="0"/>
+              </w:rPr>
+              <w:t>Bytes Procesados</w:t>
+            </w:r>
+          </w:p>
+        </w:tc>
+        <w:tc>
+          <w:tcPr>
+            <w:tcW w:w="2070" w:type="dxa"/>
+            <w:vAlign w:val="center"/>
+          </w:tcPr>
+          <w:p>
+            <w:pPr>
+              <w:spacing w:before="60" w:after="60"/>
+              <w:rPr>
+                <w:b/>
+                <w:bCs/>
+              </w:rPr>
+            </w:pPr>
+            <w:r>
+              <w:rPr>
+                <w:rStyle w:val="Fuerte"/>
+                <w:rFonts w:ascii="Arial" w:hAnsi="Arial" w:cs="Arial"/>
+                <w:b w:val="0"/>
+                <w:bCs w:val="0"/>
+              </w:rPr>
+              <w:t>Resultado / Estado</w:t>
+            </w:r>
+          </w:p>
+        </w:tc>
+      </w:tr>
+      <w:tr>
+        <w:tc>
+          <w:tcPr>
+            <w:tcW w:w="1631" w:type="dxa"/>
+            <w:vAlign w:val="center"/>
+          </w:tcPr>
+          <w:p>
+            <w:pPr>
+              <w:spacing w:before="60" w:after="60"/>
+            </w:pPr>
+            <w:proofErr w:type="spellStart"/>
+            <w:r>
+              <w:rPr>
+                <w:rStyle w:val="CdigoHTML"/>
+                <w:rFonts w:ascii="Arial" w:eastAsiaTheme="minorHAnsi" w:hAnsi="Arial" w:cs="Arial"/>
+              </w:rPr>
+              <w:lastRenderedPageBreak/>
+              <w:t>read</w:t>
+            </w:r>
+            <w:proofErr w:type="spellEnd"/>
+          </w:p>
+        </w:tc>
+        <w:tc>
+          <w:tcPr>
+            <w:tcW w:w="1701" w:type="dxa"/>
+            <w:vAlign w:val="center"/>
+          </w:tcPr>
+          <w:p>
+            <w:pPr>
+              <w:spacing w:before="60" w:after="60"/>
+            </w:pPr>
+            <w:r>
+              <w:rPr>
+                <w:rStyle w:val="CdigoHTML"/>
+                <w:rFonts w:ascii="Arial" w:eastAsiaTheme="minorHAnsi" w:hAnsi="Arial" w:cs="Arial"/>
+              </w:rPr>
+              <w:t>3</w:t>
+            </w:r>
+          </w:p>
+        </w:tc>
+        <w:tc>
+          <w:tcPr>
+            <w:tcW w:w="1731" w:type="dxa"/>
+            <w:vAlign w:val="center"/>
+          </w:tcPr>
+          <w:p>
+            <w:pPr>
+              <w:spacing w:before="60" w:after="60"/>
+            </w:pPr>
+            <w:r>
+              <w:rPr>
+                <w:rFonts w:ascii="Arial" w:hAnsi="Arial" w:cs="Arial"/>
+              </w:rPr>
+              <w:t>4096</w:t>
+            </w:r>
+          </w:p>
+        </w:tc>
+        <w:tc>
+          <w:tcPr>
+            <w:tcW w:w="2070" w:type="dxa"/>
+            <w:vAlign w:val="center"/>
+          </w:tcPr>
+          <w:p>
+            <w:pPr>
+              <w:spacing w:before="60" w:after="60"/>
+            </w:pPr>
+            <w:r>
+              <w:rPr>
+                <w:rFonts w:ascii="Arial" w:hAnsi="Arial" w:cs="Arial"/>
+              </w:rPr>
+              <w:t>Éxito (</w:t>
+            </w:r>
+            <w:r>
+              <w:rPr>
+                <w:rStyle w:val="CdigoHTML"/>
+                <w:rFonts w:ascii="Arial" w:eastAsiaTheme="minorHAnsi" w:hAnsi="Arial" w:cs="Arial"/>
+              </w:rPr>
+              <w:t>= 4096</w:t>
+            </w:r>
+            <w:r>
+              <w:rPr>
+                <w:rFonts w:ascii="Arial" w:hAnsi="Arial" w:cs="Arial"/>
+              </w:rPr>
+              <w:t xml:space="preserve">). El </w:t>
+            </w:r>
+            <w:proofErr w:type="spellStart"/>
+            <w:r>
+              <w:rPr>
+                <w:rFonts w:ascii="Arial" w:hAnsi="Arial" w:cs="Arial"/>
+              </w:rPr>
+              <w:t>kernel</w:t>
+            </w:r>
+            <w:proofErr w:type="spellEnd"/>
+            <w:r>
+              <w:rPr>
+                <w:rFonts w:ascii="Arial" w:hAnsi="Arial" w:cs="Arial"/>
+              </w:rPr>
+              <w:t xml:space="preserve"> satura el búfer del programa con puros caracteres nulos.</w:t>
+            </w:r>
+          </w:p>
+        </w:tc>
+      </w:tr>
+      <w:tr>
+        <w:tc>
+          <w:tcPr>
+            <w:tcW w:w="1631" w:type="dxa"/>
+            <w:vAlign w:val="center"/>
+          </w:tcPr>
+          <w:p>
+            <w:pPr>
+              <w:spacing w:before="60" w:after="60"/>
+            </w:pPr>
+            <w:proofErr w:type="spellStart"/>
+            <w:r>
+              <w:rPr>
+                <w:rStyle w:val="CdigoHTML"/>
+                <w:rFonts w:ascii="Arial" w:eastAsiaTheme="minorHAnsi" w:hAnsi="Arial" w:cs="Arial"/>
+              </w:rPr>
+              <w:t>write</w:t>
+            </w:r>
+            <w:proofErr w:type="spellEnd"/>
+          </w:p>
+        </w:tc>
+        <w:tc>
+          <w:tcPr>
+            <w:tcW w:w="1701" w:type="dxa"/>
+            <w:vAlign w:val="center"/>
+          </w:tcPr>
+          <w:p>
+            <w:pPr>
+              <w:spacing w:before="60" w:after="60"/>
+            </w:pPr>
+            <w:r>
+              <w:rPr>
+                <w:rStyle w:val="CdigoHTML"/>
+                <w:rFonts w:ascii="Arial" w:eastAsiaTheme="minorHAnsi" w:hAnsi="Arial" w:cs="Arial"/>
+              </w:rPr>
+              <w:t>4</w:t>
+            </w:r>
+          </w:p>
+        </w:tc>
+        <w:tc>
+          <w:tcPr>
+            <w:tcW w:w="1731" w:type="dxa"/>
+            <w:vAlign w:val="center"/>
+          </w:tcPr>
+          <w:p>
+            <w:pPr>
+              <w:spacing w:before="60" w:after="60"/>
+            </w:pPr>
+            <w:r>
+              <w:rPr>
+                <w:rFonts w:ascii="Arial" w:hAnsi="Arial" w:cs="Arial"/>
+              </w:rPr>
+              <w:t>4096</w:t>
+            </w:r>
+          </w:p>
+        </w:tc>
+        <w:tc>
+          <w:tcPr>
+            <w:tcW w:w="2070" w:type="dxa"/>
+            <w:vAlign w:val="center"/>
+          </w:tcPr>
+          <w:p>
+            <w:pPr>
+              <w:spacing w:before="60" w:after="60"/>
+            </w:pPr>
+            <w:r>
+              <w:rPr>
+                <w:rFonts w:ascii="Arial" w:hAnsi="Arial" w:cs="Arial"/>
+              </w:rPr>
+              <w:t>Éxito (</w:t>
+            </w:r>
+            <w:r>
+              <w:rPr>
+                <w:rStyle w:val="CdigoHTML"/>
+                <w:rFonts w:ascii="Arial" w:eastAsiaTheme="minorHAnsi" w:hAnsi="Arial" w:cs="Arial"/>
+              </w:rPr>
+              <w:t>= 4096</w:t>
+            </w:r>
+            <w:r>
+              <w:rPr>
+                <w:rFonts w:ascii="Arial" w:hAnsi="Arial" w:cs="Arial"/>
+              </w:rPr>
+              <w:t>). El búfer se vuelca directamente al archivo en el disco/sistema de archivos temporal.</w:t>
+            </w:r>
+          </w:p>
+        </w:tc>
+      </w:tr>
+      <w:tr>
+        <w:tc>
+          <w:tcPr>
+            <w:tcW w:w="1631" w:type="dxa"/>
+            <w:vAlign w:val="center"/>
+          </w:tcPr>
+          <w:p>
+            <w:pPr>
+              <w:spacing w:before="60" w:after="60"/>
+            </w:pPr>
+            <w:proofErr w:type="spellStart"/>
+            <w:r>
+              <w:rPr>
+                <w:rStyle w:val="CdigoHTML"/>
+                <w:rFonts w:ascii="Arial" w:eastAsiaTheme="minorHAnsi" w:hAnsi="Arial" w:cs="Arial"/>
+              </w:rPr>
+              <w:t>close</w:t>
+            </w:r>
+            <w:proofErr w:type="spellEnd"/>
+          </w:p>
+        </w:tc>
+        <w:tc>
+          <w:tcPr>
+            <w:tcW w:w="1701" w:type="dxa"/>
+            <w:vAlign w:val="center"/>
+          </w:tcPr>
+          <w:p>
+            <w:pPr>
+              <w:spacing w:before="60" w:after="60"/>
+            </w:pPr>
+            <w:r>
+              <w:rPr>
+                <w:rStyle w:val="CdigoHTML"/>
+                <w:rFonts w:ascii="Arial" w:eastAsiaTheme="minorHAnsi" w:hAnsi="Arial" w:cs="Arial"/>
+              </w:rPr>
+              <w:t>4</w:t>
+            </w:r>
+          </w:p>
+        </w:tc>
+        <w:tc>
+          <w:tcPr>
+            <w:tcW w:w="1731" w:type="dxa"/>
+            <w:vAlign w:val="center"/>
+          </w:tcPr>
+          <w:p>
+            <w:pPr>
+              <w:spacing w:before="60" w:after="60"/>
+            </w:pPr>
+            <w:r>
+              <w:t>x</w:t>
+            </w:r>
+          </w:p>
+        </w:tc>
+        <w:tc>
+          <w:tcPr>
+            <w:tcW w:w="2070" w:type="dxa"/>
+            <w:vAlign w:val="center"/>
+          </w:tcPr>
+          <w:p>
+            <w:pPr>
+              <w:spacing w:before="60" w:after="60"/>
+            </w:pPr>
+            <w:r>
+              <w:rPr>
+                <w:rFonts w:ascii="Arial" w:hAnsi="Arial" w:cs="Arial"/>
+              </w:rPr>
+              <w:t>Éxito (</w:t>
+            </w:r>
+            <w:r>
+              <w:rPr>
+                <w:rStyle w:val="CdigoHTML"/>
+                <w:rFonts w:ascii="Arial" w:eastAsiaTheme="minorHAnsi" w:hAnsi="Arial" w:cs="Arial"/>
+              </w:rPr>
+              <w:t>= 0</w:t>
+            </w:r>
+            <w:r>
+              <w:rPr>
+                <w:rFonts w:ascii="Arial" w:hAnsi="Arial" w:cs="Arial"/>
+              </w:rPr>
+              <w:t>). Libera el descriptor del archivo destino.</w:t>
+            </w:r>
+          </w:p>
+        </w:tc>
+      </w:tr>
+      <w:tr>
+        <w:tc>
+          <w:tcPr>
+            <w:tcW w:w="1631" w:type="dxa"/>
+            <w:vAlign w:val="center"/>
+          </w:tcPr>
+          <w:p>
+            <w:pPr>
+              <w:spacing w:before="60" w:after="60"/>
+            </w:pPr>
+            <w:proofErr w:type="spellStart"/>
+            <w:r>
+              <w:rPr>
+                <w:rStyle w:val="CdigoHTML"/>
+                <w:rFonts w:ascii="Arial" w:eastAsiaTheme="minorHAnsi" w:hAnsi="Arial" w:cs="Arial"/>
+              </w:rPr>
+              <w:t>close</w:t>
+            </w:r>
+            <w:proofErr w:type="spellEnd"/>
+          </w:p>
+        </w:tc>
+        <w:tc>
+          <w:tcPr>
+            <w:tcW w:w="1701" w:type="dxa"/>
+            <w:vAlign w:val="center"/>
+          </w:tcPr>
+          <w:p>
+            <w:pPr>
+              <w:spacing w:before="60" w:after="60"/>
+            </w:pPr>
+            <w:r>
+              <w:rPr>
+                <w:rStyle w:val="CdigoHTML"/>
+                <w:rFonts w:ascii="Arial" w:eastAsiaTheme="minorHAnsi" w:hAnsi="Arial" w:cs="Arial"/>
+              </w:rPr>
+              <w:t>3</w:t>
+            </w:r>
+          </w:p>
+        </w:tc>
+        <w:tc>
+          <w:tcPr>
+            <w:tcW w:w="1731" w:type="dxa"/>
+            <w:vAlign w:val="center"/>
+          </w:tcPr>
+          <w:p>
+            <w:pPr>
+              <w:spacing w:before="60" w:after="60"/>
+            </w:pPr>
+            <w:r>
+              <w:t>x</w:t>
+            </w:r>
+          </w:p>
+        </w:tc>
+        <w:tc>
+          <w:tcPr>
+            <w:tcW w:w="2070" w:type="dxa"/>
+            <w:vAlign w:val="center"/>
+          </w:tcPr>
+          <w:p>
+            <w:pPr>
+              <w:spacing w:before="60" w:after="60"/>
+            </w:pPr>
+            <w:r>
+              <w:rPr>
+                <w:rFonts w:ascii="Arial" w:hAnsi="Arial" w:cs="Arial"/>
+              </w:rPr>
+              <w:t>Éxito (</w:t>
+            </w:r>
+            <w:r>
+              <w:rPr>
+                <w:rStyle w:val="CdigoHTML"/>
+                <w:rFonts w:ascii="Arial" w:eastAsiaTheme="minorHAnsi" w:hAnsi="Arial" w:cs="Arial"/>
+              </w:rPr>
+              <w:t>= 0</w:t>
+            </w:r>
+            <w:r>
+              <w:rPr>
+                <w:rFonts w:ascii="Arial" w:hAnsi="Arial" w:cs="Arial"/>
+              </w:rPr>
+              <w:t>). Libera el descriptor del dispositivo virtual.</w:t>
+            </w:r>
+          </w:p>
+        </w:tc>
+      </w:tr>
+      <w:tr>
+        <w:tc>
+          <w:tcPr>
+            <w:tcW w:w="1631" w:type="dxa"/>
+          </w:tcPr>
+          <w:p>
+            <w:pPr>
+              <w:spacing w:before="60" w:after="60"/>
+              <w:rPr>
+                <w:rStyle w:val="CdigoHTML"/>
+                <w:rFonts w:ascii="Arial" w:eastAsiaTheme="minorHAnsi" w:hAnsi="Arial" w:cs="Arial"/>
+              </w:rPr>
+            </w:pPr>
+            <w:proofErr w:type="spellStart"/>
+            <w:r>
+              <w:t>openat</w:t>
+            </w:r>
+            <w:proofErr w:type="spellEnd"/>
+          </w:p>
+        </w:tc>
+        <w:tc>
+          <w:tcPr>
+            <w:tcW w:w="1701" w:type="dxa"/>
+          </w:tcPr>
+          <w:p>
+            <w:pPr>
+              <w:spacing w:before="60" w:after="60"/>
+              <w:rPr>
+                <w:rStyle w:val="CdigoHTML"/>
+                <w:rFonts w:ascii="Arial" w:eastAsiaTheme="minorHAnsi" w:hAnsi="Arial" w:cs="Arial"/>
+              </w:rPr>
+            </w:pPr>
+            <w:r>
+              <w:t>3</w:t>
+            </w:r>
+          </w:p>
+        </w:tc>
+        <w:tc>
+          <w:tcPr>
+            <w:tcW w:w="1731" w:type="dxa"/>
+          </w:tcPr>
+          <w:p>
+            <w:pPr>
+              <w:spacing w:before="60" w:after="60"/>
+              <w:rPr>
+                <w:rFonts w:ascii="Arial" w:hAnsi="Arial" w:cs="Arial"/>
+              </w:rPr>
+            </w:pPr>
+            <w:r>
+              <w:rPr>
+                <w:rFonts w:ascii="Arial" w:hAnsi="Arial" w:cs="Arial"/>
+              </w:rPr>
+              <w:t>x</w:t>
+            </w:r>
+          </w:p>
+        </w:tc>
+        <w:tc>
+          <w:tcPr>
+            <w:tcW w:w="2070" w:type="dxa"/>
+          </w:tcPr>
+          <w:p>
+            <w:pPr>
+              <w:spacing w:before="60" w:after="60"/>
+              <w:rPr>
+                <w:rFonts w:ascii="Arial" w:hAnsi="Arial" w:cs="Arial"/>
+              </w:rPr>
+            </w:pPr>
+            <w:r>
+              <w:t>Éxito (= 3)</w:t>
+            </w:r>
+            <w:r>
+              <w:t xml:space="preserve"> </w:t>
+            </w:r>
+            <w:r>
+              <w:t xml:space="preserve">Solicita al </w:t>
+            </w:r>
+            <w:proofErr w:type="spellStart"/>
+            <w:r>
+              <w:t>kernel</w:t>
+            </w:r>
+            <w:proofErr w:type="spellEnd"/>
+            <w:r>
+              <w:t xml:space="preserve"> abrir el archivo de origen. AT_FDCWD indica que la ruta se evalúa desde el directorio de trabajo actual.</w:t>
+            </w:r>
+          </w:p>
+        </w:tc>
+      </w:tr>
+      <w:tr>
+        <w:tc>
+          <w:tcPr>
+            <w:tcW w:w="1631" w:type="dxa"/>
+          </w:tcPr>
+          <w:p>
+            <w:pPr>
+              <w:spacing w:before="60" w:after="60"/>
+              <w:rPr>
+                <w:rStyle w:val="CdigoHTML"/>
+                <w:rFonts w:ascii="Arial" w:eastAsiaTheme="minorHAnsi" w:hAnsi="Arial" w:cs="Arial"/>
+              </w:rPr>
+            </w:pPr>
+            <w:proofErr w:type="spellStart"/>
+            <w:r>
+              <w:t>openat</w:t>
+            </w:r>
+            <w:proofErr w:type="spellEnd"/>
+          </w:p>
+        </w:tc>
+        <w:tc>
+          <w:tcPr>
+            <w:tcW w:w="1701" w:type="dxa"/>
+          </w:tcPr>
+          <w:p>
+            <w:pPr>
+              <w:spacing w:before="60" w:after="60"/>
+              <w:rPr>
+                <w:rStyle w:val="CdigoHTML"/>
+                <w:rFonts w:ascii="Arial" w:eastAsiaTheme="minorHAnsi" w:hAnsi="Arial" w:cs="Arial"/>
+              </w:rPr>
+            </w:pPr>
+            <w:r>
+              <w:t>4</w:t>
+            </w:r>
+          </w:p>
+        </w:tc>
+        <w:tc>
+          <w:tcPr>
+            <w:tcW w:w="1731" w:type="dxa"/>
+          </w:tcPr>
+          <w:p>
+            <w:pPr>
+              <w:spacing w:before="60" w:after="60"/>
+              <w:rPr>
+                <w:rFonts w:ascii="Arial" w:hAnsi="Arial" w:cs="Arial"/>
+              </w:rPr>
+            </w:pPr>
+            <w:r>
+              <w:rPr>
+                <w:rFonts w:ascii="Arial" w:hAnsi="Arial" w:cs="Arial"/>
+              </w:rPr>
+              <w:t>x</w:t>
+            </w:r>
+          </w:p>
+        </w:tc>
+        <w:tc>
+          <w:tcPr>
+            <w:tcW w:w="2070" w:type="dxa"/>
+          </w:tcPr>
+          <w:p>
+            <w:pPr>
+              <w:spacing w:before="60" w:after="60"/>
+              <w:rPr>
+                <w:rFonts w:ascii="Arial" w:hAnsi="Arial" w:cs="Arial"/>
+              </w:rPr>
+            </w:pPr>
+            <w:r>
+              <w:t>Éxito (= 4)</w:t>
+            </w:r>
+            <w:r>
+              <w:t xml:space="preserve"> </w:t>
+            </w:r>
+            <w:r>
+              <w:t xml:space="preserve">Solicita al </w:t>
+            </w:r>
+            <w:proofErr w:type="spellStart"/>
+            <w:r>
+              <w:t>kernel</w:t>
+            </w:r>
+            <w:proofErr w:type="spellEnd"/>
+            <w:r>
+              <w:t xml:space="preserve"> la apertura/creación del archivo destino, devolviendo el siguiente descriptor libre en la tabla de procesos.</w:t>
+            </w:r>
+          </w:p>
+        </w:tc>
+      </w:tr>
+    </w:tbl>
+    <w:p>
+      <w:pPr>
+        <w:spacing w:before="60" w:after="60" w:line="240" w:lineRule="auto"/>
       </w:pPr>
     </w:p>
     <w:p>
@@ -16711,6 +19702,30 @@
       </w:tblBorders>
     </w:tblPr>
   </w:style>
+  <w:style w:type="character" w:styleId="Fuerte">
+    <w:name w:val="Strong"/>
+    <w:basedOn w:val="Fuentedeprrafopredeter"/>
+    <w:uiPriority w:val="22"/>
+    <w:qFormat/>
+    <w:rsid w:val="00E6251E"/>
+    <w:rPr>
+      <w:b/>
+      <w:bCs/>
+    </w:rPr>
+  </w:style>
+  <w:style w:type="character" w:styleId="CdigoHTML">
+    <w:name w:val="HTML Code"/>
+    <w:basedOn w:val="Fuentedeprrafopredeter"/>
+    <w:uiPriority w:val="99"/>
+    <w:semiHidden/>
+    <w:unhideWhenUsed/>
+    <w:rsid w:val="00E6251E"/>
+    <w:rPr>
+      <w:rFonts w:ascii="Courier New" w:eastAsia="Times New Roman" w:hAnsi="Courier New" w:cs="Courier New"/>
+      <w:sz w:val="20"/>
+      <w:szCs w:val="20"/>
+    </w:rPr>
+  </w:style>
 </w:styles>
 </file>
 
@@ -17007,4 +20022,16 @@
     </a:ext>
   </a:extLst>
 </a:theme>
+</file>
+
+<file path=customXml/item1.xml><?xml version="1.0" encoding="utf-8"?>
+<b:Sources xmlns:b="http://schemas.openxmlformats.org/officeDocument/2006/bibliography" xmlns="http://schemas.openxmlformats.org/officeDocument/2006/bibliography" SelectedStyle="\APASixthEditionOfficeOnline.xsl" StyleName="APA" Version="6"/>
+</file>
+
+<file path=customXml/itemProps1.xml><?xml version="1.0" encoding="utf-8"?>
+<ds:datastoreItem xmlns:ds="http://schemas.openxmlformats.org/officeDocument/2006/customXml" ds:itemID="{A24F52BC-A531-4EC1-B2A4-B6102C6C978C}">
+  <ds:schemaRefs>
+    <ds:schemaRef ds:uri="http://schemas.openxmlformats.org/officeDocument/2006/bibliography"/>
+  </ds:schemaRefs>
+</ds:datastoreItem>
 </file>
--- a/Sistemas operativos practica 3.docx
+++ b/Sistemas operativos practica 3.docx
@@ -1668,7 +1668,7 @@
           <w:szCs w:val="20"/>
         </w:rPr>
         <w:drawing>
-          <wp:anchor distT="0" distB="0" distL="114300" distR="114300" simplePos="0" relativeHeight="251660288" behindDoc="0" locked="0" layoutInCell="1" allowOverlap="1" wp14:anchorId="26CB8897" wp14:editId="60DD46DC">
+          <wp:anchor distT="0" distB="0" distL="114300" distR="114300" simplePos="0" relativeHeight="251660288" behindDoc="0" locked="0" layoutInCell="1" allowOverlap="1" wp14:anchorId="26CB8897" wp14:editId="3F5020D3">
             <wp:simplePos x="0" y="0"/>
             <wp:positionH relativeFrom="margin">
               <wp:posOffset>16048</wp:posOffset>
@@ -8982,12 +8982,16 @@
         </w:numPr>
         <w:spacing w:before="60" w:after="60" w:line="240" w:lineRule="auto"/>
         <w:contextualSpacing w:val="0"/>
-      </w:pPr>
-      <w:r>
-        <w:rPr>
-          <w:rFonts w:ascii="Arial" w:eastAsia="Arial" w:hAnsi="Arial" w:cs="Arial"/>
-          <w:sz w:val="22"/>
-          <w:szCs w:val="22"/>
+        <w:rPr>
+          <w:sz w:val="20"/>
+          <w:szCs w:val="20"/>
+        </w:rPr>
+      </w:pPr>
+      <w:r>
+        <w:rPr>
+          <w:rFonts w:ascii="Arial" w:eastAsia="Arial" w:hAnsi="Arial" w:cs="Arial"/>
+          <w:sz w:val="20"/>
+          <w:szCs w:val="20"/>
         </w:rPr>
         <w:t xml:space="preserve">Ejecutar </w:t>
       </w:r>
@@ -8995,8 +8999,8 @@
       <w:r>
         <w:rPr>
           <w:rFonts w:ascii="Arial" w:eastAsia="Arial" w:hAnsi="Arial" w:cs="Arial"/>
-          <w:sz w:val="22"/>
-          <w:szCs w:val="22"/>
+          <w:sz w:val="20"/>
+          <w:szCs w:val="20"/>
         </w:rPr>
         <w:t>lspci</w:t>
       </w:r>
@@ -9004,8 +9008,8 @@
       <w:r>
         <w:rPr>
           <w:rFonts w:ascii="Arial" w:eastAsia="Arial" w:hAnsi="Arial" w:cs="Arial"/>
-          <w:sz w:val="22"/>
-          <w:szCs w:val="22"/>
+          <w:sz w:val="20"/>
+          <w:szCs w:val="20"/>
         </w:rPr>
         <w:t xml:space="preserve"> -v dentro de la VM e identificar qué dispositivos muestran </w:t>
       </w:r>
@@ -9013,8 +9017,8 @@
       <w:r>
         <w:rPr>
           <w:rFonts w:ascii="Arial" w:eastAsia="Arial" w:hAnsi="Arial" w:cs="Arial"/>
-          <w:sz w:val="22"/>
-          <w:szCs w:val="22"/>
+          <w:sz w:val="20"/>
+          <w:szCs w:val="20"/>
         </w:rPr>
         <w:t>vendor</w:t>
       </w:r>
@@ -9022,8 +9026,8 @@
       <w:r>
         <w:rPr>
           <w:rFonts w:ascii="Arial" w:eastAsia="Arial" w:hAnsi="Arial" w:cs="Arial"/>
-          <w:sz w:val="22"/>
-          <w:szCs w:val="22"/>
+          <w:sz w:val="20"/>
+          <w:szCs w:val="20"/>
         </w:rPr>
         <w:t xml:space="preserve"> '</w:t>
       </w:r>
@@ -9031,8 +9035,8 @@
       <w:r>
         <w:rPr>
           <w:rFonts w:ascii="Arial" w:eastAsia="Arial" w:hAnsi="Arial" w:cs="Arial"/>
-          <w:sz w:val="22"/>
-          <w:szCs w:val="22"/>
+          <w:sz w:val="20"/>
+          <w:szCs w:val="20"/>
         </w:rPr>
         <w:t>InnoTek</w:t>
       </w:r>
@@ -9040,8 +9044,8 @@
       <w:r>
         <w:rPr>
           <w:rFonts w:ascii="Arial" w:eastAsia="Arial" w:hAnsi="Arial" w:cs="Arial"/>
-          <w:sz w:val="22"/>
-          <w:szCs w:val="22"/>
+          <w:sz w:val="20"/>
+          <w:szCs w:val="20"/>
         </w:rPr>
         <w:t>'/'Oracle' (emulados) y cuáles son '</w:t>
       </w:r>
@@ -9049,8 +9053,8 @@
       <w:r>
         <w:rPr>
           <w:rFonts w:ascii="Arial" w:eastAsia="Arial" w:hAnsi="Arial" w:cs="Arial"/>
-          <w:sz w:val="22"/>
-          <w:szCs w:val="22"/>
+          <w:sz w:val="20"/>
+          <w:szCs w:val="20"/>
         </w:rPr>
         <w:t>VirtIO</w:t>
       </w:r>
@@ -9058,8 +9062,8 @@
       <w:r>
         <w:rPr>
           <w:rFonts w:ascii="Arial" w:eastAsia="Arial" w:hAnsi="Arial" w:cs="Arial"/>
-          <w:sz w:val="22"/>
-          <w:szCs w:val="22"/>
+          <w:sz w:val="20"/>
+          <w:szCs w:val="20"/>
         </w:rPr>
         <w:t>' (</w:t>
       </w:r>
@@ -9067,8 +9071,8 @@
       <w:r>
         <w:rPr>
           <w:rFonts w:ascii="Arial" w:eastAsia="Arial" w:hAnsi="Arial" w:cs="Arial"/>
-          <w:sz w:val="22"/>
-          <w:szCs w:val="22"/>
+          <w:sz w:val="20"/>
+          <w:szCs w:val="20"/>
         </w:rPr>
         <w:t>paravirtualizados</w:t>
       </w:r>
@@ -9076,8 +9080,8 @@
       <w:r>
         <w:rPr>
           <w:rFonts w:ascii="Arial" w:eastAsia="Arial" w:hAnsi="Arial" w:cs="Arial"/>
-          <w:sz w:val="22"/>
-          <w:szCs w:val="22"/>
+          <w:sz w:val="20"/>
+          <w:szCs w:val="20"/>
         </w:rPr>
         <w:t>)</w:t>
       </w:r>
@@ -9087,11 +9091,10 @@
         <w:rPr>
           <w:noProof/>
         </w:rPr>
-        <w:lastRenderedPageBreak/>
         <w:drawing>
-          <wp:inline distT="0" distB="0" distL="0" distR="0" wp14:anchorId="207B9C62" wp14:editId="4FAC9EE4">
-            <wp:extent cx="5612130" cy="2823845"/>
-            <wp:effectExtent l="0" t="0" r="7620" b="0"/>
+          <wp:inline distT="0" distB="0" distL="0" distR="0" wp14:anchorId="2B1FF543" wp14:editId="373FDAD1">
+            <wp:extent cx="5459095" cy="2543175"/>
+            <wp:effectExtent l="0" t="0" r="8255" b="9525"/>
             <wp:docPr id="1969071285" name="Imagen 1"/>
             <wp:cNvGraphicFramePr>
               <a:graphicFrameLocks xmlns:a="http://schemas.openxmlformats.org/drawingml/2006/main" noChangeAspect="1"/>
@@ -9121,7 +9124,7 @@
                   <pic:spPr bwMode="auto">
                     <a:xfrm>
                       <a:off x="0" y="0"/>
-                      <a:ext cx="5612130" cy="2823845"/>
+                      <a:ext cx="5459428" cy="2543330"/>
                     </a:xfrm>
                     <a:prstGeom prst="rect">
                       <a:avLst/>
@@ -9137,13 +9140,13 @@
           </wp:inline>
         </w:drawing>
       </w:r>
-      <w:r>
-        <w:t xml:space="preserve"> </w:t>
-      </w:r>
+    </w:p>
+    <w:p>
       <w:r>
         <w:rPr>
           <w:noProof/>
         </w:rPr>
+        <w:lastRenderedPageBreak/>
         <w:drawing>
           <wp:inline distT="0" distB="0" distL="0" distR="0" wp14:anchorId="3FE7A0E3" wp14:editId="12DF0053">
             <wp:extent cx="5612130" cy="2502535"/>
@@ -9200,7 +9203,6 @@
         <w:rPr>
           <w:noProof/>
         </w:rPr>
-        <w:lastRenderedPageBreak/>
         <w:drawing>
           <wp:inline distT="0" distB="0" distL="0" distR="0" wp14:anchorId="75BF877B" wp14:editId="3195A03F">
             <wp:extent cx="5612130" cy="2495550"/>
@@ -9317,6 +9319,7 @@
         <w:rPr>
           <w:noProof/>
         </w:rPr>
+        <w:lastRenderedPageBreak/>
         <w:drawing>
           <wp:inline distT="0" distB="0" distL="0" distR="0" wp14:anchorId="63D26C53" wp14:editId="1BF51F6A">
             <wp:extent cx="5612130" cy="1012825"/>
@@ -9375,12 +9378,16 @@
           <w:numId w:val="11"/>
         </w:numPr>
         <w:spacing w:before="60" w:after="60" w:line="240" w:lineRule="auto"/>
-      </w:pPr>
-      <w:r>
-        <w:rPr>
-          <w:rFonts w:ascii="Arial" w:eastAsia="Arial" w:hAnsi="Arial" w:cs="Arial"/>
-          <w:sz w:val="22"/>
-          <w:szCs w:val="22"/>
+        <w:rPr>
+          <w:sz w:val="20"/>
+          <w:szCs w:val="20"/>
+        </w:rPr>
+      </w:pPr>
+      <w:r>
+        <w:rPr>
+          <w:rFonts w:ascii="Arial" w:eastAsia="Arial" w:hAnsi="Arial" w:cs="Arial"/>
+          <w:sz w:val="20"/>
+          <w:szCs w:val="20"/>
         </w:rPr>
         <w:t xml:space="preserve">Para cada dispositivo </w:t>
       </w:r>
@@ -9388,8 +9395,8 @@
       <w:r>
         <w:rPr>
           <w:rFonts w:ascii="Arial" w:eastAsia="Arial" w:hAnsi="Arial" w:cs="Arial"/>
-          <w:sz w:val="22"/>
-          <w:szCs w:val="22"/>
+          <w:sz w:val="20"/>
+          <w:szCs w:val="20"/>
         </w:rPr>
         <w:t>VirtIO</w:t>
       </w:r>
@@ -9397,8 +9404,8 @@
       <w:r>
         <w:rPr>
           <w:rFonts w:ascii="Arial" w:eastAsia="Arial" w:hAnsi="Arial" w:cs="Arial"/>
-          <w:sz w:val="22"/>
-          <w:szCs w:val="22"/>
+          <w:sz w:val="20"/>
+          <w:szCs w:val="20"/>
         </w:rPr>
         <w:t xml:space="preserve"> identificado, ejecutar </w:t>
       </w:r>
@@ -9406,8 +9413,8 @@
       <w:r>
         <w:rPr>
           <w:rFonts w:ascii="Arial" w:eastAsia="Arial" w:hAnsi="Arial" w:cs="Arial"/>
-          <w:sz w:val="22"/>
-          <w:szCs w:val="22"/>
+          <w:sz w:val="20"/>
+          <w:szCs w:val="20"/>
         </w:rPr>
         <w:t>lsmod</w:t>
       </w:r>
@@ -9415,8 +9422,8 @@
       <w:r>
         <w:rPr>
           <w:rFonts w:ascii="Arial" w:eastAsia="Arial" w:hAnsi="Arial" w:cs="Arial"/>
-          <w:sz w:val="22"/>
-          <w:szCs w:val="22"/>
+          <w:sz w:val="20"/>
+          <w:szCs w:val="20"/>
         </w:rPr>
         <w:t xml:space="preserve"> | grep </w:t>
       </w:r>
@@ -9424,8 +9431,8 @@
       <w:r>
         <w:rPr>
           <w:rFonts w:ascii="Arial" w:eastAsia="Arial" w:hAnsi="Arial" w:cs="Arial"/>
-          <w:sz w:val="22"/>
-          <w:szCs w:val="22"/>
+          <w:sz w:val="20"/>
+          <w:szCs w:val="20"/>
         </w:rPr>
         <w:t>virtio</w:t>
       </w:r>
@@ -9433,8 +9440,8 @@
       <w:r>
         <w:rPr>
           <w:rFonts w:ascii="Arial" w:eastAsia="Arial" w:hAnsi="Arial" w:cs="Arial"/>
-          <w:sz w:val="22"/>
-          <w:szCs w:val="22"/>
+          <w:sz w:val="20"/>
+          <w:szCs w:val="20"/>
         </w:rPr>
         <w:t xml:space="preserve"> y </w:t>
       </w:r>
@@ -9442,8 +9449,8 @@
       <w:r>
         <w:rPr>
           <w:rFonts w:ascii="Arial" w:eastAsia="Arial" w:hAnsi="Arial" w:cs="Arial"/>
-          <w:sz w:val="22"/>
-          <w:szCs w:val="22"/>
+          <w:sz w:val="20"/>
+          <w:szCs w:val="20"/>
         </w:rPr>
         <w:t>modinfo</w:t>
       </w:r>
@@ -9451,8 +9458,8 @@
       <w:r>
         <w:rPr>
           <w:rFonts w:ascii="Arial" w:eastAsia="Arial" w:hAnsi="Arial" w:cs="Arial"/>
-          <w:sz w:val="22"/>
-          <w:szCs w:val="22"/>
+          <w:sz w:val="20"/>
+          <w:szCs w:val="20"/>
         </w:rPr>
         <w:t xml:space="preserve"> del módulo correspondiente</w:t>
       </w:r>
@@ -9465,12 +9472,16 @@
           <w:numId w:val="11"/>
         </w:numPr>
         <w:spacing w:before="60" w:after="60" w:line="240" w:lineRule="auto"/>
-      </w:pPr>
-      <w:r>
-        <w:rPr>
-          <w:rFonts w:ascii="Arial" w:eastAsia="Arial" w:hAnsi="Arial" w:cs="Arial"/>
-          <w:sz w:val="22"/>
-          <w:szCs w:val="22"/>
+        <w:rPr>
+          <w:sz w:val="20"/>
+          <w:szCs w:val="20"/>
+        </w:rPr>
+      </w:pPr>
+      <w:r>
+        <w:rPr>
+          <w:rFonts w:ascii="Arial" w:eastAsia="Arial" w:hAnsi="Arial" w:cs="Arial"/>
+          <w:sz w:val="20"/>
+          <w:szCs w:val="20"/>
         </w:rPr>
         <w:t xml:space="preserve">Comparar en </w:t>
       </w:r>
@@ -9478,8 +9489,8 @@
       <w:r>
         <w:rPr>
           <w:rFonts w:ascii="Arial" w:eastAsia="Arial" w:hAnsi="Arial" w:cs="Arial"/>
-          <w:sz w:val="22"/>
-          <w:szCs w:val="22"/>
+          <w:sz w:val="20"/>
+          <w:szCs w:val="20"/>
         </w:rPr>
         <w:t>dmesg</w:t>
       </w:r>
@@ -9487,8 +9498,8 @@
       <w:r>
         <w:rPr>
           <w:rFonts w:ascii="Arial" w:eastAsia="Arial" w:hAnsi="Arial" w:cs="Arial"/>
-          <w:sz w:val="22"/>
-          <w:szCs w:val="22"/>
+          <w:sz w:val="20"/>
+          <w:szCs w:val="20"/>
         </w:rPr>
         <w:t xml:space="preserve"> los mensajes de inicialización de un dispositivo emulado vs uno </w:t>
       </w:r>
@@ -9496,8 +9507,8 @@
       <w:r>
         <w:rPr>
           <w:rFonts w:ascii="Arial" w:eastAsia="Arial" w:hAnsi="Arial" w:cs="Arial"/>
-          <w:sz w:val="22"/>
-          <w:szCs w:val="22"/>
+          <w:sz w:val="20"/>
+          <w:szCs w:val="20"/>
         </w:rPr>
         <w:t>VirtIO</w:t>
       </w:r>
@@ -9505,8 +9516,8 @@
       <w:r>
         <w:rPr>
           <w:rFonts w:ascii="Arial" w:eastAsia="Arial" w:hAnsi="Arial" w:cs="Arial"/>
-          <w:sz w:val="22"/>
-          <w:szCs w:val="22"/>
+          <w:sz w:val="20"/>
+          <w:szCs w:val="20"/>
         </w:rPr>
         <w:t xml:space="preserve">. ¿Cuál genera más líneas? ¿Qué implica eso sobre el </w:t>
       </w:r>
@@ -9514,8 +9525,8 @@
       <w:r>
         <w:rPr>
           <w:rFonts w:ascii="Arial" w:eastAsia="Arial" w:hAnsi="Arial" w:cs="Arial"/>
-          <w:sz w:val="22"/>
-          <w:szCs w:val="22"/>
+          <w:sz w:val="20"/>
+          <w:szCs w:val="20"/>
         </w:rPr>
         <w:t>overhead</w:t>
       </w:r>
@@ -9523,8 +9534,8 @@
       <w:r>
         <w:rPr>
           <w:rFonts w:ascii="Arial" w:eastAsia="Arial" w:hAnsi="Arial" w:cs="Arial"/>
-          <w:sz w:val="22"/>
-          <w:szCs w:val="22"/>
+          <w:sz w:val="20"/>
+          <w:szCs w:val="20"/>
         </w:rPr>
         <w:t xml:space="preserve"> de la emulación completa?</w:t>
       </w:r>
@@ -9538,12 +9549,16 @@
         </w:numPr>
         <w:spacing w:before="60" w:after="60" w:line="240" w:lineRule="auto"/>
         <w:contextualSpacing w:val="0"/>
-      </w:pPr>
-      <w:r>
-        <w:rPr>
-          <w:rFonts w:ascii="Arial" w:eastAsia="Arial" w:hAnsi="Arial" w:cs="Arial"/>
-          <w:sz w:val="22"/>
-          <w:szCs w:val="22"/>
+        <w:rPr>
+          <w:sz w:val="20"/>
+          <w:szCs w:val="20"/>
+        </w:rPr>
+      </w:pPr>
+      <w:r>
+        <w:rPr>
+          <w:rFonts w:ascii="Arial" w:eastAsia="Arial" w:hAnsi="Arial" w:cs="Arial"/>
+          <w:sz w:val="20"/>
+          <w:szCs w:val="20"/>
         </w:rPr>
         <w:t xml:space="preserve">Explicar con evidencia propia del laboratorio: ¿por qué la </w:t>
       </w:r>
@@ -9551,8 +9566,8 @@
       <w:r>
         <w:rPr>
           <w:rFonts w:ascii="Arial" w:eastAsia="Arial" w:hAnsi="Arial" w:cs="Arial"/>
-          <w:sz w:val="22"/>
-          <w:szCs w:val="22"/>
+          <w:sz w:val="20"/>
+          <w:szCs w:val="20"/>
         </w:rPr>
         <w:t>paravirtualización</w:t>
       </w:r>
@@ -9560,8 +9575,8 @@
       <w:r>
         <w:rPr>
           <w:rFonts w:ascii="Arial" w:eastAsia="Arial" w:hAnsi="Arial" w:cs="Arial"/>
-          <w:sz w:val="22"/>
-          <w:szCs w:val="22"/>
+          <w:sz w:val="20"/>
+          <w:szCs w:val="20"/>
         </w:rPr>
         <w:t xml:space="preserve"> requiere un driver especial en el SO huésped mientras que la emulación completa no?</w:t>
       </w:r>
@@ -9571,14 +9586,17 @@
         <w:pStyle w:val="Prrafodelista"/>
         <w:spacing w:before="60" w:after="60" w:line="240" w:lineRule="auto"/>
         <w:contextualSpacing w:val="0"/>
-      </w:pPr>
-      <w:r>
-        <w:rPr>
-          <w:rFonts w:ascii="Arial" w:eastAsia="Arial" w:hAnsi="Arial" w:cs="Arial"/>
-          <w:sz w:val="22"/>
-          <w:szCs w:val="22"/>
-        </w:rPr>
-        <w:lastRenderedPageBreak/>
+        <w:rPr>
+          <w:sz w:val="20"/>
+          <w:szCs w:val="20"/>
+        </w:rPr>
+      </w:pPr>
+      <w:r>
+        <w:rPr>
+          <w:rFonts w:ascii="Arial" w:eastAsia="Arial" w:hAnsi="Arial" w:cs="Arial"/>
+          <w:sz w:val="20"/>
+          <w:szCs w:val="20"/>
+        </w:rPr>
         <w:t xml:space="preserve">Al no poseer dispositivos </w:t>
       </w:r>
       <w:proofErr w:type="spellStart"/>
@@ -9586,8 +9604,8 @@
       <w:r>
         <w:rPr>
           <w:rFonts w:ascii="Arial" w:eastAsia="Arial" w:hAnsi="Arial" w:cs="Arial"/>
-          <w:sz w:val="22"/>
-          <w:szCs w:val="22"/>
+          <w:sz w:val="20"/>
+          <w:szCs w:val="20"/>
         </w:rPr>
         <w:t>virtlo</w:t>
       </w:r>
@@ -9595,8 +9613,8 @@
       <w:r>
         <w:rPr>
           <w:rFonts w:ascii="Arial" w:eastAsia="Arial" w:hAnsi="Arial" w:cs="Arial"/>
-          <w:sz w:val="22"/>
-          <w:szCs w:val="22"/>
+          <w:sz w:val="20"/>
+          <w:szCs w:val="20"/>
         </w:rPr>
         <w:t>(</w:t>
       </w:r>
@@ -9605,8 +9623,8 @@
       <w:r>
         <w:rPr>
           <w:rFonts w:ascii="Arial" w:eastAsia="Arial" w:hAnsi="Arial" w:cs="Arial"/>
-          <w:sz w:val="22"/>
-          <w:szCs w:val="22"/>
+          <w:sz w:val="20"/>
+          <w:szCs w:val="20"/>
         </w:rPr>
         <w:t>Paravirtualizados</w:t>
       </w:r>
@@ -9614,8 +9632,8 @@
       <w:r>
         <w:rPr>
           <w:rFonts w:ascii="Arial" w:eastAsia="Arial" w:hAnsi="Arial" w:cs="Arial"/>
-          <w:sz w:val="22"/>
-          <w:szCs w:val="22"/>
+          <w:sz w:val="20"/>
+          <w:szCs w:val="20"/>
         </w:rPr>
         <w:t>) no se puede responder las 3 preguntas anteriores.</w:t>
       </w:r>
@@ -9663,12 +9681,16 @@
         </w:numPr>
         <w:spacing w:before="60" w:after="60" w:line="240" w:lineRule="auto"/>
         <w:contextualSpacing w:val="0"/>
-      </w:pPr>
-      <w:r>
-        <w:rPr>
-          <w:rFonts w:ascii="Arial" w:eastAsia="Arial" w:hAnsi="Arial" w:cs="Arial"/>
-          <w:sz w:val="22"/>
-          <w:szCs w:val="22"/>
+        <w:rPr>
+          <w:sz w:val="20"/>
+          <w:szCs w:val="20"/>
+        </w:rPr>
+      </w:pPr>
+      <w:r>
+        <w:rPr>
+          <w:rFonts w:ascii="Arial" w:eastAsia="Arial" w:hAnsi="Arial" w:cs="Arial"/>
+          <w:sz w:val="20"/>
+          <w:szCs w:val="20"/>
         </w:rPr>
         <w:t xml:space="preserve">5.1 — Ejecutar </w:t>
       </w:r>
@@ -9676,8 +9698,8 @@
       <w:r>
         <w:rPr>
           <w:rFonts w:ascii="Arial" w:eastAsia="Arial" w:hAnsi="Arial" w:cs="Arial"/>
-          <w:sz w:val="22"/>
-          <w:szCs w:val="22"/>
+          <w:sz w:val="20"/>
+          <w:szCs w:val="20"/>
         </w:rPr>
         <w:t>ls</w:t>
       </w:r>
@@ -9685,8 +9707,8 @@
       <w:r>
         <w:rPr>
           <w:rFonts w:ascii="Arial" w:eastAsia="Arial" w:hAnsi="Arial" w:cs="Arial"/>
-          <w:sz w:val="22"/>
-          <w:szCs w:val="22"/>
+          <w:sz w:val="20"/>
+          <w:szCs w:val="20"/>
         </w:rPr>
         <w:t xml:space="preserve"> -la /</w:t>
       </w:r>
@@ -9694,8 +9716,8 @@
       <w:r>
         <w:rPr>
           <w:rFonts w:ascii="Arial" w:eastAsia="Arial" w:hAnsi="Arial" w:cs="Arial"/>
-          <w:sz w:val="22"/>
-          <w:szCs w:val="22"/>
+          <w:sz w:val="20"/>
+          <w:szCs w:val="20"/>
         </w:rPr>
         <w:t>dev</w:t>
       </w:r>
@@ -9703,8 +9725,8 @@
       <w:r>
         <w:rPr>
           <w:rFonts w:ascii="Arial" w:eastAsia="Arial" w:hAnsi="Arial" w:cs="Arial"/>
-          <w:sz w:val="22"/>
-          <w:szCs w:val="22"/>
+          <w:sz w:val="20"/>
+          <w:szCs w:val="20"/>
         </w:rPr>
         <w:t>/ | grep -E '^[cb]' | head -30. Clasificar 10 dispositivos en caracteres (c) vs bloque (b). Para cada uno anotar el número mayor (</w:t>
       </w:r>
@@ -9712,8 +9734,8 @@
       <w:r>
         <w:rPr>
           <w:rFonts w:ascii="Arial" w:eastAsia="Arial" w:hAnsi="Arial" w:cs="Arial"/>
-          <w:sz w:val="22"/>
-          <w:szCs w:val="22"/>
+          <w:sz w:val="20"/>
+          <w:szCs w:val="20"/>
         </w:rPr>
         <w:t>major</w:t>
       </w:r>
@@ -9721,8 +9743,8 @@
       <w:r>
         <w:rPr>
           <w:rFonts w:ascii="Arial" w:eastAsia="Arial" w:hAnsi="Arial" w:cs="Arial"/>
-          <w:sz w:val="22"/>
-          <w:szCs w:val="22"/>
+          <w:sz w:val="20"/>
+          <w:szCs w:val="20"/>
         </w:rPr>
         <w:t>) y menor (</w:t>
       </w:r>
@@ -9730,8 +9752,8 @@
       <w:r>
         <w:rPr>
           <w:rFonts w:ascii="Arial" w:eastAsia="Arial" w:hAnsi="Arial" w:cs="Arial"/>
-          <w:sz w:val="22"/>
-          <w:szCs w:val="22"/>
+          <w:sz w:val="20"/>
+          <w:szCs w:val="20"/>
         </w:rPr>
         <w:t>minor</w:t>
       </w:r>
@@ -9739,8 +9761,8 @@
       <w:r>
         <w:rPr>
           <w:rFonts w:ascii="Arial" w:eastAsia="Arial" w:hAnsi="Arial" w:cs="Arial"/>
-          <w:sz w:val="22"/>
-          <w:szCs w:val="22"/>
+          <w:sz w:val="20"/>
+          <w:szCs w:val="20"/>
         </w:rPr>
         <w:t xml:space="preserve">) y buscar su significado en </w:t>
       </w:r>
@@ -9748,8 +9770,8 @@
       <w:r>
         <w:rPr>
           <w:rFonts w:ascii="Arial" w:eastAsia="Arial" w:hAnsi="Arial" w:cs="Arial"/>
-          <w:sz w:val="22"/>
-          <w:szCs w:val="22"/>
+          <w:sz w:val="20"/>
+          <w:szCs w:val="20"/>
         </w:rPr>
         <w:t>cat</w:t>
       </w:r>
@@ -9757,8 +9779,8 @@
       <w:r>
         <w:rPr>
           <w:rFonts w:ascii="Arial" w:eastAsia="Arial" w:hAnsi="Arial" w:cs="Arial"/>
-          <w:sz w:val="22"/>
-          <w:szCs w:val="22"/>
+          <w:sz w:val="20"/>
+          <w:szCs w:val="20"/>
         </w:rPr>
         <w:t xml:space="preserve"> /</w:t>
       </w:r>
@@ -9766,8 +9788,8 @@
       <w:r>
         <w:rPr>
           <w:rFonts w:ascii="Arial" w:eastAsia="Arial" w:hAnsi="Arial" w:cs="Arial"/>
-          <w:sz w:val="22"/>
-          <w:szCs w:val="22"/>
+          <w:sz w:val="20"/>
+          <w:szCs w:val="20"/>
         </w:rPr>
         <w:t>proc</w:t>
       </w:r>
@@ -9775,8 +9797,8 @@
       <w:r>
         <w:rPr>
           <w:rFonts w:ascii="Arial" w:eastAsia="Arial" w:hAnsi="Arial" w:cs="Arial"/>
-          <w:sz w:val="22"/>
-          <w:szCs w:val="22"/>
+          <w:sz w:val="20"/>
+          <w:szCs w:val="20"/>
         </w:rPr>
         <w:t>/</w:t>
       </w:r>
@@ -9784,8 +9806,8 @@
       <w:r>
         <w:rPr>
           <w:rFonts w:ascii="Arial" w:eastAsia="Arial" w:hAnsi="Arial" w:cs="Arial"/>
-          <w:sz w:val="22"/>
-          <w:szCs w:val="22"/>
+          <w:sz w:val="20"/>
+          <w:szCs w:val="20"/>
         </w:rPr>
         <w:t>devices</w:t>
       </w:r>
@@ -9794,11 +9816,11 @@
     <w:p>
       <w:pPr>
         <w:spacing w:before="60" w:after="60" w:line="240" w:lineRule="auto"/>
-      </w:pPr>
-    </w:p>
-    <w:p>
-      <w:pPr>
-        <w:spacing w:before="60" w:after="60" w:line="240" w:lineRule="auto"/>
+        <w:ind w:left="360"/>
+        <w:rPr>
+          <w:sz w:val="20"/>
+          <w:szCs w:val="20"/>
+        </w:rPr>
       </w:pPr>
       <w:r>
         <w:rPr>
@@ -9909,7 +9931,16 @@
     <w:p/>
     <w:p/>
     <w:p>
-      <w:r>
+      <w:pPr>
+        <w:rPr>
+          <w:noProof/>
+        </w:rPr>
+      </w:pPr>
+      <w:r>
+        <w:rPr>
+          <w:noProof/>
+        </w:rPr>
+        <w:lastRenderedPageBreak/>
         <w:drawing>
           <wp:inline distT="0" distB="0" distL="0" distR="0" wp14:anchorId="10DAF122" wp14:editId="1BE8C685">
             <wp:extent cx="5612130" cy="3085465"/>
@@ -9960,11 +9991,1084 @@
         </w:drawing>
       </w:r>
     </w:p>
-    <w:p>
-      <w:r>
+    <w:p/>
+    <w:tbl>
+      <w:tblPr>
+        <w:tblStyle w:val="Tablaconcuadrcula"/>
+        <w:tblpPr w:leftFromText="141" w:rightFromText="141" w:vertAnchor="page" w:horzAnchor="margin" w:tblpY="7276"/>
+        <w:tblW w:w="0" w:type="auto"/>
+        <w:tblLook w:val="04A0" w:firstRow="1" w:lastRow="0" w:firstColumn="1" w:lastColumn="0" w:noHBand="0" w:noVBand="1"/>
+      </w:tblPr>
+      <w:tblGrid>
+        <w:gridCol w:w="2207"/>
+        <w:gridCol w:w="2207"/>
+        <w:gridCol w:w="2207"/>
+        <w:gridCol w:w="2207"/>
+      </w:tblGrid>
+      <w:tr>
+        <w:tc>
+          <w:tcPr>
+            <w:tcW w:w="2207" w:type="dxa"/>
+          </w:tcPr>
+          <w:p>
+            <w:pPr>
+              <w:spacing w:before="60" w:after="60"/>
+              <w:rPr>
+                <w:rFonts w:ascii="Arial" w:hAnsi="Arial" w:cs="Arial"/>
+                <w:sz w:val="22"/>
+                <w:szCs w:val="22"/>
+              </w:rPr>
+            </w:pPr>
+            <w:r>
+              <w:rPr>
+                <w:rFonts w:ascii="Arial" w:hAnsi="Arial" w:cs="Arial"/>
+                <w:sz w:val="22"/>
+                <w:szCs w:val="22"/>
+              </w:rPr>
+              <w:t>Nombre</w:t>
+            </w:r>
+          </w:p>
+        </w:tc>
+        <w:tc>
+          <w:tcPr>
+            <w:tcW w:w="2207" w:type="dxa"/>
+          </w:tcPr>
+          <w:p>
+            <w:pPr>
+              <w:spacing w:before="60" w:after="60"/>
+              <w:rPr>
+                <w:rFonts w:ascii="Arial" w:hAnsi="Arial" w:cs="Arial"/>
+                <w:sz w:val="22"/>
+                <w:szCs w:val="22"/>
+              </w:rPr>
+            </w:pPr>
+            <w:r>
+              <w:rPr>
+                <w:rFonts w:ascii="Arial" w:hAnsi="Arial" w:cs="Arial"/>
+                <w:sz w:val="22"/>
+                <w:szCs w:val="22"/>
+              </w:rPr>
+              <w:t>Tipo c/b</w:t>
+            </w:r>
+          </w:p>
+        </w:tc>
+        <w:tc>
+          <w:tcPr>
+            <w:tcW w:w="2207" w:type="dxa"/>
+          </w:tcPr>
+          <w:p>
+            <w:pPr>
+              <w:spacing w:before="60" w:after="60"/>
+              <w:rPr>
+                <w:rFonts w:ascii="Arial" w:hAnsi="Arial" w:cs="Arial"/>
+                <w:sz w:val="22"/>
+                <w:szCs w:val="22"/>
+              </w:rPr>
+            </w:pPr>
+            <w:proofErr w:type="spellStart"/>
+            <w:r>
+              <w:rPr>
+                <w:rFonts w:ascii="Arial" w:hAnsi="Arial" w:cs="Arial"/>
+                <w:sz w:val="22"/>
+                <w:szCs w:val="22"/>
+              </w:rPr>
+              <w:t>Major</w:t>
+            </w:r>
+            <w:proofErr w:type="spellEnd"/>
+          </w:p>
+        </w:tc>
+        <w:tc>
+          <w:tcPr>
+            <w:tcW w:w="2207" w:type="dxa"/>
+          </w:tcPr>
+          <w:p>
+            <w:pPr>
+              <w:spacing w:before="60" w:after="60"/>
+              <w:rPr>
+                <w:rFonts w:ascii="Arial" w:hAnsi="Arial" w:cs="Arial"/>
+                <w:sz w:val="22"/>
+                <w:szCs w:val="22"/>
+              </w:rPr>
+            </w:pPr>
+            <w:r>
+              <w:rPr>
+                <w:rFonts w:ascii="Arial" w:hAnsi="Arial" w:cs="Arial"/>
+                <w:sz w:val="22"/>
+                <w:szCs w:val="22"/>
+              </w:rPr>
+              <w:t>Minor</w:t>
+            </w:r>
+          </w:p>
+        </w:tc>
+      </w:tr>
+      <w:tr>
+        <w:tc>
+          <w:tcPr>
+            <w:tcW w:w="2207" w:type="dxa"/>
+          </w:tcPr>
+          <w:p>
+            <w:pPr>
+              <w:spacing w:before="60" w:after="60"/>
+              <w:rPr>
+                <w:rFonts w:ascii="Arial" w:hAnsi="Arial" w:cs="Arial"/>
+                <w:sz w:val="22"/>
+                <w:szCs w:val="22"/>
+              </w:rPr>
+            </w:pPr>
+            <w:proofErr w:type="spellStart"/>
+            <w:r>
+              <w:rPr>
+                <w:rFonts w:ascii="Arial" w:hAnsi="Arial" w:cs="Arial"/>
+                <w:sz w:val="22"/>
+                <w:szCs w:val="22"/>
+              </w:rPr>
+              <w:t>autofs</w:t>
+            </w:r>
+            <w:proofErr w:type="spellEnd"/>
+          </w:p>
+        </w:tc>
+        <w:tc>
+          <w:tcPr>
+            <w:tcW w:w="2207" w:type="dxa"/>
+          </w:tcPr>
+          <w:p>
+            <w:pPr>
+              <w:spacing w:before="60" w:after="60"/>
+              <w:rPr>
+                <w:rFonts w:ascii="Arial" w:hAnsi="Arial" w:cs="Arial"/>
+                <w:sz w:val="22"/>
+                <w:szCs w:val="22"/>
+              </w:rPr>
+            </w:pPr>
+            <w:r>
+              <w:rPr>
+                <w:rFonts w:ascii="Arial" w:hAnsi="Arial" w:cs="Arial"/>
+                <w:sz w:val="22"/>
+                <w:szCs w:val="22"/>
+              </w:rPr>
+              <w:t>c (carácter)</w:t>
+            </w:r>
+          </w:p>
+        </w:tc>
+        <w:tc>
+          <w:tcPr>
+            <w:tcW w:w="2207" w:type="dxa"/>
+          </w:tcPr>
+          <w:p>
+            <w:pPr>
+              <w:spacing w:before="60" w:after="60"/>
+              <w:rPr>
+                <w:rFonts w:ascii="Arial" w:hAnsi="Arial" w:cs="Arial"/>
+                <w:sz w:val="22"/>
+                <w:szCs w:val="22"/>
+              </w:rPr>
+            </w:pPr>
+            <w:r>
+              <w:rPr>
+                <w:rFonts w:ascii="Arial" w:hAnsi="Arial" w:cs="Arial"/>
+                <w:sz w:val="22"/>
+                <w:szCs w:val="22"/>
+              </w:rPr>
+              <w:t>10</w:t>
+            </w:r>
+          </w:p>
+        </w:tc>
+        <w:tc>
+          <w:tcPr>
+            <w:tcW w:w="2207" w:type="dxa"/>
+          </w:tcPr>
+          <w:p>
+            <w:pPr>
+              <w:spacing w:before="60" w:after="60"/>
+              <w:rPr>
+                <w:rFonts w:ascii="Arial" w:hAnsi="Arial" w:cs="Arial"/>
+                <w:sz w:val="22"/>
+                <w:szCs w:val="22"/>
+              </w:rPr>
+            </w:pPr>
+            <w:r>
+              <w:rPr>
+                <w:rFonts w:ascii="Arial" w:hAnsi="Arial" w:cs="Arial"/>
+                <w:sz w:val="22"/>
+                <w:szCs w:val="22"/>
+              </w:rPr>
+              <w:t>235</w:t>
+            </w:r>
+          </w:p>
+        </w:tc>
+      </w:tr>
+      <w:tr>
+        <w:tc>
+          <w:tcPr>
+            <w:tcW w:w="2207" w:type="dxa"/>
+          </w:tcPr>
+          <w:p>
+            <w:pPr>
+              <w:spacing w:before="60" w:after="60"/>
+              <w:rPr>
+                <w:rFonts w:ascii="Arial" w:hAnsi="Arial" w:cs="Arial"/>
+                <w:sz w:val="22"/>
+                <w:szCs w:val="22"/>
+              </w:rPr>
+            </w:pPr>
+            <w:proofErr w:type="spellStart"/>
+            <w:r>
+              <w:rPr>
+                <w:rFonts w:ascii="Arial" w:hAnsi="Arial" w:cs="Arial"/>
+                <w:sz w:val="22"/>
+                <w:szCs w:val="22"/>
+              </w:rPr>
+              <w:t>console</w:t>
+            </w:r>
+            <w:proofErr w:type="spellEnd"/>
+          </w:p>
+        </w:tc>
+        <w:tc>
+          <w:tcPr>
+            <w:tcW w:w="2207" w:type="dxa"/>
+          </w:tcPr>
+          <w:p>
+            <w:pPr>
+              <w:spacing w:before="60" w:after="60"/>
+              <w:rPr>
+                <w:rFonts w:ascii="Arial" w:hAnsi="Arial" w:cs="Arial"/>
+                <w:sz w:val="22"/>
+                <w:szCs w:val="22"/>
+              </w:rPr>
+            </w:pPr>
+            <w:r>
+              <w:rPr>
+                <w:rFonts w:ascii="Arial" w:hAnsi="Arial" w:cs="Arial"/>
+                <w:sz w:val="22"/>
+                <w:szCs w:val="22"/>
+              </w:rPr>
+              <w:t>c (carácter)</w:t>
+            </w:r>
+          </w:p>
+        </w:tc>
+        <w:tc>
+          <w:tcPr>
+            <w:tcW w:w="2207" w:type="dxa"/>
+          </w:tcPr>
+          <w:p>
+            <w:pPr>
+              <w:spacing w:before="60" w:after="60"/>
+              <w:rPr>
+                <w:rFonts w:ascii="Arial" w:hAnsi="Arial" w:cs="Arial"/>
+                <w:sz w:val="22"/>
+                <w:szCs w:val="22"/>
+              </w:rPr>
+            </w:pPr>
+            <w:r>
+              <w:rPr>
+                <w:rFonts w:ascii="Arial" w:hAnsi="Arial" w:cs="Arial"/>
+                <w:sz w:val="22"/>
+                <w:szCs w:val="22"/>
+              </w:rPr>
+              <w:t>5</w:t>
+            </w:r>
+          </w:p>
+        </w:tc>
+        <w:tc>
+          <w:tcPr>
+            <w:tcW w:w="2207" w:type="dxa"/>
+          </w:tcPr>
+          <w:p>
+            <w:pPr>
+              <w:spacing w:before="60" w:after="60"/>
+              <w:rPr>
+                <w:rFonts w:ascii="Arial" w:hAnsi="Arial" w:cs="Arial"/>
+                <w:sz w:val="22"/>
+                <w:szCs w:val="22"/>
+              </w:rPr>
+            </w:pPr>
+            <w:r>
+              <w:rPr>
+                <w:rFonts w:ascii="Arial" w:hAnsi="Arial" w:cs="Arial"/>
+                <w:sz w:val="22"/>
+                <w:szCs w:val="22"/>
+              </w:rPr>
+              <w:t>1</w:t>
+            </w:r>
+          </w:p>
+        </w:tc>
+      </w:tr>
+      <w:tr>
+        <w:tc>
+          <w:tcPr>
+            <w:tcW w:w="2207" w:type="dxa"/>
+          </w:tcPr>
+          <w:p>
+            <w:pPr>
+              <w:spacing w:before="60" w:after="60"/>
+              <w:rPr>
+                <w:rFonts w:ascii="Arial" w:hAnsi="Arial" w:cs="Arial"/>
+                <w:sz w:val="22"/>
+                <w:szCs w:val="22"/>
+              </w:rPr>
+            </w:pPr>
+            <w:r>
+              <w:rPr>
+                <w:rFonts w:ascii="Arial" w:hAnsi="Arial" w:cs="Arial"/>
+                <w:sz w:val="22"/>
+                <w:szCs w:val="22"/>
+              </w:rPr>
+              <w:t xml:space="preserve">fb0 </w:t>
+            </w:r>
+          </w:p>
+        </w:tc>
+        <w:tc>
+          <w:tcPr>
+            <w:tcW w:w="2207" w:type="dxa"/>
+          </w:tcPr>
+          <w:p>
+            <w:pPr>
+              <w:spacing w:before="60" w:after="60"/>
+              <w:rPr>
+                <w:rFonts w:ascii="Arial" w:hAnsi="Arial" w:cs="Arial"/>
+                <w:sz w:val="22"/>
+                <w:szCs w:val="22"/>
+              </w:rPr>
+            </w:pPr>
+            <w:r>
+              <w:rPr>
+                <w:rFonts w:ascii="Arial" w:hAnsi="Arial" w:cs="Arial"/>
+                <w:sz w:val="22"/>
+                <w:szCs w:val="22"/>
+              </w:rPr>
+              <w:t>c (carácter)</w:t>
+            </w:r>
+          </w:p>
+        </w:tc>
+        <w:tc>
+          <w:tcPr>
+            <w:tcW w:w="2207" w:type="dxa"/>
+          </w:tcPr>
+          <w:p>
+            <w:pPr>
+              <w:spacing w:before="60" w:after="60"/>
+              <w:rPr>
+                <w:rFonts w:ascii="Arial" w:hAnsi="Arial" w:cs="Arial"/>
+                <w:sz w:val="22"/>
+                <w:szCs w:val="22"/>
+              </w:rPr>
+            </w:pPr>
+            <w:r>
+              <w:rPr>
+                <w:rFonts w:ascii="Arial" w:hAnsi="Arial" w:cs="Arial"/>
+                <w:sz w:val="22"/>
+                <w:szCs w:val="22"/>
+              </w:rPr>
+              <w:t>29</w:t>
+            </w:r>
+          </w:p>
+        </w:tc>
+        <w:tc>
+          <w:tcPr>
+            <w:tcW w:w="2207" w:type="dxa"/>
+          </w:tcPr>
+          <w:p>
+            <w:pPr>
+              <w:spacing w:before="60" w:after="60"/>
+              <w:rPr>
+                <w:rFonts w:ascii="Arial" w:hAnsi="Arial" w:cs="Arial"/>
+                <w:sz w:val="22"/>
+                <w:szCs w:val="22"/>
+              </w:rPr>
+            </w:pPr>
+            <w:r>
+              <w:rPr>
+                <w:rFonts w:ascii="Arial" w:hAnsi="Arial" w:cs="Arial"/>
+                <w:sz w:val="22"/>
+                <w:szCs w:val="22"/>
+              </w:rPr>
+              <w:t>0</w:t>
+            </w:r>
+          </w:p>
+        </w:tc>
+      </w:tr>
+      <w:tr>
+        <w:tc>
+          <w:tcPr>
+            <w:tcW w:w="2207" w:type="dxa"/>
+          </w:tcPr>
+          <w:p>
+            <w:pPr>
+              <w:spacing w:before="60" w:after="60"/>
+              <w:rPr>
+                <w:rFonts w:ascii="Arial" w:hAnsi="Arial" w:cs="Arial"/>
+                <w:sz w:val="22"/>
+                <w:szCs w:val="22"/>
+              </w:rPr>
+            </w:pPr>
+            <w:r>
+              <w:rPr>
+                <w:rFonts w:ascii="Arial" w:hAnsi="Arial" w:cs="Arial"/>
+                <w:sz w:val="22"/>
+                <w:szCs w:val="22"/>
+              </w:rPr>
+              <w:t>full</w:t>
+            </w:r>
+          </w:p>
+        </w:tc>
+        <w:tc>
+          <w:tcPr>
+            <w:tcW w:w="2207" w:type="dxa"/>
+          </w:tcPr>
+          <w:p>
+            <w:pPr>
+              <w:spacing w:before="60" w:after="60"/>
+              <w:rPr>
+                <w:rFonts w:ascii="Arial" w:hAnsi="Arial" w:cs="Arial"/>
+                <w:sz w:val="22"/>
+                <w:szCs w:val="22"/>
+              </w:rPr>
+            </w:pPr>
+            <w:r>
+              <w:rPr>
+                <w:rFonts w:ascii="Arial" w:hAnsi="Arial" w:cs="Arial"/>
+                <w:sz w:val="22"/>
+                <w:szCs w:val="22"/>
+              </w:rPr>
+              <w:t>c (carácter)</w:t>
+            </w:r>
+          </w:p>
+        </w:tc>
+        <w:tc>
+          <w:tcPr>
+            <w:tcW w:w="2207" w:type="dxa"/>
+          </w:tcPr>
+          <w:p>
+            <w:pPr>
+              <w:spacing w:before="60" w:after="60"/>
+              <w:rPr>
+                <w:rFonts w:ascii="Arial" w:hAnsi="Arial" w:cs="Arial"/>
+                <w:sz w:val="22"/>
+                <w:szCs w:val="22"/>
+              </w:rPr>
+            </w:pPr>
+            <w:r>
+              <w:rPr>
+                <w:rFonts w:ascii="Arial" w:hAnsi="Arial" w:cs="Arial"/>
+                <w:sz w:val="22"/>
+                <w:szCs w:val="22"/>
+              </w:rPr>
+              <w:t>1</w:t>
+            </w:r>
+          </w:p>
+        </w:tc>
+        <w:tc>
+          <w:tcPr>
+            <w:tcW w:w="2207" w:type="dxa"/>
+          </w:tcPr>
+          <w:p>
+            <w:pPr>
+              <w:spacing w:before="60" w:after="60"/>
+              <w:rPr>
+                <w:rFonts w:ascii="Arial" w:hAnsi="Arial" w:cs="Arial"/>
+                <w:sz w:val="22"/>
+                <w:szCs w:val="22"/>
+              </w:rPr>
+            </w:pPr>
+            <w:r>
+              <w:rPr>
+                <w:rFonts w:ascii="Arial" w:hAnsi="Arial" w:cs="Arial"/>
+                <w:sz w:val="22"/>
+                <w:szCs w:val="22"/>
+              </w:rPr>
+              <w:t>7</w:t>
+            </w:r>
+          </w:p>
+        </w:tc>
+      </w:tr>
+      <w:tr>
+        <w:tc>
+          <w:tcPr>
+            <w:tcW w:w="2207" w:type="dxa"/>
+          </w:tcPr>
+          <w:p>
+            <w:pPr>
+              <w:spacing w:before="60" w:after="60"/>
+              <w:rPr>
+                <w:rFonts w:ascii="Arial" w:hAnsi="Arial" w:cs="Arial"/>
+                <w:sz w:val="22"/>
+                <w:szCs w:val="22"/>
+              </w:rPr>
+            </w:pPr>
+            <w:r>
+              <w:rPr>
+                <w:rFonts w:ascii="Arial" w:hAnsi="Arial" w:cs="Arial"/>
+                <w:sz w:val="22"/>
+                <w:szCs w:val="22"/>
+              </w:rPr>
+              <w:t>hidraw0</w:t>
+            </w:r>
+          </w:p>
+        </w:tc>
+        <w:tc>
+          <w:tcPr>
+            <w:tcW w:w="2207" w:type="dxa"/>
+          </w:tcPr>
+          <w:p>
+            <w:pPr>
+              <w:spacing w:before="60" w:after="60"/>
+              <w:rPr>
+                <w:rFonts w:ascii="Arial" w:hAnsi="Arial" w:cs="Arial"/>
+                <w:sz w:val="22"/>
+                <w:szCs w:val="22"/>
+              </w:rPr>
+            </w:pPr>
+            <w:r>
+              <w:rPr>
+                <w:rFonts w:ascii="Arial" w:hAnsi="Arial" w:cs="Arial"/>
+                <w:sz w:val="22"/>
+                <w:szCs w:val="22"/>
+              </w:rPr>
+              <w:t>c (carácter)</w:t>
+            </w:r>
+          </w:p>
+        </w:tc>
+        <w:tc>
+          <w:tcPr>
+            <w:tcW w:w="2207" w:type="dxa"/>
+          </w:tcPr>
+          <w:p>
+            <w:pPr>
+              <w:spacing w:before="60" w:after="60"/>
+              <w:rPr>
+                <w:rFonts w:ascii="Arial" w:hAnsi="Arial" w:cs="Arial"/>
+                <w:sz w:val="22"/>
+                <w:szCs w:val="22"/>
+              </w:rPr>
+            </w:pPr>
+            <w:r>
+              <w:rPr>
+                <w:rFonts w:ascii="Arial" w:hAnsi="Arial" w:cs="Arial"/>
+                <w:sz w:val="22"/>
+                <w:szCs w:val="22"/>
+              </w:rPr>
+              <w:t>241</w:t>
+            </w:r>
+          </w:p>
+        </w:tc>
+        <w:tc>
+          <w:tcPr>
+            <w:tcW w:w="2207" w:type="dxa"/>
+          </w:tcPr>
+          <w:p>
+            <w:pPr>
+              <w:spacing w:before="60" w:after="60"/>
+              <w:rPr>
+                <w:rFonts w:ascii="Arial" w:hAnsi="Arial" w:cs="Arial"/>
+                <w:sz w:val="22"/>
+                <w:szCs w:val="22"/>
+              </w:rPr>
+            </w:pPr>
+            <w:r>
+              <w:rPr>
+                <w:rFonts w:ascii="Arial" w:hAnsi="Arial" w:cs="Arial"/>
+                <w:sz w:val="22"/>
+                <w:szCs w:val="22"/>
+              </w:rPr>
+              <w:t>0</w:t>
+            </w:r>
+          </w:p>
+        </w:tc>
+      </w:tr>
+      <w:tr>
+        <w:tc>
+          <w:tcPr>
+            <w:tcW w:w="2207" w:type="dxa"/>
+          </w:tcPr>
+          <w:p>
+            <w:pPr>
+              <w:spacing w:before="60" w:after="60"/>
+              <w:rPr>
+                <w:rFonts w:ascii="Arial" w:hAnsi="Arial" w:cs="Arial"/>
+                <w:sz w:val="22"/>
+                <w:szCs w:val="22"/>
+              </w:rPr>
+            </w:pPr>
+            <w:r>
+              <w:rPr>
+                <w:rFonts w:ascii="Arial" w:hAnsi="Arial" w:cs="Arial"/>
+                <w:sz w:val="22"/>
+                <w:szCs w:val="22"/>
+              </w:rPr>
+              <w:t>loop0</w:t>
+            </w:r>
+          </w:p>
+        </w:tc>
+        <w:tc>
+          <w:tcPr>
+            <w:tcW w:w="2207" w:type="dxa"/>
+          </w:tcPr>
+          <w:p>
+            <w:pPr>
+              <w:spacing w:before="60" w:after="60"/>
+              <w:rPr>
+                <w:rFonts w:ascii="Arial" w:hAnsi="Arial" w:cs="Arial"/>
+                <w:sz w:val="22"/>
+                <w:szCs w:val="22"/>
+              </w:rPr>
+            </w:pPr>
+            <w:r>
+              <w:rPr>
+                <w:rFonts w:ascii="Arial" w:hAnsi="Arial" w:cs="Arial"/>
+                <w:sz w:val="22"/>
+                <w:szCs w:val="22"/>
+              </w:rPr>
+              <w:t>b (bloque)</w:t>
+            </w:r>
+          </w:p>
+        </w:tc>
+        <w:tc>
+          <w:tcPr>
+            <w:tcW w:w="2207" w:type="dxa"/>
+          </w:tcPr>
+          <w:p>
+            <w:pPr>
+              <w:spacing w:before="60" w:after="60"/>
+              <w:rPr>
+                <w:rFonts w:ascii="Arial" w:hAnsi="Arial" w:cs="Arial"/>
+                <w:sz w:val="22"/>
+                <w:szCs w:val="22"/>
+              </w:rPr>
+            </w:pPr>
+            <w:r>
+              <w:rPr>
+                <w:rFonts w:ascii="Arial" w:hAnsi="Arial" w:cs="Arial"/>
+                <w:sz w:val="22"/>
+                <w:szCs w:val="22"/>
+              </w:rPr>
+              <w:t>7</w:t>
+            </w:r>
+          </w:p>
+        </w:tc>
+        <w:tc>
+          <w:tcPr>
+            <w:tcW w:w="2207" w:type="dxa"/>
+          </w:tcPr>
+          <w:p>
+            <w:pPr>
+              <w:spacing w:before="60" w:after="60"/>
+              <w:rPr>
+                <w:rFonts w:ascii="Arial" w:hAnsi="Arial" w:cs="Arial"/>
+                <w:sz w:val="22"/>
+                <w:szCs w:val="22"/>
+              </w:rPr>
+            </w:pPr>
+            <w:r>
+              <w:rPr>
+                <w:rFonts w:ascii="Arial" w:hAnsi="Arial" w:cs="Arial"/>
+                <w:sz w:val="22"/>
+                <w:szCs w:val="22"/>
+              </w:rPr>
+              <w:t>0</w:t>
+            </w:r>
+          </w:p>
+        </w:tc>
+      </w:tr>
+      <w:tr>
+        <w:tc>
+          <w:tcPr>
+            <w:tcW w:w="2207" w:type="dxa"/>
+          </w:tcPr>
+          <w:p>
+            <w:pPr>
+              <w:spacing w:before="60" w:after="60"/>
+              <w:rPr>
+                <w:rFonts w:ascii="Arial" w:hAnsi="Arial" w:cs="Arial"/>
+                <w:sz w:val="22"/>
+                <w:szCs w:val="22"/>
+              </w:rPr>
+            </w:pPr>
+            <w:r>
+              <w:rPr>
+                <w:rFonts w:ascii="Arial" w:hAnsi="Arial" w:cs="Arial"/>
+                <w:sz w:val="22"/>
+                <w:szCs w:val="22"/>
+              </w:rPr>
+              <w:t>loop1</w:t>
+            </w:r>
+          </w:p>
+        </w:tc>
+        <w:tc>
+          <w:tcPr>
+            <w:tcW w:w="2207" w:type="dxa"/>
+          </w:tcPr>
+          <w:p>
+            <w:pPr>
+              <w:spacing w:before="60" w:after="60"/>
+              <w:rPr>
+                <w:rFonts w:ascii="Arial" w:hAnsi="Arial" w:cs="Arial"/>
+                <w:sz w:val="22"/>
+                <w:szCs w:val="22"/>
+              </w:rPr>
+            </w:pPr>
+            <w:r>
+              <w:rPr>
+                <w:rFonts w:ascii="Arial" w:hAnsi="Arial" w:cs="Arial"/>
+                <w:sz w:val="22"/>
+                <w:szCs w:val="22"/>
+              </w:rPr>
+              <w:t xml:space="preserve">b (bloque) </w:t>
+            </w:r>
+          </w:p>
+        </w:tc>
+        <w:tc>
+          <w:tcPr>
+            <w:tcW w:w="2207" w:type="dxa"/>
+          </w:tcPr>
+          <w:p>
+            <w:pPr>
+              <w:spacing w:before="60" w:after="60"/>
+              <w:rPr>
+                <w:rFonts w:ascii="Arial" w:hAnsi="Arial" w:cs="Arial"/>
+                <w:sz w:val="22"/>
+                <w:szCs w:val="22"/>
+              </w:rPr>
+            </w:pPr>
+            <w:r>
+              <w:rPr>
+                <w:rFonts w:ascii="Arial" w:hAnsi="Arial" w:cs="Arial"/>
+                <w:sz w:val="22"/>
+                <w:szCs w:val="22"/>
+              </w:rPr>
+              <w:t>7</w:t>
+            </w:r>
+          </w:p>
+        </w:tc>
+        <w:tc>
+          <w:tcPr>
+            <w:tcW w:w="2207" w:type="dxa"/>
+          </w:tcPr>
+          <w:p>
+            <w:pPr>
+              <w:spacing w:before="60" w:after="60"/>
+              <w:rPr>
+                <w:rFonts w:ascii="Arial" w:hAnsi="Arial" w:cs="Arial"/>
+                <w:sz w:val="22"/>
+                <w:szCs w:val="22"/>
+              </w:rPr>
+            </w:pPr>
+            <w:r>
+              <w:rPr>
+                <w:rFonts w:ascii="Arial" w:hAnsi="Arial" w:cs="Arial"/>
+                <w:sz w:val="22"/>
+                <w:szCs w:val="22"/>
+              </w:rPr>
+              <w:t>1</w:t>
+            </w:r>
+          </w:p>
+        </w:tc>
+      </w:tr>
+      <w:tr>
+        <w:tc>
+          <w:tcPr>
+            <w:tcW w:w="2207" w:type="dxa"/>
+          </w:tcPr>
+          <w:p>
+            <w:pPr>
+              <w:spacing w:before="60" w:after="60"/>
+              <w:rPr>
+                <w:rFonts w:ascii="Arial" w:hAnsi="Arial" w:cs="Arial"/>
+                <w:sz w:val="22"/>
+                <w:szCs w:val="22"/>
+              </w:rPr>
+            </w:pPr>
+            <w:proofErr w:type="spellStart"/>
+            <w:r>
+              <w:rPr>
+                <w:rFonts w:ascii="Arial" w:hAnsi="Arial" w:cs="Arial"/>
+                <w:sz w:val="22"/>
+                <w:szCs w:val="22"/>
+              </w:rPr>
+              <w:t>mem</w:t>
+            </w:r>
+            <w:proofErr w:type="spellEnd"/>
+          </w:p>
+        </w:tc>
+        <w:tc>
+          <w:tcPr>
+            <w:tcW w:w="2207" w:type="dxa"/>
+          </w:tcPr>
+          <w:p>
+            <w:pPr>
+              <w:spacing w:before="60" w:after="60"/>
+              <w:rPr>
+                <w:rFonts w:ascii="Arial" w:hAnsi="Arial" w:cs="Arial"/>
+                <w:sz w:val="22"/>
+                <w:szCs w:val="22"/>
+              </w:rPr>
+            </w:pPr>
+            <w:r>
+              <w:rPr>
+                <w:rFonts w:ascii="Arial" w:hAnsi="Arial" w:cs="Arial"/>
+                <w:sz w:val="22"/>
+                <w:szCs w:val="22"/>
+              </w:rPr>
+              <w:t>c (Carácter)</w:t>
+            </w:r>
+          </w:p>
+        </w:tc>
+        <w:tc>
+          <w:tcPr>
+            <w:tcW w:w="2207" w:type="dxa"/>
+          </w:tcPr>
+          <w:p>
+            <w:pPr>
+              <w:spacing w:before="60" w:after="60"/>
+              <w:rPr>
+                <w:rFonts w:ascii="Arial" w:hAnsi="Arial" w:cs="Arial"/>
+                <w:sz w:val="22"/>
+                <w:szCs w:val="22"/>
+              </w:rPr>
+            </w:pPr>
+            <w:r>
+              <w:rPr>
+                <w:rFonts w:ascii="Arial" w:hAnsi="Arial" w:cs="Arial"/>
+                <w:sz w:val="22"/>
+                <w:szCs w:val="22"/>
+              </w:rPr>
+              <w:t>1</w:t>
+            </w:r>
+          </w:p>
+        </w:tc>
+        <w:tc>
+          <w:tcPr>
+            <w:tcW w:w="2207" w:type="dxa"/>
+          </w:tcPr>
+          <w:p>
+            <w:pPr>
+              <w:spacing w:before="60" w:after="60"/>
+              <w:rPr>
+                <w:rFonts w:ascii="Arial" w:hAnsi="Arial" w:cs="Arial"/>
+                <w:sz w:val="22"/>
+                <w:szCs w:val="22"/>
+              </w:rPr>
+            </w:pPr>
+            <w:r>
+              <w:rPr>
+                <w:rFonts w:ascii="Arial" w:hAnsi="Arial" w:cs="Arial"/>
+                <w:sz w:val="22"/>
+                <w:szCs w:val="22"/>
+              </w:rPr>
+              <w:t>1</w:t>
+            </w:r>
+          </w:p>
+        </w:tc>
+      </w:tr>
+      <w:tr>
+        <w:tc>
+          <w:tcPr>
+            <w:tcW w:w="2207" w:type="dxa"/>
+          </w:tcPr>
+          <w:p>
+            <w:pPr>
+              <w:spacing w:before="60" w:after="60"/>
+              <w:rPr>
+                <w:rFonts w:ascii="Arial" w:hAnsi="Arial" w:cs="Arial"/>
+                <w:sz w:val="22"/>
+                <w:szCs w:val="22"/>
+              </w:rPr>
+            </w:pPr>
+            <w:proofErr w:type="spellStart"/>
+            <w:r>
+              <w:rPr>
+                <w:rFonts w:ascii="Arial" w:hAnsi="Arial" w:cs="Arial"/>
+                <w:sz w:val="22"/>
+                <w:szCs w:val="22"/>
+              </w:rPr>
+              <w:t>null</w:t>
+            </w:r>
+            <w:proofErr w:type="spellEnd"/>
+          </w:p>
+        </w:tc>
+        <w:tc>
+          <w:tcPr>
+            <w:tcW w:w="2207" w:type="dxa"/>
+          </w:tcPr>
+          <w:p>
+            <w:pPr>
+              <w:spacing w:before="60" w:after="60"/>
+              <w:rPr>
+                <w:rFonts w:ascii="Arial" w:hAnsi="Arial" w:cs="Arial"/>
+                <w:sz w:val="22"/>
+                <w:szCs w:val="22"/>
+              </w:rPr>
+            </w:pPr>
+            <w:r>
+              <w:rPr>
+                <w:rFonts w:ascii="Arial" w:hAnsi="Arial" w:cs="Arial"/>
+                <w:sz w:val="22"/>
+                <w:szCs w:val="22"/>
+              </w:rPr>
+              <w:t>c (Carácter)</w:t>
+            </w:r>
+          </w:p>
+        </w:tc>
+        <w:tc>
+          <w:tcPr>
+            <w:tcW w:w="2207" w:type="dxa"/>
+          </w:tcPr>
+          <w:p>
+            <w:pPr>
+              <w:spacing w:before="60" w:after="60"/>
+              <w:rPr>
+                <w:rFonts w:ascii="Arial" w:hAnsi="Arial" w:cs="Arial"/>
+                <w:sz w:val="22"/>
+                <w:szCs w:val="22"/>
+              </w:rPr>
+            </w:pPr>
+            <w:r>
+              <w:rPr>
+                <w:rFonts w:ascii="Arial" w:hAnsi="Arial" w:cs="Arial"/>
+                <w:sz w:val="22"/>
+                <w:szCs w:val="22"/>
+              </w:rPr>
+              <w:t>1</w:t>
+            </w:r>
+          </w:p>
+        </w:tc>
+        <w:tc>
+          <w:tcPr>
+            <w:tcW w:w="2207" w:type="dxa"/>
+          </w:tcPr>
+          <w:p>
+            <w:pPr>
+              <w:spacing w:before="60" w:after="60"/>
+              <w:rPr>
+                <w:rFonts w:ascii="Arial" w:hAnsi="Arial" w:cs="Arial"/>
+                <w:sz w:val="22"/>
+                <w:szCs w:val="22"/>
+              </w:rPr>
+            </w:pPr>
+            <w:r>
+              <w:rPr>
+                <w:rFonts w:ascii="Arial" w:hAnsi="Arial" w:cs="Arial"/>
+                <w:sz w:val="22"/>
+                <w:szCs w:val="22"/>
+              </w:rPr>
+              <w:t>3</w:t>
+            </w:r>
+          </w:p>
+        </w:tc>
+      </w:tr>
+      <w:tr>
+        <w:tc>
+          <w:tcPr>
+            <w:tcW w:w="2207" w:type="dxa"/>
+          </w:tcPr>
+          <w:p>
+            <w:pPr>
+              <w:spacing w:before="60" w:after="60"/>
+              <w:rPr>
+                <w:rFonts w:ascii="Arial" w:hAnsi="Arial" w:cs="Arial"/>
+                <w:sz w:val="22"/>
+                <w:szCs w:val="22"/>
+              </w:rPr>
+            </w:pPr>
+            <w:proofErr w:type="spellStart"/>
+            <w:r>
+              <w:rPr>
+                <w:rFonts w:ascii="Arial" w:hAnsi="Arial" w:cs="Arial"/>
+                <w:sz w:val="22"/>
+                <w:szCs w:val="22"/>
+              </w:rPr>
+              <w:t>ppp</w:t>
+            </w:r>
+            <w:proofErr w:type="spellEnd"/>
+          </w:p>
+        </w:tc>
+        <w:tc>
+          <w:tcPr>
+            <w:tcW w:w="2207" w:type="dxa"/>
+          </w:tcPr>
+          <w:p>
+            <w:pPr>
+              <w:spacing w:before="60" w:after="60"/>
+              <w:rPr>
+                <w:rFonts w:ascii="Arial" w:hAnsi="Arial" w:cs="Arial"/>
+                <w:sz w:val="22"/>
+                <w:szCs w:val="22"/>
+              </w:rPr>
+            </w:pPr>
+            <w:r>
+              <w:rPr>
+                <w:rFonts w:ascii="Arial" w:hAnsi="Arial" w:cs="Arial"/>
+                <w:sz w:val="22"/>
+                <w:szCs w:val="22"/>
+              </w:rPr>
+              <w:t>c (Carácter)</w:t>
+            </w:r>
+          </w:p>
+        </w:tc>
+        <w:tc>
+          <w:tcPr>
+            <w:tcW w:w="2207" w:type="dxa"/>
+          </w:tcPr>
+          <w:p>
+            <w:pPr>
+              <w:spacing w:before="60" w:after="60"/>
+              <w:rPr>
+                <w:rFonts w:ascii="Arial" w:hAnsi="Arial" w:cs="Arial"/>
+                <w:sz w:val="22"/>
+                <w:szCs w:val="22"/>
+              </w:rPr>
+            </w:pPr>
+            <w:r>
+              <w:rPr>
+                <w:rFonts w:ascii="Arial" w:hAnsi="Arial" w:cs="Arial"/>
+                <w:sz w:val="22"/>
+                <w:szCs w:val="22"/>
+              </w:rPr>
+              <w:t>108</w:t>
+            </w:r>
+          </w:p>
+        </w:tc>
+        <w:tc>
+          <w:tcPr>
+            <w:tcW w:w="2207" w:type="dxa"/>
+          </w:tcPr>
+          <w:p>
+            <w:pPr>
+              <w:spacing w:before="60" w:after="60"/>
+              <w:rPr>
+                <w:rFonts w:ascii="Arial" w:hAnsi="Arial" w:cs="Arial"/>
+                <w:sz w:val="22"/>
+                <w:szCs w:val="22"/>
+              </w:rPr>
+            </w:pPr>
+            <w:r>
+              <w:rPr>
+                <w:rFonts w:ascii="Arial" w:hAnsi="Arial" w:cs="Arial"/>
+                <w:sz w:val="22"/>
+                <w:szCs w:val="22"/>
+              </w:rPr>
+              <w:t>0</w:t>
+            </w:r>
+          </w:p>
+        </w:tc>
+      </w:tr>
+    </w:tbl>
+    <w:p/>
+    <w:p/>
+    <w:p>
+      <w:pPr>
+        <w:rPr>
+          <w:noProof/>
+        </w:rPr>
+      </w:pPr>
+    </w:p>
+    <w:p>
+      <w:r>
+        <w:rPr>
+          <w:noProof/>
+        </w:rPr>
         <w:lastRenderedPageBreak/>
         <w:drawing>
-          <wp:inline distT="0" distB="0" distL="0" distR="0" wp14:anchorId="498E8E4B" wp14:editId="58809663">
+          <wp:inline distT="0" distB="0" distL="0" distR="0" wp14:anchorId="785CF958" wp14:editId="2B667C98">
             <wp:extent cx="5612130" cy="3076575"/>
             <wp:effectExtent l="0" t="0" r="7620" b="9525"/>
             <wp:docPr id="1883661756" name="Imagen 6"/>
@@ -10013,1067 +11117,6 @@
         </w:drawing>
       </w:r>
     </w:p>
-    <w:tbl>
-      <w:tblPr>
-        <w:tblStyle w:val="Tablaconcuadrcula"/>
-        <w:tblpPr w:leftFromText="141" w:rightFromText="141" w:vertAnchor="page" w:horzAnchor="margin" w:tblpY="6736"/>
-        <w:tblW w:w="0" w:type="auto"/>
-        <w:tblLook w:val="04A0" w:firstRow="1" w:lastRow="0" w:firstColumn="1" w:lastColumn="0" w:noHBand="0" w:noVBand="1"/>
-      </w:tblPr>
-      <w:tblGrid>
-        <w:gridCol w:w="2207"/>
-        <w:gridCol w:w="2207"/>
-        <w:gridCol w:w="2207"/>
-        <w:gridCol w:w="2207"/>
-      </w:tblGrid>
-      <w:tr>
-        <w:tc>
-          <w:tcPr>
-            <w:tcW w:w="2207" w:type="dxa"/>
-          </w:tcPr>
-          <w:p>
-            <w:pPr>
-              <w:spacing w:before="60" w:after="60"/>
-              <w:rPr>
-                <w:rFonts w:ascii="Arial" w:hAnsi="Arial" w:cs="Arial"/>
-                <w:sz w:val="22"/>
-                <w:szCs w:val="22"/>
-              </w:rPr>
-            </w:pPr>
-            <w:r>
-              <w:rPr>
-                <w:rFonts w:ascii="Arial" w:hAnsi="Arial" w:cs="Arial"/>
-                <w:sz w:val="22"/>
-                <w:szCs w:val="22"/>
-              </w:rPr>
-              <w:t>Nombre</w:t>
-            </w:r>
-          </w:p>
-        </w:tc>
-        <w:tc>
-          <w:tcPr>
-            <w:tcW w:w="2207" w:type="dxa"/>
-          </w:tcPr>
-          <w:p>
-            <w:pPr>
-              <w:spacing w:before="60" w:after="60"/>
-              <w:rPr>
-                <w:rFonts w:ascii="Arial" w:hAnsi="Arial" w:cs="Arial"/>
-                <w:sz w:val="22"/>
-                <w:szCs w:val="22"/>
-              </w:rPr>
-            </w:pPr>
-            <w:r>
-              <w:rPr>
-                <w:rFonts w:ascii="Arial" w:hAnsi="Arial" w:cs="Arial"/>
-                <w:sz w:val="22"/>
-                <w:szCs w:val="22"/>
-              </w:rPr>
-              <w:t>Tipo c/b</w:t>
-            </w:r>
-          </w:p>
-        </w:tc>
-        <w:tc>
-          <w:tcPr>
-            <w:tcW w:w="2207" w:type="dxa"/>
-          </w:tcPr>
-          <w:p>
-            <w:pPr>
-              <w:spacing w:before="60" w:after="60"/>
-              <w:rPr>
-                <w:rFonts w:ascii="Arial" w:hAnsi="Arial" w:cs="Arial"/>
-                <w:sz w:val="22"/>
-                <w:szCs w:val="22"/>
-              </w:rPr>
-            </w:pPr>
-            <w:proofErr w:type="spellStart"/>
-            <w:r>
-              <w:rPr>
-                <w:rFonts w:ascii="Arial" w:hAnsi="Arial" w:cs="Arial"/>
-                <w:sz w:val="22"/>
-                <w:szCs w:val="22"/>
-              </w:rPr>
-              <w:t>Major</w:t>
-            </w:r>
-            <w:proofErr w:type="spellEnd"/>
-          </w:p>
-        </w:tc>
-        <w:tc>
-          <w:tcPr>
-            <w:tcW w:w="2207" w:type="dxa"/>
-          </w:tcPr>
-          <w:p>
-            <w:pPr>
-              <w:spacing w:before="60" w:after="60"/>
-              <w:rPr>
-                <w:rFonts w:ascii="Arial" w:hAnsi="Arial" w:cs="Arial"/>
-                <w:sz w:val="22"/>
-                <w:szCs w:val="22"/>
-              </w:rPr>
-            </w:pPr>
-            <w:r>
-              <w:rPr>
-                <w:rFonts w:ascii="Arial" w:hAnsi="Arial" w:cs="Arial"/>
-                <w:sz w:val="22"/>
-                <w:szCs w:val="22"/>
-              </w:rPr>
-              <w:t>Minor</w:t>
-            </w:r>
-          </w:p>
-        </w:tc>
-      </w:tr>
-      <w:tr>
-        <w:tc>
-          <w:tcPr>
-            <w:tcW w:w="2207" w:type="dxa"/>
-          </w:tcPr>
-          <w:p>
-            <w:pPr>
-              <w:spacing w:before="60" w:after="60"/>
-              <w:rPr>
-                <w:rFonts w:ascii="Arial" w:hAnsi="Arial" w:cs="Arial"/>
-                <w:sz w:val="22"/>
-                <w:szCs w:val="22"/>
-              </w:rPr>
-            </w:pPr>
-            <w:proofErr w:type="spellStart"/>
-            <w:r>
-              <w:rPr>
-                <w:rFonts w:ascii="Arial" w:hAnsi="Arial" w:cs="Arial"/>
-                <w:sz w:val="22"/>
-                <w:szCs w:val="22"/>
-              </w:rPr>
-              <w:t>autofs</w:t>
-            </w:r>
-            <w:proofErr w:type="spellEnd"/>
-          </w:p>
-        </w:tc>
-        <w:tc>
-          <w:tcPr>
-            <w:tcW w:w="2207" w:type="dxa"/>
-          </w:tcPr>
-          <w:p>
-            <w:pPr>
-              <w:spacing w:before="60" w:after="60"/>
-              <w:rPr>
-                <w:rFonts w:ascii="Arial" w:hAnsi="Arial" w:cs="Arial"/>
-                <w:sz w:val="22"/>
-                <w:szCs w:val="22"/>
-              </w:rPr>
-            </w:pPr>
-            <w:r>
-              <w:rPr>
-                <w:rFonts w:ascii="Arial" w:hAnsi="Arial" w:cs="Arial"/>
-                <w:sz w:val="22"/>
-                <w:szCs w:val="22"/>
-              </w:rPr>
-              <w:t>c (carácter)</w:t>
-            </w:r>
-          </w:p>
-        </w:tc>
-        <w:tc>
-          <w:tcPr>
-            <w:tcW w:w="2207" w:type="dxa"/>
-          </w:tcPr>
-          <w:p>
-            <w:pPr>
-              <w:spacing w:before="60" w:after="60"/>
-              <w:rPr>
-                <w:rFonts w:ascii="Arial" w:hAnsi="Arial" w:cs="Arial"/>
-                <w:sz w:val="22"/>
-                <w:szCs w:val="22"/>
-              </w:rPr>
-            </w:pPr>
-            <w:r>
-              <w:rPr>
-                <w:rFonts w:ascii="Arial" w:hAnsi="Arial" w:cs="Arial"/>
-                <w:sz w:val="22"/>
-                <w:szCs w:val="22"/>
-              </w:rPr>
-              <w:t>10</w:t>
-            </w:r>
-          </w:p>
-        </w:tc>
-        <w:tc>
-          <w:tcPr>
-            <w:tcW w:w="2207" w:type="dxa"/>
-          </w:tcPr>
-          <w:p>
-            <w:pPr>
-              <w:spacing w:before="60" w:after="60"/>
-              <w:rPr>
-                <w:rFonts w:ascii="Arial" w:hAnsi="Arial" w:cs="Arial"/>
-                <w:sz w:val="22"/>
-                <w:szCs w:val="22"/>
-              </w:rPr>
-            </w:pPr>
-            <w:r>
-              <w:rPr>
-                <w:rFonts w:ascii="Arial" w:hAnsi="Arial" w:cs="Arial"/>
-                <w:sz w:val="22"/>
-                <w:szCs w:val="22"/>
-              </w:rPr>
-              <w:t>235</w:t>
-            </w:r>
-          </w:p>
-        </w:tc>
-      </w:tr>
-      <w:tr>
-        <w:tc>
-          <w:tcPr>
-            <w:tcW w:w="2207" w:type="dxa"/>
-          </w:tcPr>
-          <w:p>
-            <w:pPr>
-              <w:spacing w:before="60" w:after="60"/>
-              <w:rPr>
-                <w:rFonts w:ascii="Arial" w:hAnsi="Arial" w:cs="Arial"/>
-                <w:sz w:val="22"/>
-                <w:szCs w:val="22"/>
-              </w:rPr>
-            </w:pPr>
-            <w:proofErr w:type="spellStart"/>
-            <w:r>
-              <w:rPr>
-                <w:rFonts w:ascii="Arial" w:hAnsi="Arial" w:cs="Arial"/>
-                <w:sz w:val="22"/>
-                <w:szCs w:val="22"/>
-              </w:rPr>
-              <w:t>console</w:t>
-            </w:r>
-            <w:proofErr w:type="spellEnd"/>
-          </w:p>
-        </w:tc>
-        <w:tc>
-          <w:tcPr>
-            <w:tcW w:w="2207" w:type="dxa"/>
-          </w:tcPr>
-          <w:p>
-            <w:pPr>
-              <w:spacing w:before="60" w:after="60"/>
-              <w:rPr>
-                <w:rFonts w:ascii="Arial" w:hAnsi="Arial" w:cs="Arial"/>
-                <w:sz w:val="22"/>
-                <w:szCs w:val="22"/>
-              </w:rPr>
-            </w:pPr>
-            <w:r>
-              <w:rPr>
-                <w:rFonts w:ascii="Arial" w:hAnsi="Arial" w:cs="Arial"/>
-                <w:sz w:val="22"/>
-                <w:szCs w:val="22"/>
-              </w:rPr>
-              <w:t>c (carácter)</w:t>
-            </w:r>
-          </w:p>
-        </w:tc>
-        <w:tc>
-          <w:tcPr>
-            <w:tcW w:w="2207" w:type="dxa"/>
-          </w:tcPr>
-          <w:p>
-            <w:pPr>
-              <w:spacing w:before="60" w:after="60"/>
-              <w:rPr>
-                <w:rFonts w:ascii="Arial" w:hAnsi="Arial" w:cs="Arial"/>
-                <w:sz w:val="22"/>
-                <w:szCs w:val="22"/>
-              </w:rPr>
-            </w:pPr>
-            <w:r>
-              <w:rPr>
-                <w:rFonts w:ascii="Arial" w:hAnsi="Arial" w:cs="Arial"/>
-                <w:sz w:val="22"/>
-                <w:szCs w:val="22"/>
-              </w:rPr>
-              <w:t>5</w:t>
-            </w:r>
-          </w:p>
-        </w:tc>
-        <w:tc>
-          <w:tcPr>
-            <w:tcW w:w="2207" w:type="dxa"/>
-          </w:tcPr>
-          <w:p>
-            <w:pPr>
-              <w:spacing w:before="60" w:after="60"/>
-              <w:rPr>
-                <w:rFonts w:ascii="Arial" w:hAnsi="Arial" w:cs="Arial"/>
-                <w:sz w:val="22"/>
-                <w:szCs w:val="22"/>
-              </w:rPr>
-            </w:pPr>
-            <w:r>
-              <w:rPr>
-                <w:rFonts w:ascii="Arial" w:hAnsi="Arial" w:cs="Arial"/>
-                <w:sz w:val="22"/>
-                <w:szCs w:val="22"/>
-              </w:rPr>
-              <w:t>1</w:t>
-            </w:r>
-          </w:p>
-        </w:tc>
-      </w:tr>
-      <w:tr>
-        <w:tc>
-          <w:tcPr>
-            <w:tcW w:w="2207" w:type="dxa"/>
-          </w:tcPr>
-          <w:p>
-            <w:pPr>
-              <w:spacing w:before="60" w:after="60"/>
-              <w:rPr>
-                <w:rFonts w:ascii="Arial" w:hAnsi="Arial" w:cs="Arial"/>
-                <w:sz w:val="22"/>
-                <w:szCs w:val="22"/>
-              </w:rPr>
-            </w:pPr>
-            <w:r>
-              <w:rPr>
-                <w:rFonts w:ascii="Arial" w:hAnsi="Arial" w:cs="Arial"/>
-                <w:sz w:val="22"/>
-                <w:szCs w:val="22"/>
-              </w:rPr>
-              <w:t xml:space="preserve">fb0 </w:t>
-            </w:r>
-          </w:p>
-        </w:tc>
-        <w:tc>
-          <w:tcPr>
-            <w:tcW w:w="2207" w:type="dxa"/>
-          </w:tcPr>
-          <w:p>
-            <w:pPr>
-              <w:spacing w:before="60" w:after="60"/>
-              <w:rPr>
-                <w:rFonts w:ascii="Arial" w:hAnsi="Arial" w:cs="Arial"/>
-                <w:sz w:val="22"/>
-                <w:szCs w:val="22"/>
-              </w:rPr>
-            </w:pPr>
-            <w:r>
-              <w:rPr>
-                <w:rFonts w:ascii="Arial" w:hAnsi="Arial" w:cs="Arial"/>
-                <w:sz w:val="22"/>
-                <w:szCs w:val="22"/>
-              </w:rPr>
-              <w:t>c (carácter)</w:t>
-            </w:r>
-          </w:p>
-        </w:tc>
-        <w:tc>
-          <w:tcPr>
-            <w:tcW w:w="2207" w:type="dxa"/>
-          </w:tcPr>
-          <w:p>
-            <w:pPr>
-              <w:spacing w:before="60" w:after="60"/>
-              <w:rPr>
-                <w:rFonts w:ascii="Arial" w:hAnsi="Arial" w:cs="Arial"/>
-                <w:sz w:val="22"/>
-                <w:szCs w:val="22"/>
-              </w:rPr>
-            </w:pPr>
-            <w:r>
-              <w:rPr>
-                <w:rFonts w:ascii="Arial" w:hAnsi="Arial" w:cs="Arial"/>
-                <w:sz w:val="22"/>
-                <w:szCs w:val="22"/>
-              </w:rPr>
-              <w:t>29</w:t>
-            </w:r>
-          </w:p>
-        </w:tc>
-        <w:tc>
-          <w:tcPr>
-            <w:tcW w:w="2207" w:type="dxa"/>
-          </w:tcPr>
-          <w:p>
-            <w:pPr>
-              <w:spacing w:before="60" w:after="60"/>
-              <w:rPr>
-                <w:rFonts w:ascii="Arial" w:hAnsi="Arial" w:cs="Arial"/>
-                <w:sz w:val="22"/>
-                <w:szCs w:val="22"/>
-              </w:rPr>
-            </w:pPr>
-            <w:r>
-              <w:rPr>
-                <w:rFonts w:ascii="Arial" w:hAnsi="Arial" w:cs="Arial"/>
-                <w:sz w:val="22"/>
-                <w:szCs w:val="22"/>
-              </w:rPr>
-              <w:t>0</w:t>
-            </w:r>
-          </w:p>
-        </w:tc>
-      </w:tr>
-      <w:tr>
-        <w:tc>
-          <w:tcPr>
-            <w:tcW w:w="2207" w:type="dxa"/>
-          </w:tcPr>
-          <w:p>
-            <w:pPr>
-              <w:spacing w:before="60" w:after="60"/>
-              <w:rPr>
-                <w:rFonts w:ascii="Arial" w:hAnsi="Arial" w:cs="Arial"/>
-                <w:sz w:val="22"/>
-                <w:szCs w:val="22"/>
-              </w:rPr>
-            </w:pPr>
-            <w:r>
-              <w:rPr>
-                <w:rFonts w:ascii="Arial" w:hAnsi="Arial" w:cs="Arial"/>
-                <w:sz w:val="22"/>
-                <w:szCs w:val="22"/>
-              </w:rPr>
-              <w:t>full</w:t>
-            </w:r>
-          </w:p>
-        </w:tc>
-        <w:tc>
-          <w:tcPr>
-            <w:tcW w:w="2207" w:type="dxa"/>
-          </w:tcPr>
-          <w:p>
-            <w:pPr>
-              <w:spacing w:before="60" w:after="60"/>
-              <w:rPr>
-                <w:rFonts w:ascii="Arial" w:hAnsi="Arial" w:cs="Arial"/>
-                <w:sz w:val="22"/>
-                <w:szCs w:val="22"/>
-              </w:rPr>
-            </w:pPr>
-            <w:r>
-              <w:rPr>
-                <w:rFonts w:ascii="Arial" w:hAnsi="Arial" w:cs="Arial"/>
-                <w:sz w:val="22"/>
-                <w:szCs w:val="22"/>
-              </w:rPr>
-              <w:t>c (carácter)</w:t>
-            </w:r>
-          </w:p>
-        </w:tc>
-        <w:tc>
-          <w:tcPr>
-            <w:tcW w:w="2207" w:type="dxa"/>
-          </w:tcPr>
-          <w:p>
-            <w:pPr>
-              <w:spacing w:before="60" w:after="60"/>
-              <w:rPr>
-                <w:rFonts w:ascii="Arial" w:hAnsi="Arial" w:cs="Arial"/>
-                <w:sz w:val="22"/>
-                <w:szCs w:val="22"/>
-              </w:rPr>
-            </w:pPr>
-            <w:r>
-              <w:rPr>
-                <w:rFonts w:ascii="Arial" w:hAnsi="Arial" w:cs="Arial"/>
-                <w:sz w:val="22"/>
-                <w:szCs w:val="22"/>
-              </w:rPr>
-              <w:t>1</w:t>
-            </w:r>
-          </w:p>
-        </w:tc>
-        <w:tc>
-          <w:tcPr>
-            <w:tcW w:w="2207" w:type="dxa"/>
-          </w:tcPr>
-          <w:p>
-            <w:pPr>
-              <w:spacing w:before="60" w:after="60"/>
-              <w:rPr>
-                <w:rFonts w:ascii="Arial" w:hAnsi="Arial" w:cs="Arial"/>
-                <w:sz w:val="22"/>
-                <w:szCs w:val="22"/>
-              </w:rPr>
-            </w:pPr>
-            <w:r>
-              <w:rPr>
-                <w:rFonts w:ascii="Arial" w:hAnsi="Arial" w:cs="Arial"/>
-                <w:sz w:val="22"/>
-                <w:szCs w:val="22"/>
-              </w:rPr>
-              <w:t>7</w:t>
-            </w:r>
-          </w:p>
-        </w:tc>
-      </w:tr>
-      <w:tr>
-        <w:tc>
-          <w:tcPr>
-            <w:tcW w:w="2207" w:type="dxa"/>
-          </w:tcPr>
-          <w:p>
-            <w:pPr>
-              <w:spacing w:before="60" w:after="60"/>
-              <w:rPr>
-                <w:rFonts w:ascii="Arial" w:hAnsi="Arial" w:cs="Arial"/>
-                <w:sz w:val="22"/>
-                <w:szCs w:val="22"/>
-              </w:rPr>
-            </w:pPr>
-            <w:r>
-              <w:rPr>
-                <w:rFonts w:ascii="Arial" w:hAnsi="Arial" w:cs="Arial"/>
-                <w:sz w:val="22"/>
-                <w:szCs w:val="22"/>
-              </w:rPr>
-              <w:t>hidraw0</w:t>
-            </w:r>
-          </w:p>
-        </w:tc>
-        <w:tc>
-          <w:tcPr>
-            <w:tcW w:w="2207" w:type="dxa"/>
-          </w:tcPr>
-          <w:p>
-            <w:pPr>
-              <w:spacing w:before="60" w:after="60"/>
-              <w:rPr>
-                <w:rFonts w:ascii="Arial" w:hAnsi="Arial" w:cs="Arial"/>
-                <w:sz w:val="22"/>
-                <w:szCs w:val="22"/>
-              </w:rPr>
-            </w:pPr>
-            <w:r>
-              <w:rPr>
-                <w:rFonts w:ascii="Arial" w:hAnsi="Arial" w:cs="Arial"/>
-                <w:sz w:val="22"/>
-                <w:szCs w:val="22"/>
-              </w:rPr>
-              <w:t>c (carácter)</w:t>
-            </w:r>
-          </w:p>
-        </w:tc>
-        <w:tc>
-          <w:tcPr>
-            <w:tcW w:w="2207" w:type="dxa"/>
-          </w:tcPr>
-          <w:p>
-            <w:pPr>
-              <w:spacing w:before="60" w:after="60"/>
-              <w:rPr>
-                <w:rFonts w:ascii="Arial" w:hAnsi="Arial" w:cs="Arial"/>
-                <w:sz w:val="22"/>
-                <w:szCs w:val="22"/>
-              </w:rPr>
-            </w:pPr>
-            <w:r>
-              <w:rPr>
-                <w:rFonts w:ascii="Arial" w:hAnsi="Arial" w:cs="Arial"/>
-                <w:sz w:val="22"/>
-                <w:szCs w:val="22"/>
-              </w:rPr>
-              <w:t>241</w:t>
-            </w:r>
-          </w:p>
-        </w:tc>
-        <w:tc>
-          <w:tcPr>
-            <w:tcW w:w="2207" w:type="dxa"/>
-          </w:tcPr>
-          <w:p>
-            <w:pPr>
-              <w:spacing w:before="60" w:after="60"/>
-              <w:rPr>
-                <w:rFonts w:ascii="Arial" w:hAnsi="Arial" w:cs="Arial"/>
-                <w:sz w:val="22"/>
-                <w:szCs w:val="22"/>
-              </w:rPr>
-            </w:pPr>
-            <w:r>
-              <w:rPr>
-                <w:rFonts w:ascii="Arial" w:hAnsi="Arial" w:cs="Arial"/>
-                <w:sz w:val="22"/>
-                <w:szCs w:val="22"/>
-              </w:rPr>
-              <w:t>0</w:t>
-            </w:r>
-          </w:p>
-        </w:tc>
-      </w:tr>
-      <w:tr>
-        <w:tc>
-          <w:tcPr>
-            <w:tcW w:w="2207" w:type="dxa"/>
-          </w:tcPr>
-          <w:p>
-            <w:pPr>
-              <w:spacing w:before="60" w:after="60"/>
-              <w:rPr>
-                <w:rFonts w:ascii="Arial" w:hAnsi="Arial" w:cs="Arial"/>
-                <w:sz w:val="22"/>
-                <w:szCs w:val="22"/>
-              </w:rPr>
-            </w:pPr>
-            <w:r>
-              <w:rPr>
-                <w:rFonts w:ascii="Arial" w:hAnsi="Arial" w:cs="Arial"/>
-                <w:sz w:val="22"/>
-                <w:szCs w:val="22"/>
-              </w:rPr>
-              <w:t>loop0</w:t>
-            </w:r>
-          </w:p>
-        </w:tc>
-        <w:tc>
-          <w:tcPr>
-            <w:tcW w:w="2207" w:type="dxa"/>
-          </w:tcPr>
-          <w:p>
-            <w:pPr>
-              <w:spacing w:before="60" w:after="60"/>
-              <w:rPr>
-                <w:rFonts w:ascii="Arial" w:hAnsi="Arial" w:cs="Arial"/>
-                <w:sz w:val="22"/>
-                <w:szCs w:val="22"/>
-              </w:rPr>
-            </w:pPr>
-            <w:r>
-              <w:rPr>
-                <w:rFonts w:ascii="Arial" w:hAnsi="Arial" w:cs="Arial"/>
-                <w:sz w:val="22"/>
-                <w:szCs w:val="22"/>
-              </w:rPr>
-              <w:t>b (bloque)</w:t>
-            </w:r>
-          </w:p>
-        </w:tc>
-        <w:tc>
-          <w:tcPr>
-            <w:tcW w:w="2207" w:type="dxa"/>
-          </w:tcPr>
-          <w:p>
-            <w:pPr>
-              <w:spacing w:before="60" w:after="60"/>
-              <w:rPr>
-                <w:rFonts w:ascii="Arial" w:hAnsi="Arial" w:cs="Arial"/>
-                <w:sz w:val="22"/>
-                <w:szCs w:val="22"/>
-              </w:rPr>
-            </w:pPr>
-            <w:r>
-              <w:rPr>
-                <w:rFonts w:ascii="Arial" w:hAnsi="Arial" w:cs="Arial"/>
-                <w:sz w:val="22"/>
-                <w:szCs w:val="22"/>
-              </w:rPr>
-              <w:t>7</w:t>
-            </w:r>
-          </w:p>
-        </w:tc>
-        <w:tc>
-          <w:tcPr>
-            <w:tcW w:w="2207" w:type="dxa"/>
-          </w:tcPr>
-          <w:p>
-            <w:pPr>
-              <w:spacing w:before="60" w:after="60"/>
-              <w:rPr>
-                <w:rFonts w:ascii="Arial" w:hAnsi="Arial" w:cs="Arial"/>
-                <w:sz w:val="22"/>
-                <w:szCs w:val="22"/>
-              </w:rPr>
-            </w:pPr>
-            <w:r>
-              <w:rPr>
-                <w:rFonts w:ascii="Arial" w:hAnsi="Arial" w:cs="Arial"/>
-                <w:sz w:val="22"/>
-                <w:szCs w:val="22"/>
-              </w:rPr>
-              <w:t>0</w:t>
-            </w:r>
-          </w:p>
-        </w:tc>
-      </w:tr>
-      <w:tr>
-        <w:tc>
-          <w:tcPr>
-            <w:tcW w:w="2207" w:type="dxa"/>
-          </w:tcPr>
-          <w:p>
-            <w:pPr>
-              <w:spacing w:before="60" w:after="60"/>
-              <w:rPr>
-                <w:rFonts w:ascii="Arial" w:hAnsi="Arial" w:cs="Arial"/>
-                <w:sz w:val="22"/>
-                <w:szCs w:val="22"/>
-              </w:rPr>
-            </w:pPr>
-            <w:r>
-              <w:rPr>
-                <w:rFonts w:ascii="Arial" w:hAnsi="Arial" w:cs="Arial"/>
-                <w:sz w:val="22"/>
-                <w:szCs w:val="22"/>
-              </w:rPr>
-              <w:t>loop1</w:t>
-            </w:r>
-          </w:p>
-        </w:tc>
-        <w:tc>
-          <w:tcPr>
-            <w:tcW w:w="2207" w:type="dxa"/>
-          </w:tcPr>
-          <w:p>
-            <w:pPr>
-              <w:spacing w:before="60" w:after="60"/>
-              <w:rPr>
-                <w:rFonts w:ascii="Arial" w:hAnsi="Arial" w:cs="Arial"/>
-                <w:sz w:val="22"/>
-                <w:szCs w:val="22"/>
-              </w:rPr>
-            </w:pPr>
-            <w:r>
-              <w:rPr>
-                <w:rFonts w:ascii="Arial" w:hAnsi="Arial" w:cs="Arial"/>
-                <w:sz w:val="22"/>
-                <w:szCs w:val="22"/>
-              </w:rPr>
-              <w:t xml:space="preserve">b (bloque) </w:t>
-            </w:r>
-          </w:p>
-        </w:tc>
-        <w:tc>
-          <w:tcPr>
-            <w:tcW w:w="2207" w:type="dxa"/>
-          </w:tcPr>
-          <w:p>
-            <w:pPr>
-              <w:spacing w:before="60" w:after="60"/>
-              <w:rPr>
-                <w:rFonts w:ascii="Arial" w:hAnsi="Arial" w:cs="Arial"/>
-                <w:sz w:val="22"/>
-                <w:szCs w:val="22"/>
-              </w:rPr>
-            </w:pPr>
-            <w:r>
-              <w:rPr>
-                <w:rFonts w:ascii="Arial" w:hAnsi="Arial" w:cs="Arial"/>
-                <w:sz w:val="22"/>
-                <w:szCs w:val="22"/>
-              </w:rPr>
-              <w:t>7</w:t>
-            </w:r>
-          </w:p>
-        </w:tc>
-        <w:tc>
-          <w:tcPr>
-            <w:tcW w:w="2207" w:type="dxa"/>
-          </w:tcPr>
-          <w:p>
-            <w:pPr>
-              <w:spacing w:before="60" w:after="60"/>
-              <w:rPr>
-                <w:rFonts w:ascii="Arial" w:hAnsi="Arial" w:cs="Arial"/>
-                <w:sz w:val="22"/>
-                <w:szCs w:val="22"/>
-              </w:rPr>
-            </w:pPr>
-            <w:r>
-              <w:rPr>
-                <w:rFonts w:ascii="Arial" w:hAnsi="Arial" w:cs="Arial"/>
-                <w:sz w:val="22"/>
-                <w:szCs w:val="22"/>
-              </w:rPr>
-              <w:t>1</w:t>
-            </w:r>
-          </w:p>
-        </w:tc>
-      </w:tr>
-      <w:tr>
-        <w:tc>
-          <w:tcPr>
-            <w:tcW w:w="2207" w:type="dxa"/>
-          </w:tcPr>
-          <w:p>
-            <w:pPr>
-              <w:spacing w:before="60" w:after="60"/>
-              <w:rPr>
-                <w:rFonts w:ascii="Arial" w:hAnsi="Arial" w:cs="Arial"/>
-                <w:sz w:val="22"/>
-                <w:szCs w:val="22"/>
-              </w:rPr>
-            </w:pPr>
-            <w:proofErr w:type="spellStart"/>
-            <w:r>
-              <w:rPr>
-                <w:rFonts w:ascii="Arial" w:hAnsi="Arial" w:cs="Arial"/>
-                <w:sz w:val="22"/>
-                <w:szCs w:val="22"/>
-              </w:rPr>
-              <w:t>mem</w:t>
-            </w:r>
-            <w:proofErr w:type="spellEnd"/>
-          </w:p>
-        </w:tc>
-        <w:tc>
-          <w:tcPr>
-            <w:tcW w:w="2207" w:type="dxa"/>
-          </w:tcPr>
-          <w:p>
-            <w:pPr>
-              <w:spacing w:before="60" w:after="60"/>
-              <w:rPr>
-                <w:rFonts w:ascii="Arial" w:hAnsi="Arial" w:cs="Arial"/>
-                <w:sz w:val="22"/>
-                <w:szCs w:val="22"/>
-              </w:rPr>
-            </w:pPr>
-            <w:r>
-              <w:rPr>
-                <w:rFonts w:ascii="Arial" w:hAnsi="Arial" w:cs="Arial"/>
-                <w:sz w:val="22"/>
-                <w:szCs w:val="22"/>
-              </w:rPr>
-              <w:t>c (Carácter)</w:t>
-            </w:r>
-          </w:p>
-        </w:tc>
-        <w:tc>
-          <w:tcPr>
-            <w:tcW w:w="2207" w:type="dxa"/>
-          </w:tcPr>
-          <w:p>
-            <w:pPr>
-              <w:spacing w:before="60" w:after="60"/>
-              <w:rPr>
-                <w:rFonts w:ascii="Arial" w:hAnsi="Arial" w:cs="Arial"/>
-                <w:sz w:val="22"/>
-                <w:szCs w:val="22"/>
-              </w:rPr>
-            </w:pPr>
-            <w:r>
-              <w:rPr>
-                <w:rFonts w:ascii="Arial" w:hAnsi="Arial" w:cs="Arial"/>
-                <w:sz w:val="22"/>
-                <w:szCs w:val="22"/>
-              </w:rPr>
-              <w:t>1</w:t>
-            </w:r>
-          </w:p>
-        </w:tc>
-        <w:tc>
-          <w:tcPr>
-            <w:tcW w:w="2207" w:type="dxa"/>
-          </w:tcPr>
-          <w:p>
-            <w:pPr>
-              <w:spacing w:before="60" w:after="60"/>
-              <w:rPr>
-                <w:rFonts w:ascii="Arial" w:hAnsi="Arial" w:cs="Arial"/>
-                <w:sz w:val="22"/>
-                <w:szCs w:val="22"/>
-              </w:rPr>
-            </w:pPr>
-            <w:r>
-              <w:rPr>
-                <w:rFonts w:ascii="Arial" w:hAnsi="Arial" w:cs="Arial"/>
-                <w:sz w:val="22"/>
-                <w:szCs w:val="22"/>
-              </w:rPr>
-              <w:t>1</w:t>
-            </w:r>
-          </w:p>
-        </w:tc>
-      </w:tr>
-      <w:tr>
-        <w:tc>
-          <w:tcPr>
-            <w:tcW w:w="2207" w:type="dxa"/>
-          </w:tcPr>
-          <w:p>
-            <w:pPr>
-              <w:spacing w:before="60" w:after="60"/>
-              <w:rPr>
-                <w:rFonts w:ascii="Arial" w:hAnsi="Arial" w:cs="Arial"/>
-                <w:sz w:val="22"/>
-                <w:szCs w:val="22"/>
-              </w:rPr>
-            </w:pPr>
-            <w:proofErr w:type="spellStart"/>
-            <w:r>
-              <w:rPr>
-                <w:rFonts w:ascii="Arial" w:hAnsi="Arial" w:cs="Arial"/>
-                <w:sz w:val="22"/>
-                <w:szCs w:val="22"/>
-              </w:rPr>
-              <w:t>null</w:t>
-            </w:r>
-            <w:proofErr w:type="spellEnd"/>
-          </w:p>
-        </w:tc>
-        <w:tc>
-          <w:tcPr>
-            <w:tcW w:w="2207" w:type="dxa"/>
-          </w:tcPr>
-          <w:p>
-            <w:pPr>
-              <w:spacing w:before="60" w:after="60"/>
-              <w:rPr>
-                <w:rFonts w:ascii="Arial" w:hAnsi="Arial" w:cs="Arial"/>
-                <w:sz w:val="22"/>
-                <w:szCs w:val="22"/>
-              </w:rPr>
-            </w:pPr>
-            <w:r>
-              <w:rPr>
-                <w:rFonts w:ascii="Arial" w:hAnsi="Arial" w:cs="Arial"/>
-                <w:sz w:val="22"/>
-                <w:szCs w:val="22"/>
-              </w:rPr>
-              <w:t>c (Carácter)</w:t>
-            </w:r>
-          </w:p>
-        </w:tc>
-        <w:tc>
-          <w:tcPr>
-            <w:tcW w:w="2207" w:type="dxa"/>
-          </w:tcPr>
-          <w:p>
-            <w:pPr>
-              <w:spacing w:before="60" w:after="60"/>
-              <w:rPr>
-                <w:rFonts w:ascii="Arial" w:hAnsi="Arial" w:cs="Arial"/>
-                <w:sz w:val="22"/>
-                <w:szCs w:val="22"/>
-              </w:rPr>
-            </w:pPr>
-            <w:r>
-              <w:rPr>
-                <w:rFonts w:ascii="Arial" w:hAnsi="Arial" w:cs="Arial"/>
-                <w:sz w:val="22"/>
-                <w:szCs w:val="22"/>
-              </w:rPr>
-              <w:t>1</w:t>
-            </w:r>
-          </w:p>
-        </w:tc>
-        <w:tc>
-          <w:tcPr>
-            <w:tcW w:w="2207" w:type="dxa"/>
-          </w:tcPr>
-          <w:p>
-            <w:pPr>
-              <w:spacing w:before="60" w:after="60"/>
-              <w:rPr>
-                <w:rFonts w:ascii="Arial" w:hAnsi="Arial" w:cs="Arial"/>
-                <w:sz w:val="22"/>
-                <w:szCs w:val="22"/>
-              </w:rPr>
-            </w:pPr>
-            <w:r>
-              <w:rPr>
-                <w:rFonts w:ascii="Arial" w:hAnsi="Arial" w:cs="Arial"/>
-                <w:sz w:val="22"/>
-                <w:szCs w:val="22"/>
-              </w:rPr>
-              <w:t>3</w:t>
-            </w:r>
-          </w:p>
-        </w:tc>
-      </w:tr>
-      <w:tr>
-        <w:tc>
-          <w:tcPr>
-            <w:tcW w:w="2207" w:type="dxa"/>
-          </w:tcPr>
-          <w:p>
-            <w:pPr>
-              <w:spacing w:before="60" w:after="60"/>
-              <w:rPr>
-                <w:rFonts w:ascii="Arial" w:hAnsi="Arial" w:cs="Arial"/>
-                <w:sz w:val="22"/>
-                <w:szCs w:val="22"/>
-              </w:rPr>
-            </w:pPr>
-            <w:proofErr w:type="spellStart"/>
-            <w:r>
-              <w:rPr>
-                <w:rFonts w:ascii="Arial" w:hAnsi="Arial" w:cs="Arial"/>
-                <w:sz w:val="22"/>
-                <w:szCs w:val="22"/>
-              </w:rPr>
-              <w:t>ppp</w:t>
-            </w:r>
-            <w:proofErr w:type="spellEnd"/>
-          </w:p>
-        </w:tc>
-        <w:tc>
-          <w:tcPr>
-            <w:tcW w:w="2207" w:type="dxa"/>
-          </w:tcPr>
-          <w:p>
-            <w:pPr>
-              <w:spacing w:before="60" w:after="60"/>
-              <w:rPr>
-                <w:rFonts w:ascii="Arial" w:hAnsi="Arial" w:cs="Arial"/>
-                <w:sz w:val="22"/>
-                <w:szCs w:val="22"/>
-              </w:rPr>
-            </w:pPr>
-            <w:r>
-              <w:rPr>
-                <w:rFonts w:ascii="Arial" w:hAnsi="Arial" w:cs="Arial"/>
-                <w:sz w:val="22"/>
-                <w:szCs w:val="22"/>
-              </w:rPr>
-              <w:t>c (Carácter)</w:t>
-            </w:r>
-          </w:p>
-        </w:tc>
-        <w:tc>
-          <w:tcPr>
-            <w:tcW w:w="2207" w:type="dxa"/>
-          </w:tcPr>
-          <w:p>
-            <w:pPr>
-              <w:spacing w:before="60" w:after="60"/>
-              <w:rPr>
-                <w:rFonts w:ascii="Arial" w:hAnsi="Arial" w:cs="Arial"/>
-                <w:sz w:val="22"/>
-                <w:szCs w:val="22"/>
-              </w:rPr>
-            </w:pPr>
-            <w:r>
-              <w:rPr>
-                <w:rFonts w:ascii="Arial" w:hAnsi="Arial" w:cs="Arial"/>
-                <w:sz w:val="22"/>
-                <w:szCs w:val="22"/>
-              </w:rPr>
-              <w:t>108</w:t>
-            </w:r>
-          </w:p>
-        </w:tc>
-        <w:tc>
-          <w:tcPr>
-            <w:tcW w:w="2207" w:type="dxa"/>
-          </w:tcPr>
-          <w:p>
-            <w:pPr>
-              <w:spacing w:before="60" w:after="60"/>
-              <w:rPr>
-                <w:rFonts w:ascii="Arial" w:hAnsi="Arial" w:cs="Arial"/>
-                <w:sz w:val="22"/>
-                <w:szCs w:val="22"/>
-              </w:rPr>
-            </w:pPr>
-            <w:r>
-              <w:rPr>
-                <w:rFonts w:ascii="Arial" w:hAnsi="Arial" w:cs="Arial"/>
-                <w:sz w:val="22"/>
-                <w:szCs w:val="22"/>
-              </w:rPr>
-              <w:t>0</w:t>
-            </w:r>
-          </w:p>
-        </w:tc>
-      </w:tr>
-    </w:tbl>
-    <w:p/>
     <w:p>
       <w:pPr>
         <w:spacing w:before="60" w:after="60" w:line="240" w:lineRule="auto"/>
@@ -11088,12 +11131,16 @@
         </w:numPr>
         <w:spacing w:before="60" w:after="60" w:line="240" w:lineRule="auto"/>
         <w:contextualSpacing w:val="0"/>
-      </w:pPr>
-      <w:r>
-        <w:rPr>
-          <w:rFonts w:ascii="Arial" w:eastAsia="Arial" w:hAnsi="Arial" w:cs="Arial"/>
-          <w:sz w:val="22"/>
-          <w:szCs w:val="22"/>
+        <w:rPr>
+          <w:sz w:val="20"/>
+          <w:szCs w:val="20"/>
+        </w:rPr>
+      </w:pPr>
+      <w:r>
+        <w:rPr>
+          <w:rFonts w:ascii="Arial" w:eastAsia="Arial" w:hAnsi="Arial" w:cs="Arial"/>
+          <w:sz w:val="20"/>
+          <w:szCs w:val="20"/>
           <w:lang w:val="en-US"/>
         </w:rPr>
         <w:t xml:space="preserve">5.2 — </w:t>
@@ -11102,8 +11149,8 @@
       <w:r>
         <w:rPr>
           <w:rFonts w:ascii="Arial" w:eastAsia="Arial" w:hAnsi="Arial" w:cs="Arial"/>
-          <w:sz w:val="22"/>
-          <w:szCs w:val="22"/>
+          <w:sz w:val="20"/>
+          <w:szCs w:val="20"/>
           <w:lang w:val="en-US"/>
         </w:rPr>
         <w:t>Comparar</w:t>
@@ -11112,8 +11159,8 @@
       <w:r>
         <w:rPr>
           <w:rFonts w:ascii="Arial" w:eastAsia="Arial" w:hAnsi="Arial" w:cs="Arial"/>
-          <w:sz w:val="22"/>
-          <w:szCs w:val="22"/>
+          <w:sz w:val="20"/>
+          <w:szCs w:val="20"/>
           <w:lang w:val="en-US"/>
         </w:rPr>
         <w:t xml:space="preserve"> </w:t>
@@ -11122,8 +11169,8 @@
       <w:r>
         <w:rPr>
           <w:rFonts w:ascii="Arial" w:eastAsia="Arial" w:hAnsi="Arial" w:cs="Arial"/>
-          <w:sz w:val="22"/>
-          <w:szCs w:val="22"/>
+          <w:sz w:val="20"/>
+          <w:szCs w:val="20"/>
           <w:lang w:val="en-US"/>
         </w:rPr>
         <w:t>velocidades</w:t>
@@ -11132,8 +11179,8 @@
       <w:r>
         <w:rPr>
           <w:rFonts w:ascii="Arial" w:eastAsia="Arial" w:hAnsi="Arial" w:cs="Arial"/>
-          <w:sz w:val="22"/>
-          <w:szCs w:val="22"/>
+          <w:sz w:val="20"/>
+          <w:szCs w:val="20"/>
           <w:lang w:val="en-US"/>
         </w:rPr>
         <w:t>: dd if=/dev/zero of=/dev/null bs=1M count=2000 vs dd if=/dev/</w:t>
@@ -11142,8 +11189,8 @@
       <w:r>
         <w:rPr>
           <w:rFonts w:ascii="Arial" w:eastAsia="Arial" w:hAnsi="Arial" w:cs="Arial"/>
-          <w:sz w:val="22"/>
-          <w:szCs w:val="22"/>
+          <w:sz w:val="20"/>
+          <w:szCs w:val="20"/>
           <w:lang w:val="en-US"/>
         </w:rPr>
         <w:t>urandom</w:t>
@@ -11152,8 +11199,8 @@
       <w:r>
         <w:rPr>
           <w:rFonts w:ascii="Arial" w:eastAsia="Arial" w:hAnsi="Arial" w:cs="Arial"/>
-          <w:sz w:val="22"/>
-          <w:szCs w:val="22"/>
+          <w:sz w:val="20"/>
+          <w:szCs w:val="20"/>
           <w:lang w:val="en-US"/>
         </w:rPr>
         <w:t xml:space="preserve"> of=/dev/null bs=1M count=200. </w:t>
@@ -11161,8 +11208,8 @@
       <w:r>
         <w:rPr>
           <w:rFonts w:ascii="Arial" w:eastAsia="Arial" w:hAnsi="Arial" w:cs="Arial"/>
-          <w:sz w:val="22"/>
-          <w:szCs w:val="22"/>
+          <w:sz w:val="20"/>
+          <w:szCs w:val="20"/>
         </w:rPr>
         <w:t>¿Por qué /</w:t>
       </w:r>
@@ -11170,8 +11217,8 @@
       <w:r>
         <w:rPr>
           <w:rFonts w:ascii="Arial" w:eastAsia="Arial" w:hAnsi="Arial" w:cs="Arial"/>
-          <w:sz w:val="22"/>
-          <w:szCs w:val="22"/>
+          <w:sz w:val="20"/>
+          <w:szCs w:val="20"/>
         </w:rPr>
         <w:t>dev</w:t>
       </w:r>
@@ -11179,8 +11226,8 @@
       <w:r>
         <w:rPr>
           <w:rFonts w:ascii="Arial" w:eastAsia="Arial" w:hAnsi="Arial" w:cs="Arial"/>
-          <w:sz w:val="22"/>
-          <w:szCs w:val="22"/>
+          <w:sz w:val="20"/>
+          <w:szCs w:val="20"/>
         </w:rPr>
         <w:t>/</w:t>
       </w:r>
@@ -11188,8 +11235,8 @@
       <w:r>
         <w:rPr>
           <w:rFonts w:ascii="Arial" w:eastAsia="Arial" w:hAnsi="Arial" w:cs="Arial"/>
-          <w:sz w:val="22"/>
-          <w:szCs w:val="22"/>
+          <w:sz w:val="20"/>
+          <w:szCs w:val="20"/>
         </w:rPr>
         <w:t>urandom</w:t>
       </w:r>
@@ -11197,8 +11244,8 @@
       <w:r>
         <w:rPr>
           <w:rFonts w:ascii="Arial" w:eastAsia="Arial" w:hAnsi="Arial" w:cs="Arial"/>
-          <w:sz w:val="22"/>
-          <w:szCs w:val="22"/>
+          <w:sz w:val="20"/>
+          <w:szCs w:val="20"/>
         </w:rPr>
         <w:t xml:space="preserve"> es dramáticamente más lento si ambos son dispositivos de caracteres sin hardware real?</w:t>
       </w:r>
@@ -11288,10 +11335,17 @@
       <w:pPr>
         <w:spacing w:before="60" w:after="60" w:line="240" w:lineRule="auto"/>
       </w:pPr>
-      <w:r>
-        <w:lastRenderedPageBreak/>
+    </w:p>
+    <w:p>
+      <w:pPr>
+        <w:spacing w:before="60" w:after="60" w:line="240" w:lineRule="auto"/>
+      </w:pPr>
+      <w:r>
+        <w:rPr>
+          <w:noProof/>
+        </w:rPr>
         <w:drawing>
-          <wp:inline distT="0" distB="0" distL="0" distR="0" wp14:anchorId="5F6F8FEA" wp14:editId="519D1350">
+          <wp:inline distT="0" distB="0" distL="0" distR="0" wp14:anchorId="22BE6CCE" wp14:editId="79382B3A">
             <wp:extent cx="5612130" cy="1534795"/>
             <wp:effectExtent l="0" t="0" r="7620" b="8255"/>
             <wp:docPr id="250387006" name="Imagen 8"/>
@@ -11343,6 +11397,10 @@
     <w:p>
       <w:pPr>
         <w:spacing w:before="60" w:after="60" w:line="240" w:lineRule="auto"/>
+        <w:rPr>
+          <w:sz w:val="20"/>
+          <w:szCs w:val="20"/>
+        </w:rPr>
       </w:pPr>
     </w:p>
     <w:p>
@@ -11351,25 +11409,24 @@
         <w:jc w:val="both"/>
         <w:rPr>
           <w:rFonts w:ascii="Arial" w:hAnsi="Arial" w:cs="Arial"/>
-          <w:sz w:val="22"/>
-          <w:szCs w:val="22"/>
-        </w:rPr>
-      </w:pPr>
-      <w:r>
-        <w:rPr>
-          <w:rFonts w:ascii="Arial" w:hAnsi="Arial" w:cs="Arial"/>
-          <w:sz w:val="22"/>
-          <w:szCs w:val="22"/>
-        </w:rPr>
-        <w:tab/>
+          <w:sz w:val="20"/>
+          <w:szCs w:val="20"/>
+        </w:rPr>
+      </w:pPr>
+      <w:r>
+        <w:rPr>
+          <w:rFonts w:ascii="Arial" w:hAnsi="Arial" w:cs="Arial"/>
+          <w:sz w:val="20"/>
+          <w:szCs w:val="20"/>
+        </w:rPr>
         <w:t>/</w:t>
       </w:r>
       <w:proofErr w:type="spellStart"/>
       <w:r>
         <w:rPr>
           <w:rFonts w:ascii="Arial" w:hAnsi="Arial" w:cs="Arial"/>
-          <w:sz w:val="22"/>
-          <w:szCs w:val="22"/>
+          <w:sz w:val="20"/>
+          <w:szCs w:val="20"/>
         </w:rPr>
         <w:t>dev</w:t>
       </w:r>
@@ -11377,8 +11434,8 @@
       <w:r>
         <w:rPr>
           <w:rFonts w:ascii="Arial" w:hAnsi="Arial" w:cs="Arial"/>
-          <w:sz w:val="22"/>
-          <w:szCs w:val="22"/>
+          <w:sz w:val="20"/>
+          <w:szCs w:val="20"/>
         </w:rPr>
         <w:t>/</w:t>
       </w:r>
@@ -11386,8 +11443,8 @@
       <w:r>
         <w:rPr>
           <w:rFonts w:ascii="Arial" w:hAnsi="Arial" w:cs="Arial"/>
-          <w:sz w:val="22"/>
-          <w:szCs w:val="22"/>
+          <w:sz w:val="20"/>
+          <w:szCs w:val="20"/>
         </w:rPr>
         <w:t>urandom</w:t>
       </w:r>
@@ -11395,8 +11452,8 @@
       <w:r>
         <w:rPr>
           <w:rFonts w:ascii="Arial" w:hAnsi="Arial" w:cs="Arial"/>
-          <w:sz w:val="22"/>
-          <w:szCs w:val="22"/>
+          <w:sz w:val="20"/>
+          <w:szCs w:val="20"/>
         </w:rPr>
         <w:t xml:space="preserve"> es más lento para realizar la misma tarea debido a que es un proceso limitado por la CPU presente dentro de nuestra computadora, esto significa que la CPU es la responsable directa del tiempo requerido para realizar la tarea. El motivo por el que esto ocurre es que este comando obliga a la CPU a ejecutar ciertos algoritmos criptográficos en tiempo real para poder simular la aleatoriedad, en palabras simples, mide la velocidad innata de nuestra CPU y no la velocidad de la transferencia de datos. No obstante, /</w:t>
       </w:r>
@@ -11404,8 +11461,8 @@
       <w:r>
         <w:rPr>
           <w:rFonts w:ascii="Arial" w:hAnsi="Arial" w:cs="Arial"/>
-          <w:sz w:val="22"/>
-          <w:szCs w:val="22"/>
+          <w:sz w:val="20"/>
+          <w:szCs w:val="20"/>
         </w:rPr>
         <w:t>dev</w:t>
       </w:r>
@@ -11413,8 +11470,8 @@
       <w:r>
         <w:rPr>
           <w:rFonts w:ascii="Arial" w:hAnsi="Arial" w:cs="Arial"/>
-          <w:sz w:val="22"/>
-          <w:szCs w:val="22"/>
+          <w:sz w:val="20"/>
+          <w:szCs w:val="20"/>
         </w:rPr>
         <w:t>/</w:t>
       </w:r>
@@ -11422,8 +11479,8 @@
       <w:r>
         <w:rPr>
           <w:rFonts w:ascii="Arial" w:hAnsi="Arial" w:cs="Arial"/>
-          <w:sz w:val="22"/>
-          <w:szCs w:val="22"/>
+          <w:sz w:val="20"/>
+          <w:szCs w:val="20"/>
         </w:rPr>
         <w:t>zero</w:t>
       </w:r>
@@ -11431,8 +11488,8 @@
       <w:r>
         <w:rPr>
           <w:rFonts w:ascii="Arial" w:hAnsi="Arial" w:cs="Arial"/>
-          <w:sz w:val="22"/>
-          <w:szCs w:val="22"/>
+          <w:sz w:val="20"/>
+          <w:szCs w:val="20"/>
         </w:rPr>
         <w:t xml:space="preserve"> no sufre de este problema ya que este solo duplica ceros rápidamente y directamente dentro de la memoria.</w:t>
       </w:r>
@@ -11446,22 +11503,27 @@
         </w:numPr>
         <w:spacing w:before="60" w:after="60" w:line="240" w:lineRule="auto"/>
         <w:contextualSpacing w:val="0"/>
-      </w:pPr>
-      <w:r>
-        <w:rPr>
-          <w:rFonts w:ascii="Arial" w:eastAsia="Arial" w:hAnsi="Arial" w:cs="Arial"/>
-          <w:sz w:val="22"/>
-          <w:szCs w:val="22"/>
+        <w:rPr>
+          <w:sz w:val="20"/>
+          <w:szCs w:val="20"/>
+        </w:rPr>
+      </w:pPr>
+      <w:r>
+        <w:rPr>
+          <w:rFonts w:ascii="Arial" w:eastAsia="Arial" w:hAnsi="Arial" w:cs="Arial"/>
+          <w:sz w:val="20"/>
+          <w:szCs w:val="20"/>
           <w:lang w:val="en-US"/>
         </w:rPr>
+        <w:lastRenderedPageBreak/>
         <w:t xml:space="preserve">5.3 — Usar </w:t>
       </w:r>
       <w:proofErr w:type="spellStart"/>
       <w:r>
         <w:rPr>
           <w:rFonts w:ascii="Arial" w:eastAsia="Arial" w:hAnsi="Arial" w:cs="Arial"/>
-          <w:sz w:val="22"/>
-          <w:szCs w:val="22"/>
+          <w:sz w:val="20"/>
+          <w:szCs w:val="20"/>
           <w:lang w:val="en-US"/>
         </w:rPr>
         <w:t>strace</w:t>
@@ -11470,8 +11532,8 @@
       <w:r>
         <w:rPr>
           <w:rFonts w:ascii="Arial" w:eastAsia="Arial" w:hAnsi="Arial" w:cs="Arial"/>
-          <w:sz w:val="22"/>
-          <w:szCs w:val="22"/>
+          <w:sz w:val="20"/>
+          <w:szCs w:val="20"/>
           <w:lang w:val="en-US"/>
         </w:rPr>
         <w:t xml:space="preserve"> dd if=/dev/zero of=/</w:t>
@@ -11480,8 +11542,8 @@
       <w:r>
         <w:rPr>
           <w:rFonts w:ascii="Arial" w:eastAsia="Arial" w:hAnsi="Arial" w:cs="Arial"/>
-          <w:sz w:val="22"/>
-          <w:szCs w:val="22"/>
+          <w:sz w:val="20"/>
+          <w:szCs w:val="20"/>
           <w:lang w:val="en-US"/>
         </w:rPr>
         <w:t>tmp</w:t>
@@ -11490,8 +11552,8 @@
       <w:r>
         <w:rPr>
           <w:rFonts w:ascii="Arial" w:eastAsia="Arial" w:hAnsi="Arial" w:cs="Arial"/>
-          <w:sz w:val="22"/>
-          <w:szCs w:val="22"/>
+          <w:sz w:val="20"/>
+          <w:szCs w:val="20"/>
           <w:lang w:val="en-US"/>
         </w:rPr>
         <w:t>/s bs=4k count=1 2&gt;&amp;1 | grep -E '</w:t>
@@ -11500,8 +11562,8 @@
       <w:r>
         <w:rPr>
           <w:rFonts w:ascii="Arial" w:eastAsia="Arial" w:hAnsi="Arial" w:cs="Arial"/>
-          <w:sz w:val="22"/>
-          <w:szCs w:val="22"/>
+          <w:sz w:val="20"/>
+          <w:szCs w:val="20"/>
           <w:lang w:val="en-US"/>
         </w:rPr>
         <w:t>open|read|write|close</w:t>
@@ -11510,8 +11572,8 @@
       <w:r>
         <w:rPr>
           <w:rFonts w:ascii="Arial" w:eastAsia="Arial" w:hAnsi="Arial" w:cs="Arial"/>
-          <w:sz w:val="22"/>
-          <w:szCs w:val="22"/>
+          <w:sz w:val="20"/>
+          <w:szCs w:val="20"/>
           <w:lang w:val="en-US"/>
         </w:rPr>
         <w:t xml:space="preserve">'. </w:t>
@@ -11519,8 +11581,8 @@
       <w:r>
         <w:rPr>
           <w:rFonts w:ascii="Arial" w:eastAsia="Arial" w:hAnsi="Arial" w:cs="Arial"/>
-          <w:sz w:val="22"/>
-          <w:szCs w:val="22"/>
+          <w:sz w:val="20"/>
+          <w:szCs w:val="20"/>
         </w:rPr>
         <w:t xml:space="preserve">Identificar las </w:t>
       </w:r>
@@ -11528,8 +11590,8 @@
       <w:r>
         <w:rPr>
           <w:rFonts w:ascii="Arial" w:eastAsia="Arial" w:hAnsi="Arial" w:cs="Arial"/>
-          <w:sz w:val="22"/>
-          <w:szCs w:val="22"/>
+          <w:sz w:val="20"/>
+          <w:szCs w:val="20"/>
         </w:rPr>
         <w:t>syscalls</w:t>
       </w:r>
@@ -11537,8 +11599,8 @@
       <w:r>
         <w:rPr>
           <w:rFonts w:ascii="Arial" w:eastAsia="Arial" w:hAnsi="Arial" w:cs="Arial"/>
-          <w:sz w:val="22"/>
-          <w:szCs w:val="22"/>
+          <w:sz w:val="20"/>
+          <w:szCs w:val="20"/>
         </w:rPr>
         <w:t xml:space="preserve"> generadas. ¿Qué devuelve </w:t>
       </w:r>
@@ -11547,8 +11609,8 @@
       <w:r>
         <w:rPr>
           <w:rFonts w:ascii="Arial" w:eastAsia="Arial" w:hAnsi="Arial" w:cs="Arial"/>
-          <w:sz w:val="22"/>
-          <w:szCs w:val="22"/>
+          <w:sz w:val="20"/>
+          <w:szCs w:val="20"/>
         </w:rPr>
         <w:t>read</w:t>
       </w:r>
@@ -11556,8 +11618,8 @@
       <w:r>
         <w:rPr>
           <w:rFonts w:ascii="Arial" w:eastAsia="Arial" w:hAnsi="Arial" w:cs="Arial"/>
-          <w:sz w:val="22"/>
-          <w:szCs w:val="22"/>
+          <w:sz w:val="20"/>
+          <w:szCs w:val="20"/>
         </w:rPr>
         <w:t>(</w:t>
       </w:r>
@@ -11565,8 +11627,8 @@
       <w:r>
         <w:rPr>
           <w:rFonts w:ascii="Arial" w:eastAsia="Arial" w:hAnsi="Arial" w:cs="Arial"/>
-          <w:sz w:val="22"/>
-          <w:szCs w:val="22"/>
+          <w:sz w:val="20"/>
+          <w:szCs w:val="20"/>
         </w:rPr>
         <w:t>) cuando lee de /</w:t>
       </w:r>
@@ -11574,8 +11636,8 @@
       <w:r>
         <w:rPr>
           <w:rFonts w:ascii="Arial" w:eastAsia="Arial" w:hAnsi="Arial" w:cs="Arial"/>
-          <w:sz w:val="22"/>
-          <w:szCs w:val="22"/>
+          <w:sz w:val="20"/>
+          <w:szCs w:val="20"/>
         </w:rPr>
         <w:t>dev</w:t>
       </w:r>
@@ -11583,8 +11645,8 @@
       <w:r>
         <w:rPr>
           <w:rFonts w:ascii="Arial" w:eastAsia="Arial" w:hAnsi="Arial" w:cs="Arial"/>
-          <w:sz w:val="22"/>
-          <w:szCs w:val="22"/>
+          <w:sz w:val="20"/>
+          <w:szCs w:val="20"/>
         </w:rPr>
         <w:t>/</w:t>
       </w:r>
@@ -11592,8 +11654,8 @@
       <w:r>
         <w:rPr>
           <w:rFonts w:ascii="Arial" w:eastAsia="Arial" w:hAnsi="Arial" w:cs="Arial"/>
-          <w:sz w:val="22"/>
-          <w:szCs w:val="22"/>
+          <w:sz w:val="20"/>
+          <w:szCs w:val="20"/>
         </w:rPr>
         <w:t>zero</w:t>
       </w:r>
@@ -11601,8 +11663,8 @@
       <w:r>
         <w:rPr>
           <w:rFonts w:ascii="Arial" w:eastAsia="Arial" w:hAnsi="Arial" w:cs="Arial"/>
-          <w:sz w:val="22"/>
-          <w:szCs w:val="22"/>
+          <w:sz w:val="20"/>
+          <w:szCs w:val="20"/>
         </w:rPr>
         <w:t xml:space="preserve">? ¿Y </w:t>
       </w:r>
@@ -11611,8 +11673,8 @@
       <w:r>
         <w:rPr>
           <w:rFonts w:ascii="Arial" w:eastAsia="Arial" w:hAnsi="Arial" w:cs="Arial"/>
-          <w:sz w:val="22"/>
-          <w:szCs w:val="22"/>
+          <w:sz w:val="20"/>
+          <w:szCs w:val="20"/>
         </w:rPr>
         <w:t>write</w:t>
       </w:r>
@@ -11620,8 +11682,8 @@
       <w:r>
         <w:rPr>
           <w:rFonts w:ascii="Arial" w:eastAsia="Arial" w:hAnsi="Arial" w:cs="Arial"/>
-          <w:sz w:val="22"/>
-          <w:szCs w:val="22"/>
+          <w:sz w:val="20"/>
+          <w:szCs w:val="20"/>
         </w:rPr>
         <w:t>(</w:t>
       </w:r>
@@ -11629,8 +11691,8 @@
       <w:r>
         <w:rPr>
           <w:rFonts w:ascii="Arial" w:eastAsia="Arial" w:hAnsi="Arial" w:cs="Arial"/>
-          <w:sz w:val="22"/>
-          <w:szCs w:val="22"/>
+          <w:sz w:val="20"/>
+          <w:szCs w:val="20"/>
         </w:rPr>
         <w:t>) cuando escribe a /</w:t>
       </w:r>
@@ -11638,8 +11700,8 @@
       <w:r>
         <w:rPr>
           <w:rFonts w:ascii="Arial" w:eastAsia="Arial" w:hAnsi="Arial" w:cs="Arial"/>
-          <w:sz w:val="22"/>
-          <w:szCs w:val="22"/>
+          <w:sz w:val="20"/>
+          <w:szCs w:val="20"/>
         </w:rPr>
         <w:t>dev</w:t>
       </w:r>
@@ -11647,8 +11709,8 @@
       <w:r>
         <w:rPr>
           <w:rFonts w:ascii="Arial" w:eastAsia="Arial" w:hAnsi="Arial" w:cs="Arial"/>
-          <w:sz w:val="22"/>
-          <w:szCs w:val="22"/>
+          <w:sz w:val="20"/>
+          <w:szCs w:val="20"/>
         </w:rPr>
         <w:t>/</w:t>
       </w:r>
@@ -11656,8 +11718,8 @@
       <w:r>
         <w:rPr>
           <w:rFonts w:ascii="Arial" w:eastAsia="Arial" w:hAnsi="Arial" w:cs="Arial"/>
-          <w:sz w:val="22"/>
-          <w:szCs w:val="22"/>
+          <w:sz w:val="20"/>
+          <w:szCs w:val="20"/>
         </w:rPr>
         <w:t>null</w:t>
       </w:r>
@@ -11665,8 +11727,8 @@
       <w:r>
         <w:rPr>
           <w:rFonts w:ascii="Arial" w:eastAsia="Arial" w:hAnsi="Arial" w:cs="Arial"/>
-          <w:sz w:val="22"/>
-          <w:szCs w:val="22"/>
+          <w:sz w:val="20"/>
+          <w:szCs w:val="20"/>
         </w:rPr>
         <w:t>?</w:t>
       </w:r>
@@ -11680,16 +11742,16 @@
           <w:noProof/>
         </w:rPr>
         <w:drawing>
-          <wp:anchor distT="0" distB="0" distL="114300" distR="114300" simplePos="0" relativeHeight="251688960" behindDoc="0" locked="0" layoutInCell="1" allowOverlap="1" wp14:anchorId="4EEAE5F5" wp14:editId="3E4DEAB6">
+          <wp:anchor distT="0" distB="0" distL="114300" distR="114300" simplePos="0" relativeHeight="251688960" behindDoc="0" locked="0" layoutInCell="1" allowOverlap="1" wp14:anchorId="4EEAE5F5" wp14:editId="742126B9">
             <wp:simplePos x="0" y="0"/>
-            <wp:positionH relativeFrom="column">
-              <wp:posOffset>62865</wp:posOffset>
+            <wp:positionH relativeFrom="margin">
+              <wp:align>left</wp:align>
             </wp:positionH>
             <wp:positionV relativeFrom="paragraph">
-              <wp:posOffset>11429</wp:posOffset>
+              <wp:posOffset>180340</wp:posOffset>
             </wp:positionV>
-            <wp:extent cx="6138545" cy="3629025"/>
-            <wp:effectExtent l="0" t="0" r="0" b="9525"/>
+            <wp:extent cx="6200775" cy="3404702"/>
+            <wp:effectExtent l="0" t="0" r="0" b="5715"/>
             <wp:wrapNone/>
             <wp:docPr id="32" name="Imagen 32"/>
             <wp:cNvGraphicFramePr>
@@ -11720,7 +11782,7 @@
                   <pic:spPr bwMode="auto">
                     <a:xfrm>
                       <a:off x="0" y="0"/>
-                      <a:ext cx="6147632" cy="3634397"/>
+                      <a:ext cx="6204651" cy="3406830"/>
                     </a:xfrm>
                     <a:prstGeom prst="rect">
                       <a:avLst/>
@@ -11793,24 +11855,123 @@
           <w:szCs w:val="22"/>
         </w:rPr>
       </w:pPr>
-      <w:r>
+    </w:p>
+    <w:p>
+      <w:pPr>
+        <w:spacing w:before="60" w:after="60" w:line="240" w:lineRule="auto"/>
+        <w:jc w:val="both"/>
         <w:rPr>
           <w:rFonts w:ascii="Arial" w:hAnsi="Arial" w:cs="Arial"/>
           <w:sz w:val="22"/>
           <w:szCs w:val="22"/>
         </w:rPr>
-        <w:lastRenderedPageBreak/>
-        <w:tab/>
-      </w:r>
-      <w:r>
+      </w:pPr>
+    </w:p>
+    <w:p>
+      <w:pPr>
+        <w:spacing w:before="60" w:after="60" w:line="240" w:lineRule="auto"/>
+        <w:jc w:val="both"/>
         <w:rPr>
           <w:rFonts w:ascii="Arial" w:hAnsi="Arial" w:cs="Arial"/>
           <w:sz w:val="22"/>
           <w:szCs w:val="22"/>
         </w:rPr>
+      </w:pPr>
+    </w:p>
+    <w:p>
+      <w:pPr>
+        <w:spacing w:before="60" w:after="60" w:line="240" w:lineRule="auto"/>
+        <w:jc w:val="both"/>
+        <w:rPr>
+          <w:rFonts w:ascii="Arial" w:hAnsi="Arial" w:cs="Arial"/>
+          <w:sz w:val="22"/>
+          <w:szCs w:val="22"/>
+        </w:rPr>
+      </w:pPr>
+    </w:p>
+    <w:p>
+      <w:pPr>
+        <w:spacing w:before="60" w:after="60" w:line="240" w:lineRule="auto"/>
+        <w:jc w:val="both"/>
+        <w:rPr>
+          <w:rFonts w:ascii="Arial" w:hAnsi="Arial" w:cs="Arial"/>
+          <w:sz w:val="22"/>
+          <w:szCs w:val="22"/>
+        </w:rPr>
+      </w:pPr>
+    </w:p>
+    <w:p>
+      <w:pPr>
+        <w:spacing w:before="60" w:after="60" w:line="240" w:lineRule="auto"/>
+        <w:jc w:val="both"/>
+        <w:rPr>
+          <w:rFonts w:ascii="Arial" w:hAnsi="Arial" w:cs="Arial"/>
+          <w:sz w:val="22"/>
+          <w:szCs w:val="22"/>
+        </w:rPr>
+      </w:pPr>
+    </w:p>
+    <w:p>
+      <w:pPr>
+        <w:spacing w:before="60" w:after="60" w:line="240" w:lineRule="auto"/>
+        <w:jc w:val="both"/>
+        <w:rPr>
+          <w:rFonts w:ascii="Arial" w:hAnsi="Arial" w:cs="Arial"/>
+          <w:sz w:val="22"/>
+          <w:szCs w:val="22"/>
+        </w:rPr>
+      </w:pPr>
+    </w:p>
+    <w:p>
+      <w:pPr>
+        <w:spacing w:before="60" w:after="60" w:line="240" w:lineRule="auto"/>
+        <w:jc w:val="both"/>
+        <w:rPr>
+          <w:rFonts w:ascii="Arial" w:hAnsi="Arial" w:cs="Arial"/>
+          <w:sz w:val="22"/>
+          <w:szCs w:val="22"/>
+        </w:rPr>
+      </w:pPr>
+    </w:p>
+    <w:p>
+      <w:pPr>
+        <w:spacing w:before="60" w:after="60" w:line="240" w:lineRule="auto"/>
+        <w:jc w:val="both"/>
+        <w:rPr>
+          <w:rFonts w:ascii="Arial" w:hAnsi="Arial" w:cs="Arial"/>
+          <w:sz w:val="22"/>
+          <w:szCs w:val="22"/>
+        </w:rPr>
+      </w:pPr>
+      <w:r>
+        <w:rPr>
+          <w:rFonts w:ascii="Arial" w:hAnsi="Arial" w:cs="Arial"/>
+          <w:sz w:val="22"/>
+          <w:szCs w:val="22"/>
+        </w:rPr>
+        <w:tab/>
+      </w:r>
+    </w:p>
+    <w:p>
+      <w:pPr>
+        <w:spacing w:before="60" w:after="60" w:line="240" w:lineRule="auto"/>
+        <w:jc w:val="both"/>
+        <w:rPr>
+          <w:rFonts w:ascii="Arial" w:hAnsi="Arial" w:cs="Arial"/>
+          <w:sz w:val="22"/>
+          <w:szCs w:val="22"/>
+        </w:rPr>
+      </w:pPr>
+      <w:r>
+        <w:rPr>
+          <w:rFonts w:ascii="Arial" w:hAnsi="Arial" w:cs="Arial"/>
+          <w:noProof/>
+          <w:sz w:val="22"/>
+          <w:szCs w:val="22"/>
+        </w:rPr>
         <w:drawing>
-          <wp:inline distT="0" distB="0" distL="0" distR="0" wp14:anchorId="2C4D61C3" wp14:editId="22A410D0">
-            <wp:extent cx="5612130" cy="2578735"/>
+          <wp:inline distT="0" distB="0" distL="0" distR="0" wp14:anchorId="541D0728" wp14:editId="71F99085">
+            <wp:extent cx="6259830" cy="3105150"/>
             <wp:effectExtent l="0" t="0" r="7620" b="0"/>
             <wp:docPr id="248512306" name="Imagen 10"/>
             <wp:cNvGraphicFramePr>
@@ -11841,7 +12002,7 @@
                   <pic:spPr bwMode="auto">
                     <a:xfrm>
                       <a:off x="0" y="0"/>
-                      <a:ext cx="5612130" cy="2578735"/>
+                      <a:ext cx="6268076" cy="3109240"/>
                     </a:xfrm>
                     <a:prstGeom prst="rect">
                       <a:avLst/>
@@ -11868,23 +12029,14 @@
           <w:szCs w:val="22"/>
         </w:rPr>
       </w:pPr>
-    </w:p>
-    <w:p>
-      <w:pPr>
-        <w:spacing w:before="60" w:after="60" w:line="240" w:lineRule="auto"/>
-        <w:jc w:val="both"/>
-        <w:rPr>
-          <w:rFonts w:ascii="Arial" w:hAnsi="Arial" w:cs="Arial"/>
+      <w:r>
+        <w:rPr>
+          <w:rFonts w:ascii="Arial" w:hAnsi="Arial" w:cs="Arial"/>
+          <w:noProof/>
           <w:sz w:val="22"/>
           <w:szCs w:val="22"/>
         </w:rPr>
-      </w:pPr>
-      <w:r>
-        <w:rPr>
-          <w:rFonts w:ascii="Arial" w:hAnsi="Arial" w:cs="Arial"/>
-          <w:sz w:val="22"/>
-          <w:szCs w:val="22"/>
-        </w:rPr>
+        <w:lastRenderedPageBreak/>
         <w:drawing>
           <wp:inline distT="0" distB="0" distL="0" distR="0" wp14:anchorId="2118D86B" wp14:editId="14713B5B">
             <wp:extent cx="5612130" cy="2941955"/>
@@ -11941,15 +12093,15 @@
         <w:jc w:val="both"/>
         <w:rPr>
           <w:rFonts w:ascii="Arial" w:hAnsi="Arial" w:cs="Arial"/>
-          <w:sz w:val="22"/>
-          <w:szCs w:val="22"/>
-        </w:rPr>
-      </w:pPr>
-      <w:r>
-        <w:rPr>
-          <w:rFonts w:ascii="Arial" w:hAnsi="Arial" w:cs="Arial"/>
-          <w:sz w:val="22"/>
-          <w:szCs w:val="22"/>
+          <w:sz w:val="20"/>
+          <w:szCs w:val="20"/>
+        </w:rPr>
+      </w:pPr>
+      <w:r>
+        <w:rPr>
+          <w:rFonts w:ascii="Arial" w:hAnsi="Arial" w:cs="Arial"/>
+          <w:sz w:val="20"/>
+          <w:szCs w:val="20"/>
         </w:rPr>
         <w:t xml:space="preserve">Cuando </w:t>
       </w:r>
@@ -11957,8 +12109,8 @@
       <w:r>
         <w:rPr>
           <w:rFonts w:ascii="Arial" w:hAnsi="Arial" w:cs="Arial"/>
-          <w:sz w:val="22"/>
-          <w:szCs w:val="22"/>
+          <w:sz w:val="20"/>
+          <w:szCs w:val="20"/>
         </w:rPr>
         <w:t>Read(</w:t>
       </w:r>
@@ -11966,8 +12118,8 @@
       <w:r>
         <w:rPr>
           <w:rFonts w:ascii="Arial" w:hAnsi="Arial" w:cs="Arial"/>
-          <w:sz w:val="22"/>
-          <w:szCs w:val="22"/>
+          <w:sz w:val="20"/>
+          <w:szCs w:val="20"/>
         </w:rPr>
         <w:t>) lee /</w:t>
       </w:r>
@@ -11975,8 +12127,8 @@
       <w:r>
         <w:rPr>
           <w:rFonts w:ascii="Arial" w:hAnsi="Arial" w:cs="Arial"/>
-          <w:sz w:val="22"/>
-          <w:szCs w:val="22"/>
+          <w:sz w:val="20"/>
+          <w:szCs w:val="20"/>
         </w:rPr>
         <w:t>dev</w:t>
       </w:r>
@@ -11984,8 +12136,8 @@
       <w:r>
         <w:rPr>
           <w:rFonts w:ascii="Arial" w:hAnsi="Arial" w:cs="Arial"/>
-          <w:sz w:val="22"/>
-          <w:szCs w:val="22"/>
+          <w:sz w:val="20"/>
+          <w:szCs w:val="20"/>
         </w:rPr>
         <w:t>/</w:t>
       </w:r>
@@ -11993,8 +12145,8 @@
       <w:r>
         <w:rPr>
           <w:rFonts w:ascii="Arial" w:hAnsi="Arial" w:cs="Arial"/>
-          <w:sz w:val="22"/>
-          <w:szCs w:val="22"/>
+          <w:sz w:val="20"/>
+          <w:szCs w:val="20"/>
         </w:rPr>
         <w:t>zero</w:t>
       </w:r>
@@ -12002,8 +12154,8 @@
       <w:r>
         <w:rPr>
           <w:rFonts w:ascii="Arial" w:hAnsi="Arial" w:cs="Arial"/>
-          <w:sz w:val="22"/>
-          <w:szCs w:val="22"/>
+          <w:sz w:val="20"/>
+          <w:szCs w:val="20"/>
         </w:rPr>
         <w:t xml:space="preserve"> este devuelve el numero de bytes solicitados que en este caso son 4096. Por otra </w:t>
       </w:r>
@@ -12011,8 +12163,8 @@
       <w:r>
         <w:rPr>
           <w:rFonts w:ascii="Arial" w:hAnsi="Arial" w:cs="Arial"/>
-          <w:sz w:val="22"/>
-          <w:szCs w:val="22"/>
+          <w:sz w:val="20"/>
+          <w:szCs w:val="20"/>
         </w:rPr>
         <w:t>parte</w:t>
       </w:r>
@@ -12020,8 +12172,8 @@
       <w:r>
         <w:rPr>
           <w:rFonts w:ascii="Arial" w:hAnsi="Arial" w:cs="Arial"/>
-          <w:sz w:val="22"/>
-          <w:szCs w:val="22"/>
+          <w:sz w:val="20"/>
+          <w:szCs w:val="20"/>
         </w:rPr>
         <w:t xml:space="preserve"> </w:t>
       </w:r>
@@ -12029,8 +12181,8 @@
       <w:r>
         <w:rPr>
           <w:rFonts w:ascii="Arial" w:hAnsi="Arial" w:cs="Arial"/>
-          <w:sz w:val="22"/>
-          <w:szCs w:val="22"/>
+          <w:sz w:val="20"/>
+          <w:szCs w:val="20"/>
         </w:rPr>
         <w:t>write</w:t>
       </w:r>
@@ -12038,8 +12190,8 @@
       <w:r>
         <w:rPr>
           <w:rFonts w:ascii="Arial" w:hAnsi="Arial" w:cs="Arial"/>
-          <w:sz w:val="22"/>
-          <w:szCs w:val="22"/>
+          <w:sz w:val="20"/>
+          <w:szCs w:val="20"/>
         </w:rPr>
         <w:t xml:space="preserve"> cuando escribe a /</w:t>
       </w:r>
@@ -12047,8 +12199,8 @@
       <w:r>
         <w:rPr>
           <w:rFonts w:ascii="Arial" w:hAnsi="Arial" w:cs="Arial"/>
-          <w:sz w:val="22"/>
-          <w:szCs w:val="22"/>
+          <w:sz w:val="20"/>
+          <w:szCs w:val="20"/>
         </w:rPr>
         <w:t>dev</w:t>
       </w:r>
@@ -12056,8 +12208,8 @@
       <w:r>
         <w:rPr>
           <w:rFonts w:ascii="Arial" w:hAnsi="Arial" w:cs="Arial"/>
-          <w:sz w:val="22"/>
-          <w:szCs w:val="22"/>
+          <w:sz w:val="20"/>
+          <w:szCs w:val="20"/>
         </w:rPr>
         <w:t>/</w:t>
       </w:r>
@@ -12065,8 +12217,8 @@
       <w:r>
         <w:rPr>
           <w:rFonts w:ascii="Arial" w:hAnsi="Arial" w:cs="Arial"/>
-          <w:sz w:val="22"/>
-          <w:szCs w:val="22"/>
+          <w:sz w:val="20"/>
+          <w:szCs w:val="20"/>
         </w:rPr>
         <w:t>null</w:t>
       </w:r>
@@ -12074,8 +12226,8 @@
       <w:r>
         <w:rPr>
           <w:rFonts w:ascii="Arial" w:hAnsi="Arial" w:cs="Arial"/>
-          <w:sz w:val="22"/>
-          <w:szCs w:val="22"/>
+          <w:sz w:val="20"/>
+          <w:szCs w:val="20"/>
         </w:rPr>
         <w:t xml:space="preserve"> también devuelve dichos 4096 bytes, sin embargo, /</w:t>
       </w:r>
@@ -12083,8 +12235,8 @@
       <w:r>
         <w:rPr>
           <w:rFonts w:ascii="Arial" w:hAnsi="Arial" w:cs="Arial"/>
-          <w:sz w:val="22"/>
-          <w:szCs w:val="22"/>
+          <w:sz w:val="20"/>
+          <w:szCs w:val="20"/>
         </w:rPr>
         <w:t>dev</w:t>
       </w:r>
@@ -12092,8 +12244,8 @@
       <w:r>
         <w:rPr>
           <w:rFonts w:ascii="Arial" w:hAnsi="Arial" w:cs="Arial"/>
-          <w:sz w:val="22"/>
-          <w:szCs w:val="22"/>
+          <w:sz w:val="20"/>
+          <w:szCs w:val="20"/>
         </w:rPr>
         <w:t>/</w:t>
       </w:r>
@@ -12101,8 +12253,8 @@
       <w:r>
         <w:rPr>
           <w:rFonts w:ascii="Arial" w:hAnsi="Arial" w:cs="Arial"/>
-          <w:sz w:val="22"/>
-          <w:szCs w:val="22"/>
+          <w:sz w:val="20"/>
+          <w:szCs w:val="20"/>
         </w:rPr>
         <w:t>null</w:t>
       </w:r>
@@ -12110,8 +12262,8 @@
       <w:r>
         <w:rPr>
           <w:rFonts w:ascii="Arial" w:hAnsi="Arial" w:cs="Arial"/>
-          <w:sz w:val="22"/>
-          <w:szCs w:val="22"/>
+          <w:sz w:val="20"/>
+          <w:szCs w:val="20"/>
         </w:rPr>
         <w:t xml:space="preserve"> lo descarta inmediatamente en la memoria RAM y no los guarda en el disco duro</w:t>
       </w:r>
@@ -12119,6 +12271,10 @@
     <w:p>
       <w:pPr>
         <w:spacing w:before="60" w:after="60" w:line="240" w:lineRule="auto"/>
+        <w:rPr>
+          <w:sz w:val="20"/>
+          <w:szCs w:val="20"/>
+        </w:rPr>
       </w:pPr>
     </w:p>
     <w:p>
@@ -12130,12 +12286,16 @@
         </w:numPr>
         <w:spacing w:before="60" w:after="60" w:line="240" w:lineRule="auto"/>
         <w:contextualSpacing w:val="0"/>
-      </w:pPr>
-      <w:r>
-        <w:rPr>
-          <w:rFonts w:ascii="Arial" w:eastAsia="Arial" w:hAnsi="Arial" w:cs="Arial"/>
-          <w:sz w:val="22"/>
-          <w:szCs w:val="22"/>
+        <w:rPr>
+          <w:sz w:val="20"/>
+          <w:szCs w:val="20"/>
+        </w:rPr>
+      </w:pPr>
+      <w:r>
+        <w:rPr>
+          <w:rFonts w:ascii="Arial" w:eastAsia="Arial" w:hAnsi="Arial" w:cs="Arial"/>
+          <w:sz w:val="20"/>
+          <w:szCs w:val="20"/>
         </w:rPr>
         <w:t>5.4 — Explorar /</w:t>
       </w:r>
@@ -12143,8 +12303,8 @@
       <w:r>
         <w:rPr>
           <w:rFonts w:ascii="Arial" w:eastAsia="Arial" w:hAnsi="Arial" w:cs="Arial"/>
-          <w:sz w:val="22"/>
-          <w:szCs w:val="22"/>
+          <w:sz w:val="20"/>
+          <w:szCs w:val="20"/>
         </w:rPr>
         <w:t>sys</w:t>
       </w:r>
@@ -12152,8 +12312,8 @@
       <w:r>
         <w:rPr>
           <w:rFonts w:ascii="Arial" w:eastAsia="Arial" w:hAnsi="Arial" w:cs="Arial"/>
-          <w:sz w:val="22"/>
-          <w:szCs w:val="22"/>
+          <w:sz w:val="20"/>
+          <w:szCs w:val="20"/>
         </w:rPr>
         <w:t>/</w:t>
       </w:r>
@@ -12161,8 +12321,8 @@
       <w:r>
         <w:rPr>
           <w:rFonts w:ascii="Arial" w:eastAsia="Arial" w:hAnsi="Arial" w:cs="Arial"/>
-          <w:sz w:val="22"/>
-          <w:szCs w:val="22"/>
+          <w:sz w:val="20"/>
+          <w:szCs w:val="20"/>
         </w:rPr>
         <w:t>dev</w:t>
       </w:r>
@@ -12170,8 +12330,8 @@
       <w:r>
         <w:rPr>
           <w:rFonts w:ascii="Arial" w:eastAsia="Arial" w:hAnsi="Arial" w:cs="Arial"/>
-          <w:sz w:val="22"/>
-          <w:szCs w:val="22"/>
+          <w:sz w:val="20"/>
+          <w:szCs w:val="20"/>
         </w:rPr>
         <w:t>/</w:t>
       </w:r>
@@ -12179,8 +12339,8 @@
       <w:r>
         <w:rPr>
           <w:rFonts w:ascii="Arial" w:eastAsia="Arial" w:hAnsi="Arial" w:cs="Arial"/>
-          <w:sz w:val="22"/>
-          <w:szCs w:val="22"/>
+          <w:sz w:val="20"/>
+          <w:szCs w:val="20"/>
         </w:rPr>
         <w:t>char</w:t>
       </w:r>
@@ -12188,8 +12348,8 @@
       <w:r>
         <w:rPr>
           <w:rFonts w:ascii="Arial" w:eastAsia="Arial" w:hAnsi="Arial" w:cs="Arial"/>
-          <w:sz w:val="22"/>
-          <w:szCs w:val="22"/>
+          <w:sz w:val="20"/>
+          <w:szCs w:val="20"/>
         </w:rPr>
         <w:t xml:space="preserve">/ y encontrar la entrada correspondiente al </w:t>
       </w:r>
@@ -12198,8 +12358,8 @@
       <w:r>
         <w:rPr>
           <w:rFonts w:ascii="Arial" w:eastAsia="Arial" w:hAnsi="Arial" w:cs="Arial"/>
-          <w:sz w:val="22"/>
-          <w:szCs w:val="22"/>
+          <w:sz w:val="20"/>
+          <w:szCs w:val="20"/>
         </w:rPr>
         <w:t>major:minor</w:t>
       </w:r>
@@ -12208,8 +12368,8 @@
       <w:r>
         <w:rPr>
           <w:rFonts w:ascii="Arial" w:eastAsia="Arial" w:hAnsi="Arial" w:cs="Arial"/>
-          <w:sz w:val="22"/>
-          <w:szCs w:val="22"/>
+          <w:sz w:val="20"/>
+          <w:szCs w:val="20"/>
         </w:rPr>
         <w:t xml:space="preserve"> de /</w:t>
       </w:r>
@@ -12217,8 +12377,8 @@
       <w:r>
         <w:rPr>
           <w:rFonts w:ascii="Arial" w:eastAsia="Arial" w:hAnsi="Arial" w:cs="Arial"/>
-          <w:sz w:val="22"/>
-          <w:szCs w:val="22"/>
+          <w:sz w:val="20"/>
+          <w:szCs w:val="20"/>
         </w:rPr>
         <w:t>dev</w:t>
       </w:r>
@@ -12226,8 +12386,8 @@
       <w:r>
         <w:rPr>
           <w:rFonts w:ascii="Arial" w:eastAsia="Arial" w:hAnsi="Arial" w:cs="Arial"/>
-          <w:sz w:val="22"/>
-          <w:szCs w:val="22"/>
+          <w:sz w:val="20"/>
+          <w:szCs w:val="20"/>
         </w:rPr>
         <w:t>/</w:t>
       </w:r>
@@ -12235,8 +12395,8 @@
       <w:r>
         <w:rPr>
           <w:rFonts w:ascii="Arial" w:eastAsia="Arial" w:hAnsi="Arial" w:cs="Arial"/>
-          <w:sz w:val="22"/>
-          <w:szCs w:val="22"/>
+          <w:sz w:val="20"/>
+          <w:szCs w:val="20"/>
         </w:rPr>
         <w:t>null</w:t>
       </w:r>
@@ -12244,8 +12404,8 @@
       <w:r>
         <w:rPr>
           <w:rFonts w:ascii="Arial" w:eastAsia="Arial" w:hAnsi="Arial" w:cs="Arial"/>
-          <w:sz w:val="22"/>
-          <w:szCs w:val="22"/>
+          <w:sz w:val="20"/>
+          <w:szCs w:val="20"/>
         </w:rPr>
         <w:t xml:space="preserve">. ¿A qué driver apunta el </w:t>
       </w:r>
@@ -12253,8 +12413,8 @@
       <w:r>
         <w:rPr>
           <w:rFonts w:ascii="Arial" w:eastAsia="Arial" w:hAnsi="Arial" w:cs="Arial"/>
-          <w:sz w:val="22"/>
-          <w:szCs w:val="22"/>
+          <w:sz w:val="20"/>
+          <w:szCs w:val="20"/>
         </w:rPr>
         <w:t>symlink</w:t>
       </w:r>
@@ -12262,8 +12422,8 @@
       <w:r>
         <w:rPr>
           <w:rFonts w:ascii="Arial" w:eastAsia="Arial" w:hAnsi="Arial" w:cs="Arial"/>
-          <w:sz w:val="22"/>
-          <w:szCs w:val="22"/>
+          <w:sz w:val="20"/>
+          <w:szCs w:val="20"/>
         </w:rPr>
         <w:t xml:space="preserve">? Ejecutar </w:t>
       </w:r>
@@ -12271,8 +12431,8 @@
       <w:r>
         <w:rPr>
           <w:rFonts w:ascii="Arial" w:eastAsia="Arial" w:hAnsi="Arial" w:cs="Arial"/>
-          <w:sz w:val="22"/>
-          <w:szCs w:val="22"/>
+          <w:sz w:val="20"/>
+          <w:szCs w:val="20"/>
         </w:rPr>
         <w:t>udevadm</w:t>
       </w:r>
@@ -12280,8 +12440,8 @@
       <w:r>
         <w:rPr>
           <w:rFonts w:ascii="Arial" w:eastAsia="Arial" w:hAnsi="Arial" w:cs="Arial"/>
-          <w:sz w:val="22"/>
-          <w:szCs w:val="22"/>
+          <w:sz w:val="20"/>
+          <w:szCs w:val="20"/>
         </w:rPr>
         <w:t xml:space="preserve"> </w:t>
       </w:r>
@@ -12289,8 +12449,8 @@
       <w:r>
         <w:rPr>
           <w:rFonts w:ascii="Arial" w:eastAsia="Arial" w:hAnsi="Arial" w:cs="Arial"/>
-          <w:sz w:val="22"/>
-          <w:szCs w:val="22"/>
+          <w:sz w:val="20"/>
+          <w:szCs w:val="20"/>
         </w:rPr>
         <w:t>info</w:t>
       </w:r>
@@ -12298,8 +12458,8 @@
       <w:r>
         <w:rPr>
           <w:rFonts w:ascii="Arial" w:eastAsia="Arial" w:hAnsi="Arial" w:cs="Arial"/>
-          <w:sz w:val="22"/>
-          <w:szCs w:val="22"/>
+          <w:sz w:val="20"/>
+          <w:szCs w:val="20"/>
         </w:rPr>
         <w:t xml:space="preserve"> /</w:t>
       </w:r>
@@ -12307,8 +12467,8 @@
       <w:r>
         <w:rPr>
           <w:rFonts w:ascii="Arial" w:eastAsia="Arial" w:hAnsi="Arial" w:cs="Arial"/>
-          <w:sz w:val="22"/>
-          <w:szCs w:val="22"/>
+          <w:sz w:val="20"/>
+          <w:szCs w:val="20"/>
         </w:rPr>
         <w:t>dev</w:t>
       </w:r>
@@ -12316,8 +12476,8 @@
       <w:r>
         <w:rPr>
           <w:rFonts w:ascii="Arial" w:eastAsia="Arial" w:hAnsi="Arial" w:cs="Arial"/>
-          <w:sz w:val="22"/>
-          <w:szCs w:val="22"/>
+          <w:sz w:val="20"/>
+          <w:szCs w:val="20"/>
         </w:rPr>
         <w:t>/</w:t>
       </w:r>
@@ -12325,8 +12485,8 @@
       <w:r>
         <w:rPr>
           <w:rFonts w:ascii="Arial" w:eastAsia="Arial" w:hAnsi="Arial" w:cs="Arial"/>
-          <w:sz w:val="22"/>
-          <w:szCs w:val="22"/>
+          <w:sz w:val="20"/>
+          <w:szCs w:val="20"/>
         </w:rPr>
         <w:t>random</w:t>
       </w:r>
@@ -12334,8 +12494,8 @@
       <w:r>
         <w:rPr>
           <w:rFonts w:ascii="Arial" w:eastAsia="Arial" w:hAnsi="Arial" w:cs="Arial"/>
-          <w:sz w:val="22"/>
-          <w:szCs w:val="22"/>
+          <w:sz w:val="20"/>
+          <w:szCs w:val="20"/>
         </w:rPr>
         <w:t xml:space="preserve"> y documentar los atributos </w:t>
       </w:r>
@@ -12343,8 +12503,8 @@
       <w:r>
         <w:rPr>
           <w:rFonts w:ascii="Arial" w:eastAsia="Arial" w:hAnsi="Arial" w:cs="Arial"/>
-          <w:sz w:val="22"/>
-          <w:szCs w:val="22"/>
+          <w:sz w:val="20"/>
+          <w:szCs w:val="20"/>
         </w:rPr>
         <w:t>udev</w:t>
       </w:r>
@@ -12352,8 +12512,8 @@
       <w:r>
         <w:rPr>
           <w:rFonts w:ascii="Arial" w:eastAsia="Arial" w:hAnsi="Arial" w:cs="Arial"/>
-          <w:sz w:val="22"/>
-          <w:szCs w:val="22"/>
+          <w:sz w:val="20"/>
+          <w:szCs w:val="20"/>
         </w:rPr>
         <w:t xml:space="preserve"> del dispositivo</w:t>
       </w:r>
@@ -12447,7 +12607,6 @@
         <w:rPr>
           <w:noProof/>
         </w:rPr>
-        <w:lastRenderedPageBreak/>
         <w:drawing>
           <wp:inline distT="0" distB="0" distL="0" distR="0" wp14:anchorId="3C3862B7" wp14:editId="10438F8B">
             <wp:extent cx="5612130" cy="819150"/>
@@ -12607,6 +12766,10 @@
         <w:spacing w:before="60" w:after="60" w:line="240" w:lineRule="auto"/>
       </w:pPr>
       <w:r>
+        <w:rPr>
+          <w:noProof/>
+        </w:rPr>
+        <w:lastRenderedPageBreak/>
         <w:drawing>
           <wp:inline distT="0" distB="0" distL="0" distR="0" wp14:anchorId="6561831A" wp14:editId="1DD65B4C">
             <wp:extent cx="5612130" cy="1590675"/>
@@ -12662,18 +12825,22 @@
         <w:spacing w:before="60" w:after="60" w:line="240" w:lineRule="auto"/>
         <w:rPr>
           <w:rFonts w:ascii="Arial" w:hAnsi="Arial" w:cs="Arial"/>
-          <w:sz w:val="22"/>
-          <w:szCs w:val="22"/>
-        </w:rPr>
-      </w:pPr>
-      <w:r>
+          <w:sz w:val="20"/>
+          <w:szCs w:val="20"/>
+        </w:rPr>
+      </w:pPr>
+      <w:r>
+        <w:rPr>
+          <w:sz w:val="20"/>
+          <w:szCs w:val="20"/>
+        </w:rPr>
         <w:t xml:space="preserve">   </w:t>
       </w:r>
       <w:r>
         <w:rPr>
           <w:rFonts w:ascii="Arial" w:hAnsi="Arial" w:cs="Arial"/>
-          <w:sz w:val="22"/>
-          <w:szCs w:val="22"/>
+          <w:sz w:val="20"/>
+          <w:szCs w:val="20"/>
         </w:rPr>
         <w:t xml:space="preserve">El </w:t>
       </w:r>
@@ -12681,8 +12848,8 @@
       <w:r>
         <w:rPr>
           <w:rFonts w:ascii="Arial" w:hAnsi="Arial" w:cs="Arial"/>
-          <w:sz w:val="22"/>
-          <w:szCs w:val="22"/>
+          <w:sz w:val="20"/>
+          <w:szCs w:val="20"/>
         </w:rPr>
         <w:t>symlink</w:t>
       </w:r>
@@ -12690,8 +12857,8 @@
       <w:r>
         <w:rPr>
           <w:rFonts w:ascii="Arial" w:hAnsi="Arial" w:cs="Arial"/>
-          <w:sz w:val="22"/>
-          <w:szCs w:val="22"/>
+          <w:sz w:val="20"/>
+          <w:szCs w:val="20"/>
         </w:rPr>
         <w:t xml:space="preserve"> apunta al driver </w:t>
       </w:r>
@@ -12699,8 +12866,8 @@
       <w:r>
         <w:rPr>
           <w:rFonts w:ascii="Arial" w:hAnsi="Arial" w:cs="Arial"/>
-          <w:sz w:val="22"/>
-          <w:szCs w:val="22"/>
+          <w:sz w:val="20"/>
+          <w:szCs w:val="20"/>
         </w:rPr>
         <w:t>mem</w:t>
       </w:r>
@@ -12708,16 +12875,16 @@
       <w:r>
         <w:rPr>
           <w:rFonts w:ascii="Arial" w:hAnsi="Arial" w:cs="Arial"/>
-          <w:sz w:val="22"/>
-          <w:szCs w:val="22"/>
+          <w:sz w:val="20"/>
+          <w:szCs w:val="20"/>
         </w:rPr>
         <w:t xml:space="preserve"> dentro de la ruta de dispositivos virtuales</w:t>
       </w:r>
       <w:r>
         <w:rPr>
           <w:rFonts w:ascii="Arial" w:hAnsi="Arial" w:cs="Arial"/>
-          <w:sz w:val="22"/>
-          <w:szCs w:val="22"/>
+          <w:sz w:val="20"/>
+          <w:szCs w:val="20"/>
         </w:rPr>
         <w:t xml:space="preserve"> de nuestra máquina, esto significa que /</w:t>
       </w:r>
@@ -12725,8 +12892,8 @@
       <w:r>
         <w:rPr>
           <w:rFonts w:ascii="Arial" w:hAnsi="Arial" w:cs="Arial"/>
-          <w:sz w:val="22"/>
-          <w:szCs w:val="22"/>
+          <w:sz w:val="20"/>
+          <w:szCs w:val="20"/>
         </w:rPr>
         <w:t>dev</w:t>
       </w:r>
@@ -12734,8 +12901,8 @@
       <w:r>
         <w:rPr>
           <w:rFonts w:ascii="Arial" w:hAnsi="Arial" w:cs="Arial"/>
-          <w:sz w:val="22"/>
-          <w:szCs w:val="22"/>
+          <w:sz w:val="20"/>
+          <w:szCs w:val="20"/>
         </w:rPr>
         <w:t>/</w:t>
       </w:r>
@@ -12743,8 +12910,8 @@
       <w:r>
         <w:rPr>
           <w:rFonts w:ascii="Arial" w:hAnsi="Arial" w:cs="Arial"/>
-          <w:sz w:val="22"/>
-          <w:szCs w:val="22"/>
+          <w:sz w:val="20"/>
+          <w:szCs w:val="20"/>
         </w:rPr>
         <w:t>null</w:t>
       </w:r>
@@ -12752,8 +12919,8 @@
       <w:r>
         <w:rPr>
           <w:rFonts w:ascii="Arial" w:hAnsi="Arial" w:cs="Arial"/>
-          <w:sz w:val="22"/>
-          <w:szCs w:val="22"/>
+          <w:sz w:val="20"/>
+          <w:szCs w:val="20"/>
         </w:rPr>
         <w:t xml:space="preserve"> no </w:t>
       </w:r>
@@ -12761,8 +12928,8 @@
       <w:r>
         <w:rPr>
           <w:rFonts w:ascii="Arial" w:hAnsi="Arial" w:cs="Arial"/>
-          <w:sz w:val="22"/>
-          <w:szCs w:val="22"/>
+          <w:sz w:val="20"/>
+          <w:szCs w:val="20"/>
         </w:rPr>
         <w:t>esta</w:t>
       </w:r>
@@ -12770,8 +12937,8 @@
       <w:r>
         <w:rPr>
           <w:rFonts w:ascii="Arial" w:hAnsi="Arial" w:cs="Arial"/>
-          <w:sz w:val="22"/>
-          <w:szCs w:val="22"/>
+          <w:sz w:val="20"/>
+          <w:szCs w:val="20"/>
         </w:rPr>
         <w:t xml:space="preserve"> en el hardware si no que es un software gestionado por el subsistema de Linux.</w:t>
       </w:r>
@@ -12781,15 +12948,15 @@
         <w:spacing w:before="60" w:after="60" w:line="240" w:lineRule="auto"/>
         <w:rPr>
           <w:rFonts w:ascii="Arial" w:hAnsi="Arial" w:cs="Arial"/>
-          <w:sz w:val="22"/>
-          <w:szCs w:val="22"/>
-        </w:rPr>
-      </w:pPr>
-      <w:r>
-        <w:rPr>
-          <w:rFonts w:ascii="Arial" w:hAnsi="Arial" w:cs="Arial"/>
-          <w:sz w:val="22"/>
-          <w:szCs w:val="22"/>
+          <w:sz w:val="20"/>
+          <w:szCs w:val="20"/>
+        </w:rPr>
+      </w:pPr>
+      <w:r>
+        <w:rPr>
+          <w:rFonts w:ascii="Arial" w:hAnsi="Arial" w:cs="Arial"/>
+          <w:sz w:val="20"/>
+          <w:szCs w:val="20"/>
         </w:rPr>
         <w:tab/>
         <w:t xml:space="preserve">Por otra parte, </w:t>
@@ -12798,8 +12965,8 @@
       <w:r>
         <w:rPr>
           <w:rFonts w:ascii="Arial" w:hAnsi="Arial" w:cs="Arial"/>
-          <w:sz w:val="22"/>
-          <w:szCs w:val="22"/>
+          <w:sz w:val="20"/>
+          <w:szCs w:val="20"/>
         </w:rPr>
         <w:t>udevadm</w:t>
       </w:r>
@@ -12807,8 +12974,8 @@
       <w:r>
         <w:rPr>
           <w:rFonts w:ascii="Arial" w:hAnsi="Arial" w:cs="Arial"/>
-          <w:sz w:val="22"/>
-          <w:szCs w:val="22"/>
+          <w:sz w:val="20"/>
+          <w:szCs w:val="20"/>
         </w:rPr>
         <w:t xml:space="preserve"> nos da la siguiente informacion:</w:t>
       </w:r>
@@ -12818,15 +12985,15 @@
         <w:spacing w:before="60" w:after="60" w:line="240" w:lineRule="auto"/>
         <w:rPr>
           <w:rFonts w:ascii="Arial" w:hAnsi="Arial" w:cs="Arial"/>
-          <w:sz w:val="22"/>
-          <w:szCs w:val="22"/>
-        </w:rPr>
-      </w:pPr>
-      <w:r>
-        <w:rPr>
-          <w:rFonts w:ascii="Arial" w:hAnsi="Arial" w:cs="Arial"/>
-          <w:sz w:val="22"/>
-          <w:szCs w:val="22"/>
+          <w:sz w:val="20"/>
+          <w:szCs w:val="20"/>
+        </w:rPr>
+      </w:pPr>
+      <w:r>
+        <w:rPr>
+          <w:rFonts w:ascii="Arial" w:hAnsi="Arial" w:cs="Arial"/>
+          <w:sz w:val="20"/>
+          <w:szCs w:val="20"/>
         </w:rPr>
         <w:t>P: Ubicación real dentro del árbol de dispositivos del kernel</w:t>
       </w:r>
@@ -12836,15 +13003,15 @@
         <w:spacing w:before="60" w:after="60" w:line="240" w:lineRule="auto"/>
         <w:rPr>
           <w:rFonts w:ascii="Arial" w:hAnsi="Arial" w:cs="Arial"/>
-          <w:sz w:val="22"/>
-          <w:szCs w:val="22"/>
-        </w:rPr>
-      </w:pPr>
-      <w:r>
-        <w:rPr>
-          <w:rFonts w:ascii="Arial" w:hAnsi="Arial" w:cs="Arial"/>
-          <w:sz w:val="22"/>
-          <w:szCs w:val="22"/>
+          <w:sz w:val="20"/>
+          <w:szCs w:val="20"/>
+        </w:rPr>
+      </w:pPr>
+      <w:r>
+        <w:rPr>
+          <w:rFonts w:ascii="Arial" w:hAnsi="Arial" w:cs="Arial"/>
+          <w:sz w:val="20"/>
+          <w:szCs w:val="20"/>
         </w:rPr>
         <w:t>M: Random</w:t>
       </w:r>
@@ -12854,15 +13021,15 @@
         <w:spacing w:before="60" w:after="60" w:line="240" w:lineRule="auto"/>
         <w:rPr>
           <w:rFonts w:ascii="Arial" w:hAnsi="Arial" w:cs="Arial"/>
-          <w:sz w:val="22"/>
-          <w:szCs w:val="22"/>
-        </w:rPr>
-      </w:pPr>
-      <w:r>
-        <w:rPr>
-          <w:rFonts w:ascii="Arial" w:hAnsi="Arial" w:cs="Arial"/>
-          <w:sz w:val="22"/>
-          <w:szCs w:val="22"/>
+          <w:sz w:val="20"/>
+          <w:szCs w:val="20"/>
+        </w:rPr>
+      </w:pPr>
+      <w:r>
+        <w:rPr>
+          <w:rFonts w:ascii="Arial" w:hAnsi="Arial" w:cs="Arial"/>
+          <w:sz w:val="20"/>
+          <w:szCs w:val="20"/>
         </w:rPr>
         <w:t xml:space="preserve">D: c </w:t>
       </w:r>
@@ -12870,8 +13037,8 @@
       <w:r>
         <w:rPr>
           <w:rFonts w:ascii="Arial" w:hAnsi="Arial" w:cs="Arial"/>
-          <w:sz w:val="22"/>
-          <w:szCs w:val="22"/>
+          <w:sz w:val="20"/>
+          <w:szCs w:val="20"/>
         </w:rPr>
         <w:t>major</w:t>
       </w:r>
@@ -12879,8 +13046,8 @@
       <w:r>
         <w:rPr>
           <w:rFonts w:ascii="Arial" w:hAnsi="Arial" w:cs="Arial"/>
-          <w:sz w:val="22"/>
-          <w:szCs w:val="22"/>
+          <w:sz w:val="20"/>
+          <w:szCs w:val="20"/>
         </w:rPr>
         <w:t xml:space="preserve"> 1 y 8 </w:t>
       </w:r>
@@ -12888,8 +13055,8 @@
       <w:r>
         <w:rPr>
           <w:rFonts w:ascii="Arial" w:hAnsi="Arial" w:cs="Arial"/>
-          <w:sz w:val="22"/>
-          <w:szCs w:val="22"/>
+          <w:sz w:val="20"/>
+          <w:szCs w:val="20"/>
         </w:rPr>
         <w:t>minor</w:t>
       </w:r>
@@ -12900,15 +13067,15 @@
         <w:spacing w:before="60" w:after="60" w:line="240" w:lineRule="auto"/>
         <w:rPr>
           <w:rFonts w:ascii="Arial" w:hAnsi="Arial" w:cs="Arial"/>
-          <w:sz w:val="22"/>
-          <w:szCs w:val="22"/>
-        </w:rPr>
-      </w:pPr>
-      <w:r>
-        <w:rPr>
-          <w:rFonts w:ascii="Arial" w:hAnsi="Arial" w:cs="Arial"/>
-          <w:sz w:val="22"/>
-          <w:szCs w:val="22"/>
+          <w:sz w:val="20"/>
+          <w:szCs w:val="20"/>
+        </w:rPr>
+      </w:pPr>
+      <w:r>
+        <w:rPr>
+          <w:rFonts w:ascii="Arial" w:hAnsi="Arial" w:cs="Arial"/>
+          <w:sz w:val="20"/>
+          <w:szCs w:val="20"/>
         </w:rPr>
         <w:t xml:space="preserve">U: </w:t>
       </w:r>
@@ -12916,8 +13083,8 @@
       <w:r>
         <w:rPr>
           <w:rFonts w:ascii="Arial" w:hAnsi="Arial" w:cs="Arial"/>
-          <w:sz w:val="22"/>
-          <w:szCs w:val="22"/>
+          <w:sz w:val="20"/>
+          <w:szCs w:val="20"/>
         </w:rPr>
         <w:t>mem</w:t>
       </w:r>
@@ -12925,8 +13092,8 @@
       <w:r>
         <w:rPr>
           <w:rFonts w:ascii="Arial" w:hAnsi="Arial" w:cs="Arial"/>
-          <w:sz w:val="22"/>
-          <w:szCs w:val="22"/>
+          <w:sz w:val="20"/>
+          <w:szCs w:val="20"/>
         </w:rPr>
         <w:t xml:space="preserve"> Pertenece al subsistema de gestión de memoria del kernel</w:t>
       </w:r>
@@ -12936,15 +13103,15 @@
         <w:spacing w:before="60" w:after="60" w:line="240" w:lineRule="auto"/>
         <w:rPr>
           <w:rFonts w:ascii="Arial" w:hAnsi="Arial" w:cs="Arial"/>
-          <w:sz w:val="22"/>
-          <w:szCs w:val="22"/>
-        </w:rPr>
-      </w:pPr>
-      <w:r>
-        <w:rPr>
-          <w:rFonts w:ascii="Arial" w:hAnsi="Arial" w:cs="Arial"/>
-          <w:sz w:val="22"/>
-          <w:szCs w:val="22"/>
+          <w:sz w:val="20"/>
+          <w:szCs w:val="20"/>
+        </w:rPr>
+      </w:pPr>
+      <w:r>
+        <w:rPr>
+          <w:rFonts w:ascii="Arial" w:hAnsi="Arial" w:cs="Arial"/>
+          <w:sz w:val="20"/>
+          <w:szCs w:val="20"/>
         </w:rPr>
         <w:t xml:space="preserve">E: </w:t>
       </w:r>
@@ -12952,8 +13119,8 @@
       <w:r>
         <w:rPr>
           <w:rFonts w:ascii="Arial" w:hAnsi="Arial" w:cs="Arial"/>
-          <w:sz w:val="22"/>
-          <w:szCs w:val="22"/>
+          <w:sz w:val="20"/>
+          <w:szCs w:val="20"/>
         </w:rPr>
         <w:t>devpath</w:t>
       </w:r>
@@ -12961,8 +13128,8 @@
       <w:r>
         <w:rPr>
           <w:rFonts w:ascii="Arial" w:hAnsi="Arial" w:cs="Arial"/>
-          <w:sz w:val="22"/>
-          <w:szCs w:val="22"/>
+          <w:sz w:val="20"/>
+          <w:szCs w:val="20"/>
         </w:rPr>
         <w:t xml:space="preserve"> = ruta interna del kernel</w:t>
       </w:r>
@@ -12972,15 +13139,15 @@
         <w:spacing w:before="60" w:after="60" w:line="240" w:lineRule="auto"/>
         <w:rPr>
           <w:rFonts w:ascii="Arial" w:hAnsi="Arial" w:cs="Arial"/>
-          <w:sz w:val="22"/>
-          <w:szCs w:val="22"/>
-        </w:rPr>
-      </w:pPr>
-      <w:r>
-        <w:rPr>
-          <w:rFonts w:ascii="Arial" w:hAnsi="Arial" w:cs="Arial"/>
-          <w:sz w:val="22"/>
-          <w:szCs w:val="22"/>
+          <w:sz w:val="20"/>
+          <w:szCs w:val="20"/>
+        </w:rPr>
+      </w:pPr>
+      <w:r>
+        <w:rPr>
+          <w:rFonts w:ascii="Arial" w:hAnsi="Arial" w:cs="Arial"/>
+          <w:sz w:val="20"/>
+          <w:szCs w:val="20"/>
         </w:rPr>
         <w:t xml:space="preserve">E: </w:t>
       </w:r>
@@ -12988,8 +13155,8 @@
       <w:r>
         <w:rPr>
           <w:rFonts w:ascii="Arial" w:hAnsi="Arial" w:cs="Arial"/>
-          <w:sz w:val="22"/>
-          <w:szCs w:val="22"/>
+          <w:sz w:val="20"/>
+          <w:szCs w:val="20"/>
         </w:rPr>
         <w:t>devname</w:t>
       </w:r>
@@ -12997,8 +13164,8 @@
       <w:r>
         <w:rPr>
           <w:rFonts w:ascii="Arial" w:hAnsi="Arial" w:cs="Arial"/>
-          <w:sz w:val="22"/>
-          <w:szCs w:val="22"/>
+          <w:sz w:val="20"/>
+          <w:szCs w:val="20"/>
         </w:rPr>
         <w:t xml:space="preserve"> = ruta del archivo de dispositivo expuesta al usuario</w:t>
       </w:r>
@@ -13008,15 +13175,15 @@
         <w:spacing w:before="60" w:after="60" w:line="240" w:lineRule="auto"/>
         <w:rPr>
           <w:rFonts w:ascii="Arial" w:hAnsi="Arial" w:cs="Arial"/>
-          <w:sz w:val="22"/>
-          <w:szCs w:val="22"/>
-        </w:rPr>
-      </w:pPr>
-      <w:r>
-        <w:rPr>
-          <w:rFonts w:ascii="Arial" w:hAnsi="Arial" w:cs="Arial"/>
-          <w:sz w:val="22"/>
-          <w:szCs w:val="22"/>
+          <w:sz w:val="20"/>
+          <w:szCs w:val="20"/>
+        </w:rPr>
+      </w:pPr>
+      <w:r>
+        <w:rPr>
+          <w:rFonts w:ascii="Arial" w:hAnsi="Arial" w:cs="Arial"/>
+          <w:sz w:val="20"/>
+          <w:szCs w:val="20"/>
         </w:rPr>
         <w:t>E: 0666 = permisos de lectura y escritura para todos los usuarios del sistema: dueños grupos y otros</w:t>
       </w:r>
@@ -13026,15 +13193,15 @@
         <w:spacing w:before="60" w:after="60" w:line="240" w:lineRule="auto"/>
         <w:rPr>
           <w:rFonts w:ascii="Arial" w:hAnsi="Arial" w:cs="Arial"/>
-          <w:sz w:val="22"/>
-          <w:szCs w:val="22"/>
-        </w:rPr>
-      </w:pPr>
-      <w:r>
-        <w:rPr>
-          <w:rFonts w:ascii="Arial" w:hAnsi="Arial" w:cs="Arial"/>
-          <w:sz w:val="22"/>
-          <w:szCs w:val="22"/>
+          <w:sz w:val="20"/>
+          <w:szCs w:val="20"/>
+        </w:rPr>
+      </w:pPr>
+      <w:r>
+        <w:rPr>
+          <w:rFonts w:ascii="Arial" w:hAnsi="Arial" w:cs="Arial"/>
+          <w:sz w:val="20"/>
+          <w:szCs w:val="20"/>
         </w:rPr>
         <w:t xml:space="preserve">E: </w:t>
       </w:r>
@@ -13042,8 +13209,8 @@
       <w:r>
         <w:rPr>
           <w:rFonts w:ascii="Arial" w:hAnsi="Arial" w:cs="Arial"/>
-          <w:sz w:val="22"/>
-          <w:szCs w:val="22"/>
+          <w:sz w:val="20"/>
+          <w:szCs w:val="20"/>
         </w:rPr>
         <w:t>major</w:t>
       </w:r>
@@ -13051,8 +13218,8 @@
       <w:r>
         <w:rPr>
           <w:rFonts w:ascii="Arial" w:hAnsi="Arial" w:cs="Arial"/>
-          <w:sz w:val="22"/>
-          <w:szCs w:val="22"/>
+          <w:sz w:val="20"/>
+          <w:szCs w:val="20"/>
         </w:rPr>
         <w:t xml:space="preserve"> = 1 Asociado al driver de controladores </w:t>
       </w:r>
@@ -13060,8 +13227,8 @@
       <w:r>
         <w:rPr>
           <w:rFonts w:ascii="Arial" w:hAnsi="Arial" w:cs="Arial"/>
-          <w:sz w:val="22"/>
-          <w:szCs w:val="22"/>
+          <w:sz w:val="20"/>
+          <w:szCs w:val="20"/>
         </w:rPr>
         <w:t>mem</w:t>
       </w:r>
@@ -13072,15 +13239,15 @@
         <w:spacing w:before="60" w:after="60" w:line="240" w:lineRule="auto"/>
         <w:rPr>
           <w:rFonts w:ascii="Arial" w:hAnsi="Arial" w:cs="Arial"/>
-          <w:sz w:val="22"/>
-          <w:szCs w:val="22"/>
-        </w:rPr>
-      </w:pPr>
-      <w:r>
-        <w:rPr>
-          <w:rFonts w:ascii="Arial" w:hAnsi="Arial" w:cs="Arial"/>
-          <w:sz w:val="22"/>
-          <w:szCs w:val="22"/>
+          <w:sz w:val="20"/>
+          <w:szCs w:val="20"/>
+        </w:rPr>
+      </w:pPr>
+      <w:r>
+        <w:rPr>
+          <w:rFonts w:ascii="Arial" w:hAnsi="Arial" w:cs="Arial"/>
+          <w:sz w:val="20"/>
+          <w:szCs w:val="20"/>
         </w:rPr>
         <w:t xml:space="preserve">E: </w:t>
       </w:r>
@@ -13088,8 +13255,8 @@
       <w:r>
         <w:rPr>
           <w:rFonts w:ascii="Arial" w:hAnsi="Arial" w:cs="Arial"/>
-          <w:sz w:val="22"/>
-          <w:szCs w:val="22"/>
+          <w:sz w:val="20"/>
+          <w:szCs w:val="20"/>
         </w:rPr>
         <w:t>minor</w:t>
       </w:r>
@@ -13097,8 +13264,8 @@
       <w:r>
         <w:rPr>
           <w:rFonts w:ascii="Arial" w:hAnsi="Arial" w:cs="Arial"/>
-          <w:sz w:val="22"/>
-          <w:szCs w:val="22"/>
+          <w:sz w:val="20"/>
+          <w:szCs w:val="20"/>
         </w:rPr>
         <w:t xml:space="preserve"> = 8 sub </w:t>
       </w:r>
@@ -13106,8 +13273,8 @@
       <w:r>
         <w:rPr>
           <w:rFonts w:ascii="Arial" w:hAnsi="Arial" w:cs="Arial"/>
-          <w:sz w:val="22"/>
-          <w:szCs w:val="22"/>
+          <w:sz w:val="20"/>
+          <w:szCs w:val="20"/>
         </w:rPr>
         <w:t>indetificador</w:t>
       </w:r>
@@ -13115,8 +13282,8 @@
       <w:r>
         <w:rPr>
           <w:rFonts w:ascii="Arial" w:hAnsi="Arial" w:cs="Arial"/>
-          <w:sz w:val="22"/>
-          <w:szCs w:val="22"/>
+          <w:sz w:val="20"/>
+          <w:szCs w:val="20"/>
         </w:rPr>
         <w:t xml:space="preserve"> único para el generador de números aleatorios</w:t>
       </w:r>
@@ -13126,15 +13293,15 @@
         <w:spacing w:before="60" w:after="60" w:line="240" w:lineRule="auto"/>
         <w:rPr>
           <w:rFonts w:ascii="Arial" w:hAnsi="Arial" w:cs="Arial"/>
-          <w:sz w:val="22"/>
-          <w:szCs w:val="22"/>
-        </w:rPr>
-      </w:pPr>
-      <w:r>
-        <w:rPr>
-          <w:rFonts w:ascii="Arial" w:hAnsi="Arial" w:cs="Arial"/>
-          <w:sz w:val="22"/>
-          <w:szCs w:val="22"/>
+          <w:sz w:val="20"/>
+          <w:szCs w:val="20"/>
+        </w:rPr>
+      </w:pPr>
+      <w:r>
+        <w:rPr>
+          <w:rFonts w:ascii="Arial" w:hAnsi="Arial" w:cs="Arial"/>
+          <w:sz w:val="20"/>
+          <w:szCs w:val="20"/>
         </w:rPr>
         <w:t xml:space="preserve">E: </w:t>
       </w:r>
@@ -13142,8 +13309,8 @@
       <w:r>
         <w:rPr>
           <w:rFonts w:ascii="Arial" w:hAnsi="Arial" w:cs="Arial"/>
-          <w:sz w:val="22"/>
-          <w:szCs w:val="22"/>
+          <w:sz w:val="20"/>
+          <w:szCs w:val="20"/>
         </w:rPr>
         <w:t>subsystem</w:t>
       </w:r>
@@ -13151,8 +13318,8 @@
       <w:r>
         <w:rPr>
           <w:rFonts w:ascii="Arial" w:hAnsi="Arial" w:cs="Arial"/>
-          <w:sz w:val="22"/>
-          <w:szCs w:val="22"/>
+          <w:sz w:val="20"/>
+          <w:szCs w:val="20"/>
         </w:rPr>
         <w:t xml:space="preserve"> = </w:t>
       </w:r>
@@ -13160,8 +13327,8 @@
       <w:r>
         <w:rPr>
           <w:rFonts w:ascii="Arial" w:hAnsi="Arial" w:cs="Arial"/>
-          <w:sz w:val="22"/>
-          <w:szCs w:val="22"/>
+          <w:sz w:val="20"/>
+          <w:szCs w:val="20"/>
         </w:rPr>
         <w:t>mem</w:t>
       </w:r>
@@ -13176,12 +13343,16 @@
         </w:numPr>
         <w:spacing w:before="60" w:after="60" w:line="240" w:lineRule="auto"/>
         <w:contextualSpacing w:val="0"/>
-      </w:pPr>
-      <w:r>
-        <w:rPr>
-          <w:rFonts w:ascii="Arial" w:eastAsia="Arial" w:hAnsi="Arial" w:cs="Arial"/>
-          <w:sz w:val="22"/>
-          <w:szCs w:val="22"/>
+        <w:rPr>
+          <w:sz w:val="20"/>
+          <w:szCs w:val="20"/>
+        </w:rPr>
+      </w:pPr>
+      <w:r>
+        <w:rPr>
+          <w:rFonts w:ascii="Arial" w:eastAsia="Arial" w:hAnsi="Arial" w:cs="Arial"/>
+          <w:sz w:val="20"/>
+          <w:szCs w:val="20"/>
         </w:rPr>
         <w:t>5.5 — Demostrar bloqueo de /</w:t>
       </w:r>
@@ -13189,8 +13360,8 @@
       <w:r>
         <w:rPr>
           <w:rFonts w:ascii="Arial" w:eastAsia="Arial" w:hAnsi="Arial" w:cs="Arial"/>
-          <w:sz w:val="22"/>
-          <w:szCs w:val="22"/>
+          <w:sz w:val="20"/>
+          <w:szCs w:val="20"/>
         </w:rPr>
         <w:t>dev</w:t>
       </w:r>
@@ -13198,8 +13369,8 @@
       <w:r>
         <w:rPr>
           <w:rFonts w:ascii="Arial" w:eastAsia="Arial" w:hAnsi="Arial" w:cs="Arial"/>
-          <w:sz w:val="22"/>
-          <w:szCs w:val="22"/>
+          <w:sz w:val="20"/>
+          <w:szCs w:val="20"/>
         </w:rPr>
         <w:t>/</w:t>
       </w:r>
@@ -13207,8 +13378,8 @@
       <w:r>
         <w:rPr>
           <w:rFonts w:ascii="Arial" w:eastAsia="Arial" w:hAnsi="Arial" w:cs="Arial"/>
-          <w:sz w:val="22"/>
-          <w:szCs w:val="22"/>
+          <w:sz w:val="20"/>
+          <w:szCs w:val="20"/>
         </w:rPr>
         <w:t>random</w:t>
       </w:r>
@@ -13216,8 +13387,8 @@
       <w:r>
         <w:rPr>
           <w:rFonts w:ascii="Arial" w:eastAsia="Arial" w:hAnsi="Arial" w:cs="Arial"/>
-          <w:sz w:val="22"/>
-          <w:szCs w:val="22"/>
+          <w:sz w:val="20"/>
+          <w:szCs w:val="20"/>
         </w:rPr>
         <w:t xml:space="preserve">: ejecutar </w:t>
       </w:r>
@@ -13225,8 +13396,8 @@
       <w:r>
         <w:rPr>
           <w:rFonts w:ascii="Arial" w:eastAsia="Arial" w:hAnsi="Arial" w:cs="Arial"/>
-          <w:sz w:val="22"/>
-          <w:szCs w:val="22"/>
+          <w:sz w:val="20"/>
+          <w:szCs w:val="20"/>
         </w:rPr>
         <w:t>timeout</w:t>
       </w:r>
@@ -13234,8 +13405,8 @@
       <w:r>
         <w:rPr>
           <w:rFonts w:ascii="Arial" w:eastAsia="Arial" w:hAnsi="Arial" w:cs="Arial"/>
-          <w:sz w:val="22"/>
-          <w:szCs w:val="22"/>
+          <w:sz w:val="20"/>
+          <w:szCs w:val="20"/>
         </w:rPr>
         <w:t xml:space="preserve"> 3 </w:t>
       </w:r>
@@ -13243,8 +13414,8 @@
       <w:r>
         <w:rPr>
           <w:rFonts w:ascii="Arial" w:eastAsia="Arial" w:hAnsi="Arial" w:cs="Arial"/>
-          <w:sz w:val="22"/>
-          <w:szCs w:val="22"/>
+          <w:sz w:val="20"/>
+          <w:szCs w:val="20"/>
         </w:rPr>
         <w:t>cat</w:t>
       </w:r>
@@ -13252,8 +13423,8 @@
       <w:r>
         <w:rPr>
           <w:rFonts w:ascii="Arial" w:eastAsia="Arial" w:hAnsi="Arial" w:cs="Arial"/>
-          <w:sz w:val="22"/>
-          <w:szCs w:val="22"/>
+          <w:sz w:val="20"/>
+          <w:szCs w:val="20"/>
         </w:rPr>
         <w:t xml:space="preserve"> /</w:t>
       </w:r>
@@ -13261,8 +13432,8 @@
       <w:r>
         <w:rPr>
           <w:rFonts w:ascii="Arial" w:eastAsia="Arial" w:hAnsi="Arial" w:cs="Arial"/>
-          <w:sz w:val="22"/>
-          <w:szCs w:val="22"/>
+          <w:sz w:val="20"/>
+          <w:szCs w:val="20"/>
         </w:rPr>
         <w:t>dev</w:t>
       </w:r>
@@ -13270,8 +13441,8 @@
       <w:r>
         <w:rPr>
           <w:rFonts w:ascii="Arial" w:eastAsia="Arial" w:hAnsi="Arial" w:cs="Arial"/>
-          <w:sz w:val="22"/>
-          <w:szCs w:val="22"/>
+          <w:sz w:val="20"/>
+          <w:szCs w:val="20"/>
         </w:rPr>
         <w:t>/</w:t>
       </w:r>
@@ -13279,8 +13450,8 @@
       <w:r>
         <w:rPr>
           <w:rFonts w:ascii="Arial" w:eastAsia="Arial" w:hAnsi="Arial" w:cs="Arial"/>
-          <w:sz w:val="22"/>
-          <w:szCs w:val="22"/>
+          <w:sz w:val="20"/>
+          <w:szCs w:val="20"/>
         </w:rPr>
         <w:t>random</w:t>
       </w:r>
@@ -13288,8 +13459,8 @@
       <w:r>
         <w:rPr>
           <w:rFonts w:ascii="Arial" w:eastAsia="Arial" w:hAnsi="Arial" w:cs="Arial"/>
-          <w:sz w:val="22"/>
-          <w:szCs w:val="22"/>
+          <w:sz w:val="20"/>
+          <w:szCs w:val="20"/>
         </w:rPr>
         <w:t xml:space="preserve"> | </w:t>
       </w:r>
@@ -13297,8 +13468,8 @@
       <w:r>
         <w:rPr>
           <w:rFonts w:ascii="Arial" w:eastAsia="Arial" w:hAnsi="Arial" w:cs="Arial"/>
-          <w:sz w:val="22"/>
-          <w:szCs w:val="22"/>
+          <w:sz w:val="20"/>
+          <w:szCs w:val="20"/>
         </w:rPr>
         <w:t>hexdump</w:t>
       </w:r>
@@ -13306,8 +13477,8 @@
       <w:r>
         <w:rPr>
           <w:rFonts w:ascii="Arial" w:eastAsia="Arial" w:hAnsi="Arial" w:cs="Arial"/>
-          <w:sz w:val="22"/>
-          <w:szCs w:val="22"/>
+          <w:sz w:val="20"/>
+          <w:szCs w:val="20"/>
         </w:rPr>
         <w:t xml:space="preserve"> -C | head. ¿Se bloquea? Repetir con /</w:t>
       </w:r>
@@ -13315,8 +13486,8 @@
       <w:r>
         <w:rPr>
           <w:rFonts w:ascii="Arial" w:eastAsia="Arial" w:hAnsi="Arial" w:cs="Arial"/>
-          <w:sz w:val="22"/>
-          <w:szCs w:val="22"/>
+          <w:sz w:val="20"/>
+          <w:szCs w:val="20"/>
         </w:rPr>
         <w:t>dev</w:t>
       </w:r>
@@ -13324,8 +13495,8 @@
       <w:r>
         <w:rPr>
           <w:rFonts w:ascii="Arial" w:eastAsia="Arial" w:hAnsi="Arial" w:cs="Arial"/>
-          <w:sz w:val="22"/>
-          <w:szCs w:val="22"/>
+          <w:sz w:val="20"/>
+          <w:szCs w:val="20"/>
         </w:rPr>
         <w:t>/</w:t>
       </w:r>
@@ -13333,8 +13504,8 @@
       <w:r>
         <w:rPr>
           <w:rFonts w:ascii="Arial" w:eastAsia="Arial" w:hAnsi="Arial" w:cs="Arial"/>
-          <w:sz w:val="22"/>
-          <w:szCs w:val="22"/>
+          <w:sz w:val="20"/>
+          <w:szCs w:val="20"/>
         </w:rPr>
         <w:t>urandom</w:t>
       </w:r>
@@ -13342,8 +13513,8 @@
       <w:r>
         <w:rPr>
           <w:rFonts w:ascii="Arial" w:eastAsia="Arial" w:hAnsi="Arial" w:cs="Arial"/>
-          <w:sz w:val="22"/>
-          <w:szCs w:val="22"/>
+          <w:sz w:val="20"/>
+          <w:szCs w:val="20"/>
         </w:rPr>
         <w:t xml:space="preserve">. Ejecutar </w:t>
       </w:r>
@@ -13351,8 +13522,8 @@
       <w:r>
         <w:rPr>
           <w:rFonts w:ascii="Arial" w:eastAsia="Arial" w:hAnsi="Arial" w:cs="Arial"/>
-          <w:sz w:val="22"/>
-          <w:szCs w:val="22"/>
+          <w:sz w:val="20"/>
+          <w:szCs w:val="20"/>
         </w:rPr>
         <w:t>cat</w:t>
       </w:r>
@@ -13360,8 +13531,8 @@
       <w:r>
         <w:rPr>
           <w:rFonts w:ascii="Arial" w:eastAsia="Arial" w:hAnsi="Arial" w:cs="Arial"/>
-          <w:sz w:val="22"/>
-          <w:szCs w:val="22"/>
+          <w:sz w:val="20"/>
+          <w:szCs w:val="20"/>
         </w:rPr>
         <w:t xml:space="preserve"> /</w:t>
       </w:r>
@@ -13369,8 +13540,8 @@
       <w:r>
         <w:rPr>
           <w:rFonts w:ascii="Arial" w:eastAsia="Arial" w:hAnsi="Arial" w:cs="Arial"/>
-          <w:sz w:val="22"/>
-          <w:szCs w:val="22"/>
+          <w:sz w:val="20"/>
+          <w:szCs w:val="20"/>
         </w:rPr>
         <w:t>proc</w:t>
       </w:r>
@@ -13378,8 +13549,8 @@
       <w:r>
         <w:rPr>
           <w:rFonts w:ascii="Arial" w:eastAsia="Arial" w:hAnsi="Arial" w:cs="Arial"/>
-          <w:sz w:val="22"/>
-          <w:szCs w:val="22"/>
+          <w:sz w:val="20"/>
+          <w:szCs w:val="20"/>
         </w:rPr>
         <w:t>/</w:t>
       </w:r>
@@ -13387,8 +13558,8 @@
       <w:r>
         <w:rPr>
           <w:rFonts w:ascii="Arial" w:eastAsia="Arial" w:hAnsi="Arial" w:cs="Arial"/>
-          <w:sz w:val="22"/>
-          <w:szCs w:val="22"/>
+          <w:sz w:val="20"/>
+          <w:szCs w:val="20"/>
         </w:rPr>
         <w:t>sys</w:t>
       </w:r>
@@ -13396,8 +13567,8 @@
       <w:r>
         <w:rPr>
           <w:rFonts w:ascii="Arial" w:eastAsia="Arial" w:hAnsi="Arial" w:cs="Arial"/>
-          <w:sz w:val="22"/>
-          <w:szCs w:val="22"/>
+          <w:sz w:val="20"/>
+          <w:szCs w:val="20"/>
         </w:rPr>
         <w:t>/</w:t>
       </w:r>
@@ -13405,8 +13576,8 @@
       <w:r>
         <w:rPr>
           <w:rFonts w:ascii="Arial" w:eastAsia="Arial" w:hAnsi="Arial" w:cs="Arial"/>
-          <w:sz w:val="22"/>
-          <w:szCs w:val="22"/>
+          <w:sz w:val="20"/>
+          <w:szCs w:val="20"/>
         </w:rPr>
         <w:t>kernel</w:t>
       </w:r>
@@ -13414,8 +13585,8 @@
       <w:r>
         <w:rPr>
           <w:rFonts w:ascii="Arial" w:eastAsia="Arial" w:hAnsi="Arial" w:cs="Arial"/>
-          <w:sz w:val="22"/>
-          <w:szCs w:val="22"/>
+          <w:sz w:val="20"/>
+          <w:szCs w:val="20"/>
         </w:rPr>
         <w:t>/</w:t>
       </w:r>
@@ -13423,8 +13594,8 @@
       <w:r>
         <w:rPr>
           <w:rFonts w:ascii="Arial" w:eastAsia="Arial" w:hAnsi="Arial" w:cs="Arial"/>
-          <w:sz w:val="22"/>
-          <w:szCs w:val="22"/>
+          <w:sz w:val="20"/>
+          <w:szCs w:val="20"/>
         </w:rPr>
         <w:t>random</w:t>
       </w:r>
@@ -13432,8 +13603,8 @@
       <w:r>
         <w:rPr>
           <w:rFonts w:ascii="Arial" w:eastAsia="Arial" w:hAnsi="Arial" w:cs="Arial"/>
-          <w:sz w:val="22"/>
-          <w:szCs w:val="22"/>
+          <w:sz w:val="20"/>
+          <w:szCs w:val="20"/>
         </w:rPr>
         <w:t>/</w:t>
       </w:r>
@@ -13441,8 +13612,8 @@
       <w:r>
         <w:rPr>
           <w:rFonts w:ascii="Arial" w:eastAsia="Arial" w:hAnsi="Arial" w:cs="Arial"/>
-          <w:sz w:val="22"/>
-          <w:szCs w:val="22"/>
+          <w:sz w:val="20"/>
+          <w:szCs w:val="20"/>
         </w:rPr>
         <w:t>entropy_avail</w:t>
       </w:r>
@@ -13450,8 +13621,8 @@
       <w:r>
         <w:rPr>
           <w:rFonts w:ascii="Arial" w:eastAsia="Arial" w:hAnsi="Arial" w:cs="Arial"/>
-          <w:sz w:val="22"/>
-          <w:szCs w:val="22"/>
+          <w:sz w:val="20"/>
+          <w:szCs w:val="20"/>
         </w:rPr>
         <w:t xml:space="preserve"> y explicar qué es la entropía del </w:t>
       </w:r>
@@ -13459,8 +13630,8 @@
       <w:r>
         <w:rPr>
           <w:rFonts w:ascii="Arial" w:eastAsia="Arial" w:hAnsi="Arial" w:cs="Arial"/>
-          <w:sz w:val="22"/>
-          <w:szCs w:val="22"/>
+          <w:sz w:val="20"/>
+          <w:szCs w:val="20"/>
         </w:rPr>
         <w:t>kernel</w:t>
       </w:r>
@@ -13479,39 +13650,18 @@
           <w:lang w:val="en-US"/>
         </w:rPr>
       </w:pPr>
-    </w:p>
-    <w:p>
-      <w:pPr>
-        <w:rPr>
-          <w:rFonts w:ascii="Arial" w:hAnsi="Arial" w:cs="Arial"/>
-          <w:sz w:val="20"/>
-          <w:szCs w:val="20"/>
-          <w:lang w:val="en-US"/>
-        </w:rPr>
-      </w:pPr>
-    </w:p>
-    <w:p>
-      <w:pPr>
-        <w:rPr>
-          <w:rFonts w:ascii="Arial" w:hAnsi="Arial" w:cs="Arial"/>
-          <w:sz w:val="20"/>
-          <w:szCs w:val="20"/>
-          <w:lang w:val="en-US"/>
-        </w:rPr>
-      </w:pPr>
       <w:r>
         <w:rPr>
           <w:noProof/>
         </w:rPr>
-        <w:lastRenderedPageBreak/>
         <w:drawing>
-          <wp:anchor distT="0" distB="0" distL="114300" distR="114300" simplePos="0" relativeHeight="251692032" behindDoc="0" locked="0" layoutInCell="1" allowOverlap="1" wp14:anchorId="3716C550" wp14:editId="7CDC4C11">
+          <wp:anchor distT="0" distB="0" distL="114300" distR="114300" simplePos="0" relativeHeight="251692032" behindDoc="0" locked="0" layoutInCell="1" allowOverlap="1" wp14:anchorId="3716C550" wp14:editId="31BA8E72">
             <wp:simplePos x="0" y="0"/>
             <wp:positionH relativeFrom="margin">
-              <wp:align>right</wp:align>
+              <wp:posOffset>40005</wp:posOffset>
             </wp:positionH>
             <wp:positionV relativeFrom="paragraph">
-              <wp:posOffset>-699770</wp:posOffset>
+              <wp:posOffset>136525</wp:posOffset>
             </wp:positionV>
             <wp:extent cx="5612130" cy="2085975"/>
             <wp:effectExtent l="0" t="0" r="7620" b="9525"/>
@@ -13577,6 +13727,26 @@
     </w:p>
     <w:p>
       <w:pPr>
+        <w:rPr>
+          <w:rFonts w:ascii="Arial" w:hAnsi="Arial" w:cs="Arial"/>
+          <w:sz w:val="20"/>
+          <w:szCs w:val="20"/>
+          <w:lang w:val="en-US"/>
+        </w:rPr>
+      </w:pPr>
+    </w:p>
+    <w:p>
+      <w:pPr>
+        <w:rPr>
+          <w:rFonts w:ascii="Arial" w:hAnsi="Arial" w:cs="Arial"/>
+          <w:sz w:val="20"/>
+          <w:szCs w:val="20"/>
+          <w:lang w:val="en-US"/>
+        </w:rPr>
+      </w:pPr>
+    </w:p>
+    <w:p>
+      <w:pPr>
         <w:tabs>
           <w:tab w:val="left" w:pos="1676"/>
         </w:tabs>
@@ -13646,9 +13816,11 @@
       <w:r>
         <w:rPr>
           <w:rFonts w:ascii="Arial" w:hAnsi="Arial" w:cs="Arial"/>
+          <w:noProof/>
           <w:sz w:val="22"/>
           <w:szCs w:val="22"/>
         </w:rPr>
+        <w:lastRenderedPageBreak/>
         <w:drawing>
           <wp:inline distT="0" distB="0" distL="0" distR="0" wp14:anchorId="05549927" wp14:editId="744DB583">
             <wp:extent cx="5612130" cy="2530475"/>
@@ -13706,15 +13878,15 @@
         </w:tabs>
         <w:rPr>
           <w:rFonts w:ascii="Arial" w:hAnsi="Arial" w:cs="Arial"/>
-          <w:sz w:val="22"/>
-          <w:szCs w:val="22"/>
-        </w:rPr>
-      </w:pPr>
-      <w:r>
-        <w:rPr>
-          <w:rFonts w:ascii="Arial" w:hAnsi="Arial" w:cs="Arial"/>
-          <w:sz w:val="22"/>
-          <w:szCs w:val="22"/>
+          <w:sz w:val="20"/>
+          <w:szCs w:val="20"/>
+        </w:rPr>
+      </w:pPr>
+      <w:r>
+        <w:rPr>
+          <w:rFonts w:ascii="Arial" w:hAnsi="Arial" w:cs="Arial"/>
+          <w:sz w:val="20"/>
+          <w:szCs w:val="20"/>
         </w:rPr>
         <w:t>En este caso específico la maquina no se bloqueó, ambos comandos arrojaron sus datos respectivos de forma instantánea.</w:t>
       </w:r>
@@ -13726,15 +13898,15 @@
         </w:tabs>
         <w:rPr>
           <w:rFonts w:ascii="Arial" w:hAnsi="Arial" w:cs="Arial"/>
-          <w:sz w:val="22"/>
-          <w:szCs w:val="22"/>
-        </w:rPr>
-      </w:pPr>
-      <w:r>
-        <w:rPr>
-          <w:rFonts w:ascii="Arial" w:hAnsi="Arial" w:cs="Arial"/>
-          <w:sz w:val="22"/>
-          <w:szCs w:val="22"/>
+          <w:sz w:val="20"/>
+          <w:szCs w:val="20"/>
+        </w:rPr>
+      </w:pPr>
+      <w:r>
+        <w:rPr>
+          <w:rFonts w:ascii="Arial" w:hAnsi="Arial" w:cs="Arial"/>
+          <w:sz w:val="20"/>
+          <w:szCs w:val="20"/>
         </w:rPr>
         <w:t>¿Qué es la entropía de kernel?</w:t>
       </w:r>
@@ -13747,47 +13919,47 @@
         <w:jc w:val="both"/>
         <w:rPr>
           <w:rFonts w:ascii="Arial" w:hAnsi="Arial" w:cs="Arial"/>
-          <w:sz w:val="22"/>
-          <w:szCs w:val="22"/>
-        </w:rPr>
-      </w:pPr>
-      <w:r>
-        <w:rPr>
-          <w:rFonts w:ascii="Arial" w:hAnsi="Arial" w:cs="Arial"/>
-          <w:sz w:val="22"/>
-          <w:szCs w:val="22"/>
+          <w:sz w:val="20"/>
+          <w:szCs w:val="20"/>
+        </w:rPr>
+      </w:pPr>
+      <w:r>
+        <w:rPr>
+          <w:rFonts w:ascii="Arial" w:hAnsi="Arial" w:cs="Arial"/>
+          <w:sz w:val="20"/>
+          <w:szCs w:val="20"/>
         </w:rPr>
         <w:t xml:space="preserve">Es una medida de aleatoriedad que acumula el sistema operativo durante un periodo de tiempo, esta es </w:t>
       </w:r>
       <w:r>
         <w:rPr>
           <w:rFonts w:ascii="Arial" w:hAnsi="Arial" w:cs="Arial"/>
-          <w:sz w:val="22"/>
-          <w:szCs w:val="22"/>
+          <w:sz w:val="20"/>
+          <w:szCs w:val="20"/>
         </w:rPr>
         <w:t>imprescindible</w:t>
       </w:r>
       <w:r>
         <w:rPr>
           <w:rFonts w:ascii="Arial" w:hAnsi="Arial" w:cs="Arial"/>
-          <w:sz w:val="22"/>
-          <w:szCs w:val="22"/>
+          <w:sz w:val="20"/>
+          <w:szCs w:val="20"/>
         </w:rPr>
         <w:t xml:space="preserve"> para la creación de claves criptográficas fuertes, contraseñas seguras, tokens SSH y certificados SSL que sean poco probables de adivinar o hackear. Est</w:t>
       </w:r>
       <w:r>
         <w:rPr>
           <w:rFonts w:ascii="Arial" w:hAnsi="Arial" w:cs="Arial"/>
-          <w:sz w:val="22"/>
-          <w:szCs w:val="22"/>
+          <w:sz w:val="20"/>
+          <w:szCs w:val="20"/>
         </w:rPr>
         <w:t>a aleatoriedad es acumulada mediante la medición de variaciones en microsegundos de eventos de hardware, como lo pueden ser el tiempo exacto entre pulsaciones de teclas o movimientos de mouse, el tiempo de respuesta de nuestro disco y las interrupciones de nuestra tarjeta de red al recibir paquetes de datos</w:t>
       </w:r>
       <w:r>
         <w:rPr>
           <w:rFonts w:ascii="Arial" w:hAnsi="Arial" w:cs="Arial"/>
-          <w:sz w:val="22"/>
-          <w:szCs w:val="22"/>
+          <w:sz w:val="20"/>
+          <w:szCs w:val="20"/>
         </w:rPr>
         <w:t>.</w:t>
       </w:r>
@@ -13815,12 +13987,16 @@
         </w:numPr>
         <w:spacing w:before="60" w:after="60" w:line="240" w:lineRule="auto"/>
         <w:contextualSpacing w:val="0"/>
-      </w:pPr>
-      <w:r>
-        <w:rPr>
-          <w:rFonts w:ascii="Arial" w:eastAsia="Arial" w:hAnsi="Arial" w:cs="Arial"/>
-          <w:sz w:val="22"/>
-          <w:szCs w:val="22"/>
+        <w:rPr>
+          <w:sz w:val="20"/>
+          <w:szCs w:val="20"/>
+        </w:rPr>
+      </w:pPr>
+      <w:r>
+        <w:rPr>
+          <w:rFonts w:ascii="Arial" w:eastAsia="Arial" w:hAnsi="Arial" w:cs="Arial"/>
+          <w:sz w:val="20"/>
+          <w:szCs w:val="20"/>
         </w:rPr>
         <w:t xml:space="preserve">6.1 — Crear un Full Clone de la VM (Machine &gt; Clone &gt; Full Clone). Medir el tiempo de clonación y el tamaño del archivo VDI. Arrancar ambas </w:t>
       </w:r>
@@ -13828,8 +14004,8 @@
       <w:r>
         <w:rPr>
           <w:rFonts w:ascii="Arial" w:eastAsia="Arial" w:hAnsi="Arial" w:cs="Arial"/>
-          <w:sz w:val="22"/>
-          <w:szCs w:val="22"/>
+          <w:sz w:val="20"/>
+          <w:szCs w:val="20"/>
         </w:rPr>
         <w:t>VMs</w:t>
       </w:r>
@@ -13837,8 +14013,8 @@
       <w:r>
         <w:rPr>
           <w:rFonts w:ascii="Arial" w:eastAsia="Arial" w:hAnsi="Arial" w:cs="Arial"/>
-          <w:sz w:val="22"/>
-          <w:szCs w:val="22"/>
+          <w:sz w:val="20"/>
+          <w:szCs w:val="20"/>
         </w:rPr>
         <w:t xml:space="preserve"> simultáneamente y verificar que son completamente independientes creando un archivo en una y verificando que no existe en la otra</w:t>
       </w:r>
@@ -13866,9 +14042,8 @@
         <w:rPr>
           <w:noProof/>
         </w:rPr>
-        <w:lastRenderedPageBreak/>
         <w:drawing>
-          <wp:anchor distT="0" distB="0" distL="114300" distR="114300" simplePos="0" relativeHeight="251693056" behindDoc="0" locked="0" layoutInCell="1" allowOverlap="1" wp14:anchorId="569B6F48" wp14:editId="3B1276CE">
+          <wp:anchor distT="0" distB="0" distL="114300" distR="114300" simplePos="0" relativeHeight="251693056" behindDoc="0" locked="0" layoutInCell="1" allowOverlap="1" wp14:anchorId="569B6F48" wp14:editId="0FF82FD8">
             <wp:simplePos x="0" y="0"/>
             <wp:positionH relativeFrom="margin">
               <wp:align>right</wp:align>
@@ -13974,6 +14149,10 @@
       <w:pPr>
         <w:spacing w:before="60" w:after="60" w:line="240" w:lineRule="auto"/>
         <w:jc w:val="center"/>
+        <w:rPr>
+          <w:sz w:val="20"/>
+          <w:szCs w:val="20"/>
+        </w:rPr>
       </w:pPr>
     </w:p>
     <w:p>
@@ -13982,26 +14161,30 @@
         <w:jc w:val="both"/>
         <w:rPr>
           <w:rFonts w:ascii="Arial" w:hAnsi="Arial" w:cs="Arial"/>
-          <w:sz w:val="22"/>
-          <w:szCs w:val="22"/>
-        </w:rPr>
-      </w:pPr>
-      <w:r>
+          <w:sz w:val="20"/>
+          <w:szCs w:val="20"/>
+        </w:rPr>
+      </w:pPr>
+      <w:r>
+        <w:rPr>
+          <w:sz w:val="20"/>
+          <w:szCs w:val="20"/>
+        </w:rPr>
         <w:tab/>
       </w:r>
       <w:r>
         <w:rPr>
           <w:rFonts w:ascii="Arial" w:hAnsi="Arial" w:cs="Arial"/>
-          <w:sz w:val="22"/>
-          <w:szCs w:val="22"/>
+          <w:sz w:val="20"/>
+          <w:szCs w:val="20"/>
         </w:rPr>
         <w:t>Como podemos apreciar, si intentamos entrar en las carpetas que creamos en la maquina virtual no es posible en la primera y viceversa</w:t>
       </w:r>
       <w:r>
         <w:rPr>
           <w:rFonts w:ascii="Arial" w:hAnsi="Arial" w:cs="Arial"/>
-          <w:sz w:val="22"/>
-          <w:szCs w:val="22"/>
+          <w:sz w:val="20"/>
+          <w:szCs w:val="20"/>
         </w:rPr>
         <w:t>, esto se debe a que solo mantiene la informacion que tenía la maquina anfitrión cuando la clonamos.</w:t>
       </w:r>
@@ -14012,15 +14195,15 @@
         <w:jc w:val="both"/>
         <w:rPr>
           <w:rFonts w:ascii="Arial" w:hAnsi="Arial" w:cs="Arial"/>
-          <w:sz w:val="22"/>
-          <w:szCs w:val="22"/>
-        </w:rPr>
-      </w:pPr>
-      <w:r>
-        <w:rPr>
-          <w:rFonts w:ascii="Arial" w:hAnsi="Arial" w:cs="Arial"/>
-          <w:sz w:val="22"/>
-          <w:szCs w:val="22"/>
+          <w:sz w:val="20"/>
+          <w:szCs w:val="20"/>
+        </w:rPr>
+      </w:pPr>
+      <w:r>
+        <w:rPr>
+          <w:rFonts w:ascii="Arial" w:hAnsi="Arial" w:cs="Arial"/>
+          <w:sz w:val="20"/>
+          <w:szCs w:val="20"/>
         </w:rPr>
         <w:tab/>
         <w:t>El tiempo de clonado tomo alrededor de unos 3 minutos, esto se debe a que la PC cuenta con sata SSD, además, el tamaño del archivo VDI de ambas son exactamente el mismo.</w:t>
@@ -14036,12 +14219,16 @@
         <w:spacing w:before="60" w:after="60" w:line="240" w:lineRule="auto"/>
         <w:contextualSpacing w:val="0"/>
         <w:jc w:val="both"/>
-      </w:pPr>
-      <w:r>
-        <w:rPr>
-          <w:rFonts w:ascii="Arial" w:eastAsia="Arial" w:hAnsi="Arial" w:cs="Arial"/>
-          <w:sz w:val="22"/>
-          <w:szCs w:val="22"/>
+        <w:rPr>
+          <w:sz w:val="20"/>
+          <w:szCs w:val="20"/>
+        </w:rPr>
+      </w:pPr>
+      <w:r>
+        <w:rPr>
+          <w:rFonts w:ascii="Arial" w:eastAsia="Arial" w:hAnsi="Arial" w:cs="Arial"/>
+          <w:sz w:val="20"/>
+          <w:szCs w:val="20"/>
         </w:rPr>
         <w:t>6.2 — Crear un Linked Clone de la misma VM base. Comparar el tamaño del VDI del Linked Clone vs el Full Clone. ¿Por qué el Linked Clone es mucho más pequeño inicialmente?</w:t>
       </w:r>
@@ -14053,15 +14240,15 @@
         <w:jc w:val="both"/>
         <w:rPr>
           <w:rFonts w:ascii="Arial" w:hAnsi="Arial" w:cs="Arial"/>
-          <w:sz w:val="22"/>
-          <w:szCs w:val="22"/>
-        </w:rPr>
-      </w:pPr>
-      <w:r>
-        <w:rPr>
-          <w:rFonts w:ascii="Arial" w:hAnsi="Arial" w:cs="Arial"/>
-          <w:sz w:val="22"/>
-          <w:szCs w:val="22"/>
+          <w:sz w:val="20"/>
+          <w:szCs w:val="20"/>
+        </w:rPr>
+      </w:pPr>
+      <w:r>
+        <w:rPr>
+          <w:rFonts w:ascii="Arial" w:hAnsi="Arial" w:cs="Arial"/>
+          <w:sz w:val="20"/>
+          <w:szCs w:val="20"/>
         </w:rPr>
         <w:t xml:space="preserve">El linked clone tiene un peso diminuto comparado con el full clone, esto es debido a que se crea completamente vacío y solo guarda los cambios hechos dentro de esta misma </w:t>
       </w:r>
@@ -14069,8 +14256,8 @@
       <w:r>
         <w:rPr>
           <w:rFonts w:ascii="Arial" w:hAnsi="Arial" w:cs="Arial"/>
-          <w:sz w:val="22"/>
-          <w:szCs w:val="22"/>
+          <w:sz w:val="20"/>
+          <w:szCs w:val="20"/>
         </w:rPr>
         <w:t>maquina</w:t>
       </w:r>
@@ -14078,8 +14265,8 @@
       <w:r>
         <w:rPr>
           <w:rFonts w:ascii="Arial" w:hAnsi="Arial" w:cs="Arial"/>
-          <w:sz w:val="22"/>
-          <w:szCs w:val="22"/>
+          <w:sz w:val="20"/>
+          <w:szCs w:val="20"/>
         </w:rPr>
         <w:t xml:space="preserve"> virtual </w:t>
       </w:r>
@@ -14087,8 +14274,8 @@
       <w:r>
         <w:rPr>
           <w:rFonts w:ascii="Arial" w:hAnsi="Arial" w:cs="Arial"/>
-          <w:sz w:val="22"/>
-          <w:szCs w:val="22"/>
+          <w:sz w:val="20"/>
+          <w:szCs w:val="20"/>
         </w:rPr>
         <w:t>linked</w:t>
       </w:r>
@@ -14096,8 +14283,8 @@
       <w:r>
         <w:rPr>
           <w:rFonts w:ascii="Arial" w:hAnsi="Arial" w:cs="Arial"/>
-          <w:sz w:val="22"/>
-          <w:szCs w:val="22"/>
+          <w:sz w:val="20"/>
+          <w:szCs w:val="20"/>
         </w:rPr>
         <w:t>.</w:t>
       </w:r>
@@ -14108,15 +14295,15 @@
         <w:ind w:firstLine="360"/>
         <w:rPr>
           <w:rFonts w:ascii="Arial" w:hAnsi="Arial" w:cs="Arial"/>
-          <w:sz w:val="22"/>
-          <w:szCs w:val="22"/>
-        </w:rPr>
-      </w:pPr>
-      <w:r>
-        <w:rPr>
-          <w:rFonts w:ascii="Arial" w:hAnsi="Arial" w:cs="Arial"/>
-          <w:sz w:val="22"/>
-          <w:szCs w:val="22"/>
+          <w:sz w:val="20"/>
+          <w:szCs w:val="20"/>
+        </w:rPr>
+      </w:pPr>
+      <w:r>
+        <w:rPr>
+          <w:rFonts w:ascii="Arial" w:hAnsi="Arial" w:cs="Arial"/>
+          <w:sz w:val="20"/>
+          <w:szCs w:val="20"/>
         </w:rPr>
         <w:t>Esto se puede apreciar mejor en esta imagen</w:t>
       </w:r>
@@ -14389,12 +14576,16 @@
         </w:numPr>
         <w:spacing w:before="60" w:after="60" w:line="240" w:lineRule="auto"/>
         <w:contextualSpacing w:val="0"/>
-      </w:pPr>
-      <w:r>
-        <w:rPr>
-          <w:rFonts w:ascii="Arial" w:eastAsia="Arial" w:hAnsi="Arial" w:cs="Arial"/>
-          <w:sz w:val="22"/>
-          <w:szCs w:val="22"/>
+        <w:rPr>
+          <w:sz w:val="20"/>
+          <w:szCs w:val="20"/>
+        </w:rPr>
+      </w:pPr>
+      <w:r>
+        <w:rPr>
+          <w:rFonts w:ascii="Arial" w:eastAsia="Arial" w:hAnsi="Arial" w:cs="Arial"/>
+          <w:sz w:val="20"/>
+          <w:szCs w:val="20"/>
         </w:rPr>
         <w:t xml:space="preserve">6.2 — Con ambos clones corriendo, ejecutar en cada uno </w:t>
       </w:r>
@@ -14402,8 +14593,8 @@
       <w:r>
         <w:rPr>
           <w:rFonts w:ascii="Arial" w:eastAsia="Arial" w:hAnsi="Arial" w:cs="Arial"/>
-          <w:sz w:val="22"/>
-          <w:szCs w:val="22"/>
+          <w:sz w:val="20"/>
+          <w:szCs w:val="20"/>
         </w:rPr>
         <w:t>dd</w:t>
       </w:r>
@@ -14411,8 +14602,8 @@
       <w:r>
         <w:rPr>
           <w:rFonts w:ascii="Arial" w:eastAsia="Arial" w:hAnsi="Arial" w:cs="Arial"/>
-          <w:sz w:val="22"/>
-          <w:szCs w:val="22"/>
+          <w:sz w:val="20"/>
+          <w:szCs w:val="20"/>
         </w:rPr>
         <w:t xml:space="preserve"> </w:t>
       </w:r>
@@ -14420,8 +14611,8 @@
       <w:r>
         <w:rPr>
           <w:rFonts w:ascii="Arial" w:eastAsia="Arial" w:hAnsi="Arial" w:cs="Arial"/>
-          <w:sz w:val="22"/>
-          <w:szCs w:val="22"/>
+          <w:sz w:val="20"/>
+          <w:szCs w:val="20"/>
         </w:rPr>
         <w:t>if</w:t>
       </w:r>
@@ -14429,8 +14620,8 @@
       <w:r>
         <w:rPr>
           <w:rFonts w:ascii="Arial" w:eastAsia="Arial" w:hAnsi="Arial" w:cs="Arial"/>
-          <w:sz w:val="22"/>
-          <w:szCs w:val="22"/>
+          <w:sz w:val="20"/>
+          <w:szCs w:val="20"/>
         </w:rPr>
         <w:t>=/</w:t>
       </w:r>
@@ -14438,8 +14629,8 @@
       <w:r>
         <w:rPr>
           <w:rFonts w:ascii="Arial" w:eastAsia="Arial" w:hAnsi="Arial" w:cs="Arial"/>
-          <w:sz w:val="22"/>
-          <w:szCs w:val="22"/>
+          <w:sz w:val="20"/>
+          <w:szCs w:val="20"/>
         </w:rPr>
         <w:t>dev</w:t>
       </w:r>
@@ -14447,8 +14638,8 @@
       <w:r>
         <w:rPr>
           <w:rFonts w:ascii="Arial" w:eastAsia="Arial" w:hAnsi="Arial" w:cs="Arial"/>
-          <w:sz w:val="22"/>
-          <w:szCs w:val="22"/>
+          <w:sz w:val="20"/>
+          <w:szCs w:val="20"/>
         </w:rPr>
         <w:t>/</w:t>
       </w:r>
@@ -14456,8 +14647,8 @@
       <w:r>
         <w:rPr>
           <w:rFonts w:ascii="Arial" w:eastAsia="Arial" w:hAnsi="Arial" w:cs="Arial"/>
-          <w:sz w:val="22"/>
-          <w:szCs w:val="22"/>
+          <w:sz w:val="20"/>
+          <w:szCs w:val="20"/>
         </w:rPr>
         <w:t>zero</w:t>
       </w:r>
@@ -14465,8 +14656,8 @@
       <w:r>
         <w:rPr>
           <w:rFonts w:ascii="Arial" w:eastAsia="Arial" w:hAnsi="Arial" w:cs="Arial"/>
-          <w:sz w:val="22"/>
-          <w:szCs w:val="22"/>
+          <w:sz w:val="20"/>
+          <w:szCs w:val="20"/>
         </w:rPr>
         <w:t xml:space="preserve"> </w:t>
       </w:r>
@@ -14474,8 +14665,8 @@
       <w:r>
         <w:rPr>
           <w:rFonts w:ascii="Arial" w:eastAsia="Arial" w:hAnsi="Arial" w:cs="Arial"/>
-          <w:sz w:val="22"/>
-          <w:szCs w:val="22"/>
+          <w:sz w:val="20"/>
+          <w:szCs w:val="20"/>
         </w:rPr>
         <w:t>of</w:t>
       </w:r>
@@ -14483,8 +14674,8 @@
       <w:r>
         <w:rPr>
           <w:rFonts w:ascii="Arial" w:eastAsia="Arial" w:hAnsi="Arial" w:cs="Arial"/>
-          <w:sz w:val="22"/>
-          <w:szCs w:val="22"/>
+          <w:sz w:val="20"/>
+          <w:szCs w:val="20"/>
         </w:rPr>
         <w:t>=/</w:t>
       </w:r>
@@ -14492,8 +14683,8 @@
       <w:r>
         <w:rPr>
           <w:rFonts w:ascii="Arial" w:eastAsia="Arial" w:hAnsi="Arial" w:cs="Arial"/>
-          <w:sz w:val="22"/>
-          <w:szCs w:val="22"/>
+          <w:sz w:val="20"/>
+          <w:szCs w:val="20"/>
         </w:rPr>
         <w:t>tmp</w:t>
       </w:r>
@@ -14501,8 +14692,8 @@
       <w:r>
         <w:rPr>
           <w:rFonts w:ascii="Arial" w:eastAsia="Arial" w:hAnsi="Arial" w:cs="Arial"/>
-          <w:sz w:val="22"/>
-          <w:szCs w:val="22"/>
+          <w:sz w:val="20"/>
+          <w:szCs w:val="20"/>
         </w:rPr>
         <w:t xml:space="preserve">/escritura bs=1M </w:t>
       </w:r>
@@ -14510,8 +14701,8 @@
       <w:r>
         <w:rPr>
           <w:rFonts w:ascii="Arial" w:eastAsia="Arial" w:hAnsi="Arial" w:cs="Arial"/>
-          <w:sz w:val="22"/>
-          <w:szCs w:val="22"/>
+          <w:sz w:val="20"/>
+          <w:szCs w:val="20"/>
         </w:rPr>
         <w:t>count</w:t>
       </w:r>
@@ -14519,8 +14710,8 @@
       <w:r>
         <w:rPr>
           <w:rFonts w:ascii="Arial" w:eastAsia="Arial" w:hAnsi="Arial" w:cs="Arial"/>
-          <w:sz w:val="22"/>
-          <w:szCs w:val="22"/>
+          <w:sz w:val="20"/>
+          <w:szCs w:val="20"/>
         </w:rPr>
         <w:t xml:space="preserve">=200. Monitorear en el ANFITRIÓN con </w:t>
       </w:r>
@@ -14528,8 +14719,8 @@
       <w:r>
         <w:rPr>
           <w:rFonts w:ascii="Arial" w:eastAsia="Arial" w:hAnsi="Arial" w:cs="Arial"/>
-          <w:sz w:val="22"/>
-          <w:szCs w:val="22"/>
+          <w:sz w:val="20"/>
+          <w:szCs w:val="20"/>
         </w:rPr>
         <w:t>iotop</w:t>
       </w:r>
@@ -14537,8 +14728,8 @@
       <w:r>
         <w:rPr>
           <w:rFonts w:ascii="Arial" w:eastAsia="Arial" w:hAnsi="Arial" w:cs="Arial"/>
-          <w:sz w:val="22"/>
-          <w:szCs w:val="22"/>
+          <w:sz w:val="20"/>
+          <w:szCs w:val="20"/>
         </w:rPr>
         <w:t xml:space="preserve"> -</w:t>
       </w:r>
@@ -14546,8 +14737,8 @@
       <w:r>
         <w:rPr>
           <w:rFonts w:ascii="Arial" w:eastAsia="Arial" w:hAnsi="Arial" w:cs="Arial"/>
-          <w:sz w:val="22"/>
-          <w:szCs w:val="22"/>
+          <w:sz w:val="20"/>
+          <w:szCs w:val="20"/>
         </w:rPr>
         <w:t>ao</w:t>
       </w:r>
@@ -14555,8 +14746,8 @@
       <w:r>
         <w:rPr>
           <w:rFonts w:ascii="Arial" w:eastAsia="Arial" w:hAnsi="Arial" w:cs="Arial"/>
-          <w:sz w:val="22"/>
-          <w:szCs w:val="22"/>
+          <w:sz w:val="20"/>
+          <w:szCs w:val="20"/>
         </w:rPr>
         <w:t xml:space="preserve"> cuál genera más E/S de disco. Explicar por qué el Linked Clone puede generar más E/S debido al mecanismo Copy-on-Write</w:t>
       </w:r>
@@ -14565,18 +14756,49 @@
       <w:pPr>
         <w:spacing w:before="60" w:after="60" w:line="240" w:lineRule="auto"/>
       </w:pPr>
+    </w:p>
+    <w:p>
+      <w:pPr>
+        <w:spacing w:before="60" w:after="60" w:line="240" w:lineRule="auto"/>
+      </w:pPr>
+    </w:p>
+    <w:p>
+      <w:pPr>
+        <w:spacing w:before="60" w:after="60" w:line="240" w:lineRule="auto"/>
+      </w:pPr>
+    </w:p>
+    <w:p>
+      <w:pPr>
+        <w:spacing w:before="60" w:after="60" w:line="240" w:lineRule="auto"/>
+      </w:pPr>
+    </w:p>
+    <w:p>
+      <w:pPr>
+        <w:spacing w:before="60" w:after="60" w:line="240" w:lineRule="auto"/>
+      </w:pPr>
+    </w:p>
+    <w:p>
+      <w:pPr>
+        <w:spacing w:before="60" w:after="60" w:line="240" w:lineRule="auto"/>
+      </w:pPr>
+    </w:p>
+    <w:p>
+      <w:pPr>
+        <w:spacing w:before="60" w:after="60" w:line="240" w:lineRule="auto"/>
+      </w:pPr>
       <w:r>
         <w:rPr>
           <w:noProof/>
         </w:rPr>
+        <w:lastRenderedPageBreak/>
         <w:drawing>
-          <wp:anchor distT="0" distB="0" distL="114300" distR="114300" simplePos="0" relativeHeight="251696128" behindDoc="0" locked="0" layoutInCell="1" allowOverlap="1" wp14:anchorId="06651371" wp14:editId="008ECF38">
+          <wp:anchor distT="0" distB="0" distL="114300" distR="114300" simplePos="0" relativeHeight="251696128" behindDoc="0" locked="0" layoutInCell="1" allowOverlap="1" wp14:anchorId="06651371" wp14:editId="0F50206A">
             <wp:simplePos x="0" y="0"/>
             <wp:positionH relativeFrom="margin">
-              <wp:posOffset>-203835</wp:posOffset>
+              <wp:align>center</wp:align>
             </wp:positionH>
             <wp:positionV relativeFrom="paragraph">
-              <wp:posOffset>19685</wp:posOffset>
+              <wp:posOffset>-1054100</wp:posOffset>
             </wp:positionV>
             <wp:extent cx="6477000" cy="2910205"/>
             <wp:effectExtent l="0" t="0" r="0" b="4445"/>
@@ -14610,7 +14832,7 @@
                   <pic:spPr bwMode="auto">
                     <a:xfrm>
                       <a:off x="0" y="0"/>
-                      <a:ext cx="6477685" cy="2910513"/>
+                      <a:ext cx="6477000" cy="2910205"/>
                     </a:xfrm>
                     <a:prstGeom prst="rect">
                       <a:avLst/>
@@ -14636,36 +14858,6 @@
     <w:p>
       <w:pPr>
         <w:spacing w:before="60" w:after="60" w:line="240" w:lineRule="auto"/>
-      </w:pPr>
-    </w:p>
-    <w:p>
-      <w:pPr>
-        <w:spacing w:before="60" w:after="60" w:line="240" w:lineRule="auto"/>
-      </w:pPr>
-    </w:p>
-    <w:p>
-      <w:pPr>
-        <w:spacing w:before="60" w:after="60" w:line="240" w:lineRule="auto"/>
-      </w:pPr>
-    </w:p>
-    <w:p>
-      <w:pPr>
-        <w:spacing w:before="60" w:after="60" w:line="240" w:lineRule="auto"/>
-      </w:pPr>
-    </w:p>
-    <w:p>
-      <w:pPr>
-        <w:spacing w:before="60" w:after="60" w:line="240" w:lineRule="auto"/>
-      </w:pPr>
-    </w:p>
-    <w:p>
-      <w:pPr>
-        <w:spacing w:before="60" w:after="60" w:line="240" w:lineRule="auto"/>
-      </w:pPr>
-    </w:p>
-    <w:p>
-      <w:pPr>
-        <w:spacing w:before="60" w:after="60" w:line="240" w:lineRule="auto"/>
         <w:jc w:val="both"/>
       </w:pPr>
     </w:p>
@@ -14729,15 +14921,26 @@
         <w:jc w:val="both"/>
         <w:rPr>
           <w:rFonts w:ascii="Arial" w:hAnsi="Arial" w:cs="Arial"/>
-          <w:sz w:val="22"/>
-          <w:szCs w:val="22"/>
-        </w:rPr>
-      </w:pPr>
-      <w:r>
-        <w:rPr>
-          <w:rFonts w:ascii="Arial" w:hAnsi="Arial" w:cs="Arial"/>
-          <w:sz w:val="22"/>
-          <w:szCs w:val="22"/>
+          <w:sz w:val="20"/>
+          <w:szCs w:val="20"/>
+        </w:rPr>
+      </w:pPr>
+    </w:p>
+    <w:p>
+      <w:pPr>
+        <w:spacing w:before="60" w:after="60" w:line="240" w:lineRule="auto"/>
+        <w:jc w:val="both"/>
+        <w:rPr>
+          <w:rFonts w:ascii="Arial" w:hAnsi="Arial" w:cs="Arial"/>
+          <w:sz w:val="20"/>
+          <w:szCs w:val="20"/>
+        </w:rPr>
+      </w:pPr>
+      <w:r>
+        <w:rPr>
+          <w:rFonts w:ascii="Arial" w:hAnsi="Arial" w:cs="Arial"/>
+          <w:sz w:val="20"/>
+          <w:szCs w:val="20"/>
         </w:rPr>
         <w:t xml:space="preserve">El </w:t>
       </w:r>
@@ -14745,8 +14948,8 @@
       <w:r>
         <w:rPr>
           <w:rFonts w:ascii="Arial" w:hAnsi="Arial" w:cs="Arial"/>
-          <w:sz w:val="22"/>
-          <w:szCs w:val="22"/>
+          <w:sz w:val="20"/>
+          <w:szCs w:val="20"/>
         </w:rPr>
         <w:t>linked</w:t>
       </w:r>
@@ -14754,26 +14957,24 @@
       <w:r>
         <w:rPr>
           <w:rFonts w:ascii="Arial" w:hAnsi="Arial" w:cs="Arial"/>
-          <w:sz w:val="22"/>
-          <w:szCs w:val="22"/>
+          <w:sz w:val="20"/>
+          <w:szCs w:val="20"/>
         </w:rPr>
         <w:t xml:space="preserve"> clone genera </w:t>
       </w:r>
-      <w:proofErr w:type="spellStart"/>
-      <w:r>
-        <w:rPr>
-          <w:rFonts w:ascii="Arial" w:hAnsi="Arial" w:cs="Arial"/>
-          <w:sz w:val="22"/>
-          <w:szCs w:val="22"/>
-        </w:rPr>
-        <w:t>mas</w:t>
-      </w:r>
-      <w:proofErr w:type="spellEnd"/>
-      <w:r>
-        <w:rPr>
-          <w:rFonts w:ascii="Arial" w:hAnsi="Arial" w:cs="Arial"/>
-          <w:sz w:val="22"/>
-          <w:szCs w:val="22"/>
+      <w:r>
+        <w:rPr>
+          <w:rFonts w:ascii="Arial" w:hAnsi="Arial" w:cs="Arial"/>
+          <w:sz w:val="20"/>
+          <w:szCs w:val="20"/>
+        </w:rPr>
+        <w:t>más</w:t>
+      </w:r>
+      <w:r>
+        <w:rPr>
+          <w:rFonts w:ascii="Arial" w:hAnsi="Arial" w:cs="Arial"/>
+          <w:sz w:val="20"/>
+          <w:szCs w:val="20"/>
         </w:rPr>
         <w:t xml:space="preserve"> E/S que el anfitrión debido a que el mecanismo </w:t>
       </w:r>
@@ -14781,8 +14982,8 @@
       <w:r>
         <w:rPr>
           <w:rFonts w:ascii="Arial" w:hAnsi="Arial" w:cs="Arial"/>
-          <w:sz w:val="22"/>
-          <w:szCs w:val="22"/>
+          <w:sz w:val="20"/>
+          <w:szCs w:val="20"/>
         </w:rPr>
         <w:t>copy</w:t>
       </w:r>
@@ -14790,8 +14991,8 @@
       <w:r>
         <w:rPr>
           <w:rFonts w:ascii="Arial" w:hAnsi="Arial" w:cs="Arial"/>
-          <w:sz w:val="22"/>
-          <w:szCs w:val="22"/>
+          <w:sz w:val="20"/>
+          <w:szCs w:val="20"/>
         </w:rPr>
         <w:t xml:space="preserve"> </w:t>
       </w:r>
@@ -14799,8 +15000,8 @@
       <w:r>
         <w:rPr>
           <w:rFonts w:ascii="Arial" w:hAnsi="Arial" w:cs="Arial"/>
-          <w:sz w:val="22"/>
-          <w:szCs w:val="22"/>
+          <w:sz w:val="20"/>
+          <w:szCs w:val="20"/>
         </w:rPr>
         <w:t>on</w:t>
       </w:r>
@@ -14808,8 +15009,8 @@
       <w:r>
         <w:rPr>
           <w:rFonts w:ascii="Arial" w:hAnsi="Arial" w:cs="Arial"/>
-          <w:sz w:val="22"/>
-          <w:szCs w:val="22"/>
+          <w:sz w:val="20"/>
+          <w:szCs w:val="20"/>
         </w:rPr>
         <w:t xml:space="preserve"> </w:t>
       </w:r>
@@ -14817,8 +15018,8 @@
       <w:r>
         <w:rPr>
           <w:rFonts w:ascii="Arial" w:hAnsi="Arial" w:cs="Arial"/>
-          <w:sz w:val="22"/>
-          <w:szCs w:val="22"/>
+          <w:sz w:val="20"/>
+          <w:szCs w:val="20"/>
         </w:rPr>
         <w:t>write</w:t>
       </w:r>
@@ -14826,25 +15027,17 @@
       <w:r>
         <w:rPr>
           <w:rFonts w:ascii="Arial" w:hAnsi="Arial" w:cs="Arial"/>
-          <w:sz w:val="22"/>
-          <w:szCs w:val="22"/>
-        </w:rPr>
-        <w:t xml:space="preserve"> transforma una escritura en un proceso complejo de lectura, modificación y escritura</w:t>
-      </w:r>
-      <w:r>
-        <w:rPr>
-          <w:rFonts w:ascii="Arial" w:hAnsi="Arial" w:cs="Arial"/>
-          <w:sz w:val="22"/>
-          <w:szCs w:val="22"/>
-        </w:rPr>
-        <w:t xml:space="preserve"> que obliga al disco físico del anfitrión a leer constantemente el archivo base para verificar dependencias y luego escribir en el archivo, multiplicando el número de peticiones concurrentes de disco que pueden ser vistas desde </w:t>
-      </w:r>
-      <w:proofErr w:type="spellStart"/>
-      <w:r>
-        <w:rPr>
-          <w:rFonts w:ascii="Arial" w:hAnsi="Arial" w:cs="Arial"/>
-          <w:sz w:val="22"/>
-          <w:szCs w:val="22"/>
+          <w:sz w:val="20"/>
+          <w:szCs w:val="20"/>
+        </w:rPr>
+        <w:t xml:space="preserve"> transforma una escritura en un proceso complejo de lectura, modificación y escritura que obliga al disco físico del anfitrión a leer constantemente el archivo base para verificar dependencias y luego escribir en el archivo, multiplicando el número de peticiones concurrentes de disco que pueden ser vistas desde </w:t>
+      </w:r>
+      <w:proofErr w:type="spellStart"/>
+      <w:r>
+        <w:rPr>
+          <w:rFonts w:ascii="Arial" w:hAnsi="Arial" w:cs="Arial"/>
+          <w:sz w:val="20"/>
+          <w:szCs w:val="20"/>
         </w:rPr>
         <w:t>iotop</w:t>
       </w:r>
@@ -14852,26 +15045,10 @@
       <w:r>
         <w:rPr>
           <w:rFonts w:ascii="Arial" w:hAnsi="Arial" w:cs="Arial"/>
-          <w:sz w:val="22"/>
-          <w:szCs w:val="22"/>
-        </w:rPr>
-        <w:t>. Esto no ocurre en el full c</w:t>
-      </w:r>
-      <w:r>
-        <w:rPr>
-          <w:rFonts w:ascii="Arial" w:hAnsi="Arial" w:cs="Arial"/>
-          <w:sz w:val="22"/>
-          <w:szCs w:val="22"/>
-        </w:rPr>
-        <w:t>l</w:t>
-      </w:r>
-      <w:r>
-        <w:rPr>
-          <w:rFonts w:ascii="Arial" w:hAnsi="Arial" w:cs="Arial"/>
-          <w:sz w:val="22"/>
-          <w:szCs w:val="22"/>
-        </w:rPr>
-        <w:t>one debido a que este escribe directamente dentro de su espacio independiente.</w:t>
+          <w:sz w:val="20"/>
+          <w:szCs w:val="20"/>
+        </w:rPr>
+        <w:t>. Esto no ocurre en el full clone debido a que este escribe directamente dentro de su espacio independiente.</w:t>
       </w:r>
     </w:p>
     <w:tbl>
@@ -14885,9 +15062,9 @@
         <w:tblLook w:val="04A0" w:firstRow="1" w:lastRow="0" w:firstColumn="1" w:lastColumn="0" w:noHBand="0" w:noVBand="1"/>
       </w:tblPr>
       <w:tblGrid>
-        <w:gridCol w:w="2027"/>
-        <w:gridCol w:w="3335"/>
-        <w:gridCol w:w="3460"/>
+        <w:gridCol w:w="2076"/>
+        <w:gridCol w:w="3291"/>
+        <w:gridCol w:w="3455"/>
       </w:tblGrid>
       <w:tr>
         <w:trPr>
@@ -15073,33 +15250,17 @@
               <w:jc w:val="both"/>
               <w:rPr>
                 <w:rFonts w:ascii="Arial" w:hAnsi="Arial" w:cs="Arial"/>
-                <w:sz w:val="22"/>
-                <w:szCs w:val="22"/>
+                <w:sz w:val="20"/>
+                <w:szCs w:val="20"/>
               </w:rPr>
             </w:pPr>
             <w:r>
               <w:rPr>
                 <w:rFonts w:ascii="Arial" w:hAnsi="Arial" w:cs="Arial"/>
-                <w:sz w:val="22"/>
-                <w:szCs w:val="22"/>
-              </w:rPr>
-              <w:t>Ocupa exactamente el mismo espacio que la máquina virtual base (</w:t>
-            </w:r>
-            <w:r>
-              <w:rPr>
-                <w:rFonts w:ascii="Arial" w:hAnsi="Arial" w:cs="Arial"/>
-                <w:sz w:val="22"/>
-                <w:szCs w:val="22"/>
-              </w:rPr>
-              <w:t>GB enteros de la maquina anfitrión</w:t>
-            </w:r>
-            <w:r>
-              <w:rPr>
-                <w:rFonts w:ascii="Arial" w:hAnsi="Arial" w:cs="Arial"/>
-                <w:sz w:val="22"/>
-                <w:szCs w:val="22"/>
-              </w:rPr>
-              <w:t>).</w:t>
+                <w:sz w:val="20"/>
+                <w:szCs w:val="20"/>
+              </w:rPr>
+              <w:t>Ocupa exactamente el mismo espacio que la máquina virtual base (GB enteros de la maquina anfitrión).</w:t>
             </w:r>
           </w:p>
         </w:tc>
@@ -15127,49 +15288,17 @@
               <w:jc w:val="both"/>
               <w:rPr>
                 <w:rFonts w:ascii="Arial" w:hAnsi="Arial" w:cs="Arial"/>
-                <w:sz w:val="22"/>
-                <w:szCs w:val="22"/>
+                <w:sz w:val="20"/>
+                <w:szCs w:val="20"/>
               </w:rPr>
             </w:pPr>
             <w:r>
               <w:rPr>
                 <w:rFonts w:ascii="Arial" w:hAnsi="Arial" w:cs="Arial"/>
-                <w:sz w:val="22"/>
-                <w:szCs w:val="22"/>
-              </w:rPr>
-              <w:t xml:space="preserve">Unos pocos </w:t>
-            </w:r>
-            <w:r>
-              <w:rPr>
-                <w:rFonts w:ascii="Arial" w:hAnsi="Arial" w:cs="Arial"/>
-                <w:sz w:val="22"/>
-                <w:szCs w:val="22"/>
-              </w:rPr>
-              <w:t>MB</w:t>
-            </w:r>
-            <w:r>
-              <w:rPr>
-                <w:rFonts w:ascii="Arial" w:hAnsi="Arial" w:cs="Arial"/>
-                <w:sz w:val="22"/>
-                <w:szCs w:val="22"/>
-              </w:rPr>
-              <w:t xml:space="preserve"> o </w:t>
-            </w:r>
-            <w:r>
-              <w:rPr>
-                <w:rFonts w:ascii="Arial" w:hAnsi="Arial" w:cs="Arial"/>
-                <w:sz w:val="22"/>
-                <w:szCs w:val="22"/>
-              </w:rPr>
-              <w:t>KB</w:t>
-            </w:r>
-            <w:r>
-              <w:rPr>
-                <w:rFonts w:ascii="Arial" w:hAnsi="Arial" w:cs="Arial"/>
-                <w:sz w:val="22"/>
-                <w:szCs w:val="22"/>
-              </w:rPr>
-              <w:t xml:space="preserve"> (solo el archivo de configuración y un disco diferencial vacío).</w:t>
+                <w:sz w:val="20"/>
+                <w:szCs w:val="20"/>
+              </w:rPr>
+              <w:t>Unos pocos MB o KB (solo el archivo de configuración y un disco diferencial vacío).</w:t>
             </w:r>
           </w:p>
         </w:tc>
@@ -15242,25 +15371,17 @@
               <w:jc w:val="both"/>
               <w:rPr>
                 <w:rFonts w:ascii="Arial" w:hAnsi="Arial" w:cs="Arial"/>
-                <w:sz w:val="22"/>
-                <w:szCs w:val="22"/>
+                <w:sz w:val="20"/>
+                <w:szCs w:val="20"/>
               </w:rPr>
             </w:pPr>
             <w:r>
               <w:rPr>
                 <w:rFonts w:ascii="Arial" w:hAnsi="Arial" w:cs="Arial"/>
-                <w:sz w:val="22"/>
-                <w:szCs w:val="22"/>
-              </w:rPr>
-              <w:t xml:space="preserve"> El hipervisor tiene que copiar el archivo.vdi original completo byte por byte en tu almacenamiento real.</w:t>
-            </w:r>
-            <w:r>
-              <w:rPr>
-                <w:rFonts w:ascii="Arial" w:hAnsi="Arial" w:cs="Arial"/>
-                <w:sz w:val="22"/>
-                <w:szCs w:val="22"/>
-              </w:rPr>
-              <w:t xml:space="preserve"> (alrededor de 3 minutos)</w:t>
+                <w:sz w:val="20"/>
+                <w:szCs w:val="20"/>
+              </w:rPr>
+              <w:t xml:space="preserve"> El hipervisor tiene que copiar el archivo.vdi original completo byte por byte en tu almacenamiento real. (alrededor de 3 minutos)</w:t>
             </w:r>
           </w:p>
         </w:tc>
@@ -15288,25 +15409,17 @@
               <w:jc w:val="both"/>
               <w:rPr>
                 <w:rFonts w:ascii="Arial" w:hAnsi="Arial" w:cs="Arial"/>
-                <w:sz w:val="22"/>
-                <w:szCs w:val="22"/>
+                <w:sz w:val="20"/>
+                <w:szCs w:val="20"/>
               </w:rPr>
             </w:pPr>
             <w:r>
               <w:rPr>
                 <w:rFonts w:ascii="Arial" w:hAnsi="Arial" w:cs="Arial"/>
-                <w:sz w:val="22"/>
-                <w:szCs w:val="22"/>
-              </w:rPr>
-              <w:t>Solo toma una fracción de segundo, ya que el sistema solo crea un enlace lógico apuntando al disco base.</w:t>
-            </w:r>
-            <w:r>
-              <w:rPr>
-                <w:rFonts w:ascii="Arial" w:hAnsi="Arial" w:cs="Arial"/>
-                <w:sz w:val="22"/>
-                <w:szCs w:val="22"/>
-              </w:rPr>
-              <w:t xml:space="preserve"> (instantáneo)</w:t>
+                <w:sz w:val="20"/>
+                <w:szCs w:val="20"/>
+              </w:rPr>
+              <w:t>Solo toma una fracción de segundo, ya que el sistema solo crea un enlace lógico apuntando al disco base. (instantáneo)</w:t>
             </w:r>
           </w:p>
         </w:tc>
@@ -15351,7 +15464,6 @@
                 <w:sz w:val="22"/>
                 <w:szCs w:val="22"/>
               </w:rPr>
-              <w:lastRenderedPageBreak/>
               <w:t>E/S de Disco en el Anfitrión</w:t>
             </w:r>
           </w:p>
@@ -15410,15 +15522,15 @@
               <w:jc w:val="both"/>
               <w:rPr>
                 <w:rFonts w:ascii="Arial" w:hAnsi="Arial" w:cs="Arial"/>
-                <w:sz w:val="22"/>
-                <w:szCs w:val="22"/>
+                <w:sz w:val="20"/>
+                <w:szCs w:val="20"/>
               </w:rPr>
             </w:pPr>
             <w:r>
               <w:rPr>
                 <w:rFonts w:ascii="Arial" w:hAnsi="Arial" w:cs="Arial"/>
-                <w:sz w:val="22"/>
-                <w:szCs w:val="22"/>
+                <w:sz w:val="20"/>
+                <w:szCs w:val="20"/>
               </w:rPr>
               <w:t>El flujo de escritura es directo hacia su propio archivo.vdi. Es una operación lineal de una sola vía.</w:t>
             </w:r>
@@ -15448,15 +15560,15 @@
               <w:jc w:val="both"/>
               <w:rPr>
                 <w:rFonts w:ascii="Arial" w:hAnsi="Arial" w:cs="Arial"/>
-                <w:sz w:val="22"/>
-                <w:szCs w:val="22"/>
+                <w:sz w:val="20"/>
+                <w:szCs w:val="20"/>
               </w:rPr>
             </w:pPr>
             <w:r>
               <w:rPr>
                 <w:rFonts w:ascii="Arial" w:hAnsi="Arial" w:cs="Arial"/>
-                <w:sz w:val="22"/>
-                <w:szCs w:val="22"/>
+                <w:sz w:val="20"/>
+                <w:szCs w:val="20"/>
               </w:rPr>
               <w:t xml:space="preserve">El mecanismo </w:t>
             </w:r>
@@ -15464,8 +15576,8 @@
             <w:r>
               <w:rPr>
                 <w:rFonts w:ascii="Arial" w:hAnsi="Arial" w:cs="Arial"/>
-                <w:sz w:val="22"/>
-                <w:szCs w:val="22"/>
+                <w:sz w:val="20"/>
+                <w:szCs w:val="20"/>
               </w:rPr>
               <w:t>Copy</w:t>
             </w:r>
@@ -15473,8 +15585,8 @@
             <w:r>
               <w:rPr>
                 <w:rFonts w:ascii="Arial" w:hAnsi="Arial" w:cs="Arial"/>
-                <w:sz w:val="22"/>
-                <w:szCs w:val="22"/>
+                <w:sz w:val="20"/>
+                <w:szCs w:val="20"/>
               </w:rPr>
               <w:t xml:space="preserve"> </w:t>
             </w:r>
@@ -15482,8 +15594,8 @@
             <w:r>
               <w:rPr>
                 <w:rFonts w:ascii="Arial" w:hAnsi="Arial" w:cs="Arial"/>
-                <w:sz w:val="22"/>
-                <w:szCs w:val="22"/>
+                <w:sz w:val="20"/>
+                <w:szCs w:val="20"/>
               </w:rPr>
               <w:t>on</w:t>
             </w:r>
@@ -15491,8 +15603,8 @@
             <w:r>
               <w:rPr>
                 <w:rFonts w:ascii="Arial" w:hAnsi="Arial" w:cs="Arial"/>
-                <w:sz w:val="22"/>
-                <w:szCs w:val="22"/>
+                <w:sz w:val="20"/>
+                <w:szCs w:val="20"/>
               </w:rPr>
               <w:t xml:space="preserve"> </w:t>
             </w:r>
@@ -15500,8 +15612,8 @@
             <w:r>
               <w:rPr>
                 <w:rFonts w:ascii="Arial" w:hAnsi="Arial" w:cs="Arial"/>
-                <w:sz w:val="22"/>
-                <w:szCs w:val="22"/>
+                <w:sz w:val="20"/>
+                <w:szCs w:val="20"/>
               </w:rPr>
               <w:t>write</w:t>
             </w:r>
@@ -15509,18 +15621,10 @@
             <w:r>
               <w:rPr>
                 <w:rFonts w:ascii="Arial" w:hAnsi="Arial" w:cs="Arial"/>
-                <w:sz w:val="22"/>
-                <w:szCs w:val="22"/>
-              </w:rPr>
-              <w:t xml:space="preserve"> </w:t>
-            </w:r>
-            <w:r>
-              <w:rPr>
-                <w:rFonts w:ascii="Arial" w:hAnsi="Arial" w:cs="Arial"/>
-                <w:sz w:val="22"/>
-                <w:szCs w:val="22"/>
-              </w:rPr>
-              <w:t>obliga al disco del anfitrión a leer el bloque original del disco base antes de escribir el bloque modificado en el diferencial.</w:t>
+                <w:sz w:val="20"/>
+                <w:szCs w:val="20"/>
+              </w:rPr>
+              <w:t xml:space="preserve"> obliga al disco del anfitrión a leer el bloque original del disco base antes de escribir el bloque modificado en el diferencial.</w:t>
             </w:r>
           </w:p>
         </w:tc>
@@ -15593,15 +15697,15 @@
               <w:jc w:val="both"/>
               <w:rPr>
                 <w:rFonts w:ascii="Arial" w:hAnsi="Arial" w:cs="Arial"/>
-                <w:sz w:val="22"/>
-                <w:szCs w:val="22"/>
+                <w:sz w:val="20"/>
+                <w:szCs w:val="20"/>
               </w:rPr>
             </w:pPr>
             <w:r>
               <w:rPr>
                 <w:rFonts w:ascii="Arial" w:hAnsi="Arial" w:cs="Arial"/>
-                <w:sz w:val="22"/>
-                <w:szCs w:val="22"/>
+                <w:sz w:val="20"/>
+                <w:szCs w:val="20"/>
               </w:rPr>
               <w:t>Al no tener que consultar dependencias externas, el flujo de datos es más constante y directo.</w:t>
             </w:r>
@@ -15630,49 +15734,17 @@
               <w:jc w:val="both"/>
               <w:rPr>
                 <w:rFonts w:ascii="Arial" w:hAnsi="Arial" w:cs="Arial"/>
-                <w:sz w:val="22"/>
-                <w:szCs w:val="22"/>
+                <w:sz w:val="20"/>
+                <w:szCs w:val="20"/>
               </w:rPr>
             </w:pPr>
             <w:r>
               <w:rPr>
                 <w:rFonts w:ascii="Arial" w:hAnsi="Arial" w:cs="Arial"/>
-                <w:sz w:val="22"/>
-                <w:szCs w:val="22"/>
-              </w:rPr>
-              <w:t>El procesamiento extra en el anfitrión genera una penalización en el rendimiento (como vi</w:t>
-            </w:r>
-            <w:r>
-              <w:rPr>
-                <w:rFonts w:ascii="Arial" w:hAnsi="Arial" w:cs="Arial"/>
-                <w:sz w:val="22"/>
-                <w:szCs w:val="22"/>
-              </w:rPr>
-              <w:t>mos</w:t>
-            </w:r>
-            <w:r>
-              <w:rPr>
-                <w:rFonts w:ascii="Arial" w:hAnsi="Arial" w:cs="Arial"/>
-                <w:sz w:val="22"/>
-                <w:szCs w:val="22"/>
-              </w:rPr>
-              <w:t xml:space="preserve"> en </w:t>
-            </w:r>
-            <w:r>
-              <w:rPr>
-                <w:rFonts w:ascii="Arial" w:hAnsi="Arial" w:cs="Arial"/>
-                <w:sz w:val="22"/>
-                <w:szCs w:val="22"/>
-              </w:rPr>
-              <w:t>la</w:t>
-            </w:r>
-            <w:r>
-              <w:rPr>
-                <w:rFonts w:ascii="Arial" w:hAnsi="Arial" w:cs="Arial"/>
-                <w:sz w:val="22"/>
-                <w:szCs w:val="22"/>
-              </w:rPr>
-              <w:t xml:space="preserve"> prueba de 330 MB/s frente a 1.1 GB/s).</w:t>
+                <w:sz w:val="20"/>
+                <w:szCs w:val="20"/>
+              </w:rPr>
+              <w:t>El procesamiento extra en el anfitrión genera una penalización en el rendimiento (como vimos en la prueba de 330 MB/s frente a 1.1 GB/s).</w:t>
             </w:r>
           </w:p>
         </w:tc>
@@ -15775,6 +15847,8 @@
               <w:rPr>
                 <w:b/>
                 <w:bCs/>
+                <w:sz w:val="20"/>
+                <w:szCs w:val="20"/>
               </w:rPr>
             </w:pPr>
             <w:r>
@@ -15783,6 +15857,8 @@
                 <w:rFonts w:ascii="Arial" w:hAnsi="Arial" w:cs="Arial"/>
                 <w:b w:val="0"/>
                 <w:bCs w:val="0"/>
+                <w:sz w:val="20"/>
+                <w:szCs w:val="20"/>
               </w:rPr>
               <w:t>Nombre del Nodo</w:t>
             </w:r>
@@ -15799,6 +15875,8 @@
               <w:rPr>
                 <w:b/>
                 <w:bCs/>
+                <w:sz w:val="20"/>
+                <w:szCs w:val="20"/>
               </w:rPr>
             </w:pPr>
             <w:r>
@@ -15807,6 +15885,8 @@
                 <w:rFonts w:ascii="Arial" w:hAnsi="Arial" w:cs="Arial"/>
                 <w:b w:val="0"/>
                 <w:bCs w:val="0"/>
+                <w:sz w:val="20"/>
+                <w:szCs w:val="20"/>
               </w:rPr>
               <w:t>Tipo</w:t>
             </w:r>
@@ -15823,6 +15903,8 @@
               <w:rPr>
                 <w:b/>
                 <w:bCs/>
+                <w:sz w:val="20"/>
+                <w:szCs w:val="20"/>
               </w:rPr>
             </w:pPr>
             <w:r>
@@ -15831,6 +15913,8 @@
                 <w:rFonts w:ascii="Arial" w:hAnsi="Arial" w:cs="Arial"/>
                 <w:b w:val="0"/>
                 <w:bCs w:val="0"/>
+                <w:sz w:val="20"/>
+                <w:szCs w:val="20"/>
               </w:rPr>
               <w:t xml:space="preserve">Número </w:t>
             </w:r>
@@ -15841,6 +15925,8 @@
                 <w:rFonts w:ascii="Arial" w:hAnsi="Arial" w:cs="Arial"/>
                 <w:b w:val="0"/>
                 <w:bCs w:val="0"/>
+                <w:sz w:val="20"/>
+                <w:szCs w:val="20"/>
               </w:rPr>
               <w:t>Major</w:t>
             </w:r>
@@ -15858,6 +15944,8 @@
               <w:rPr>
                 <w:b/>
                 <w:bCs/>
+                <w:sz w:val="20"/>
+                <w:szCs w:val="20"/>
               </w:rPr>
             </w:pPr>
             <w:r>
@@ -15866,6 +15954,8 @@
                 <w:rFonts w:ascii="Arial" w:hAnsi="Arial" w:cs="Arial"/>
                 <w:b w:val="0"/>
                 <w:bCs w:val="0"/>
+                <w:sz w:val="20"/>
+                <w:szCs w:val="20"/>
               </w:rPr>
               <w:t>Número Minor</w:t>
             </w:r>
@@ -15882,6 +15972,8 @@
               <w:rPr>
                 <w:b/>
                 <w:bCs/>
+                <w:sz w:val="20"/>
+                <w:szCs w:val="20"/>
               </w:rPr>
             </w:pPr>
             <w:r>
@@ -15890,6 +15982,8 @@
                 <w:rFonts w:ascii="Arial" w:hAnsi="Arial" w:cs="Arial"/>
                 <w:b w:val="0"/>
                 <w:bCs w:val="0"/>
+                <w:sz w:val="20"/>
+                <w:szCs w:val="20"/>
               </w:rPr>
               <w:t xml:space="preserve">Grupo </w:t>
             </w:r>
@@ -15906,6 +16000,8 @@
               <w:rPr>
                 <w:b/>
                 <w:bCs/>
+                <w:sz w:val="20"/>
+                <w:szCs w:val="20"/>
               </w:rPr>
             </w:pPr>
             <w:r>
@@ -15914,6 +16010,8 @@
                 <w:rFonts w:ascii="Arial" w:hAnsi="Arial" w:cs="Arial"/>
                 <w:b w:val="0"/>
                 <w:bCs w:val="0"/>
+                <w:sz w:val="20"/>
+                <w:szCs w:val="20"/>
               </w:rPr>
               <w:t>Descripción y Función en el Sistema</w:t>
             </w:r>
@@ -15936,6 +16034,7 @@
                 <w:rStyle w:val="CdigoHTML"/>
                 <w:rFonts w:ascii="Arial" w:eastAsiaTheme="minorHAnsi" w:hAnsi="Arial" w:cs="Arial"/>
               </w:rPr>
+              <w:lastRenderedPageBreak/>
               <w:t>autofs</w:t>
             </w:r>
             <w:proofErr w:type="spellEnd"/>
@@ -16456,16 +16555,7 @@
                 <w:sz w:val="18"/>
                 <w:szCs w:val="18"/>
               </w:rPr>
-              <w:t xml:space="preserve">Archivo especial virtual. Retorna siempre un error de espacio insuficiente </w:t>
-            </w:r>
-            <w:r>
-              <w:rPr>
-                <w:rFonts w:ascii="Arial" w:hAnsi="Arial" w:cs="Arial"/>
-                <w:sz w:val="18"/>
-                <w:szCs w:val="18"/>
-              </w:rPr>
-              <w:lastRenderedPageBreak/>
-              <w:t>(</w:t>
+              <w:t>Archivo especial virtual. Retorna siempre un error de espacio insuficiente (</w:t>
             </w:r>
             <w:r>
               <w:rPr>
@@ -16502,7 +16592,6 @@
                 <w:rStyle w:val="CdigoHTML"/>
                 <w:rFonts w:ascii="Arial" w:eastAsiaTheme="minorHAnsi" w:hAnsi="Arial" w:cs="Arial"/>
               </w:rPr>
-              <w:lastRenderedPageBreak/>
               <w:t>fuse</w:t>
             </w:r>
           </w:p>
@@ -17075,21 +17164,15 @@
                 <w:sz w:val="18"/>
                 <w:szCs w:val="18"/>
               </w:rPr>
-              <w:t xml:space="preserve">Primer dispositivo virtual de bucle. Mapea un archivo de datos </w:t>
+              <w:t xml:space="preserve">Primer dispositivo virtual de bucle. Mapea un archivo de </w:t>
             </w:r>
             <w:r>
               <w:rPr>
                 <w:sz w:val="18"/>
                 <w:szCs w:val="18"/>
               </w:rPr>
-              <w:t>regular, como</w:t>
-            </w:r>
-            <w:r>
-              <w:rPr>
-                <w:sz w:val="18"/>
-                <w:szCs w:val="18"/>
-              </w:rPr>
-              <w:t xml:space="preserve"> si fuera un bloque de disco físico.</w:t>
+              <w:lastRenderedPageBreak/>
+              <w:t>datos regular, como si fuera un bloque de disco físico.</w:t>
             </w:r>
           </w:p>
         </w:tc>
@@ -17108,6 +17191,7 @@
               </w:rPr>
             </w:pPr>
             <w:r>
+              <w:lastRenderedPageBreak/>
               <w:t>loop1</w:t>
             </w:r>
           </w:p>
@@ -17498,6 +17582,8 @@
               <w:rPr>
                 <w:b/>
                 <w:bCs/>
+                <w:sz w:val="20"/>
+                <w:szCs w:val="20"/>
               </w:rPr>
             </w:pPr>
             <w:r>
@@ -17506,6 +17592,8 @@
                 <w:rFonts w:ascii="Arial" w:hAnsi="Arial" w:cs="Arial"/>
                 <w:b w:val="0"/>
                 <w:bCs w:val="0"/>
+                <w:sz w:val="20"/>
+                <w:szCs w:val="20"/>
               </w:rPr>
               <w:t xml:space="preserve">Tipo de </w:t>
             </w:r>
@@ -17516,6 +17604,8 @@
                 <w:rFonts w:ascii="Arial" w:hAnsi="Arial" w:cs="Arial"/>
                 <w:b w:val="0"/>
                 <w:bCs w:val="0"/>
+                <w:sz w:val="20"/>
+                <w:szCs w:val="20"/>
               </w:rPr>
               <w:t>Syscall</w:t>
             </w:r>
@@ -17533,6 +17623,8 @@
               <w:rPr>
                 <w:b/>
                 <w:bCs/>
+                <w:sz w:val="20"/>
+                <w:szCs w:val="20"/>
               </w:rPr>
             </w:pPr>
             <w:r>
@@ -17541,6 +17633,8 @@
                 <w:rFonts w:ascii="Arial" w:hAnsi="Arial" w:cs="Arial"/>
                 <w:b w:val="0"/>
                 <w:bCs w:val="0"/>
+                <w:sz w:val="20"/>
+                <w:szCs w:val="20"/>
               </w:rPr>
               <w:t>Descriptor implicado</w:t>
             </w:r>
@@ -17557,6 +17651,8 @@
               <w:rPr>
                 <w:b/>
                 <w:bCs/>
+                <w:sz w:val="20"/>
+                <w:szCs w:val="20"/>
               </w:rPr>
             </w:pPr>
             <w:r>
@@ -17565,6 +17661,8 @@
                 <w:rFonts w:ascii="Arial" w:hAnsi="Arial" w:cs="Arial"/>
                 <w:b w:val="0"/>
                 <w:bCs w:val="0"/>
+                <w:sz w:val="20"/>
+                <w:szCs w:val="20"/>
               </w:rPr>
               <w:t>Bytes Procesados</w:t>
             </w:r>
@@ -17581,6 +17679,8 @@
               <w:rPr>
                 <w:b/>
                 <w:bCs/>
+                <w:sz w:val="20"/>
+                <w:szCs w:val="20"/>
               </w:rPr>
             </w:pPr>
             <w:r>
@@ -17589,6 +17689,8 @@
                 <w:rFonts w:ascii="Arial" w:hAnsi="Arial" w:cs="Arial"/>
                 <w:b w:val="0"/>
                 <w:bCs w:val="0"/>
+                <w:sz w:val="20"/>
+                <w:szCs w:val="20"/>
               </w:rPr>
               <w:t>Resultado / Estado</w:t>
             </w:r>
@@ -17611,7 +17713,6 @@
                 <w:rStyle w:val="CdigoHTML"/>
                 <w:rFonts w:ascii="Arial" w:eastAsiaTheme="minorHAnsi" w:hAnsi="Arial" w:cs="Arial"/>
               </w:rPr>
-              <w:lastRenderedPageBreak/>
               <w:t>read</w:t>
             </w:r>
             <w:proofErr w:type="spellEnd"/>
@@ -17660,10 +17761,17 @@
           <w:p>
             <w:pPr>
               <w:spacing w:before="60" w:after="60"/>
+              <w:rPr>
+                <w:rFonts w:ascii="Arial" w:hAnsi="Arial" w:cs="Arial"/>
+                <w:sz w:val="18"/>
+                <w:szCs w:val="18"/>
+              </w:rPr>
             </w:pPr>
             <w:r>
               <w:rPr>
                 <w:rFonts w:ascii="Arial" w:hAnsi="Arial" w:cs="Arial"/>
+                <w:sz w:val="18"/>
+                <w:szCs w:val="18"/>
               </w:rPr>
               <w:t>Éxito (</w:t>
             </w:r>
@@ -17671,12 +17779,16 @@
               <w:rPr>
                 <w:rStyle w:val="CdigoHTML"/>
                 <w:rFonts w:ascii="Arial" w:eastAsiaTheme="minorHAnsi" w:hAnsi="Arial" w:cs="Arial"/>
+                <w:sz w:val="18"/>
+                <w:szCs w:val="18"/>
               </w:rPr>
               <w:t>= 4096</w:t>
             </w:r>
             <w:r>
               <w:rPr>
                 <w:rFonts w:ascii="Arial" w:hAnsi="Arial" w:cs="Arial"/>
+                <w:sz w:val="18"/>
+                <w:szCs w:val="18"/>
               </w:rPr>
               <w:t xml:space="preserve">). El </w:t>
             </w:r>
@@ -17684,6 +17796,8 @@
             <w:r>
               <w:rPr>
                 <w:rFonts w:ascii="Arial" w:hAnsi="Arial" w:cs="Arial"/>
+                <w:sz w:val="18"/>
+                <w:szCs w:val="18"/>
               </w:rPr>
               <w:t>kernel</w:t>
             </w:r>
@@ -17691,6 +17805,8 @@
             <w:r>
               <w:rPr>
                 <w:rFonts w:ascii="Arial" w:hAnsi="Arial" w:cs="Arial"/>
+                <w:sz w:val="18"/>
+                <w:szCs w:val="18"/>
               </w:rPr>
               <w:t xml:space="preserve"> satura el búfer del programa con puros caracteres nulos.</w:t>
             </w:r>
@@ -17761,10 +17877,17 @@
           <w:p>
             <w:pPr>
               <w:spacing w:before="60" w:after="60"/>
+              <w:rPr>
+                <w:rFonts w:ascii="Arial" w:hAnsi="Arial" w:cs="Arial"/>
+                <w:sz w:val="18"/>
+                <w:szCs w:val="18"/>
+              </w:rPr>
             </w:pPr>
             <w:r>
               <w:rPr>
                 <w:rFonts w:ascii="Arial" w:hAnsi="Arial" w:cs="Arial"/>
+                <w:sz w:val="18"/>
+                <w:szCs w:val="18"/>
               </w:rPr>
               <w:t>Éxito (</w:t>
             </w:r>
@@ -17772,12 +17895,16 @@
               <w:rPr>
                 <w:rStyle w:val="CdigoHTML"/>
                 <w:rFonts w:ascii="Arial" w:eastAsiaTheme="minorHAnsi" w:hAnsi="Arial" w:cs="Arial"/>
+                <w:sz w:val="18"/>
+                <w:szCs w:val="18"/>
               </w:rPr>
               <w:t>= 4096</w:t>
             </w:r>
             <w:r>
               <w:rPr>
                 <w:rFonts w:ascii="Arial" w:hAnsi="Arial" w:cs="Arial"/>
+                <w:sz w:val="18"/>
+                <w:szCs w:val="18"/>
               </w:rPr>
               <w:t>). El búfer se vuelca directamente al archivo en el disco/sistema de archivos temporal.</w:t>
             </w:r>
@@ -17845,10 +17972,17 @@
           <w:p>
             <w:pPr>
               <w:spacing w:before="60" w:after="60"/>
+              <w:rPr>
+                <w:rFonts w:ascii="Arial" w:hAnsi="Arial" w:cs="Arial"/>
+                <w:sz w:val="18"/>
+                <w:szCs w:val="18"/>
+              </w:rPr>
             </w:pPr>
             <w:r>
               <w:rPr>
                 <w:rFonts w:ascii="Arial" w:hAnsi="Arial" w:cs="Arial"/>
+                <w:sz w:val="18"/>
+                <w:szCs w:val="18"/>
               </w:rPr>
               <w:t>Éxito (</w:t>
             </w:r>
@@ -17856,12 +17990,16 @@
               <w:rPr>
                 <w:rStyle w:val="CdigoHTML"/>
                 <w:rFonts w:ascii="Arial" w:eastAsiaTheme="minorHAnsi" w:hAnsi="Arial" w:cs="Arial"/>
+                <w:sz w:val="18"/>
+                <w:szCs w:val="18"/>
               </w:rPr>
               <w:t>= 0</w:t>
             </w:r>
             <w:r>
               <w:rPr>
                 <w:rFonts w:ascii="Arial" w:hAnsi="Arial" w:cs="Arial"/>
+                <w:sz w:val="18"/>
+                <w:szCs w:val="18"/>
               </w:rPr>
               <w:t>). Libera el descriptor del archivo destino.</w:t>
             </w:r>
@@ -17929,10 +18067,17 @@
           <w:p>
             <w:pPr>
               <w:spacing w:before="60" w:after="60"/>
+              <w:rPr>
+                <w:rFonts w:ascii="Arial" w:hAnsi="Arial" w:cs="Arial"/>
+                <w:sz w:val="18"/>
+                <w:szCs w:val="18"/>
+              </w:rPr>
             </w:pPr>
             <w:r>
               <w:rPr>
                 <w:rFonts w:ascii="Arial" w:hAnsi="Arial" w:cs="Arial"/>
+                <w:sz w:val="18"/>
+                <w:szCs w:val="18"/>
               </w:rPr>
               <w:t>Éxito (</w:t>
             </w:r>
@@ -17940,12 +18085,16 @@
               <w:rPr>
                 <w:rStyle w:val="CdigoHTML"/>
                 <w:rFonts w:ascii="Arial" w:eastAsiaTheme="minorHAnsi" w:hAnsi="Arial" w:cs="Arial"/>
+                <w:sz w:val="18"/>
+                <w:szCs w:val="18"/>
               </w:rPr>
               <w:t>= 0</w:t>
             </w:r>
             <w:r>
               <w:rPr>
                 <w:rFonts w:ascii="Arial" w:hAnsi="Arial" w:cs="Arial"/>
+                <w:sz w:val="18"/>
+                <w:szCs w:val="18"/>
               </w:rPr>
               <w:t>). Libera el descriptor del dispositivo virtual.</w:t>
             </w:r>
@@ -18017,23 +18166,34 @@
               <w:spacing w:before="60" w:after="60"/>
               <w:rPr>
                 <w:rFonts w:ascii="Arial" w:hAnsi="Arial" w:cs="Arial"/>
+                <w:sz w:val="18"/>
+                <w:szCs w:val="18"/>
               </w:rPr>
             </w:pPr>
             <w:r>
-              <w:t>Éxito (= 3)</w:t>
-            </w:r>
-            <w:r>
-              <w:t xml:space="preserve"> </w:t>
-            </w:r>
-            <w:r>
-              <w:t xml:space="preserve">Solicita al </w:t>
+              <w:rPr>
+                <w:rFonts w:ascii="Arial" w:hAnsi="Arial" w:cs="Arial"/>
+                <w:sz w:val="18"/>
+                <w:szCs w:val="18"/>
+              </w:rPr>
+              <w:t xml:space="preserve">Éxito (= 3) Solicita al </w:t>
             </w:r>
             <w:proofErr w:type="spellStart"/>
             <w:r>
+              <w:rPr>
+                <w:rFonts w:ascii="Arial" w:hAnsi="Arial" w:cs="Arial"/>
+                <w:sz w:val="18"/>
+                <w:szCs w:val="18"/>
+              </w:rPr>
               <w:t>kernel</w:t>
             </w:r>
             <w:proofErr w:type="spellEnd"/>
             <w:r>
+              <w:rPr>
+                <w:rFonts w:ascii="Arial" w:hAnsi="Arial" w:cs="Arial"/>
+                <w:sz w:val="18"/>
+                <w:szCs w:val="18"/>
+              </w:rPr>
               <w:t xml:space="preserve"> abrir el archivo de origen. AT_FDCWD indica que la ruta se evalúa desde el directorio de trabajo actual.</w:t>
             </w:r>
           </w:p>
@@ -18104,24 +18264,44 @@
               <w:spacing w:before="60" w:after="60"/>
               <w:rPr>
                 <w:rFonts w:ascii="Arial" w:hAnsi="Arial" w:cs="Arial"/>
+                <w:sz w:val="18"/>
+                <w:szCs w:val="18"/>
               </w:rPr>
             </w:pPr>
             <w:r>
-              <w:t>Éxito (= 4)</w:t>
-            </w:r>
-            <w:r>
-              <w:t xml:space="preserve"> </w:t>
-            </w:r>
-            <w:r>
-              <w:t xml:space="preserve">Solicita al </w:t>
+              <w:rPr>
+                <w:rFonts w:ascii="Arial" w:hAnsi="Arial" w:cs="Arial"/>
+                <w:sz w:val="18"/>
+                <w:szCs w:val="18"/>
+              </w:rPr>
+              <w:t xml:space="preserve">Éxito (= 4) Solicita al </w:t>
             </w:r>
             <w:proofErr w:type="spellStart"/>
             <w:r>
+              <w:rPr>
+                <w:rFonts w:ascii="Arial" w:hAnsi="Arial" w:cs="Arial"/>
+                <w:sz w:val="18"/>
+                <w:szCs w:val="18"/>
+              </w:rPr>
               <w:t>kernel</w:t>
             </w:r>
             <w:proofErr w:type="spellEnd"/>
             <w:r>
-              <w:t xml:space="preserve"> la apertura/creación del archivo destino, devolviendo el siguiente descriptor libre en la tabla de procesos.</w:t>
+              <w:rPr>
+                <w:rFonts w:ascii="Arial" w:hAnsi="Arial" w:cs="Arial"/>
+                <w:sz w:val="18"/>
+                <w:szCs w:val="18"/>
+              </w:rPr>
+              <w:t xml:space="preserve"> la apertura/creación del archivo destino, devolviendo el siguiente descriptor </w:t>
+            </w:r>
+            <w:r>
+              <w:rPr>
+                <w:rFonts w:ascii="Arial" w:hAnsi="Arial" w:cs="Arial"/>
+                <w:sz w:val="18"/>
+                <w:szCs w:val="18"/>
+              </w:rPr>
+              <w:lastRenderedPageBreak/>
+              <w:t>libre en la tabla de procesos.</w:t>
             </w:r>
           </w:p>
         </w:tc>
@@ -18134,14 +18314,1368 @@
     </w:p>
     <w:p>
       <w:pPr>
+        <w:spacing w:after="80"/>
+        <w:jc w:val="both"/>
+      </w:pPr>
+      <w:r>
+        <w:rPr>
+          <w:rFonts w:ascii="Arial" w:eastAsia="Arial" w:hAnsi="Arial" w:cs="Arial"/>
+          <w:b/>
+          <w:bCs/>
+          <w:color w:val="B7950B"/>
+          <w:sz w:val="22"/>
+          <w:szCs w:val="22"/>
+        </w:rPr>
+        <w:t>Pregunta Integradora — responder en el informe (mínimo 200 palabras con evidencia del laboratorio):</w:t>
+      </w:r>
+    </w:p>
+    <w:p>
+      <w:pPr>
         <w:tabs>
           <w:tab w:val="left" w:pos="1676"/>
         </w:tabs>
         <w:jc w:val="both"/>
         <w:rPr>
-          <w:rFonts w:ascii="Arial" w:hAnsi="Arial" w:cs="Arial"/>
-          <w:sz w:val="22"/>
-          <w:szCs w:val="22"/>
+          <w:rFonts w:ascii="Arial" w:eastAsia="Arial" w:hAnsi="Arial" w:cs="Arial"/>
+          <w:sz w:val="20"/>
+          <w:szCs w:val="20"/>
+        </w:rPr>
+      </w:pPr>
+      <w:r>
+        <w:rPr>
+          <w:rFonts w:ascii="Arial" w:eastAsia="Arial" w:hAnsi="Arial" w:cs="Arial"/>
+          <w:b/>
+          <w:bCs/>
+          <w:sz w:val="20"/>
+          <w:szCs w:val="20"/>
+        </w:rPr>
+        <w:t>El driver de /</w:t>
+      </w:r>
+      <w:proofErr w:type="spellStart"/>
+      <w:r>
+        <w:rPr>
+          <w:rFonts w:ascii="Arial" w:eastAsia="Arial" w:hAnsi="Arial" w:cs="Arial"/>
+          <w:b/>
+          <w:bCs/>
+          <w:sz w:val="20"/>
+          <w:szCs w:val="20"/>
+        </w:rPr>
+        <w:t>dev</w:t>
+      </w:r>
+      <w:proofErr w:type="spellEnd"/>
+      <w:r>
+        <w:rPr>
+          <w:rFonts w:ascii="Arial" w:eastAsia="Arial" w:hAnsi="Arial" w:cs="Arial"/>
+          <w:b/>
+          <w:bCs/>
+          <w:sz w:val="20"/>
+          <w:szCs w:val="20"/>
+        </w:rPr>
+        <w:t>/</w:t>
+      </w:r>
+      <w:proofErr w:type="spellStart"/>
+      <w:r>
+        <w:rPr>
+          <w:rFonts w:ascii="Arial" w:eastAsia="Arial" w:hAnsi="Arial" w:cs="Arial"/>
+          <w:b/>
+          <w:bCs/>
+          <w:sz w:val="20"/>
+          <w:szCs w:val="20"/>
+        </w:rPr>
+        <w:t>zero</w:t>
+      </w:r>
+      <w:proofErr w:type="spellEnd"/>
+      <w:r>
+        <w:rPr>
+          <w:rFonts w:ascii="Arial" w:eastAsia="Arial" w:hAnsi="Arial" w:cs="Arial"/>
+          <w:b/>
+          <w:bCs/>
+          <w:sz w:val="20"/>
+          <w:szCs w:val="20"/>
+        </w:rPr>
+        <w:t xml:space="preserve"> implementa </w:t>
+      </w:r>
+      <w:proofErr w:type="spellStart"/>
+      <w:proofErr w:type="gramStart"/>
+      <w:r>
+        <w:rPr>
+          <w:rFonts w:ascii="Arial" w:eastAsia="Arial" w:hAnsi="Arial" w:cs="Arial"/>
+          <w:b/>
+          <w:bCs/>
+          <w:sz w:val="20"/>
+          <w:szCs w:val="20"/>
+        </w:rPr>
+        <w:t>read</w:t>
+      </w:r>
+      <w:proofErr w:type="spellEnd"/>
+      <w:r>
+        <w:rPr>
+          <w:rFonts w:ascii="Arial" w:eastAsia="Arial" w:hAnsi="Arial" w:cs="Arial"/>
+          <w:b/>
+          <w:bCs/>
+          <w:sz w:val="20"/>
+          <w:szCs w:val="20"/>
+        </w:rPr>
+        <w:t>(</w:t>
+      </w:r>
+      <w:proofErr w:type="gramEnd"/>
+      <w:r>
+        <w:rPr>
+          <w:rFonts w:ascii="Arial" w:eastAsia="Arial" w:hAnsi="Arial" w:cs="Arial"/>
+          <w:b/>
+          <w:bCs/>
+          <w:sz w:val="20"/>
+          <w:szCs w:val="20"/>
+        </w:rPr>
+        <w:t>) devolviendo bytes nulos sin leer hardware real. El driver de /</w:t>
+      </w:r>
+      <w:proofErr w:type="spellStart"/>
+      <w:r>
+        <w:rPr>
+          <w:rFonts w:ascii="Arial" w:eastAsia="Arial" w:hAnsi="Arial" w:cs="Arial"/>
+          <w:b/>
+          <w:bCs/>
+          <w:sz w:val="20"/>
+          <w:szCs w:val="20"/>
+        </w:rPr>
+        <w:t>dev</w:t>
+      </w:r>
+      <w:proofErr w:type="spellEnd"/>
+      <w:r>
+        <w:rPr>
+          <w:rFonts w:ascii="Arial" w:eastAsia="Arial" w:hAnsi="Arial" w:cs="Arial"/>
+          <w:b/>
+          <w:bCs/>
+          <w:sz w:val="20"/>
+          <w:szCs w:val="20"/>
+        </w:rPr>
+        <w:t>/</w:t>
+      </w:r>
+      <w:proofErr w:type="spellStart"/>
+      <w:r>
+        <w:rPr>
+          <w:rFonts w:ascii="Arial" w:eastAsia="Arial" w:hAnsi="Arial" w:cs="Arial"/>
+          <w:b/>
+          <w:bCs/>
+          <w:sz w:val="20"/>
+          <w:szCs w:val="20"/>
+        </w:rPr>
+        <w:t>random</w:t>
+      </w:r>
+      <w:proofErr w:type="spellEnd"/>
+      <w:r>
+        <w:rPr>
+          <w:rFonts w:ascii="Arial" w:eastAsia="Arial" w:hAnsi="Arial" w:cs="Arial"/>
+          <w:b/>
+          <w:bCs/>
+          <w:sz w:val="20"/>
+          <w:szCs w:val="20"/>
+        </w:rPr>
+        <w:t xml:space="preserve"> implementa </w:t>
+      </w:r>
+      <w:proofErr w:type="spellStart"/>
+      <w:proofErr w:type="gramStart"/>
+      <w:r>
+        <w:rPr>
+          <w:rFonts w:ascii="Arial" w:eastAsia="Arial" w:hAnsi="Arial" w:cs="Arial"/>
+          <w:b/>
+          <w:bCs/>
+          <w:sz w:val="20"/>
+          <w:szCs w:val="20"/>
+        </w:rPr>
+        <w:t>read</w:t>
+      </w:r>
+      <w:proofErr w:type="spellEnd"/>
+      <w:r>
+        <w:rPr>
+          <w:rFonts w:ascii="Arial" w:eastAsia="Arial" w:hAnsi="Arial" w:cs="Arial"/>
+          <w:b/>
+          <w:bCs/>
+          <w:sz w:val="20"/>
+          <w:szCs w:val="20"/>
+        </w:rPr>
+        <w:t>(</w:t>
+      </w:r>
+      <w:proofErr w:type="gramEnd"/>
+      <w:r>
+        <w:rPr>
+          <w:rFonts w:ascii="Arial" w:eastAsia="Arial" w:hAnsi="Arial" w:cs="Arial"/>
+          <w:b/>
+          <w:bCs/>
+          <w:sz w:val="20"/>
+          <w:szCs w:val="20"/>
+        </w:rPr>
+        <w:t xml:space="preserve">) bloqueando el proceso hasta tener entropía del hardware. Desde la perspectiva del modelo de E/S del </w:t>
+      </w:r>
+      <w:proofErr w:type="spellStart"/>
+      <w:r>
+        <w:rPr>
+          <w:rFonts w:ascii="Arial" w:eastAsia="Arial" w:hAnsi="Arial" w:cs="Arial"/>
+          <w:b/>
+          <w:bCs/>
+          <w:sz w:val="20"/>
+          <w:szCs w:val="20"/>
+        </w:rPr>
+        <w:t>kernel</w:t>
+      </w:r>
+      <w:proofErr w:type="spellEnd"/>
+      <w:r>
+        <w:rPr>
+          <w:rFonts w:ascii="Arial" w:eastAsia="Arial" w:hAnsi="Arial" w:cs="Arial"/>
+          <w:b/>
+          <w:bCs/>
+          <w:sz w:val="20"/>
+          <w:szCs w:val="20"/>
+        </w:rPr>
+        <w:t xml:space="preserve">, ¿qué estructura de datos comparten ambos drivers para registrarse como dispositivos de caracteres? Explica el rol de </w:t>
+      </w:r>
+      <w:proofErr w:type="spellStart"/>
+      <w:r>
+        <w:rPr>
+          <w:rFonts w:ascii="Arial" w:eastAsia="Arial" w:hAnsi="Arial" w:cs="Arial"/>
+          <w:b/>
+          <w:bCs/>
+          <w:sz w:val="20"/>
+          <w:szCs w:val="20"/>
+        </w:rPr>
+        <w:t>struct</w:t>
+      </w:r>
+      <w:proofErr w:type="spellEnd"/>
+      <w:r>
+        <w:rPr>
+          <w:rFonts w:ascii="Arial" w:eastAsia="Arial" w:hAnsi="Arial" w:cs="Arial"/>
+          <w:b/>
+          <w:bCs/>
+          <w:sz w:val="20"/>
+          <w:szCs w:val="20"/>
+        </w:rPr>
+        <w:t xml:space="preserve"> </w:t>
+      </w:r>
+      <w:proofErr w:type="spellStart"/>
+      <w:r>
+        <w:rPr>
+          <w:rFonts w:ascii="Arial" w:eastAsia="Arial" w:hAnsi="Arial" w:cs="Arial"/>
+          <w:b/>
+          <w:bCs/>
+          <w:sz w:val="20"/>
+          <w:szCs w:val="20"/>
+        </w:rPr>
+        <w:t>file_operations</w:t>
+      </w:r>
+      <w:proofErr w:type="spellEnd"/>
+      <w:r>
+        <w:rPr>
+          <w:rFonts w:ascii="Arial" w:eastAsia="Arial" w:hAnsi="Arial" w:cs="Arial"/>
+          <w:b/>
+          <w:bCs/>
+          <w:sz w:val="20"/>
+          <w:szCs w:val="20"/>
+        </w:rPr>
+        <w:t xml:space="preserve"> y cómo el </w:t>
+      </w:r>
+      <w:proofErr w:type="spellStart"/>
+      <w:r>
+        <w:rPr>
+          <w:rFonts w:ascii="Arial" w:eastAsia="Arial" w:hAnsi="Arial" w:cs="Arial"/>
+          <w:b/>
+          <w:bCs/>
+          <w:sz w:val="20"/>
+          <w:szCs w:val="20"/>
+        </w:rPr>
+        <w:t>kernel</w:t>
+      </w:r>
+      <w:proofErr w:type="spellEnd"/>
+      <w:r>
+        <w:rPr>
+          <w:rFonts w:ascii="Arial" w:eastAsia="Arial" w:hAnsi="Arial" w:cs="Arial"/>
+          <w:b/>
+          <w:bCs/>
+          <w:sz w:val="20"/>
+          <w:szCs w:val="20"/>
+        </w:rPr>
+        <w:t xml:space="preserve"> despacha la llamada </w:t>
+      </w:r>
+      <w:proofErr w:type="spellStart"/>
+      <w:proofErr w:type="gramStart"/>
+      <w:r>
+        <w:rPr>
+          <w:rFonts w:ascii="Arial" w:eastAsia="Arial" w:hAnsi="Arial" w:cs="Arial"/>
+          <w:b/>
+          <w:bCs/>
+          <w:sz w:val="20"/>
+          <w:szCs w:val="20"/>
+        </w:rPr>
+        <w:t>read</w:t>
+      </w:r>
+      <w:proofErr w:type="spellEnd"/>
+      <w:r>
+        <w:rPr>
+          <w:rFonts w:ascii="Arial" w:eastAsia="Arial" w:hAnsi="Arial" w:cs="Arial"/>
+          <w:b/>
+          <w:bCs/>
+          <w:sz w:val="20"/>
+          <w:szCs w:val="20"/>
+        </w:rPr>
+        <w:t>(</w:t>
+      </w:r>
+      <w:proofErr w:type="gramEnd"/>
+      <w:r>
+        <w:rPr>
+          <w:rFonts w:ascii="Arial" w:eastAsia="Arial" w:hAnsi="Arial" w:cs="Arial"/>
+          <w:b/>
+          <w:bCs/>
+          <w:sz w:val="20"/>
+          <w:szCs w:val="20"/>
+        </w:rPr>
+        <w:t xml:space="preserve">) al driver correcto usando el número </w:t>
+      </w:r>
+      <w:proofErr w:type="spellStart"/>
+      <w:r>
+        <w:rPr>
+          <w:rFonts w:ascii="Arial" w:eastAsia="Arial" w:hAnsi="Arial" w:cs="Arial"/>
+          <w:b/>
+          <w:bCs/>
+          <w:sz w:val="20"/>
+          <w:szCs w:val="20"/>
+        </w:rPr>
+        <w:t>major</w:t>
+      </w:r>
+      <w:proofErr w:type="spellEnd"/>
+      <w:r>
+        <w:rPr>
+          <w:rFonts w:ascii="Arial" w:eastAsia="Arial" w:hAnsi="Arial" w:cs="Arial"/>
+          <w:b/>
+          <w:bCs/>
+          <w:sz w:val="20"/>
+          <w:szCs w:val="20"/>
+        </w:rPr>
+        <w:t xml:space="preserve"> del dispositivo</w:t>
+      </w:r>
+      <w:r>
+        <w:rPr>
+          <w:rFonts w:ascii="Arial" w:eastAsia="Arial" w:hAnsi="Arial" w:cs="Arial"/>
+          <w:sz w:val="20"/>
+          <w:szCs w:val="20"/>
+        </w:rPr>
+        <w:t>.</w:t>
+      </w:r>
+    </w:p>
+    <w:p>
+      <w:pPr>
+        <w:rPr>
+          <w:rFonts w:ascii="Arial" w:hAnsi="Arial" w:cs="Arial"/>
+          <w:sz w:val="20"/>
+          <w:szCs w:val="20"/>
+        </w:rPr>
+      </w:pPr>
+      <w:r>
+        <w:rPr>
+          <w:rFonts w:ascii="Arial" w:hAnsi="Arial" w:cs="Arial"/>
+          <w:sz w:val="20"/>
+          <w:szCs w:val="20"/>
+        </w:rPr>
+        <w:t xml:space="preserve">  </w:t>
+      </w:r>
+      <w:r>
+        <w:rPr>
+          <w:rFonts w:ascii="Arial" w:hAnsi="Arial" w:cs="Arial"/>
+          <w:sz w:val="20"/>
+          <w:szCs w:val="20"/>
+        </w:rPr>
+        <w:t>Desde la perspectiva del modelo de E/S de Linux, los controladores de /</w:t>
+      </w:r>
+      <w:proofErr w:type="spellStart"/>
+      <w:r>
+        <w:rPr>
+          <w:rFonts w:ascii="Arial" w:hAnsi="Arial" w:cs="Arial"/>
+          <w:sz w:val="20"/>
+          <w:szCs w:val="20"/>
+        </w:rPr>
+        <w:t>dev</w:t>
+      </w:r>
+      <w:proofErr w:type="spellEnd"/>
+      <w:r>
+        <w:rPr>
+          <w:rFonts w:ascii="Arial" w:hAnsi="Arial" w:cs="Arial"/>
+          <w:sz w:val="20"/>
+          <w:szCs w:val="20"/>
+        </w:rPr>
+        <w:t>/</w:t>
+      </w:r>
+      <w:proofErr w:type="spellStart"/>
+      <w:r>
+        <w:rPr>
+          <w:rFonts w:ascii="Arial" w:hAnsi="Arial" w:cs="Arial"/>
+          <w:sz w:val="20"/>
+          <w:szCs w:val="20"/>
+        </w:rPr>
+        <w:t>zero</w:t>
+      </w:r>
+      <w:proofErr w:type="spellEnd"/>
+      <w:r>
+        <w:rPr>
+          <w:rFonts w:ascii="Arial" w:hAnsi="Arial" w:cs="Arial"/>
+          <w:sz w:val="20"/>
+          <w:szCs w:val="20"/>
+        </w:rPr>
+        <w:t xml:space="preserve"> y /</w:t>
+      </w:r>
+      <w:proofErr w:type="spellStart"/>
+      <w:r>
+        <w:rPr>
+          <w:rFonts w:ascii="Arial" w:hAnsi="Arial" w:cs="Arial"/>
+          <w:sz w:val="20"/>
+          <w:szCs w:val="20"/>
+        </w:rPr>
+        <w:t>dev</w:t>
+      </w:r>
+      <w:proofErr w:type="spellEnd"/>
+      <w:r>
+        <w:rPr>
+          <w:rFonts w:ascii="Arial" w:hAnsi="Arial" w:cs="Arial"/>
+          <w:sz w:val="20"/>
+          <w:szCs w:val="20"/>
+        </w:rPr>
+        <w:t>/</w:t>
+      </w:r>
+      <w:proofErr w:type="spellStart"/>
+      <w:r>
+        <w:rPr>
+          <w:rFonts w:ascii="Arial" w:hAnsi="Arial" w:cs="Arial"/>
+          <w:sz w:val="20"/>
+          <w:szCs w:val="20"/>
+        </w:rPr>
+        <w:t>random</w:t>
+      </w:r>
+      <w:proofErr w:type="spellEnd"/>
+      <w:r>
+        <w:rPr>
+          <w:rFonts w:ascii="Arial" w:hAnsi="Arial" w:cs="Arial"/>
+          <w:sz w:val="20"/>
+          <w:szCs w:val="20"/>
+        </w:rPr>
+        <w:t xml:space="preserve"> se registran compartiendo la estructura </w:t>
+      </w:r>
+      <w:proofErr w:type="spellStart"/>
+      <w:r>
+        <w:rPr>
+          <w:rFonts w:ascii="Arial" w:hAnsi="Arial" w:cs="Arial"/>
+          <w:sz w:val="20"/>
+          <w:szCs w:val="20"/>
+        </w:rPr>
+        <w:t>struct</w:t>
+      </w:r>
+      <w:proofErr w:type="spellEnd"/>
+      <w:r>
+        <w:rPr>
+          <w:rFonts w:ascii="Arial" w:hAnsi="Arial" w:cs="Arial"/>
+          <w:sz w:val="20"/>
+          <w:szCs w:val="20"/>
+        </w:rPr>
+        <w:t xml:space="preserve"> </w:t>
+      </w:r>
+      <w:proofErr w:type="spellStart"/>
+      <w:proofErr w:type="gramStart"/>
+      <w:r>
+        <w:rPr>
+          <w:rFonts w:ascii="Arial" w:hAnsi="Arial" w:cs="Arial"/>
+          <w:sz w:val="20"/>
+          <w:szCs w:val="20"/>
+        </w:rPr>
+        <w:t>cdev</w:t>
+      </w:r>
+      <w:proofErr w:type="spellEnd"/>
+      <w:r>
+        <w:rPr>
+          <w:rFonts w:ascii="Arial" w:hAnsi="Arial" w:cs="Arial"/>
+          <w:sz w:val="20"/>
+          <w:szCs w:val="20"/>
+        </w:rPr>
+        <w:t xml:space="preserve"> .</w:t>
+      </w:r>
+      <w:proofErr w:type="gramEnd"/>
+      <w:r>
+        <w:rPr>
+          <w:rFonts w:ascii="Arial" w:hAnsi="Arial" w:cs="Arial"/>
+          <w:sz w:val="20"/>
+          <w:szCs w:val="20"/>
+        </w:rPr>
+        <w:t xml:space="preserve"> Esta estructura vincula el identificador único del dispositivo (dev_t) con una instancia de </w:t>
+      </w:r>
+      <w:proofErr w:type="spellStart"/>
+      <w:r>
+        <w:rPr>
+          <w:rFonts w:ascii="Arial" w:hAnsi="Arial" w:cs="Arial"/>
+          <w:sz w:val="20"/>
+          <w:szCs w:val="20"/>
+        </w:rPr>
+        <w:t>struct</w:t>
+      </w:r>
+      <w:proofErr w:type="spellEnd"/>
+      <w:r>
+        <w:rPr>
+          <w:rFonts w:ascii="Arial" w:hAnsi="Arial" w:cs="Arial"/>
+          <w:sz w:val="20"/>
+          <w:szCs w:val="20"/>
+        </w:rPr>
+        <w:t xml:space="preserve"> </w:t>
+      </w:r>
+      <w:proofErr w:type="spellStart"/>
+      <w:r>
+        <w:rPr>
+          <w:rFonts w:ascii="Arial" w:hAnsi="Arial" w:cs="Arial"/>
+          <w:sz w:val="20"/>
+          <w:szCs w:val="20"/>
+        </w:rPr>
+        <w:t>file_operations</w:t>
+      </w:r>
+      <w:proofErr w:type="spellEnd"/>
+      <w:r>
+        <w:rPr>
+          <w:rFonts w:ascii="Arial" w:hAnsi="Arial" w:cs="Arial"/>
+          <w:sz w:val="20"/>
+          <w:szCs w:val="20"/>
+        </w:rPr>
+        <w:t>.</w:t>
+      </w:r>
+    </w:p>
+    <w:p>
+      <w:pPr>
+        <w:rPr>
+          <w:rFonts w:ascii="Arial" w:hAnsi="Arial" w:cs="Arial"/>
+          <w:sz w:val="20"/>
+          <w:szCs w:val="20"/>
+        </w:rPr>
+      </w:pPr>
+      <w:r>
+        <w:rPr>
+          <w:rFonts w:ascii="Arial" w:hAnsi="Arial" w:cs="Arial"/>
+          <w:sz w:val="20"/>
+          <w:szCs w:val="20"/>
+        </w:rPr>
+        <w:t xml:space="preserve"> </w:t>
+      </w:r>
+      <w:r>
+        <w:rPr>
+          <w:rFonts w:ascii="Arial" w:hAnsi="Arial" w:cs="Arial"/>
+          <w:sz w:val="20"/>
+          <w:szCs w:val="20"/>
+        </w:rPr>
+        <w:t xml:space="preserve">La estructura </w:t>
+      </w:r>
+      <w:proofErr w:type="spellStart"/>
+      <w:r>
+        <w:rPr>
+          <w:rFonts w:ascii="Arial" w:hAnsi="Arial" w:cs="Arial"/>
+          <w:sz w:val="20"/>
+          <w:szCs w:val="20"/>
+        </w:rPr>
+        <w:t>struct</w:t>
+      </w:r>
+      <w:proofErr w:type="spellEnd"/>
+      <w:r>
+        <w:rPr>
+          <w:rFonts w:ascii="Arial" w:hAnsi="Arial" w:cs="Arial"/>
+          <w:sz w:val="20"/>
+          <w:szCs w:val="20"/>
+        </w:rPr>
+        <w:t xml:space="preserve"> </w:t>
+      </w:r>
+      <w:proofErr w:type="spellStart"/>
+      <w:r>
+        <w:rPr>
+          <w:rFonts w:ascii="Arial" w:hAnsi="Arial" w:cs="Arial"/>
+          <w:sz w:val="20"/>
+          <w:szCs w:val="20"/>
+        </w:rPr>
+        <w:t>file_operations</w:t>
+      </w:r>
+      <w:proofErr w:type="spellEnd"/>
+      <w:r>
+        <w:rPr>
+          <w:rFonts w:ascii="Arial" w:hAnsi="Arial" w:cs="Arial"/>
+          <w:sz w:val="20"/>
+          <w:szCs w:val="20"/>
+        </w:rPr>
+        <w:t xml:space="preserve"> funciona como una interfaz orientada a objetos en C. Contiene un mapa de punteros a funciones que redirigen las llamadas del espacio de usuario (</w:t>
+      </w:r>
+      <w:proofErr w:type="spellStart"/>
+      <w:r>
+        <w:rPr>
+          <w:rFonts w:ascii="Arial" w:hAnsi="Arial" w:cs="Arial"/>
+          <w:sz w:val="20"/>
+          <w:szCs w:val="20"/>
+        </w:rPr>
+        <w:t>openat</w:t>
+      </w:r>
+      <w:proofErr w:type="spellEnd"/>
+      <w:r>
+        <w:rPr>
+          <w:rFonts w:ascii="Arial" w:hAnsi="Arial" w:cs="Arial"/>
+          <w:sz w:val="20"/>
+          <w:szCs w:val="20"/>
+        </w:rPr>
+        <w:t xml:space="preserve">, </w:t>
+      </w:r>
+      <w:proofErr w:type="spellStart"/>
+      <w:r>
+        <w:rPr>
+          <w:rFonts w:ascii="Arial" w:hAnsi="Arial" w:cs="Arial"/>
+          <w:sz w:val="20"/>
+          <w:szCs w:val="20"/>
+        </w:rPr>
+        <w:t>read</w:t>
+      </w:r>
+      <w:proofErr w:type="spellEnd"/>
+      <w:r>
+        <w:rPr>
+          <w:rFonts w:ascii="Arial" w:hAnsi="Arial" w:cs="Arial"/>
+          <w:sz w:val="20"/>
+          <w:szCs w:val="20"/>
+        </w:rPr>
+        <w:t>, etc.) hacia las rutinas reales del driver.</w:t>
+      </w:r>
+    </w:p>
+    <w:p>
+      <w:pPr>
+        <w:rPr>
+          <w:rFonts w:ascii="Arial" w:hAnsi="Arial" w:cs="Arial"/>
+          <w:sz w:val="20"/>
+          <w:szCs w:val="20"/>
+        </w:rPr>
+      </w:pPr>
+      <w:r>
+        <w:rPr>
+          <w:rFonts w:ascii="Arial" w:hAnsi="Arial" w:cs="Arial"/>
+          <w:sz w:val="20"/>
+          <w:szCs w:val="20"/>
+        </w:rPr>
+        <w:t xml:space="preserve"> </w:t>
+      </w:r>
+      <w:r>
+        <w:rPr>
+          <w:rFonts w:ascii="Arial" w:hAnsi="Arial" w:cs="Arial"/>
+          <w:sz w:val="20"/>
+          <w:szCs w:val="20"/>
+        </w:rPr>
+        <w:t>A pesar de compartir esta base, sus funciones asociadas operan de forma opue</w:t>
+      </w:r>
+      <w:r>
+        <w:rPr>
+          <w:rFonts w:ascii="Arial" w:hAnsi="Arial" w:cs="Arial"/>
+          <w:sz w:val="20"/>
+          <w:szCs w:val="20"/>
+        </w:rPr>
+        <w:t>sta</w:t>
+      </w:r>
+      <w:r>
+        <w:rPr>
+          <w:rFonts w:ascii="Arial" w:hAnsi="Arial" w:cs="Arial"/>
+          <w:sz w:val="20"/>
+          <w:szCs w:val="20"/>
+        </w:rPr>
+        <w:t>:</w:t>
+      </w:r>
+    </w:p>
+    <w:p>
+      <w:pPr>
+        <w:rPr>
+          <w:rFonts w:ascii="Arial" w:hAnsi="Arial" w:cs="Arial"/>
+          <w:sz w:val="20"/>
+          <w:szCs w:val="20"/>
+        </w:rPr>
+      </w:pPr>
+      <w:r>
+        <w:rPr>
+          <w:rFonts w:ascii="Arial" w:hAnsi="Arial" w:cs="Arial"/>
+          <w:sz w:val="20"/>
+          <w:szCs w:val="20"/>
+        </w:rPr>
+        <w:t xml:space="preserve"> </w:t>
+      </w:r>
+      <w:r>
+        <w:rPr>
+          <w:rFonts w:ascii="Arial" w:hAnsi="Arial" w:cs="Arial"/>
+          <w:sz w:val="20"/>
+          <w:szCs w:val="20"/>
+        </w:rPr>
+        <w:t>/</w:t>
+      </w:r>
+      <w:proofErr w:type="spellStart"/>
+      <w:r>
+        <w:rPr>
+          <w:rFonts w:ascii="Arial" w:hAnsi="Arial" w:cs="Arial"/>
+          <w:sz w:val="20"/>
+          <w:szCs w:val="20"/>
+        </w:rPr>
+        <w:t>dev</w:t>
+      </w:r>
+      <w:proofErr w:type="spellEnd"/>
+      <w:r>
+        <w:rPr>
+          <w:rFonts w:ascii="Arial" w:hAnsi="Arial" w:cs="Arial"/>
+          <w:sz w:val="20"/>
+          <w:szCs w:val="20"/>
+        </w:rPr>
+        <w:t>/</w:t>
+      </w:r>
+      <w:proofErr w:type="spellStart"/>
+      <w:r>
+        <w:rPr>
+          <w:rFonts w:ascii="Arial" w:hAnsi="Arial" w:cs="Arial"/>
+          <w:sz w:val="20"/>
+          <w:szCs w:val="20"/>
+        </w:rPr>
+        <w:t>zero</w:t>
+      </w:r>
+      <w:proofErr w:type="spellEnd"/>
+      <w:r>
+        <w:rPr>
+          <w:rFonts w:ascii="Arial" w:hAnsi="Arial" w:cs="Arial"/>
+          <w:sz w:val="20"/>
+          <w:szCs w:val="20"/>
+        </w:rPr>
+        <w:t xml:space="preserve">: Su </w:t>
+      </w:r>
+      <w:r>
+        <w:rPr>
+          <w:rFonts w:ascii="Arial" w:hAnsi="Arial" w:cs="Arial"/>
+          <w:sz w:val="20"/>
+          <w:szCs w:val="20"/>
+        </w:rPr>
+        <w:t xml:space="preserve">puntero. </w:t>
+      </w:r>
+      <w:proofErr w:type="spellStart"/>
+      <w:r>
+        <w:rPr>
+          <w:rFonts w:ascii="Arial" w:hAnsi="Arial" w:cs="Arial"/>
+          <w:sz w:val="20"/>
+          <w:szCs w:val="20"/>
+        </w:rPr>
+        <w:t>read</w:t>
+      </w:r>
+      <w:proofErr w:type="spellEnd"/>
+      <w:r>
+        <w:rPr>
+          <w:rFonts w:ascii="Arial" w:hAnsi="Arial" w:cs="Arial"/>
+          <w:sz w:val="20"/>
+          <w:szCs w:val="20"/>
+        </w:rPr>
+        <w:t xml:space="preserve"> apunta a una rutina no bloqueante que inunda el búfer con bytes nulos (0x00) directamente en la RAM, alcanzando velocidades masivas en el comando </w:t>
+      </w:r>
+      <w:proofErr w:type="spellStart"/>
+      <w:r>
+        <w:rPr>
+          <w:rFonts w:ascii="Arial" w:hAnsi="Arial" w:cs="Arial"/>
+          <w:sz w:val="20"/>
+          <w:szCs w:val="20"/>
+        </w:rPr>
+        <w:t>dd</w:t>
+      </w:r>
+      <w:proofErr w:type="spellEnd"/>
+      <w:r>
+        <w:rPr>
+          <w:rFonts w:ascii="Arial" w:hAnsi="Arial" w:cs="Arial"/>
+          <w:sz w:val="20"/>
+          <w:szCs w:val="20"/>
+        </w:rPr>
+        <w:t>.</w:t>
+      </w:r>
+    </w:p>
+    <w:p>
+      <w:pPr>
+        <w:rPr>
+          <w:rFonts w:ascii="Arial" w:hAnsi="Arial" w:cs="Arial"/>
+          <w:sz w:val="20"/>
+          <w:szCs w:val="20"/>
+        </w:rPr>
+      </w:pPr>
+      <w:r>
+        <w:rPr>
+          <w:rFonts w:ascii="Arial" w:hAnsi="Arial" w:cs="Arial"/>
+          <w:sz w:val="20"/>
+          <w:szCs w:val="20"/>
+        </w:rPr>
+        <w:t xml:space="preserve"> </w:t>
+      </w:r>
+      <w:r>
+        <w:rPr>
+          <w:rFonts w:ascii="Arial" w:hAnsi="Arial" w:cs="Arial"/>
+          <w:sz w:val="20"/>
+          <w:szCs w:val="20"/>
+        </w:rPr>
+        <w:t>/</w:t>
+      </w:r>
+      <w:proofErr w:type="spellStart"/>
+      <w:r>
+        <w:rPr>
+          <w:rFonts w:ascii="Arial" w:hAnsi="Arial" w:cs="Arial"/>
+          <w:sz w:val="20"/>
+          <w:szCs w:val="20"/>
+        </w:rPr>
+        <w:t>dev</w:t>
+      </w:r>
+      <w:proofErr w:type="spellEnd"/>
+      <w:r>
+        <w:rPr>
+          <w:rFonts w:ascii="Arial" w:hAnsi="Arial" w:cs="Arial"/>
+          <w:sz w:val="20"/>
+          <w:szCs w:val="20"/>
+        </w:rPr>
+        <w:t>/</w:t>
+      </w:r>
+      <w:proofErr w:type="spellStart"/>
+      <w:r>
+        <w:rPr>
+          <w:rFonts w:ascii="Arial" w:hAnsi="Arial" w:cs="Arial"/>
+          <w:sz w:val="20"/>
+          <w:szCs w:val="20"/>
+        </w:rPr>
+        <w:t>random</w:t>
+      </w:r>
+      <w:proofErr w:type="spellEnd"/>
+      <w:r>
+        <w:rPr>
+          <w:rFonts w:ascii="Arial" w:hAnsi="Arial" w:cs="Arial"/>
+          <w:sz w:val="20"/>
+          <w:szCs w:val="20"/>
+        </w:rPr>
+        <w:t xml:space="preserve">: Su </w:t>
+      </w:r>
+      <w:r>
+        <w:rPr>
+          <w:rFonts w:ascii="Arial" w:hAnsi="Arial" w:cs="Arial"/>
+          <w:sz w:val="20"/>
+          <w:szCs w:val="20"/>
+        </w:rPr>
+        <w:t xml:space="preserve">puntero. </w:t>
+      </w:r>
+      <w:proofErr w:type="spellStart"/>
+      <w:r>
+        <w:rPr>
+          <w:rFonts w:ascii="Arial" w:hAnsi="Arial" w:cs="Arial"/>
+          <w:sz w:val="20"/>
+          <w:szCs w:val="20"/>
+        </w:rPr>
+        <w:t>read</w:t>
+      </w:r>
+      <w:proofErr w:type="spellEnd"/>
+      <w:r>
+        <w:rPr>
+          <w:rFonts w:ascii="Arial" w:hAnsi="Arial" w:cs="Arial"/>
+          <w:sz w:val="20"/>
+          <w:szCs w:val="20"/>
+        </w:rPr>
+        <w:t xml:space="preserve"> invoca una rutina criptográfica que verifica el pool de entropía (</w:t>
+      </w:r>
+      <w:proofErr w:type="spellStart"/>
+      <w:r>
+        <w:rPr>
+          <w:rFonts w:ascii="Arial" w:hAnsi="Arial" w:cs="Arial"/>
+          <w:sz w:val="20"/>
+          <w:szCs w:val="20"/>
+        </w:rPr>
+        <w:t>entropy_avail</w:t>
+      </w:r>
+      <w:proofErr w:type="spellEnd"/>
+      <w:r>
+        <w:rPr>
+          <w:rFonts w:ascii="Arial" w:hAnsi="Arial" w:cs="Arial"/>
+          <w:sz w:val="20"/>
+          <w:szCs w:val="20"/>
+        </w:rPr>
+        <w:t>, con valor de 256 bits en</w:t>
+      </w:r>
+      <w:r>
+        <w:rPr>
+          <w:rFonts w:ascii="Arial" w:hAnsi="Arial" w:cs="Arial"/>
+          <w:sz w:val="20"/>
+          <w:szCs w:val="20"/>
+        </w:rPr>
+        <w:t xml:space="preserve"> nuestras capturas</w:t>
+      </w:r>
+      <w:r>
+        <w:rPr>
+          <w:rFonts w:ascii="Arial" w:hAnsi="Arial" w:cs="Arial"/>
+          <w:sz w:val="20"/>
+          <w:szCs w:val="20"/>
+        </w:rPr>
+        <w:t>). Cuando este pool de entropía se vacía, el driver cambia el estado del proceso</w:t>
+      </w:r>
+      <w:r>
+        <w:rPr>
+          <w:rFonts w:ascii="Arial" w:hAnsi="Arial" w:cs="Arial"/>
+          <w:sz w:val="20"/>
+          <w:szCs w:val="20"/>
+        </w:rPr>
+        <w:t xml:space="preserve"> y </w:t>
+      </w:r>
+      <w:r>
+        <w:rPr>
+          <w:rFonts w:ascii="Arial" w:hAnsi="Arial" w:cs="Arial"/>
+          <w:sz w:val="20"/>
+          <w:szCs w:val="20"/>
+        </w:rPr>
+        <w:t>entran en estado de espera</w:t>
+      </w:r>
+      <w:r>
+        <w:rPr>
+          <w:rFonts w:ascii="Arial" w:hAnsi="Arial" w:cs="Arial"/>
+          <w:sz w:val="20"/>
+          <w:szCs w:val="20"/>
+        </w:rPr>
+        <w:t xml:space="preserve">, bloqueando el hilo de ejecución hasta que las interrupciones de hardware </w:t>
+      </w:r>
+      <w:r>
+        <w:rPr>
+          <w:rFonts w:ascii="Arial" w:hAnsi="Arial" w:cs="Arial"/>
+          <w:sz w:val="20"/>
+          <w:szCs w:val="20"/>
+        </w:rPr>
+        <w:t>recolecten o aporten suficiente entropía</w:t>
+      </w:r>
+      <w:r>
+        <w:rPr>
+          <w:rFonts w:ascii="Arial" w:hAnsi="Arial" w:cs="Arial"/>
+          <w:sz w:val="20"/>
+          <w:szCs w:val="20"/>
+        </w:rPr>
+        <w:t>.</w:t>
+      </w:r>
+    </w:p>
+    <w:p>
+      <w:pPr>
+        <w:rPr>
+          <w:rFonts w:ascii="Arial" w:hAnsi="Arial" w:cs="Arial"/>
+          <w:sz w:val="20"/>
+          <w:szCs w:val="20"/>
+        </w:rPr>
+      </w:pPr>
+      <w:r>
+        <w:rPr>
+          <w:rFonts w:ascii="Arial" w:hAnsi="Arial" w:cs="Arial"/>
+          <w:sz w:val="20"/>
+          <w:szCs w:val="20"/>
+        </w:rPr>
+        <w:t xml:space="preserve"> </w:t>
+      </w:r>
+      <w:r>
+        <w:rPr>
+          <w:rFonts w:ascii="Arial" w:hAnsi="Arial" w:cs="Arial"/>
+          <w:sz w:val="20"/>
+          <w:szCs w:val="20"/>
+        </w:rPr>
+        <w:t xml:space="preserve"> </w:t>
+      </w:r>
+      <w:r>
+        <w:rPr>
+          <w:rFonts w:ascii="Arial" w:hAnsi="Arial" w:cs="Arial"/>
+          <w:sz w:val="20"/>
+          <w:szCs w:val="20"/>
+        </w:rPr>
+        <w:t xml:space="preserve">En cuanto como el </w:t>
+      </w:r>
+      <w:proofErr w:type="spellStart"/>
+      <w:r>
+        <w:rPr>
+          <w:rFonts w:ascii="Arial" w:hAnsi="Arial" w:cs="Arial"/>
+          <w:sz w:val="20"/>
+          <w:szCs w:val="20"/>
+        </w:rPr>
+        <w:t>kernel</w:t>
+      </w:r>
+      <w:proofErr w:type="spellEnd"/>
+      <w:r>
+        <w:rPr>
+          <w:rFonts w:ascii="Arial" w:hAnsi="Arial" w:cs="Arial"/>
+          <w:sz w:val="20"/>
+          <w:szCs w:val="20"/>
+        </w:rPr>
+        <w:t xml:space="preserve"> despacha la llamada </w:t>
+      </w:r>
+      <w:proofErr w:type="spellStart"/>
+      <w:r>
+        <w:rPr>
+          <w:rFonts w:ascii="Arial" w:hAnsi="Arial" w:cs="Arial"/>
+          <w:sz w:val="20"/>
+          <w:szCs w:val="20"/>
+        </w:rPr>
+        <w:t>read</w:t>
+      </w:r>
+      <w:proofErr w:type="spellEnd"/>
+      <w:r>
+        <w:rPr>
+          <w:rFonts w:ascii="Arial" w:hAnsi="Arial" w:cs="Arial"/>
+          <w:sz w:val="20"/>
+          <w:szCs w:val="20"/>
+        </w:rPr>
+        <w:t xml:space="preserve">() al driver correcto usando el numero </w:t>
+      </w:r>
+      <w:proofErr w:type="spellStart"/>
+      <w:r>
+        <w:rPr>
+          <w:rFonts w:ascii="Arial" w:hAnsi="Arial" w:cs="Arial"/>
+          <w:sz w:val="20"/>
+          <w:szCs w:val="20"/>
+        </w:rPr>
+        <w:t>major</w:t>
+      </w:r>
+      <w:proofErr w:type="spellEnd"/>
+      <w:r>
+        <w:rPr>
+          <w:rFonts w:ascii="Arial" w:hAnsi="Arial" w:cs="Arial"/>
+          <w:sz w:val="20"/>
+          <w:szCs w:val="20"/>
+        </w:rPr>
+        <w:t xml:space="preserve"> del dispositivo,</w:t>
+      </w:r>
+      <w:r>
+        <w:rPr>
+          <w:rFonts w:ascii="Arial" w:hAnsi="Arial" w:cs="Arial"/>
+          <w:sz w:val="20"/>
+          <w:szCs w:val="20"/>
+        </w:rPr>
+        <w:t xml:space="preserve"> se basa en la arquitectura virtual file </w:t>
+      </w:r>
+      <w:proofErr w:type="spellStart"/>
+      <w:r>
+        <w:rPr>
+          <w:rFonts w:ascii="Arial" w:hAnsi="Arial" w:cs="Arial"/>
+          <w:sz w:val="20"/>
+          <w:szCs w:val="20"/>
+        </w:rPr>
+        <w:t>system</w:t>
+      </w:r>
+      <w:proofErr w:type="spellEnd"/>
+      <w:r>
+        <w:rPr>
+          <w:rFonts w:ascii="Arial" w:hAnsi="Arial" w:cs="Arial"/>
+          <w:sz w:val="20"/>
+          <w:szCs w:val="20"/>
+        </w:rPr>
+        <w:t xml:space="preserve">  (VFS) esta localiza su entrada en el sistema de archivo y accede a su nodo ya sea c(</w:t>
+      </w:r>
+      <w:proofErr w:type="spellStart"/>
+      <w:r>
+        <w:rPr>
+          <w:rFonts w:ascii="Arial" w:hAnsi="Arial" w:cs="Arial"/>
+          <w:sz w:val="20"/>
+          <w:szCs w:val="20"/>
+        </w:rPr>
+        <w:t>caracter</w:t>
+      </w:r>
+      <w:proofErr w:type="spellEnd"/>
+      <w:r>
+        <w:rPr>
+          <w:rFonts w:ascii="Arial" w:hAnsi="Arial" w:cs="Arial"/>
+          <w:sz w:val="20"/>
+          <w:szCs w:val="20"/>
+        </w:rPr>
+        <w:t>) o b(bloque)</w:t>
+      </w:r>
+      <w:r>
+        <w:rPr>
+          <w:rFonts w:ascii="Arial" w:hAnsi="Arial" w:cs="Arial"/>
+          <w:sz w:val="20"/>
+          <w:szCs w:val="20"/>
+        </w:rPr>
+        <w:t>,</w:t>
+      </w:r>
+      <w:r>
+        <w:rPr>
+          <w:rFonts w:ascii="Arial" w:hAnsi="Arial" w:cs="Arial"/>
+          <w:sz w:val="20"/>
+          <w:szCs w:val="20"/>
+        </w:rPr>
+        <w:t xml:space="preserve"> después de esto consulta </w:t>
+      </w:r>
+      <w:proofErr w:type="spellStart"/>
+      <w:r>
+        <w:rPr>
+          <w:rFonts w:ascii="Arial" w:hAnsi="Arial" w:cs="Arial"/>
+          <w:sz w:val="20"/>
+          <w:szCs w:val="20"/>
+        </w:rPr>
+        <w:t>cdev_map</w:t>
+      </w:r>
+      <w:proofErr w:type="spellEnd"/>
+      <w:r>
+        <w:rPr>
+          <w:rFonts w:ascii="Arial" w:hAnsi="Arial" w:cs="Arial"/>
+          <w:sz w:val="20"/>
+          <w:szCs w:val="20"/>
+        </w:rPr>
+        <w:t xml:space="preserve"> en este punto es que el </w:t>
+      </w:r>
+      <w:proofErr w:type="spellStart"/>
+      <w:r>
+        <w:rPr>
+          <w:rFonts w:ascii="Arial" w:hAnsi="Arial" w:cs="Arial"/>
+          <w:sz w:val="20"/>
+          <w:szCs w:val="20"/>
+        </w:rPr>
+        <w:t>kernel</w:t>
+      </w:r>
+      <w:proofErr w:type="spellEnd"/>
+      <w:r>
+        <w:rPr>
+          <w:rFonts w:ascii="Arial" w:hAnsi="Arial" w:cs="Arial"/>
+          <w:sz w:val="20"/>
+          <w:szCs w:val="20"/>
+        </w:rPr>
+        <w:t xml:space="preserve"> usar el </w:t>
+      </w:r>
+      <w:proofErr w:type="spellStart"/>
+      <w:r>
+        <w:rPr>
+          <w:rFonts w:ascii="Arial" w:hAnsi="Arial" w:cs="Arial"/>
+          <w:sz w:val="20"/>
+          <w:szCs w:val="20"/>
+        </w:rPr>
+        <w:t>major</w:t>
+      </w:r>
+      <w:proofErr w:type="spellEnd"/>
+      <w:r>
+        <w:rPr>
+          <w:rFonts w:ascii="Arial" w:hAnsi="Arial" w:cs="Arial"/>
+          <w:sz w:val="20"/>
+          <w:szCs w:val="20"/>
+        </w:rPr>
+        <w:t xml:space="preserve"> extraído del nodo este identificara la clase general del driver podemos conocer lo que significa los </w:t>
+      </w:r>
+      <w:proofErr w:type="spellStart"/>
+      <w:r>
+        <w:rPr>
+          <w:rFonts w:ascii="Arial" w:hAnsi="Arial" w:cs="Arial"/>
+          <w:sz w:val="20"/>
+          <w:szCs w:val="20"/>
+        </w:rPr>
+        <w:t>major</w:t>
+      </w:r>
+      <w:proofErr w:type="spellEnd"/>
+      <w:r>
+        <w:rPr>
+          <w:rFonts w:ascii="Arial" w:hAnsi="Arial" w:cs="Arial"/>
+          <w:sz w:val="20"/>
+          <w:szCs w:val="20"/>
+        </w:rPr>
+        <w:t xml:space="preserve"> en </w:t>
+      </w:r>
+      <w:proofErr w:type="spellStart"/>
+      <w:r>
+        <w:rPr>
+          <w:rFonts w:ascii="Arial" w:hAnsi="Arial" w:cs="Arial"/>
+          <w:sz w:val="20"/>
+          <w:szCs w:val="20"/>
+        </w:rPr>
+        <w:t>nuestas</w:t>
+      </w:r>
+      <w:proofErr w:type="spellEnd"/>
+      <w:r>
+        <w:rPr>
+          <w:rFonts w:ascii="Arial" w:hAnsi="Arial" w:cs="Arial"/>
+          <w:sz w:val="20"/>
+          <w:szCs w:val="20"/>
+        </w:rPr>
+        <w:t xml:space="preserve"> </w:t>
+      </w:r>
+      <w:proofErr w:type="spellStart"/>
+      <w:r>
+        <w:rPr>
+          <w:rFonts w:ascii="Arial" w:hAnsi="Arial" w:cs="Arial"/>
+          <w:sz w:val="20"/>
+          <w:szCs w:val="20"/>
+        </w:rPr>
+        <w:t>vm</w:t>
+      </w:r>
+      <w:proofErr w:type="spellEnd"/>
+      <w:r>
+        <w:rPr>
+          <w:rFonts w:ascii="Arial" w:hAnsi="Arial" w:cs="Arial"/>
+          <w:sz w:val="20"/>
+          <w:szCs w:val="20"/>
+        </w:rPr>
+        <w:t xml:space="preserve"> gracias a </w:t>
+      </w:r>
+      <w:proofErr w:type="spellStart"/>
+      <w:r>
+        <w:rPr>
+          <w:rFonts w:ascii="Arial" w:hAnsi="Arial" w:cs="Arial"/>
+          <w:sz w:val="20"/>
+          <w:szCs w:val="20"/>
+        </w:rPr>
+        <w:t>udevadm</w:t>
+      </w:r>
+      <w:proofErr w:type="spellEnd"/>
+      <w:r>
+        <w:rPr>
+          <w:rFonts w:ascii="Arial" w:hAnsi="Arial" w:cs="Arial"/>
+          <w:sz w:val="20"/>
+          <w:szCs w:val="20"/>
+        </w:rPr>
+        <w:t xml:space="preserve"> </w:t>
+      </w:r>
+      <w:proofErr w:type="spellStart"/>
+      <w:r>
+        <w:rPr>
+          <w:rFonts w:ascii="Arial" w:hAnsi="Arial" w:cs="Arial"/>
+          <w:sz w:val="20"/>
+          <w:szCs w:val="20"/>
+        </w:rPr>
+        <w:t>info</w:t>
+      </w:r>
+      <w:proofErr w:type="spellEnd"/>
+      <w:r>
+        <w:rPr>
+          <w:rFonts w:ascii="Arial" w:hAnsi="Arial" w:cs="Arial"/>
+          <w:sz w:val="20"/>
+          <w:szCs w:val="20"/>
+        </w:rPr>
+        <w:t xml:space="preserve"> </w:t>
+      </w:r>
+      <w:r>
+        <w:rPr>
+          <w:rFonts w:ascii="Arial" w:hAnsi="Arial" w:cs="Arial"/>
+          <w:sz w:val="20"/>
+          <w:szCs w:val="20"/>
+        </w:rPr>
+        <w:t>,</w:t>
+      </w:r>
+      <w:r>
+        <w:rPr>
+          <w:rFonts w:ascii="Arial" w:hAnsi="Arial" w:cs="Arial"/>
+          <w:sz w:val="20"/>
+          <w:szCs w:val="20"/>
+        </w:rPr>
+        <w:t xml:space="preserve">pero solo con </w:t>
+      </w:r>
+      <w:proofErr w:type="spellStart"/>
+      <w:r>
+        <w:rPr>
+          <w:rFonts w:ascii="Arial" w:hAnsi="Arial" w:cs="Arial"/>
+          <w:sz w:val="20"/>
+          <w:szCs w:val="20"/>
+        </w:rPr>
+        <w:t>major</w:t>
+      </w:r>
+      <w:proofErr w:type="spellEnd"/>
+      <w:r>
+        <w:rPr>
+          <w:rFonts w:ascii="Arial" w:hAnsi="Arial" w:cs="Arial"/>
+          <w:sz w:val="20"/>
+          <w:szCs w:val="20"/>
+        </w:rPr>
+        <w:t xml:space="preserve"> tendremos una </w:t>
+      </w:r>
+      <w:proofErr w:type="spellStart"/>
+      <w:r>
+        <w:rPr>
+          <w:rFonts w:ascii="Arial" w:hAnsi="Arial" w:cs="Arial"/>
+          <w:sz w:val="20"/>
+          <w:szCs w:val="20"/>
+        </w:rPr>
+        <w:t>direccion</w:t>
+      </w:r>
+      <w:proofErr w:type="spellEnd"/>
+      <w:r>
+        <w:rPr>
+          <w:rFonts w:ascii="Arial" w:hAnsi="Arial" w:cs="Arial"/>
+          <w:sz w:val="20"/>
+          <w:szCs w:val="20"/>
+        </w:rPr>
+        <w:t xml:space="preserve"> general si queremos conocer el driver concreto tendremos que aplicar también </w:t>
+      </w:r>
+      <w:proofErr w:type="spellStart"/>
+      <w:r>
+        <w:rPr>
+          <w:rFonts w:ascii="Arial" w:hAnsi="Arial" w:cs="Arial"/>
+          <w:sz w:val="20"/>
+          <w:szCs w:val="20"/>
+        </w:rPr>
+        <w:t>minor</w:t>
+      </w:r>
+      <w:proofErr w:type="spellEnd"/>
+      <w:r>
+        <w:rPr>
+          <w:rFonts w:ascii="Arial" w:hAnsi="Arial" w:cs="Arial"/>
+          <w:sz w:val="20"/>
+          <w:szCs w:val="20"/>
+        </w:rPr>
+        <w:t>.</w:t>
+      </w:r>
+    </w:p>
+    <w:p>
+      <w:pPr>
+        <w:ind w:left="720"/>
+        <w:rPr>
+          <w:rFonts w:ascii="Arial" w:hAnsi="Arial" w:cs="Arial"/>
+          <w:sz w:val="20"/>
+          <w:szCs w:val="20"/>
+        </w:rPr>
+      </w:pPr>
+      <w:r>
+        <w:rPr>
+          <w:rFonts w:ascii="Arial" w:hAnsi="Arial" w:cs="Arial"/>
+          <w:noProof/>
+          <w:sz w:val="20"/>
+          <w:szCs w:val="20"/>
+        </w:rPr>
+        <w:drawing>
+          <wp:inline distT="0" distB="0" distL="0" distR="0" wp14:anchorId="32C618FA" wp14:editId="1E682285">
+            <wp:extent cx="4478655" cy="1315016"/>
+            <wp:effectExtent l="0" t="0" r="0" b="0"/>
+            <wp:docPr id="1587362326" name="Imagen 4"/>
+            <wp:cNvGraphicFramePr>
+              <a:graphicFrameLocks xmlns:a="http://schemas.openxmlformats.org/drawingml/2006/main" noChangeAspect="1"/>
+            </wp:cNvGraphicFramePr>
+            <a:graphic xmlns:a="http://schemas.openxmlformats.org/drawingml/2006/main">
+              <a:graphicData uri="http://schemas.openxmlformats.org/drawingml/2006/picture">
+                <pic:pic xmlns:pic="http://schemas.openxmlformats.org/drawingml/2006/picture">
+                  <pic:nvPicPr>
+                    <pic:cNvPr id="0" name="Picture 13"/>
+                    <pic:cNvPicPr>
+                      <a:picLocks noChangeAspect="1" noChangeArrowheads="1"/>
+                    </pic:cNvPicPr>
+                  </pic:nvPicPr>
+                  <pic:blipFill>
+                    <a:blip r:embed="rId69">
+                      <a:extLst>
+                        <a:ext uri="{28A0092B-C50C-407E-A947-70E740481C1C}">
+                          <a14:useLocalDpi xmlns:a14="http://schemas.microsoft.com/office/drawing/2010/main" val="0"/>
+                        </a:ext>
+                      </a:extLst>
+                    </a:blip>
+                    <a:srcRect/>
+                    <a:stretch>
+                      <a:fillRect/>
+                    </a:stretch>
+                  </pic:blipFill>
+                  <pic:spPr bwMode="auto">
+                    <a:xfrm>
+                      <a:off x="0" y="0"/>
+                      <a:ext cx="4492495" cy="1319080"/>
+                    </a:xfrm>
+                    <a:prstGeom prst="rect">
+                      <a:avLst/>
+                    </a:prstGeom>
+                    <a:noFill/>
+                    <a:ln>
+                      <a:noFill/>
+                    </a:ln>
+                  </pic:spPr>
+                </pic:pic>
+              </a:graphicData>
+            </a:graphic>
+          </wp:inline>
+        </w:drawing>
+      </w:r>
+    </w:p>
+    <w:p>
+      <w:pPr>
+        <w:rPr>
+          <w:rFonts w:ascii="Arial" w:hAnsi="Arial" w:cs="Arial"/>
+          <w:sz w:val="20"/>
+          <w:szCs w:val="20"/>
         </w:rPr>
       </w:pPr>
     </w:p>
@@ -18675,6 +20209,155 @@
       <w:lvlJc w:val="left"/>
     </w:lvl>
   </w:abstractNum>
+  <w:abstractNum w:abstractNumId="8" w15:restartNumberingAfterBreak="0">
+    <w:nsid w:val="7BFE0911"/>
+    <w:multiLevelType w:val="multilevel"/>
+    <w:tmpl w:val="F20441F6"/>
+    <w:lvl w:ilvl="0">
+      <w:start w:val="1"/>
+      <w:numFmt w:val="bullet"/>
+      <w:lvlText w:val=""/>
+      <w:lvlJc w:val="left"/>
+      <w:pPr>
+        <w:tabs>
+          <w:tab w:val="num" w:pos="720"/>
+        </w:tabs>
+        <w:ind w:left="720" w:hanging="360"/>
+      </w:pPr>
+      <w:rPr>
+        <w:rFonts w:ascii="Symbol" w:hAnsi="Symbol" w:hint="default"/>
+        <w:sz w:val="20"/>
+      </w:rPr>
+    </w:lvl>
+    <w:lvl w:ilvl="1" w:tentative="1">
+      <w:start w:val="1"/>
+      <w:numFmt w:val="bullet"/>
+      <w:lvlText w:val="o"/>
+      <w:lvlJc w:val="left"/>
+      <w:pPr>
+        <w:tabs>
+          <w:tab w:val="num" w:pos="1440"/>
+        </w:tabs>
+        <w:ind w:left="1440" w:hanging="360"/>
+      </w:pPr>
+      <w:rPr>
+        <w:rFonts w:ascii="Courier New" w:hAnsi="Courier New" w:hint="default"/>
+        <w:sz w:val="20"/>
+      </w:rPr>
+    </w:lvl>
+    <w:lvl w:ilvl="2" w:tentative="1">
+      <w:start w:val="1"/>
+      <w:numFmt w:val="bullet"/>
+      <w:lvlText w:val=""/>
+      <w:lvlJc w:val="left"/>
+      <w:pPr>
+        <w:tabs>
+          <w:tab w:val="num" w:pos="2160"/>
+        </w:tabs>
+        <w:ind w:left="2160" w:hanging="360"/>
+      </w:pPr>
+      <w:rPr>
+        <w:rFonts w:ascii="Wingdings" w:hAnsi="Wingdings" w:hint="default"/>
+        <w:sz w:val="20"/>
+      </w:rPr>
+    </w:lvl>
+    <w:lvl w:ilvl="3" w:tentative="1">
+      <w:start w:val="1"/>
+      <w:numFmt w:val="bullet"/>
+      <w:lvlText w:val=""/>
+      <w:lvlJc w:val="left"/>
+      <w:pPr>
+        <w:tabs>
+          <w:tab w:val="num" w:pos="2880"/>
+        </w:tabs>
+        <w:ind w:left="2880" w:hanging="360"/>
+      </w:pPr>
+      <w:rPr>
+        <w:rFonts w:ascii="Wingdings" w:hAnsi="Wingdings" w:hint="default"/>
+        <w:sz w:val="20"/>
+      </w:rPr>
+    </w:lvl>
+    <w:lvl w:ilvl="4" w:tentative="1">
+      <w:start w:val="1"/>
+      <w:numFmt w:val="bullet"/>
+      <w:lvlText w:val=""/>
+      <w:lvlJc w:val="left"/>
+      <w:pPr>
+        <w:tabs>
+          <w:tab w:val="num" w:pos="3600"/>
+        </w:tabs>
+        <w:ind w:left="3600" w:hanging="360"/>
+      </w:pPr>
+      <w:rPr>
+        <w:rFonts w:ascii="Wingdings" w:hAnsi="Wingdings" w:hint="default"/>
+        <w:sz w:val="20"/>
+      </w:rPr>
+    </w:lvl>
+    <w:lvl w:ilvl="5" w:tentative="1">
+      <w:start w:val="1"/>
+      <w:numFmt w:val="bullet"/>
+      <w:lvlText w:val=""/>
+      <w:lvlJc w:val="left"/>
+      <w:pPr>
+        <w:tabs>
+          <w:tab w:val="num" w:pos="4320"/>
+        </w:tabs>
+        <w:ind w:left="4320" w:hanging="360"/>
+      </w:pPr>
+      <w:rPr>
+        <w:rFonts w:ascii="Wingdings" w:hAnsi="Wingdings" w:hint="default"/>
+        <w:sz w:val="20"/>
+      </w:rPr>
+    </w:lvl>
+    <w:lvl w:ilvl="6" w:tentative="1">
+      <w:start w:val="1"/>
+      <w:numFmt w:val="bullet"/>
+      <w:lvlText w:val=""/>
+      <w:lvlJc w:val="left"/>
+      <w:pPr>
+        <w:tabs>
+          <w:tab w:val="num" w:pos="5040"/>
+        </w:tabs>
+        <w:ind w:left="5040" w:hanging="360"/>
+      </w:pPr>
+      <w:rPr>
+        <w:rFonts w:ascii="Wingdings" w:hAnsi="Wingdings" w:hint="default"/>
+        <w:sz w:val="20"/>
+      </w:rPr>
+    </w:lvl>
+    <w:lvl w:ilvl="7" w:tentative="1">
+      <w:start w:val="1"/>
+      <w:numFmt w:val="bullet"/>
+      <w:lvlText w:val=""/>
+      <w:lvlJc w:val="left"/>
+      <w:pPr>
+        <w:tabs>
+          <w:tab w:val="num" w:pos="5760"/>
+        </w:tabs>
+        <w:ind w:left="5760" w:hanging="360"/>
+      </w:pPr>
+      <w:rPr>
+        <w:rFonts w:ascii="Wingdings" w:hAnsi="Wingdings" w:hint="default"/>
+        <w:sz w:val="20"/>
+      </w:rPr>
+    </w:lvl>
+    <w:lvl w:ilvl="8" w:tentative="1">
+      <w:start w:val="1"/>
+      <w:numFmt w:val="bullet"/>
+      <w:lvlText w:val=""/>
+      <w:lvlJc w:val="left"/>
+      <w:pPr>
+        <w:tabs>
+          <w:tab w:val="num" w:pos="6480"/>
+        </w:tabs>
+        <w:ind w:left="6480" w:hanging="360"/>
+      </w:pPr>
+      <w:rPr>
+        <w:rFonts w:ascii="Wingdings" w:hAnsi="Wingdings" w:hint="default"/>
+        <w:sz w:val="20"/>
+      </w:rPr>
+    </w:lvl>
+  </w:abstractNum>
   <w:num w:numId="1" w16cid:durableId="127357912">
     <w:abstractNumId w:val="4"/>
     <w:lvlOverride w:ilvl="0">
@@ -18719,6 +20402,9 @@
   </w:num>
   <w:num w:numId="11" w16cid:durableId="223223781">
     <w:abstractNumId w:val="3"/>
+  </w:num>
+  <w:num w:numId="12" w16cid:durableId="1858428271">
+    <w:abstractNumId w:val="8"/>
   </w:num>
 </w:numbering>
 </file>
@@ -19726,6 +21412,17 @@
       <w:szCs w:val="20"/>
     </w:rPr>
   </w:style>
+  <w:style w:type="paragraph" w:styleId="NormalWeb">
+    <w:name w:val="Normal (Web)"/>
+    <w:basedOn w:val="Normal"/>
+    <w:uiPriority w:val="99"/>
+    <w:semiHidden/>
+    <w:unhideWhenUsed/>
+    <w:rsid w:val="00721A03"/>
+    <w:rPr>
+      <w:rFonts w:ascii="Times New Roman" w:hAnsi="Times New Roman" w:cs="Times New Roman"/>
+    </w:rPr>
+  </w:style>
 </w:styles>
 </file>
 

--- a/Sistemas operativos practica 3.docx
+++ b/Sistemas operativos practica 3.docx
@@ -1668,7 +1668,7 @@
           <w:szCs w:val="20"/>
         </w:rPr>
         <w:drawing>
-          <wp:anchor distT="0" distB="0" distL="114300" distR="114300" simplePos="0" relativeHeight="251660288" behindDoc="0" locked="0" layoutInCell="1" allowOverlap="1" wp14:anchorId="26CB8897" wp14:editId="3F5020D3">
+          <wp:anchor distT="0" distB="0" distL="114300" distR="114300" simplePos="0" relativeHeight="251660288" behindDoc="0" locked="0" layoutInCell="1" allowOverlap="1" wp14:anchorId="26CB8897" wp14:editId="318229EB">
             <wp:simplePos x="0" y="0"/>
             <wp:positionH relativeFrom="margin">
               <wp:posOffset>16048</wp:posOffset>
@@ -9373,103 +9373,128 @@
     <w:p>
       <w:pPr>
         <w:pStyle w:val="Prrafodelista"/>
-        <w:numPr>
-          <w:ilvl w:val="0"/>
-          <w:numId w:val="11"/>
-        </w:numPr>
-        <w:spacing w:before="60" w:after="60" w:line="240" w:lineRule="auto"/>
-        <w:rPr>
-          <w:sz w:val="20"/>
-          <w:szCs w:val="20"/>
-        </w:rPr>
-      </w:pPr>
-      <w:r>
-        <w:rPr>
-          <w:rFonts w:ascii="Arial" w:eastAsia="Arial" w:hAnsi="Arial" w:cs="Arial"/>
-          <w:sz w:val="20"/>
-          <w:szCs w:val="20"/>
-        </w:rPr>
-        <w:t xml:space="preserve">Para cada dispositivo </w:t>
-      </w:r>
-      <w:proofErr w:type="spellStart"/>
-      <w:r>
-        <w:rPr>
-          <w:rFonts w:ascii="Arial" w:eastAsia="Arial" w:hAnsi="Arial" w:cs="Arial"/>
-          <w:sz w:val="20"/>
-          <w:szCs w:val="20"/>
-        </w:rPr>
-        <w:t>VirtIO</w:t>
-      </w:r>
-      <w:proofErr w:type="spellEnd"/>
-      <w:r>
-        <w:rPr>
-          <w:rFonts w:ascii="Arial" w:eastAsia="Arial" w:hAnsi="Arial" w:cs="Arial"/>
-          <w:sz w:val="20"/>
-          <w:szCs w:val="20"/>
-        </w:rPr>
-        <w:t xml:space="preserve"> identificado, ejecutar </w:t>
-      </w:r>
-      <w:proofErr w:type="spellStart"/>
-      <w:r>
-        <w:rPr>
-          <w:rFonts w:ascii="Arial" w:eastAsia="Arial" w:hAnsi="Arial" w:cs="Arial"/>
-          <w:sz w:val="20"/>
-          <w:szCs w:val="20"/>
-        </w:rPr>
-        <w:t>lsmod</w:t>
-      </w:r>
-      <w:proofErr w:type="spellEnd"/>
-      <w:r>
-        <w:rPr>
-          <w:rFonts w:ascii="Arial" w:eastAsia="Arial" w:hAnsi="Arial" w:cs="Arial"/>
-          <w:sz w:val="20"/>
-          <w:szCs w:val="20"/>
-        </w:rPr>
-        <w:t xml:space="preserve"> | grep </w:t>
-      </w:r>
-      <w:proofErr w:type="spellStart"/>
-      <w:r>
-        <w:rPr>
-          <w:rFonts w:ascii="Arial" w:eastAsia="Arial" w:hAnsi="Arial" w:cs="Arial"/>
-          <w:sz w:val="20"/>
-          <w:szCs w:val="20"/>
-        </w:rPr>
-        <w:t>virtio</w:t>
-      </w:r>
-      <w:proofErr w:type="spellEnd"/>
-      <w:r>
-        <w:rPr>
-          <w:rFonts w:ascii="Arial" w:eastAsia="Arial" w:hAnsi="Arial" w:cs="Arial"/>
-          <w:sz w:val="20"/>
-          <w:szCs w:val="20"/>
-        </w:rPr>
-        <w:t xml:space="preserve"> y </w:t>
-      </w:r>
-      <w:proofErr w:type="spellStart"/>
-      <w:r>
-        <w:rPr>
-          <w:rFonts w:ascii="Arial" w:eastAsia="Arial" w:hAnsi="Arial" w:cs="Arial"/>
-          <w:sz w:val="20"/>
-          <w:szCs w:val="20"/>
-        </w:rPr>
-        <w:t>modinfo</w:t>
-      </w:r>
-      <w:proofErr w:type="spellEnd"/>
-      <w:r>
-        <w:rPr>
-          <w:rFonts w:ascii="Arial" w:eastAsia="Arial" w:hAnsi="Arial" w:cs="Arial"/>
-          <w:sz w:val="20"/>
-          <w:szCs w:val="20"/>
-        </w:rPr>
-        <w:t xml:space="preserve"> del módulo correspondiente</w:t>
-      </w:r>
+        <w:spacing w:before="60" w:after="60" w:line="240" w:lineRule="auto"/>
+        <w:contextualSpacing w:val="0"/>
+        <w:rPr>
+          <w:rFonts w:ascii="Arial" w:eastAsia="Arial" w:hAnsi="Arial" w:cs="Arial"/>
+          <w:sz w:val="20"/>
+          <w:szCs w:val="20"/>
+        </w:rPr>
+      </w:pPr>
+      <w:r>
+        <w:rPr>
+          <w:rFonts w:ascii="Arial" w:eastAsia="Arial" w:hAnsi="Arial" w:cs="Arial"/>
+          <w:sz w:val="20"/>
+          <w:szCs w:val="20"/>
+        </w:rPr>
+        <w:t xml:space="preserve">10 </w:t>
+      </w:r>
+      <w:r>
+        <w:rPr>
+          <w:rFonts w:ascii="Arial" w:eastAsia="Arial" w:hAnsi="Arial" w:cs="Arial"/>
+          <w:sz w:val="20"/>
+          <w:szCs w:val="20"/>
+        </w:rPr>
+        <w:t>y</w:t>
+      </w:r>
+      <w:r>
+        <w:rPr>
+          <w:rFonts w:ascii="Arial" w:eastAsia="Arial" w:hAnsi="Arial" w:cs="Arial"/>
+          <w:sz w:val="20"/>
+          <w:szCs w:val="20"/>
+        </w:rPr>
+        <w:t xml:space="preserve"> </w:t>
+      </w:r>
+      <w:r>
+        <w:rPr>
+          <w:rFonts w:ascii="Arial" w:eastAsia="Arial" w:hAnsi="Arial" w:cs="Arial"/>
+          <w:sz w:val="20"/>
+          <w:szCs w:val="20"/>
+        </w:rPr>
+        <w:t>11 Al</w:t>
+      </w:r>
+      <w:r>
+        <w:rPr>
+          <w:rFonts w:ascii="Arial" w:eastAsia="Arial" w:hAnsi="Arial" w:cs="Arial"/>
+          <w:sz w:val="20"/>
+          <w:szCs w:val="20"/>
+        </w:rPr>
+        <w:t xml:space="preserve"> no poseer dispositivos </w:t>
+      </w:r>
+      <w:proofErr w:type="spellStart"/>
+      <w:proofErr w:type="gramStart"/>
+      <w:r>
+        <w:rPr>
+          <w:rFonts w:ascii="Arial" w:eastAsia="Arial" w:hAnsi="Arial" w:cs="Arial"/>
+          <w:sz w:val="20"/>
+          <w:szCs w:val="20"/>
+        </w:rPr>
+        <w:t>virtlo</w:t>
+      </w:r>
+      <w:proofErr w:type="spellEnd"/>
+      <w:r>
+        <w:rPr>
+          <w:rFonts w:ascii="Arial" w:eastAsia="Arial" w:hAnsi="Arial" w:cs="Arial"/>
+          <w:sz w:val="20"/>
+          <w:szCs w:val="20"/>
+        </w:rPr>
+        <w:t>(</w:t>
+      </w:r>
+      <w:proofErr w:type="spellStart"/>
+      <w:proofErr w:type="gramEnd"/>
+      <w:r>
+        <w:rPr>
+          <w:rFonts w:ascii="Arial" w:eastAsia="Arial" w:hAnsi="Arial" w:cs="Arial"/>
+          <w:sz w:val="20"/>
+          <w:szCs w:val="20"/>
+        </w:rPr>
+        <w:t>Paravirtualizados</w:t>
+      </w:r>
+      <w:proofErr w:type="spellEnd"/>
+      <w:r>
+        <w:rPr>
+          <w:rFonts w:ascii="Arial" w:eastAsia="Arial" w:hAnsi="Arial" w:cs="Arial"/>
+          <w:sz w:val="20"/>
+          <w:szCs w:val="20"/>
+        </w:rPr>
+        <w:t xml:space="preserve">) no se puede responder las </w:t>
+      </w:r>
+      <w:r>
+        <w:rPr>
+          <w:rFonts w:ascii="Arial" w:eastAsia="Arial" w:hAnsi="Arial" w:cs="Arial"/>
+          <w:sz w:val="20"/>
+          <w:szCs w:val="20"/>
+        </w:rPr>
+        <w:t>2</w:t>
+      </w:r>
+      <w:proofErr w:type="gramStart"/>
+      <w:r>
+        <w:rPr>
+          <w:rFonts w:ascii="Arial" w:eastAsia="Arial" w:hAnsi="Arial" w:cs="Arial"/>
+          <w:sz w:val="20"/>
+          <w:szCs w:val="20"/>
+        </w:rPr>
+        <w:t>preguntas .</w:t>
+      </w:r>
+      <w:proofErr w:type="gramEnd"/>
+    </w:p>
+    <w:p>
+      <w:pPr>
+        <w:pStyle w:val="Prrafodelista"/>
+        <w:spacing w:before="60" w:after="60" w:line="240" w:lineRule="auto"/>
+        <w:contextualSpacing w:val="0"/>
+        <w:rPr>
+          <w:sz w:val="20"/>
+          <w:szCs w:val="20"/>
+        </w:rPr>
+      </w:pPr>
     </w:p>
     <w:p>
       <w:pPr>
         <w:pStyle w:val="Prrafodelista"/>
         <w:numPr>
           <w:ilvl w:val="0"/>
-          <w:numId w:val="11"/>
+          <w:numId w:val="13"/>
         </w:numPr>
         <w:spacing w:before="60" w:after="60" w:line="240" w:lineRule="auto"/>
         <w:rPr>
@@ -9483,83 +9508,6 @@
           <w:sz w:val="20"/>
           <w:szCs w:val="20"/>
         </w:rPr>
-        <w:t xml:space="preserve">Comparar en </w:t>
-      </w:r>
-      <w:proofErr w:type="spellStart"/>
-      <w:r>
-        <w:rPr>
-          <w:rFonts w:ascii="Arial" w:eastAsia="Arial" w:hAnsi="Arial" w:cs="Arial"/>
-          <w:sz w:val="20"/>
-          <w:szCs w:val="20"/>
-        </w:rPr>
-        <w:t>dmesg</w:t>
-      </w:r>
-      <w:proofErr w:type="spellEnd"/>
-      <w:r>
-        <w:rPr>
-          <w:rFonts w:ascii="Arial" w:eastAsia="Arial" w:hAnsi="Arial" w:cs="Arial"/>
-          <w:sz w:val="20"/>
-          <w:szCs w:val="20"/>
-        </w:rPr>
-        <w:t xml:space="preserve"> los mensajes de inicialización de un dispositivo emulado vs uno </w:t>
-      </w:r>
-      <w:proofErr w:type="spellStart"/>
-      <w:r>
-        <w:rPr>
-          <w:rFonts w:ascii="Arial" w:eastAsia="Arial" w:hAnsi="Arial" w:cs="Arial"/>
-          <w:sz w:val="20"/>
-          <w:szCs w:val="20"/>
-        </w:rPr>
-        <w:t>VirtIO</w:t>
-      </w:r>
-      <w:proofErr w:type="spellEnd"/>
-      <w:r>
-        <w:rPr>
-          <w:rFonts w:ascii="Arial" w:eastAsia="Arial" w:hAnsi="Arial" w:cs="Arial"/>
-          <w:sz w:val="20"/>
-          <w:szCs w:val="20"/>
-        </w:rPr>
-        <w:t xml:space="preserve">. ¿Cuál genera más líneas? ¿Qué implica eso sobre el </w:t>
-      </w:r>
-      <w:proofErr w:type="spellStart"/>
-      <w:r>
-        <w:rPr>
-          <w:rFonts w:ascii="Arial" w:eastAsia="Arial" w:hAnsi="Arial" w:cs="Arial"/>
-          <w:sz w:val="20"/>
-          <w:szCs w:val="20"/>
-        </w:rPr>
-        <w:t>overhead</w:t>
-      </w:r>
-      <w:proofErr w:type="spellEnd"/>
-      <w:r>
-        <w:rPr>
-          <w:rFonts w:ascii="Arial" w:eastAsia="Arial" w:hAnsi="Arial" w:cs="Arial"/>
-          <w:sz w:val="20"/>
-          <w:szCs w:val="20"/>
-        </w:rPr>
-        <w:t xml:space="preserve"> de la emulación completa?</w:t>
-      </w:r>
-    </w:p>
-    <w:p>
-      <w:pPr>
-        <w:pStyle w:val="Prrafodelista"/>
-        <w:numPr>
-          <w:ilvl w:val="0"/>
-          <w:numId w:val="11"/>
-        </w:numPr>
-        <w:spacing w:before="60" w:after="60" w:line="240" w:lineRule="auto"/>
-        <w:contextualSpacing w:val="0"/>
-        <w:rPr>
-          <w:sz w:val="20"/>
-          <w:szCs w:val="20"/>
-        </w:rPr>
-      </w:pPr>
-      <w:r>
-        <w:rPr>
-          <w:rFonts w:ascii="Arial" w:eastAsia="Arial" w:hAnsi="Arial" w:cs="Arial"/>
-          <w:sz w:val="20"/>
-          <w:szCs w:val="20"/>
-        </w:rPr>
         <w:t xml:space="preserve">Explicar con evidencia propia del laboratorio: ¿por qué la </w:t>
       </w:r>
       <w:proofErr w:type="spellStart"/>
@@ -9583,59 +9531,135 @@
     </w:p>
     <w:p>
       <w:pPr>
-        <w:pStyle w:val="Prrafodelista"/>
-        <w:spacing w:before="60" w:after="60" w:line="240" w:lineRule="auto"/>
-        <w:contextualSpacing w:val="0"/>
-        <w:rPr>
-          <w:sz w:val="20"/>
-          <w:szCs w:val="20"/>
-        </w:rPr>
-      </w:pPr>
-      <w:r>
-        <w:rPr>
-          <w:rFonts w:ascii="Arial" w:eastAsia="Arial" w:hAnsi="Arial" w:cs="Arial"/>
-          <w:sz w:val="20"/>
-          <w:szCs w:val="20"/>
-        </w:rPr>
-        <w:t xml:space="preserve">Al no poseer dispositivos </w:t>
-      </w:r>
-      <w:proofErr w:type="spellStart"/>
-      <w:proofErr w:type="gramStart"/>
-      <w:r>
-        <w:rPr>
-          <w:rFonts w:ascii="Arial" w:eastAsia="Arial" w:hAnsi="Arial" w:cs="Arial"/>
-          <w:sz w:val="20"/>
-          <w:szCs w:val="20"/>
-        </w:rPr>
-        <w:t>virtlo</w:t>
-      </w:r>
-      <w:proofErr w:type="spellEnd"/>
-      <w:r>
-        <w:rPr>
-          <w:rFonts w:ascii="Arial" w:eastAsia="Arial" w:hAnsi="Arial" w:cs="Arial"/>
-          <w:sz w:val="20"/>
-          <w:szCs w:val="20"/>
-        </w:rPr>
-        <w:t>(</w:t>
-      </w:r>
-      <w:proofErr w:type="spellStart"/>
-      <w:proofErr w:type="gramEnd"/>
-      <w:r>
-        <w:rPr>
-          <w:rFonts w:ascii="Arial" w:eastAsia="Arial" w:hAnsi="Arial" w:cs="Arial"/>
-          <w:sz w:val="20"/>
-          <w:szCs w:val="20"/>
-        </w:rPr>
-        <w:t>Paravirtualizados</w:t>
-      </w:r>
-      <w:proofErr w:type="spellEnd"/>
-      <w:r>
-        <w:rPr>
-          <w:rFonts w:ascii="Arial" w:eastAsia="Arial" w:hAnsi="Arial" w:cs="Arial"/>
-          <w:sz w:val="20"/>
-          <w:szCs w:val="20"/>
-        </w:rPr>
-        <w:t>) no se puede responder las 3 preguntas anteriores.</w:t>
+        <w:spacing w:before="60" w:after="60" w:line="240" w:lineRule="auto"/>
+        <w:ind w:left="360"/>
+        <w:rPr>
+          <w:sz w:val="20"/>
+          <w:szCs w:val="20"/>
+        </w:rPr>
+      </w:pPr>
+      <w:r>
+        <w:rPr>
+          <w:rFonts w:ascii="Arial" w:eastAsia="Arial" w:hAnsi="Arial" w:cs="Arial"/>
+          <w:sz w:val="20"/>
+          <w:szCs w:val="20"/>
+        </w:rPr>
+        <w:t xml:space="preserve"> </w:t>
+      </w:r>
+      <w:r>
+        <w:rPr>
+          <w:rFonts w:ascii="Arial" w:eastAsia="Arial" w:hAnsi="Arial" w:cs="Arial"/>
+          <w:sz w:val="20"/>
+          <w:szCs w:val="20"/>
+        </w:rPr>
+        <w:t>En la emulación completa (o virtualización</w:t>
+      </w:r>
+      <w:r>
+        <w:rPr>
+          <w:rFonts w:ascii="Arial" w:eastAsia="Arial" w:hAnsi="Arial" w:cs="Arial"/>
+          <w:sz w:val="20"/>
+          <w:szCs w:val="20"/>
+        </w:rPr>
+        <w:t>)</w:t>
+      </w:r>
+      <w:r>
+        <w:rPr>
+          <w:rFonts w:ascii="Arial" w:eastAsia="Arial" w:hAnsi="Arial" w:cs="Arial"/>
+          <w:sz w:val="20"/>
+          <w:szCs w:val="20"/>
+        </w:rPr>
+        <w:t>, el sistema operativo huésped no sabe que está corriendo en una máquina virtual. Cree que interactúa con componentes de hardware físicos y reales</w:t>
+      </w:r>
+      <w:r>
+        <w:rPr>
+          <w:rFonts w:ascii="Arial" w:eastAsia="Arial" w:hAnsi="Arial" w:cs="Arial"/>
+          <w:sz w:val="20"/>
+          <w:szCs w:val="20"/>
+        </w:rPr>
+        <w:t>,</w:t>
+      </w:r>
+      <w:r>
+        <w:t xml:space="preserve"> </w:t>
+      </w:r>
+      <w:r>
+        <w:rPr>
+          <w:rFonts w:ascii="Arial" w:eastAsia="Arial" w:hAnsi="Arial" w:cs="Arial"/>
+          <w:sz w:val="20"/>
+          <w:szCs w:val="20"/>
+        </w:rPr>
+        <w:t xml:space="preserve">VGA compatible </w:t>
+      </w:r>
+      <w:proofErr w:type="spellStart"/>
+      <w:r>
+        <w:rPr>
+          <w:rFonts w:ascii="Arial" w:eastAsia="Arial" w:hAnsi="Arial" w:cs="Arial"/>
+          <w:sz w:val="20"/>
+          <w:szCs w:val="20"/>
+        </w:rPr>
+        <w:t>controller</w:t>
+      </w:r>
+      <w:proofErr w:type="spellEnd"/>
+      <w:r>
+        <w:rPr>
+          <w:rFonts w:ascii="Arial" w:eastAsia="Arial" w:hAnsi="Arial" w:cs="Arial"/>
+          <w:sz w:val="20"/>
+          <w:szCs w:val="20"/>
+        </w:rPr>
+        <w:t xml:space="preserve">: VMware SVGA II </w:t>
+      </w:r>
+      <w:proofErr w:type="spellStart"/>
+      <w:r>
+        <w:rPr>
+          <w:rFonts w:ascii="Arial" w:eastAsia="Arial" w:hAnsi="Arial" w:cs="Arial"/>
+          <w:sz w:val="20"/>
+          <w:szCs w:val="20"/>
+        </w:rPr>
+        <w:t>Adapter</w:t>
+      </w:r>
+      <w:proofErr w:type="spellEnd"/>
+      <w:r>
+        <w:rPr>
+          <w:rFonts w:ascii="Arial" w:eastAsia="Arial" w:hAnsi="Arial" w:cs="Arial"/>
+          <w:sz w:val="20"/>
+          <w:szCs w:val="20"/>
+        </w:rPr>
+        <w:t xml:space="preserve"> es un chip de video que </w:t>
+      </w:r>
+      <w:proofErr w:type="spellStart"/>
+      <w:r>
+        <w:rPr>
+          <w:rFonts w:ascii="Arial" w:eastAsia="Arial" w:hAnsi="Arial" w:cs="Arial"/>
+          <w:sz w:val="20"/>
+          <w:szCs w:val="20"/>
+        </w:rPr>
+        <w:t>nuesta</w:t>
+      </w:r>
+      <w:proofErr w:type="spellEnd"/>
+      <w:r>
+        <w:rPr>
+          <w:rFonts w:ascii="Arial" w:eastAsia="Arial" w:hAnsi="Arial" w:cs="Arial"/>
+          <w:sz w:val="20"/>
+          <w:szCs w:val="20"/>
+        </w:rPr>
+        <w:t xml:space="preserve"> </w:t>
+      </w:r>
+      <w:proofErr w:type="spellStart"/>
+      <w:r>
+        <w:rPr>
+          <w:rFonts w:ascii="Arial" w:eastAsia="Arial" w:hAnsi="Arial" w:cs="Arial"/>
+          <w:sz w:val="20"/>
+          <w:szCs w:val="20"/>
+        </w:rPr>
+        <w:t>vm</w:t>
+      </w:r>
+      <w:proofErr w:type="spellEnd"/>
+      <w:r>
+        <w:rPr>
+          <w:rFonts w:ascii="Arial" w:eastAsia="Arial" w:hAnsi="Arial" w:cs="Arial"/>
+          <w:sz w:val="20"/>
+          <w:szCs w:val="20"/>
+        </w:rPr>
+        <w:t xml:space="preserve"> piensa que tiene, cuando en verdad lo que tiene es un código emulándolo.</w:t>
       </w:r>
     </w:p>
     <w:p>
@@ -14043,7 +14067,7 @@
           <w:noProof/>
         </w:rPr>
         <w:drawing>
-          <wp:anchor distT="0" distB="0" distL="114300" distR="114300" simplePos="0" relativeHeight="251693056" behindDoc="0" locked="0" layoutInCell="1" allowOverlap="1" wp14:anchorId="569B6F48" wp14:editId="0FF82FD8">
+          <wp:anchor distT="0" distB="0" distL="114300" distR="114300" simplePos="0" relativeHeight="251693056" behindDoc="0" locked="0" layoutInCell="1" allowOverlap="1" wp14:anchorId="569B6F48" wp14:editId="51E3F6DC">
             <wp:simplePos x="0" y="0"/>
             <wp:positionH relativeFrom="margin">
               <wp:align>right</wp:align>
@@ -14792,7 +14816,7 @@
         </w:rPr>
         <w:lastRenderedPageBreak/>
         <w:drawing>
-          <wp:anchor distT="0" distB="0" distL="114300" distR="114300" simplePos="0" relativeHeight="251696128" behindDoc="0" locked="0" layoutInCell="1" allowOverlap="1" wp14:anchorId="06651371" wp14:editId="0F50206A">
+          <wp:anchor distT="0" distB="0" distL="114300" distR="114300" simplePos="0" relativeHeight="251696128" behindDoc="0" locked="0" layoutInCell="1" allowOverlap="1" wp14:anchorId="06651371" wp14:editId="6F3B52CA">
             <wp:simplePos x="0" y="0"/>
             <wp:positionH relativeFrom="margin">
               <wp:align>center</wp:align>
@@ -18326,7 +18350,18 @@
           <w:sz w:val="22"/>
           <w:szCs w:val="22"/>
         </w:rPr>
-        <w:t>Pregunta Integradora — responder en el informe (mínimo 200 palabras con evidencia del laboratorio):</w:t>
+        <w:t xml:space="preserve">Pregunta Integradora </w:t>
+      </w:r>
+      <w:r>
+        <w:rPr>
+          <w:rFonts w:ascii="Arial" w:eastAsia="Arial" w:hAnsi="Arial" w:cs="Arial"/>
+          <w:b/>
+          <w:bCs/>
+          <w:color w:val="B7950B"/>
+          <w:sz w:val="22"/>
+          <w:szCs w:val="22"/>
+        </w:rPr>
+        <w:t>— responder en el informe (mínimo 200 palabras con evidencia del laboratorio):</w:t>
       </w:r>
     </w:p>
     <w:p>
@@ -19241,6 +19276,14 @@
           <w:szCs w:val="20"/>
         </w:rPr>
         <w:t>.</w:t>
+      </w:r>
+      <w:r>
+        <w:rPr>
+          <w:rFonts w:ascii="Arial" w:hAnsi="Arial" w:cs="Arial"/>
+          <w:sz w:val="20"/>
+          <w:szCs w:val="20"/>
+        </w:rPr>
+        <w:t xml:space="preserve"> En nuestro caso la pausa no sucedió debido a que existía suficiente entropía.</w:t>
       </w:r>
     </w:p>
     <w:p>
@@ -20156,6 +20199,95 @@
     </w:lvl>
   </w:abstractNum>
   <w:abstractNum w:abstractNumId="7" w15:restartNumberingAfterBreak="0">
+    <w:nsid w:val="6E690E46"/>
+    <w:multiLevelType w:val="hybridMultilevel"/>
+    <w:tmpl w:val="253486F4"/>
+    <w:lvl w:ilvl="0" w:tplc="ED4AF22C">
+      <w:start w:val="12"/>
+      <w:numFmt w:val="decimal"/>
+      <w:lvlText w:val="%1"/>
+      <w:lvlJc w:val="left"/>
+      <w:pPr>
+        <w:ind w:left="720" w:hanging="360"/>
+      </w:pPr>
+      <w:rPr>
+        <w:rFonts w:ascii="Arial" w:eastAsia="Arial" w:hAnsi="Arial" w:cs="Arial" w:hint="default"/>
+      </w:rPr>
+    </w:lvl>
+    <w:lvl w:ilvl="1" w:tplc="200A0019" w:tentative="1">
+      <w:start w:val="1"/>
+      <w:numFmt w:val="lowerLetter"/>
+      <w:lvlText w:val="%2."/>
+      <w:lvlJc w:val="left"/>
+      <w:pPr>
+        <w:ind w:left="1440" w:hanging="360"/>
+      </w:pPr>
+    </w:lvl>
+    <w:lvl w:ilvl="2" w:tplc="200A001B" w:tentative="1">
+      <w:start w:val="1"/>
+      <w:numFmt w:val="lowerRoman"/>
+      <w:lvlText w:val="%3."/>
+      <w:lvlJc w:val="right"/>
+      <w:pPr>
+        <w:ind w:left="2160" w:hanging="180"/>
+      </w:pPr>
+    </w:lvl>
+    <w:lvl w:ilvl="3" w:tplc="200A000F" w:tentative="1">
+      <w:start w:val="1"/>
+      <w:numFmt w:val="decimal"/>
+      <w:lvlText w:val="%4."/>
+      <w:lvlJc w:val="left"/>
+      <w:pPr>
+        <w:ind w:left="2880" w:hanging="360"/>
+      </w:pPr>
+    </w:lvl>
+    <w:lvl w:ilvl="4" w:tplc="200A0019" w:tentative="1">
+      <w:start w:val="1"/>
+      <w:numFmt w:val="lowerLetter"/>
+      <w:lvlText w:val="%5."/>
+      <w:lvlJc w:val="left"/>
+      <w:pPr>
+        <w:ind w:left="3600" w:hanging="360"/>
+      </w:pPr>
+    </w:lvl>
+    <w:lvl w:ilvl="5" w:tplc="200A001B" w:tentative="1">
+      <w:start w:val="1"/>
+      <w:numFmt w:val="lowerRoman"/>
+      <w:lvlText w:val="%6."/>
+      <w:lvlJc w:val="right"/>
+      <w:pPr>
+        <w:ind w:left="4320" w:hanging="180"/>
+      </w:pPr>
+    </w:lvl>
+    <w:lvl w:ilvl="6" w:tplc="200A000F" w:tentative="1">
+      <w:start w:val="1"/>
+      <w:numFmt w:val="decimal"/>
+      <w:lvlText w:val="%7."/>
+      <w:lvlJc w:val="left"/>
+      <w:pPr>
+        <w:ind w:left="5040" w:hanging="360"/>
+      </w:pPr>
+    </w:lvl>
+    <w:lvl w:ilvl="7" w:tplc="200A0019" w:tentative="1">
+      <w:start w:val="1"/>
+      <w:numFmt w:val="lowerLetter"/>
+      <w:lvlText w:val="%8."/>
+      <w:lvlJc w:val="left"/>
+      <w:pPr>
+        <w:ind w:left="5760" w:hanging="360"/>
+      </w:pPr>
+    </w:lvl>
+    <w:lvl w:ilvl="8" w:tplc="200A001B" w:tentative="1">
+      <w:start w:val="1"/>
+      <w:numFmt w:val="lowerRoman"/>
+      <w:lvlText w:val="%9."/>
+      <w:lvlJc w:val="right"/>
+      <w:pPr>
+        <w:ind w:left="6480" w:hanging="180"/>
+      </w:pPr>
+    </w:lvl>
+  </w:abstractNum>
+  <w:abstractNum w:abstractNumId="8" w15:restartNumberingAfterBreak="0">
     <w:nsid w:val="74F93EE6"/>
     <w:multiLevelType w:val="hybridMultilevel"/>
     <w:tmpl w:val="958C9B42"/>
@@ -20209,7 +20341,7 @@
       <w:lvlJc w:val="left"/>
     </w:lvl>
   </w:abstractNum>
-  <w:abstractNum w:abstractNumId="8" w15:restartNumberingAfterBreak="0">
+  <w:abstractNum w:abstractNumId="9" w15:restartNumberingAfterBreak="0">
     <w:nsid w:val="7BFE0911"/>
     <w:multiLevelType w:val="multilevel"/>
     <w:tmpl w:val="F20441F6"/>
@@ -20377,13 +20509,13 @@
     <w:abstractNumId w:val="2"/>
   </w:num>
   <w:num w:numId="5" w16cid:durableId="1770732147">
-    <w:abstractNumId w:val="7"/>
+    <w:abstractNumId w:val="8"/>
     <w:lvlOverride w:ilvl="0">
       <w:startOverride w:val="1"/>
     </w:lvlOverride>
   </w:num>
   <w:num w:numId="6" w16cid:durableId="1468664363">
-    <w:abstractNumId w:val="7"/>
+    <w:abstractNumId w:val="8"/>
   </w:num>
   <w:num w:numId="7" w16cid:durableId="1266769754">
     <w:abstractNumId w:val="6"/>
@@ -20404,7 +20536,10 @@
     <w:abstractNumId w:val="3"/>
   </w:num>
   <w:num w:numId="12" w16cid:durableId="1858428271">
-    <w:abstractNumId w:val="8"/>
+    <w:abstractNumId w:val="9"/>
+  </w:num>
+  <w:num w:numId="13" w16cid:durableId="2077313401">
+    <w:abstractNumId w:val="7"/>
   </w:num>
 </w:numbering>
 </file>
@@ -21013,6 +21148,7 @@
   <w:style w:type="character" w:default="1" w:styleId="Fuentedeprrafopredeter">
     <w:name w:val="Default Paragraph Font"/>
     <w:uiPriority w:val="1"/>
+    <w:semiHidden/>
     <w:unhideWhenUsed/>
   </w:style>
   <w:style w:type="table" w:default="1" w:styleId="Tablanormal">
